--- a/plantillas_maestras/05_soat_y_afocat/negativa_cobertura/1_ddo_aseguradora/varon/TPL_0921_2025_SOAT_Y_AFOCAT_NEGATIVA_COBERTURA_ASEGURADORA_VARON_R1.docx
+++ b/plantillas_maestras/05_soat_y_afocat/negativa_cobertura/1_ddo_aseguradora/varon/TPL_0921_2025_SOAT_Y_AFOCAT_NEGATIVA_COBERTURA_ASEGURADORA_VARON_R1.docx
@@ -325,7 +325,7 @@
           <w14:ligatures w14:val="none"/>
         </w:rPr>
         <w:tab/>
-        <w:t xml:space="preserve">:       </w:t>
+        <w:t xml:space="preserve">: </w:t>
       </w:r>
       <w:r>
         <w:rPr>
@@ -768,7 +768,7 @@
           <w:lang w:val="es-ES" w:eastAsia="es-ES"/>
           <w14:ligatures w14:val="none"/>
         </w:rPr>
-        <w:t>ntas infracciones a la Ley N°29571, Código de Protección y Defensa del Consumidor (en adelante, Código)</w:t>
+        <w:t>ntas infracciones a la Ley 29571, Código de Protección y Defensa del Consumidor (en adelante, Código)</w:t>
       </w:r>
       <w:r>
         <w:rPr>
@@ -2783,7 +2783,7 @@
           <w:lang w:eastAsia="es-ES"/>
           <w14:ligatures w14:val="none"/>
         </w:rPr>
-        <w:t>N°</w:t>
+        <w:t/>
       </w:r>
       <w:proofErr w:type="spellEnd"/>
       <w:r>
@@ -2910,7 +2910,7 @@
           <w:lang w:eastAsia="es-PE"/>
           <w14:ligatures w14:val="none"/>
         </w:rPr>
-        <w:t xml:space="preserve">Secretaría Técnica de la Comisión de Protección al Consumidor N°1 (en </w:t>
+        <w:t xml:space="preserve">Secretaría Técnica de la Comisión de Protección al Consumidor 1 (en </w:t>
       </w:r>
       <w:r>
         <w:rPr>
@@ -2997,7 +2997,7 @@
           <w:lang w:eastAsia="es-PE"/>
           <w14:ligatures w14:val="none"/>
         </w:rPr>
-        <w:t>°</w:t>
+        <w:t/>
       </w:r>
       <w:r>
         <w:rPr>
@@ -3015,7 +3015,7 @@
           <w:lang w:eastAsia="es-PE"/>
           <w14:ligatures w14:val="none"/>
         </w:rPr>
-        <w:t>°</w:t>
+        <w:t/>
       </w:r>
       <w:r>
         <w:rPr>
@@ -3275,7 +3275,7 @@
           <w:lang w:val="es-ES" w:eastAsia="es-ES"/>
           <w14:ligatures w14:val="none"/>
         </w:rPr>
-        <w:t>N°</w:t>
+        <w:t/>
       </w:r>
       <w:r>
         <w:rPr>
@@ -3365,7 +3365,7 @@
           <w:lang w:eastAsia="es-PE"/>
           <w14:ligatures w14:val="none"/>
         </w:rPr>
-        <w:t xml:space="preserve">RESOLUCIÓN DE LA SECRETARÍA TÉCNICA  </w:t>
+        <w:t xml:space="preserve">RESOLUCIÓN DE LA SECRETARÍA TÉCNICA </w:t>
       </w:r>
     </w:p>
     <w:p>
@@ -3590,7 +3590,7 @@
           <w:lang w:eastAsia="es-PE"/>
           <w14:ligatures w14:val="none"/>
         </w:rPr>
-        <w:t>°</w:t>
+        <w:t/>
       </w:r>
       <w:r>
         <w:rPr>
@@ -3601,7 +3601,7 @@
           <w:lang w:eastAsia="es-PE"/>
           <w14:ligatures w14:val="none"/>
         </w:rPr>
-        <w:t xml:space="preserve"> y 19° de la Ley 29571, Código de Protección y Defensa del Consumidor, </w:t>
+        <w:t xml:space="preserve"> y 19 de la Ley 29571, Código de Protección y Defensa del Consumidor, </w:t>
       </w:r>
       <w:r>
         <w:rPr>
@@ -3980,7 +3980,7 @@
           <w:lang w:eastAsia="es-PE"/>
           <w14:ligatures w14:val="none"/>
         </w:rPr>
-        <w:t>°</w:t>
+        <w:t/>
       </w:r>
       <w:r>
         <w:rPr>
@@ -4058,7 +4058,7 @@
           <w:lang w:eastAsia="es-PE"/>
           <w14:ligatures w14:val="none"/>
         </w:rPr>
-        <w:t>°</w:t>
+        <w:t/>
       </w:r>
       <w:r>
         <w:rPr>
@@ -4247,7 +4247,7 @@
           <w:lang w:eastAsia="es-PE"/>
           <w14:ligatures w14:val="none"/>
         </w:rPr>
-        <w:t>°</w:t>
+        <w:t/>
       </w:r>
       <w:r>
         <w:rPr>
@@ -4477,7 +4477,7 @@
           <w:lang w:val="es-ES" w:eastAsia="es-ES"/>
           <w14:ligatures w14:val="none"/>
         </w:rPr>
-        <w:t>N°</w:t>
+        <w:t/>
       </w:r>
       <w:r>
         <w:rPr>
@@ -4586,7 +4586,7 @@
           <w:lang w:eastAsia="es-PE"/>
           <w14:ligatures w14:val="none"/>
         </w:rPr>
-        <w:t>°</w:t>
+        <w:t/>
       </w:r>
       <w:r>
         <w:rPr>
@@ -4627,7 +4627,7 @@
           <w:lang w:eastAsia="es-PE"/>
           <w14:ligatures w14:val="none"/>
         </w:rPr>
-        <w:t>°</w:t>
+        <w:t/>
       </w:r>
       <w:r>
         <w:rPr>
@@ -4647,7 +4647,7 @@
           <w:lang w:eastAsia="es-PE"/>
           <w14:ligatures w14:val="none"/>
         </w:rPr>
-        <w:t>°</w:t>
+        <w:t/>
       </w:r>
       <w:r>
         <w:rPr>
@@ -4667,7 +4667,7 @@
           <w:lang w:eastAsia="es-PE"/>
           <w14:ligatures w14:val="none"/>
         </w:rPr>
-        <w:t>°</w:t>
+        <w:t/>
       </w:r>
       <w:r>
         <w:rPr>
@@ -4720,7 +4720,7 @@
           <w:lang w:eastAsia="es-PE"/>
           <w14:ligatures w14:val="none"/>
         </w:rPr>
-        <w:t>°</w:t>
+        <w:t/>
       </w:r>
       <w:r>
         <w:rPr>
@@ -4811,7 +4811,7 @@
           <w:lang w:eastAsia="es-PE"/>
           <w14:ligatures w14:val="none"/>
         </w:rPr>
-        <w:t>°</w:t>
+        <w:t/>
       </w:r>
       <w:r>
         <w:rPr>
@@ -4885,7 +4885,7 @@
           <w:lang w:eastAsia="es-PE"/>
           <w14:ligatures w14:val="none"/>
         </w:rPr>
-        <w:t>°</w:t>
+        <w:t/>
       </w:r>
       <w:r>
         <w:rPr>
@@ -4893,7 +4893,7 @@
           <w:kern w:val="0"/>
           <w14:ligatures w14:val="none"/>
         </w:rPr>
-        <w:t xml:space="preserve"> del Decreto Legislativo N° 807</w:t>
+        <w:t xml:space="preserve"> del Decreto Legislativo 807</w:t>
       </w:r>
       <w:r>
         <w:rPr>
@@ -5159,7 +5159,7 @@
           <w:lang w:eastAsia="es-PE"/>
           <w14:ligatures w14:val="none"/>
         </w:rPr>
-        <w:t>°</w:t>
+        <w:t/>
       </w:r>
       <w:r>
         <w:rPr>
@@ -5176,7 +5176,7 @@
           <w:lang w:eastAsia="es-PE"/>
           <w14:ligatures w14:val="none"/>
         </w:rPr>
-        <w:t>°</w:t>
+        <w:t/>
       </w:r>
       <w:r>
         <w:rPr>
@@ -5480,7 +5480,7 @@
           <w:kern w:val="0"/>
           <w14:ligatures w14:val="none"/>
         </w:rPr>
-        <w:t> Protección al Consumidor N° 1</w:t>
+        <w:t> Protección al Consumidor 1</w:t>
       </w:r>
     </w:p>
     <w:p>
@@ -5671,7 +5671,7 @@
           <w:sz w:val="16"/>
           <w:szCs w:val="16"/>
         </w:rPr>
-        <w:t xml:space="preserve">Denuncia remitida a esta Comisión mediante MEMORANDUM N° </w:t>
+        <w:t xml:space="preserve">Denuncia remitida a esta Comisión mediante MEMORANDUM </w:t>
       </w:r>
       <w:r>
         <w:rPr>
@@ -5862,7 +5862,7 @@
           <w:sz w:val="16"/>
           <w:szCs w:val="16"/>
         </w:rPr>
-        <w:t xml:space="preserve">  </w:t>
+        <w:t xml:space="preserve"> </w:t>
       </w:r>
       <w:r>
         <w:rPr>
@@ -5880,7 +5880,7 @@
           <w:sz w:val="16"/>
           <w:szCs w:val="16"/>
         </w:rPr>
-        <w:t xml:space="preserve">LEY N° 29571, CÓDIGO DE PROTECCIÓN Y DEFENSA DEL CONSUMIDOR, publicado el 2 de setiembre de 2010 y modificado por Decreto Legislativo N° 1308 </w:t>
+        <w:t xml:space="preserve">LEY 29571, CÓDIGO DE PROTECCIÓN Y DEFENSA DEL CONSUMIDOR, publicado el 2 de setiembre de 2010 y modificado por Decreto Legislativo 1308 </w:t>
       </w:r>
     </w:p>
     <w:p>
@@ -5932,7 +5932,7 @@
           <w:szCs w:val="16"/>
         </w:rPr>
         <w:tab/>
-        <w:t xml:space="preserve">El Instituto Nacional de Defensa de la Competencia y de la Protección de la Propiedad Intelectual (Indecopi) es la autoridad con competencia primaria y de alcance nacional para conocer las presuntas infracciones a las disposiciones contenidas en el presente Código, así como para imponer las sanciones y medidas correctivas establecidas en el presente capítulo, conforme al Decreto Legislativo N° 1033, Ley de Organización y Funciones del Indecopi. Dicha competencia solo puede ser negada cuando ella haya sido asignada o se asigne a favor de otro organismo por norma expresa con rango de ley. </w:t>
+        <w:t xml:space="preserve">El Instituto Nacional de Defensa de la Competencia y de la Protección de la Propiedad Intelectual (Indecopi) es la autoridad con competencia primaria y de alcance nacional para conocer las presuntas infracciones a las disposiciones contenidas en el presente Código, así como para imponer las sanciones y medidas correctivas establecidas en el presente capítulo, conforme al Decreto Legislativo 1033, Ley de Organización y Funciones del Indecopi. Dicha competencia solo puede ser negada cuando ella haya sido asignada o se asigne a favor de otro organismo por norma expresa con rango de ley. </w:t>
       </w:r>
     </w:p>
     <w:p>
@@ -6006,7 +6006,7 @@
           <w:sz w:val="16"/>
           <w:szCs w:val="16"/>
         </w:rPr>
-        <w:t xml:space="preserve">LEY DE ORGANIZACIÓN Y FUNCIONES DEL INDECOPI, APROBADA POR DECRETO LEGISLATIVO N° 1033 </w:t>
+        <w:t xml:space="preserve">LEY DE ORGANIZACIÓN Y FUNCIONES DEL INDECOPI, APROBADA POR DECRETO LEGISLATIVO 1033 </w:t>
       </w:r>
     </w:p>
     <w:p>
@@ -6143,7 +6143,7 @@
           <w:sz w:val="16"/>
           <w:szCs w:val="16"/>
         </w:rPr>
-        <w:t xml:space="preserve">  </w:t>
+        <w:t xml:space="preserve"> </w:t>
       </w:r>
       <w:r>
         <w:rPr>
@@ -6161,7 +6161,7 @@
           <w:sz w:val="16"/>
           <w:szCs w:val="16"/>
         </w:rPr>
-        <w:t>LEY SOBRE FACULTADES, NORMAS Y ORGANIZACIÓN DEL INDECOPI, APROBADA POR DECRETO LEGISLATIVO N° 807 Artículo 24.-</w:t>
+        <w:t>LEY SOBRE FACULTADES, NORMAS Y ORGANIZACIÓN DEL INDECOPI, APROBADA POR DECRETO LEGISLATIVO 807 Artículo 24.-</w:t>
       </w:r>
       <w:r>
         <w:rPr>
@@ -6328,7 +6328,7 @@
           <w:sz w:val="16"/>
           <w:szCs w:val="16"/>
         </w:rPr>
-        <w:t>Nº</w:t>
+        <w:t/>
       </w:r>
       <w:proofErr w:type="spellEnd"/>
       <w:r>
@@ -6416,7 +6416,7 @@
           <w:sz w:val="16"/>
           <w:szCs w:val="16"/>
         </w:rPr>
-        <w:t>publicado el 2 de setiembre de 2010 y modificado por Decreto Legislativo N° 1308</w:t>
+        <w:t>publicado el 2 de setiembre de 2010 y modificado por Decreto Legislativo 1308</w:t>
       </w:r>
     </w:p>
     <w:p>
@@ -6573,15 +6573,15 @@
           <w:szCs w:val="16"/>
           <w:vertAlign w:val="superscript"/>
         </w:rPr>
-        <w:t xml:space="preserve">  </w:t>
-      </w:r>
-      <w:r>
-        <w:rPr>
-          <w:rFonts w:ascii="Arial Narrow" w:hAnsi="Arial Narrow" w:cs="Arial"/>
-          <w:sz w:val="16"/>
-          <w:szCs w:val="16"/>
-        </w:rPr>
-        <w:t xml:space="preserve">     </w:t>
+        <w:t xml:space="preserve"> </w:t>
+      </w:r>
+      <w:r>
+        <w:rPr>
+          <w:rFonts w:ascii="Arial Narrow" w:hAnsi="Arial Narrow" w:cs="Arial"/>
+          <w:sz w:val="16"/>
+          <w:szCs w:val="16"/>
+        </w:rPr>
+        <w:t xml:space="preserve"> </w:t>
       </w:r>
       <w:r>
         <w:rPr>
@@ -6617,7 +6617,7 @@
           <w:sz w:val="16"/>
           <w:szCs w:val="16"/>
         </w:rPr>
-        <w:t>publicado el 2 de setiembre de 2010 y modificado por Decreto Legislativo N° 1308</w:t>
+        <w:t>publicado el 2 de setiembre de 2010 y modificado por Decreto Legislativo 1308</w:t>
       </w:r>
     </w:p>
     <w:p>
@@ -6660,7 +6660,7 @@
           <w:sz w:val="16"/>
           <w:szCs w:val="16"/>
         </w:rPr>
-        <w:t>El órgano resolutivo puede sancionar las infracciones administrativas a que se refiere el artículo 108º con amonestación y multas de hasta cuatrocientos cincuenta (450) Unidades Impositivas Tributarias (UIT), las cuales son calificadas de la siguiente manera:</w:t>
+        <w:t>El órgano resolutivo puede sancionar las infracciones administrativas a que se refiere el artículo 108 con amonestación y multas de hasta cuatrocientos cincuenta (450) Unidades Impositivas Tributarias (UIT), las cuales son calificadas de la siguiente manera:</w:t>
       </w:r>
     </w:p>
     <w:p>
@@ -6783,7 +6783,7 @@
           <w:sz w:val="16"/>
           <w:szCs w:val="16"/>
         </w:rPr>
-        <w:t xml:space="preserve">        </w:t>
+        <w:t xml:space="preserve"> </w:t>
       </w:r>
       <w:r>
         <w:rPr>
@@ -7582,7 +7582,7 @@
           <w:sz w:val="16"/>
           <w:szCs w:val="16"/>
         </w:rPr>
-        <w:t xml:space="preserve">         </w:t>
+        <w:t xml:space="preserve"> </w:t>
       </w:r>
       <w:r>
         <w:rPr>
@@ -7618,7 +7618,7 @@
           <w:sz w:val="16"/>
           <w:szCs w:val="16"/>
         </w:rPr>
-        <w:t>publicado el 2 de setiembre de 2010 y modificado por Decreto Legislativo N° 1308</w:t>
+        <w:t>publicado el 2 de setiembre de 2010 y modificado por Decreto Legislativo 1308</w:t>
       </w:r>
     </w:p>
     <w:p>
@@ -7826,7 +7826,7 @@
           <w:sz w:val="16"/>
           <w:szCs w:val="16"/>
         </w:rPr>
-        <w:t>Nº</w:t>
+        <w:t/>
       </w:r>
       <w:proofErr w:type="spellEnd"/>
       <w:r>
@@ -8241,7 +8241,7 @@
               <w:sz w:val="16"/>
               <w:szCs w:val="16"/>
             </w:rPr>
-            <w:t xml:space="preserve">CNICA DE LA    </w:t>
+            <w:t xml:space="preserve">CNICA DE LA </w:t>
           </w:r>
         </w:p>
         <w:p>

--- a/plantillas_maestras/05_soat_y_afocat/negativa_cobertura/1_ddo_aseguradora/varon/TPL_0921_2025_SOAT_Y_AFOCAT_NEGATIVA_COBERTURA_ASEGURADORA_VARON_R1.docx
+++ b/plantillas_maestras/05_soat_y_afocat/negativa_cobertura/1_ddo_aseguradora/varon/TPL_0921_2025_SOAT_Y_AFOCAT_NEGATIVA_COBERTURA_ASEGURADORA_VARON_R1.docx
@@ -119,7 +119,7 @@
           <w:lang w:eastAsia="es-PE"/>
           <w14:ligatures w14:val="none"/>
         </w:rPr>
-        <w:t>DENUNCIANTE</w:t>
+        <w:t xml:space="preserve">DENUNCIANTE:[DENUNCIANTE] (SEÑOR [APELLIDO])</w:t>
       </w:r>
       <w:r>
         <w:rPr>
@@ -131,7 +131,7 @@
           <w14:ligatures w14:val="none"/>
         </w:rPr>
         <w:tab/>
-        <w:t>:</w:t>
+        <w:t/>
       </w:r>
       <w:r>
         <w:rPr>
@@ -153,40 +153,40 @@
           <w:lang w:eastAsia="es-PE"/>
           <w14:ligatures w14:val="none"/>
         </w:rPr>
-        <w:t xml:space="preserve">RICARDO XAVIER COBEÑAS NUÑEZ </w:t>
-      </w:r>
-      <w:r>
-        <w:rPr>
-          <w:rFonts w:ascii="Arial Narrow" w:eastAsia="Arial Narrow" w:hAnsi="Arial Narrow" w:cs="Arial Narrow"/>
-          <w:b/>
-          <w:color w:val="000000"/>
-          <w:kern w:val="0"/>
-          <w:lang w:eastAsia="es-PE"/>
-          <w14:ligatures w14:val="none"/>
-        </w:rPr>
-        <w:t>(SEÑOR</w:t>
-      </w:r>
-      <w:r>
-        <w:rPr>
-          <w:rFonts w:ascii="Arial Narrow" w:eastAsia="Arial Narrow" w:hAnsi="Arial Narrow" w:cs="Arial Narrow"/>
-          <w:b/>
-          <w:color w:val="000000"/>
-          <w:kern w:val="0"/>
-          <w:lang w:eastAsia="es-PE"/>
-          <w14:ligatures w14:val="none"/>
-        </w:rPr>
-        <w:t xml:space="preserve"> COBEÑAS</w:t>
-      </w:r>
-      <w:r>
-        <w:rPr>
-          <w:rFonts w:ascii="Arial Narrow" w:eastAsia="Arial Narrow" w:hAnsi="Arial Narrow" w:cs="Arial Narrow"/>
-          <w:b/>
-          <w:color w:val="000000"/>
-          <w:kern w:val="0"/>
-          <w:lang w:eastAsia="es-PE"/>
-          <w14:ligatures w14:val="none"/>
-        </w:rPr>
-        <w:t>)</w:t>
+        <w:t xml:space="preserve"/>
+      </w:r>
+      <w:r>
+        <w:rPr>
+          <w:rFonts w:ascii="Arial Narrow" w:eastAsia="Arial Narrow" w:hAnsi="Arial Narrow" w:cs="Arial Narrow"/>
+          <w:b/>
+          <w:color w:val="000000"/>
+          <w:kern w:val="0"/>
+          <w:lang w:eastAsia="es-PE"/>
+          <w14:ligatures w14:val="none"/>
+        </w:rPr>
+        <w:t/>
+      </w:r>
+      <w:r>
+        <w:rPr>
+          <w:rFonts w:ascii="Arial Narrow" w:eastAsia="Arial Narrow" w:hAnsi="Arial Narrow" w:cs="Arial Narrow"/>
+          <w:b/>
+          <w:color w:val="000000"/>
+          <w:kern w:val="0"/>
+          <w:lang w:eastAsia="es-PE"/>
+          <w14:ligatures w14:val="none"/>
+        </w:rPr>
+        <w:t xml:space="preserve"/>
+      </w:r>
+      <w:r>
+        <w:rPr>
+          <w:rFonts w:ascii="Arial Narrow" w:eastAsia="Arial Narrow" w:hAnsi="Arial Narrow" w:cs="Arial Narrow"/>
+          <w:b/>
+          <w:color w:val="000000"/>
+          <w:kern w:val="0"/>
+          <w:lang w:eastAsia="es-PE"/>
+          <w14:ligatures w14:val="none"/>
+        </w:rPr>
+        <w:t/>
       </w:r>
     </w:p>
     <w:p>
@@ -627,7 +627,7 @@
           <w:lang w:val="es-ES" w:eastAsia="es-ES"/>
           <w14:ligatures w14:val="none"/>
         </w:rPr>
-        <w:t xml:space="preserve">Mediante el escrito del </w:t>
+        <w:t xml:space="preserve">Mediante el escrito del 11 de marzo de 2025 el señor [APELLIDO] denunció a Interseguro por presuntas infracciones a la Ley 29571, Código de Protección y Defensa del Consumidor (en adelante, Código), señalando lo siguiente:</w:t>
       </w:r>
       <w:r>
         <w:rPr>
@@ -637,7 +637,7 @@
           <w:lang w:val="es-ES" w:eastAsia="es-ES"/>
           <w14:ligatures w14:val="none"/>
         </w:rPr>
-        <w:t xml:space="preserve">11 de marzo </w:t>
+        <w:t xml:space="preserve"/>
       </w:r>
       <w:r>
         <w:rPr>
@@ -647,7 +647,7 @@
           <w:lang w:val="es-ES" w:eastAsia="es-ES"/>
           <w14:ligatures w14:val="none"/>
         </w:rPr>
-        <w:t>de 2025</w:t>
+        <w:t/>
       </w:r>
       <w:r>
         <w:rPr>
@@ -666,7 +666,7 @@
           <w:kern w:val="0"/>
           <w14:ligatures w14:val="none"/>
         </w:rPr>
-        <w:t xml:space="preserve"> </w:t>
+        <w:t xml:space="preserve"/>
       </w:r>
       <w:r>
         <w:rPr>
@@ -674,7 +674,7 @@
           <w:kern w:val="0"/>
           <w14:ligatures w14:val="none"/>
         </w:rPr>
-        <w:t>el</w:t>
+        <w:t/>
       </w:r>
       <w:r>
         <w:rPr>
@@ -682,7 +682,7 @@
           <w:kern w:val="0"/>
           <w14:ligatures w14:val="none"/>
         </w:rPr>
-        <w:t xml:space="preserve"> señor</w:t>
+        <w:t xml:space="preserve"/>
       </w:r>
       <w:r>
         <w:rPr>
@@ -690,7 +690,7 @@
           <w:kern w:val="0"/>
           <w14:ligatures w14:val="none"/>
         </w:rPr>
-        <w:t xml:space="preserve"> </w:t>
+        <w:t xml:space="preserve"/>
       </w:r>
       <w:proofErr w:type="spellStart"/>
       <w:r>
@@ -699,7 +699,7 @@
           <w:kern w:val="0"/>
           <w14:ligatures w14:val="none"/>
         </w:rPr>
-        <w:t>Cobeñas</w:t>
+        <w:t/>
       </w:r>
       <w:proofErr w:type="spellEnd"/>
       <w:r>
@@ -708,7 +708,7 @@
           <w:kern w:val="0"/>
           <w14:ligatures w14:val="none"/>
         </w:rPr>
-        <w:t xml:space="preserve"> </w:t>
+        <w:t xml:space="preserve"/>
       </w:r>
       <w:r>
         <w:rPr>
@@ -716,7 +716,7 @@
           <w:kern w:val="0"/>
           <w14:ligatures w14:val="none"/>
         </w:rPr>
-        <w:t>d</w:t>
+        <w:t/>
       </w:r>
       <w:r>
         <w:rPr>
@@ -726,7 +726,7 @@
           <w:lang w:val="es-ES" w:eastAsia="es-ES"/>
           <w14:ligatures w14:val="none"/>
         </w:rPr>
-        <w:t xml:space="preserve">enunció a </w:t>
+        <w:t xml:space="preserve"/>
       </w:r>
       <w:proofErr w:type="spellStart"/>
       <w:r>
@@ -737,7 +737,7 @@
           <w:lang w:val="es-ES" w:eastAsia="es-ES"/>
           <w14:ligatures w14:val="none"/>
         </w:rPr>
-        <w:t>Interseguro</w:t>
+        <w:t/>
       </w:r>
       <w:proofErr w:type="spellEnd"/>
       <w:r>
@@ -748,7 +748,7 @@
           <w:lang w:val="es-ES" w:eastAsia="es-ES"/>
           <w14:ligatures w14:val="none"/>
         </w:rPr>
-        <w:t xml:space="preserve"> </w:t>
+        <w:t xml:space="preserve"/>
       </w:r>
       <w:r>
         <w:rPr>
@@ -758,7 +758,7 @@
           <w:lang w:val="es-ES" w:eastAsia="es-ES"/>
           <w14:ligatures w14:val="none"/>
         </w:rPr>
-        <w:t>por presu</w:t>
+        <w:t/>
       </w:r>
       <w:r>
         <w:rPr>
@@ -768,7 +768,7 @@
           <w:lang w:val="es-ES" w:eastAsia="es-ES"/>
           <w14:ligatures w14:val="none"/>
         </w:rPr>
-        <w:t>ntas infracciones a la Ley 29571, Código de Protección y Defensa del Consumidor (en adelante, Código)</w:t>
+        <w:t/>
       </w:r>
       <w:r>
         <w:rPr>
@@ -789,7 +789,7 @@
           <w:lang w:val="es-ES" w:eastAsia="es-ES"/>
           <w14:ligatures w14:val="none"/>
         </w:rPr>
-        <w:t xml:space="preserve">, señalando </w:t>
+        <w:t xml:space="preserve"/>
       </w:r>
       <w:r>
         <w:rPr>
@@ -800,7 +800,7 @@
           <w:lang w:val="es-ES" w:eastAsia="es-ES"/>
           <w14:ligatures w14:val="none"/>
         </w:rPr>
-        <w:t>lo siguiente:</w:t>
+        <w:t/>
       </w:r>
     </w:p>
     <w:p>
@@ -1224,47 +1224,47 @@
           <w:lang w:eastAsia="es-ES"/>
           <w14:ligatures w14:val="none"/>
         </w:rPr>
-        <w:t xml:space="preserve">El 21 de julio de 2024, </w:t>
-      </w:r>
-      <w:r>
-        <w:rPr>
-          <w:rFonts w:ascii="Arial Narrow" w:eastAsia="Times New Roman" w:hAnsi="Arial Narrow" w:cs="Arial"/>
-          <w:color w:val="000000"/>
-          <w:kern w:val="0"/>
-          <w:lang w:eastAsia="es-ES"/>
-          <w14:ligatures w14:val="none"/>
-        </w:rPr>
-        <w:t>su padre</w:t>
-      </w:r>
-      <w:r>
-        <w:rPr>
-          <w:rFonts w:ascii="Arial Narrow" w:eastAsia="Times New Roman" w:hAnsi="Arial Narrow" w:cs="Arial"/>
-          <w:color w:val="000000"/>
-          <w:kern w:val="0"/>
-          <w:lang w:eastAsia="es-ES"/>
-          <w14:ligatures w14:val="none"/>
-        </w:rPr>
-        <w:t xml:space="preserve">, </w:t>
-      </w:r>
-      <w:r>
-        <w:rPr>
-          <w:rFonts w:ascii="Arial Narrow" w:eastAsia="Times New Roman" w:hAnsi="Arial Narrow" w:cs="Arial"/>
-          <w:color w:val="000000"/>
-          <w:kern w:val="0"/>
-          <w:lang w:eastAsia="es-ES"/>
-          <w14:ligatures w14:val="none"/>
-        </w:rPr>
-        <w:t>el señor</w:t>
-      </w:r>
-      <w:r>
-        <w:rPr>
-          <w:rFonts w:ascii="Arial Narrow" w:eastAsia="Times New Roman" w:hAnsi="Arial Narrow" w:cs="Arial"/>
-          <w:color w:val="000000"/>
-          <w:kern w:val="0"/>
-          <w:lang w:eastAsia="es-ES"/>
-          <w14:ligatures w14:val="none"/>
-        </w:rPr>
-        <w:t xml:space="preserve"> Luis </w:t>
+        <w:t xml:space="preserve">El 21 de julio de 2024, su padre, el señor [APELLIDO] [APELLIDO] Muro, arribó al establecimiento médico, sostuvo comunicación con el personal médico de guardia y recibió indicaciones sobre la necesidad de trasladar al paciente a la ciudad de Chiclayo, en atención a un proceso hemorrágico activo que habría requerido una incisión para permitir el drenaje. Ese mismo día, 21 de julio de 2024, su padre gestionó la referencia médica y contrató el servicio de ambulancia para efectuar el traslado, cuyo costo ascendió a S/ 3 000,00.</w:t>
+      </w:r>
+      <w:r>
+        <w:rPr>
+          <w:rFonts w:ascii="Arial Narrow" w:eastAsia="Times New Roman" w:hAnsi="Arial Narrow" w:cs="Arial"/>
+          <w:color w:val="000000"/>
+          <w:kern w:val="0"/>
+          <w:lang w:eastAsia="es-ES"/>
+          <w14:ligatures w14:val="none"/>
+        </w:rPr>
+        <w:t/>
+      </w:r>
+      <w:r>
+        <w:rPr>
+          <w:rFonts w:ascii="Arial Narrow" w:eastAsia="Times New Roman" w:hAnsi="Arial Narrow" w:cs="Arial"/>
+          <w:color w:val="000000"/>
+          <w:kern w:val="0"/>
+          <w:lang w:eastAsia="es-ES"/>
+          <w14:ligatures w14:val="none"/>
+        </w:rPr>
+        <w:t xml:space="preserve"/>
+      </w:r>
+      <w:r>
+        <w:rPr>
+          <w:rFonts w:ascii="Arial Narrow" w:eastAsia="Times New Roman" w:hAnsi="Arial Narrow" w:cs="Arial"/>
+          <w:color w:val="000000"/>
+          <w:kern w:val="0"/>
+          <w:lang w:eastAsia="es-ES"/>
+          <w14:ligatures w14:val="none"/>
+        </w:rPr>
+        <w:t/>
+      </w:r>
+      <w:r>
+        <w:rPr>
+          <w:rFonts w:ascii="Arial Narrow" w:eastAsia="Times New Roman" w:hAnsi="Arial Narrow" w:cs="Arial"/>
+          <w:color w:val="000000"/>
+          <w:kern w:val="0"/>
+          <w:lang w:eastAsia="es-ES"/>
+          <w14:ligatures w14:val="none"/>
+        </w:rPr>
+        <w:t xml:space="preserve"/>
       </w:r>
       <w:proofErr w:type="spellStart"/>
       <w:r>
@@ -1275,7 +1275,7 @@
           <w:lang w:eastAsia="es-ES"/>
           <w14:ligatures w14:val="none"/>
         </w:rPr>
-        <w:t>Cobeñas</w:t>
+        <w:t/>
       </w:r>
       <w:proofErr w:type="spellEnd"/>
       <w:r>
@@ -1286,87 +1286,87 @@
           <w:lang w:eastAsia="es-ES"/>
           <w14:ligatures w14:val="none"/>
         </w:rPr>
-        <w:t xml:space="preserve"> Muro, arribó al establecimiento médico, sostuvo comunicación con el personal médico de guardia y recibió indicaciones sobre la necesidad de trasladar al paciente a la ciudad de Chiclayo, en atención a un proceso hemorrágico activo que habría requerido una incisión para permitir el drenaje.</w:t>
-      </w:r>
-      <w:r>
-        <w:rPr>
-          <w:rFonts w:ascii="Arial Narrow" w:eastAsia="Times New Roman" w:hAnsi="Arial Narrow" w:cs="Arial"/>
-          <w:color w:val="000000"/>
-          <w:kern w:val="0"/>
-          <w:lang w:eastAsia="es-ES"/>
-          <w14:ligatures w14:val="none"/>
-        </w:rPr>
-        <w:t xml:space="preserve"> </w:t>
-      </w:r>
-      <w:r>
-        <w:rPr>
-          <w:rFonts w:ascii="Arial Narrow" w:eastAsia="Times New Roman" w:hAnsi="Arial Narrow" w:cs="Arial"/>
-          <w:color w:val="000000"/>
-          <w:kern w:val="0"/>
-          <w:lang w:eastAsia="es-ES"/>
-          <w14:ligatures w14:val="none"/>
-        </w:rPr>
-        <w:t xml:space="preserve">Ese mismo día, 21 de julio de 2024, </w:t>
-      </w:r>
-      <w:r>
-        <w:rPr>
-          <w:rFonts w:ascii="Arial Narrow" w:eastAsia="Times New Roman" w:hAnsi="Arial Narrow" w:cs="Arial"/>
-          <w:color w:val="000000"/>
-          <w:kern w:val="0"/>
-          <w:lang w:eastAsia="es-ES"/>
-          <w14:ligatures w14:val="none"/>
-        </w:rPr>
-        <w:t>su padre</w:t>
-      </w:r>
-      <w:r>
-        <w:rPr>
-          <w:rFonts w:ascii="Arial Narrow" w:eastAsia="Times New Roman" w:hAnsi="Arial Narrow" w:cs="Arial"/>
-          <w:color w:val="000000"/>
-          <w:kern w:val="0"/>
-          <w:lang w:eastAsia="es-ES"/>
-          <w14:ligatures w14:val="none"/>
-        </w:rPr>
-        <w:t xml:space="preserve"> gestionó la referencia médica y contrató el servicio de ambulancia para efectuar el traslado, cuyo costo ascendió a S/ 3</w:t>
-      </w:r>
-      <w:r>
-        <w:rPr>
-          <w:rFonts w:ascii="Arial Narrow" w:eastAsia="Times New Roman" w:hAnsi="Arial Narrow" w:cs="Arial"/>
-          <w:color w:val="000000"/>
-          <w:kern w:val="0"/>
-          <w:lang w:eastAsia="es-ES"/>
-          <w14:ligatures w14:val="none"/>
-        </w:rPr>
-        <w:t xml:space="preserve"> </w:t>
-      </w:r>
-      <w:r>
-        <w:rPr>
-          <w:rFonts w:ascii="Arial Narrow" w:eastAsia="Times New Roman" w:hAnsi="Arial Narrow" w:cs="Arial"/>
-          <w:color w:val="000000"/>
-          <w:kern w:val="0"/>
-          <w:lang w:eastAsia="es-ES"/>
-          <w14:ligatures w14:val="none"/>
-        </w:rPr>
-        <w:t>000</w:t>
-      </w:r>
-      <w:r>
-        <w:rPr>
-          <w:rFonts w:ascii="Arial Narrow" w:eastAsia="Times New Roman" w:hAnsi="Arial Narrow" w:cs="Arial"/>
-          <w:color w:val="000000"/>
-          <w:kern w:val="0"/>
-          <w:lang w:eastAsia="es-ES"/>
-          <w14:ligatures w14:val="none"/>
-        </w:rPr>
-        <w:t>,00</w:t>
-      </w:r>
-      <w:r>
-        <w:rPr>
-          <w:rFonts w:ascii="Arial Narrow" w:eastAsia="Times New Roman" w:hAnsi="Arial Narrow" w:cs="Arial"/>
-          <w:color w:val="000000"/>
-          <w:kern w:val="0"/>
-          <w:lang w:eastAsia="es-ES"/>
-          <w14:ligatures w14:val="none"/>
-        </w:rPr>
-        <w:t>.</w:t>
+        <w:t xml:space="preserve"/>
+      </w:r>
+      <w:r>
+        <w:rPr>
+          <w:rFonts w:ascii="Arial Narrow" w:eastAsia="Times New Roman" w:hAnsi="Arial Narrow" w:cs="Arial"/>
+          <w:color w:val="000000"/>
+          <w:kern w:val="0"/>
+          <w:lang w:eastAsia="es-ES"/>
+          <w14:ligatures w14:val="none"/>
+        </w:rPr>
+        <w:t xml:space="preserve"/>
+      </w:r>
+      <w:r>
+        <w:rPr>
+          <w:rFonts w:ascii="Arial Narrow" w:eastAsia="Times New Roman" w:hAnsi="Arial Narrow" w:cs="Arial"/>
+          <w:color w:val="000000"/>
+          <w:kern w:val="0"/>
+          <w:lang w:eastAsia="es-ES"/>
+          <w14:ligatures w14:val="none"/>
+        </w:rPr>
+        <w:t xml:space="preserve"/>
+      </w:r>
+      <w:r>
+        <w:rPr>
+          <w:rFonts w:ascii="Arial Narrow" w:eastAsia="Times New Roman" w:hAnsi="Arial Narrow" w:cs="Arial"/>
+          <w:color w:val="000000"/>
+          <w:kern w:val="0"/>
+          <w:lang w:eastAsia="es-ES"/>
+          <w14:ligatures w14:val="none"/>
+        </w:rPr>
+        <w:t/>
+      </w:r>
+      <w:r>
+        <w:rPr>
+          <w:rFonts w:ascii="Arial Narrow" w:eastAsia="Times New Roman" w:hAnsi="Arial Narrow" w:cs="Arial"/>
+          <w:color w:val="000000"/>
+          <w:kern w:val="0"/>
+          <w:lang w:eastAsia="es-ES"/>
+          <w14:ligatures w14:val="none"/>
+        </w:rPr>
+        <w:t xml:space="preserve"/>
+      </w:r>
+      <w:r>
+        <w:rPr>
+          <w:rFonts w:ascii="Arial Narrow" w:eastAsia="Times New Roman" w:hAnsi="Arial Narrow" w:cs="Arial"/>
+          <w:color w:val="000000"/>
+          <w:kern w:val="0"/>
+          <w:lang w:eastAsia="es-ES"/>
+          <w14:ligatures w14:val="none"/>
+        </w:rPr>
+        <w:t xml:space="preserve"/>
+      </w:r>
+      <w:r>
+        <w:rPr>
+          <w:rFonts w:ascii="Arial Narrow" w:eastAsia="Times New Roman" w:hAnsi="Arial Narrow" w:cs="Arial"/>
+          <w:color w:val="000000"/>
+          <w:kern w:val="0"/>
+          <w:lang w:eastAsia="es-ES"/>
+          <w14:ligatures w14:val="none"/>
+        </w:rPr>
+        <w:t/>
+      </w:r>
+      <w:r>
+        <w:rPr>
+          <w:rFonts w:ascii="Arial Narrow" w:eastAsia="Times New Roman" w:hAnsi="Arial Narrow" w:cs="Arial"/>
+          <w:color w:val="000000"/>
+          <w:kern w:val="0"/>
+          <w:lang w:eastAsia="es-ES"/>
+          <w14:ligatures w14:val="none"/>
+        </w:rPr>
+        <w:t/>
+      </w:r>
+      <w:r>
+        <w:rPr>
+          <w:rFonts w:ascii="Arial Narrow" w:eastAsia="Times New Roman" w:hAnsi="Arial Narrow" w:cs="Arial"/>
+          <w:color w:val="000000"/>
+          <w:kern w:val="0"/>
+          <w:lang w:eastAsia="es-ES"/>
+          <w14:ligatures w14:val="none"/>
+        </w:rPr>
+        <w:t/>
       </w:r>
     </w:p>
     <w:p>
@@ -2594,7 +2594,7 @@
           <w:lang w:val="es-ES" w:eastAsia="es-ES"/>
           <w14:ligatures w14:val="none"/>
         </w:rPr>
-        <w:t>El</w:t>
+        <w:t xml:space="preserve">El señor [APELLIDO] solicitó, en calidad de medida correctiva, que Interseguro cumpla con otorgar la suma de S/ 23 338,00 por concepto de reembolso de indemnización de gastos médicos, vinculado al Seguro Obligatorio de Accidentes de Tránsito con Póliza  0593567404. Asimismo, requirió el reembolso de costos y costas del presente procedimiento.</w:t>
       </w:r>
       <w:r>
         <w:rPr>
@@ -2604,7 +2604,7 @@
           <w:lang w:val="es-ES" w:eastAsia="es-ES"/>
           <w14:ligatures w14:val="none"/>
         </w:rPr>
-        <w:t xml:space="preserve"> </w:t>
+        <w:t xml:space="preserve"/>
       </w:r>
       <w:r>
         <w:rPr>
@@ -2612,7 +2612,7 @@
           <w:kern w:val="0"/>
           <w14:ligatures w14:val="none"/>
         </w:rPr>
-        <w:t xml:space="preserve">señor </w:t>
+        <w:t xml:space="preserve"/>
       </w:r>
       <w:proofErr w:type="spellStart"/>
       <w:r>
@@ -2621,7 +2621,7 @@
           <w:kern w:val="0"/>
           <w14:ligatures w14:val="none"/>
         </w:rPr>
-        <w:t>Cobeñas</w:t>
+        <w:t/>
       </w:r>
       <w:proofErr w:type="spellEnd"/>
       <w:r>
@@ -2630,7 +2630,7 @@
           <w:kern w:val="0"/>
           <w14:ligatures w14:val="none"/>
         </w:rPr>
-        <w:t xml:space="preserve"> </w:t>
+        <w:t xml:space="preserve"/>
       </w:r>
       <w:r>
         <w:rPr>
@@ -2640,7 +2640,7 @@
           <w:lang w:val="es-ES" w:eastAsia="es-ES"/>
           <w14:ligatures w14:val="none"/>
         </w:rPr>
-        <w:t xml:space="preserve">solicitó, en calidad de medida correctiva, que </w:t>
+        <w:t xml:space="preserve"/>
       </w:r>
       <w:proofErr w:type="spellStart"/>
       <w:r>
@@ -2651,7 +2651,7 @@
           <w:lang w:val="es-ES" w:eastAsia="es-ES"/>
           <w14:ligatures w14:val="none"/>
         </w:rPr>
-        <w:t>Interseguro</w:t>
+        <w:t/>
       </w:r>
       <w:proofErr w:type="spellEnd"/>
       <w:r>
@@ -2662,7 +2662,7 @@
           <w:lang w:val="es-ES" w:eastAsia="es-ES"/>
           <w14:ligatures w14:val="none"/>
         </w:rPr>
-        <w:t xml:space="preserve"> </w:t>
+        <w:t xml:space="preserve"/>
       </w:r>
       <w:r>
         <w:rPr>
@@ -2672,7 +2672,7 @@
           <w:lang w:val="es-ES" w:eastAsia="es-ES"/>
           <w14:ligatures w14:val="none"/>
         </w:rPr>
-        <w:t xml:space="preserve">cumpla con </w:t>
+        <w:t xml:space="preserve"/>
       </w:r>
       <w:r>
         <w:rPr>
@@ -2682,97 +2682,97 @@
           <w:lang w:val="es-ES" w:eastAsia="es-ES"/>
           <w14:ligatures w14:val="none"/>
         </w:rPr>
-        <w:t xml:space="preserve">otorgar la suma de </w:t>
-      </w:r>
-      <w:r>
-        <w:rPr>
-          <w:rFonts w:ascii="Arial Narrow" w:eastAsia="Times New Roman" w:hAnsi="Arial Narrow" w:cs="Arial"/>
-          <w:color w:val="000000"/>
-          <w:kern w:val="0"/>
-          <w:lang w:eastAsia="es-ES"/>
-          <w14:ligatures w14:val="none"/>
-        </w:rPr>
-        <w:t>S/ 23</w:t>
-      </w:r>
-      <w:r>
-        <w:rPr>
-          <w:rFonts w:ascii="Arial Narrow" w:eastAsia="Times New Roman" w:hAnsi="Arial Narrow" w:cs="Arial"/>
-          <w:color w:val="000000"/>
-          <w:kern w:val="0"/>
-          <w:lang w:eastAsia="es-ES"/>
-          <w14:ligatures w14:val="none"/>
-        </w:rPr>
-        <w:t xml:space="preserve"> </w:t>
-      </w:r>
-      <w:r>
-        <w:rPr>
-          <w:rFonts w:ascii="Arial Narrow" w:eastAsia="Times New Roman" w:hAnsi="Arial Narrow" w:cs="Arial"/>
-          <w:color w:val="000000"/>
-          <w:kern w:val="0"/>
-          <w:lang w:eastAsia="es-ES"/>
-          <w14:ligatures w14:val="none"/>
-        </w:rPr>
-        <w:t>338</w:t>
-      </w:r>
-      <w:r>
-        <w:rPr>
-          <w:rFonts w:ascii="Arial Narrow" w:eastAsia="Times New Roman" w:hAnsi="Arial Narrow" w:cs="Arial"/>
-          <w:color w:val="000000"/>
-          <w:kern w:val="0"/>
-          <w:lang w:eastAsia="es-ES"/>
-          <w14:ligatures w14:val="none"/>
-        </w:rPr>
-        <w:t>,00</w:t>
-      </w:r>
-      <w:r>
-        <w:rPr>
-          <w:rFonts w:ascii="Arial Narrow" w:eastAsia="Times New Roman" w:hAnsi="Arial Narrow" w:cs="Arial"/>
-          <w:color w:val="000000"/>
-          <w:kern w:val="0"/>
-          <w:lang w:eastAsia="es-ES"/>
-          <w14:ligatures w14:val="none"/>
-        </w:rPr>
-        <w:t xml:space="preserve"> por</w:t>
-      </w:r>
-      <w:r>
-        <w:rPr>
-          <w:rFonts w:ascii="Arial Narrow" w:eastAsia="Times New Roman" w:hAnsi="Arial Narrow" w:cs="Arial"/>
-          <w:color w:val="000000"/>
-          <w:kern w:val="0"/>
-          <w:lang w:eastAsia="es-ES"/>
-          <w14:ligatures w14:val="none"/>
-        </w:rPr>
-        <w:t xml:space="preserve"> concepto de reembolso de</w:t>
-      </w:r>
-      <w:r>
-        <w:rPr>
-          <w:rFonts w:ascii="Arial Narrow" w:eastAsia="Times New Roman" w:hAnsi="Arial Narrow" w:cs="Arial"/>
-          <w:color w:val="000000"/>
-          <w:kern w:val="0"/>
-          <w:lang w:eastAsia="es-ES"/>
-          <w14:ligatures w14:val="none"/>
-        </w:rPr>
-        <w:t xml:space="preserve"> indemnización de</w:t>
-      </w:r>
-      <w:r>
-        <w:rPr>
-          <w:rFonts w:ascii="Arial Narrow" w:eastAsia="Times New Roman" w:hAnsi="Arial Narrow" w:cs="Arial"/>
-          <w:color w:val="000000"/>
-          <w:kern w:val="0"/>
-          <w:lang w:eastAsia="es-ES"/>
-          <w14:ligatures w14:val="none"/>
-        </w:rPr>
-        <w:t xml:space="preserve"> gastos médicos</w:t>
-      </w:r>
-      <w:r>
-        <w:rPr>
-          <w:rFonts w:ascii="Arial Narrow" w:eastAsia="Times New Roman" w:hAnsi="Arial Narrow" w:cs="Arial"/>
-          <w:color w:val="000000"/>
-          <w:kern w:val="0"/>
-          <w:lang w:eastAsia="es-ES"/>
-          <w14:ligatures w14:val="none"/>
-        </w:rPr>
-        <w:t xml:space="preserve">, vinculado al Seguro Obligatorio de Accidentes de Tránsito con Póliza </w:t>
+        <w:t xml:space="preserve"/>
+      </w:r>
+      <w:r>
+        <w:rPr>
+          <w:rFonts w:ascii="Arial Narrow" w:eastAsia="Times New Roman" w:hAnsi="Arial Narrow" w:cs="Arial"/>
+          <w:color w:val="000000"/>
+          <w:kern w:val="0"/>
+          <w:lang w:eastAsia="es-ES"/>
+          <w14:ligatures w14:val="none"/>
+        </w:rPr>
+        <w:t/>
+      </w:r>
+      <w:r>
+        <w:rPr>
+          <w:rFonts w:ascii="Arial Narrow" w:eastAsia="Times New Roman" w:hAnsi="Arial Narrow" w:cs="Arial"/>
+          <w:color w:val="000000"/>
+          <w:kern w:val="0"/>
+          <w:lang w:eastAsia="es-ES"/>
+          <w14:ligatures w14:val="none"/>
+        </w:rPr>
+        <w:t xml:space="preserve"/>
+      </w:r>
+      <w:r>
+        <w:rPr>
+          <w:rFonts w:ascii="Arial Narrow" w:eastAsia="Times New Roman" w:hAnsi="Arial Narrow" w:cs="Arial"/>
+          <w:color w:val="000000"/>
+          <w:kern w:val="0"/>
+          <w:lang w:eastAsia="es-ES"/>
+          <w14:ligatures w14:val="none"/>
+        </w:rPr>
+        <w:t/>
+      </w:r>
+      <w:r>
+        <w:rPr>
+          <w:rFonts w:ascii="Arial Narrow" w:eastAsia="Times New Roman" w:hAnsi="Arial Narrow" w:cs="Arial"/>
+          <w:color w:val="000000"/>
+          <w:kern w:val="0"/>
+          <w:lang w:eastAsia="es-ES"/>
+          <w14:ligatures w14:val="none"/>
+        </w:rPr>
+        <w:t/>
+      </w:r>
+      <w:r>
+        <w:rPr>
+          <w:rFonts w:ascii="Arial Narrow" w:eastAsia="Times New Roman" w:hAnsi="Arial Narrow" w:cs="Arial"/>
+          <w:color w:val="000000"/>
+          <w:kern w:val="0"/>
+          <w:lang w:eastAsia="es-ES"/>
+          <w14:ligatures w14:val="none"/>
+        </w:rPr>
+        <w:t xml:space="preserve"/>
+      </w:r>
+      <w:r>
+        <w:rPr>
+          <w:rFonts w:ascii="Arial Narrow" w:eastAsia="Times New Roman" w:hAnsi="Arial Narrow" w:cs="Arial"/>
+          <w:color w:val="000000"/>
+          <w:kern w:val="0"/>
+          <w:lang w:eastAsia="es-ES"/>
+          <w14:ligatures w14:val="none"/>
+        </w:rPr>
+        <w:t xml:space="preserve"/>
+      </w:r>
+      <w:r>
+        <w:rPr>
+          <w:rFonts w:ascii="Arial Narrow" w:eastAsia="Times New Roman" w:hAnsi="Arial Narrow" w:cs="Arial"/>
+          <w:color w:val="000000"/>
+          <w:kern w:val="0"/>
+          <w:lang w:eastAsia="es-ES"/>
+          <w14:ligatures w14:val="none"/>
+        </w:rPr>
+        <w:t xml:space="preserve"/>
+      </w:r>
+      <w:r>
+        <w:rPr>
+          <w:rFonts w:ascii="Arial Narrow" w:eastAsia="Times New Roman" w:hAnsi="Arial Narrow" w:cs="Arial"/>
+          <w:color w:val="000000"/>
+          <w:kern w:val="0"/>
+          <w:lang w:eastAsia="es-ES"/>
+          <w14:ligatures w14:val="none"/>
+        </w:rPr>
+        <w:t xml:space="preserve"/>
+      </w:r>
+      <w:r>
+        <w:rPr>
+          <w:rFonts w:ascii="Arial Narrow" w:eastAsia="Times New Roman" w:hAnsi="Arial Narrow" w:cs="Arial"/>
+          <w:color w:val="000000"/>
+          <w:kern w:val="0"/>
+          <w:lang w:eastAsia="es-ES"/>
+          <w14:ligatures w14:val="none"/>
+        </w:rPr>
+        <w:t xml:space="preserve"/>
       </w:r>
       <w:proofErr w:type="spellStart"/>
       <w:r>
@@ -2794,7 +2794,7 @@
           <w:lang w:eastAsia="es-ES"/>
           <w14:ligatures w14:val="none"/>
         </w:rPr>
-        <w:t xml:space="preserve"> 0593567404</w:t>
+        <w:t xml:space="preserve"/>
       </w:r>
       <w:r>
         <w:rPr>
@@ -2804,7 +2804,7 @@
           <w:lang w:val="es-ES" w:eastAsia="es-ES"/>
           <w14:ligatures w14:val="none"/>
         </w:rPr>
-        <w:t>. Asimismo, requirió el reembolso de costos y costas del presente procedimiento.</w:t>
+        <w:t/>
       </w:r>
     </w:p>
     <w:p>
@@ -3401,7 +3401,7 @@
           <w:lang w:eastAsia="es-PE"/>
           <w14:ligatures w14:val="none"/>
         </w:rPr>
-        <w:t xml:space="preserve">PRIMERO: </w:t>
+        <w:t xml:space="preserve">PRIMERO: admitir a trámite la denuncia del 11 de marzo de 2025 interpuesta por el señor [APELLIDO] Núñez contra Interseguro Compañía de Seguros S.A., por la presunta infracción a los artículos 18 y 19 de la Ley 29571, Código de Protección y Defensa del Consumidor, en tanto la compañía aseguradora no habría cumplido con reembolsar la totalidad de los gastos médicos al denunciante por el Seguro Obligatorio de Accidentes de Tránsito debido al siniestro del 19 de julio de 2024.</w:t>
       </w:r>
       <w:r>
         <w:rPr>
@@ -3412,7 +3412,7 @@
           <w:lang w:eastAsia="es-PE"/>
           <w14:ligatures w14:val="none"/>
         </w:rPr>
-        <w:t xml:space="preserve">admitir a trámite la denuncia del </w:t>
+        <w:t xml:space="preserve"/>
       </w:r>
       <w:r>
         <w:rPr>
@@ -3422,7 +3422,7 @@
           <w:lang w:val="es-ES" w:eastAsia="es-ES"/>
           <w14:ligatures w14:val="none"/>
         </w:rPr>
-        <w:t xml:space="preserve">11 de marzo de </w:t>
+        <w:t xml:space="preserve"/>
       </w:r>
       <w:r>
         <w:rPr>
@@ -3432,7 +3432,7 @@
           <w:lang w:val="es-ES" w:eastAsia="es-ES"/>
           <w14:ligatures w14:val="none"/>
         </w:rPr>
-        <w:t xml:space="preserve">2025 </w:t>
+        <w:t xml:space="preserve"/>
       </w:r>
       <w:r>
         <w:rPr>
@@ -3443,7 +3443,7 @@
           <w:lang w:eastAsia="es-PE"/>
           <w14:ligatures w14:val="none"/>
         </w:rPr>
-        <w:t xml:space="preserve">interpuesta por el señor </w:t>
+        <w:t xml:space="preserve"/>
       </w:r>
       <w:r>
         <w:rPr>
@@ -3454,7 +3454,7 @@
           <w:lang w:eastAsia="es-PE"/>
           <w14:ligatures w14:val="none"/>
         </w:rPr>
-        <w:t xml:space="preserve">Ricardo Xavier </w:t>
+        <w:t xml:space="preserve"/>
       </w:r>
       <w:proofErr w:type="spellStart"/>
       <w:r>
@@ -3466,7 +3466,7 @@
           <w:lang w:eastAsia="es-PE"/>
           <w14:ligatures w14:val="none"/>
         </w:rPr>
-        <w:t>Cobeñas</w:t>
+        <w:t/>
       </w:r>
       <w:proofErr w:type="spellEnd"/>
       <w:r>
@@ -3478,7 +3478,7 @@
           <w:lang w:eastAsia="es-PE"/>
           <w14:ligatures w14:val="none"/>
         </w:rPr>
-        <w:t xml:space="preserve"> </w:t>
+        <w:t xml:space="preserve"/>
       </w:r>
       <w:r>
         <w:rPr>
@@ -3489,7 +3489,7 @@
           <w:lang w:eastAsia="es-PE"/>
           <w14:ligatures w14:val="none"/>
         </w:rPr>
-        <w:t>Núñez</w:t>
+        <w:t/>
       </w:r>
       <w:r>
         <w:rPr>
@@ -3500,7 +3500,7 @@
           <w:lang w:eastAsia="es-PE"/>
           <w14:ligatures w14:val="none"/>
         </w:rPr>
-        <w:t xml:space="preserve"> </w:t>
+        <w:t xml:space="preserve"/>
       </w:r>
       <w:r>
         <w:rPr>
@@ -3511,7 +3511,7 @@
           <w:lang w:eastAsia="es-PE"/>
           <w14:ligatures w14:val="none"/>
         </w:rPr>
-        <w:t xml:space="preserve">contra </w:t>
+        <w:t xml:space="preserve"/>
       </w:r>
       <w:proofErr w:type="spellStart"/>
       <w:r>
@@ -3519,7 +3519,7 @@
           <w:rFonts w:ascii="Arial Narrow" w:eastAsia="Arial Narrow" w:hAnsi="Arial Narrow" w:cs="Arial Narrow"/>
           <w:bCs/>
         </w:rPr>
-        <w:t>Interseguro</w:t>
+        <w:t/>
       </w:r>
       <w:proofErr w:type="spellEnd"/>
       <w:r>
@@ -3527,49 +3527,49 @@
           <w:rFonts w:ascii="Arial Narrow" w:eastAsia="Arial Narrow" w:hAnsi="Arial Narrow" w:cs="Arial Narrow"/>
           <w:bCs/>
         </w:rPr>
-        <w:t xml:space="preserve"> Comp</w:t>
+        <w:t xml:space="preserve"/>
       </w:r>
       <w:r>
         <w:rPr>
           <w:rFonts w:ascii="Arial Narrow" w:eastAsia="Arial Narrow" w:hAnsi="Arial Narrow" w:cs="Arial Narrow"/>
           <w:bCs/>
         </w:rPr>
-        <w:t>añ</w:t>
+        <w:t/>
       </w:r>
       <w:r>
         <w:rPr>
           <w:rFonts w:ascii="Arial Narrow" w:eastAsia="Arial Narrow" w:hAnsi="Arial Narrow" w:cs="Arial Narrow"/>
           <w:bCs/>
         </w:rPr>
-        <w:t>í</w:t>
+        <w:t/>
       </w:r>
       <w:r>
         <w:rPr>
           <w:rFonts w:ascii="Arial Narrow" w:eastAsia="Arial Narrow" w:hAnsi="Arial Narrow" w:cs="Arial Narrow"/>
           <w:bCs/>
         </w:rPr>
-        <w:t xml:space="preserve">a </w:t>
+        <w:t xml:space="preserve"/>
       </w:r>
       <w:r>
         <w:rPr>
           <w:rFonts w:ascii="Arial Narrow" w:eastAsia="Arial Narrow" w:hAnsi="Arial Narrow" w:cs="Arial Narrow"/>
           <w:bCs/>
         </w:rPr>
-        <w:t>d</w:t>
+        <w:t/>
       </w:r>
       <w:r>
         <w:rPr>
           <w:rFonts w:ascii="Arial Narrow" w:eastAsia="Arial Narrow" w:hAnsi="Arial Narrow" w:cs="Arial Narrow"/>
           <w:bCs/>
         </w:rPr>
-        <w:t xml:space="preserve">e </w:t>
+        <w:t xml:space="preserve"/>
       </w:r>
       <w:r>
         <w:rPr>
           <w:rFonts w:ascii="Arial Narrow" w:eastAsia="Arial Narrow" w:hAnsi="Arial Narrow" w:cs="Arial Narrow"/>
           <w:bCs/>
         </w:rPr>
-        <w:t>Seguros S.A.</w:t>
+        <w:t/>
       </w:r>
       <w:r>
         <w:rPr>
@@ -3580,7 +3580,7 @@
           <w:lang w:eastAsia="es-PE"/>
           <w14:ligatures w14:val="none"/>
         </w:rPr>
-        <w:t>, por la presunta infracción a los artículos 18</w:t>
+        <w:t/>
       </w:r>
       <w:r>
         <w:rPr>
@@ -3601,7 +3601,7 @@
           <w:lang w:eastAsia="es-PE"/>
           <w14:ligatures w14:val="none"/>
         </w:rPr>
-        <w:t xml:space="preserve"> y 19 de la Ley 29571, Código de Protección y Defensa del Consumidor, </w:t>
+        <w:t xml:space="preserve"/>
       </w:r>
       <w:r>
         <w:rPr>
@@ -3612,7 +3612,7 @@
           <w:lang w:eastAsia="es-PE"/>
           <w14:ligatures w14:val="none"/>
         </w:rPr>
-        <w:t xml:space="preserve">en tanto </w:t>
+        <w:t xml:space="preserve"/>
       </w:r>
       <w:r>
         <w:rPr>
@@ -3623,7 +3623,7 @@
           <w:lang w:eastAsia="es-PE"/>
           <w14:ligatures w14:val="none"/>
         </w:rPr>
-        <w:t xml:space="preserve">la compañía aseguradora no habría cumplido con </w:t>
+        <w:t xml:space="preserve"/>
       </w:r>
       <w:r>
         <w:rPr>
@@ -3634,7 +3634,7 @@
           <w:lang w:eastAsia="es-PE"/>
           <w14:ligatures w14:val="none"/>
         </w:rPr>
-        <w:t>reembolsar la totalidad de los gastos médicos al denunciante por el</w:t>
+        <w:t/>
       </w:r>
       <w:r>
         <w:rPr>
@@ -3645,7 +3645,7 @@
           <w:lang w:eastAsia="es-PE"/>
           <w14:ligatures w14:val="none"/>
         </w:rPr>
-        <w:t xml:space="preserve"> Seguro Obligatorio de Accidentes de Tránsito </w:t>
+        <w:t xml:space="preserve"/>
       </w:r>
       <w:r>
         <w:rPr>
@@ -3656,7 +3656,7 @@
           <w:lang w:eastAsia="es-PE"/>
           <w14:ligatures w14:val="none"/>
         </w:rPr>
-        <w:t>debido al siniestro del 19 de julio de 2024.</w:t>
+        <w:t/>
       </w:r>
     </w:p>
     <w:p>
@@ -5042,7 +5042,7 @@
           <w:kern w:val="0"/>
           <w14:ligatures w14:val="none"/>
         </w:rPr>
-        <w:t>DÉCIMO:</w:t>
+        <w:t xml:space="preserve">DÉCIMO: requerir al señor [DENUNCIANTE] para que, dentro del plazo de dos (2) días hábiles siguientes a la fecha en que reciba la notificación en su bandeja de correo electrónico, efectúe la confirmación de recepción de la notificación remitida por este despacho a su correo electrónico, de conformidad con el segundo párrafo del numeral 4 del artículo 20 del Texto Único Ordenado de la Ley del Procedimiento Administrativo General, aprobado mediante Decreto Supremo 006-2026-JUS, bajo apercibimiento de rehacer el acto de notificación y notificarle conforme al numeral 1 del artículo 20 del citado cuerpo normativo.</w:t>
       </w:r>
       <w:r>
         <w:rPr>
@@ -5052,7 +5052,7 @@
           <w:kern w:val="0"/>
           <w14:ligatures w14:val="none"/>
         </w:rPr>
-        <w:t xml:space="preserve"> requerir </w:t>
+        <w:t xml:space="preserve"/>
       </w:r>
       <w:r>
         <w:rPr>
@@ -5062,7 +5062,7 @@
           <w:kern w:val="0"/>
           <w14:ligatures w14:val="none"/>
         </w:rPr>
-        <w:t>al</w:t>
+        <w:t/>
       </w:r>
       <w:r>
         <w:rPr>
@@ -5072,7 +5072,7 @@
           <w:kern w:val="0"/>
           <w14:ligatures w14:val="none"/>
         </w:rPr>
-        <w:t xml:space="preserve"> </w:t>
+        <w:t xml:space="preserve"/>
       </w:r>
       <w:r>
         <w:rPr>
@@ -5083,7 +5083,7 @@
           <w:lang w:eastAsia="es-PE"/>
           <w14:ligatures w14:val="none"/>
         </w:rPr>
-        <w:t xml:space="preserve">señor </w:t>
+        <w:t xml:space="preserve"/>
       </w:r>
       <w:r>
         <w:rPr>
@@ -5094,7 +5094,7 @@
           <w:lang w:eastAsia="es-PE"/>
           <w14:ligatures w14:val="none"/>
         </w:rPr>
-        <w:t xml:space="preserve">Ricardo Xavier </w:t>
+        <w:t xml:space="preserve"/>
       </w:r>
       <w:proofErr w:type="spellStart"/>
       <w:r>
@@ -5106,7 +5106,7 @@
           <w:lang w:eastAsia="es-PE"/>
           <w14:ligatures w14:val="none"/>
         </w:rPr>
-        <w:t>Cobeñas</w:t>
+        <w:t/>
       </w:r>
       <w:proofErr w:type="spellEnd"/>
       <w:r>
@@ -5118,7 +5118,7 @@
           <w:lang w:eastAsia="es-PE"/>
           <w14:ligatures w14:val="none"/>
         </w:rPr>
-        <w:t xml:space="preserve"> </w:t>
+        <w:t xml:space="preserve"/>
       </w:r>
       <w:proofErr w:type="spellStart"/>
       <w:r>
@@ -5130,7 +5130,7 @@
           <w:lang w:eastAsia="es-PE"/>
           <w14:ligatures w14:val="none"/>
         </w:rPr>
-        <w:t>Nuñez</w:t>
+        <w:t/>
       </w:r>
       <w:proofErr w:type="spellEnd"/>
       <w:r>
@@ -5142,14 +5142,14 @@
           <w:lang w:eastAsia="es-PE"/>
           <w14:ligatures w14:val="none"/>
         </w:rPr>
-        <w:t xml:space="preserve"> </w:t>
+        <w:t xml:space="preserve"/>
       </w:r>
       <w:r>
         <w:rPr>
           <w:rFonts w:ascii="Arial Narrow" w:hAnsi="Arial Narrow"/>
           <w:color w:val="000000"/>
         </w:rPr>
-        <w:t>para que, dentro del plazo de dos (2) días hábiles siguientes a la fecha en que reciba la notificación en su bandeja de correo electrónico, efectúe la confirmación de recepción de la notificación remitida por este despacho a su correo electrónico, de conformidad con el segundo párrafo del numeral 4 del artículo 20</w:t>
+        <w:t/>
       </w:r>
       <w:r>
         <w:rPr>
@@ -5166,7 +5166,7 @@
           <w:rFonts w:ascii="Arial Narrow" w:hAnsi="Arial Narrow"/>
           <w:color w:val="000000"/>
         </w:rPr>
-        <w:t xml:space="preserve"> del Texto Único Ordenado de la Ley del Procedimiento Administrativo General, aprobado mediante Decreto Supremo 006-2026-JUS, bajo apercibimiento de rehacer el acto de notificación y notificarle conforme al numeral 1 del artículo 20</w:t>
+        <w:t xml:space="preserve"/>
       </w:r>
       <w:r>
         <w:rPr>
@@ -5183,7 +5183,7 @@
           <w:rFonts w:ascii="Arial Narrow" w:hAnsi="Arial Narrow"/>
           <w:color w:val="000000"/>
         </w:rPr>
-        <w:t xml:space="preserve"> del citado cuerpo normativo</w:t>
+        <w:t xml:space="preserve"/>
       </w:r>
       <w:r>
         <w:rPr>
@@ -5196,7 +5196,7 @@
         <w:rPr>
           <w:rFonts w:ascii="Arial Narrow" w:hAnsi="Arial Narrow" w:cs="Arial"/>
         </w:rPr>
-        <w:t>.</w:t>
+        <w:t/>
       </w:r>
     </w:p>
     <w:p>

--- a/plantillas_maestras/05_soat_y_afocat/negativa_cobertura/1_ddo_aseguradora/varon/TPL_0921_2025_SOAT_Y_AFOCAT_NEGATIVA_COBERTURA_ASEGURADORA_VARON_R1.docx
+++ b/plantillas_maestras/05_soat_y_afocat/negativa_cobertura/1_ddo_aseguradora/varon/TPL_0921_2025_SOAT_Y_AFOCAT_NEGATIVA_COBERTURA_ASEGURADORA_VARON_R1.docx
@@ -2594,7 +2594,7 @@
           <w:lang w:val="es-ES" w:eastAsia="es-ES"/>
           <w14:ligatures w14:val="none"/>
         </w:rPr>
-        <w:t xml:space="preserve">El señor [APELLIDO] solicitó, en calidad de medida correctiva, que Interseguro cumpla con otorgar la suma de S/ 23 338,00 por concepto de reembolso de indemnización de gastos médicos, vinculado al Seguro Obligatorio de Accidentes de Tránsito con Póliza  0593567404. Asimismo, requirió el reembolso de costos y costas del presente procedimiento.</w:t>
+        <w:t xml:space="preserve">El señor [APELLIDO] solicitó, en calidad de medida correctiva, que Interseguro cumpla con otorgar la suma de S/ 23 338,00 por concepto de reembolso de indemnización de gastos médicos, vinculado al Seguro Obligatorio de Accidentes de Tránsito con Póliza 0593567404. Asimismo, requirió el reembolso de costos y costas del presente procedimiento.</w:t>
       </w:r>
       <w:r>
         <w:rPr>

--- a/plantillas_maestras/05_soat_y_afocat/negativa_cobertura/1_ddo_aseguradora/varon/TPL_0921_2025_SOAT_Y_AFOCAT_NEGATIVA_COBERTURA_ASEGURADORA_VARON_R1.docx
+++ b/plantillas_maestras/05_soat_y_afocat/negativa_cobertura/1_ddo_aseguradora/varon/TPL_0921_2025_SOAT_Y_AFOCAT_NEGATIVA_COBERTURA_ASEGURADORA_VARON_R1.docx
@@ -651,6 +651,7 @@
       </w:r>
       <w:r>
         <w:rPr>
+          <w:rStyle w:val="Refdenotaalpie"/>
           <w:rFonts w:ascii="Arial Narrow" w:eastAsia="Times New Roman" w:hAnsi="Arial Narrow" w:cs="Times New Roman"/>
           <w:color w:val="000000"/>
           <w:kern w:val="0"/>
@@ -772,6 +773,7 @@
       </w:r>
       <w:r>
         <w:rPr>
+          <w:rStyle w:val="Refdenotaalpie"/>
           <w:rFonts w:ascii="Arial Narrow" w:eastAsia="Times New Roman" w:hAnsi="Arial Narrow" w:cs="Times New Roman"/>
           <w:color w:val="000000"/>
           <w:kern w:val="0"/>
@@ -2937,6 +2939,7 @@
       <w:bookmarkEnd w:id="3"/>
       <w:r>
         <w:rPr>
+          <w:rStyle w:val="Refdenotaalpie"/>
           <w:rFonts w:ascii="Arial Narrow" w:eastAsia="Arial Narrow" w:hAnsi="Arial Narrow" w:cs="Arial Narrow"/>
           <w:kern w:val="0"/>
           <w:vertAlign w:val="superscript"/>
@@ -3077,6 +3080,7 @@
       </w:r>
       <w:r>
         <w:rPr>
+          <w:rStyle w:val="Refdenotaalpie"/>
           <w:rFonts w:ascii="Arial Narrow" w:eastAsia="Arial Narrow" w:hAnsi="Arial Narrow" w:cs="Arial Narrow"/>
           <w:kern w:val="0"/>
           <w:vertAlign w:val="superscript"/>
@@ -4035,6 +4039,7 @@
       </w:r>
       <w:r>
         <w:rPr>
+          <w:rStyle w:val="Refdenotaalpie"/>
           <w:rFonts w:ascii="Arial Narrow" w:eastAsia="Calibri" w:hAnsi="Arial Narrow" w:cs="Arial"/>
           <w:kern w:val="0"/>
           <w:vertAlign w:val="superscript"/>
@@ -4079,6 +4084,7 @@
       </w:r>
       <w:r>
         <w:rPr>
+          <w:rStyle w:val="Refdenotaalpie"/>
           <w:rFonts w:ascii="Arial Narrow" w:eastAsia="Calibri" w:hAnsi="Arial Narrow" w:cs="Arial"/>
           <w:spacing w:val="-2"/>
           <w:kern w:val="0"/>
@@ -4600,6 +4606,7 @@
       </w:r>
       <w:r>
         <w:rPr>
+          <w:rStyle w:val="Refdenotaalpie"/>
           <w:rFonts w:ascii="Arial Narrow" w:eastAsia="Arial Narrow" w:hAnsi="Arial Narrow" w:cs="Times New Roman"/>
           <w:color w:val="000000"/>
           <w:kern w:val="0"/>
@@ -4681,6 +4688,7 @@
       </w:r>
       <w:r>
         <w:rPr>
+          <w:rStyle w:val="Refdenotaalpie"/>
           <w:rFonts w:ascii="Arial Narrow" w:eastAsia="Arial Narrow" w:hAnsi="Arial Narrow" w:cs="Times New Roman"/>
           <w:color w:val="000000"/>
           <w:kern w:val="0"/>
@@ -4734,6 +4742,7 @@
       </w:r>
       <w:r>
         <w:rPr>
+          <w:rStyle w:val="Refdenotaalpie"/>
           <w:rFonts w:ascii="Arial Narrow" w:eastAsia="Arial Narrow" w:hAnsi="Arial Narrow" w:cs="Times New Roman"/>
           <w:color w:val="000000"/>
           <w:kern w:val="0"/>
@@ -4897,6 +4906,7 @@
       </w:r>
       <w:r>
         <w:rPr>
+          <w:rStyle w:val="Refdenotaalpie"/>
           <w:rFonts w:ascii="Arial Narrow" w:eastAsia="Calibri" w:hAnsi="Arial Narrow" w:cs="Arial"/>
           <w:kern w:val="0"/>
           <w:vertAlign w:val="superscript"/>
@@ -5187,6 +5197,7 @@
       </w:r>
       <w:r>
         <w:rPr>
+          <w:rStyle w:val="Refdenotaalpie"/>
           <w:rFonts w:ascii="Arial Narrow" w:hAnsi="Arial Narrow"/>
           <w:vertAlign w:val="superscript"/>
         </w:rPr>
@@ -5584,14 +5595,14 @@
         <w:tab w:val="right" w:pos="8838"/>
       </w:tabs>
       <w:rPr>
-        <w:rFonts w:ascii="Arial" w:eastAsia="Arial" w:hAnsi="Arial" w:cs="Arial"/>
+        <w:rFonts w:ascii="Arial Narrow" w:eastAsia="Arial" w:hAnsi="Arial Narrow" w:cs="Arial"/>
         <w:sz w:val="16"/>
         <w:szCs w:val="16"/>
       </w:rPr>
     </w:pPr>
     <w:r>
       <w:rPr>
-        <w:rFonts w:ascii="Arial" w:eastAsia="Arial" w:hAnsi="Arial" w:cs="Arial"/>
+        <w:rFonts w:ascii="Arial Narrow" w:eastAsia="Arial" w:hAnsi="Arial Narrow" w:cs="Arial"/>
         <w:sz w:val="16"/>
         <w:szCs w:val="16"/>
       </w:rPr>
@@ -5646,6 +5657,7 @@
           <w:rFonts w:ascii="Arial Narrow" w:hAnsi="Arial Narrow" w:cs="Arial"/>
           <w:sz w:val="16"/>
           <w:szCs w:val="16"/>
+          <w:vertAlign w:val="superscript"/>
         </w:rPr>
         <w:footnoteRef/>
       </w:r>
@@ -5771,6 +5783,7 @@
           <w:rFonts w:ascii="Arial Narrow" w:hAnsi="Arial Narrow" w:cs="Arial"/>
           <w:sz w:val="16"/>
           <w:szCs w:val="16"/>
+          <w:vertAlign w:val="superscript"/>
         </w:rPr>
         <w:footnoteRef/>
       </w:r>
@@ -5853,6 +5866,7 @@
           <w:rFonts w:ascii="Arial Narrow" w:hAnsi="Arial Narrow" w:cs="Arial"/>
           <w:sz w:val="16"/>
           <w:szCs w:val="16"/>
+          <w:vertAlign w:val="superscript"/>
         </w:rPr>
         <w:footnoteRef/>
       </w:r>
@@ -6134,6 +6148,7 @@
           <w:rFonts w:ascii="Arial Narrow" w:hAnsi="Arial Narrow" w:cs="Arial"/>
           <w:sz w:val="16"/>
           <w:szCs w:val="16"/>
+          <w:vertAlign w:val="superscript"/>
         </w:rPr>
         <w:footnoteRef/>
       </w:r>
@@ -6301,6 +6316,7 @@
           <w:rFonts w:ascii="Arial Narrow" w:hAnsi="Arial Narrow" w:cs="Arial"/>
           <w:sz w:val="16"/>
           <w:szCs w:val="16"/>
+          <w:vertAlign w:val="superscript"/>
         </w:rPr>
         <w:footnoteRef/>
       </w:r>
@@ -6371,6 +6387,7 @@
           <w:rFonts w:ascii="Arial Narrow" w:hAnsi="Arial Narrow" w:cs="Arial"/>
           <w:sz w:val="16"/>
           <w:szCs w:val="16"/>
+          <w:vertAlign w:val="superscript"/>
         </w:rPr>
         <w:footnoteRef/>
       </w:r>
@@ -6558,7 +6575,7 @@
       </w:pPr>
       <w:r>
         <w:rPr>
-          <w:rStyle w:val="TextonotapieCar"/>
+          <w:rStyle w:val="Refdenotaalpie"/>
           <w:rFonts w:ascii="Arial Narrow" w:hAnsi="Arial Narrow" w:cs="Arial"/>
           <w:sz w:val="16"/>
           <w:szCs w:val="16"/>
@@ -6774,6 +6791,7 @@
           <w:rFonts w:ascii="Arial Narrow" w:hAnsi="Arial Narrow" w:cs="Arial"/>
           <w:sz w:val="16"/>
           <w:szCs w:val="16"/>
+          <w:vertAlign w:val="superscript"/>
         </w:rPr>
         <w:footnoteRef/>
       </w:r>
@@ -7573,6 +7591,7 @@
           <w:rFonts w:ascii="Arial Narrow" w:hAnsi="Arial Narrow" w:cs="Arial"/>
           <w:sz w:val="16"/>
           <w:szCs w:val="16"/>
+          <w:vertAlign w:val="superscript"/>
         </w:rPr>
         <w:footnoteRef/>
       </w:r>
@@ -7793,6 +7812,7 @@
           <w:bCs/>
           <w:sz w:val="16"/>
           <w:szCs w:val="16"/>
+          <w:vertAlign w:val="superscript"/>
         </w:rPr>
         <w:footnoteRef/>
       </w:r>
@@ -7904,6 +7924,7 @@
           <w:rFonts w:ascii="Arial Narrow" w:hAnsi="Arial Narrow" w:cs="Arial"/>
           <w:sz w:val="16"/>
           <w:szCs w:val="16"/>
+          <w:vertAlign w:val="superscript"/>
         </w:rPr>
         <w:footnoteRef/>
       </w:r>
@@ -10140,6 +10161,17 @@
       <w:szCs w:val="20"/>
     </w:rPr>
   </w:style>
+  <w:style w:type="character" w:styleId="FootnoteReference">
+    <w:name w:val="footnote reference"/>
+    <w:basedOn w:val="Fuentedeprrafopredeter"/>
+    <w:uiPriority w:val="99"/>
+    <w:semiHidden/>
+    <w:unhideWhenUsed/>
+    <w:rPr>
+      <w:rFonts w:ascii="Arial Narrow" w:hAnsi="Arial Narrow"/>
+      <w:vertAlign w:val="superscript"/>
+    </w:rPr>
+  </w:style>
 </w:styles>
 </file>
 

--- a/plantillas_maestras/05_soat_y_afocat/negativa_cobertura/1_ddo_aseguradora/varon/TPL_0921_2025_SOAT_Y_AFOCAT_NEGATIVA_COBERTURA_ASEGURADORA_VARON_R1.docx
+++ b/plantillas_maestras/05_soat_y_afocat/negativa_cobertura/1_ddo_aseguradora/varon/TPL_0921_2025_SOAT_Y_AFOCAT_NEGATIVA_COBERTURA_ASEGURADORA_VARON_R1.docx
@@ -1,8 +1,8 @@
 
 <file path=word/document.xml><?xml version="1.0" encoding="utf-8"?>
-<w:document xmlns:wpc="http://schemas.microsoft.com/office/word/2010/wordprocessingCanvas" xmlns:cx="http://schemas.microsoft.com/office/drawing/2014/chartex" xmlns:cx1="http://schemas.microsoft.com/office/drawing/2015/9/8/chartex" xmlns:cx2="http://schemas.microsoft.com/office/drawing/2015/10/21/chartex" xmlns:cx3="http://schemas.microsoft.com/office/drawing/2016/5/9/chartex" xmlns:cx4="http://schemas.microsoft.com/office/drawing/2016/5/10/chartex" xmlns:cx5="http://schemas.microsoft.com/office/drawing/2016/5/11/chartex" xmlns:cx6="http://schemas.microsoft.com/office/drawing/2016/5/12/chartex" xmlns:cx7="http://schemas.microsoft.com/office/drawing/2016/5/13/chartex" xmlns:cx8="http://schemas.microsoft.com/office/drawing/2016/5/14/chartex" xmlns:mc="http://schemas.openxmlformats.org/markup-compatibility/2006" xmlns:aink="http://schemas.microsoft.com/office/drawing/2016/ink" xmlns:am3d="http://schemas.microsoft.com/office/drawing/2017/model3d" xmlns:o="urn:schemas-microsoft-com:office:office" xmlns:oel="http://schemas.microsoft.com/office/2019/extlst" xmlns:r="http://schemas.openxmlformats.org/officeDocument/2006/relationships" xmlns:m="http://schemas.openxmlformats.org/officeDocument/2006/math" xmlns:v="urn:schemas-microsoft-com:vml" xmlns:wp14="http://schemas.microsoft.com/office/word/2010/wordprocessingDrawing" xmlns:wp="http://schemas.openxmlformats.org/drawingml/2006/wordprocessingDrawing" xmlns:w10="urn:schemas-microsoft-com:office:word" xmlns:w="http://schemas.openxmlformats.org/wordprocessingml/2006/main" xmlns:w14="http://schemas.microsoft.com/office/word/2010/wordml" xmlns:w15="http://schemas.microsoft.com/office/word/2012/wordml" xmlns:w16cex="http://schemas.microsoft.com/office/word/2018/wordml/cex" xmlns:w16cid="http://schemas.microsoft.com/office/word/2016/wordml/cid" xmlns:w16="http://schemas.microsoft.com/office/word/2018/wordml" xmlns:w16du="http://schemas.microsoft.com/office/word/2023/wordml/word16du" xmlns:w16sdtdh="http://schemas.microsoft.com/office/word/2020/wordml/sdtdatahash" xmlns:w16sdtfl="http://schemas.microsoft.com/office/word/2024/wordml/sdtformatlock" xmlns:w16se="http://schemas.microsoft.com/office/word/2015/wordml/symex" xmlns:wpg="http://schemas.microsoft.com/office/word/2010/wordprocessingGroup" xmlns:wpi="http://schemas.microsoft.com/office/word/2010/wordprocessingInk" xmlns:wne="http://schemas.microsoft.com/office/word/2006/wordml" xmlns:wps="http://schemas.microsoft.com/office/word/2010/wordprocessingShape" mc:Ignorable="w14 w15 w16se w16cid w16 w16cex w16sdtdh w16sdtfl w16du wp14">
+<w:document xmlns:ns1="http://schemas.openxmlformats.org/markup-compatibility/2006" xmlns:ns2="http://schemas.microsoft.com/office/word/2010/wordml" xmlns:ns3="http://schemas.openxmlformats.org/officeDocument/2006/relationships" xmlns:w="http://schemas.openxmlformats.org/wordprocessingml/2006/main" ns1:Ignorable="w14 w15 w16se w16cid w16 w16cex w16sdtdh w16sdtfl w16du wp14">
   <w:body>
-    <w:p>
+    <w:p ns2:paraId="0A632482" ns2:textId="786EB95E">
       <w:pPr>
         <w:tabs>
           <w:tab w:val="left" w:pos="1701"/>
@@ -14,7 +14,7 @@
           <w:color w:val="000000"/>
           <w:kern w:val="0"/>
           <w:lang w:eastAsia="es-PE"/>
-          <w14:ligatures w14:val="none"/>
+          <ns2:ligatures ns2:val="none"/>
         </w:rPr>
       </w:pPr>
       <w:bookmarkStart w:id="0" w:name="_Hlk80343540"/>
@@ -25,7 +25,7 @@
           <w:color w:val="000000"/>
           <w:kern w:val="0"/>
           <w:lang w:eastAsia="es-PE"/>
-          <w14:ligatures w14:val="none"/>
+          <ns2:ligatures ns2:val="none"/>
         </w:rPr>
         <w:t xml:space="preserve">EXPEDIENTE </w:t>
       </w:r>
@@ -36,7 +36,7 @@
           <w:color w:val="000000"/>
           <w:kern w:val="0"/>
           <w:lang w:eastAsia="es-PE"/>
-          <w14:ligatures w14:val="none"/>
+          <ns2:ligatures ns2:val="none"/>
         </w:rPr>
         <w:tab/>
         <w:t>:</w:t>
@@ -48,7 +48,7 @@
           <w:color w:val="000000"/>
           <w:kern w:val="0"/>
           <w:lang w:eastAsia="es-PE"/>
-          <w14:ligatures w14:val="none"/>
+          <ns2:ligatures ns2:val="none"/>
         </w:rPr>
         <w:tab/>
       </w:r>
@@ -61,7 +61,7 @@
           <w:kern w:val="0"/>
           <w:shd w:val="clear" w:color="auto" w:fill="FFFFFF"/>
           <w:lang w:eastAsia="es-PE"/>
-          <w14:ligatures w14:val="none"/>
+          <ns2:ligatures ns2:val="none"/>
         </w:rPr>
         <w:t>0</w:t>
       </w:r>
@@ -74,7 +74,7 @@
           <w:kern w:val="0"/>
           <w:shd w:val="clear" w:color="auto" w:fill="FFFFFF"/>
           <w:lang w:eastAsia="es-PE"/>
-          <w14:ligatures w14:val="none"/>
+          <ns2:ligatures ns2:val="none"/>
         </w:rPr>
         <w:t>921-2025/</w:t>
       </w:r>
@@ -87,12 +87,12 @@
           <w:kern w:val="0"/>
           <w:shd w:val="clear" w:color="auto" w:fill="FFFFFF"/>
           <w:lang w:eastAsia="es-PE"/>
-          <w14:ligatures w14:val="none"/>
+          <ns2:ligatures ns2:val="none"/>
         </w:rPr>
         <w:t>CC1</w:t>
       </w:r>
     </w:p>
-    <w:p>
+    <w:p ns2:paraId="187C3631" ns2:textId="1C3C1460">
       <w:pPr>
         <w:tabs>
           <w:tab w:val="left" w:pos="1701"/>
@@ -107,17 +107,17 @@
           <w:color w:val="000000"/>
           <w:kern w:val="0"/>
           <w:lang w:eastAsia="es-PE"/>
-          <w14:ligatures w14:val="none"/>
-        </w:rPr>
-      </w:pPr>
-      <w:r>
-        <w:rPr>
-          <w:rFonts w:ascii="Arial Narrow" w:eastAsia="Arial Narrow" w:hAnsi="Arial Narrow" w:cs="Arial Narrow"/>
-          <w:b/>
-          <w:color w:val="000000"/>
-          <w:kern w:val="0"/>
-          <w:lang w:eastAsia="es-PE"/>
-          <w14:ligatures w14:val="none"/>
+          <ns2:ligatures ns2:val="none"/>
+        </w:rPr>
+      </w:pPr>
+      <w:r>
+        <w:rPr>
+          <w:rFonts w:ascii="Arial Narrow" w:eastAsia="Arial Narrow" w:hAnsi="Arial Narrow" w:cs="Arial Narrow"/>
+          <w:b/>
+          <w:color w:val="000000"/>
+          <w:kern w:val="0"/>
+          <w:lang w:eastAsia="es-PE"/>
+          <ns2:ligatures ns2:val="none"/>
         </w:rPr>
         <w:t xml:space="preserve">DENUNCIANTE:[DENUNCIANTE] (SEÑOR [APELLIDO])</w:t>
       </w:r>
@@ -128,7 +128,7 @@
           <w:color w:val="000000"/>
           <w:kern w:val="0"/>
           <w:lang w:eastAsia="es-PE"/>
-          <w14:ligatures w14:val="none"/>
+          <ns2:ligatures ns2:val="none"/>
         </w:rPr>
         <w:tab/>
         <w:t/>
@@ -140,7 +140,7 @@
           <w:color w:val="000000"/>
           <w:kern w:val="0"/>
           <w:lang w:eastAsia="es-PE"/>
-          <w14:ligatures w14:val="none"/>
+          <ns2:ligatures ns2:val="none"/>
         </w:rPr>
         <w:tab/>
       </w:r>
@@ -151,7 +151,7 @@
           <w:color w:val="000000"/>
           <w:kern w:val="0"/>
           <w:lang w:eastAsia="es-PE"/>
-          <w14:ligatures w14:val="none"/>
+          <ns2:ligatures ns2:val="none"/>
         </w:rPr>
         <w:t xml:space="preserve"/>
       </w:r>
@@ -162,7 +162,7 @@
           <w:color w:val="000000"/>
           <w:kern w:val="0"/>
           <w:lang w:eastAsia="es-PE"/>
-          <w14:ligatures w14:val="none"/>
+          <ns2:ligatures ns2:val="none"/>
         </w:rPr>
         <w:t/>
       </w:r>
@@ -173,7 +173,7 @@
           <w:color w:val="000000"/>
           <w:kern w:val="0"/>
           <w:lang w:eastAsia="es-PE"/>
-          <w14:ligatures w14:val="none"/>
+          <ns2:ligatures ns2:val="none"/>
         </w:rPr>
         <w:t xml:space="preserve"/>
       </w:r>
@@ -184,12 +184,12 @@
           <w:color w:val="000000"/>
           <w:kern w:val="0"/>
           <w:lang w:eastAsia="es-PE"/>
-          <w14:ligatures w14:val="none"/>
+          <ns2:ligatures ns2:val="none"/>
         </w:rPr>
         <w:t/>
       </w:r>
     </w:p>
-    <w:p>
+    <w:p ns2:paraId="7037BAA8" ns2:textId="51E3E1C1">
       <w:pPr>
         <w:tabs>
           <w:tab w:val="left" w:pos="1701"/>
@@ -204,17 +204,17 @@
           <w:color w:val="000000"/>
           <w:kern w:val="0"/>
           <w:lang w:eastAsia="es-PE"/>
-          <w14:ligatures w14:val="none"/>
-        </w:rPr>
-      </w:pPr>
-      <w:r>
-        <w:rPr>
-          <w:rFonts w:ascii="Arial Narrow" w:eastAsia="Arial Narrow" w:hAnsi="Arial Narrow" w:cs="Arial Narrow"/>
-          <w:b/>
-          <w:color w:val="000000"/>
-          <w:kern w:val="0"/>
-          <w:lang w:eastAsia="es-PE"/>
-          <w14:ligatures w14:val="none"/>
+          <ns2:ligatures ns2:val="none"/>
+        </w:rPr>
+      </w:pPr>
+      <w:r>
+        <w:rPr>
+          <w:rFonts w:ascii="Arial Narrow" w:eastAsia="Arial Narrow" w:hAnsi="Arial Narrow" w:cs="Arial Narrow"/>
+          <w:b/>
+          <w:color w:val="000000"/>
+          <w:kern w:val="0"/>
+          <w:lang w:eastAsia="es-PE"/>
+          <ns2:ligatures ns2:val="none"/>
         </w:rPr>
         <w:t>DENUNCIADO</w:t>
       </w:r>
@@ -225,7 +225,7 @@
           <w:color w:val="000000"/>
           <w:kern w:val="0"/>
           <w:lang w:eastAsia="es-PE"/>
-          <w14:ligatures w14:val="none"/>
+          <ns2:ligatures ns2:val="none"/>
         </w:rPr>
         <w:tab/>
         <w:t>:</w:t>
@@ -237,7 +237,7 @@
           <w:color w:val="000000"/>
           <w:kern w:val="0"/>
           <w:lang w:eastAsia="es-PE"/>
-          <w14:ligatures w14:val="none"/>
+          <ns2:ligatures ns2:val="none"/>
         </w:rPr>
         <w:tab/>
       </w:r>
@@ -248,7 +248,7 @@
           <w:color w:val="000000"/>
           <w:kern w:val="0"/>
           <w:lang w:eastAsia="es-PE"/>
-          <w14:ligatures w14:val="none"/>
+          <ns2:ligatures ns2:val="none"/>
         </w:rPr>
         <w:t xml:space="preserve">INTERSEGURO COMPAÑIA DE SEGUROS </w:t>
       </w:r>
@@ -259,7 +259,7 @@
           <w:color w:val="000000"/>
           <w:kern w:val="0"/>
           <w:lang w:eastAsia="es-PE"/>
-          <w14:ligatures w14:val="none"/>
+          <ns2:ligatures ns2:val="none"/>
         </w:rPr>
         <w:t>S.A. (</w:t>
       </w:r>
@@ -270,7 +270,7 @@
           <w:color w:val="000000"/>
           <w:kern w:val="0"/>
           <w:lang w:eastAsia="es-PE"/>
-          <w14:ligatures w14:val="none"/>
+          <ns2:ligatures ns2:val="none"/>
         </w:rPr>
         <w:t>INTERSEGURO</w:t>
       </w:r>
@@ -281,12 +281,12 @@
           <w:color w:val="000000"/>
           <w:kern w:val="0"/>
           <w:lang w:eastAsia="es-PE"/>
-          <w14:ligatures w14:val="none"/>
+          <ns2:ligatures ns2:val="none"/>
         </w:rPr>
         <w:t>)</w:t>
       </w:r>
     </w:p>
-    <w:p>
+    <w:p ns2:paraId="2500BC77" ns2:textId="77777777">
       <w:pPr>
         <w:tabs>
           <w:tab w:val="left" w:pos="1701"/>
@@ -301,17 +301,17 @@
           <w:color w:val="000000"/>
           <w:kern w:val="0"/>
           <w:lang w:eastAsia="es-PE"/>
-          <w14:ligatures w14:val="none"/>
-        </w:rPr>
-      </w:pPr>
-      <w:r>
-        <w:rPr>
-          <w:rFonts w:ascii="Arial Narrow" w:eastAsia="Arial Narrow" w:hAnsi="Arial Narrow" w:cs="Arial Narrow"/>
-          <w:b/>
-          <w:color w:val="000000"/>
-          <w:kern w:val="0"/>
-          <w:lang w:eastAsia="es-PE"/>
-          <w14:ligatures w14:val="none"/>
+          <ns2:ligatures ns2:val="none"/>
+        </w:rPr>
+      </w:pPr>
+      <w:r>
+        <w:rPr>
+          <w:rFonts w:ascii="Arial Narrow" w:eastAsia="Arial Narrow" w:hAnsi="Arial Narrow" w:cs="Arial Narrow"/>
+          <w:b/>
+          <w:color w:val="000000"/>
+          <w:kern w:val="0"/>
+          <w:lang w:eastAsia="es-PE"/>
+          <ns2:ligatures ns2:val="none"/>
         </w:rPr>
         <w:t>MATERIAS</w:t>
       </w:r>
@@ -322,7 +322,7 @@
           <w:color w:val="000000"/>
           <w:kern w:val="0"/>
           <w:lang w:eastAsia="es-PE"/>
-          <w14:ligatures w14:val="none"/>
+          <ns2:ligatures ns2:val="none"/>
         </w:rPr>
         <w:tab/>
         <w:t xml:space="preserve">: </w:t>
@@ -334,13 +334,13 @@
           <w:color w:val="000000"/>
           <w:kern w:val="0"/>
           <w:lang w:eastAsia="es-PE"/>
-          <w14:ligatures w14:val="none"/>
+          <ns2:ligatures ns2:val="none"/>
         </w:rPr>
         <w:tab/>
         <w:t>ADMISIÓN A TRÁMITE</w:t>
       </w:r>
     </w:p>
-    <w:p>
+    <w:p ns2:paraId="284AD768" ns2:textId="7828DE75">
       <w:pPr>
         <w:tabs>
           <w:tab w:val="left" w:pos="1701"/>
@@ -355,17 +355,17 @@
           <w:color w:val="000000"/>
           <w:kern w:val="0"/>
           <w:lang w:eastAsia="es-PE"/>
-          <w14:ligatures w14:val="none"/>
-        </w:rPr>
-      </w:pPr>
-      <w:r>
-        <w:rPr>
-          <w:rFonts w:ascii="Arial Narrow" w:eastAsia="Arial Narrow" w:hAnsi="Arial Narrow" w:cs="Arial Narrow"/>
-          <w:b/>
-          <w:color w:val="000000"/>
-          <w:kern w:val="0"/>
-          <w:lang w:eastAsia="es-PE"/>
-          <w14:ligatures w14:val="none"/>
+          <ns2:ligatures ns2:val="none"/>
+        </w:rPr>
+      </w:pPr>
+      <w:r>
+        <w:rPr>
+          <w:rFonts w:ascii="Arial Narrow" w:eastAsia="Arial Narrow" w:hAnsi="Arial Narrow" w:cs="Arial Narrow"/>
+          <w:b/>
+          <w:color w:val="000000"/>
+          <w:kern w:val="0"/>
+          <w:lang w:eastAsia="es-PE"/>
+          <ns2:ligatures ns2:val="none"/>
         </w:rPr>
         <w:t>REQUERIMIENTO DE INFORMACIÓN</w:t>
       </w:r>
@@ -376,12 +376,12 @@
           <w:color w:val="000000"/>
           <w:kern w:val="0"/>
           <w:lang w:eastAsia="es-PE"/>
-          <w14:ligatures w14:val="none"/>
+          <ns2:ligatures ns2:val="none"/>
         </w:rPr>
         <w:t xml:space="preserve"> </w:t>
       </w:r>
     </w:p>
-    <w:p>
+    <w:p ns2:paraId="5A3670C5" ns2:textId="139F0816">
       <w:pPr>
         <w:tabs>
           <w:tab w:val="left" w:pos="1701"/>
@@ -395,17 +395,17 @@
           <w:color w:val="000000"/>
           <w:kern w:val="0"/>
           <w:lang w:eastAsia="es-PE"/>
-          <w14:ligatures w14:val="none"/>
-        </w:rPr>
-      </w:pPr>
-      <w:r>
-        <w:rPr>
-          <w:rFonts w:ascii="Arial Narrow" w:eastAsia="Arial Narrow" w:hAnsi="Arial Narrow" w:cs="Arial Narrow"/>
-          <w:b/>
-          <w:color w:val="000000"/>
-          <w:kern w:val="0"/>
-          <w:lang w:eastAsia="es-PE"/>
-          <w14:ligatures w14:val="none"/>
+          <ns2:ligatures ns2:val="none"/>
+        </w:rPr>
+      </w:pPr>
+      <w:r>
+        <w:rPr>
+          <w:rFonts w:ascii="Arial Narrow" w:eastAsia="Arial Narrow" w:hAnsi="Arial Narrow" w:cs="Arial Narrow"/>
+          <w:b/>
+          <w:color w:val="000000"/>
+          <w:kern w:val="0"/>
+          <w:lang w:eastAsia="es-PE"/>
+          <ns2:ligatures ns2:val="none"/>
         </w:rPr>
         <w:t xml:space="preserve">RESOLUCIÓN </w:t>
       </w:r>
@@ -416,7 +416,7 @@
           <w:color w:val="000000"/>
           <w:kern w:val="0"/>
           <w:lang w:eastAsia="es-PE"/>
-          <w14:ligatures w14:val="none"/>
+          <ns2:ligatures ns2:val="none"/>
         </w:rPr>
         <w:tab/>
         <w:t>:</w:t>
@@ -428,7 +428,7 @@
           <w:color w:val="000000"/>
           <w:kern w:val="0"/>
           <w:lang w:eastAsia="es-PE"/>
-          <w14:ligatures w14:val="none"/>
+          <ns2:ligatures ns2:val="none"/>
         </w:rPr>
         <w:tab/>
       </w:r>
@@ -439,12 +439,12 @@
           <w:color w:val="000000"/>
           <w:kern w:val="0"/>
           <w:lang w:eastAsia="es-PE"/>
-          <w14:ligatures w14:val="none"/>
+          <ns2:ligatures ns2:val="none"/>
         </w:rPr>
         <w:t>1</w:t>
       </w:r>
     </w:p>
-    <w:p>
+    <w:p ns2:paraId="7591140C" ns2:textId="77777777">
       <w:pPr>
         <w:tabs>
           <w:tab w:val="left" w:pos="1014"/>
@@ -457,11 +457,11 @@
           <w:kern w:val="0"/>
           <w:shd w:val="clear" w:color="auto" w:fill="FFFFFF"/>
           <w:lang w:eastAsia="es-PE"/>
-          <w14:ligatures w14:val="none"/>
-        </w:rPr>
-      </w:pPr>
-    </w:p>
-    <w:p>
+          <ns2:ligatures ns2:val="none"/>
+        </w:rPr>
+      </w:pPr>
+    </w:p>
+    <w:p ns2:paraId="59BB126F" ns2:textId="47602D99">
       <w:pPr>
         <w:tabs>
           <w:tab w:val="left" w:pos="1014"/>
@@ -474,7 +474,7 @@
           <w:kern w:val="0"/>
           <w:shd w:val="clear" w:color="auto" w:fill="FFFFFF"/>
           <w:lang w:eastAsia="es-PE"/>
-          <w14:ligatures w14:val="none"/>
+          <ns2:ligatures ns2:val="none"/>
         </w:rPr>
       </w:pPr>
       <w:r>
@@ -484,7 +484,7 @@
           <w:kern w:val="0"/>
           <w:shd w:val="clear" w:color="auto" w:fill="FFFFFF"/>
           <w:lang w:eastAsia="es-PE"/>
-          <w14:ligatures w14:val="none"/>
+          <ns2:ligatures ns2:val="none"/>
         </w:rPr>
         <w:t xml:space="preserve">Lima, </w:t>
       </w:r>
@@ -495,7 +495,7 @@
           <w:kern w:val="0"/>
           <w:shd w:val="clear" w:color="auto" w:fill="FFFFFF"/>
           <w:lang w:eastAsia="es-PE"/>
-          <w14:ligatures w14:val="none"/>
+          <ns2:ligatures ns2:val="none"/>
         </w:rPr>
         <w:t>30</w:t>
       </w:r>
@@ -506,7 +506,7 @@
           <w:kern w:val="0"/>
           <w:shd w:val="clear" w:color="auto" w:fill="FFFFFF"/>
           <w:lang w:eastAsia="es-PE"/>
-          <w14:ligatures w14:val="none"/>
+          <ns2:ligatures ns2:val="none"/>
         </w:rPr>
         <w:t xml:space="preserve"> de </w:t>
       </w:r>
@@ -517,7 +517,7 @@
           <w:kern w:val="0"/>
           <w:shd w:val="clear" w:color="auto" w:fill="FFFFFF"/>
           <w:lang w:eastAsia="es-PE"/>
-          <w14:ligatures w14:val="none"/>
+          <ns2:ligatures ns2:val="none"/>
         </w:rPr>
         <w:t>mayo</w:t>
       </w:r>
@@ -528,7 +528,7 @@
           <w:kern w:val="0"/>
           <w:shd w:val="clear" w:color="auto" w:fill="FFFFFF"/>
           <w:lang w:eastAsia="es-PE"/>
-          <w14:ligatures w14:val="none"/>
+          <ns2:ligatures ns2:val="none"/>
         </w:rPr>
         <w:t xml:space="preserve"> de 202</w:t>
       </w:r>
@@ -539,12 +539,12 @@
           <w:kern w:val="0"/>
           <w:shd w:val="clear" w:color="auto" w:fill="FFFFFF"/>
           <w:lang w:eastAsia="es-PE"/>
-          <w14:ligatures w14:val="none"/>
+          <ns2:ligatures ns2:val="none"/>
         </w:rPr>
         <w:t>5</w:t>
       </w:r>
     </w:p>
-    <w:p>
+    <w:p ns2:paraId="78BF12C0" ns2:textId="77777777">
       <w:pPr>
         <w:tabs>
           <w:tab w:val="left" w:pos="1014"/>
@@ -556,11 +556,11 @@
           <w:color w:val="000000"/>
           <w:kern w:val="0"/>
           <w:lang w:eastAsia="es-PE"/>
-          <w14:ligatures w14:val="none"/>
-        </w:rPr>
-      </w:pPr>
-    </w:p>
-    <w:p>
+          <ns2:ligatures ns2:val="none"/>
+        </w:rPr>
+      </w:pPr>
+    </w:p>
+    <w:p ns2:paraId="553F3534" ns2:textId="77777777">
       <w:pPr>
         <w:numPr>
           <w:ilvl w:val="0"/>
@@ -574,22 +574,22 @@
           <w:color w:val="000000"/>
           <w:kern w:val="0"/>
           <w:lang w:eastAsia="es-PE"/>
-          <w14:ligatures w14:val="none"/>
-        </w:rPr>
-      </w:pPr>
-      <w:r>
-        <w:rPr>
-          <w:rFonts w:ascii="Arial Narrow" w:eastAsia="Arial Narrow" w:hAnsi="Arial Narrow" w:cs="Arial Narrow"/>
-          <w:b/>
-          <w:color w:val="000000"/>
-          <w:kern w:val="0"/>
-          <w:lang w:eastAsia="es-PE"/>
-          <w14:ligatures w14:val="none"/>
+          <ns2:ligatures ns2:val="none"/>
+        </w:rPr>
+      </w:pPr>
+      <w:r>
+        <w:rPr>
+          <w:rFonts w:ascii="Arial Narrow" w:eastAsia="Arial Narrow" w:hAnsi="Arial Narrow" w:cs="Arial Narrow"/>
+          <w:b/>
+          <w:color w:val="000000"/>
+          <w:kern w:val="0"/>
+          <w:lang w:eastAsia="es-PE"/>
+          <ns2:ligatures ns2:val="none"/>
         </w:rPr>
         <w:t xml:space="preserve">HECHOS </w:t>
       </w:r>
     </w:p>
-    <w:p>
+    <w:p ns2:paraId="74E8E3A1" ns2:textId="77777777">
       <w:pPr>
         <w:spacing w:after="0" w:line="240" w:lineRule="auto"/>
         <w:jc w:val="both"/>
@@ -598,11 +598,11 @@
           <w:color w:val="000000"/>
           <w:kern w:val="0"/>
           <w:lang w:eastAsia="es-PE"/>
-          <w14:ligatures w14:val="none"/>
-        </w:rPr>
-      </w:pPr>
-    </w:p>
-    <w:p>
+          <ns2:ligatures ns2:val="none"/>
+        </w:rPr>
+      </w:pPr>
+    </w:p>
+    <w:p ns2:paraId="25718C3B" ns2:textId="4CEC645E">
       <w:pPr>
         <w:numPr>
           <w:ilvl w:val="1"/>
@@ -616,7 +616,7 @@
           <w:color w:val="000000"/>
           <w:kern w:val="0"/>
           <w:lang w:val="es-ES" w:eastAsia="es-ES"/>
-          <w14:ligatures w14:val="none"/>
+          <ns2:ligatures ns2:val="none"/>
         </w:rPr>
       </w:pPr>
       <w:r>
@@ -625,7 +625,7 @@
           <w:color w:val="000000"/>
           <w:kern w:val="0"/>
           <w:lang w:val="es-ES" w:eastAsia="es-ES"/>
-          <w14:ligatures w14:val="none"/>
+          <ns2:ligatures ns2:val="none"/>
         </w:rPr>
         <w:t xml:space="preserve">Mediante el escrito del 11 de marzo de 2025 el señor [APELLIDO] denunció a Interseguro por presuntas infracciones a la Ley 29571, Código de Protección y Defensa del Consumidor (en adelante, Código), señalando lo siguiente:</w:t>
       </w:r>
@@ -635,7 +635,7 @@
           <w:color w:val="000000"/>
           <w:kern w:val="0"/>
           <w:lang w:val="es-ES" w:eastAsia="es-ES"/>
-          <w14:ligatures w14:val="none"/>
+          <ns2:ligatures ns2:val="none"/>
         </w:rPr>
         <w:t xml:space="preserve"/>
       </w:r>
@@ -645,7 +645,7 @@
           <w:color w:val="000000"/>
           <w:kern w:val="0"/>
           <w:lang w:val="es-ES" w:eastAsia="es-ES"/>
-          <w14:ligatures w14:val="none"/>
+          <ns2:ligatures ns2:val="none"/>
         </w:rPr>
         <w:t/>
       </w:r>
@@ -657,7 +657,7 @@
           <w:kern w:val="0"/>
           <w:vertAlign w:val="superscript"/>
           <w:lang w:val="es-ES" w:eastAsia="es-ES"/>
-          <w14:ligatures w14:val="none"/>
+          <ns2:ligatures ns2:val="none"/>
         </w:rPr>
         <w:footnoteReference w:id="1"/>
       </w:r>
@@ -665,7 +665,7 @@
         <w:rPr>
           <w:rFonts w:ascii="Arial Narrow" w:eastAsia="Calibri" w:hAnsi="Arial Narrow" w:cs="Arial"/>
           <w:kern w:val="0"/>
-          <w14:ligatures w14:val="none"/>
+          <ns2:ligatures ns2:val="none"/>
         </w:rPr>
         <w:t xml:space="preserve"/>
       </w:r>
@@ -673,7 +673,7 @@
         <w:rPr>
           <w:rFonts w:ascii="Arial Narrow" w:eastAsia="Calibri" w:hAnsi="Arial Narrow" w:cs="Arial"/>
           <w:kern w:val="0"/>
-          <w14:ligatures w14:val="none"/>
+          <ns2:ligatures ns2:val="none"/>
         </w:rPr>
         <w:t/>
       </w:r>
@@ -681,7 +681,7 @@
         <w:rPr>
           <w:rFonts w:ascii="Arial Narrow" w:eastAsia="Calibri" w:hAnsi="Arial Narrow" w:cs="Arial"/>
           <w:kern w:val="0"/>
-          <w14:ligatures w14:val="none"/>
+          <ns2:ligatures ns2:val="none"/>
         </w:rPr>
         <w:t xml:space="preserve"/>
       </w:r>
@@ -689,7 +689,7 @@
         <w:rPr>
           <w:rFonts w:ascii="Arial Narrow" w:eastAsia="Calibri" w:hAnsi="Arial Narrow" w:cs="Arial"/>
           <w:kern w:val="0"/>
-          <w14:ligatures w14:val="none"/>
+          <ns2:ligatures ns2:val="none"/>
         </w:rPr>
         <w:t xml:space="preserve"/>
       </w:r>
@@ -698,7 +698,7 @@
         <w:rPr>
           <w:rFonts w:ascii="Arial Narrow" w:eastAsia="Calibri" w:hAnsi="Arial Narrow" w:cs="Arial"/>
           <w:kern w:val="0"/>
-          <w14:ligatures w14:val="none"/>
+          <ns2:ligatures ns2:val="none"/>
         </w:rPr>
         <w:t/>
       </w:r>
@@ -707,7 +707,7 @@
         <w:rPr>
           <w:rFonts w:ascii="Arial Narrow" w:eastAsia="Calibri" w:hAnsi="Arial Narrow" w:cs="Arial"/>
           <w:kern w:val="0"/>
-          <w14:ligatures w14:val="none"/>
+          <ns2:ligatures ns2:val="none"/>
         </w:rPr>
         <w:t xml:space="preserve"/>
       </w:r>
@@ -715,7 +715,7 @@
         <w:rPr>
           <w:rFonts w:ascii="Arial Narrow" w:eastAsia="Calibri" w:hAnsi="Arial Narrow" w:cs="Arial"/>
           <w:kern w:val="0"/>
-          <w14:ligatures w14:val="none"/>
+          <ns2:ligatures ns2:val="none"/>
         </w:rPr>
         <w:t/>
       </w:r>
@@ -725,7 +725,7 @@
           <w:color w:val="000000"/>
           <w:kern w:val="0"/>
           <w:lang w:val="es-ES" w:eastAsia="es-ES"/>
-          <w14:ligatures w14:val="none"/>
+          <ns2:ligatures ns2:val="none"/>
         </w:rPr>
         <w:t xml:space="preserve"/>
       </w:r>
@@ -736,7 +736,7 @@
           <w:color w:val="000000"/>
           <w:kern w:val="0"/>
           <w:lang w:val="es-ES" w:eastAsia="es-ES"/>
-          <w14:ligatures w14:val="none"/>
+          <ns2:ligatures ns2:val="none"/>
         </w:rPr>
         <w:t/>
       </w:r>
@@ -747,7 +747,7 @@
           <w:color w:val="000000"/>
           <w:kern w:val="0"/>
           <w:lang w:val="es-ES" w:eastAsia="es-ES"/>
-          <w14:ligatures w14:val="none"/>
+          <ns2:ligatures ns2:val="none"/>
         </w:rPr>
         <w:t xml:space="preserve"/>
       </w:r>
@@ -757,7 +757,7 @@
           <w:color w:val="000000"/>
           <w:kern w:val="0"/>
           <w:lang w:val="es-ES" w:eastAsia="es-ES"/>
-          <w14:ligatures w14:val="none"/>
+          <ns2:ligatures ns2:val="none"/>
         </w:rPr>
         <w:t/>
       </w:r>
@@ -767,7 +767,7 @@
           <w:color w:val="000000"/>
           <w:kern w:val="0"/>
           <w:lang w:val="es-ES" w:eastAsia="es-ES"/>
-          <w14:ligatures w14:val="none"/>
+          <ns2:ligatures ns2:val="none"/>
         </w:rPr>
         <w:t/>
       </w:r>
@@ -779,7 +779,7 @@
           <w:kern w:val="0"/>
           <w:vertAlign w:val="superscript"/>
           <w:lang w:val="es-ES" w:eastAsia="es-ES"/>
-          <w14:ligatures w14:val="none"/>
+          <ns2:ligatures ns2:val="none"/>
         </w:rPr>
         <w:footnoteReference w:id="2"/>
       </w:r>
@@ -789,7 +789,7 @@
           <w:color w:val="000000"/>
           <w:kern w:val="0"/>
           <w:lang w:val="es-ES" w:eastAsia="es-ES"/>
-          <w14:ligatures w14:val="none"/>
+          <ns2:ligatures ns2:val="none"/>
         </w:rPr>
         <w:t xml:space="preserve"/>
       </w:r>
@@ -800,12 +800,12 @@
           <w:color w:val="000000"/>
           <w:kern w:val="0"/>
           <w:lang w:val="es-ES" w:eastAsia="es-ES"/>
-          <w14:ligatures w14:val="none"/>
+          <ns2:ligatures ns2:val="none"/>
         </w:rPr>
         <w:t/>
       </w:r>
     </w:p>
-    <w:p>
+    <w:p ns2:paraId="101D66EA" ns2:textId="77777777">
       <w:pPr>
         <w:tabs>
           <w:tab w:val="left" w:pos="1134"/>
@@ -817,11 +817,11 @@
           <w:color w:val="000000"/>
           <w:kern w:val="0"/>
           <w:lang w:val="es-ES" w:eastAsia="es-ES"/>
-          <w14:ligatures w14:val="none"/>
-        </w:rPr>
-      </w:pPr>
-    </w:p>
-    <w:p>
+          <ns2:ligatures ns2:val="none"/>
+        </w:rPr>
+      </w:pPr>
+    </w:p>
+    <w:p ns2:paraId="2832DCBD" ns2:textId="2A5FBC5F">
       <w:pPr>
         <w:pStyle w:val="Prrafodelista"/>
         <w:numPr>
@@ -840,16 +840,16 @@
           <w:color w:val="000000"/>
           <w:kern w:val="0"/>
           <w:lang w:eastAsia="es-ES"/>
-          <w14:ligatures w14:val="none"/>
-        </w:rPr>
-      </w:pPr>
-      <w:r>
-        <w:rPr>
-          <w:rFonts w:ascii="Arial Narrow" w:eastAsia="Times New Roman" w:hAnsi="Arial Narrow" w:cs="Arial"/>
-          <w:color w:val="000000"/>
-          <w:kern w:val="0"/>
-          <w:lang w:eastAsia="es-ES"/>
-          <w14:ligatures w14:val="none"/>
+          <ns2:ligatures ns2:val="none"/>
+        </w:rPr>
+      </w:pPr>
+      <w:r>
+        <w:rPr>
+          <w:rFonts w:ascii="Arial Narrow" w:eastAsia="Times New Roman" w:hAnsi="Arial Narrow" w:cs="Arial"/>
+          <w:color w:val="000000"/>
+          <w:kern w:val="0"/>
+          <w:lang w:eastAsia="es-ES"/>
+          <ns2:ligatures ns2:val="none"/>
         </w:rPr>
         <w:t xml:space="preserve">El 19 de julio de 2024, contrató un servicio turístico con destino a las Cataratas de </w:t>
       </w:r>
@@ -860,7 +860,7 @@
           <w:color w:val="000000"/>
           <w:kern w:val="0"/>
           <w:lang w:eastAsia="es-ES"/>
-          <w14:ligatures w14:val="none"/>
+          <ns2:ligatures ns2:val="none"/>
         </w:rPr>
         <w:t>Gocta</w:t>
       </w:r>
@@ -871,7 +871,7 @@
           <w:color w:val="000000"/>
           <w:kern w:val="0"/>
           <w:lang w:eastAsia="es-ES"/>
-          <w14:ligatures w14:val="none"/>
+          <ns2:ligatures ns2:val="none"/>
         </w:rPr>
         <w:t xml:space="preserve">, en la ciudad de Chachapoyas, a través de una empresa dedicada a actividades turísticas. Para el cumplimiento del referido servicio, la empresa puso a disposición un vehículo particular, de marca Kia, color blanco, con </w:t>
       </w:r>
@@ -881,7 +881,7 @@
           <w:color w:val="000000"/>
           <w:kern w:val="0"/>
           <w:lang w:eastAsia="es-ES"/>
-          <w14:ligatures w14:val="none"/>
+          <ns2:ligatures ns2:val="none"/>
         </w:rPr>
         <w:t>P</w:t>
       </w:r>
@@ -891,7 +891,7 @@
           <w:color w:val="000000"/>
           <w:kern w:val="0"/>
           <w:lang w:eastAsia="es-ES"/>
-          <w14:ligatures w14:val="none"/>
+          <ns2:ligatures ns2:val="none"/>
         </w:rPr>
         <w:t xml:space="preserve">laca de </w:t>
       </w:r>
@@ -901,7 +901,7 @@
           <w:color w:val="000000"/>
           <w:kern w:val="0"/>
           <w:lang w:eastAsia="es-ES"/>
-          <w14:ligatures w14:val="none"/>
+          <ns2:ligatures ns2:val="none"/>
         </w:rPr>
         <w:t>R</w:t>
       </w:r>
@@ -911,7 +911,7 @@
           <w:color w:val="000000"/>
           <w:kern w:val="0"/>
           <w:lang w:eastAsia="es-ES"/>
-          <w14:ligatures w14:val="none"/>
+          <ns2:ligatures ns2:val="none"/>
         </w:rPr>
         <w:t xml:space="preserve">odaje CEK-267, conducido por una persona identificada como Luis Alberto Villanueva. El servicio turístico </w:t>
       </w:r>
@@ -921,7 +921,7 @@
           <w:color w:val="000000"/>
           <w:kern w:val="0"/>
           <w:lang w:eastAsia="es-ES"/>
-          <w14:ligatures w14:val="none"/>
+          <ns2:ligatures ns2:val="none"/>
         </w:rPr>
         <w:t xml:space="preserve">se realizó </w:t>
       </w:r>
@@ -931,12 +931,12 @@
           <w:color w:val="000000"/>
           <w:kern w:val="0"/>
           <w:lang w:eastAsia="es-ES"/>
-          <w14:ligatures w14:val="none"/>
+          <ns2:ligatures ns2:val="none"/>
         </w:rPr>
         <w:t>el 20 de julio de 2024 e incluyó el traslado de la parte denunciante y tres personas más.</w:t>
       </w:r>
     </w:p>
-    <w:p>
+    <w:p ns2:paraId="7CEA0F0C" ns2:textId="77777777">
       <w:pPr>
         <w:pStyle w:val="Prrafodelista"/>
         <w:spacing w:after="0" w:line="240" w:lineRule="auto"/>
@@ -947,11 +947,11 @@
           <w:color w:val="000000"/>
           <w:kern w:val="0"/>
           <w:lang w:eastAsia="es-ES"/>
-          <w14:ligatures w14:val="none"/>
-        </w:rPr>
-      </w:pPr>
-    </w:p>
-    <w:p>
+          <ns2:ligatures ns2:val="none"/>
+        </w:rPr>
+      </w:pPr>
+    </w:p>
+    <w:p ns2:paraId="33C0B6D3" ns2:textId="22A21C60">
       <w:pPr>
         <w:pStyle w:val="Prrafodelista"/>
         <w:numPr>
@@ -970,16 +970,16 @@
           <w:color w:val="000000"/>
           <w:kern w:val="0"/>
           <w:lang w:eastAsia="es-ES"/>
-          <w14:ligatures w14:val="none"/>
-        </w:rPr>
-      </w:pPr>
-      <w:r>
-        <w:rPr>
-          <w:rFonts w:ascii="Arial Narrow" w:eastAsia="Times New Roman" w:hAnsi="Arial Narrow" w:cs="Arial"/>
-          <w:color w:val="000000"/>
-          <w:kern w:val="0"/>
-          <w:lang w:eastAsia="es-ES"/>
-          <w14:ligatures w14:val="none"/>
+          <ns2:ligatures ns2:val="none"/>
+        </w:rPr>
+      </w:pPr>
+      <w:r>
+        <w:rPr>
+          <w:rFonts w:ascii="Arial Narrow" w:eastAsia="Times New Roman" w:hAnsi="Arial Narrow" w:cs="Arial"/>
+          <w:color w:val="000000"/>
+          <w:kern w:val="0"/>
+          <w:lang w:eastAsia="es-ES"/>
+          <ns2:ligatures ns2:val="none"/>
         </w:rPr>
         <w:t>En esa fecha</w:t>
       </w:r>
@@ -989,7 +989,7 @@
           <w:color w:val="000000"/>
           <w:kern w:val="0"/>
           <w:lang w:eastAsia="es-ES"/>
-          <w14:ligatures w14:val="none"/>
+          <ns2:ligatures ns2:val="none"/>
         </w:rPr>
         <w:t xml:space="preserve">, durante el retorno desde las Cataratas de </w:t>
       </w:r>
@@ -1000,7 +1000,7 @@
           <w:color w:val="000000"/>
           <w:kern w:val="0"/>
           <w:lang w:eastAsia="es-ES"/>
-          <w14:ligatures w14:val="none"/>
+          <ns2:ligatures ns2:val="none"/>
         </w:rPr>
         <w:t>Gocta</w:t>
       </w:r>
@@ -1011,7 +1011,7 @@
           <w:color w:val="000000"/>
           <w:kern w:val="0"/>
           <w:lang w:eastAsia="es-ES"/>
-          <w14:ligatures w14:val="none"/>
+          <ns2:ligatures ns2:val="none"/>
         </w:rPr>
         <w:t xml:space="preserve"> hacia Chachapoyas, el vehículo mencionado fue impactado frontalmente por una camioneta de marca Toyota, la cual habría invadido el carril por el que transitaba el vehículo que </w:t>
       </w:r>
@@ -1021,7 +1021,7 @@
           <w:color w:val="000000"/>
           <w:kern w:val="0"/>
           <w:lang w:eastAsia="es-ES"/>
-          <w14:ligatures w14:val="none"/>
+          <ns2:ligatures ns2:val="none"/>
         </w:rPr>
         <w:t xml:space="preserve">lo </w:t>
       </w:r>
@@ -1031,7 +1031,7 @@
           <w:color w:val="000000"/>
           <w:kern w:val="0"/>
           <w:lang w:eastAsia="es-ES"/>
-          <w14:ligatures w14:val="none"/>
+          <ns2:ligatures ns2:val="none"/>
         </w:rPr>
         <w:t>transportaba. Como consecuencia del impacto, el vehículo de la empresa turística salió de la vía.</w:t>
       </w:r>
@@ -1041,7 +1041,7 @@
           <w:color w:val="000000"/>
           <w:kern w:val="0"/>
           <w:lang w:eastAsia="es-ES"/>
-          <w14:ligatures w14:val="none"/>
+          <ns2:ligatures ns2:val="none"/>
         </w:rPr>
         <w:t xml:space="preserve"> </w:t>
       </w:r>
@@ -1051,7 +1051,7 @@
           <w:color w:val="000000"/>
           <w:kern w:val="0"/>
           <w:lang w:eastAsia="es-ES"/>
-          <w14:ligatures w14:val="none"/>
+          <ns2:ligatures ns2:val="none"/>
         </w:rPr>
         <w:t>A raíz del accidente de tránsito, una de las personas que se encontraba en el asiento posterior, al centro y a</w:t>
       </w:r>
@@ -1061,7 +1061,7 @@
           <w:color w:val="000000"/>
           <w:kern w:val="0"/>
           <w:lang w:eastAsia="es-ES"/>
-          <w14:ligatures w14:val="none"/>
+          <ns2:ligatures ns2:val="none"/>
         </w:rPr>
         <w:t xml:space="preserve"> su </w:t>
       </w:r>
@@ -1071,7 +1071,7 @@
           <w:color w:val="000000"/>
           <w:kern w:val="0"/>
           <w:lang w:eastAsia="es-ES"/>
-          <w14:ligatures w14:val="none"/>
+          <ns2:ligatures ns2:val="none"/>
         </w:rPr>
         <w:t>lado izquierdo, falleció</w:t>
       </w:r>
@@ -1081,7 +1081,7 @@
           <w:color w:val="000000"/>
           <w:kern w:val="0"/>
           <w:lang w:eastAsia="es-ES"/>
-          <w14:ligatures w14:val="none"/>
+          <ns2:ligatures ns2:val="none"/>
         </w:rPr>
         <w:t>; producto de ello,</w:t>
       </w:r>
@@ -1091,12 +1091,12 @@
           <w:color w:val="000000"/>
           <w:kern w:val="0"/>
           <w:lang w:eastAsia="es-ES"/>
-          <w14:ligatures w14:val="none"/>
+          <ns2:ligatures ns2:val="none"/>
         </w:rPr>
         <w:t xml:space="preserve"> resultó con diversas lesiones físicas, incluyendo fracturas en el tercio superior del fémur izquierdo, en el tercio medio de la mandíbula inferior y en la rama izquierda del maxilar inferior. </w:t>
       </w:r>
     </w:p>
-    <w:p>
+    <w:p ns2:paraId="033283EA" ns2:textId="77777777">
       <w:pPr>
         <w:pStyle w:val="Prrafodelista"/>
         <w:rPr>
@@ -1104,11 +1104,11 @@
           <w:color w:val="000000"/>
           <w:kern w:val="0"/>
           <w:lang w:eastAsia="es-ES"/>
-          <w14:ligatures w14:val="none"/>
-        </w:rPr>
-      </w:pPr>
-    </w:p>
-    <w:p>
+          <ns2:ligatures ns2:val="none"/>
+        </w:rPr>
+      </w:pPr>
+    </w:p>
+    <w:p ns2:paraId="7543E814" ns2:textId="3F9E376A">
       <w:pPr>
         <w:pStyle w:val="Prrafodelista"/>
         <w:numPr>
@@ -1127,16 +1127,16 @@
           <w:color w:val="000000"/>
           <w:kern w:val="0"/>
           <w:lang w:eastAsia="es-ES"/>
-          <w14:ligatures w14:val="none"/>
-        </w:rPr>
-      </w:pPr>
-      <w:r>
-        <w:rPr>
-          <w:rFonts w:ascii="Arial Narrow" w:eastAsia="Times New Roman" w:hAnsi="Arial Narrow" w:cs="Arial"/>
-          <w:color w:val="000000"/>
-          <w:kern w:val="0"/>
-          <w:lang w:eastAsia="es-ES"/>
-          <w14:ligatures w14:val="none"/>
+          <ns2:ligatures ns2:val="none"/>
+        </w:rPr>
+      </w:pPr>
+      <w:r>
+        <w:rPr>
+          <w:rFonts w:ascii="Arial Narrow" w:eastAsia="Times New Roman" w:hAnsi="Arial Narrow" w:cs="Arial"/>
+          <w:color w:val="000000"/>
+          <w:kern w:val="0"/>
+          <w:lang w:eastAsia="es-ES"/>
+          <ns2:ligatures ns2:val="none"/>
         </w:rPr>
         <w:t>Asimismo, presentó heridas en el cuero cabelludo, múltiples contusiones, hematomas, fracturas costales, hemorragia en la pierna izquierda y posterior pérdida de conciencia.</w:t>
       </w:r>
@@ -1146,7 +1146,7 @@
           <w:color w:val="000000"/>
           <w:kern w:val="0"/>
           <w:lang w:eastAsia="es-ES"/>
-          <w14:ligatures w14:val="none"/>
+          <ns2:ligatures ns2:val="none"/>
         </w:rPr>
         <w:t xml:space="preserve"> </w:t>
       </w:r>
@@ -1156,7 +1156,7 @@
           <w:color w:val="000000"/>
           <w:kern w:val="0"/>
           <w:lang w:eastAsia="es-ES"/>
-          <w14:ligatures w14:val="none"/>
+          <ns2:ligatures ns2:val="none"/>
         </w:rPr>
         <w:t>Posteriormente, fue trasladad</w:t>
       </w:r>
@@ -1166,7 +1166,7 @@
           <w:color w:val="000000"/>
           <w:kern w:val="0"/>
           <w:lang w:eastAsia="es-ES"/>
-          <w14:ligatures w14:val="none"/>
+          <ns2:ligatures ns2:val="none"/>
         </w:rPr>
         <w:t>o</w:t>
       </w:r>
@@ -1176,12 +1176,12 @@
           <w:color w:val="000000"/>
           <w:kern w:val="0"/>
           <w:lang w:eastAsia="es-ES"/>
-          <w14:ligatures w14:val="none"/>
+          <ns2:ligatures ns2:val="none"/>
         </w:rPr>
         <w:t xml:space="preserve"> al Hospital Regional Virgen de Fátima, en la ciudad de Chachapoyas, donde se le realizaron procedimientos médicos consistentes en la sutura del cuero cabelludo con trece puntos y la inmovilización del miembro inferior izquierdo mediante colocación de una bota de yeso, debido a edema severo en dicha extremidad. </w:t>
       </w:r>
     </w:p>
-    <w:p>
+    <w:p ns2:paraId="45D9AF5A" ns2:textId="77777777">
       <w:pPr>
         <w:pStyle w:val="Prrafodelista"/>
         <w:spacing w:after="0" w:line="240" w:lineRule="auto"/>
@@ -1192,11 +1192,11 @@
           <w:color w:val="000000"/>
           <w:kern w:val="0"/>
           <w:lang w:eastAsia="es-ES"/>
-          <w14:ligatures w14:val="none"/>
-        </w:rPr>
-      </w:pPr>
-    </w:p>
-    <w:p>
+          <ns2:ligatures ns2:val="none"/>
+        </w:rPr>
+      </w:pPr>
+    </w:p>
+    <w:p ns2:paraId="6345FC91" ns2:textId="48B5762B">
       <w:pPr>
         <w:pStyle w:val="Prrafodelista"/>
         <w:numPr>
@@ -1215,16 +1215,16 @@
           <w:color w:val="000000"/>
           <w:kern w:val="0"/>
           <w:lang w:eastAsia="es-ES"/>
-          <w14:ligatures w14:val="none"/>
-        </w:rPr>
-      </w:pPr>
-      <w:r>
-        <w:rPr>
-          <w:rFonts w:ascii="Arial Narrow" w:eastAsia="Times New Roman" w:hAnsi="Arial Narrow" w:cs="Arial"/>
-          <w:color w:val="000000"/>
-          <w:kern w:val="0"/>
-          <w:lang w:eastAsia="es-ES"/>
-          <w14:ligatures w14:val="none"/>
+          <ns2:ligatures ns2:val="none"/>
+        </w:rPr>
+      </w:pPr>
+      <w:r>
+        <w:rPr>
+          <w:rFonts w:ascii="Arial Narrow" w:eastAsia="Times New Roman" w:hAnsi="Arial Narrow" w:cs="Arial"/>
+          <w:color w:val="000000"/>
+          <w:kern w:val="0"/>
+          <w:lang w:eastAsia="es-ES"/>
+          <ns2:ligatures ns2:val="none"/>
         </w:rPr>
         <w:t xml:space="preserve">El 21 de julio de 2024, su padre, el señor [APELLIDO] [APELLIDO] Muro, arribó al establecimiento médico, sostuvo comunicación con el personal médico de guardia y recibió indicaciones sobre la necesidad de trasladar al paciente a la ciudad de Chiclayo, en atención a un proceso hemorrágico activo que habría requerido una incisión para permitir el drenaje. Ese mismo día, 21 de julio de 2024, su padre gestionó la referencia médica y contrató el servicio de ambulancia para efectuar el traslado, cuyo costo ascendió a S/ 3 000,00.</w:t>
       </w:r>
@@ -1234,7 +1234,7 @@
           <w:color w:val="000000"/>
           <w:kern w:val="0"/>
           <w:lang w:eastAsia="es-ES"/>
-          <w14:ligatures w14:val="none"/>
+          <ns2:ligatures ns2:val="none"/>
         </w:rPr>
         <w:t/>
       </w:r>
@@ -1244,7 +1244,7 @@
           <w:color w:val="000000"/>
           <w:kern w:val="0"/>
           <w:lang w:eastAsia="es-ES"/>
-          <w14:ligatures w14:val="none"/>
+          <ns2:ligatures ns2:val="none"/>
         </w:rPr>
         <w:t xml:space="preserve"/>
       </w:r>
@@ -1254,7 +1254,7 @@
           <w:color w:val="000000"/>
           <w:kern w:val="0"/>
           <w:lang w:eastAsia="es-ES"/>
-          <w14:ligatures w14:val="none"/>
+          <ns2:ligatures ns2:val="none"/>
         </w:rPr>
         <w:t/>
       </w:r>
@@ -1264,7 +1264,7 @@
           <w:color w:val="000000"/>
           <w:kern w:val="0"/>
           <w:lang w:eastAsia="es-ES"/>
-          <w14:ligatures w14:val="none"/>
+          <ns2:ligatures ns2:val="none"/>
         </w:rPr>
         <w:t xml:space="preserve"/>
       </w:r>
@@ -1275,7 +1275,7 @@
           <w:color w:val="000000"/>
           <w:kern w:val="0"/>
           <w:lang w:eastAsia="es-ES"/>
-          <w14:ligatures w14:val="none"/>
+          <ns2:ligatures ns2:val="none"/>
         </w:rPr>
         <w:t/>
       </w:r>
@@ -1286,7 +1286,7 @@
           <w:color w:val="000000"/>
           <w:kern w:val="0"/>
           <w:lang w:eastAsia="es-ES"/>
-          <w14:ligatures w14:val="none"/>
+          <ns2:ligatures ns2:val="none"/>
         </w:rPr>
         <w:t xml:space="preserve"/>
       </w:r>
@@ -1296,7 +1296,7 @@
           <w:color w:val="000000"/>
           <w:kern w:val="0"/>
           <w:lang w:eastAsia="es-ES"/>
-          <w14:ligatures w14:val="none"/>
+          <ns2:ligatures ns2:val="none"/>
         </w:rPr>
         <w:t xml:space="preserve"/>
       </w:r>
@@ -1306,7 +1306,7 @@
           <w:color w:val="000000"/>
           <w:kern w:val="0"/>
           <w:lang w:eastAsia="es-ES"/>
-          <w14:ligatures w14:val="none"/>
+          <ns2:ligatures ns2:val="none"/>
         </w:rPr>
         <w:t xml:space="preserve"/>
       </w:r>
@@ -1316,7 +1316,7 @@
           <w:color w:val="000000"/>
           <w:kern w:val="0"/>
           <w:lang w:eastAsia="es-ES"/>
-          <w14:ligatures w14:val="none"/>
+          <ns2:ligatures ns2:val="none"/>
         </w:rPr>
         <w:t/>
       </w:r>
@@ -1326,7 +1326,7 @@
           <w:color w:val="000000"/>
           <w:kern w:val="0"/>
           <w:lang w:eastAsia="es-ES"/>
-          <w14:ligatures w14:val="none"/>
+          <ns2:ligatures ns2:val="none"/>
         </w:rPr>
         <w:t xml:space="preserve"/>
       </w:r>
@@ -1336,7 +1336,7 @@
           <w:color w:val="000000"/>
           <w:kern w:val="0"/>
           <w:lang w:eastAsia="es-ES"/>
-          <w14:ligatures w14:val="none"/>
+          <ns2:ligatures ns2:val="none"/>
         </w:rPr>
         <w:t xml:space="preserve"/>
       </w:r>
@@ -1346,7 +1346,7 @@
           <w:color w:val="000000"/>
           <w:kern w:val="0"/>
           <w:lang w:eastAsia="es-ES"/>
-          <w14:ligatures w14:val="none"/>
+          <ns2:ligatures ns2:val="none"/>
         </w:rPr>
         <w:t/>
       </w:r>
@@ -1356,7 +1356,7 @@
           <w:color w:val="000000"/>
           <w:kern w:val="0"/>
           <w:lang w:eastAsia="es-ES"/>
-          <w14:ligatures w14:val="none"/>
+          <ns2:ligatures ns2:val="none"/>
         </w:rPr>
         <w:t/>
       </w:r>
@@ -1366,25 +1366,25 @@
           <w:color w:val="000000"/>
           <w:kern w:val="0"/>
           <w:lang w:eastAsia="es-ES"/>
-          <w14:ligatures w14:val="none"/>
+          <ns2:ligatures ns2:val="none"/>
         </w:rPr>
         <w:t/>
       </w:r>
     </w:p>
-    <w:p>
-      <w:pPr>
-        <w:spacing w:after="0" w:line="240" w:lineRule="auto"/>
-        <w:jc w:val="both"/>
-        <w:rPr>
-          <w:rFonts w:ascii="Arial Narrow" w:eastAsia="Times New Roman" w:hAnsi="Arial Narrow" w:cs="Arial"/>
-          <w:color w:val="000000"/>
-          <w:kern w:val="0"/>
-          <w:lang w:eastAsia="es-ES"/>
-          <w14:ligatures w14:val="none"/>
-        </w:rPr>
-      </w:pPr>
-    </w:p>
-    <w:p>
+    <w:p ns2:paraId="34D11B68" ns2:textId="77777777">
+      <w:pPr>
+        <w:spacing w:after="0" w:line="240" w:lineRule="auto"/>
+        <w:jc w:val="both"/>
+        <w:rPr>
+          <w:rFonts w:ascii="Arial Narrow" w:eastAsia="Times New Roman" w:hAnsi="Arial Narrow" w:cs="Arial"/>
+          <w:color w:val="000000"/>
+          <w:kern w:val="0"/>
+          <w:lang w:eastAsia="es-ES"/>
+          <ns2:ligatures ns2:val="none"/>
+        </w:rPr>
+      </w:pPr>
+    </w:p>
+    <w:p ns2:paraId="0EF744DC" ns2:textId="7483281C">
       <w:pPr>
         <w:pStyle w:val="Prrafodelista"/>
         <w:numPr>
@@ -1403,16 +1403,16 @@
           <w:color w:val="000000"/>
           <w:kern w:val="0"/>
           <w:lang w:eastAsia="es-ES"/>
-          <w14:ligatures w14:val="none"/>
-        </w:rPr>
-      </w:pPr>
-      <w:r>
-        <w:rPr>
-          <w:rFonts w:ascii="Arial Narrow" w:eastAsia="Times New Roman" w:hAnsi="Arial Narrow" w:cs="Arial"/>
-          <w:color w:val="000000"/>
-          <w:kern w:val="0"/>
-          <w:lang w:eastAsia="es-ES"/>
-          <w14:ligatures w14:val="none"/>
+          <ns2:ligatures ns2:val="none"/>
+        </w:rPr>
+      </w:pPr>
+      <w:r>
+        <w:rPr>
+          <w:rFonts w:ascii="Arial Narrow" w:eastAsia="Times New Roman" w:hAnsi="Arial Narrow" w:cs="Arial"/>
+          <w:color w:val="000000"/>
+          <w:kern w:val="0"/>
+          <w:lang w:eastAsia="es-ES"/>
+          <ns2:ligatures ns2:val="none"/>
         </w:rPr>
         <w:lastRenderedPageBreak/>
         <w:t xml:space="preserve">El 22 de julio de 2024, ingresó a la Clínica San Eduardo, ubicada en la ciudad de Chiclayo, y fue atendida por el médico Ronald Díaz </w:t>
@@ -1424,7 +1424,7 @@
           <w:color w:val="000000"/>
           <w:kern w:val="0"/>
           <w:lang w:eastAsia="es-ES"/>
-          <w14:ligatures w14:val="none"/>
+          <ns2:ligatures ns2:val="none"/>
         </w:rPr>
         <w:t>Díaz</w:t>
       </w:r>
@@ -1435,7 +1435,7 @@
           <w:color w:val="000000"/>
           <w:kern w:val="0"/>
           <w:lang w:eastAsia="es-ES"/>
-          <w14:ligatures w14:val="none"/>
+          <ns2:ligatures ns2:val="none"/>
         </w:rPr>
         <w:t>, quien realizó una intervención quirúrgica en la mandíbula inferior y rama izquierda del maxilar inferior en horas de la noche. Por dicho procedimiento se efectuó un pago ascendente a S/ 7</w:t>
       </w:r>
@@ -1445,7 +1445,7 @@
           <w:color w:val="000000"/>
           <w:kern w:val="0"/>
           <w:lang w:eastAsia="es-ES"/>
-          <w14:ligatures w14:val="none"/>
+          <ns2:ligatures ns2:val="none"/>
         </w:rPr>
         <w:t xml:space="preserve"> </w:t>
       </w:r>
@@ -1455,7 +1455,7 @@
           <w:color w:val="000000"/>
           <w:kern w:val="0"/>
           <w:lang w:eastAsia="es-ES"/>
-          <w14:ligatures w14:val="none"/>
+          <ns2:ligatures ns2:val="none"/>
         </w:rPr>
         <w:t>705</w:t>
       </w:r>
@@ -1465,7 +1465,7 @@
           <w:color w:val="000000"/>
           <w:kern w:val="0"/>
           <w:lang w:eastAsia="es-ES"/>
-          <w14:ligatures w14:val="none"/>
+          <ns2:ligatures ns2:val="none"/>
         </w:rPr>
         <w:t>,00</w:t>
       </w:r>
@@ -1475,25 +1475,25 @@
           <w:color w:val="000000"/>
           <w:kern w:val="0"/>
           <w:lang w:eastAsia="es-ES"/>
-          <w14:ligatures w14:val="none"/>
+          <ns2:ligatures ns2:val="none"/>
         </w:rPr>
         <w:t>.</w:t>
       </w:r>
     </w:p>
-    <w:p>
-      <w:pPr>
-        <w:spacing w:after="0" w:line="240" w:lineRule="auto"/>
-        <w:jc w:val="both"/>
-        <w:rPr>
-          <w:rFonts w:ascii="Arial Narrow" w:eastAsia="Times New Roman" w:hAnsi="Arial Narrow" w:cs="Arial"/>
-          <w:color w:val="000000"/>
-          <w:kern w:val="0"/>
-          <w:lang w:eastAsia="es-ES"/>
-          <w14:ligatures w14:val="none"/>
-        </w:rPr>
-      </w:pPr>
-    </w:p>
-    <w:p>
+    <w:p ns2:paraId="4394186A" ns2:textId="77777777">
+      <w:pPr>
+        <w:spacing w:after="0" w:line="240" w:lineRule="auto"/>
+        <w:jc w:val="both"/>
+        <w:rPr>
+          <w:rFonts w:ascii="Arial Narrow" w:eastAsia="Times New Roman" w:hAnsi="Arial Narrow" w:cs="Arial"/>
+          <w:color w:val="000000"/>
+          <w:kern w:val="0"/>
+          <w:lang w:eastAsia="es-ES"/>
+          <ns2:ligatures ns2:val="none"/>
+        </w:rPr>
+      </w:pPr>
+    </w:p>
+    <w:p ns2:paraId="3F195AE7" ns2:textId="3ABE1FA3">
       <w:pPr>
         <w:pStyle w:val="Prrafodelista"/>
         <w:numPr>
@@ -1512,16 +1512,16 @@
           <w:color w:val="000000"/>
           <w:kern w:val="0"/>
           <w:lang w:eastAsia="es-ES"/>
-          <w14:ligatures w14:val="none"/>
-        </w:rPr>
-      </w:pPr>
-      <w:r>
-        <w:rPr>
-          <w:rFonts w:ascii="Arial Narrow" w:eastAsia="Times New Roman" w:hAnsi="Arial Narrow" w:cs="Arial"/>
-          <w:color w:val="000000"/>
-          <w:kern w:val="0"/>
-          <w:lang w:eastAsia="es-ES"/>
-          <w14:ligatures w14:val="none"/>
+          <ns2:ligatures ns2:val="none"/>
+        </w:rPr>
+      </w:pPr>
+      <w:r>
+        <w:rPr>
+          <w:rFonts w:ascii="Arial Narrow" w:eastAsia="Times New Roman" w:hAnsi="Arial Narrow" w:cs="Arial"/>
+          <w:color w:val="000000"/>
+          <w:kern w:val="0"/>
+          <w:lang w:eastAsia="es-ES"/>
+          <ns2:ligatures ns2:val="none"/>
         </w:rPr>
         <w:t>El 24 de julio de 2024, fue sometid</w:t>
       </w:r>
@@ -1531,7 +1531,7 @@
           <w:color w:val="000000"/>
           <w:kern w:val="0"/>
           <w:lang w:eastAsia="es-ES"/>
-          <w14:ligatures w14:val="none"/>
+          <ns2:ligatures ns2:val="none"/>
         </w:rPr>
         <w:t>o</w:t>
       </w:r>
@@ -1541,7 +1541,7 @@
           <w:color w:val="000000"/>
           <w:kern w:val="0"/>
           <w:lang w:eastAsia="es-ES"/>
-          <w14:ligatures w14:val="none"/>
+          <ns2:ligatures ns2:val="none"/>
         </w:rPr>
         <w:t xml:space="preserve"> a una segunda intervención quirúrgica a cargo del traumatólogo Santiago Chung, luego de una interconsulta previa con un especialista en neurología, a quien se abonó la suma de S/ 100. Para la ejecución del procedimiento quirúrgico, se adquirió una unidad de paquete globular a través de la Clínica San Eduardo, proveniente del Hospital Regional de Lambayeque, por un monto de S/ 369</w:t>
       </w:r>
@@ -1551,7 +1551,7 @@
           <w:color w:val="000000"/>
           <w:kern w:val="0"/>
           <w:lang w:eastAsia="es-ES"/>
-          <w14:ligatures w14:val="none"/>
+          <ns2:ligatures ns2:val="none"/>
         </w:rPr>
         <w:t>,00</w:t>
       </w:r>
@@ -1561,7 +1561,7 @@
           <w:color w:val="000000"/>
           <w:kern w:val="0"/>
           <w:lang w:eastAsia="es-ES"/>
-          <w14:ligatures w14:val="none"/>
+          <ns2:ligatures ns2:val="none"/>
         </w:rPr>
         <w:t>. Por concepto de honorarios médicos del médico Chung, se pagaron S/ 10</w:t>
       </w:r>
@@ -1571,7 +1571,7 @@
           <w:color w:val="000000"/>
           <w:kern w:val="0"/>
           <w:lang w:eastAsia="es-ES"/>
-          <w14:ligatures w14:val="none"/>
+          <ns2:ligatures ns2:val="none"/>
         </w:rPr>
         <w:t xml:space="preserve"> </w:t>
       </w:r>
@@ -1581,7 +1581,7 @@
           <w:color w:val="000000"/>
           <w:kern w:val="0"/>
           <w:lang w:eastAsia="es-ES"/>
-          <w14:ligatures w14:val="none"/>
+          <ns2:ligatures ns2:val="none"/>
         </w:rPr>
         <w:t>000</w:t>
       </w:r>
@@ -1591,7 +1591,7 @@
           <w:color w:val="000000"/>
           <w:kern w:val="0"/>
           <w:lang w:eastAsia="es-ES"/>
-          <w14:ligatures w14:val="none"/>
+          <ns2:ligatures ns2:val="none"/>
         </w:rPr>
         <w:t>,00</w:t>
       </w:r>
@@ -1601,25 +1601,25 @@
           <w:color w:val="000000"/>
           <w:kern w:val="0"/>
           <w:lang w:eastAsia="es-ES"/>
-          <w14:ligatures w14:val="none"/>
+          <ns2:ligatures ns2:val="none"/>
         </w:rPr>
         <w:t>.</w:t>
       </w:r>
     </w:p>
-    <w:p>
-      <w:pPr>
-        <w:spacing w:after="0" w:line="240" w:lineRule="auto"/>
-        <w:jc w:val="both"/>
-        <w:rPr>
-          <w:rFonts w:ascii="Arial Narrow" w:eastAsia="Times New Roman" w:hAnsi="Arial Narrow" w:cs="Arial"/>
-          <w:color w:val="000000"/>
-          <w:kern w:val="0"/>
-          <w:lang w:eastAsia="es-ES"/>
-          <w14:ligatures w14:val="none"/>
-        </w:rPr>
-      </w:pPr>
-    </w:p>
-    <w:p>
+    <w:p ns2:paraId="005EFBBC" ns2:textId="77777777">
+      <w:pPr>
+        <w:spacing w:after="0" w:line="240" w:lineRule="auto"/>
+        <w:jc w:val="both"/>
+        <w:rPr>
+          <w:rFonts w:ascii="Arial Narrow" w:eastAsia="Times New Roman" w:hAnsi="Arial Narrow" w:cs="Arial"/>
+          <w:color w:val="000000"/>
+          <w:kern w:val="0"/>
+          <w:lang w:eastAsia="es-ES"/>
+          <ns2:ligatures ns2:val="none"/>
+        </w:rPr>
+      </w:pPr>
+    </w:p>
+    <w:p ns2:paraId="4AC1257C" ns2:textId="1E24ED9F">
       <w:pPr>
         <w:pStyle w:val="Prrafodelista"/>
         <w:numPr>
@@ -1638,16 +1638,16 @@
           <w:color w:val="000000"/>
           <w:kern w:val="0"/>
           <w:lang w:eastAsia="es-ES"/>
-          <w14:ligatures w14:val="none"/>
-        </w:rPr>
-      </w:pPr>
-      <w:r>
-        <w:rPr>
-          <w:rFonts w:ascii="Arial Narrow" w:eastAsia="Times New Roman" w:hAnsi="Arial Narrow" w:cs="Arial"/>
-          <w:color w:val="000000"/>
-          <w:kern w:val="0"/>
-          <w:lang w:eastAsia="es-ES"/>
-          <w14:ligatures w14:val="none"/>
+          <ns2:ligatures ns2:val="none"/>
+        </w:rPr>
+      </w:pPr>
+      <w:r>
+        <w:rPr>
+          <w:rFonts w:ascii="Arial Narrow" w:eastAsia="Times New Roman" w:hAnsi="Arial Narrow" w:cs="Arial"/>
+          <w:color w:val="000000"/>
+          <w:kern w:val="0"/>
+          <w:lang w:eastAsia="es-ES"/>
+          <ns2:ligatures ns2:val="none"/>
         </w:rPr>
         <w:t>El 25 de julio de 2024, fue dad</w:t>
       </w:r>
@@ -1657,7 +1657,7 @@
           <w:color w:val="000000"/>
           <w:kern w:val="0"/>
           <w:lang w:eastAsia="es-ES"/>
-          <w14:ligatures w14:val="none"/>
+          <ns2:ligatures ns2:val="none"/>
         </w:rPr>
         <w:t>o</w:t>
       </w:r>
@@ -1667,7 +1667,7 @@
           <w:color w:val="000000"/>
           <w:kern w:val="0"/>
           <w:lang w:eastAsia="es-ES"/>
-          <w14:ligatures w14:val="none"/>
+          <ns2:ligatures ns2:val="none"/>
         </w:rPr>
         <w:t xml:space="preserve"> de alta de la Clínica San Eduardo al mediodía. En esa oportunidad, el médico tratante sugirió la administración de una unidad adicional de sangre debido a una hemoglobina de 8.5 mg/</w:t>
       </w:r>
@@ -1678,7 +1678,7 @@
           <w:color w:val="000000"/>
           <w:kern w:val="0"/>
           <w:lang w:eastAsia="es-ES"/>
-          <w14:ligatures w14:val="none"/>
+          <ns2:ligatures ns2:val="none"/>
         </w:rPr>
         <w:t>dL</w:t>
       </w:r>
@@ -1689,7 +1689,7 @@
           <w:color w:val="000000"/>
           <w:kern w:val="0"/>
           <w:lang w:eastAsia="es-ES"/>
-          <w14:ligatures w14:val="none"/>
+          <ns2:ligatures ns2:val="none"/>
         </w:rPr>
         <w:t>. En consecuencia, fue trasladad</w:t>
       </w:r>
@@ -1699,7 +1699,7 @@
           <w:color w:val="000000"/>
           <w:kern w:val="0"/>
           <w:lang w:eastAsia="es-ES"/>
-          <w14:ligatures w14:val="none"/>
+          <ns2:ligatures ns2:val="none"/>
         </w:rPr>
         <w:t xml:space="preserve">o </w:t>
       </w:r>
@@ -1709,7 +1709,7 @@
           <w:color w:val="000000"/>
           <w:kern w:val="0"/>
           <w:lang w:eastAsia="es-ES"/>
-          <w14:ligatures w14:val="none"/>
+          <ns2:ligatures ns2:val="none"/>
         </w:rPr>
         <w:t>a su domicilio mediante una ambulancia particular, cuyo costo fue de S/ 100</w:t>
       </w:r>
@@ -1719,7 +1719,7 @@
           <w:color w:val="000000"/>
           <w:kern w:val="0"/>
           <w:lang w:eastAsia="es-ES"/>
-          <w14:ligatures w14:val="none"/>
+          <ns2:ligatures ns2:val="none"/>
         </w:rPr>
         <w:t>,00</w:t>
       </w:r>
@@ -1729,25 +1729,25 @@
           <w:color w:val="000000"/>
           <w:kern w:val="0"/>
           <w:lang w:eastAsia="es-ES"/>
-          <w14:ligatures w14:val="none"/>
+          <ns2:ligatures ns2:val="none"/>
         </w:rPr>
         <w:t>.</w:t>
       </w:r>
     </w:p>
-    <w:p>
-      <w:pPr>
-        <w:spacing w:after="0" w:line="240" w:lineRule="auto"/>
-        <w:jc w:val="both"/>
-        <w:rPr>
-          <w:rFonts w:ascii="Arial Narrow" w:eastAsia="Times New Roman" w:hAnsi="Arial Narrow" w:cs="Arial"/>
-          <w:color w:val="000000"/>
-          <w:kern w:val="0"/>
-          <w:lang w:eastAsia="es-ES"/>
-          <w14:ligatures w14:val="none"/>
-        </w:rPr>
-      </w:pPr>
-    </w:p>
-    <w:p>
+    <w:p ns2:paraId="61FF0709" ns2:textId="77777777">
+      <w:pPr>
+        <w:spacing w:after="0" w:line="240" w:lineRule="auto"/>
+        <w:jc w:val="both"/>
+        <w:rPr>
+          <w:rFonts w:ascii="Arial Narrow" w:eastAsia="Times New Roman" w:hAnsi="Arial Narrow" w:cs="Arial"/>
+          <w:color w:val="000000"/>
+          <w:kern w:val="0"/>
+          <w:lang w:eastAsia="es-ES"/>
+          <ns2:ligatures ns2:val="none"/>
+        </w:rPr>
+      </w:pPr>
+    </w:p>
+    <w:p ns2:paraId="0762FC6E" ns2:textId="36BEF165">
       <w:pPr>
         <w:pStyle w:val="Prrafodelista"/>
         <w:numPr>
@@ -1766,16 +1766,16 @@
           <w:color w:val="000000"/>
           <w:kern w:val="0"/>
           <w:lang w:eastAsia="es-ES"/>
-          <w14:ligatures w14:val="none"/>
-        </w:rPr>
-      </w:pPr>
-      <w:r>
-        <w:rPr>
-          <w:rFonts w:ascii="Arial Narrow" w:eastAsia="Times New Roman" w:hAnsi="Arial Narrow" w:cs="Arial"/>
-          <w:color w:val="000000"/>
-          <w:kern w:val="0"/>
-          <w:lang w:eastAsia="es-ES"/>
-          <w14:ligatures w14:val="none"/>
+          <ns2:ligatures ns2:val="none"/>
+        </w:rPr>
+      </w:pPr>
+      <w:r>
+        <w:rPr>
+          <w:rFonts w:ascii="Arial Narrow" w:eastAsia="Times New Roman" w:hAnsi="Arial Narrow" w:cs="Arial"/>
+          <w:color w:val="000000"/>
+          <w:kern w:val="0"/>
+          <w:lang w:eastAsia="es-ES"/>
+          <ns2:ligatures ns2:val="none"/>
         </w:rPr>
         <w:t>Durante el periodo de convalecencia en su domicilio</w:t>
       </w:r>
@@ -1785,7 +1785,7 @@
           <w:color w:val="000000"/>
           <w:kern w:val="0"/>
           <w:lang w:eastAsia="es-ES"/>
-          <w14:ligatures w14:val="none"/>
+          <ns2:ligatures ns2:val="none"/>
         </w:rPr>
         <w:t>,</w:t>
       </w:r>
@@ -1795,7 +1795,7 @@
           <w:color w:val="000000"/>
           <w:kern w:val="0"/>
           <w:lang w:eastAsia="es-ES"/>
-          <w14:ligatures w14:val="none"/>
+          <ns2:ligatures ns2:val="none"/>
         </w:rPr>
         <w:t xml:space="preserve"> recibió tratamiento que incluyó la administración de una unidad adicional de paquete globular, antibióticos prescritos por el especialista en traumatología</w:t>
       </w:r>
@@ -1805,7 +1805,7 @@
           <w:color w:val="000000"/>
           <w:kern w:val="0"/>
           <w:lang w:eastAsia="es-ES"/>
-          <w14:ligatures w14:val="none"/>
+          <ns2:ligatures ns2:val="none"/>
         </w:rPr>
         <w:t xml:space="preserve">, </w:t>
       </w:r>
@@ -1815,7 +1815,7 @@
           <w:color w:val="000000"/>
           <w:kern w:val="0"/>
           <w:lang w:eastAsia="es-ES"/>
-          <w14:ligatures w14:val="none"/>
+          <ns2:ligatures ns2:val="none"/>
         </w:rPr>
         <w:t>entre ellos, vancomicina. Finalizado dicho tratamiento, presentó un cuadro infeccioso en las vías urinarias, acompañado de fiebre persistente, que fue tratado luego de realizar un urocultivo y consultar con un especialista en urología. Como parte de este tratamiento se adquirieron 30 unidades de antibiótico meropenem.</w:t>
       </w:r>
@@ -1825,7 +1825,7 @@
           <w:color w:val="000000"/>
           <w:kern w:val="0"/>
           <w:lang w:eastAsia="es-ES"/>
-          <w14:ligatures w14:val="none"/>
+          <ns2:ligatures ns2:val="none"/>
         </w:rPr>
         <w:t xml:space="preserve"> </w:t>
       </w:r>
@@ -1835,7 +1835,7 @@
           <w:color w:val="000000"/>
           <w:kern w:val="0"/>
           <w:lang w:eastAsia="es-ES"/>
-          <w14:ligatures w14:val="none"/>
+          <ns2:ligatures ns2:val="none"/>
         </w:rPr>
         <w:t>Asimismo, durante el referido periodo, requirió los servicios de personal de salud para la atención domiciliaria, que incluyó asistencia de una cuidadora, atención de enfermería para canalización de vías periféricas, administración de medicamentos por vía endovenosa, colocación de sonda vesical, curaciones, alimentación especial, uso de pañales y productos de hidratación. El conjunto de dichos gastos ascendió a S/ 37</w:t>
       </w:r>
@@ -1845,7 +1845,7 @@
           <w:color w:val="000000"/>
           <w:kern w:val="0"/>
           <w:lang w:eastAsia="es-ES"/>
-          <w14:ligatures w14:val="none"/>
+          <ns2:ligatures ns2:val="none"/>
         </w:rPr>
         <w:t xml:space="preserve"> </w:t>
       </w:r>
@@ -1855,7 +1855,7 @@
           <w:color w:val="000000"/>
           <w:kern w:val="0"/>
           <w:lang w:eastAsia="es-ES"/>
-          <w14:ligatures w14:val="none"/>
+          <ns2:ligatures ns2:val="none"/>
         </w:rPr>
         <w:t>550</w:t>
       </w:r>
@@ -1865,7 +1865,7 @@
           <w:color w:val="000000"/>
           <w:kern w:val="0"/>
           <w:lang w:eastAsia="es-ES"/>
-          <w14:ligatures w14:val="none"/>
+          <ns2:ligatures ns2:val="none"/>
         </w:rPr>
         <w:t>,00</w:t>
       </w:r>
@@ -1875,25 +1875,25 @@
           <w:color w:val="000000"/>
           <w:kern w:val="0"/>
           <w:lang w:eastAsia="es-ES"/>
-          <w14:ligatures w14:val="none"/>
+          <ns2:ligatures ns2:val="none"/>
         </w:rPr>
         <w:t>.</w:t>
       </w:r>
     </w:p>
-    <w:p>
-      <w:pPr>
-        <w:spacing w:after="0" w:line="240" w:lineRule="auto"/>
-        <w:jc w:val="both"/>
-        <w:rPr>
-          <w:rFonts w:ascii="Arial Narrow" w:eastAsia="Times New Roman" w:hAnsi="Arial Narrow" w:cs="Arial"/>
-          <w:color w:val="000000"/>
-          <w:kern w:val="0"/>
-          <w:lang w:eastAsia="es-ES"/>
-          <w14:ligatures w14:val="none"/>
-        </w:rPr>
-      </w:pPr>
-    </w:p>
-    <w:p>
+    <w:p ns2:paraId="332586C2" ns2:textId="77777777">
+      <w:pPr>
+        <w:spacing w:after="0" w:line="240" w:lineRule="auto"/>
+        <w:jc w:val="both"/>
+        <w:rPr>
+          <w:rFonts w:ascii="Arial Narrow" w:eastAsia="Times New Roman" w:hAnsi="Arial Narrow" w:cs="Arial"/>
+          <w:color w:val="000000"/>
+          <w:kern w:val="0"/>
+          <w:lang w:eastAsia="es-ES"/>
+          <ns2:ligatures ns2:val="none"/>
+        </w:rPr>
+      </w:pPr>
+    </w:p>
+    <w:p ns2:paraId="7B7AC0D4" ns2:textId="470245B9">
       <w:pPr>
         <w:pStyle w:val="Prrafodelista"/>
         <w:numPr>
@@ -1912,16 +1912,16 @@
           <w:color w:val="000000"/>
           <w:kern w:val="0"/>
           <w:lang w:eastAsia="es-ES"/>
-          <w14:ligatures w14:val="none"/>
-        </w:rPr>
-      </w:pPr>
-      <w:r>
-        <w:rPr>
-          <w:rFonts w:ascii="Arial Narrow" w:eastAsia="Times New Roman" w:hAnsi="Arial Narrow" w:cs="Arial"/>
-          <w:color w:val="000000"/>
-          <w:kern w:val="0"/>
-          <w:lang w:eastAsia="es-ES"/>
-          <w14:ligatures w14:val="none"/>
+          <ns2:ligatures ns2:val="none"/>
+        </w:rPr>
+      </w:pPr>
+      <w:r>
+        <w:rPr>
+          <w:rFonts w:ascii="Arial Narrow" w:eastAsia="Times New Roman" w:hAnsi="Arial Narrow" w:cs="Arial"/>
+          <w:color w:val="000000"/>
+          <w:kern w:val="0"/>
+          <w:lang w:eastAsia="es-ES"/>
+          <ns2:ligatures ns2:val="none"/>
         </w:rPr>
         <w:t xml:space="preserve">El 23 de octubre de 2024, presentó ante </w:t>
       </w:r>
@@ -1932,7 +1932,7 @@
           <w:color w:val="000000"/>
           <w:kern w:val="0"/>
           <w:lang w:eastAsia="es-ES"/>
-          <w14:ligatures w14:val="none"/>
+          <ns2:ligatures ns2:val="none"/>
         </w:rPr>
         <w:t>Interseguro</w:t>
       </w:r>
@@ -1943,7 +1943,7 @@
           <w:color w:val="000000"/>
           <w:kern w:val="0"/>
           <w:lang w:eastAsia="es-ES"/>
-          <w14:ligatures w14:val="none"/>
+          <ns2:ligatures ns2:val="none"/>
         </w:rPr>
         <w:t xml:space="preserve"> la documentación referida a gastos médicos, denuncia policial y comprobantes de pago mediante la solicitud registrada bajo el código CIS_A70873, solicitando el reembolso por un total de S/ 23</w:t>
       </w:r>
@@ -1953,7 +1953,7 @@
           <w:color w:val="000000"/>
           <w:kern w:val="0"/>
           <w:lang w:eastAsia="es-ES"/>
-          <w14:ligatures w14:val="none"/>
+          <ns2:ligatures ns2:val="none"/>
         </w:rPr>
         <w:t xml:space="preserve"> </w:t>
       </w:r>
@@ -1963,7 +1963,7 @@
           <w:color w:val="000000"/>
           <w:kern w:val="0"/>
           <w:lang w:eastAsia="es-ES"/>
-          <w14:ligatures w14:val="none"/>
+          <ns2:ligatures ns2:val="none"/>
         </w:rPr>
         <w:t>277</w:t>
       </w:r>
@@ -1973,7 +1973,7 @@
           <w:color w:val="000000"/>
           <w:kern w:val="0"/>
           <w:lang w:eastAsia="es-ES"/>
-          <w14:ligatures w14:val="none"/>
+          <ns2:ligatures ns2:val="none"/>
         </w:rPr>
         <w:t>,00</w:t>
       </w:r>
@@ -1983,25 +1983,25 @@
           <w:color w:val="000000"/>
           <w:kern w:val="0"/>
           <w:lang w:eastAsia="es-ES"/>
-          <w14:ligatures w14:val="none"/>
+          <ns2:ligatures ns2:val="none"/>
         </w:rPr>
         <w:t>.</w:t>
       </w:r>
     </w:p>
-    <w:p>
-      <w:pPr>
-        <w:spacing w:after="0" w:line="240" w:lineRule="auto"/>
-        <w:jc w:val="both"/>
-        <w:rPr>
-          <w:rFonts w:ascii="Arial Narrow" w:eastAsia="Times New Roman" w:hAnsi="Arial Narrow" w:cs="Arial"/>
-          <w:color w:val="000000"/>
-          <w:kern w:val="0"/>
-          <w:lang w:eastAsia="es-ES"/>
-          <w14:ligatures w14:val="none"/>
-        </w:rPr>
-      </w:pPr>
-    </w:p>
-    <w:p>
+    <w:p ns2:paraId="64032759" ns2:textId="77777777">
+      <w:pPr>
+        <w:spacing w:after="0" w:line="240" w:lineRule="auto"/>
+        <w:jc w:val="both"/>
+        <w:rPr>
+          <w:rFonts w:ascii="Arial Narrow" w:eastAsia="Times New Roman" w:hAnsi="Arial Narrow" w:cs="Arial"/>
+          <w:color w:val="000000"/>
+          <w:kern w:val="0"/>
+          <w:lang w:eastAsia="es-ES"/>
+          <ns2:ligatures ns2:val="none"/>
+        </w:rPr>
+      </w:pPr>
+    </w:p>
+    <w:p ns2:paraId="2F44800D" ns2:textId="77777777">
       <w:pPr>
         <w:pStyle w:val="Prrafodelista"/>
         <w:numPr>
@@ -2020,16 +2020,16 @@
           <w:color w:val="000000"/>
           <w:kern w:val="0"/>
           <w:lang w:eastAsia="es-ES"/>
-          <w14:ligatures w14:val="none"/>
-        </w:rPr>
-      </w:pPr>
-      <w:r>
-        <w:rPr>
-          <w:rFonts w:ascii="Arial Narrow" w:eastAsia="Times New Roman" w:hAnsi="Arial Narrow" w:cs="Arial"/>
-          <w:color w:val="000000"/>
-          <w:kern w:val="0"/>
-          <w:lang w:eastAsia="es-ES"/>
-          <w14:ligatures w14:val="none"/>
+          <ns2:ligatures ns2:val="none"/>
+        </w:rPr>
+      </w:pPr>
+      <w:r>
+        <w:rPr>
+          <w:rFonts w:ascii="Arial Narrow" w:eastAsia="Times New Roman" w:hAnsi="Arial Narrow" w:cs="Arial"/>
+          <w:color w:val="000000"/>
+          <w:kern w:val="0"/>
+          <w:lang w:eastAsia="es-ES"/>
+          <ns2:ligatures ns2:val="none"/>
         </w:rPr>
         <w:t xml:space="preserve">El 2 de noviembre de 2024, </w:t>
       </w:r>
@@ -2040,7 +2040,7 @@
           <w:color w:val="000000"/>
           <w:kern w:val="0"/>
           <w:lang w:eastAsia="es-ES"/>
-          <w14:ligatures w14:val="none"/>
+          <ns2:ligatures ns2:val="none"/>
         </w:rPr>
         <w:t>Interseguro</w:t>
       </w:r>
@@ -2051,25 +2051,25 @@
           <w:color w:val="000000"/>
           <w:kern w:val="0"/>
           <w:lang w:eastAsia="es-ES"/>
-          <w14:ligatures w14:val="none"/>
+          <ns2:ligatures ns2:val="none"/>
         </w:rPr>
         <w:t xml:space="preserve"> emitió el documento identificado como GOT-SIN-2526-2024, mediante el cual observó la solicitud presentada y requirió la remisión de documentación adicional, entre la que se encontraba: hoja de referencia de traslado del paciente, documentos con valor tributario, historia clínica de la Clínica San Eduardo, órdenes e informes de exámenes radiológicos, imágenes pre y post operatorias del material de osteosíntesis, reporte operatorio, evolución clínica, orden médica del material y guía de remisión correspondiente.</w:t>
       </w:r>
     </w:p>
-    <w:p>
-      <w:pPr>
-        <w:spacing w:after="0" w:line="240" w:lineRule="auto"/>
-        <w:jc w:val="both"/>
-        <w:rPr>
-          <w:rFonts w:ascii="Arial Narrow" w:eastAsia="Times New Roman" w:hAnsi="Arial Narrow" w:cs="Arial"/>
-          <w:color w:val="000000"/>
-          <w:kern w:val="0"/>
-          <w:lang w:eastAsia="es-ES"/>
-          <w14:ligatures w14:val="none"/>
-        </w:rPr>
-      </w:pPr>
-    </w:p>
-    <w:p>
+    <w:p ns2:paraId="68804551" ns2:textId="77777777">
+      <w:pPr>
+        <w:spacing w:after="0" w:line="240" w:lineRule="auto"/>
+        <w:jc w:val="both"/>
+        <w:rPr>
+          <w:rFonts w:ascii="Arial Narrow" w:eastAsia="Times New Roman" w:hAnsi="Arial Narrow" w:cs="Arial"/>
+          <w:color w:val="000000"/>
+          <w:kern w:val="0"/>
+          <w:lang w:eastAsia="es-ES"/>
+          <ns2:ligatures ns2:val="none"/>
+        </w:rPr>
+      </w:pPr>
+    </w:p>
+    <w:p ns2:paraId="71F13016" ns2:textId="4B11BFBF">
       <w:pPr>
         <w:pStyle w:val="Prrafodelista"/>
         <w:numPr>
@@ -2088,16 +2088,16 @@
           <w:color w:val="000000"/>
           <w:kern w:val="0"/>
           <w:lang w:eastAsia="es-ES"/>
-          <w14:ligatures w14:val="none"/>
-        </w:rPr>
-      </w:pPr>
-      <w:r>
-        <w:rPr>
-          <w:rFonts w:ascii="Arial Narrow" w:eastAsia="Times New Roman" w:hAnsi="Arial Narrow" w:cs="Arial"/>
-          <w:color w:val="000000"/>
-          <w:kern w:val="0"/>
-          <w:lang w:eastAsia="es-ES"/>
-          <w14:ligatures w14:val="none"/>
+          <ns2:ligatures ns2:val="none"/>
+        </w:rPr>
+      </w:pPr>
+      <w:r>
+        <w:rPr>
+          <w:rFonts w:ascii="Arial Narrow" w:eastAsia="Times New Roman" w:hAnsi="Arial Narrow" w:cs="Arial"/>
+          <w:color w:val="000000"/>
+          <w:kern w:val="0"/>
+          <w:lang w:eastAsia="es-ES"/>
+          <ns2:ligatures ns2:val="none"/>
         </w:rPr>
         <w:t xml:space="preserve">En atención al requerimiento efectuado, recopiló y remitió la documentación solicitada, la cual incluyó además una tomografía </w:t>
       </w:r>
@@ -2108,7 +2108,7 @@
           <w:color w:val="000000"/>
           <w:kern w:val="0"/>
           <w:lang w:eastAsia="es-ES"/>
-          <w14:ligatures w14:val="none"/>
+          <ns2:ligatures ns2:val="none"/>
         </w:rPr>
         <w:t>macizofacial</w:t>
       </w:r>
@@ -2119,7 +2119,7 @@
           <w:color w:val="000000"/>
           <w:kern w:val="0"/>
           <w:lang w:eastAsia="es-ES"/>
-          <w14:ligatures w14:val="none"/>
+          <ns2:ligatures ns2:val="none"/>
         </w:rPr>
         <w:t xml:space="preserve"> sin contraste con reconstrucción en 3D indicada por el </w:t>
       </w:r>
@@ -2129,7 +2129,7 @@
           <w:color w:val="000000"/>
           <w:kern w:val="0"/>
           <w:lang w:eastAsia="es-ES"/>
-          <w14:ligatures w14:val="none"/>
+          <ns2:ligatures ns2:val="none"/>
         </w:rPr>
         <w:t xml:space="preserve">médico </w:t>
       </w:r>
@@ -2139,7 +2139,7 @@
           <w:color w:val="000000"/>
           <w:kern w:val="0"/>
           <w:lang w:eastAsia="es-ES"/>
-          <w14:ligatures w14:val="none"/>
+          <ns2:ligatures ns2:val="none"/>
         </w:rPr>
         <w:t xml:space="preserve">Ronald Díaz </w:t>
       </w:r>
@@ -2150,7 +2150,7 @@
           <w:color w:val="000000"/>
           <w:kern w:val="0"/>
           <w:lang w:eastAsia="es-ES"/>
-          <w14:ligatures w14:val="none"/>
+          <ns2:ligatures ns2:val="none"/>
         </w:rPr>
         <w:t>Díaz</w:t>
       </w:r>
@@ -2161,7 +2161,7 @@
           <w:color w:val="000000"/>
           <w:kern w:val="0"/>
           <w:lang w:eastAsia="es-ES"/>
-          <w14:ligatures w14:val="none"/>
+          <ns2:ligatures ns2:val="none"/>
         </w:rPr>
         <w:t>, una radiografía a domicilio del fémur izquierdo y el costo de la historia clínica. Sumados a la solicitud inicial</w:t>
       </w:r>
@@ -2171,7 +2171,7 @@
           <w:color w:val="000000"/>
           <w:kern w:val="0"/>
           <w:lang w:eastAsia="es-ES"/>
-          <w14:ligatures w14:val="none"/>
+          <ns2:ligatures ns2:val="none"/>
         </w:rPr>
         <w:t xml:space="preserve"> del 23 de octubre de 2024</w:t>
       </w:r>
@@ -2181,7 +2181,7 @@
           <w:color w:val="000000"/>
           <w:kern w:val="0"/>
           <w:lang w:eastAsia="es-ES"/>
-          <w14:ligatures w14:val="none"/>
+          <ns2:ligatures ns2:val="none"/>
         </w:rPr>
         <w:t>, el monto total ascendió a S/ 23</w:t>
       </w:r>
@@ -2191,7 +2191,7 @@
           <w:color w:val="000000"/>
           <w:kern w:val="0"/>
           <w:lang w:eastAsia="es-ES"/>
-          <w14:ligatures w14:val="none"/>
+          <ns2:ligatures ns2:val="none"/>
         </w:rPr>
         <w:t xml:space="preserve"> </w:t>
       </w:r>
@@ -2201,7 +2201,7 @@
           <w:color w:val="000000"/>
           <w:kern w:val="0"/>
           <w:lang w:eastAsia="es-ES"/>
-          <w14:ligatures w14:val="none"/>
+          <ns2:ligatures ns2:val="none"/>
         </w:rPr>
         <w:t>932</w:t>
       </w:r>
@@ -2211,7 +2211,7 @@
           <w:color w:val="000000"/>
           <w:kern w:val="0"/>
           <w:lang w:eastAsia="es-ES"/>
-          <w14:ligatures w14:val="none"/>
+          <ns2:ligatures ns2:val="none"/>
         </w:rPr>
         <w:t>, 00</w:t>
       </w:r>
@@ -2221,25 +2221,25 @@
           <w:color w:val="000000"/>
           <w:kern w:val="0"/>
           <w:lang w:eastAsia="es-ES"/>
-          <w14:ligatures w14:val="none"/>
+          <ns2:ligatures ns2:val="none"/>
         </w:rPr>
         <w:t>.</w:t>
       </w:r>
     </w:p>
-    <w:p>
-      <w:pPr>
-        <w:spacing w:after="0" w:line="240" w:lineRule="auto"/>
-        <w:jc w:val="both"/>
-        <w:rPr>
-          <w:rFonts w:ascii="Arial Narrow" w:eastAsia="Times New Roman" w:hAnsi="Arial Narrow" w:cs="Arial"/>
-          <w:color w:val="000000"/>
-          <w:kern w:val="0"/>
-          <w:lang w:eastAsia="es-ES"/>
-          <w14:ligatures w14:val="none"/>
-        </w:rPr>
-      </w:pPr>
-    </w:p>
-    <w:p>
+    <w:p ns2:paraId="7C9F2AD8" ns2:textId="77777777">
+      <w:pPr>
+        <w:spacing w:after="0" w:line="240" w:lineRule="auto"/>
+        <w:jc w:val="both"/>
+        <w:rPr>
+          <w:rFonts w:ascii="Arial Narrow" w:eastAsia="Times New Roman" w:hAnsi="Arial Narrow" w:cs="Arial"/>
+          <w:color w:val="000000"/>
+          <w:kern w:val="0"/>
+          <w:lang w:eastAsia="es-ES"/>
+          <ns2:ligatures ns2:val="none"/>
+        </w:rPr>
+      </w:pPr>
+    </w:p>
+    <w:p ns2:paraId="4CCEB321" ns2:textId="6DE0F87A">
       <w:pPr>
         <w:pStyle w:val="Prrafodelista"/>
         <w:numPr>
@@ -2258,16 +2258,16 @@
           <w:color w:val="000000"/>
           <w:kern w:val="0"/>
           <w:lang w:eastAsia="es-ES"/>
-          <w14:ligatures w14:val="none"/>
-        </w:rPr>
-      </w:pPr>
-      <w:r>
-        <w:rPr>
-          <w:rFonts w:ascii="Arial Narrow" w:eastAsia="Times New Roman" w:hAnsi="Arial Narrow" w:cs="Arial"/>
-          <w:color w:val="000000"/>
-          <w:kern w:val="0"/>
-          <w:lang w:eastAsia="es-ES"/>
-          <w14:ligatures w14:val="none"/>
+          <ns2:ligatures ns2:val="none"/>
+        </w:rPr>
+      </w:pPr>
+      <w:r>
+        <w:rPr>
+          <w:rFonts w:ascii="Arial Narrow" w:eastAsia="Times New Roman" w:hAnsi="Arial Narrow" w:cs="Arial"/>
+          <w:color w:val="000000"/>
+          <w:kern w:val="0"/>
+          <w:lang w:eastAsia="es-ES"/>
+          <ns2:ligatures ns2:val="none"/>
         </w:rPr>
         <w:t xml:space="preserve">El 6 de enero de 2025, </w:t>
       </w:r>
@@ -2277,7 +2277,7 @@
           <w:color w:val="000000"/>
           <w:kern w:val="0"/>
           <w:lang w:eastAsia="es-ES"/>
-          <w14:ligatures w14:val="none"/>
+          <ns2:ligatures ns2:val="none"/>
         </w:rPr>
         <w:t xml:space="preserve">luego de </w:t>
       </w:r>
@@ -2287,7 +2287,7 @@
           <w:color w:val="000000"/>
           <w:kern w:val="0"/>
           <w:lang w:eastAsia="es-ES"/>
-          <w14:ligatures w14:val="none"/>
+          <ns2:ligatures ns2:val="none"/>
         </w:rPr>
         <w:t xml:space="preserve">múltiples intentos de envío, logró cargar satisfactoriamente la </w:t>
       </w:r>
@@ -2297,25 +2297,25 @@
           <w:color w:val="000000"/>
           <w:kern w:val="0"/>
           <w:lang w:eastAsia="es-ES"/>
-          <w14:ligatures w14:val="none"/>
+          <ns2:ligatures ns2:val="none"/>
         </w:rPr>
         <w:t>documentación solicitada en el portal digital de la aseguradora, con el apoyo de una representante de la empresa identificada como Tania Quispe. Esta fue aceptada mediante la solicitud CIS_A75163.</w:t>
       </w:r>
     </w:p>
-    <w:p>
-      <w:pPr>
-        <w:spacing w:after="0" w:line="240" w:lineRule="auto"/>
-        <w:jc w:val="both"/>
-        <w:rPr>
-          <w:rFonts w:ascii="Arial Narrow" w:eastAsia="Times New Roman" w:hAnsi="Arial Narrow" w:cs="Arial"/>
-          <w:color w:val="000000"/>
-          <w:kern w:val="0"/>
-          <w:lang w:eastAsia="es-ES"/>
-          <w14:ligatures w14:val="none"/>
-        </w:rPr>
-      </w:pPr>
-    </w:p>
-    <w:p>
+    <w:p ns2:paraId="5A15165B" ns2:textId="77777777">
+      <w:pPr>
+        <w:spacing w:after="0" w:line="240" w:lineRule="auto"/>
+        <w:jc w:val="both"/>
+        <w:rPr>
+          <w:rFonts w:ascii="Arial Narrow" w:eastAsia="Times New Roman" w:hAnsi="Arial Narrow" w:cs="Arial"/>
+          <w:color w:val="000000"/>
+          <w:kern w:val="0"/>
+          <w:lang w:eastAsia="es-ES"/>
+          <ns2:ligatures ns2:val="none"/>
+        </w:rPr>
+      </w:pPr>
+    </w:p>
+    <w:p ns2:paraId="0922ED1B" ns2:textId="29BEBA0D">
       <w:pPr>
         <w:pStyle w:val="Prrafodelista"/>
         <w:numPr>
@@ -2334,16 +2334,16 @@
           <w:color w:val="000000"/>
           <w:kern w:val="0"/>
           <w:lang w:eastAsia="es-ES"/>
-          <w14:ligatures w14:val="none"/>
-        </w:rPr>
-      </w:pPr>
-      <w:r>
-        <w:rPr>
-          <w:rFonts w:ascii="Arial Narrow" w:eastAsia="Times New Roman" w:hAnsi="Arial Narrow" w:cs="Arial"/>
-          <w:color w:val="000000"/>
-          <w:kern w:val="0"/>
-          <w:lang w:eastAsia="es-ES"/>
-          <w14:ligatures w14:val="none"/>
+          <ns2:ligatures ns2:val="none"/>
+        </w:rPr>
+      </w:pPr>
+      <w:r>
+        <w:rPr>
+          <w:rFonts w:ascii="Arial Narrow" w:eastAsia="Times New Roman" w:hAnsi="Arial Narrow" w:cs="Arial"/>
+          <w:color w:val="000000"/>
+          <w:kern w:val="0"/>
+          <w:lang w:eastAsia="es-ES"/>
+          <ns2:ligatures ns2:val="none"/>
         </w:rPr>
         <w:lastRenderedPageBreak/>
         <w:t xml:space="preserve">El 14 de enero de 2025, </w:t>
@@ -2355,7 +2355,7 @@
           <w:color w:val="000000"/>
           <w:kern w:val="0"/>
           <w:lang w:eastAsia="es-ES"/>
-          <w14:ligatures w14:val="none"/>
+          <ns2:ligatures ns2:val="none"/>
         </w:rPr>
         <w:t>Interseguro</w:t>
       </w:r>
@@ -2366,7 +2366,7 @@
           <w:color w:val="000000"/>
           <w:kern w:val="0"/>
           <w:lang w:eastAsia="es-ES"/>
-          <w14:ligatures w14:val="none"/>
+          <ns2:ligatures ns2:val="none"/>
         </w:rPr>
         <w:t xml:space="preserve"> informó la aprobación de la solicitud presentada, reconociendo un reembolso por el importe de S/ 630,</w:t>
       </w:r>
@@ -2376,7 +2376,7 @@
           <w:color w:val="000000"/>
           <w:kern w:val="0"/>
           <w:lang w:eastAsia="es-ES"/>
-          <w14:ligatures w14:val="none"/>
+          <ns2:ligatures ns2:val="none"/>
         </w:rPr>
         <w:t>00</w:t>
       </w:r>
@@ -2386,7 +2386,7 @@
           <w:color w:val="000000"/>
           <w:kern w:val="0"/>
           <w:lang w:eastAsia="es-ES"/>
-          <w14:ligatures w14:val="none"/>
+          <ns2:ligatures ns2:val="none"/>
         </w:rPr>
         <w:t xml:space="preserve"> el cual fue depositado en </w:t>
       </w:r>
@@ -2396,7 +2396,7 @@
           <w:color w:val="000000"/>
           <w:kern w:val="0"/>
           <w:lang w:eastAsia="es-ES"/>
-          <w14:ligatures w14:val="none"/>
+          <ns2:ligatures ns2:val="none"/>
         </w:rPr>
         <w:t>su</w:t>
       </w:r>
@@ -2406,7 +2406,7 @@
           <w:color w:val="000000"/>
           <w:kern w:val="0"/>
           <w:lang w:eastAsia="es-ES"/>
-          <w14:ligatures w14:val="none"/>
+          <ns2:ligatures ns2:val="none"/>
         </w:rPr>
         <w:t xml:space="preserve"> cuenta bancaria.</w:t>
       </w:r>
@@ -2416,7 +2416,7 @@
           <w:color w:val="000000"/>
           <w:kern w:val="0"/>
           <w:lang w:eastAsia="es-ES"/>
-          <w14:ligatures w14:val="none"/>
+          <ns2:ligatures ns2:val="none"/>
         </w:rPr>
         <w:t xml:space="preserve"> </w:t>
       </w:r>
@@ -2426,7 +2426,7 @@
           <w:color w:val="000000"/>
           <w:kern w:val="0"/>
           <w:lang w:eastAsia="es-ES"/>
-          <w14:ligatures w14:val="none"/>
+          <ns2:ligatures ns2:val="none"/>
         </w:rPr>
         <w:t>En atención a ello, solicita</w:t>
       </w:r>
@@ -2436,7 +2436,7 @@
           <w:color w:val="000000"/>
           <w:kern w:val="0"/>
           <w:lang w:eastAsia="es-ES"/>
-          <w14:ligatures w14:val="none"/>
+          <ns2:ligatures ns2:val="none"/>
         </w:rPr>
         <w:t xml:space="preserve"> el reembolso por la totalidad del monto compuesto por el importe </w:t>
       </w:r>
@@ -2446,7 +2446,7 @@
           <w:color w:val="000000"/>
           <w:kern w:val="0"/>
           <w:lang w:eastAsia="es-ES"/>
-          <w14:ligatures w14:val="none"/>
+          <ns2:ligatures ns2:val="none"/>
         </w:rPr>
         <w:t>de S/ 23 932, 00</w:t>
       </w:r>
@@ -2456,7 +2456,7 @@
           <w:color w:val="000000"/>
           <w:kern w:val="0"/>
           <w:lang w:eastAsia="es-ES"/>
-          <w14:ligatures w14:val="none"/>
+          <ns2:ligatures ns2:val="none"/>
         </w:rPr>
         <w:t xml:space="preserve"> descontando el monto ya reembolsado </w:t>
       </w:r>
@@ -2466,7 +2466,7 @@
           <w:color w:val="000000"/>
           <w:kern w:val="0"/>
           <w:lang w:eastAsia="es-ES"/>
-          <w14:ligatures w14:val="none"/>
+          <ns2:ligatures ns2:val="none"/>
         </w:rPr>
         <w:t xml:space="preserve">de </w:t>
       </w:r>
@@ -2476,7 +2476,7 @@
           <w:color w:val="000000"/>
           <w:kern w:val="0"/>
           <w:lang w:eastAsia="es-ES"/>
-          <w14:ligatures w14:val="none"/>
+          <ns2:ligatures ns2:val="none"/>
         </w:rPr>
         <w:t>S/ 630</w:t>
       </w:r>
@@ -2486,7 +2486,7 @@
           <w:color w:val="000000"/>
           <w:kern w:val="0"/>
           <w:lang w:eastAsia="es-ES"/>
-          <w14:ligatures w14:val="none"/>
+          <ns2:ligatures ns2:val="none"/>
         </w:rPr>
         <w:t>,00</w:t>
       </w:r>
@@ -2496,7 +2496,7 @@
           <w:color w:val="000000"/>
           <w:kern w:val="0"/>
           <w:lang w:eastAsia="es-ES"/>
-          <w14:ligatures w14:val="none"/>
+          <ns2:ligatures ns2:val="none"/>
         </w:rPr>
         <w:t>, resultando un saldo pendiente de S/ 23</w:t>
       </w:r>
@@ -2506,7 +2506,7 @@
           <w:color w:val="000000"/>
           <w:kern w:val="0"/>
           <w:lang w:eastAsia="es-ES"/>
-          <w14:ligatures w14:val="none"/>
+          <ns2:ligatures ns2:val="none"/>
         </w:rPr>
         <w:t xml:space="preserve"> </w:t>
       </w:r>
@@ -2516,7 +2516,7 @@
           <w:color w:val="000000"/>
           <w:kern w:val="0"/>
           <w:lang w:eastAsia="es-ES"/>
-          <w14:ligatures w14:val="none"/>
+          <ns2:ligatures ns2:val="none"/>
         </w:rPr>
         <w:t>302</w:t>
       </w:r>
@@ -2526,7 +2526,7 @@
           <w:color w:val="000000"/>
           <w:kern w:val="0"/>
           <w:lang w:eastAsia="es-ES"/>
-          <w14:ligatures w14:val="none"/>
+          <ns2:ligatures ns2:val="none"/>
         </w:rPr>
         <w:t>,00</w:t>
       </w:r>
@@ -2536,7 +2536,7 @@
           <w:color w:val="000000"/>
           <w:kern w:val="0"/>
           <w:lang w:eastAsia="es-ES"/>
-          <w14:ligatures w14:val="none"/>
+          <ns2:ligatures ns2:val="none"/>
         </w:rPr>
         <w:t>.</w:t>
       </w:r>
@@ -2546,12 +2546,12 @@
           <w:color w:val="000000"/>
           <w:kern w:val="0"/>
           <w:lang w:eastAsia="es-ES"/>
-          <w14:ligatures w14:val="none"/>
+          <ns2:ligatures ns2:val="none"/>
         </w:rPr>
         <w:t xml:space="preserve"> </w:t>
       </w:r>
     </w:p>
-    <w:p>
+    <w:p ns2:paraId="667DBDCB" ns2:textId="77777777">
       <w:pPr>
         <w:tabs>
           <w:tab w:val="left" w:pos="1134"/>
@@ -2563,11 +2563,11 @@
           <w:color w:val="000000"/>
           <w:kern w:val="0"/>
           <w:lang w:eastAsia="es-ES"/>
-          <w14:ligatures w14:val="none"/>
-        </w:rPr>
-      </w:pPr>
-    </w:p>
-    <w:p>
+          <ns2:ligatures ns2:val="none"/>
+        </w:rPr>
+      </w:pPr>
+    </w:p>
+    <w:p ns2:paraId="44007BE6" ns2:textId="6C4B9741">
       <w:pPr>
         <w:numPr>
           <w:ilvl w:val="1"/>
@@ -2585,7 +2585,7 @@
           <w:color w:val="000000"/>
           <w:kern w:val="0"/>
           <w:lang w:val="es-ES" w:eastAsia="es-ES"/>
-          <w14:ligatures w14:val="none"/>
+          <ns2:ligatures ns2:val="none"/>
         </w:rPr>
       </w:pPr>
       <w:r>
@@ -2594,7 +2594,7 @@
           <w:color w:val="000000"/>
           <w:kern w:val="0"/>
           <w:lang w:val="es-ES" w:eastAsia="es-ES"/>
-          <w14:ligatures w14:val="none"/>
+          <ns2:ligatures ns2:val="none"/>
         </w:rPr>
         <w:t xml:space="preserve">El señor [APELLIDO] solicitó, en calidad de medida correctiva, que Interseguro cumpla con otorgar la suma de S/ 23 338,00 por concepto de reembolso de indemnización de gastos médicos, vinculado al Seguro Obligatorio de Accidentes de Tránsito con Póliza 0593567404. Asimismo, requirió el reembolso de costos y costas del presente procedimiento.</w:t>
       </w:r>
@@ -2604,7 +2604,7 @@
           <w:color w:val="000000"/>
           <w:kern w:val="0"/>
           <w:lang w:val="es-ES" w:eastAsia="es-ES"/>
-          <w14:ligatures w14:val="none"/>
+          <ns2:ligatures ns2:val="none"/>
         </w:rPr>
         <w:t xml:space="preserve"/>
       </w:r>
@@ -2612,7 +2612,7 @@
         <w:rPr>
           <w:rFonts w:ascii="Arial Narrow" w:eastAsia="Calibri" w:hAnsi="Arial Narrow" w:cs="Arial"/>
           <w:kern w:val="0"/>
-          <w14:ligatures w14:val="none"/>
+          <ns2:ligatures ns2:val="none"/>
         </w:rPr>
         <w:t xml:space="preserve"/>
       </w:r>
@@ -2621,7 +2621,7 @@
         <w:rPr>
           <w:rFonts w:ascii="Arial Narrow" w:eastAsia="Calibri" w:hAnsi="Arial Narrow" w:cs="Arial"/>
           <w:kern w:val="0"/>
-          <w14:ligatures w14:val="none"/>
+          <ns2:ligatures ns2:val="none"/>
         </w:rPr>
         <w:t/>
       </w:r>
@@ -2630,7 +2630,7 @@
         <w:rPr>
           <w:rFonts w:ascii="Arial Narrow" w:eastAsia="Calibri" w:hAnsi="Arial Narrow" w:cs="Arial"/>
           <w:kern w:val="0"/>
-          <w14:ligatures w14:val="none"/>
+          <ns2:ligatures ns2:val="none"/>
         </w:rPr>
         <w:t xml:space="preserve"/>
       </w:r>
@@ -2640,7 +2640,7 @@
           <w:color w:val="000000"/>
           <w:kern w:val="0"/>
           <w:lang w:val="es-ES" w:eastAsia="es-ES"/>
-          <w14:ligatures w14:val="none"/>
+          <ns2:ligatures ns2:val="none"/>
         </w:rPr>
         <w:t xml:space="preserve"/>
       </w:r>
@@ -2651,7 +2651,7 @@
           <w:color w:val="000000"/>
           <w:kern w:val="0"/>
           <w:lang w:val="es-ES" w:eastAsia="es-ES"/>
-          <w14:ligatures w14:val="none"/>
+          <ns2:ligatures ns2:val="none"/>
         </w:rPr>
         <w:t/>
       </w:r>
@@ -2662,7 +2662,7 @@
           <w:color w:val="000000"/>
           <w:kern w:val="0"/>
           <w:lang w:val="es-ES" w:eastAsia="es-ES"/>
-          <w14:ligatures w14:val="none"/>
+          <ns2:ligatures ns2:val="none"/>
         </w:rPr>
         <w:t xml:space="preserve"/>
       </w:r>
@@ -2672,7 +2672,7 @@
           <w:color w:val="000000"/>
           <w:kern w:val="0"/>
           <w:lang w:val="es-ES" w:eastAsia="es-ES"/>
-          <w14:ligatures w14:val="none"/>
+          <ns2:ligatures ns2:val="none"/>
         </w:rPr>
         <w:t xml:space="preserve"/>
       </w:r>
@@ -2682,7 +2682,7 @@
           <w:color w:val="000000"/>
           <w:kern w:val="0"/>
           <w:lang w:val="es-ES" w:eastAsia="es-ES"/>
-          <w14:ligatures w14:val="none"/>
+          <ns2:ligatures ns2:val="none"/>
         </w:rPr>
         <w:t xml:space="preserve"/>
       </w:r>
@@ -2692,7 +2692,7 @@
           <w:color w:val="000000"/>
           <w:kern w:val="0"/>
           <w:lang w:eastAsia="es-ES"/>
-          <w14:ligatures w14:val="none"/>
+          <ns2:ligatures ns2:val="none"/>
         </w:rPr>
         <w:t/>
       </w:r>
@@ -2702,7 +2702,7 @@
           <w:color w:val="000000"/>
           <w:kern w:val="0"/>
           <w:lang w:eastAsia="es-ES"/>
-          <w14:ligatures w14:val="none"/>
+          <ns2:ligatures ns2:val="none"/>
         </w:rPr>
         <w:t xml:space="preserve"/>
       </w:r>
@@ -2712,7 +2712,7 @@
           <w:color w:val="000000"/>
           <w:kern w:val="0"/>
           <w:lang w:eastAsia="es-ES"/>
-          <w14:ligatures w14:val="none"/>
+          <ns2:ligatures ns2:val="none"/>
         </w:rPr>
         <w:t/>
       </w:r>
@@ -2722,7 +2722,7 @@
           <w:color w:val="000000"/>
           <w:kern w:val="0"/>
           <w:lang w:eastAsia="es-ES"/>
-          <w14:ligatures w14:val="none"/>
+          <ns2:ligatures ns2:val="none"/>
         </w:rPr>
         <w:t/>
       </w:r>
@@ -2732,7 +2732,7 @@
           <w:color w:val="000000"/>
           <w:kern w:val="0"/>
           <w:lang w:eastAsia="es-ES"/>
-          <w14:ligatures w14:val="none"/>
+          <ns2:ligatures ns2:val="none"/>
         </w:rPr>
         <w:t xml:space="preserve"/>
       </w:r>
@@ -2742,7 +2742,7 @@
           <w:color w:val="000000"/>
           <w:kern w:val="0"/>
           <w:lang w:eastAsia="es-ES"/>
-          <w14:ligatures w14:val="none"/>
+          <ns2:ligatures ns2:val="none"/>
         </w:rPr>
         <w:t xml:space="preserve"/>
       </w:r>
@@ -2752,7 +2752,7 @@
           <w:color w:val="000000"/>
           <w:kern w:val="0"/>
           <w:lang w:eastAsia="es-ES"/>
-          <w14:ligatures w14:val="none"/>
+          <ns2:ligatures ns2:val="none"/>
         </w:rPr>
         <w:t xml:space="preserve"/>
       </w:r>
@@ -2762,7 +2762,7 @@
           <w:color w:val="000000"/>
           <w:kern w:val="0"/>
           <w:lang w:eastAsia="es-ES"/>
-          <w14:ligatures w14:val="none"/>
+          <ns2:ligatures ns2:val="none"/>
         </w:rPr>
         <w:t xml:space="preserve"/>
       </w:r>
@@ -2772,7 +2772,7 @@
           <w:color w:val="000000"/>
           <w:kern w:val="0"/>
           <w:lang w:eastAsia="es-ES"/>
-          <w14:ligatures w14:val="none"/>
+          <ns2:ligatures ns2:val="none"/>
         </w:rPr>
         <w:t xml:space="preserve"/>
       </w:r>
@@ -2783,7 +2783,7 @@
           <w:color w:val="000000"/>
           <w:kern w:val="0"/>
           <w:lang w:eastAsia="es-ES"/>
-          <w14:ligatures w14:val="none"/>
+          <ns2:ligatures ns2:val="none"/>
         </w:rPr>
         <w:t/>
       </w:r>
@@ -2794,7 +2794,7 @@
           <w:color w:val="000000"/>
           <w:kern w:val="0"/>
           <w:lang w:eastAsia="es-ES"/>
-          <w14:ligatures w14:val="none"/>
+          <ns2:ligatures ns2:val="none"/>
         </w:rPr>
         <w:t xml:space="preserve"/>
       </w:r>
@@ -2804,12 +2804,12 @@
           <w:color w:val="000000"/>
           <w:kern w:val="0"/>
           <w:lang w:val="es-ES" w:eastAsia="es-ES"/>
-          <w14:ligatures w14:val="none"/>
+          <ns2:ligatures ns2:val="none"/>
         </w:rPr>
         <w:t/>
       </w:r>
     </w:p>
-    <w:p>
+    <w:p ns2:paraId="619E0710" ns2:textId="77777777">
       <w:pPr>
         <w:spacing w:after="0" w:line="240" w:lineRule="auto"/>
         <w:contextualSpacing/>
@@ -2820,11 +2820,11 @@
           <w:color w:val="000000"/>
           <w:kern w:val="0"/>
           <w:lang w:eastAsia="es-PE"/>
-          <w14:ligatures w14:val="none"/>
-        </w:rPr>
-      </w:pPr>
-    </w:p>
-    <w:p>
+          <ns2:ligatures ns2:val="none"/>
+        </w:rPr>
+      </w:pPr>
+    </w:p>
+    <w:p ns2:paraId="0681DFDC" ns2:textId="77777777">
       <w:pPr>
         <w:pStyle w:val="Prrafodelista"/>
         <w:numPr>
@@ -2844,22 +2844,22 @@
           <w:color w:val="000000"/>
           <w:kern w:val="0"/>
           <w:lang w:eastAsia="es-PE"/>
-          <w14:ligatures w14:val="none"/>
-        </w:rPr>
-      </w:pPr>
-      <w:r>
-        <w:rPr>
-          <w:rFonts w:ascii="Arial Narrow" w:eastAsia="Arial Narrow" w:hAnsi="Arial Narrow" w:cs="Arial Narrow"/>
-          <w:b/>
-          <w:color w:val="000000"/>
-          <w:kern w:val="0"/>
-          <w:lang w:eastAsia="es-PE"/>
-          <w14:ligatures w14:val="none"/>
+          <ns2:ligatures ns2:val="none"/>
+        </w:rPr>
+      </w:pPr>
+      <w:r>
+        <w:rPr>
+          <w:rFonts w:ascii="Arial Narrow" w:eastAsia="Arial Narrow" w:hAnsi="Arial Narrow" w:cs="Arial Narrow"/>
+          <w:b/>
+          <w:color w:val="000000"/>
+          <w:kern w:val="0"/>
+          <w:lang w:eastAsia="es-PE"/>
+          <ns2:ligatures ns2:val="none"/>
         </w:rPr>
         <w:t>DE LA ADMISIÓN A TRÁMITE DE LA DENUNCIA</w:t>
       </w:r>
     </w:p>
-    <w:p>
+    <w:p ns2:paraId="3F75B5BE" ns2:textId="77777777">
       <w:pPr>
         <w:spacing w:after="0" w:line="240" w:lineRule="auto"/>
         <w:ind w:left="567"/>
@@ -2871,11 +2871,11 @@
           <w:color w:val="000000"/>
           <w:kern w:val="0"/>
           <w:lang w:eastAsia="es-PE"/>
-          <w14:ligatures w14:val="none"/>
-        </w:rPr>
-      </w:pPr>
-    </w:p>
-    <w:p>
+          <ns2:ligatures ns2:val="none"/>
+        </w:rPr>
+      </w:pPr>
+    </w:p>
+    <w:p ns2:paraId="2847E956" ns2:textId="7E3E8CD9">
       <w:pPr>
         <w:pStyle w:val="Prrafodelista"/>
         <w:numPr>
@@ -2888,7 +2888,7 @@
         <w:rPr>
           <w:rFonts w:ascii="Arial Narrow" w:eastAsia="Arial Narrow" w:hAnsi="Arial Narrow" w:cs="Arial Narrow"/>
           <w:kern w:val="0"/>
-          <w14:ligatures w14:val="none"/>
+          <ns2:ligatures ns2:val="none"/>
         </w:rPr>
       </w:pPr>
       <w:bookmarkStart w:id="1" w:name="_Hlk140755208"/>
@@ -2900,7 +2900,7 @@
           <w:color w:val="000000"/>
           <w:kern w:val="0"/>
           <w:lang w:eastAsia="es-PE"/>
-          <w14:ligatures w14:val="none"/>
+          <ns2:ligatures ns2:val="none"/>
         </w:rPr>
         <w:t xml:space="preserve">La </w:t>
       </w:r>
@@ -2910,7 +2910,7 @@
           <w:color w:val="000000"/>
           <w:kern w:val="0"/>
           <w:lang w:eastAsia="es-PE"/>
-          <w14:ligatures w14:val="none"/>
+          <ns2:ligatures ns2:val="none"/>
         </w:rPr>
         <w:t xml:space="preserve">Secretaría Técnica de la Comisión de Protección al Consumidor 1 (en </w:t>
       </w:r>
@@ -2920,7 +2920,7 @@
           <w:color w:val="000000"/>
           <w:kern w:val="0"/>
           <w:lang w:eastAsia="es-PE"/>
-          <w14:ligatures w14:val="none"/>
+          <ns2:ligatures ns2:val="none"/>
         </w:rPr>
         <w:t>adelante, la Secretaría Técnica)</w:t>
       </w:r>
@@ -2930,7 +2930,7 @@
           <w:color w:val="000000"/>
           <w:kern w:val="0"/>
           <w:lang w:eastAsia="es-PE"/>
-          <w14:ligatures w14:val="none"/>
+          <ns2:ligatures ns2:val="none"/>
         </w:rPr>
         <w:t>, en ejercicio de sus facultades</w:t>
       </w:r>
@@ -2943,7 +2943,7 @@
           <w:rFonts w:ascii="Arial Narrow" w:eastAsia="Arial Narrow" w:hAnsi="Arial Narrow" w:cs="Arial Narrow"/>
           <w:kern w:val="0"/>
           <w:vertAlign w:val="superscript"/>
-          <w14:ligatures w14:val="none"/>
+          <ns2:ligatures ns2:val="none"/>
         </w:rPr>
         <w:footnoteReference w:id="3"/>
       </w:r>
@@ -2953,7 +2953,7 @@
           <w:color w:val="000000"/>
           <w:kern w:val="0"/>
           <w:lang w:eastAsia="es-PE"/>
-          <w14:ligatures w14:val="none"/>
+          <ns2:ligatures ns2:val="none"/>
         </w:rPr>
         <w:t xml:space="preserve">, considera </w:t>
       </w:r>
@@ -2961,7 +2961,7 @@
         <w:rPr>
           <w:rFonts w:ascii="Arial Narrow" w:eastAsia="Arial Narrow" w:hAnsi="Arial Narrow" w:cs="Arial Narrow"/>
           <w:kern w:val="0"/>
-          <w14:ligatures w14:val="none"/>
+          <ns2:ligatures ns2:val="none"/>
         </w:rPr>
         <w:t xml:space="preserve">que el hecho denunciado, consistente en </w:t>
       </w:r>
@@ -2972,7 +2972,7 @@
           <w:kern w:val="0"/>
           <w:shd w:val="clear" w:color="auto" w:fill="FFFFFF"/>
           <w:lang w:eastAsia="es-PE"/>
-          <w14:ligatures w14:val="none"/>
+          <ns2:ligatures ns2:val="none"/>
         </w:rPr>
         <w:t>la compañía aseguradora no habría cumplido con reembolsar la totalidad de los gastos médicos al denunciante por el Seguro Obligatorio de Accidentes de Tránsito debido al siniestro del 19 de julio de 2024</w:t>
       </w:r>
@@ -2980,7 +2980,7 @@
         <w:rPr>
           <w:rFonts w:ascii="Arial Narrow" w:eastAsia="Arial Narrow" w:hAnsi="Arial Narrow" w:cs="Arial Narrow"/>
           <w:kern w:val="0"/>
-          <w14:ligatures w14:val="none"/>
+          <ns2:ligatures ns2:val="none"/>
         </w:rPr>
         <w:t>; involucraría una pres</w:t>
       </w:r>
@@ -2988,7 +2988,7 @@
         <w:rPr>
           <w:rFonts w:ascii="Arial Narrow" w:eastAsia="Arial Narrow" w:hAnsi="Arial Narrow" w:cs="Arial Narrow"/>
           <w:kern w:val="0"/>
-          <w14:ligatures w14:val="none"/>
+          <ns2:ligatures ns2:val="none"/>
         </w:rPr>
         <w:t>unta afectación a sus expectativas, quien no habría encontrado una correspondencia entre lo que esperaba recibir de parte del proveedor y lo que realmente recibió. Por consiguiente, corresponde calificar el hecho materia de denuncia como una presunta infracción al deber de idoneidad, tipificado en los artículos 18</w:t>
       </w:r>
@@ -2998,7 +2998,7 @@
           <w:color w:val="000000"/>
           <w:kern w:val="0"/>
           <w:lang w:eastAsia="es-PE"/>
-          <w14:ligatures w14:val="none"/>
+          <ns2:ligatures ns2:val="none"/>
         </w:rPr>
         <w:t/>
       </w:r>
@@ -3006,7 +3006,7 @@
         <w:rPr>
           <w:rFonts w:ascii="Arial Narrow" w:eastAsia="Arial Narrow" w:hAnsi="Arial Narrow" w:cs="Arial Narrow"/>
           <w:kern w:val="0"/>
-          <w14:ligatures w14:val="none"/>
+          <ns2:ligatures ns2:val="none"/>
         </w:rPr>
         <w:t xml:space="preserve"> y 19</w:t>
       </w:r>
@@ -3016,7 +3016,7 @@
           <w:color w:val="000000"/>
           <w:kern w:val="0"/>
           <w:lang w:eastAsia="es-PE"/>
-          <w14:ligatures w14:val="none"/>
+          <ns2:ligatures ns2:val="none"/>
         </w:rPr>
         <w:t/>
       </w:r>
@@ -3024,7 +3024,7 @@
         <w:rPr>
           <w:rFonts w:ascii="Arial Narrow" w:eastAsia="Arial Narrow" w:hAnsi="Arial Narrow" w:cs="Arial Narrow"/>
           <w:kern w:val="0"/>
-          <w14:ligatures w14:val="none"/>
+          <ns2:ligatures ns2:val="none"/>
         </w:rPr>
         <w:t xml:space="preserve"> del Código</w:t>
       </w:r>
@@ -3032,12 +3032,12 @@
         <w:rPr>
           <w:rFonts w:ascii="Arial Narrow" w:eastAsia="Arial Narrow" w:hAnsi="Arial Narrow" w:cs="Arial Narrow"/>
           <w:kern w:val="0"/>
-          <w14:ligatures w14:val="none"/>
+          <ns2:ligatures ns2:val="none"/>
         </w:rPr>
         <w:t>.</w:t>
       </w:r>
     </w:p>
-    <w:p>
+    <w:p ns2:paraId="4F1E88E9" ns2:textId="77777777">
       <w:pPr>
         <w:pStyle w:val="Prrafodelista"/>
         <w:spacing w:after="0" w:line="240" w:lineRule="auto"/>
@@ -3047,11 +3047,11 @@
           <w:rFonts w:ascii="Arial Narrow" w:eastAsia="Calibri" w:hAnsi="Arial Narrow" w:cs="Arial Narrow"/>
           <w:kern w:val="0"/>
           <w:lang w:eastAsia="es-PE"/>
-          <w14:ligatures w14:val="none"/>
-        </w:rPr>
-      </w:pPr>
-    </w:p>
-    <w:p>
+          <ns2:ligatures ns2:val="none"/>
+        </w:rPr>
+      </w:pPr>
+    </w:p>
+    <w:p ns2:paraId="53370C61" ns2:textId="1B55B3A6">
       <w:pPr>
         <w:pStyle w:val="Prrafodelista"/>
         <w:numPr>
@@ -3065,7 +3065,7 @@
           <w:rFonts w:ascii="Arial Narrow" w:eastAsia="Calibri" w:hAnsi="Arial Narrow" w:cs="Arial Narrow"/>
           <w:kern w:val="0"/>
           <w:lang w:eastAsia="es-PE"/>
-          <w14:ligatures w14:val="none"/>
+          <ns2:ligatures ns2:val="none"/>
         </w:rPr>
       </w:pPr>
       <w:r>
@@ -3074,7 +3074,7 @@
           <w:color w:val="000000"/>
           <w:kern w:val="0"/>
           <w:lang w:eastAsia="es-PE"/>
-          <w14:ligatures w14:val="none"/>
+          <ns2:ligatures ns2:val="none"/>
         </w:rPr>
         <w:t>En tanto la denuncia reúne los requisitos establecidos por la norma citada, corresponde admitirla a trámite</w:t>
       </w:r>
@@ -3084,7 +3084,7 @@
           <w:rFonts w:ascii="Arial Narrow" w:eastAsia="Arial Narrow" w:hAnsi="Arial Narrow" w:cs="Arial Narrow"/>
           <w:kern w:val="0"/>
           <w:vertAlign w:val="superscript"/>
-          <w14:ligatures w14:val="none"/>
+          <ns2:ligatures ns2:val="none"/>
         </w:rPr>
         <w:footnoteReference w:id="4"/>
       </w:r>
@@ -3094,12 +3094,12 @@
           <w:color w:val="000000"/>
           <w:kern w:val="0"/>
           <w:lang w:eastAsia="es-PE"/>
-          <w14:ligatures w14:val="none"/>
+          <ns2:ligatures ns2:val="none"/>
         </w:rPr>
         <w:t>.</w:t>
       </w:r>
     </w:p>
-    <w:p>
+    <w:p ns2:paraId="01E2C693" ns2:textId="77777777">
       <w:pPr>
         <w:spacing w:after="0" w:line="240" w:lineRule="auto"/>
         <w:ind w:left="567"/>
@@ -3110,11 +3110,11 @@
           <w:color w:val="000000"/>
           <w:kern w:val="0"/>
           <w:lang w:eastAsia="es-PE"/>
-          <w14:ligatures w14:val="none"/>
-        </w:rPr>
-      </w:pPr>
-    </w:p>
-    <w:p>
+          <ns2:ligatures ns2:val="none"/>
+        </w:rPr>
+      </w:pPr>
+    </w:p>
+    <w:p ns2:paraId="73E8A701" ns2:textId="77777777">
       <w:pPr>
         <w:pStyle w:val="Prrafodelista"/>
         <w:numPr>
@@ -3134,22 +3134,22 @@
           <w:color w:val="000000"/>
           <w:kern w:val="0"/>
           <w:lang w:eastAsia="es-PE"/>
-          <w14:ligatures w14:val="none"/>
-        </w:rPr>
-      </w:pPr>
-      <w:r>
-        <w:rPr>
-          <w:rFonts w:ascii="Arial Narrow" w:eastAsia="Arial Narrow" w:hAnsi="Arial Narrow" w:cs="Arial Narrow"/>
-          <w:b/>
-          <w:color w:val="000000"/>
-          <w:kern w:val="0"/>
-          <w:lang w:eastAsia="es-PE"/>
-          <w14:ligatures w14:val="none"/>
+          <ns2:ligatures ns2:val="none"/>
+        </w:rPr>
+      </w:pPr>
+      <w:r>
+        <w:rPr>
+          <w:rFonts w:ascii="Arial Narrow" w:eastAsia="Arial Narrow" w:hAnsi="Arial Narrow" w:cs="Arial Narrow"/>
+          <w:b/>
+          <w:color w:val="000000"/>
+          <w:kern w:val="0"/>
+          <w:lang w:eastAsia="es-PE"/>
+          <ns2:ligatures ns2:val="none"/>
         </w:rPr>
         <w:t>REQUERIMIENTO DE INFORMACION</w:t>
       </w:r>
     </w:p>
-    <w:p>
+    <w:p ns2:paraId="3F5BB4A5" ns2:textId="77777777">
       <w:pPr>
         <w:spacing w:after="0" w:line="240" w:lineRule="auto"/>
         <w:jc w:val="both"/>
@@ -3158,11 +3158,11 @@
           <w:color w:val="000000"/>
           <w:kern w:val="0"/>
           <w:lang w:val="es-ES" w:eastAsia="es-ES"/>
-          <w14:ligatures w14:val="none"/>
-        </w:rPr>
-      </w:pPr>
-    </w:p>
-    <w:p>
+          <ns2:ligatures ns2:val="none"/>
+        </w:rPr>
+      </w:pPr>
+    </w:p>
+    <w:p ns2:paraId="3C2E0245" ns2:textId="2B3EE254">
       <w:pPr>
         <w:pStyle w:val="Prrafodelista"/>
         <w:numPr>
@@ -3177,7 +3177,7 @@
           <w:color w:val="000000"/>
           <w:kern w:val="0"/>
           <w:lang w:val="es-ES" w:eastAsia="es-ES"/>
-          <w14:ligatures w14:val="none"/>
+          <ns2:ligatures ns2:val="none"/>
         </w:rPr>
       </w:pPr>
       <w:r>
@@ -3186,7 +3186,7 @@
           <w:color w:val="000000"/>
           <w:kern w:val="0"/>
           <w:lang w:val="es-ES" w:eastAsia="es-ES"/>
-          <w14:ligatures w14:val="none"/>
+          <ns2:ligatures ns2:val="none"/>
         </w:rPr>
         <w:t xml:space="preserve">A efectos de tener mayores elementos que sirvan para la resolución definitiva del presente caso, la Secretaría Técnica, en ejercicio de las facultades que la ley </w:t>
       </w:r>
@@ -3196,7 +3196,7 @@
           <w:color w:val="000000"/>
           <w:kern w:val="0"/>
           <w:lang w:val="es-ES" w:eastAsia="es-ES"/>
-          <w14:ligatures w14:val="none"/>
+          <ns2:ligatures ns2:val="none"/>
         </w:rPr>
         <w:t>le confiere, conviene requerir al proveedor denunciado que, en un plazo no mayor de cinco (5) dí</w:t>
       </w:r>
@@ -3206,7 +3206,7 @@
           <w:color w:val="000000"/>
           <w:kern w:val="0"/>
           <w:lang w:val="es-ES" w:eastAsia="es-ES"/>
-          <w14:ligatures w14:val="none"/>
+          <ns2:ligatures ns2:val="none"/>
         </w:rPr>
         <w:t xml:space="preserve">as hábiles contado a partir del día siguiente de la notificación de la presente resolución, </w:t>
       </w:r>
@@ -3216,7 +3216,7 @@
           <w:color w:val="000000"/>
           <w:kern w:val="0"/>
           <w:lang w:val="es-ES" w:eastAsia="es-ES"/>
-          <w14:ligatures w14:val="none"/>
+          <ns2:ligatures ns2:val="none"/>
         </w:rPr>
         <w:t>cu</w:t>
       </w:r>
@@ -3226,7 +3226,7 @@
           <w:color w:val="000000"/>
           <w:kern w:val="0"/>
           <w:lang w:val="es-ES" w:eastAsia="es-ES"/>
-          <w14:ligatures w14:val="none"/>
+          <ns2:ligatures ns2:val="none"/>
         </w:rPr>
         <w:t>mpla con</w:t>
       </w:r>
@@ -3236,7 +3236,7 @@
           <w:color w:val="000000"/>
           <w:kern w:val="0"/>
           <w:lang w:val="es-ES" w:eastAsia="es-ES"/>
-          <w14:ligatures w14:val="none"/>
+          <ns2:ligatures ns2:val="none"/>
         </w:rPr>
         <w:t xml:space="preserve"> </w:t>
       </w:r>
@@ -3246,7 +3246,7 @@
           <w:color w:val="000000"/>
           <w:kern w:val="0"/>
           <w:lang w:val="es-ES" w:eastAsia="es-ES"/>
-          <w14:ligatures w14:val="none"/>
+          <ns2:ligatures ns2:val="none"/>
         </w:rPr>
         <w:t xml:space="preserve">presentar una copia completa, </w:t>
       </w:r>
@@ -3256,7 +3256,7 @@
           <w:color w:val="000000"/>
           <w:kern w:val="0"/>
           <w:lang w:val="es-ES" w:eastAsia="es-ES"/>
-          <w14:ligatures w14:val="none"/>
+          <ns2:ligatures ns2:val="none"/>
         </w:rPr>
         <w:lastRenderedPageBreak/>
         <w:t>legible y debidamente suscrita de</w:t>
@@ -3267,7 +3267,7 @@
           <w:color w:val="000000"/>
           <w:kern w:val="0"/>
           <w:lang w:val="es-ES" w:eastAsia="es-ES"/>
-          <w14:ligatures w14:val="none"/>
+          <ns2:ligatures ns2:val="none"/>
         </w:rPr>
         <w:t xml:space="preserve"> la póliza </w:t>
       </w:r>
@@ -3277,7 +3277,7 @@
           <w:color w:val="000000"/>
           <w:kern w:val="0"/>
           <w:lang w:val="es-ES" w:eastAsia="es-ES"/>
-          <w14:ligatures w14:val="none"/>
+          <ns2:ligatures ns2:val="none"/>
         </w:rPr>
         <w:t/>
       </w:r>
@@ -3287,7 +3287,7 @@
           <w:color w:val="000000"/>
           <w:kern w:val="0"/>
           <w:lang w:val="es-ES" w:eastAsia="es-ES"/>
-          <w14:ligatures w14:val="none"/>
+          <ns2:ligatures ns2:val="none"/>
         </w:rPr>
         <w:t>0593567404</w:t>
       </w:r>
@@ -3297,7 +3297,7 @@
           <w:color w:val="000000"/>
           <w:kern w:val="0"/>
           <w:lang w:val="es-ES" w:eastAsia="es-ES"/>
-          <w14:ligatures w14:val="none"/>
+          <ns2:ligatures ns2:val="none"/>
         </w:rPr>
         <w:t xml:space="preserve"> </w:t>
       </w:r>
@@ -3307,7 +3307,7 @@
           <w:color w:val="000000"/>
           <w:kern w:val="0"/>
           <w:lang w:val="es-ES" w:eastAsia="es-ES"/>
-          <w14:ligatures w14:val="none"/>
+          <ns2:ligatures ns2:val="none"/>
         </w:rPr>
         <w:t>del Seguro Obligatorio de Accidentes de Tránsito</w:t>
       </w:r>
@@ -3317,12 +3317,12 @@
           <w:color w:val="000000"/>
           <w:kern w:val="0"/>
           <w:lang w:val="es-ES" w:eastAsia="es-ES"/>
-          <w14:ligatures w14:val="none"/>
+          <ns2:ligatures ns2:val="none"/>
         </w:rPr>
         <w:t>.</w:t>
       </w:r>
     </w:p>
-    <w:p>
+    <w:p ns2:paraId="4C19F339" ns2:textId="77777777">
       <w:pPr>
         <w:pStyle w:val="Prrafodelista"/>
         <w:spacing w:after="0" w:line="240" w:lineRule="auto"/>
@@ -3333,11 +3333,11 @@
           <w:color w:val="000000"/>
           <w:kern w:val="0"/>
           <w:lang w:val="es-ES" w:eastAsia="es-ES"/>
-          <w14:ligatures w14:val="none"/>
-        </w:rPr>
-      </w:pPr>
-    </w:p>
-    <w:p>
+          <ns2:ligatures ns2:val="none"/>
+        </w:rPr>
+      </w:pPr>
+    </w:p>
+    <w:p ns2:paraId="1A94A99A" ns2:textId="77777777">
       <w:pPr>
         <w:pStyle w:val="Prrafodelista"/>
         <w:numPr>
@@ -3357,53 +3357,53 @@
           <w:color w:val="000000"/>
           <w:kern w:val="0"/>
           <w:lang w:eastAsia="es-PE"/>
-          <w14:ligatures w14:val="none"/>
-        </w:rPr>
-      </w:pPr>
-      <w:r>
-        <w:rPr>
-          <w:rFonts w:ascii="Arial Narrow" w:eastAsia="Arial Narrow" w:hAnsi="Arial Narrow" w:cs="Arial Narrow"/>
-          <w:b/>
-          <w:color w:val="000000"/>
-          <w:kern w:val="0"/>
-          <w:lang w:eastAsia="es-PE"/>
-          <w14:ligatures w14:val="none"/>
+          <ns2:ligatures ns2:val="none"/>
+        </w:rPr>
+      </w:pPr>
+      <w:r>
+        <w:rPr>
+          <w:rFonts w:ascii="Arial Narrow" w:eastAsia="Arial Narrow" w:hAnsi="Arial Narrow" w:cs="Arial Narrow"/>
+          <w:b/>
+          <w:color w:val="000000"/>
+          <w:kern w:val="0"/>
+          <w:lang w:eastAsia="es-PE"/>
+          <ns2:ligatures ns2:val="none"/>
         </w:rPr>
         <w:t xml:space="preserve">RESOLUCIÓN DE LA SECRETARÍA TÉCNICA </w:t>
       </w:r>
     </w:p>
-    <w:p>
-      <w:pPr>
-        <w:spacing w:after="0" w:line="240" w:lineRule="auto"/>
-        <w:jc w:val="both"/>
-        <w:rPr>
-          <w:rFonts w:ascii="Arial Narrow" w:eastAsia="Arial Narrow" w:hAnsi="Arial Narrow" w:cs="Arial Narrow"/>
-          <w:b/>
-          <w:color w:val="000000"/>
-          <w:kern w:val="0"/>
-          <w:lang w:eastAsia="es-PE"/>
-          <w14:ligatures w14:val="none"/>
-        </w:rPr>
-      </w:pPr>
-    </w:p>
-    <w:p>
-      <w:pPr>
-        <w:spacing w:after="0" w:line="240" w:lineRule="auto"/>
-        <w:jc w:val="both"/>
-        <w:rPr>
-          <w:rFonts w:ascii="Arial Narrow" w:eastAsia="Arial Narrow" w:hAnsi="Arial Narrow" w:cs="Arial Narrow"/>
-          <w:kern w:val="0"/>
-          <w14:ligatures w14:val="none"/>
-        </w:rPr>
-      </w:pPr>
-      <w:r>
-        <w:rPr>
-          <w:rFonts w:ascii="Arial Narrow" w:eastAsia="Arial Narrow" w:hAnsi="Arial Narrow" w:cs="Arial Narrow"/>
-          <w:b/>
-          <w:color w:val="000000"/>
-          <w:kern w:val="0"/>
-          <w:lang w:eastAsia="es-PE"/>
-          <w14:ligatures w14:val="none"/>
+    <w:p ns2:paraId="543B2EE5" ns2:textId="77777777">
+      <w:pPr>
+        <w:spacing w:after="0" w:line="240" w:lineRule="auto"/>
+        <w:jc w:val="both"/>
+        <w:rPr>
+          <w:rFonts w:ascii="Arial Narrow" w:eastAsia="Arial Narrow" w:hAnsi="Arial Narrow" w:cs="Arial Narrow"/>
+          <w:b/>
+          <w:color w:val="000000"/>
+          <w:kern w:val="0"/>
+          <w:lang w:eastAsia="es-PE"/>
+          <ns2:ligatures ns2:val="none"/>
+        </w:rPr>
+      </w:pPr>
+    </w:p>
+    <w:p ns2:paraId="2056ED1A" ns2:textId="0F6A59BF">
+      <w:pPr>
+        <w:spacing w:after="0" w:line="240" w:lineRule="auto"/>
+        <w:jc w:val="both"/>
+        <w:rPr>
+          <w:rFonts w:ascii="Arial Narrow" w:eastAsia="Arial Narrow" w:hAnsi="Arial Narrow" w:cs="Arial Narrow"/>
+          <w:kern w:val="0"/>
+          <ns2:ligatures ns2:val="none"/>
+        </w:rPr>
+      </w:pPr>
+      <w:r>
+        <w:rPr>
+          <w:rFonts w:ascii="Arial Narrow" w:eastAsia="Arial Narrow" w:hAnsi="Arial Narrow" w:cs="Arial Narrow"/>
+          <w:b/>
+          <w:color w:val="000000"/>
+          <w:kern w:val="0"/>
+          <w:lang w:eastAsia="es-PE"/>
+          <ns2:ligatures ns2:val="none"/>
         </w:rPr>
         <w:t xml:space="preserve">PRIMERO: admitir a trámite la denuncia del 11 de marzo de 2025 interpuesta por el señor [APELLIDO] Núñez contra Interseguro Compañía de Seguros S.A., por la presunta infracción a los artículos 18 y 19 de la Ley 29571, Código de Protección y Defensa del Consumidor, en tanto la compañía aseguradora no habría cumplido con reembolsar la totalidad de los gastos médicos al denunciante por el Seguro Obligatorio de Accidentes de Tránsito debido al siniestro del 19 de julio de 2024.</w:t>
       </w:r>
@@ -3414,7 +3414,7 @@
           <w:kern w:val="0"/>
           <w:shd w:val="clear" w:color="auto" w:fill="FFFFFF"/>
           <w:lang w:eastAsia="es-PE"/>
-          <w14:ligatures w14:val="none"/>
+          <ns2:ligatures ns2:val="none"/>
         </w:rPr>
         <w:t xml:space="preserve"/>
       </w:r>
@@ -3424,7 +3424,7 @@
           <w:color w:val="000000"/>
           <w:kern w:val="0"/>
           <w:lang w:val="es-ES" w:eastAsia="es-ES"/>
-          <w14:ligatures w14:val="none"/>
+          <ns2:ligatures ns2:val="none"/>
         </w:rPr>
         <w:t xml:space="preserve"/>
       </w:r>
@@ -3434,7 +3434,7 @@
           <w:color w:val="000000"/>
           <w:kern w:val="0"/>
           <w:lang w:val="es-ES" w:eastAsia="es-ES"/>
-          <w14:ligatures w14:val="none"/>
+          <ns2:ligatures ns2:val="none"/>
         </w:rPr>
         <w:t xml:space="preserve"/>
       </w:r>
@@ -3445,7 +3445,7 @@
           <w:kern w:val="0"/>
           <w:shd w:val="clear" w:color="auto" w:fill="FFFFFF"/>
           <w:lang w:eastAsia="es-PE"/>
-          <w14:ligatures w14:val="none"/>
+          <ns2:ligatures ns2:val="none"/>
         </w:rPr>
         <w:t xml:space="preserve"/>
       </w:r>
@@ -3456,7 +3456,7 @@
           <w:kern w:val="0"/>
           <w:shd w:val="clear" w:color="auto" w:fill="FFFFFF"/>
           <w:lang w:eastAsia="es-PE"/>
-          <w14:ligatures w14:val="none"/>
+          <ns2:ligatures ns2:val="none"/>
         </w:rPr>
         <w:t xml:space="preserve"/>
       </w:r>
@@ -3468,7 +3468,7 @@
           <w:kern w:val="0"/>
           <w:shd w:val="clear" w:color="auto" w:fill="FFFFFF"/>
           <w:lang w:eastAsia="es-PE"/>
-          <w14:ligatures w14:val="none"/>
+          <ns2:ligatures ns2:val="none"/>
         </w:rPr>
         <w:t/>
       </w:r>
@@ -3480,7 +3480,7 @@
           <w:kern w:val="0"/>
           <w:shd w:val="clear" w:color="auto" w:fill="FFFFFF"/>
           <w:lang w:eastAsia="es-PE"/>
-          <w14:ligatures w14:val="none"/>
+          <ns2:ligatures ns2:val="none"/>
         </w:rPr>
         <w:t xml:space="preserve"/>
       </w:r>
@@ -3491,7 +3491,7 @@
           <w:kern w:val="0"/>
           <w:shd w:val="clear" w:color="auto" w:fill="FFFFFF"/>
           <w:lang w:eastAsia="es-PE"/>
-          <w14:ligatures w14:val="none"/>
+          <ns2:ligatures ns2:val="none"/>
         </w:rPr>
         <w:t/>
       </w:r>
@@ -3502,7 +3502,7 @@
           <w:kern w:val="0"/>
           <w:shd w:val="clear" w:color="auto" w:fill="FFFFFF"/>
           <w:lang w:eastAsia="es-PE"/>
-          <w14:ligatures w14:val="none"/>
+          <ns2:ligatures ns2:val="none"/>
         </w:rPr>
         <w:t xml:space="preserve"/>
       </w:r>
@@ -3513,7 +3513,7 @@
           <w:kern w:val="0"/>
           <w:shd w:val="clear" w:color="auto" w:fill="FFFFFF"/>
           <w:lang w:eastAsia="es-PE"/>
-          <w14:ligatures w14:val="none"/>
+          <ns2:ligatures ns2:val="none"/>
         </w:rPr>
         <w:t xml:space="preserve"/>
       </w:r>
@@ -3582,7 +3582,7 @@
           <w:kern w:val="0"/>
           <w:shd w:val="clear" w:color="auto" w:fill="FFFFFF"/>
           <w:lang w:eastAsia="es-PE"/>
-          <w14:ligatures w14:val="none"/>
+          <ns2:ligatures ns2:val="none"/>
         </w:rPr>
         <w:t/>
       </w:r>
@@ -3592,7 +3592,7 @@
           <w:color w:val="000000"/>
           <w:kern w:val="0"/>
           <w:lang w:eastAsia="es-PE"/>
-          <w14:ligatures w14:val="none"/>
+          <ns2:ligatures ns2:val="none"/>
         </w:rPr>
         <w:t/>
       </w:r>
@@ -3603,7 +3603,7 @@
           <w:kern w:val="0"/>
           <w:shd w:val="clear" w:color="auto" w:fill="FFFFFF"/>
           <w:lang w:eastAsia="es-PE"/>
-          <w14:ligatures w14:val="none"/>
+          <ns2:ligatures ns2:val="none"/>
         </w:rPr>
         <w:t xml:space="preserve"/>
       </w:r>
@@ -3614,7 +3614,7 @@
           <w:kern w:val="0"/>
           <w:shd w:val="clear" w:color="auto" w:fill="FFFFFF"/>
           <w:lang w:eastAsia="es-PE"/>
-          <w14:ligatures w14:val="none"/>
+          <ns2:ligatures ns2:val="none"/>
         </w:rPr>
         <w:t xml:space="preserve"/>
       </w:r>
@@ -3625,7 +3625,7 @@
           <w:kern w:val="0"/>
           <w:shd w:val="clear" w:color="auto" w:fill="FFFFFF"/>
           <w:lang w:eastAsia="es-PE"/>
-          <w14:ligatures w14:val="none"/>
+          <ns2:ligatures ns2:val="none"/>
         </w:rPr>
         <w:t xml:space="preserve"/>
       </w:r>
@@ -3636,7 +3636,7 @@
           <w:kern w:val="0"/>
           <w:shd w:val="clear" w:color="auto" w:fill="FFFFFF"/>
           <w:lang w:eastAsia="es-PE"/>
-          <w14:ligatures w14:val="none"/>
+          <ns2:ligatures ns2:val="none"/>
         </w:rPr>
         <w:t/>
       </w:r>
@@ -3647,7 +3647,7 @@
           <w:kern w:val="0"/>
           <w:shd w:val="clear" w:color="auto" w:fill="FFFFFF"/>
           <w:lang w:eastAsia="es-PE"/>
-          <w14:ligatures w14:val="none"/>
+          <ns2:ligatures ns2:val="none"/>
         </w:rPr>
         <w:t xml:space="preserve"/>
       </w:r>
@@ -3658,23 +3658,23 @@
           <w:kern w:val="0"/>
           <w:shd w:val="clear" w:color="auto" w:fill="FFFFFF"/>
           <w:lang w:eastAsia="es-PE"/>
-          <w14:ligatures w14:val="none"/>
+          <ns2:ligatures ns2:val="none"/>
         </w:rPr>
         <w:t/>
       </w:r>
     </w:p>
-    <w:p>
-      <w:pPr>
-        <w:spacing w:after="0" w:line="240" w:lineRule="auto"/>
-        <w:jc w:val="both"/>
-        <w:rPr>
-          <w:rFonts w:ascii="Arial Narrow" w:eastAsia="Arial Narrow" w:hAnsi="Arial Narrow" w:cs="Arial Narrow"/>
-          <w:kern w:val="0"/>
-          <w14:ligatures w14:val="none"/>
-        </w:rPr>
-      </w:pPr>
-    </w:p>
-    <w:p>
+    <w:p ns2:paraId="5CA08EE9" ns2:textId="77777777">
+      <w:pPr>
+        <w:spacing w:after="0" w:line="240" w:lineRule="auto"/>
+        <w:jc w:val="both"/>
+        <w:rPr>
+          <w:rFonts w:ascii="Arial Narrow" w:eastAsia="Arial Narrow" w:hAnsi="Arial Narrow" w:cs="Arial Narrow"/>
+          <w:kern w:val="0"/>
+          <ns2:ligatures ns2:val="none"/>
+        </w:rPr>
+      </w:pPr>
+    </w:p>
+    <w:p ns2:paraId="64718910" ns2:textId="6433E29B">
       <w:pPr>
         <w:spacing w:line="240" w:lineRule="auto"/>
         <w:contextualSpacing/>
@@ -3682,17 +3682,17 @@
         <w:rPr>
           <w:rFonts w:ascii="Arial Narrow" w:eastAsia="Calibri" w:hAnsi="Arial Narrow" w:cs="Arial"/>
           <w:kern w:val="0"/>
-          <w14:ligatures w14:val="none"/>
-        </w:rPr>
-      </w:pPr>
-      <w:r>
-        <w:rPr>
-          <w:rFonts w:ascii="Arial Narrow" w:eastAsia="Arial Narrow" w:hAnsi="Arial Narrow" w:cs="Arial Narrow"/>
-          <w:b/>
-          <w:color w:val="000000"/>
-          <w:kern w:val="0"/>
-          <w:lang w:eastAsia="es-PE"/>
-          <w14:ligatures w14:val="none"/>
+          <ns2:ligatures ns2:val="none"/>
+        </w:rPr>
+      </w:pPr>
+      <w:r>
+        <w:rPr>
+          <w:rFonts w:ascii="Arial Narrow" w:eastAsia="Arial Narrow" w:hAnsi="Arial Narrow" w:cs="Arial Narrow"/>
+          <w:b/>
+          <w:color w:val="000000"/>
+          <w:kern w:val="0"/>
+          <w:lang w:eastAsia="es-PE"/>
+          <ns2:ligatures ns2:val="none"/>
         </w:rPr>
         <w:t>SEGUNDO:</w:t>
       </w:r>
@@ -3702,7 +3702,7 @@
           <w:color w:val="000000"/>
           <w:kern w:val="0"/>
           <w:lang w:eastAsia="es-PE"/>
-          <w14:ligatures w14:val="none"/>
+          <ns2:ligatures ns2:val="none"/>
         </w:rPr>
         <w:t xml:space="preserve"> tener por ofrecidos los medios probatorios presentados en el escrito de denuncia </w:t>
       </w:r>
@@ -3712,7 +3712,7 @@
           <w:color w:val="000000"/>
           <w:kern w:val="0"/>
           <w:lang w:val="es-ES" w:eastAsia="es-ES"/>
-          <w14:ligatures w14:val="none"/>
+          <ns2:ligatures ns2:val="none"/>
         </w:rPr>
         <w:t xml:space="preserve">del </w:t>
       </w:r>
@@ -3722,7 +3722,7 @@
           <w:color w:val="000000"/>
           <w:kern w:val="0"/>
           <w:lang w:val="es-ES" w:eastAsia="es-ES"/>
-          <w14:ligatures w14:val="none"/>
+          <ns2:ligatures ns2:val="none"/>
         </w:rPr>
         <w:t>11 de marzo de 2025</w:t>
       </w:r>
@@ -3730,12 +3730,12 @@
         <w:rPr>
           <w:rFonts w:ascii="Arial Narrow" w:eastAsia="Calibri" w:hAnsi="Arial Narrow" w:cs="Arial"/>
           <w:kern w:val="0"/>
-          <w14:ligatures w14:val="none"/>
+          <ns2:ligatures ns2:val="none"/>
         </w:rPr>
         <w:t>.</w:t>
       </w:r>
     </w:p>
-    <w:p>
+    <w:p ns2:paraId="72A4113D" ns2:textId="77777777">
       <w:pPr>
         <w:spacing w:line="240" w:lineRule="auto"/>
         <w:contextualSpacing/>
@@ -3745,30 +3745,30 @@
           <w:color w:val="000000"/>
           <w:kern w:val="0"/>
           <w:lang w:eastAsia="es-PE"/>
-          <w14:ligatures w14:val="none"/>
-        </w:rPr>
-      </w:pPr>
-    </w:p>
-    <w:p>
-      <w:pPr>
-        <w:spacing w:after="0" w:line="240" w:lineRule="auto"/>
-        <w:jc w:val="both"/>
-        <w:rPr>
-          <w:rFonts w:ascii="Arial Narrow" w:eastAsia="Arial Narrow" w:hAnsi="Arial Narrow" w:cs="Arial Narrow"/>
-          <w:color w:val="000000"/>
-          <w:kern w:val="0"/>
-          <w:lang w:eastAsia="es-PE"/>
-          <w14:ligatures w14:val="none"/>
-        </w:rPr>
-      </w:pPr>
-      <w:r>
-        <w:rPr>
-          <w:rFonts w:ascii="Arial Narrow" w:eastAsia="Arial Narrow" w:hAnsi="Arial Narrow" w:cs="Arial Narrow"/>
-          <w:b/>
-          <w:color w:val="000000"/>
-          <w:kern w:val="0"/>
-          <w:lang w:eastAsia="es-PE"/>
-          <w14:ligatures w14:val="none"/>
+          <ns2:ligatures ns2:val="none"/>
+        </w:rPr>
+      </w:pPr>
+    </w:p>
+    <w:p ns2:paraId="1B36369E" ns2:textId="6AB96D78">
+      <w:pPr>
+        <w:spacing w:after="0" w:line="240" w:lineRule="auto"/>
+        <w:jc w:val="both"/>
+        <w:rPr>
+          <w:rFonts w:ascii="Arial Narrow" w:eastAsia="Arial Narrow" w:hAnsi="Arial Narrow" w:cs="Arial Narrow"/>
+          <w:color w:val="000000"/>
+          <w:kern w:val="0"/>
+          <w:lang w:eastAsia="es-PE"/>
+          <ns2:ligatures ns2:val="none"/>
+        </w:rPr>
+      </w:pPr>
+      <w:r>
+        <w:rPr>
+          <w:rFonts w:ascii="Arial Narrow" w:eastAsia="Arial Narrow" w:hAnsi="Arial Narrow" w:cs="Arial Narrow"/>
+          <w:b/>
+          <w:color w:val="000000"/>
+          <w:kern w:val="0"/>
+          <w:lang w:eastAsia="es-PE"/>
+          <ns2:ligatures ns2:val="none"/>
         </w:rPr>
         <w:t xml:space="preserve">TERCERO: </w:t>
       </w:r>
@@ -3778,7 +3778,7 @@
           <w:color w:val="000000"/>
           <w:kern w:val="0"/>
           <w:lang w:eastAsia="es-PE"/>
-          <w14:ligatures w14:val="none"/>
+          <ns2:ligatures ns2:val="none"/>
         </w:rPr>
         <w:t xml:space="preserve">requerir a </w:t>
       </w:r>
@@ -3839,7 +3839,7 @@
           <w:color w:val="000000"/>
           <w:kern w:val="0"/>
           <w:lang w:eastAsia="es-PE"/>
-          <w14:ligatures w14:val="none"/>
+          <ns2:ligatures ns2:val="none"/>
         </w:rPr>
         <w:t>que cumpla con lo siguiente</w:t>
       </w:r>
@@ -3849,12 +3849,12 @@
           <w:color w:val="000000"/>
           <w:kern w:val="0"/>
           <w:lang w:eastAsia="es-PE"/>
-          <w14:ligatures w14:val="none"/>
+          <ns2:ligatures ns2:val="none"/>
         </w:rPr>
         <w:t>:</w:t>
       </w:r>
     </w:p>
-    <w:p>
+    <w:p ns2:paraId="09D9FCC8" ns2:textId="77777777">
       <w:pPr>
         <w:spacing w:after="0" w:line="240" w:lineRule="auto"/>
         <w:jc w:val="both"/>
@@ -3863,11 +3863,11 @@
           <w:color w:val="000000"/>
           <w:kern w:val="0"/>
           <w:lang w:eastAsia="es-PE"/>
-          <w14:ligatures w14:val="none"/>
-        </w:rPr>
-      </w:pPr>
-    </w:p>
-    <w:p>
+          <ns2:ligatures ns2:val="none"/>
+        </w:rPr>
+      </w:pPr>
+    </w:p>
+    <w:p ns2:paraId="0AC32CAC" ns2:textId="77777777">
       <w:pPr>
         <w:numPr>
           <w:ilvl w:val="0"/>
@@ -3881,21 +3881,21 @@
           <w:color w:val="000000"/>
           <w:kern w:val="0"/>
           <w:lang w:eastAsia="es-PE"/>
-          <w14:ligatures w14:val="none"/>
-        </w:rPr>
-      </w:pPr>
-      <w:r>
-        <w:rPr>
-          <w:rFonts w:ascii="Arial Narrow" w:eastAsia="Arial Narrow" w:hAnsi="Arial Narrow" w:cs="Arial Narrow"/>
-          <w:color w:val="000000"/>
-          <w:kern w:val="0"/>
-          <w:lang w:eastAsia="es-PE"/>
-          <w14:ligatures w14:val="none"/>
+          <ns2:ligatures ns2:val="none"/>
+        </w:rPr>
+      </w:pPr>
+      <w:r>
+        <w:rPr>
+          <w:rFonts w:ascii="Arial Narrow" w:eastAsia="Arial Narrow" w:hAnsi="Arial Narrow" w:cs="Arial Narrow"/>
+          <w:color w:val="000000"/>
+          <w:kern w:val="0"/>
+          <w:lang w:eastAsia="es-PE"/>
+          <ns2:ligatures ns2:val="none"/>
         </w:rPr>
         <w:t>presentar documentos que acrediten su inscripción en los Registros Públicos o una declaración jurada que indique que cuenta con dicha inscripción;</w:t>
       </w:r>
     </w:p>
-    <w:p>
+    <w:p ns2:paraId="7C9575CF" ns2:textId="77777777">
       <w:pPr>
         <w:numPr>
           <w:ilvl w:val="0"/>
@@ -3909,21 +3909,21 @@
           <w:color w:val="000000"/>
           <w:kern w:val="0"/>
           <w:lang w:eastAsia="es-PE"/>
-          <w14:ligatures w14:val="none"/>
-        </w:rPr>
-      </w:pPr>
-      <w:r>
-        <w:rPr>
-          <w:rFonts w:ascii="Arial Narrow" w:eastAsia="Arial Narrow" w:hAnsi="Arial Narrow" w:cs="Arial Narrow"/>
-          <w:color w:val="000000"/>
-          <w:kern w:val="0"/>
-          <w:lang w:eastAsia="es-PE"/>
-          <w14:ligatures w14:val="none"/>
+          <ns2:ligatures ns2:val="none"/>
+        </w:rPr>
+      </w:pPr>
+      <w:r>
+        <w:rPr>
+          <w:rFonts w:ascii="Arial Narrow" w:eastAsia="Arial Narrow" w:hAnsi="Arial Narrow" w:cs="Arial Narrow"/>
+          <w:color w:val="000000"/>
+          <w:kern w:val="0"/>
+          <w:lang w:eastAsia="es-PE"/>
+          <ns2:ligatures ns2:val="none"/>
         </w:rPr>
         <w:t>presentar copia simple de las facultades de representación de su representante legal en el presente procedimiento o la declaración jurada que indique que cuenta con dichas facultades y que estas se encuentran vigentes;</w:t>
       </w:r>
     </w:p>
-    <w:p>
+    <w:p ns2:paraId="0CD5704D" ns2:textId="77777777">
       <w:pPr>
         <w:numPr>
           <w:ilvl w:val="0"/>
@@ -3937,21 +3937,21 @@
           <w:color w:val="000000"/>
           <w:kern w:val="0"/>
           <w:lang w:eastAsia="es-PE"/>
-          <w14:ligatures w14:val="none"/>
-        </w:rPr>
-      </w:pPr>
-      <w:r>
-        <w:rPr>
-          <w:rFonts w:ascii="Arial Narrow" w:eastAsia="Arial Narrow" w:hAnsi="Arial Narrow" w:cs="Arial Narrow"/>
-          <w:color w:val="000000"/>
-          <w:kern w:val="0"/>
-          <w:lang w:eastAsia="es-PE"/>
-          <w14:ligatures w14:val="none"/>
+          <ns2:ligatures ns2:val="none"/>
+        </w:rPr>
+      </w:pPr>
+      <w:r>
+        <w:rPr>
+          <w:rFonts w:ascii="Arial Narrow" w:eastAsia="Arial Narrow" w:hAnsi="Arial Narrow" w:cs="Arial Narrow"/>
+          <w:color w:val="000000"/>
+          <w:kern w:val="0"/>
+          <w:lang w:eastAsia="es-PE"/>
+          <ns2:ligatures ns2:val="none"/>
         </w:rPr>
         <w:t>consignar el Número de Registro Único de Contribuyentes (RUC); y,</w:t>
       </w:r>
     </w:p>
-    <w:p>
+    <w:p ns2:paraId="7341F53D" ns2:textId="101F16E7">
       <w:pPr>
         <w:numPr>
           <w:ilvl w:val="0"/>
@@ -3963,16 +3963,16 @@
         <w:rPr>
           <w:rFonts w:ascii="Arial Narrow" w:eastAsia="Calibri" w:hAnsi="Arial Narrow" w:cs="Arial"/>
           <w:kern w:val="0"/>
-          <w14:ligatures w14:val="none"/>
-        </w:rPr>
-      </w:pPr>
-      <w:r>
-        <w:rPr>
-          <w:rFonts w:ascii="Arial Narrow" w:eastAsia="Arial Narrow" w:hAnsi="Arial Narrow" w:cs="Arial Narrow"/>
-          <w:color w:val="000000"/>
-          <w:kern w:val="0"/>
-          <w:lang w:eastAsia="es-PE"/>
-          <w14:ligatures w14:val="none"/>
+          <ns2:ligatures ns2:val="none"/>
+        </w:rPr>
+      </w:pPr>
+      <w:r>
+        <w:rPr>
+          <w:rFonts w:ascii="Arial Narrow" w:eastAsia="Arial Narrow" w:hAnsi="Arial Narrow" w:cs="Arial Narrow"/>
+          <w:color w:val="000000"/>
+          <w:kern w:val="0"/>
+          <w:lang w:eastAsia="es-PE"/>
+          <ns2:ligatures ns2:val="none"/>
         </w:rPr>
         <w:t>fijar domicilio procesal para el procedimiento, de conformidad con el numeral 1 del artículo 442</w:t>
       </w:r>
@@ -3982,7 +3982,7 @@
           <w:color w:val="000000"/>
           <w:kern w:val="0"/>
           <w:lang w:eastAsia="es-PE"/>
-          <w14:ligatures w14:val="none"/>
+          <ns2:ligatures ns2:val="none"/>
         </w:rPr>
         <w:t/>
       </w:r>
@@ -3992,7 +3992,7 @@
           <w:color w:val="000000"/>
           <w:kern w:val="0"/>
           <w:lang w:eastAsia="es-PE"/>
-          <w14:ligatures w14:val="none"/>
+          <ns2:ligatures ns2:val="none"/>
         </w:rPr>
         <w:t xml:space="preserve"> del Código Procesal Civil. </w:t>
       </w:r>
@@ -4000,7 +4000,7 @@
         <w:rPr>
           <w:rFonts w:ascii="Arial Narrow" w:eastAsia="Calibri" w:hAnsi="Arial Narrow" w:cs="Arial"/>
           <w:kern w:val="0"/>
-          <w14:ligatures w14:val="none"/>
+          <ns2:ligatures ns2:val="none"/>
         </w:rPr>
         <w:t>Para ello podrá señalar domicilio físico o una dirección electrónica a la que pueda remitirse las notificaciones</w:t>
       </w:r>
@@ -4009,12 +4009,12 @@
           <w:rFonts w:ascii="Arial Narrow" w:eastAsia="Arial" w:hAnsi="Arial Narrow" w:cs="Arial"/>
           <w:kern w:val="0"/>
           <w:lang w:val="es"/>
-          <w14:ligatures w14:val="none"/>
+          <ns2:ligatures ns2:val="none"/>
         </w:rPr>
         <w:t>;</w:t>
       </w:r>
     </w:p>
-    <w:p>
+    <w:p ns2:paraId="446A1900" ns2:textId="13BE47D4">
       <w:pPr>
         <w:numPr>
           <w:ilvl w:val="0"/>
@@ -4026,14 +4026,14 @@
         <w:rPr>
           <w:rFonts w:ascii="Arial Narrow" w:eastAsia="Calibri" w:hAnsi="Arial Narrow" w:cs="Arial"/>
           <w:kern w:val="0"/>
-          <w14:ligatures w14:val="none"/>
+          <ns2:ligatures ns2:val="none"/>
         </w:rPr>
       </w:pPr>
       <w:r>
         <w:rPr>
           <w:rFonts w:ascii="Arial Narrow" w:eastAsia="Calibri" w:hAnsi="Arial Narrow" w:cs="Arial"/>
           <w:kern w:val="0"/>
-          <w14:ligatures w14:val="none"/>
+          <ns2:ligatures ns2:val="none"/>
         </w:rPr>
         <w:t>en caso califique como micro empresa o pequeña empresa, presentar los documentos que acrediten su volumen de ventas o ingresos brutos percibidos el año anterior relativo a todas sus actividades económicas y el número de trabajadores con el que cuenta</w:t>
       </w:r>
@@ -4043,7 +4043,7 @@
           <w:rFonts w:ascii="Arial Narrow" w:eastAsia="Calibri" w:hAnsi="Arial Narrow" w:cs="Arial"/>
           <w:kern w:val="0"/>
           <w:vertAlign w:val="superscript"/>
-          <w14:ligatures w14:val="none"/>
+          <ns2:ligatures ns2:val="none"/>
         </w:rPr>
         <w:footnoteReference w:id="5"/>
       </w:r>
@@ -4051,7 +4051,7 @@
         <w:rPr>
           <w:rFonts w:ascii="Arial Narrow" w:eastAsia="Calibri" w:hAnsi="Arial Narrow" w:cs="Arial"/>
           <w:kern w:val="0"/>
-          <w14:ligatures w14:val="none"/>
+          <ns2:ligatures ns2:val="none"/>
         </w:rPr>
         <w:t>. Ello, a fin de que la Comisión pueda meritar dicha documentación, conforme lo establece el artículo 110</w:t>
       </w:r>
@@ -4061,7 +4061,7 @@
           <w:color w:val="000000"/>
           <w:kern w:val="0"/>
           <w:lang w:eastAsia="es-PE"/>
-          <w14:ligatures w14:val="none"/>
+          <ns2:ligatures ns2:val="none"/>
         </w:rPr>
         <w:t/>
       </w:r>
@@ -4069,7 +4069,7 @@
         <w:rPr>
           <w:rFonts w:ascii="Arial Narrow" w:eastAsia="Calibri" w:hAnsi="Arial Narrow" w:cs="Arial"/>
           <w:kern w:val="0"/>
-          <w14:ligatures w14:val="none"/>
+          <ns2:ligatures ns2:val="none"/>
         </w:rPr>
         <w:t xml:space="preserve"> del </w:t>
       </w:r>
@@ -4078,7 +4078,7 @@
           <w:rFonts w:ascii="Arial Narrow" w:eastAsia="Calibri" w:hAnsi="Arial Narrow" w:cs="Arial"/>
           <w:spacing w:val="-2"/>
           <w:kern w:val="0"/>
-          <w14:ligatures w14:val="none"/>
+          <ns2:ligatures ns2:val="none"/>
         </w:rPr>
         <w:t>Código</w:t>
       </w:r>
@@ -4089,7 +4089,7 @@
           <w:spacing w:val="-2"/>
           <w:kern w:val="0"/>
           <w:vertAlign w:val="superscript"/>
-          <w14:ligatures w14:val="none"/>
+          <ns2:ligatures ns2:val="none"/>
         </w:rPr>
         <w:footnoteReference w:id="6"/>
       </w:r>
@@ -4098,67 +4098,102 @@
           <w:rFonts w:ascii="Arial Narrow" w:eastAsia="Calibri" w:hAnsi="Arial Narrow" w:cs="Arial"/>
           <w:spacing w:val="-2"/>
           <w:kern w:val="0"/>
-          <w14:ligatures w14:val="none"/>
+          <ns2:ligatures ns2:val="none"/>
         </w:rPr>
         <w:t>.</w:t>
       </w:r>
     </w:p>
+    <w:p ns2:paraId="354DE7F2" ns2:textId="77777777">
+      <w:pPr>
+        <w:spacing w:after="0" w:line="240" w:lineRule="auto"/>
+        <w:ind w:left="567"/>
+        <w:jc w:val="both"/>
+        <w:rPr>
+          <w:rFonts w:ascii="Arial Narrow" w:eastAsia="Arial Narrow" w:hAnsi="Arial Narrow" w:cs="Arial Narrow"/>
+          <w:color w:val="000000"/>
+          <w:kern w:val="0"/>
+          <w:lang w:eastAsia="es-PE"/>
+          <ns2:ligatures ns2:val="none"/>
+        </w:rPr>
+      </w:pPr>
+    </w:p>
     <w:p>
       <w:pPr>
         <w:spacing w:after="0" w:line="240" w:lineRule="auto"/>
-        <w:ind w:left="567"/>
-        <w:jc w:val="both"/>
-        <w:rPr>
-          <w:rFonts w:ascii="Arial Narrow" w:eastAsia="Arial Narrow" w:hAnsi="Arial Narrow" w:cs="Arial Narrow"/>
-          <w:color w:val="000000"/>
-          <w:kern w:val="0"/>
-          <w:lang w:eastAsia="es-PE"/>
-          <w14:ligatures w14:val="none"/>
-        </w:rPr>
-      </w:pPr>
-    </w:p>
-    <w:p>
-      <w:pPr>
-        <w:spacing w:after="0" w:line="240" w:lineRule="auto"/>
-        <w:jc w:val="both"/>
-        <w:rPr>
-          <w:rFonts w:ascii="Arial Narrow" w:eastAsia="Arial Narrow" w:hAnsi="Arial Narrow" w:cs="Arial Narrow"/>
-          <w:color w:val="000000"/>
-          <w:kern w:val="0"/>
-          <w:lang w:eastAsia="es-PE"/>
-          <w14:ligatures w14:val="none"/>
-        </w:rPr>
-      </w:pPr>
-      <w:r>
-        <w:rPr>
-          <w:rFonts w:ascii="Arial Narrow" w:eastAsia="Arial Narrow" w:hAnsi="Arial Narrow" w:cs="Arial Narrow"/>
-          <w:b/>
-          <w:color w:val="000000"/>
-          <w:kern w:val="0"/>
-          <w:lang w:eastAsia="es-PE"/>
-          <w14:ligatures w14:val="none"/>
+        <w:jc w:val="both"/>
+        <w:rPr>
+          <w:rFonts w:ascii="Arial Narrow" w:eastAsia="Arial Narrow" w:hAnsi="Arial Narrow" w:cs="Arial Narrow"/>
+          <w:color w:val="000000"/>
+          <w:kern w:val="0"/>
+          <w:lang w:eastAsia="es-PE"/>
+          <ns2:ligatures ns2:val="none"/>
+        </w:rPr>
+      </w:pPr>
+      <w:r>
+        <w:rPr>
+          <w:rFonts w:ascii="Arial Narrow" w:hAnsi="Arial Narrow" w:cs="Arial Narrow"/>
+          <w:b w:val="1"/>
+          <w:bCs w:val="1"/>
+          <w:sz w:val="20"/>
+          <w:szCs w:val="20"/>
         </w:rPr>
         <w:t xml:space="preserve">CUARTO: </w:t>
       </w:r>
       <w:r>
         <w:rPr>
-          <w:rFonts w:ascii="Arial Narrow" w:eastAsia="Arial Narrow" w:hAnsi="Arial Narrow" w:cs="Arial Narrow"/>
-          <w:color w:val="000000"/>
-          <w:kern w:val="0"/>
-          <w:lang w:eastAsia="es-PE"/>
-          <w14:ligatures w14:val="none"/>
-        </w:rPr>
-        <w:t xml:space="preserve">correr traslado de la denuncia interpuesta </w:t>
-      </w:r>
-      <w:r>
+          <w:rFonts w:ascii="Arial Narrow" w:hAnsi="Arial Narrow" w:cs="Arial Narrow"/>
+          <w:sz w:val="20"/>
+          <w:szCs w:val="20"/>
+        </w:rPr>
+        <w:t xml:space="preserve">correr traslado de la presente resolución a Interseguro Compañía de Seguros S.A para que, de conformidad con lo dispuesto por el artículo 26° de la Ley sobre Facultades, Normas y Organización del Indecopi, aprobado por Decreto Legislativo N° 8079, presente sus descargos sobre la imputación de cargos realizada en un plazo no mayor a cinco (5) días hábiles contado a partir del día siguiente de la notificación de la presente resolución, vencido el cual, el Secretario Técnico declarará en rebeldía a los denunciados que no lo hubieran presentado. Debe precisarse que de conformidad con lo establecido por el artículo 223° del Texto Único Ordenado de la Ley N° 27444, Ley del Procedimiento Administrativo General, las alegaciones y los hechos relevantes de la reclamación, salvo que hayan sido específicamente negadas en la contestación, se tendrán por aceptadas o meritadas como ciertas.</w:t>
+      </w:r>
+    </w:p>
+    <w:p ns2:paraId="7D74C0BD" ns2:textId="77777777">
+      <w:pPr>
+        <w:spacing w:after="0" w:line="240" w:lineRule="auto"/>
+        <w:jc w:val="both"/>
+        <w:rPr>
+          <w:rFonts w:ascii="Arial Narrow" w:eastAsia="Arial Narrow" w:hAnsi="Arial Narrow" w:cs="Arial Narrow"/>
+          <w:color w:val="000000"/>
+          <w:kern w:val="0"/>
+          <w:lang w:eastAsia="es-PE"/>
+          <ns2:ligatures ns2:val="none"/>
+        </w:rPr>
+      </w:pPr>
+    </w:p>
+    <w:p ns2:paraId="61C1ED8F" ns2:textId="58A72CE8">
+      <w:pPr>
+        <w:spacing w:after="0" w:line="240" w:lineRule="auto"/>
+        <w:jc w:val="both"/>
         <w:rPr>
           <w:rFonts w:ascii="Arial Narrow" w:eastAsia="Times New Roman" w:hAnsi="Arial Narrow" w:cs="Arial"/>
           <w:color w:val="000000"/>
           <w:kern w:val="0"/>
           <w:lang w:val="es-ES" w:eastAsia="es-ES"/>
-          <w14:ligatures w14:val="none"/>
-        </w:rPr>
-        <w:t xml:space="preserve">el </w:t>
+          <ns2:ligatures ns2:val="none"/>
+        </w:rPr>
+      </w:pPr>
+      <w:r>
+        <w:rPr>
+          <w:rFonts w:ascii="Arial Narrow" w:eastAsia="Arial Narrow" w:hAnsi="Arial Narrow" w:cs="Arial Narrow"/>
+          <w:b/>
+          <w:color w:val="000000"/>
+          <w:kern w:val="0"/>
+          <w:lang w:eastAsia="es-PE"/>
+          <ns2:ligatures ns2:val="none"/>
+        </w:rPr>
+        <w:t xml:space="preserve">QUINTO: </w:t>
+      </w:r>
+      <w:bookmarkStart w:id="4" w:name="_Hlk188286813"/>
+      <w:r>
+        <w:rPr>
+          <w:rFonts w:ascii="Arial Narrow" w:eastAsia="Times New Roman" w:hAnsi="Arial Narrow" w:cs="Arial"/>
+          <w:color w:val="000000"/>
+          <w:kern w:val="0"/>
+          <w:lang w:eastAsia="es-ES"/>
+          <ns2:ligatures ns2:val="none"/>
+        </w:rPr>
+        <w:t xml:space="preserve">requerir </w:t>
       </w:r>
       <w:r>
         <w:rPr>
@@ -4166,160 +4201,7 @@
           <w:color w:val="000000"/>
           <w:kern w:val="0"/>
           <w:lang w:val="es-ES" w:eastAsia="es-ES"/>
-          <w14:ligatures w14:val="none"/>
-        </w:rPr>
-        <w:t xml:space="preserve">11 de marzo de </w:t>
-      </w:r>
-      <w:r>
-        <w:rPr>
-          <w:rFonts w:ascii="Arial Narrow" w:eastAsia="Times New Roman" w:hAnsi="Arial Narrow" w:cs="Arial"/>
-          <w:color w:val="000000"/>
-          <w:kern w:val="0"/>
-          <w:lang w:val="es-ES" w:eastAsia="es-ES"/>
-          <w14:ligatures w14:val="none"/>
-        </w:rPr>
-        <w:t>2025</w:t>
-      </w:r>
-      <w:r>
-        <w:rPr>
-          <w:rFonts w:ascii="Arial Narrow" w:eastAsia="Calibri" w:hAnsi="Arial Narrow" w:cs="Arial"/>
-          <w:kern w:val="0"/>
-          <w14:ligatures w14:val="none"/>
-        </w:rPr>
-        <w:t xml:space="preserve">, </w:t>
-      </w:r>
-      <w:r>
-        <w:rPr>
-          <w:rFonts w:ascii="Arial Narrow" w:eastAsia="Arial Narrow" w:hAnsi="Arial Narrow" w:cs="Arial Narrow"/>
-          <w:color w:val="000000"/>
-          <w:kern w:val="0"/>
-          <w:lang w:eastAsia="es-PE"/>
-          <w14:ligatures w14:val="none"/>
-        </w:rPr>
-        <w:t>a</w:t>
-      </w:r>
-      <w:r>
-        <w:rPr>
-          <w:rFonts w:ascii="Arial Narrow" w:eastAsia="Times New Roman" w:hAnsi="Arial Narrow" w:cs="Times New Roman"/>
-          <w:color w:val="000000"/>
-          <w:kern w:val="0"/>
-          <w:shd w:val="clear" w:color="auto" w:fill="FFFFFF"/>
-          <w:lang w:eastAsia="es-PE"/>
-          <w14:ligatures w14:val="none"/>
-        </w:rPr>
-        <w:t xml:space="preserve"> </w:t>
-      </w:r>
-      <w:proofErr w:type="spellStart"/>
-      <w:r>
-        <w:rPr>
-          <w:rFonts w:ascii="Arial Narrow" w:eastAsia="Arial Narrow" w:hAnsi="Arial Narrow" w:cs="Arial Narrow"/>
-          <w:bCs/>
-        </w:rPr>
-        <w:t>Interseguro</w:t>
-      </w:r>
-      <w:proofErr w:type="spellEnd"/>
-      <w:r>
-        <w:rPr>
-          <w:rFonts w:ascii="Arial Narrow" w:eastAsia="Arial Narrow" w:hAnsi="Arial Narrow" w:cs="Arial Narrow"/>
-          <w:bCs/>
-        </w:rPr>
-        <w:t xml:space="preserve"> Compañía de Seguros S.A.</w:t>
-      </w:r>
-      <w:r>
-        <w:rPr>
-          <w:rFonts w:ascii="Arial Narrow" w:eastAsia="Arial Narrow" w:hAnsi="Arial Narrow" w:cs="Arial Narrow"/>
-          <w:color w:val="000000"/>
-          <w:kern w:val="0"/>
-          <w:lang w:eastAsia="es-PE"/>
-          <w14:ligatures w14:val="none"/>
-        </w:rPr>
-        <w:t>, para que, de conformidad con lo dispuesto por el artículo</w:t>
-      </w:r>
-      <w:r>
-        <w:rPr>
-          <w:rFonts w:ascii="Arial Narrow" w:eastAsia="Arial Narrow" w:hAnsi="Arial Narrow" w:cs="Arial Narrow"/>
-          <w:color w:val="000000"/>
-          <w:kern w:val="0"/>
-          <w:lang w:eastAsia="es-PE"/>
-          <w14:ligatures w14:val="none"/>
-        </w:rPr>
-        <w:t xml:space="preserve"> 26</w:t>
-      </w:r>
-      <w:r>
-        <w:rPr>
-          <w:rFonts w:ascii="Arial Narrow" w:eastAsia="Times New Roman" w:hAnsi="Arial Narrow" w:cs="Segoe UI"/>
-          <w:color w:val="000000"/>
-          <w:kern w:val="0"/>
-          <w:lang w:eastAsia="es-PE"/>
-          <w14:ligatures w14:val="none"/>
-        </w:rPr>
-        <w:t/>
-      </w:r>
-      <w:r>
-        <w:rPr>
-          <w:rFonts w:ascii="Arial Narrow" w:eastAsia="Arial Narrow" w:hAnsi="Arial Narrow" w:cs="Arial Narrow"/>
-          <w:color w:val="000000"/>
-          <w:kern w:val="0"/>
-          <w:lang w:eastAsia="es-PE"/>
-          <w14:ligatures w14:val="none"/>
-        </w:rPr>
-        <w:t xml:space="preserve"> de la Ley sobre Facultades, Normas y Organización del Indecopi, aprobada por Decreto Legislativo 807, presente sus descargos en un plazo no mayor de cinco (5) días hábiles contados desde la notificación. </w:t>
-      </w:r>
-    </w:p>
-    <w:p>
-      <w:pPr>
-        <w:spacing w:after="0" w:line="240" w:lineRule="auto"/>
-        <w:jc w:val="both"/>
-        <w:rPr>
-          <w:rFonts w:ascii="Arial Narrow" w:eastAsia="Arial Narrow" w:hAnsi="Arial Narrow" w:cs="Arial Narrow"/>
-          <w:color w:val="000000"/>
-          <w:kern w:val="0"/>
-          <w:lang w:eastAsia="es-PE"/>
-          <w14:ligatures w14:val="none"/>
-        </w:rPr>
-      </w:pPr>
-    </w:p>
-    <w:p>
-      <w:pPr>
-        <w:spacing w:after="0" w:line="240" w:lineRule="auto"/>
-        <w:jc w:val="both"/>
-        <w:rPr>
-          <w:rFonts w:ascii="Arial Narrow" w:eastAsia="Times New Roman" w:hAnsi="Arial Narrow" w:cs="Arial"/>
-          <w:color w:val="000000"/>
-          <w:kern w:val="0"/>
-          <w:lang w:val="es-ES" w:eastAsia="es-ES"/>
-          <w14:ligatures w14:val="none"/>
-        </w:rPr>
-      </w:pPr>
-      <w:r>
-        <w:rPr>
-          <w:rFonts w:ascii="Arial Narrow" w:eastAsia="Arial Narrow" w:hAnsi="Arial Narrow" w:cs="Arial Narrow"/>
-          <w:b/>
-          <w:color w:val="000000"/>
-          <w:kern w:val="0"/>
-          <w:lang w:eastAsia="es-PE"/>
-          <w14:ligatures w14:val="none"/>
-        </w:rPr>
-        <w:t xml:space="preserve">QUINTO: </w:t>
-      </w:r>
-      <w:bookmarkStart w:id="4" w:name="_Hlk188286813"/>
-      <w:r>
-        <w:rPr>
-          <w:rFonts w:ascii="Arial Narrow" w:eastAsia="Times New Roman" w:hAnsi="Arial Narrow" w:cs="Arial"/>
-          <w:color w:val="000000"/>
-          <w:kern w:val="0"/>
-          <w:lang w:eastAsia="es-ES"/>
-          <w14:ligatures w14:val="none"/>
-        </w:rPr>
-        <w:t xml:space="preserve">requerir </w:t>
-      </w:r>
-      <w:r>
-        <w:rPr>
-          <w:rFonts w:ascii="Arial Narrow" w:eastAsia="Times New Roman" w:hAnsi="Arial Narrow" w:cs="Arial"/>
-          <w:color w:val="000000"/>
-          <w:kern w:val="0"/>
-          <w:lang w:val="es-ES" w:eastAsia="es-ES"/>
-          <w14:ligatures w14:val="none"/>
+          <ns2:ligatures ns2:val="none"/>
         </w:rPr>
         <w:t xml:space="preserve">que, en un </w:t>
       </w:r>
@@ -4329,7 +4211,7 @@
           <w:color w:val="000000"/>
           <w:kern w:val="0"/>
           <w:lang w:eastAsia="es-ES"/>
-          <w14:ligatures w14:val="none"/>
+          <ns2:ligatures ns2:val="none"/>
         </w:rPr>
         <w:t>plazo no mayor de cinco (5) días hábiles contado a partir del día siguiente de la notificación de la presente resolución</w:t>
       </w:r>
@@ -4340,7 +4222,7 @@
           <w:color w:val="000000"/>
           <w:kern w:val="0"/>
           <w:lang w:eastAsia="es-ES"/>
-          <w14:ligatures w14:val="none"/>
+          <ns2:ligatures ns2:val="none"/>
         </w:rPr>
         <w:t xml:space="preserve">, </w:t>
       </w:r>
@@ -4409,7 +4291,7 @@
           <w:color w:val="000000"/>
           <w:kern w:val="0"/>
           <w:lang w:eastAsia="es-ES"/>
-          <w14:ligatures w14:val="none"/>
+          <ns2:ligatures ns2:val="none"/>
         </w:rPr>
         <w:t xml:space="preserve">, </w:t>
       </w:r>
@@ -4420,7 +4302,7 @@
           <w:color w:val="000000"/>
           <w:kern w:val="0"/>
           <w:lang w:val="es-ES" w:eastAsia="es-ES"/>
-          <w14:ligatures w14:val="none"/>
+          <ns2:ligatures ns2:val="none"/>
         </w:rPr>
         <w:t>cu</w:t>
       </w:r>
@@ -4430,7 +4312,7 @@
           <w:color w:val="000000"/>
           <w:kern w:val="0"/>
           <w:lang w:val="es-ES" w:eastAsia="es-ES"/>
-          <w14:ligatures w14:val="none"/>
+          <ns2:ligatures ns2:val="none"/>
         </w:rPr>
         <w:t>mpla con</w:t>
       </w:r>
@@ -4440,7 +4322,7 @@
           <w:color w:val="000000"/>
           <w:kern w:val="0"/>
           <w:lang w:val="es-ES" w:eastAsia="es-ES"/>
-          <w14:ligatures w14:val="none"/>
+          <ns2:ligatures ns2:val="none"/>
         </w:rPr>
         <w:t xml:space="preserve"> </w:t>
       </w:r>
@@ -4450,7 +4332,7 @@
           <w:color w:val="000000"/>
           <w:kern w:val="0"/>
           <w:lang w:val="es-ES" w:eastAsia="es-ES"/>
-          <w14:ligatures w14:val="none"/>
+          <ns2:ligatures ns2:val="none"/>
         </w:rPr>
         <w:t xml:space="preserve">presentar una </w:t>
       </w:r>
@@ -4460,7 +4342,7 @@
           <w:color w:val="000000"/>
           <w:kern w:val="0"/>
           <w:lang w:val="es-ES" w:eastAsia="es-ES"/>
-          <w14:ligatures w14:val="none"/>
+          <ns2:ligatures ns2:val="none"/>
         </w:rPr>
         <w:lastRenderedPageBreak/>
         <w:t>copia completa, legible y debidamente suscrita de</w:t>
@@ -4471,7 +4353,7 @@
           <w:color w:val="000000"/>
           <w:kern w:val="0"/>
           <w:lang w:val="es-ES" w:eastAsia="es-ES"/>
-          <w14:ligatures w14:val="none"/>
+          <ns2:ligatures ns2:val="none"/>
         </w:rPr>
         <w:t xml:space="preserve"> la póliza </w:t>
       </w:r>
@@ -4481,7 +4363,7 @@
           <w:color w:val="000000"/>
           <w:kern w:val="0"/>
           <w:lang w:val="es-ES" w:eastAsia="es-ES"/>
-          <w14:ligatures w14:val="none"/>
+          <ns2:ligatures ns2:val="none"/>
         </w:rPr>
         <w:t/>
       </w:r>
@@ -4491,7 +4373,7 @@
           <w:color w:val="000000"/>
           <w:kern w:val="0"/>
           <w:lang w:val="es-ES" w:eastAsia="es-ES"/>
-          <w14:ligatures w14:val="none"/>
+          <ns2:ligatures ns2:val="none"/>
         </w:rPr>
         <w:t>0593567404</w:t>
       </w:r>
@@ -4501,7 +4383,7 @@
           <w:color w:val="000000"/>
           <w:kern w:val="0"/>
           <w:lang w:val="es-ES" w:eastAsia="es-ES"/>
-          <w14:ligatures w14:val="none"/>
+          <ns2:ligatures ns2:val="none"/>
         </w:rPr>
         <w:t xml:space="preserve"> </w:t>
       </w:r>
@@ -4511,7 +4393,7 @@
           <w:color w:val="000000"/>
           <w:kern w:val="0"/>
           <w:lang w:val="es-ES" w:eastAsia="es-ES"/>
-          <w14:ligatures w14:val="none"/>
+          <ns2:ligatures ns2:val="none"/>
         </w:rPr>
         <w:t>del Seguro Obligatorio de Accidentes de Tránsito</w:t>
       </w:r>
@@ -4521,12 +4403,12 @@
           <w:color w:val="000000"/>
           <w:kern w:val="0"/>
           <w:lang w:val="es-ES" w:eastAsia="es-ES"/>
-          <w14:ligatures w14:val="none"/>
+          <ns2:ligatures ns2:val="none"/>
         </w:rPr>
         <w:t>.</w:t>
       </w:r>
     </w:p>
-    <w:p>
+    <w:p ns2:paraId="6A128BE5" ns2:textId="77777777">
       <w:pPr>
         <w:spacing w:after="0" w:line="240" w:lineRule="auto"/>
         <w:jc w:val="both"/>
@@ -4536,30 +4418,30 @@
           <w:color w:val="000000"/>
           <w:kern w:val="0"/>
           <w:lang w:val="es-ES" w:eastAsia="es-PE"/>
-          <w14:ligatures w14:val="none"/>
-        </w:rPr>
-      </w:pPr>
-    </w:p>
-    <w:p>
-      <w:pPr>
-        <w:spacing w:after="0" w:line="240" w:lineRule="auto"/>
-        <w:jc w:val="both"/>
-        <w:rPr>
-          <w:rFonts w:ascii="Arial Narrow" w:eastAsia="Arial Narrow" w:hAnsi="Arial Narrow" w:cs="Arial Narrow"/>
-          <w:color w:val="000000"/>
-          <w:kern w:val="0"/>
-          <w:lang w:eastAsia="es-PE"/>
-          <w14:ligatures w14:val="none"/>
-        </w:rPr>
-      </w:pPr>
-      <w:r>
-        <w:rPr>
-          <w:rFonts w:ascii="Arial Narrow" w:eastAsia="Arial Narrow" w:hAnsi="Arial Narrow" w:cs="Arial Narrow"/>
-          <w:b/>
-          <w:color w:val="000000"/>
-          <w:kern w:val="0"/>
-          <w:lang w:eastAsia="es-PE"/>
-          <w14:ligatures w14:val="none"/>
+          <ns2:ligatures ns2:val="none"/>
+        </w:rPr>
+      </w:pPr>
+    </w:p>
+    <w:p ns2:paraId="5A49EAA8" ns2:textId="66340982">
+      <w:pPr>
+        <w:spacing w:after="0" w:line="240" w:lineRule="auto"/>
+        <w:jc w:val="both"/>
+        <w:rPr>
+          <w:rFonts w:ascii="Arial Narrow" w:eastAsia="Arial Narrow" w:hAnsi="Arial Narrow" w:cs="Arial Narrow"/>
+          <w:color w:val="000000"/>
+          <w:kern w:val="0"/>
+          <w:lang w:eastAsia="es-PE"/>
+          <ns2:ligatures ns2:val="none"/>
+        </w:rPr>
+      </w:pPr>
+      <w:r>
+        <w:rPr>
+          <w:rFonts w:ascii="Arial Narrow" w:eastAsia="Arial Narrow" w:hAnsi="Arial Narrow" w:cs="Arial Narrow"/>
+          <w:b/>
+          <w:color w:val="000000"/>
+          <w:kern w:val="0"/>
+          <w:lang w:eastAsia="es-PE"/>
+          <ns2:ligatures ns2:val="none"/>
         </w:rPr>
         <w:t>SEXTO:</w:t>
       </w:r>
@@ -4569,7 +4451,7 @@
           <w:color w:val="000000"/>
           <w:kern w:val="0"/>
           <w:lang w:eastAsia="es-PE"/>
-          <w14:ligatures w14:val="none"/>
+          <ns2:ligatures ns2:val="none"/>
         </w:rPr>
         <w:t xml:space="preserve"> </w:t>
       </w:r>
@@ -4580,7 +4462,7 @@
           <w:color w:val="000000"/>
           <w:kern w:val="0"/>
           <w:lang w:eastAsia="es-PE"/>
-          <w14:ligatures w14:val="none"/>
+          <ns2:ligatures ns2:val="none"/>
         </w:rPr>
         <w:t>informar a las partes que el artículo 110</w:t>
       </w:r>
@@ -4590,7 +4472,7 @@
           <w:color w:val="000000"/>
           <w:kern w:val="0"/>
           <w:lang w:eastAsia="es-PE"/>
-          <w14:ligatures w14:val="none"/>
+          <ns2:ligatures ns2:val="none"/>
         </w:rPr>
         <w:t/>
       </w:r>
@@ -4600,7 +4482,7 @@
           <w:color w:val="000000"/>
           <w:kern w:val="0"/>
           <w:lang w:eastAsia="es-PE"/>
-          <w14:ligatures w14:val="none"/>
+          <ns2:ligatures ns2:val="none"/>
         </w:rPr>
         <w:t xml:space="preserve"> de la Ley 29571, Código de Protección y Defensa del Consumidor</w:t>
       </w:r>
@@ -4612,7 +4494,7 @@
           <w:kern w:val="0"/>
           <w:vertAlign w:val="superscript"/>
           <w:lang w:eastAsia="es-PE"/>
-          <w14:ligatures w14:val="none"/>
+          <ns2:ligatures ns2:val="none"/>
         </w:rPr>
         <w:footnoteReference w:id="7"/>
       </w:r>
@@ -4622,7 +4504,7 @@
           <w:color w:val="000000"/>
           <w:kern w:val="0"/>
           <w:lang w:eastAsia="es-PE"/>
-          <w14:ligatures w14:val="none"/>
+          <ns2:ligatures ns2:val="none"/>
         </w:rPr>
         <w:t>, faculta a la Comisión a calificar las infracciones de la referida norma como leves, graves o muy graves e imponer sanciones que van desde una amonestación hasta una multa por un máximo de 450 Unidades Impositivas Tributarias, sin perjuicio de las medidas correctivas, reparadoras y complementarias, que puedan ordenarse de acuerdo a lo estipulado en los artículos 114</w:t>
       </w:r>
@@ -4632,7 +4514,7 @@
           <w:color w:val="000000"/>
           <w:kern w:val="0"/>
           <w:lang w:eastAsia="es-PE"/>
-          <w14:ligatures w14:val="none"/>
+          <ns2:ligatures ns2:val="none"/>
         </w:rPr>
         <w:t/>
       </w:r>
@@ -4642,7 +4524,7 @@
           <w:color w:val="000000"/>
           <w:kern w:val="0"/>
           <w:lang w:eastAsia="es-PE"/>
-          <w14:ligatures w14:val="none"/>
+          <ns2:ligatures ns2:val="none"/>
         </w:rPr>
         <w:t>, 115</w:t>
       </w:r>
@@ -4652,7 +4534,7 @@
           <w:color w:val="000000"/>
           <w:kern w:val="0"/>
           <w:lang w:eastAsia="es-PE"/>
-          <w14:ligatures w14:val="none"/>
+          <ns2:ligatures ns2:val="none"/>
         </w:rPr>
         <w:t/>
       </w:r>
@@ -4662,7 +4544,7 @@
           <w:color w:val="000000"/>
           <w:kern w:val="0"/>
           <w:lang w:eastAsia="es-PE"/>
-          <w14:ligatures w14:val="none"/>
+          <ns2:ligatures ns2:val="none"/>
         </w:rPr>
         <w:t xml:space="preserve"> y 116</w:t>
       </w:r>
@@ -4672,7 +4554,7 @@
           <w:color w:val="000000"/>
           <w:kern w:val="0"/>
           <w:lang w:eastAsia="es-PE"/>
-          <w14:ligatures w14:val="none"/>
+          <ns2:ligatures ns2:val="none"/>
         </w:rPr>
         <w:t/>
       </w:r>
@@ -4682,7 +4564,7 @@
           <w:color w:val="000000"/>
           <w:kern w:val="0"/>
           <w:lang w:eastAsia="es-PE"/>
-          <w14:ligatures w14:val="none"/>
+          <ns2:ligatures ns2:val="none"/>
         </w:rPr>
         <w:t xml:space="preserve"> de la referida norma</w:t>
       </w:r>
@@ -4694,7 +4576,7 @@
           <w:kern w:val="0"/>
           <w:vertAlign w:val="superscript"/>
           <w:lang w:eastAsia="es-PE"/>
-          <w14:ligatures w14:val="none"/>
+          <ns2:ligatures ns2:val="none"/>
         </w:rPr>
         <w:footnoteReference w:id="8"/>
       </w:r>
@@ -4704,7 +4586,7 @@
           <w:color w:val="000000"/>
           <w:kern w:val="0"/>
           <w:lang w:eastAsia="es-PE"/>
-          <w14:ligatures w14:val="none"/>
+          <ns2:ligatures ns2:val="none"/>
         </w:rPr>
         <w:t xml:space="preserve">. </w:t>
       </w:r>
@@ -4715,7 +4597,7 @@
           <w:color w:val="000000"/>
           <w:kern w:val="0"/>
           <w:lang w:eastAsia="es-PE"/>
-          <w14:ligatures w14:val="none"/>
+          <ns2:ligatures ns2:val="none"/>
         </w:rPr>
         <w:lastRenderedPageBreak/>
         <w:t>Asimismo, se consideran circunstancias atenuantes para la graduación de la sanción, el allanamiento de la denuncia o el reconocimiento de las pretensiones en ella contenidas, de acuerdo con el artículo 112</w:t>
@@ -4726,7 +4608,7 @@
           <w:color w:val="000000"/>
           <w:kern w:val="0"/>
           <w:lang w:eastAsia="es-PE"/>
-          <w14:ligatures w14:val="none"/>
+          <ns2:ligatures ns2:val="none"/>
         </w:rPr>
         <w:t/>
       </w:r>
@@ -4736,7 +4618,7 @@
           <w:color w:val="000000"/>
           <w:kern w:val="0"/>
           <w:lang w:eastAsia="es-PE"/>
-          <w14:ligatures w14:val="none"/>
+          <ns2:ligatures ns2:val="none"/>
         </w:rPr>
         <w:t xml:space="preserve"> del Código</w:t>
       </w:r>
@@ -4748,7 +4630,7 @@
           <w:kern w:val="0"/>
           <w:vertAlign w:val="superscript"/>
           <w:lang w:eastAsia="es-PE"/>
-          <w14:ligatures w14:val="none"/>
+          <ns2:ligatures ns2:val="none"/>
         </w:rPr>
         <w:footnoteReference w:id="9"/>
       </w:r>
@@ -4758,12 +4640,12 @@
           <w:color w:val="000000"/>
           <w:kern w:val="0"/>
           <w:lang w:eastAsia="es-PE"/>
-          <w14:ligatures w14:val="none"/>
+          <ns2:ligatures ns2:val="none"/>
         </w:rPr>
         <w:t>.</w:t>
       </w:r>
     </w:p>
-    <w:p>
+    <w:p ns2:paraId="60BC1406" ns2:textId="77777777">
       <w:pPr>
         <w:shd w:val="clear" w:color="auto" w:fill="FFFFFF"/>
         <w:spacing w:after="0" w:line="240" w:lineRule="auto"/>
@@ -4774,11 +4656,11 @@
           <w:color w:val="000000"/>
           <w:kern w:val="0"/>
           <w:lang w:eastAsia="es-PE"/>
-          <w14:ligatures w14:val="none"/>
-        </w:rPr>
-      </w:pPr>
-    </w:p>
-    <w:p>
+          <ns2:ligatures ns2:val="none"/>
+        </w:rPr>
+      </w:pPr>
+    </w:p>
+    <w:p ns2:paraId="2A591567" ns2:textId="755DA274">
       <w:pPr>
         <w:shd w:val="clear" w:color="auto" w:fill="FFFFFF"/>
         <w:spacing w:after="0" w:line="240" w:lineRule="auto"/>
@@ -4788,17 +4670,17 @@
           <w:color w:val="000000"/>
           <w:kern w:val="0"/>
           <w:lang w:eastAsia="es-PE"/>
-          <w14:ligatures w14:val="none"/>
-        </w:rPr>
-      </w:pPr>
-      <w:r>
-        <w:rPr>
-          <w:rFonts w:ascii="Arial Narrow" w:eastAsia="Arial Narrow" w:hAnsi="Arial Narrow" w:cs="Arial Narrow"/>
-          <w:b/>
-          <w:color w:val="000000"/>
-          <w:kern w:val="0"/>
-          <w:lang w:eastAsia="es-PE"/>
-          <w14:ligatures w14:val="none"/>
+          <ns2:ligatures ns2:val="none"/>
+        </w:rPr>
+      </w:pPr>
+      <w:r>
+        <w:rPr>
+          <w:rFonts w:ascii="Arial Narrow" w:eastAsia="Arial Narrow" w:hAnsi="Arial Narrow" w:cs="Arial Narrow"/>
+          <w:b/>
+          <w:color w:val="000000"/>
+          <w:kern w:val="0"/>
+          <w:lang w:eastAsia="es-PE"/>
+          <ns2:ligatures ns2:val="none"/>
         </w:rPr>
         <w:t>SÉTIMO:</w:t>
       </w:r>
@@ -4808,7 +4690,7 @@
           <w:color w:val="000000"/>
           <w:kern w:val="0"/>
           <w:lang w:eastAsia="es-PE"/>
-          <w14:ligatures w14:val="none"/>
+          <ns2:ligatures ns2:val="none"/>
         </w:rPr>
         <w:t xml:space="preserve"> informar a las partes que conforme a lo establecido en el artículo 39</w:t>
       </w:r>
@@ -4818,7 +4700,7 @@
           <w:color w:val="000000"/>
           <w:kern w:val="0"/>
           <w:lang w:eastAsia="es-PE"/>
-          <w14:ligatures w14:val="none"/>
+          <ns2:ligatures ns2:val="none"/>
         </w:rPr>
         <w:t/>
       </w:r>
@@ -4828,12 +4710,12 @@
           <w:color w:val="000000"/>
           <w:kern w:val="0"/>
           <w:lang w:eastAsia="es-PE"/>
-          <w14:ligatures w14:val="none"/>
+          <ns2:ligatures ns2:val="none"/>
         </w:rPr>
         <w:t xml:space="preserve"> de la Ley sobre Facultades, Normas y Organización del Indecopi, aprobada por Decreto Legislativo 807, los gastos por los peritajes realizados, actuación de pruebas, inspecciones y otros derivados de la tramitación del proceso serán de cargo de la parte que solicita la prueba, salvo pacto en contrario. En todos los casos, la resolución final determinará si los gastos deben ser asumidos por alguna de las partes, o reembolsados a la otra parte o al Indecopi, según sea el caso, de manera adicional a la sanción que haya podido imponerse. </w:t>
       </w:r>
     </w:p>
-    <w:p>
+    <w:p ns2:paraId="3696E77C" ns2:textId="77777777">
       <w:pPr>
         <w:shd w:val="clear" w:color="auto" w:fill="FFFFFF"/>
         <w:spacing w:after="0" w:line="240" w:lineRule="auto"/>
@@ -4843,11 +4725,11 @@
           <w:color w:val="000000"/>
           <w:kern w:val="0"/>
           <w:lang w:eastAsia="es-PE"/>
-          <w14:ligatures w14:val="none"/>
-        </w:rPr>
-      </w:pPr>
-    </w:p>
-    <w:p>
+          <ns2:ligatures ns2:val="none"/>
+        </w:rPr>
+      </w:pPr>
+    </w:p>
+    <w:p ns2:paraId="563B5C6F" ns2:textId="242E415D">
       <w:pPr>
         <w:suppressAutoHyphens/>
         <w:spacing w:after="0" w:line="240" w:lineRule="auto"/>
@@ -4856,7 +4738,7 @@
           <w:rFonts w:ascii="Arial Narrow" w:eastAsia="Calibri" w:hAnsi="Arial Narrow" w:cs="Arial"/>
           <w:kern w:val="0"/>
           <w:u w:val="single"/>
-          <w14:ligatures w14:val="none"/>
+          <ns2:ligatures ns2:val="none"/>
         </w:rPr>
       </w:pPr>
       <w:r>
@@ -4865,7 +4747,7 @@
           <w:b/>
           <w:bCs/>
           <w:kern w:val="0"/>
-          <w14:ligatures w14:val="none"/>
+          <ns2:ligatures ns2:val="none"/>
         </w:rPr>
         <w:t>OCTAVO</w:t>
       </w:r>
@@ -4874,7 +4756,7 @@
           <w:rFonts w:ascii="Arial Narrow" w:eastAsia="Calibri" w:hAnsi="Arial Narrow" w:cs="Arial"/>
           <w:b/>
           <w:kern w:val="0"/>
-          <w14:ligatures w14:val="none"/>
+          <ns2:ligatures ns2:val="none"/>
         </w:rPr>
         <w:t>:</w:t>
       </w:r>
@@ -4882,7 +4764,7 @@
         <w:rPr>
           <w:rFonts w:ascii="Arial Narrow" w:eastAsia="Calibri" w:hAnsi="Arial Narrow" w:cs="Arial"/>
           <w:kern w:val="0"/>
-          <w14:ligatures w14:val="none"/>
+          <ns2:ligatures ns2:val="none"/>
         </w:rPr>
         <w:t xml:space="preserve"> comunicar a las partes que, de acuerdo a lo señalado por el artículo 29</w:t>
       </w:r>
@@ -4892,7 +4774,7 @@
           <w:color w:val="000000"/>
           <w:kern w:val="0"/>
           <w:lang w:eastAsia="es-PE"/>
-          <w14:ligatures w14:val="none"/>
+          <ns2:ligatures ns2:val="none"/>
         </w:rPr>
         <w:t/>
       </w:r>
@@ -4900,7 +4782,7 @@
         <w:rPr>
           <w:rFonts w:ascii="Arial Narrow" w:eastAsia="Calibri" w:hAnsi="Arial Narrow" w:cs="Arial"/>
           <w:kern w:val="0"/>
-          <w14:ligatures w14:val="none"/>
+          <ns2:ligatures ns2:val="none"/>
         </w:rPr>
         <w:t xml:space="preserve"> del Decreto Legislativo 807</w:t>
       </w:r>
@@ -4910,7 +4792,7 @@
           <w:rFonts w:ascii="Arial Narrow" w:eastAsia="Calibri" w:hAnsi="Arial Narrow" w:cs="Arial"/>
           <w:kern w:val="0"/>
           <w:vertAlign w:val="superscript"/>
-          <w14:ligatures w14:val="none"/>
+          <ns2:ligatures ns2:val="none"/>
         </w:rPr>
         <w:footnoteReference w:id="10"/>
       </w:r>
@@ -4918,7 +4800,7 @@
         <w:rPr>
           <w:rFonts w:ascii="Arial Narrow" w:eastAsia="Calibri" w:hAnsi="Arial Narrow" w:cs="Arial"/>
           <w:kern w:val="0"/>
-          <w14:ligatures w14:val="none"/>
+          <ns2:ligatures ns2:val="none"/>
         </w:rPr>
         <w:t xml:space="preserve">, hasta antes de la emisión de la Resolución Final tienen la posibilidad de solicitar una audiencia de conciliación. En caso deleguen a favor de una tercera persona su actuación en la diligencia programada, esta deberá presentar un poder especial con firma legalizada ante Notario Público, donde conste </w:t>
       </w:r>
@@ -4927,7 +4809,7 @@
           <w:rFonts w:ascii="Arial Narrow" w:eastAsia="Calibri" w:hAnsi="Arial Narrow" w:cs="Arial"/>
           <w:kern w:val="0"/>
           <w:u w:val="single"/>
-          <w14:ligatures w14:val="none"/>
+          <ns2:ligatures ns2:val="none"/>
         </w:rPr>
         <w:t>expresamente su facultad para asistir y conciliar en su representación</w:t>
       </w:r>
@@ -4936,7 +4818,7 @@
           <w:rFonts w:ascii="Arial Narrow" w:eastAsia="Calibri" w:hAnsi="Arial Narrow" w:cs="Arial"/>
           <w:bCs/>
           <w:kern w:val="0"/>
-          <w14:ligatures w14:val="none"/>
+          <ns2:ligatures ns2:val="none"/>
         </w:rPr>
         <w:t>.</w:t>
       </w:r>
@@ -4946,7 +4828,7 @@
           <w:b/>
           <w:bCs/>
           <w:kern w:val="0"/>
-          <w14:ligatures w14:val="none"/>
+          <ns2:ligatures ns2:val="none"/>
         </w:rPr>
         <w:t xml:space="preserve"> </w:t>
       </w:r>
@@ -4955,12 +4837,12 @@
           <w:rFonts w:ascii="Arial Narrow" w:eastAsia="Calibri" w:hAnsi="Arial Narrow" w:cs="Arial"/>
           <w:kern w:val="0"/>
           <w:u w:val="single"/>
-          <w14:ligatures w14:val="none"/>
+          <ns2:ligatures ns2:val="none"/>
         </w:rPr>
         <w:t xml:space="preserve">Ello bajo apercibimiento de no realizar la audiencia de conciliación y levantar el acta de inasistencia correspondiente. </w:t>
       </w:r>
     </w:p>
-    <w:p>
+    <w:p ns2:paraId="3E55E6BD" ns2:textId="77777777">
       <w:pPr>
         <w:suppressAutoHyphens/>
         <w:spacing w:after="0" w:line="240" w:lineRule="auto"/>
@@ -4969,11 +4851,11 @@
           <w:rFonts w:ascii="Arial Narrow" w:eastAsia="Calibri" w:hAnsi="Arial Narrow" w:cs="Arial"/>
           <w:kern w:val="0"/>
           <w:u w:val="single"/>
-          <w14:ligatures w14:val="none"/>
-        </w:rPr>
-      </w:pPr>
-    </w:p>
-    <w:p>
+          <ns2:ligatures ns2:val="none"/>
+        </w:rPr>
+      </w:pPr>
+    </w:p>
+    <w:p ns2:paraId="0081C764" ns2:textId="77777777">
       <w:pPr>
         <w:suppressAutoHyphens/>
         <w:spacing w:after="0" w:line="240" w:lineRule="auto"/>
@@ -4983,7 +4865,7 @@
           <w:color w:val="000000"/>
           <w:kern w:val="0"/>
           <w:lang w:eastAsia="es-PE"/>
-          <w14:ligatures w14:val="none"/>
+          <ns2:ligatures ns2:val="none"/>
         </w:rPr>
       </w:pPr>
       <w:r>
@@ -4993,7 +4875,7 @@
           <w:color w:val="000000"/>
           <w:kern w:val="0"/>
           <w:lang w:eastAsia="es-PE"/>
-          <w14:ligatures w14:val="none"/>
+          <ns2:ligatures ns2:val="none"/>
         </w:rPr>
         <w:t>NOVENO:</w:t>
       </w:r>
@@ -5003,7 +4885,7 @@
           <w:color w:val="000000"/>
           <w:kern w:val="0"/>
           <w:lang w:eastAsia="es-PE"/>
-          <w14:ligatures w14:val="none"/>
+          <ns2:ligatures ns2:val="none"/>
         </w:rPr>
         <w:t xml:space="preserve"> poner en conocimiento de las partes que, antes de la emisión de la Resolución Final, tienen la posibilidad de formular su desistimiento o presentar el acuerdo arribado mediante la conciliación, mediación, </w:t>
       </w:r>
@@ -5013,7 +4895,7 @@
           <w:color w:val="000000"/>
           <w:kern w:val="0"/>
           <w:lang w:eastAsia="es-PE"/>
-          <w14:ligatures w14:val="none"/>
+          <ns2:ligatures ns2:val="none"/>
         </w:rPr>
         <w:lastRenderedPageBreak/>
         <w:t>transacción o cualquier otro que, de forma indubitable, deje constancia que se ha solucionado la controversia materia de denuncia.</w:t>
@@ -5021,7 +4903,7 @@
       <w:bookmarkStart w:id="7" w:name="h.gjdgxs" w:colFirst="0" w:colLast="0"/>
       <w:bookmarkEnd w:id="7"/>
     </w:p>
-    <w:p>
+    <w:p ns2:paraId="0DCAFBEE" ns2:textId="77777777">
       <w:pPr>
         <w:suppressAutoHyphens/>
         <w:spacing w:after="0" w:line="240" w:lineRule="auto"/>
@@ -5031,11 +4913,11 @@
           <w:color w:val="000000"/>
           <w:kern w:val="0"/>
           <w:lang w:eastAsia="es-PE"/>
-          <w14:ligatures w14:val="none"/>
-        </w:rPr>
-      </w:pPr>
-    </w:p>
-    <w:p>
+          <ns2:ligatures ns2:val="none"/>
+        </w:rPr>
+      </w:pPr>
+    </w:p>
+    <w:p ns2:paraId="2414E1C8" ns2:textId="6F8E23CD">
       <w:pPr>
         <w:suppressAutoHyphens/>
         <w:spacing w:after="0" w:line="240" w:lineRule="auto"/>
@@ -5050,7 +4932,7 @@
           <w:b/>
           <w:spacing w:val="-3"/>
           <w:kern w:val="0"/>
-          <w14:ligatures w14:val="none"/>
+          <ns2:ligatures ns2:val="none"/>
         </w:rPr>
         <w:t xml:space="preserve">DÉCIMO: requerir al señor [DENUNCIANTE] para que, dentro del plazo de dos (2) días hábiles siguientes a la fecha en que reciba la notificación en su bandeja de correo electrónico, efectúe la confirmación de recepción de la notificación remitida por este despacho a su correo electrónico, de conformidad con el segundo párrafo del numeral 4 del artículo 20 del Texto Único Ordenado de la Ley del Procedimiento Administrativo General, aprobado mediante Decreto Supremo 006-2026-JUS, bajo apercibimiento de rehacer el acto de notificación y notificarle conforme al numeral 1 del artículo 20 del citado cuerpo normativo.</w:t>
       </w:r>
@@ -5060,7 +4942,7 @@
           <w:bCs/>
           <w:spacing w:val="-3"/>
           <w:kern w:val="0"/>
-          <w14:ligatures w14:val="none"/>
+          <ns2:ligatures ns2:val="none"/>
         </w:rPr>
         <w:t xml:space="preserve"/>
       </w:r>
@@ -5070,7 +4952,7 @@
           <w:bCs/>
           <w:spacing w:val="-3"/>
           <w:kern w:val="0"/>
-          <w14:ligatures w14:val="none"/>
+          <ns2:ligatures ns2:val="none"/>
         </w:rPr>
         <w:t/>
       </w:r>
@@ -5080,7 +4962,7 @@
           <w:bCs/>
           <w:spacing w:val="-3"/>
           <w:kern w:val="0"/>
-          <w14:ligatures w14:val="none"/>
+          <ns2:ligatures ns2:val="none"/>
         </w:rPr>
         <w:t xml:space="preserve"/>
       </w:r>
@@ -5091,7 +4973,7 @@
           <w:kern w:val="0"/>
           <w:shd w:val="clear" w:color="auto" w:fill="FFFFFF"/>
           <w:lang w:eastAsia="es-PE"/>
-          <w14:ligatures w14:val="none"/>
+          <ns2:ligatures ns2:val="none"/>
         </w:rPr>
         <w:t xml:space="preserve"/>
       </w:r>
@@ -5102,7 +4984,7 @@
           <w:kern w:val="0"/>
           <w:shd w:val="clear" w:color="auto" w:fill="FFFFFF"/>
           <w:lang w:eastAsia="es-PE"/>
-          <w14:ligatures w14:val="none"/>
+          <ns2:ligatures ns2:val="none"/>
         </w:rPr>
         <w:t xml:space="preserve"/>
       </w:r>
@@ -5114,7 +4996,7 @@
           <w:kern w:val="0"/>
           <w:shd w:val="clear" w:color="auto" w:fill="FFFFFF"/>
           <w:lang w:eastAsia="es-PE"/>
-          <w14:ligatures w14:val="none"/>
+          <ns2:ligatures ns2:val="none"/>
         </w:rPr>
         <w:t/>
       </w:r>
@@ -5126,7 +5008,7 @@
           <w:kern w:val="0"/>
           <w:shd w:val="clear" w:color="auto" w:fill="FFFFFF"/>
           <w:lang w:eastAsia="es-PE"/>
-          <w14:ligatures w14:val="none"/>
+          <ns2:ligatures ns2:val="none"/>
         </w:rPr>
         <w:t xml:space="preserve"/>
       </w:r>
@@ -5138,7 +5020,7 @@
           <w:kern w:val="0"/>
           <w:shd w:val="clear" w:color="auto" w:fill="FFFFFF"/>
           <w:lang w:eastAsia="es-PE"/>
-          <w14:ligatures w14:val="none"/>
+          <ns2:ligatures ns2:val="none"/>
         </w:rPr>
         <w:t/>
       </w:r>
@@ -5150,7 +5032,7 @@
           <w:kern w:val="0"/>
           <w:shd w:val="clear" w:color="auto" w:fill="FFFFFF"/>
           <w:lang w:eastAsia="es-PE"/>
-          <w14:ligatures w14:val="none"/>
+          <ns2:ligatures ns2:val="none"/>
         </w:rPr>
         <w:t xml:space="preserve"/>
       </w:r>
@@ -5167,7 +5049,7 @@
           <w:color w:val="000000"/>
           <w:kern w:val="0"/>
           <w:lang w:eastAsia="es-PE"/>
-          <w14:ligatures w14:val="none"/>
+          <ns2:ligatures ns2:val="none"/>
         </w:rPr>
         <w:t/>
       </w:r>
@@ -5184,7 +5066,7 @@
           <w:color w:val="000000"/>
           <w:kern w:val="0"/>
           <w:lang w:eastAsia="es-PE"/>
-          <w14:ligatures w14:val="none"/>
+          <ns2:ligatures ns2:val="none"/>
         </w:rPr>
         <w:t/>
       </w:r>
@@ -5210,7 +5092,7 @@
         <w:t/>
       </w:r>
     </w:p>
-    <w:p>
+    <w:p ns2:paraId="50266FBA" ns2:textId="77777777">
       <w:pPr>
         <w:suppressAutoHyphens/>
         <w:spacing w:after="0" w:line="240" w:lineRule="auto"/>
@@ -5220,7 +5102,7 @@
         </w:rPr>
       </w:pPr>
     </w:p>
-    <w:p>
+    <w:p ns2:paraId="6CC03096" ns2:textId="7AEFF27D">
       <w:pPr>
         <w:suppressAutoHyphens/>
         <w:spacing w:line="240" w:lineRule="auto"/>
@@ -5338,64 +5220,64 @@
         <w:t>efectúe el acuse de recibo mediante la confirmación de recepción de la notificación remitida por este despacho a su Casilla Electrónica, dentro de los cinco (5) primeros días hábiles siguientes a la fecha en que recibe la notificación.</w:t>
       </w:r>
     </w:p>
-    <w:p>
-      <w:pPr>
-        <w:spacing w:after="0" w:line="240" w:lineRule="auto"/>
-        <w:jc w:val="both"/>
-        <w:rPr>
-          <w:rFonts w:ascii="Arial Narrow" w:eastAsia="Arial Narrow" w:hAnsi="Arial Narrow" w:cs="Arial Narrow"/>
-          <w:b/>
-          <w:color w:val="000000"/>
-          <w:kern w:val="0"/>
-          <w:lang w:eastAsia="es-PE"/>
-          <w14:ligatures w14:val="none"/>
-        </w:rPr>
-      </w:pPr>
-    </w:p>
-    <w:p>
-      <w:pPr>
-        <w:spacing w:after="0" w:line="240" w:lineRule="auto"/>
-        <w:jc w:val="both"/>
-        <w:rPr>
-          <w:rFonts w:ascii="Arial Narrow" w:eastAsia="Arial Narrow" w:hAnsi="Arial Narrow" w:cs="Arial Narrow"/>
-          <w:b/>
-          <w:color w:val="000000"/>
-          <w:kern w:val="0"/>
-          <w:lang w:eastAsia="es-PE"/>
-          <w14:ligatures w14:val="none"/>
+    <w:p ns2:paraId="537523B8" ns2:textId="77777777">
+      <w:pPr>
+        <w:spacing w:after="0" w:line="240" w:lineRule="auto"/>
+        <w:jc w:val="both"/>
+        <w:rPr>
+          <w:rFonts w:ascii="Arial Narrow" w:eastAsia="Arial Narrow" w:hAnsi="Arial Narrow" w:cs="Arial Narrow"/>
+          <w:b/>
+          <w:color w:val="000000"/>
+          <w:kern w:val="0"/>
+          <w:lang w:eastAsia="es-PE"/>
+          <ns2:ligatures ns2:val="none"/>
+        </w:rPr>
+      </w:pPr>
+    </w:p>
+    <w:p ns2:paraId="4FE8269B" ns2:textId="77777777">
+      <w:pPr>
+        <w:spacing w:after="0" w:line="240" w:lineRule="auto"/>
+        <w:jc w:val="both"/>
+        <w:rPr>
+          <w:rFonts w:ascii="Arial Narrow" w:eastAsia="Arial Narrow" w:hAnsi="Arial Narrow" w:cs="Arial Narrow"/>
+          <w:b/>
+          <w:color w:val="000000"/>
+          <w:kern w:val="0"/>
+          <w:lang w:eastAsia="es-PE"/>
+          <ns2:ligatures ns2:val="none"/>
         </w:rPr>
       </w:pPr>
     </w:p>
     <w:bookmarkEnd w:id="0"/>
-    <w:p>
-      <w:pPr>
-        <w:spacing w:after="0" w:line="240" w:lineRule="auto"/>
-        <w:jc w:val="both"/>
-        <w:rPr>
-          <w:rFonts w:ascii="Arial Narrow" w:eastAsia="Arial Narrow" w:hAnsi="Arial Narrow" w:cs="Arial Narrow"/>
-          <w:b/>
-          <w:color w:val="000000"/>
-          <w:kern w:val="0"/>
-          <w:lang w:eastAsia="es-PE"/>
-          <w14:ligatures w14:val="none"/>
-        </w:rPr>
-      </w:pPr>
-    </w:p>
-    <w:p>
-      <w:pPr>
-        <w:spacing w:after="0" w:line="240" w:lineRule="auto"/>
-        <w:jc w:val="both"/>
-        <w:rPr>
-          <w:rFonts w:ascii="Arial Narrow" w:eastAsia="Arial Narrow" w:hAnsi="Arial Narrow" w:cs="Arial Narrow"/>
-          <w:b/>
-          <w:color w:val="000000"/>
-          <w:kern w:val="0"/>
-          <w:lang w:eastAsia="es-PE"/>
-          <w14:ligatures w14:val="none"/>
-        </w:rPr>
-      </w:pPr>
-    </w:p>
-    <w:p>
+    <w:p ns2:paraId="76AD5226" ns2:textId="77777777">
+      <w:pPr>
+        <w:spacing w:after="0" w:line="240" w:lineRule="auto"/>
+        <w:jc w:val="both"/>
+        <w:rPr>
+          <w:rFonts w:ascii="Arial Narrow" w:eastAsia="Arial Narrow" w:hAnsi="Arial Narrow" w:cs="Arial Narrow"/>
+          <w:b/>
+          <w:color w:val="000000"/>
+          <w:kern w:val="0"/>
+          <w:lang w:eastAsia="es-PE"/>
+          <ns2:ligatures ns2:val="none"/>
+        </w:rPr>
+      </w:pPr>
+    </w:p>
+    <w:p ns2:paraId="1B3C45CE" ns2:textId="77777777">
+      <w:pPr>
+        <w:spacing w:after="0" w:line="240" w:lineRule="auto"/>
+        <w:jc w:val="both"/>
+        <w:rPr>
+          <w:rFonts w:ascii="Arial Narrow" w:eastAsia="Arial Narrow" w:hAnsi="Arial Narrow" w:cs="Arial Narrow"/>
+          <w:b/>
+          <w:color w:val="000000"/>
+          <w:kern w:val="0"/>
+          <w:lang w:eastAsia="es-PE"/>
+          <ns2:ligatures ns2:val="none"/>
+        </w:rPr>
+      </w:pPr>
+    </w:p>
+    <w:p ns2:paraId="724EAD33" ns2:textId="77777777">
       <w:pPr>
         <w:shd w:val="clear" w:color="auto" w:fill="FFFFFF"/>
         <w:spacing w:after="0" w:line="240" w:lineRule="auto"/>
@@ -5406,7 +5288,7 @@
           <w:bCs/>
           <w:color w:val="000000"/>
           <w:kern w:val="0"/>
-          <w14:ligatures w14:val="none"/>
+          <ns2:ligatures ns2:val="none"/>
         </w:rPr>
       </w:pPr>
       <w:r>
@@ -5416,12 +5298,12 @@
           <w:bCs/>
           <w:color w:val="000000"/>
           <w:kern w:val="0"/>
-          <w14:ligatures w14:val="none"/>
+          <ns2:ligatures ns2:val="none"/>
         </w:rPr>
         <w:t>EVELING ROA QUISPE</w:t>
       </w:r>
     </w:p>
-    <w:p>
+    <w:p ns2:paraId="4F5774AA" ns2:textId="77777777">
       <w:pPr>
         <w:shd w:val="clear" w:color="auto" w:fill="FFFFFF"/>
         <w:spacing w:after="0" w:line="240" w:lineRule="auto"/>
@@ -5432,7 +5314,7 @@
           <w:bCs/>
           <w:color w:val="000000"/>
           <w:kern w:val="0"/>
-          <w14:ligatures w14:val="none"/>
+          <ns2:ligatures ns2:val="none"/>
         </w:rPr>
       </w:pPr>
       <w:r>
@@ -5442,12 +5324,12 @@
           <w:bCs/>
           <w:color w:val="000000"/>
           <w:kern w:val="0"/>
-          <w14:ligatures w14:val="none"/>
+          <ns2:ligatures ns2:val="none"/>
         </w:rPr>
         <w:t>Secretaria Técnica</w:t>
       </w:r>
     </w:p>
-    <w:p>
+    <w:p ns2:paraId="69237067" ns2:textId="77777777">
       <w:pPr>
         <w:shd w:val="clear" w:color="auto" w:fill="FFFFFF"/>
         <w:spacing w:after="0" w:line="240" w:lineRule="auto"/>
@@ -5456,7 +5338,7 @@
           <w:rFonts w:ascii="Arial Narrow" w:eastAsia="Calibri" w:hAnsi="Arial Narrow" w:cs="Times New Roman"/>
           <w:color w:val="000000"/>
           <w:kern w:val="0"/>
-          <w14:ligatures w14:val="none"/>
+          <ns2:ligatures ns2:val="none"/>
         </w:rPr>
       </w:pPr>
       <w:r>
@@ -5466,7 +5348,7 @@
           <w:bCs/>
           <w:color w:val="000000"/>
           <w:kern w:val="0"/>
-          <w14:ligatures w14:val="none"/>
+          <ns2:ligatures ns2:val="none"/>
         </w:rPr>
         <w:t>Comisión </w:t>
       </w:r>
@@ -5478,7 +5360,7 @@
           <w:color w:val="000000"/>
           <w:kern w:val="0"/>
           <w:shd w:val="clear" w:color="auto" w:fill="FFFFFF"/>
-          <w14:ligatures w14:val="none"/>
+          <ns2:ligatures ns2:val="none"/>
         </w:rPr>
         <w:t>de</w:t>
       </w:r>
@@ -5489,26 +5371,26 @@
           <w:bCs/>
           <w:color w:val="000000"/>
           <w:kern w:val="0"/>
-          <w14:ligatures w14:val="none"/>
+          <ns2:ligatures ns2:val="none"/>
         </w:rPr>
         <w:t> Protección al Consumidor 1</w:t>
       </w:r>
     </w:p>
-    <w:p>
-      <w:pPr>
-        <w:spacing w:after="0" w:line="240" w:lineRule="auto"/>
-        <w:jc w:val="both"/>
-        <w:rPr>
-          <w:rFonts w:ascii="Arial Narrow" w:eastAsia="Arial Narrow" w:hAnsi="Arial Narrow" w:cs="Arial Narrow"/>
-          <w:b/>
-          <w:color w:val="000000"/>
-          <w:kern w:val="0"/>
-          <w:lang w:eastAsia="es-PE"/>
-          <w14:ligatures w14:val="none"/>
-        </w:rPr>
-      </w:pPr>
-    </w:p>
-    <w:p>
+    <w:p ns2:paraId="0F9C06AC" ns2:textId="77777777">
+      <w:pPr>
+        <w:spacing w:after="0" w:line="240" w:lineRule="auto"/>
+        <w:jc w:val="both"/>
+        <w:rPr>
+          <w:rFonts w:ascii="Arial Narrow" w:eastAsia="Arial Narrow" w:hAnsi="Arial Narrow" w:cs="Arial Narrow"/>
+          <w:b/>
+          <w:color w:val="000000"/>
+          <w:kern w:val="0"/>
+          <w:lang w:eastAsia="es-PE"/>
+          <ns2:ligatures ns2:val="none"/>
+        </w:rPr>
+      </w:pPr>
+    </w:p>
+    <w:p ns2:paraId="6FB8B37F" ns2:textId="77777777">
       <w:pPr>
         <w:spacing w:after="0" w:line="240" w:lineRule="auto"/>
         <w:jc w:val="both"/>
@@ -5526,12 +5408,12 @@
           <w:sz w:val="16"/>
           <w:szCs w:val="16"/>
           <w:lang w:eastAsia="es-PE"/>
-          <w14:ligatures w14:val="none"/>
+          <ns2:ligatures ns2:val="none"/>
         </w:rPr>
         <w:t>LSM/JCQ</w:t>
       </w:r>
     </w:p>
-    <w:p>
+    <w:p ns2:paraId="0B9A1116" ns2:textId="5D478167">
       <w:pPr>
         <w:spacing w:after="0" w:line="240" w:lineRule="auto"/>
         <w:jc w:val="both"/>
@@ -5543,8 +5425,8 @@
       </w:pPr>
     </w:p>
     <w:sectPr>
-      <w:headerReference w:type="default" r:id="rId8"/>
-      <w:footerReference w:type="default" r:id="rId9"/>
+      <w:headerReference w:type="default" ns3:id="rId8"/>
+      <w:footerReference w:type="default" ns3:id="rId9"/>
       <w:pgSz w:w="11906" w:h="16838"/>
       <w:pgMar w:top="1417" w:right="1701" w:bottom="1417" w:left="1701" w:header="708" w:footer="708" w:gutter="0"/>
       <w:cols w:space="708"/>

--- a/plantillas_maestras/05_soat_y_afocat/negativa_cobertura/1_ddo_aseguradora/varon/TPL_0921_2025_SOAT_Y_AFOCAT_NEGATIVA_COBERTURA_ASEGURADORA_VARON_R1.docx
+++ b/plantillas_maestras/05_soat_y_afocat/negativa_cobertura/1_ddo_aseguradora/varon/TPL_0921_2025_SOAT_Y_AFOCAT_NEGATIVA_COBERTURA_ASEGURADORA_VARON_R1.docx
@@ -933,7 +933,7 @@
           <w:lang w:eastAsia="es-ES"/>
           <ns2:ligatures ns2:val="none"/>
         </w:rPr>
-        <w:t>el 20 de julio de 2024 e incluyó el traslado de la parte denunciante y tres personas más.</w:t>
+        <w:t xml:space="preserve">el 20 de julio de 2024 e incluyó el traslado del señor [APELLIDO] y tres personas más.</w:t>
       </w:r>
     </w:p>
     <w:p ns2:paraId="7CEA0F0C" ns2:textId="77777777">
@@ -4145,7 +4145,7 @@
           <w:sz w:val="20"/>
           <w:szCs w:val="20"/>
         </w:rPr>
-        <w:t xml:space="preserve">correr traslado de la presente resolución a Interseguro Compañía de Seguros S.A para que, de conformidad con lo dispuesto por el artículo 26° de la Ley sobre Facultades, Normas y Organización del Indecopi, aprobado por Decreto Legislativo N° 8079, presente sus descargos sobre la imputación de cargos realizada en un plazo no mayor a cinco (5) días hábiles contado a partir del día siguiente de la notificación de la presente resolución, vencido el cual, el Secretario Técnico declarará en rebeldía a los denunciados que no lo hubieran presentado. Debe precisarse que de conformidad con lo establecido por el artículo 223° del Texto Único Ordenado de la Ley N° 27444, Ley del Procedimiento Administrativo General, las alegaciones y los hechos relevantes de la reclamación, salvo que hayan sido específicamente negadas en la contestación, se tendrán por aceptadas o meritadas como ciertas.</w:t>
+        <w:t xml:space="preserve">correr traslado de la presente resolución a Interseguro Compañía de Seguros S.A. para que, de conformidad con lo dispuesto por el artículo 26 de la Ley sobre Facultades, Normas y Organización del Indecopi, aprobada por Decreto Legislativo 807, presente sus descargos sobre la imputación de cargos realizada en un plazo no mayor a cinco (5) días hábiles contado a partir del día siguiente de la notificación de la presente resolución, vencido el cual, el Secretario Técnico declarará en rebeldía al denunciado que no lo hubiera presentado. Debe precisarse que de conformidad con lo establecido por el artículo 223 del Texto Único Ordenado de la Ley 27444, Ley del Procedimiento Administrativo General, las alegaciones y los hechos relevantes de la reclamación, salvo que hayan sido específicamente negadas en la contestación, se tendrán por aceptadas o merituadas como ciertas.</w:t>
       </w:r>
     </w:p>
     <w:p ns2:paraId="7D74C0BD" ns2:textId="77777777">

--- a/plantillas_maestras/05_soat_y_afocat/negativa_cobertura/1_ddo_aseguradora/varon/TPL_0921_2025_SOAT_Y_AFOCAT_NEGATIVA_COBERTURA_ASEGURADORA_VARON_R1.docx
+++ b/plantillas_maestras/05_soat_y_afocat/negativa_cobertura/1_ddo_aseguradora/varon/TPL_0921_2025_SOAT_Y_AFOCAT_NEGATIVA_COBERTURA_ASEGURADORA_VARON_R1.docx
@@ -497,7 +497,7 @@
           <w:lang w:eastAsia="es-PE"/>
           <ns2:ligatures ns2:val="none"/>
         </w:rPr>
-        <w:t>30</w:t>
+        <w:t xml:space="preserve">30 de mayo de 2025</w:t>
       </w:r>
       <w:r>
         <w:rPr>
@@ -508,7 +508,7 @@
           <w:lang w:eastAsia="es-PE"/>
           <ns2:ligatures ns2:val="none"/>
         </w:rPr>
-        <w:t xml:space="preserve"> de </w:t>
+        <w:t xml:space="preserve"/>
       </w:r>
       <w:r>
         <w:rPr>
@@ -519,7 +519,7 @@
           <w:lang w:eastAsia="es-PE"/>
           <ns2:ligatures ns2:val="none"/>
         </w:rPr>
-        <w:t>mayo</w:t>
+        <w:t xml:space="preserve"/>
       </w:r>
       <w:r>
         <w:rPr>
@@ -530,7 +530,7 @@
           <w:lang w:eastAsia="es-PE"/>
           <ns2:ligatures ns2:val="none"/>
         </w:rPr>
-        <w:t xml:space="preserve"> de 202</w:t>
+        <w:t xml:space="preserve"/>
       </w:r>
       <w:r>
         <w:rPr>
@@ -541,7 +541,7 @@
           <w:lang w:eastAsia="es-PE"/>
           <ns2:ligatures ns2:val="none"/>
         </w:rPr>
-        <w:t>5</w:t>
+        <w:t xml:space="preserve"/>
       </w:r>
     </w:p>
     <w:p ns2:paraId="78BF12C0" ns2:textId="77777777">
@@ -5589,7 +5589,7 @@
           <w:sz w:val="16"/>
           <w:szCs w:val="16"/>
         </w:rPr>
-        <w:t>16 de abril del 2025</w:t>
+        <w:t xml:space="preserve">16 de abril de 2025</w:t>
       </w:r>
       <w:r>
         <w:rPr>
@@ -5606,7 +5606,7 @@
           <w:sz w:val="16"/>
           <w:szCs w:val="16"/>
         </w:rPr>
-        <w:t>recepcionada</w:t>
+        <w:t xml:space="preserve">recibida</w:t>
       </w:r>
       <w:proofErr w:type="spellEnd"/>
       <w:r>
@@ -5623,7 +5623,7 @@
           <w:sz w:val="16"/>
           <w:szCs w:val="16"/>
         </w:rPr>
-        <w:t>16 de abril del 2025</w:t>
+        <w:t xml:space="preserve">16 de abril de 2025</w:t>
       </w:r>
       <w:r>
         <w:rPr>
@@ -5701,15 +5701,15 @@
           <w:sz w:val="16"/>
           <w:szCs w:val="16"/>
         </w:rPr>
-        <w:t>el 2 de setiembre del 2010</w:t>
-      </w:r>
-      <w:r>
-        <w:rPr>
-          <w:rFonts w:ascii="Arial Narrow" w:hAnsi="Arial Narrow" w:cs="Arial"/>
-          <w:sz w:val="16"/>
-          <w:szCs w:val="16"/>
-        </w:rPr>
-        <w:t xml:space="preserve"> en el Diario Oficial El Peruano, vigente desde el 2 de octubre del 2010 y modificado por Decreto Legislativo 1308.</w:t>
+        <w:t xml:space="preserve">el 2 de setiembre de 2010</w:t>
+      </w:r>
+      <w:r>
+        <w:rPr>
+          <w:rFonts w:ascii="Arial Narrow" w:hAnsi="Arial Narrow" w:cs="Arial"/>
+          <w:sz w:val="16"/>
+          <w:szCs w:val="16"/>
+        </w:rPr>
+        <w:t xml:space="preserve"> en el Diario Oficial El Peruano, vigente desde el 2 de octubre de 2010 y modificado por Decreto Legislativo 1308.</w:t>
       </w:r>
     </w:p>
     <w:p>

--- a/plantillas_maestras/05_soat_y_afocat/negativa_cobertura/1_ddo_aseguradora/varon/TPL_0921_2025_SOAT_Y_AFOCAT_NEGATIVA_COBERTURA_ASEGURADORA_VARON_R1.docx
+++ b/plantillas_maestras/05_soat_y_afocat/negativa_cobertura/1_ddo_aseguradora/varon/TPL_0921_2025_SOAT_Y_AFOCAT_NEGATIVA_COBERTURA_ASEGURADORA_VARON_R1.docx
@@ -1,8 +1,8 @@
 
 <file path=word/document.xml><?xml version="1.0" encoding="utf-8"?>
-<w:document xmlns:ns1="http://schemas.openxmlformats.org/markup-compatibility/2006" xmlns:ns2="http://schemas.microsoft.com/office/word/2010/wordml" xmlns:ns3="http://schemas.openxmlformats.org/officeDocument/2006/relationships" xmlns:w="http://schemas.openxmlformats.org/wordprocessingml/2006/main" ns1:Ignorable="w14 w15 w16se w16cid w16 w16cex w16sdtdh w16sdtfl w16du wp14">
+<w:document xmlns:mc="http://schemas.openxmlformats.org/markup-compatibility/2006" xmlns:r="http://schemas.openxmlformats.org/officeDocument/2006/relationships" xmlns:w="http://schemas.openxmlformats.org/wordprocessingml/2006/main" xmlns:w14="http://schemas.microsoft.com/office/word/2010/wordml" xmlns:w15="http://schemas.microsoft.com/office/word/2012/wordml" xmlns:w16="http://schemas.microsoft.com/office/word/2018/wordml" xmlns:w16cex="http://schemas.microsoft.com/office/word/2018/wordml/cex" xmlns:w16cid="http://schemas.microsoft.com/office/word/2016/wordml/cid" xmlns:w16du="http://schemas.microsoft.com/office/word/2023/wordml/word16du" xmlns:w16sdtdh="http://schemas.microsoft.com/office/word/2020/wordml/sdtdatahash" xmlns:w16se="http://schemas.microsoft.com/office/word/2015/wordml/symex" xmlns:wp14="http://schemas.microsoft.com/office/word/2010/wordprocessingDrawing" mc:Ignorable="w14 w15 w16se w16cid w16 w16cex w16sdtdh w16du wp14">
   <w:body>
-    <w:p ns2:paraId="0A632482" ns2:textId="786EB95E">
+    <w:p>
       <w:pPr>
         <w:tabs>
           <w:tab w:val="left" w:pos="1701"/>
@@ -14,7 +14,7 @@
           <w:color w:val="000000"/>
           <w:kern w:val="0"/>
           <w:lang w:eastAsia="es-PE"/>
-          <ns2:ligatures ns2:val="none"/>
+          <w14:ligatures w14:val="none"/>
         </w:rPr>
       </w:pPr>
       <w:bookmarkStart w:id="0" w:name="_Hlk80343540"/>
@@ -25,7 +25,7 @@
           <w:color w:val="000000"/>
           <w:kern w:val="0"/>
           <w:lang w:eastAsia="es-PE"/>
-          <ns2:ligatures ns2:val="none"/>
+          <w14:ligatures w14:val="none"/>
         </w:rPr>
         <w:t xml:space="preserve">EXPEDIENTE </w:t>
       </w:r>
@@ -36,7 +36,7 @@
           <w:color w:val="000000"/>
           <w:kern w:val="0"/>
           <w:lang w:eastAsia="es-PE"/>
-          <ns2:ligatures ns2:val="none"/>
+          <w14:ligatures w14:val="none"/>
         </w:rPr>
         <w:tab/>
         <w:t>:</w:t>
@@ -48,7 +48,7 @@
           <w:color w:val="000000"/>
           <w:kern w:val="0"/>
           <w:lang w:eastAsia="es-PE"/>
-          <ns2:ligatures ns2:val="none"/>
+          <w14:ligatures w14:val="none"/>
         </w:rPr>
         <w:tab/>
       </w:r>
@@ -61,7 +61,7 @@
           <w:kern w:val="0"/>
           <w:shd w:val="clear" w:color="auto" w:fill="FFFFFF"/>
           <w:lang w:eastAsia="es-PE"/>
-          <ns2:ligatures ns2:val="none"/>
+          <w14:ligatures w14:val="none"/>
         </w:rPr>
         <w:t>0</w:t>
       </w:r>
@@ -74,7 +74,7 @@
           <w:kern w:val="0"/>
           <w:shd w:val="clear" w:color="auto" w:fill="FFFFFF"/>
           <w:lang w:eastAsia="es-PE"/>
-          <ns2:ligatures ns2:val="none"/>
+          <w14:ligatures w14:val="none"/>
         </w:rPr>
         <w:t>921-2025/</w:t>
       </w:r>
@@ -87,12 +87,12 @@
           <w:kern w:val="0"/>
           <w:shd w:val="clear" w:color="auto" w:fill="FFFFFF"/>
           <w:lang w:eastAsia="es-PE"/>
-          <ns2:ligatures ns2:val="none"/>
+          <w14:ligatures w14:val="none"/>
         </w:rPr>
         <w:t>CC1</w:t>
       </w:r>
     </w:p>
-    <w:p ns2:paraId="187C3631" ns2:textId="1C3C1460">
+    <w:p>
       <w:pPr>
         <w:tabs>
           <w:tab w:val="left" w:pos="1701"/>
@@ -107,89 +107,26 @@
           <w:color w:val="000000"/>
           <w:kern w:val="0"/>
           <w:lang w:eastAsia="es-PE"/>
-          <ns2:ligatures ns2:val="none"/>
-        </w:rPr>
-      </w:pPr>
-      <w:r>
-        <w:rPr>
-          <w:rFonts w:ascii="Arial Narrow" w:eastAsia="Arial Narrow" w:hAnsi="Arial Narrow" w:cs="Arial Narrow"/>
-          <w:b/>
-          <w:color w:val="000000"/>
-          <w:kern w:val="0"/>
-          <w:lang w:eastAsia="es-PE"/>
-          <ns2:ligatures ns2:val="none"/>
-        </w:rPr>
-        <w:t xml:space="preserve">DENUNCIANTE:[DENUNCIANTE] (SEÑOR [APELLIDO])</w:t>
-      </w:r>
-      <w:r>
-        <w:rPr>
-          <w:rFonts w:ascii="Arial Narrow" w:eastAsia="Arial Narrow" w:hAnsi="Arial Narrow" w:cs="Arial Narrow"/>
-          <w:b/>
-          <w:color w:val="000000"/>
-          <w:kern w:val="0"/>
-          <w:lang w:eastAsia="es-PE"/>
-          <ns2:ligatures ns2:val="none"/>
-        </w:rPr>
+          <w14:ligatures w14:val="none"/>
+        </w:rPr>
+      </w:pPr>
+      <w:r>
+        <w:rPr>
+          <w:rFonts w:ascii="Arial Narrow" w:eastAsia="Arial Narrow" w:hAnsi="Arial Narrow" w:cs="Arial Narrow"/>
+          <w:b/>
+          <w:color w:val="000000"/>
+          <w:kern w:val="0"/>
+          <w:lang w:eastAsia="es-PE"/>
+          <w14:ligatures w14:val="none"/>
+        </w:rPr>
+        <w:t>DENUNCIANTE</w:t>
         <w:tab/>
-        <w:t/>
-      </w:r>
-      <w:r>
-        <w:rPr>
-          <w:rFonts w:ascii="Arial Narrow" w:eastAsia="Arial Narrow" w:hAnsi="Arial Narrow" w:cs="Arial Narrow"/>
-          <w:b/>
-          <w:color w:val="000000"/>
-          <w:kern w:val="0"/>
-          <w:lang w:eastAsia="es-PE"/>
-          <ns2:ligatures ns2:val="none"/>
-        </w:rPr>
+        <w:t>:</w:t>
         <w:tab/>
-      </w:r>
-      <w:r>
-        <w:rPr>
-          <w:rFonts w:ascii="Arial Narrow" w:eastAsia="Arial Narrow" w:hAnsi="Arial Narrow" w:cs="Arial Narrow"/>
-          <w:b/>
-          <w:color w:val="000000"/>
-          <w:kern w:val="0"/>
-          <w:lang w:eastAsia="es-PE"/>
-          <ns2:ligatures ns2:val="none"/>
-        </w:rPr>
-        <w:t xml:space="preserve"/>
-      </w:r>
-      <w:r>
-        <w:rPr>
-          <w:rFonts w:ascii="Arial Narrow" w:eastAsia="Arial Narrow" w:hAnsi="Arial Narrow" w:cs="Arial Narrow"/>
-          <w:b/>
-          <w:color w:val="000000"/>
-          <w:kern w:val="0"/>
-          <w:lang w:eastAsia="es-PE"/>
-          <ns2:ligatures ns2:val="none"/>
-        </w:rPr>
-        <w:t/>
-      </w:r>
-      <w:r>
-        <w:rPr>
-          <w:rFonts w:ascii="Arial Narrow" w:eastAsia="Arial Narrow" w:hAnsi="Arial Narrow" w:cs="Arial Narrow"/>
-          <w:b/>
-          <w:color w:val="000000"/>
-          <w:kern w:val="0"/>
-          <w:lang w:eastAsia="es-PE"/>
-          <ns2:ligatures ns2:val="none"/>
-        </w:rPr>
-        <w:t xml:space="preserve"/>
-      </w:r>
-      <w:r>
-        <w:rPr>
-          <w:rFonts w:ascii="Arial Narrow" w:eastAsia="Arial Narrow" w:hAnsi="Arial Narrow" w:cs="Arial Narrow"/>
-          <w:b/>
-          <w:color w:val="000000"/>
-          <w:kern w:val="0"/>
-          <w:lang w:eastAsia="es-PE"/>
-          <ns2:ligatures ns2:val="none"/>
-        </w:rPr>
-        <w:t/>
-      </w:r>
-    </w:p>
-    <w:p ns2:paraId="7037BAA8" ns2:textId="51E3E1C1">
+        <w:t xml:space="preserve">[DENUNCIANTE] (SEÑOR [APELLIDO])</w:t>
+      </w:r>
+    </w:p>
+    <w:p>
       <w:pPr>
         <w:tabs>
           <w:tab w:val="left" w:pos="1701"/>
@@ -204,17 +141,17 @@
           <w:color w:val="000000"/>
           <w:kern w:val="0"/>
           <w:lang w:eastAsia="es-PE"/>
-          <ns2:ligatures ns2:val="none"/>
-        </w:rPr>
-      </w:pPr>
-      <w:r>
-        <w:rPr>
-          <w:rFonts w:ascii="Arial Narrow" w:eastAsia="Arial Narrow" w:hAnsi="Arial Narrow" w:cs="Arial Narrow"/>
-          <w:b/>
-          <w:color w:val="000000"/>
-          <w:kern w:val="0"/>
-          <w:lang w:eastAsia="es-PE"/>
-          <ns2:ligatures ns2:val="none"/>
+          <w14:ligatures w14:val="none"/>
+        </w:rPr>
+      </w:pPr>
+      <w:r>
+        <w:rPr>
+          <w:rFonts w:ascii="Arial Narrow" w:eastAsia="Arial Narrow" w:hAnsi="Arial Narrow" w:cs="Arial Narrow"/>
+          <w:b/>
+          <w:color w:val="000000"/>
+          <w:kern w:val="0"/>
+          <w:lang w:eastAsia="es-PE"/>
+          <w14:ligatures w14:val="none"/>
         </w:rPr>
         <w:t>DENUNCIADO</w:t>
       </w:r>
@@ -225,7 +162,7 @@
           <w:color w:val="000000"/>
           <w:kern w:val="0"/>
           <w:lang w:eastAsia="es-PE"/>
-          <ns2:ligatures ns2:val="none"/>
+          <w14:ligatures w14:val="none"/>
         </w:rPr>
         <w:tab/>
         <w:t>:</w:t>
@@ -237,7 +174,7 @@
           <w:color w:val="000000"/>
           <w:kern w:val="0"/>
           <w:lang w:eastAsia="es-PE"/>
-          <ns2:ligatures ns2:val="none"/>
+          <w14:ligatures w14:val="none"/>
         </w:rPr>
         <w:tab/>
       </w:r>
@@ -248,7 +185,7 @@
           <w:color w:val="000000"/>
           <w:kern w:val="0"/>
           <w:lang w:eastAsia="es-PE"/>
-          <ns2:ligatures ns2:val="none"/>
+          <w14:ligatures w14:val="none"/>
         </w:rPr>
         <w:t xml:space="preserve">INTERSEGURO COMPAÑIA DE SEGUROS </w:t>
       </w:r>
@@ -259,7 +196,7 @@
           <w:color w:val="000000"/>
           <w:kern w:val="0"/>
           <w:lang w:eastAsia="es-PE"/>
-          <ns2:ligatures ns2:val="none"/>
+          <w14:ligatures w14:val="none"/>
         </w:rPr>
         <w:t>S.A. (</w:t>
       </w:r>
@@ -270,7 +207,7 @@
           <w:color w:val="000000"/>
           <w:kern w:val="0"/>
           <w:lang w:eastAsia="es-PE"/>
-          <ns2:ligatures ns2:val="none"/>
+          <w14:ligatures w14:val="none"/>
         </w:rPr>
         <w:t>INTERSEGURO</w:t>
       </w:r>
@@ -281,12 +218,12 @@
           <w:color w:val="000000"/>
           <w:kern w:val="0"/>
           <w:lang w:eastAsia="es-PE"/>
-          <ns2:ligatures ns2:val="none"/>
+          <w14:ligatures w14:val="none"/>
         </w:rPr>
         <w:t>)</w:t>
       </w:r>
     </w:p>
-    <w:p ns2:paraId="2500BC77" ns2:textId="77777777">
+    <w:p>
       <w:pPr>
         <w:tabs>
           <w:tab w:val="left" w:pos="1701"/>
@@ -301,17 +238,17 @@
           <w:color w:val="000000"/>
           <w:kern w:val="0"/>
           <w:lang w:eastAsia="es-PE"/>
-          <ns2:ligatures ns2:val="none"/>
-        </w:rPr>
-      </w:pPr>
-      <w:r>
-        <w:rPr>
-          <w:rFonts w:ascii="Arial Narrow" w:eastAsia="Arial Narrow" w:hAnsi="Arial Narrow" w:cs="Arial Narrow"/>
-          <w:b/>
-          <w:color w:val="000000"/>
-          <w:kern w:val="0"/>
-          <w:lang w:eastAsia="es-PE"/>
-          <ns2:ligatures ns2:val="none"/>
+          <w14:ligatures w14:val="none"/>
+        </w:rPr>
+      </w:pPr>
+      <w:r>
+        <w:rPr>
+          <w:rFonts w:ascii="Arial Narrow" w:eastAsia="Arial Narrow" w:hAnsi="Arial Narrow" w:cs="Arial Narrow"/>
+          <w:b/>
+          <w:color w:val="000000"/>
+          <w:kern w:val="0"/>
+          <w:lang w:eastAsia="es-PE"/>
+          <w14:ligatures w14:val="none"/>
         </w:rPr>
         <w:t>MATERIAS</w:t>
       </w:r>
@@ -322,7 +259,7 @@
           <w:color w:val="000000"/>
           <w:kern w:val="0"/>
           <w:lang w:eastAsia="es-PE"/>
-          <ns2:ligatures ns2:val="none"/>
+          <w14:ligatures w14:val="none"/>
         </w:rPr>
         <w:tab/>
         <w:t xml:space="preserve">: </w:t>
@@ -334,13 +271,13 @@
           <w:color w:val="000000"/>
           <w:kern w:val="0"/>
           <w:lang w:eastAsia="es-PE"/>
-          <ns2:ligatures ns2:val="none"/>
+          <w14:ligatures w14:val="none"/>
         </w:rPr>
         <w:tab/>
         <w:t>ADMISIÓN A TRÁMITE</w:t>
       </w:r>
     </w:p>
-    <w:p ns2:paraId="284AD768" ns2:textId="7828DE75">
+    <w:p>
       <w:pPr>
         <w:tabs>
           <w:tab w:val="left" w:pos="1701"/>
@@ -355,17 +292,17 @@
           <w:color w:val="000000"/>
           <w:kern w:val="0"/>
           <w:lang w:eastAsia="es-PE"/>
-          <ns2:ligatures ns2:val="none"/>
-        </w:rPr>
-      </w:pPr>
-      <w:r>
-        <w:rPr>
-          <w:rFonts w:ascii="Arial Narrow" w:eastAsia="Arial Narrow" w:hAnsi="Arial Narrow" w:cs="Arial Narrow"/>
-          <w:b/>
-          <w:color w:val="000000"/>
-          <w:kern w:val="0"/>
-          <w:lang w:eastAsia="es-PE"/>
-          <ns2:ligatures ns2:val="none"/>
+          <w14:ligatures w14:val="none"/>
+        </w:rPr>
+      </w:pPr>
+      <w:r>
+        <w:rPr>
+          <w:rFonts w:ascii="Arial Narrow" w:eastAsia="Arial Narrow" w:hAnsi="Arial Narrow" w:cs="Arial Narrow"/>
+          <w:b/>
+          <w:color w:val="000000"/>
+          <w:kern w:val="0"/>
+          <w:lang w:eastAsia="es-PE"/>
+          <w14:ligatures w14:val="none"/>
         </w:rPr>
         <w:t>REQUERIMIENTO DE INFORMACIÓN</w:t>
       </w:r>
@@ -376,12 +313,12 @@
           <w:color w:val="000000"/>
           <w:kern w:val="0"/>
           <w:lang w:eastAsia="es-PE"/>
-          <ns2:ligatures ns2:val="none"/>
+          <w14:ligatures w14:val="none"/>
         </w:rPr>
         <w:t xml:space="preserve"> </w:t>
       </w:r>
     </w:p>
-    <w:p ns2:paraId="5A3670C5" ns2:textId="139F0816">
+    <w:p>
       <w:pPr>
         <w:tabs>
           <w:tab w:val="left" w:pos="1701"/>
@@ -395,17 +332,17 @@
           <w:color w:val="000000"/>
           <w:kern w:val="0"/>
           <w:lang w:eastAsia="es-PE"/>
-          <ns2:ligatures ns2:val="none"/>
-        </w:rPr>
-      </w:pPr>
-      <w:r>
-        <w:rPr>
-          <w:rFonts w:ascii="Arial Narrow" w:eastAsia="Arial Narrow" w:hAnsi="Arial Narrow" w:cs="Arial Narrow"/>
-          <w:b/>
-          <w:color w:val="000000"/>
-          <w:kern w:val="0"/>
-          <w:lang w:eastAsia="es-PE"/>
-          <ns2:ligatures ns2:val="none"/>
+          <w14:ligatures w14:val="none"/>
+        </w:rPr>
+      </w:pPr>
+      <w:r>
+        <w:rPr>
+          <w:rFonts w:ascii="Arial Narrow" w:eastAsia="Arial Narrow" w:hAnsi="Arial Narrow" w:cs="Arial Narrow"/>
+          <w:b/>
+          <w:color w:val="000000"/>
+          <w:kern w:val="0"/>
+          <w:lang w:eastAsia="es-PE"/>
+          <w14:ligatures w14:val="none"/>
         </w:rPr>
         <w:t xml:space="preserve">RESOLUCIÓN </w:t>
       </w:r>
@@ -416,7 +353,7 @@
           <w:color w:val="000000"/>
           <w:kern w:val="0"/>
           <w:lang w:eastAsia="es-PE"/>
-          <ns2:ligatures ns2:val="none"/>
+          <w14:ligatures w14:val="none"/>
         </w:rPr>
         <w:tab/>
         <w:t>:</w:t>
@@ -428,7 +365,7 @@
           <w:color w:val="000000"/>
           <w:kern w:val="0"/>
           <w:lang w:eastAsia="es-PE"/>
-          <ns2:ligatures ns2:val="none"/>
+          <w14:ligatures w14:val="none"/>
         </w:rPr>
         <w:tab/>
       </w:r>
@@ -439,12 +376,12 @@
           <w:color w:val="000000"/>
           <w:kern w:val="0"/>
           <w:lang w:eastAsia="es-PE"/>
-          <ns2:ligatures ns2:val="none"/>
+          <w14:ligatures w14:val="none"/>
         </w:rPr>
         <w:t>1</w:t>
       </w:r>
     </w:p>
-    <w:p ns2:paraId="7591140C" ns2:textId="77777777">
+    <w:p>
       <w:pPr>
         <w:tabs>
           <w:tab w:val="left" w:pos="1014"/>
@@ -457,11 +394,11 @@
           <w:kern w:val="0"/>
           <w:shd w:val="clear" w:color="auto" w:fill="FFFFFF"/>
           <w:lang w:eastAsia="es-PE"/>
-          <ns2:ligatures ns2:val="none"/>
-        </w:rPr>
-      </w:pPr>
-    </w:p>
-    <w:p ns2:paraId="59BB126F" ns2:textId="47602D99">
+          <w14:ligatures w14:val="none"/>
+        </w:rPr>
+      </w:pPr>
+    </w:p>
+    <w:p>
       <w:pPr>
         <w:tabs>
           <w:tab w:val="left" w:pos="1014"/>
@@ -474,7 +411,7 @@
           <w:kern w:val="0"/>
           <w:shd w:val="clear" w:color="auto" w:fill="FFFFFF"/>
           <w:lang w:eastAsia="es-PE"/>
-          <ns2:ligatures ns2:val="none"/>
+          <w14:ligatures w14:val="none"/>
         </w:rPr>
       </w:pPr>
       <w:r>
@@ -484,7 +421,7 @@
           <w:kern w:val="0"/>
           <w:shd w:val="clear" w:color="auto" w:fill="FFFFFF"/>
           <w:lang w:eastAsia="es-PE"/>
-          <ns2:ligatures ns2:val="none"/>
+          <w14:ligatures w14:val="none"/>
         </w:rPr>
         <w:t xml:space="preserve">Lima, </w:t>
       </w:r>
@@ -495,7 +432,7 @@
           <w:kern w:val="0"/>
           <w:shd w:val="clear" w:color="auto" w:fill="FFFFFF"/>
           <w:lang w:eastAsia="es-PE"/>
-          <ns2:ligatures ns2:val="none"/>
+          <w14:ligatures w14:val="none"/>
         </w:rPr>
         <w:t xml:space="preserve">30 de mayo de 2025</w:t>
       </w:r>
@@ -506,7 +443,7 @@
           <w:kern w:val="0"/>
           <w:shd w:val="clear" w:color="auto" w:fill="FFFFFF"/>
           <w:lang w:eastAsia="es-PE"/>
-          <ns2:ligatures ns2:val="none"/>
+          <w14:ligatures w14:val="none"/>
         </w:rPr>
         <w:t xml:space="preserve"/>
       </w:r>
@@ -517,7 +454,7 @@
           <w:kern w:val="0"/>
           <w:shd w:val="clear" w:color="auto" w:fill="FFFFFF"/>
           <w:lang w:eastAsia="es-PE"/>
-          <ns2:ligatures ns2:val="none"/>
+          <w14:ligatures w14:val="none"/>
         </w:rPr>
         <w:t xml:space="preserve"/>
       </w:r>
@@ -528,7 +465,7 @@
           <w:kern w:val="0"/>
           <w:shd w:val="clear" w:color="auto" w:fill="FFFFFF"/>
           <w:lang w:eastAsia="es-PE"/>
-          <ns2:ligatures ns2:val="none"/>
+          <w14:ligatures w14:val="none"/>
         </w:rPr>
         <w:t xml:space="preserve"/>
       </w:r>
@@ -539,12 +476,12 @@
           <w:kern w:val="0"/>
           <w:shd w:val="clear" w:color="auto" w:fill="FFFFFF"/>
           <w:lang w:eastAsia="es-PE"/>
-          <ns2:ligatures ns2:val="none"/>
+          <w14:ligatures w14:val="none"/>
         </w:rPr>
         <w:t xml:space="preserve"/>
       </w:r>
     </w:p>
-    <w:p ns2:paraId="78BF12C0" ns2:textId="77777777">
+    <w:p>
       <w:pPr>
         <w:tabs>
           <w:tab w:val="left" w:pos="1014"/>
@@ -556,11 +493,11 @@
           <w:color w:val="000000"/>
           <w:kern w:val="0"/>
           <w:lang w:eastAsia="es-PE"/>
-          <ns2:ligatures ns2:val="none"/>
-        </w:rPr>
-      </w:pPr>
-    </w:p>
-    <w:p ns2:paraId="553F3534" ns2:textId="77777777">
+          <w14:ligatures w14:val="none"/>
+        </w:rPr>
+      </w:pPr>
+    </w:p>
+    <w:p>
       <w:pPr>
         <w:numPr>
           <w:ilvl w:val="0"/>
@@ -574,22 +511,22 @@
           <w:color w:val="000000"/>
           <w:kern w:val="0"/>
           <w:lang w:eastAsia="es-PE"/>
-          <ns2:ligatures ns2:val="none"/>
-        </w:rPr>
-      </w:pPr>
-      <w:r>
-        <w:rPr>
-          <w:rFonts w:ascii="Arial Narrow" w:eastAsia="Arial Narrow" w:hAnsi="Arial Narrow" w:cs="Arial Narrow"/>
-          <w:b/>
-          <w:color w:val="000000"/>
-          <w:kern w:val="0"/>
-          <w:lang w:eastAsia="es-PE"/>
-          <ns2:ligatures ns2:val="none"/>
+          <w14:ligatures w14:val="none"/>
+        </w:rPr>
+      </w:pPr>
+      <w:r>
+        <w:rPr>
+          <w:rFonts w:ascii="Arial Narrow" w:eastAsia="Arial Narrow" w:hAnsi="Arial Narrow" w:cs="Arial Narrow"/>
+          <w:b/>
+          <w:color w:val="000000"/>
+          <w:kern w:val="0"/>
+          <w:lang w:eastAsia="es-PE"/>
+          <w14:ligatures w14:val="none"/>
         </w:rPr>
         <w:t xml:space="preserve">HECHOS </w:t>
       </w:r>
     </w:p>
-    <w:p ns2:paraId="74E8E3A1" ns2:textId="77777777">
+    <w:p>
       <w:pPr>
         <w:spacing w:after="0" w:line="240" w:lineRule="auto"/>
         <w:jc w:val="both"/>
@@ -598,11 +535,11 @@
           <w:color w:val="000000"/>
           <w:kern w:val="0"/>
           <w:lang w:eastAsia="es-PE"/>
-          <ns2:ligatures ns2:val="none"/>
-        </w:rPr>
-      </w:pPr>
-    </w:p>
-    <w:p ns2:paraId="25718C3B" ns2:textId="4CEC645E">
+          <w14:ligatures w14:val="none"/>
+        </w:rPr>
+      </w:pPr>
+    </w:p>
+    <w:p>
       <w:pPr>
         <w:numPr>
           <w:ilvl w:val="1"/>
@@ -616,7 +553,7 @@
           <w:color w:val="000000"/>
           <w:kern w:val="0"/>
           <w:lang w:val="es-ES" w:eastAsia="es-ES"/>
-          <ns2:ligatures ns2:val="none"/>
+          <w14:ligatures w14:val="none"/>
         </w:rPr>
       </w:pPr>
       <w:r>
@@ -625,7 +562,7 @@
           <w:color w:val="000000"/>
           <w:kern w:val="0"/>
           <w:lang w:val="es-ES" w:eastAsia="es-ES"/>
-          <ns2:ligatures ns2:val="none"/>
+          <w14:ligatures w14:val="none"/>
         </w:rPr>
         <w:t xml:space="preserve">Mediante el escrito del 11 de marzo de 2025 el señor [APELLIDO] denunció a Interseguro por presuntas infracciones a la Ley 29571, Código de Protección y Defensa del Consumidor (en adelante, Código), señalando lo siguiente:</w:t>
       </w:r>
@@ -635,7 +572,7 @@
           <w:color w:val="000000"/>
           <w:kern w:val="0"/>
           <w:lang w:val="es-ES" w:eastAsia="es-ES"/>
-          <ns2:ligatures ns2:val="none"/>
+          <w14:ligatures w14:val="none"/>
         </w:rPr>
         <w:t xml:space="preserve"/>
       </w:r>
@@ -645,7 +582,7 @@
           <w:color w:val="000000"/>
           <w:kern w:val="0"/>
           <w:lang w:val="es-ES" w:eastAsia="es-ES"/>
-          <ns2:ligatures ns2:val="none"/>
+          <w14:ligatures w14:val="none"/>
         </w:rPr>
         <w:t/>
       </w:r>
@@ -657,7 +594,7 @@
           <w:kern w:val="0"/>
           <w:vertAlign w:val="superscript"/>
           <w:lang w:val="es-ES" w:eastAsia="es-ES"/>
-          <ns2:ligatures ns2:val="none"/>
+          <w14:ligatures w14:val="none"/>
         </w:rPr>
         <w:footnoteReference w:id="1"/>
       </w:r>
@@ -665,7 +602,7 @@
         <w:rPr>
           <w:rFonts w:ascii="Arial Narrow" w:eastAsia="Calibri" w:hAnsi="Arial Narrow" w:cs="Arial"/>
           <w:kern w:val="0"/>
-          <ns2:ligatures ns2:val="none"/>
+          <w14:ligatures w14:val="none"/>
         </w:rPr>
         <w:t xml:space="preserve"/>
       </w:r>
@@ -673,7 +610,7 @@
         <w:rPr>
           <w:rFonts w:ascii="Arial Narrow" w:eastAsia="Calibri" w:hAnsi="Arial Narrow" w:cs="Arial"/>
           <w:kern w:val="0"/>
-          <ns2:ligatures ns2:val="none"/>
+          <w14:ligatures w14:val="none"/>
         </w:rPr>
         <w:t/>
       </w:r>
@@ -681,7 +618,7 @@
         <w:rPr>
           <w:rFonts w:ascii="Arial Narrow" w:eastAsia="Calibri" w:hAnsi="Arial Narrow" w:cs="Arial"/>
           <w:kern w:val="0"/>
-          <ns2:ligatures ns2:val="none"/>
+          <w14:ligatures w14:val="none"/>
         </w:rPr>
         <w:t xml:space="preserve"/>
       </w:r>
@@ -689,7 +626,7 @@
         <w:rPr>
           <w:rFonts w:ascii="Arial Narrow" w:eastAsia="Calibri" w:hAnsi="Arial Narrow" w:cs="Arial"/>
           <w:kern w:val="0"/>
-          <ns2:ligatures ns2:val="none"/>
+          <w14:ligatures w14:val="none"/>
         </w:rPr>
         <w:t xml:space="preserve"/>
       </w:r>
@@ -698,7 +635,7 @@
         <w:rPr>
           <w:rFonts w:ascii="Arial Narrow" w:eastAsia="Calibri" w:hAnsi="Arial Narrow" w:cs="Arial"/>
           <w:kern w:val="0"/>
-          <ns2:ligatures ns2:val="none"/>
+          <w14:ligatures w14:val="none"/>
         </w:rPr>
         <w:t/>
       </w:r>
@@ -707,7 +644,7 @@
         <w:rPr>
           <w:rFonts w:ascii="Arial Narrow" w:eastAsia="Calibri" w:hAnsi="Arial Narrow" w:cs="Arial"/>
           <w:kern w:val="0"/>
-          <ns2:ligatures ns2:val="none"/>
+          <w14:ligatures w14:val="none"/>
         </w:rPr>
         <w:t xml:space="preserve"/>
       </w:r>
@@ -715,7 +652,7 @@
         <w:rPr>
           <w:rFonts w:ascii="Arial Narrow" w:eastAsia="Calibri" w:hAnsi="Arial Narrow" w:cs="Arial"/>
           <w:kern w:val="0"/>
-          <ns2:ligatures ns2:val="none"/>
+          <w14:ligatures w14:val="none"/>
         </w:rPr>
         <w:t/>
       </w:r>
@@ -725,7 +662,7 @@
           <w:color w:val="000000"/>
           <w:kern w:val="0"/>
           <w:lang w:val="es-ES" w:eastAsia="es-ES"/>
-          <ns2:ligatures ns2:val="none"/>
+          <w14:ligatures w14:val="none"/>
         </w:rPr>
         <w:t xml:space="preserve"/>
       </w:r>
@@ -736,7 +673,7 @@
           <w:color w:val="000000"/>
           <w:kern w:val="0"/>
           <w:lang w:val="es-ES" w:eastAsia="es-ES"/>
-          <ns2:ligatures ns2:val="none"/>
+          <w14:ligatures w14:val="none"/>
         </w:rPr>
         <w:t/>
       </w:r>
@@ -747,7 +684,7 @@
           <w:color w:val="000000"/>
           <w:kern w:val="0"/>
           <w:lang w:val="es-ES" w:eastAsia="es-ES"/>
-          <ns2:ligatures ns2:val="none"/>
+          <w14:ligatures w14:val="none"/>
         </w:rPr>
         <w:t xml:space="preserve"/>
       </w:r>
@@ -757,7 +694,7 @@
           <w:color w:val="000000"/>
           <w:kern w:val="0"/>
           <w:lang w:val="es-ES" w:eastAsia="es-ES"/>
-          <ns2:ligatures ns2:val="none"/>
+          <w14:ligatures w14:val="none"/>
         </w:rPr>
         <w:t/>
       </w:r>
@@ -767,7 +704,7 @@
           <w:color w:val="000000"/>
           <w:kern w:val="0"/>
           <w:lang w:val="es-ES" w:eastAsia="es-ES"/>
-          <ns2:ligatures ns2:val="none"/>
+          <w14:ligatures w14:val="none"/>
         </w:rPr>
         <w:t/>
       </w:r>
@@ -779,7 +716,7 @@
           <w:kern w:val="0"/>
           <w:vertAlign w:val="superscript"/>
           <w:lang w:val="es-ES" w:eastAsia="es-ES"/>
-          <ns2:ligatures ns2:val="none"/>
+          <w14:ligatures w14:val="none"/>
         </w:rPr>
         <w:footnoteReference w:id="2"/>
       </w:r>
@@ -789,7 +726,7 @@
           <w:color w:val="000000"/>
           <w:kern w:val="0"/>
           <w:lang w:val="es-ES" w:eastAsia="es-ES"/>
-          <ns2:ligatures ns2:val="none"/>
+          <w14:ligatures w14:val="none"/>
         </w:rPr>
         <w:t xml:space="preserve"/>
       </w:r>
@@ -800,12 +737,12 @@
           <w:color w:val="000000"/>
           <w:kern w:val="0"/>
           <w:lang w:val="es-ES" w:eastAsia="es-ES"/>
-          <ns2:ligatures ns2:val="none"/>
+          <w14:ligatures w14:val="none"/>
         </w:rPr>
         <w:t/>
       </w:r>
     </w:p>
-    <w:p ns2:paraId="101D66EA" ns2:textId="77777777">
+    <w:p>
       <w:pPr>
         <w:tabs>
           <w:tab w:val="left" w:pos="1134"/>
@@ -817,11 +754,11 @@
           <w:color w:val="000000"/>
           <w:kern w:val="0"/>
           <w:lang w:val="es-ES" w:eastAsia="es-ES"/>
-          <ns2:ligatures ns2:val="none"/>
-        </w:rPr>
-      </w:pPr>
-    </w:p>
-    <w:p ns2:paraId="2832DCBD" ns2:textId="2A5FBC5F">
+          <w14:ligatures w14:val="none"/>
+        </w:rPr>
+      </w:pPr>
+    </w:p>
+    <w:p>
       <w:pPr>
         <w:pStyle w:val="Prrafodelista"/>
         <w:numPr>
@@ -840,16 +777,16 @@
           <w:color w:val="000000"/>
           <w:kern w:val="0"/>
           <w:lang w:eastAsia="es-ES"/>
-          <ns2:ligatures ns2:val="none"/>
-        </w:rPr>
-      </w:pPr>
-      <w:r>
-        <w:rPr>
-          <w:rFonts w:ascii="Arial Narrow" w:eastAsia="Times New Roman" w:hAnsi="Arial Narrow" w:cs="Arial"/>
-          <w:color w:val="000000"/>
-          <w:kern w:val="0"/>
-          <w:lang w:eastAsia="es-ES"/>
-          <ns2:ligatures ns2:val="none"/>
+          <w14:ligatures w14:val="none"/>
+        </w:rPr>
+      </w:pPr>
+      <w:r>
+        <w:rPr>
+          <w:rFonts w:ascii="Arial Narrow" w:eastAsia="Times New Roman" w:hAnsi="Arial Narrow" w:cs="Arial"/>
+          <w:color w:val="000000"/>
+          <w:kern w:val="0"/>
+          <w:lang w:eastAsia="es-ES"/>
+          <w14:ligatures w14:val="none"/>
         </w:rPr>
         <w:t xml:space="preserve">El 19 de julio de 2024, contrató un servicio turístico con destino a las Cataratas de </w:t>
       </w:r>
@@ -860,7 +797,7 @@
           <w:color w:val="000000"/>
           <w:kern w:val="0"/>
           <w:lang w:eastAsia="es-ES"/>
-          <ns2:ligatures ns2:val="none"/>
+          <w14:ligatures w14:val="none"/>
         </w:rPr>
         <w:t>Gocta</w:t>
       </w:r>
@@ -871,7 +808,7 @@
           <w:color w:val="000000"/>
           <w:kern w:val="0"/>
           <w:lang w:eastAsia="es-ES"/>
-          <ns2:ligatures ns2:val="none"/>
+          <w14:ligatures w14:val="none"/>
         </w:rPr>
         <w:t xml:space="preserve">, en la ciudad de Chachapoyas, a través de una empresa dedicada a actividades turísticas. Para el cumplimiento del referido servicio, la empresa puso a disposición un vehículo particular, de marca Kia, color blanco, con </w:t>
       </w:r>
@@ -881,7 +818,7 @@
           <w:color w:val="000000"/>
           <w:kern w:val="0"/>
           <w:lang w:eastAsia="es-ES"/>
-          <ns2:ligatures ns2:val="none"/>
+          <w14:ligatures w14:val="none"/>
         </w:rPr>
         <w:t>P</w:t>
       </w:r>
@@ -891,7 +828,7 @@
           <w:color w:val="000000"/>
           <w:kern w:val="0"/>
           <w:lang w:eastAsia="es-ES"/>
-          <ns2:ligatures ns2:val="none"/>
+          <w14:ligatures w14:val="none"/>
         </w:rPr>
         <w:t xml:space="preserve">laca de </w:t>
       </w:r>
@@ -901,7 +838,7 @@
           <w:color w:val="000000"/>
           <w:kern w:val="0"/>
           <w:lang w:eastAsia="es-ES"/>
-          <ns2:ligatures ns2:val="none"/>
+          <w14:ligatures w14:val="none"/>
         </w:rPr>
         <w:t>R</w:t>
       </w:r>
@@ -911,7 +848,7 @@
           <w:color w:val="000000"/>
           <w:kern w:val="0"/>
           <w:lang w:eastAsia="es-ES"/>
-          <ns2:ligatures ns2:val="none"/>
+          <w14:ligatures w14:val="none"/>
         </w:rPr>
         <w:t xml:space="preserve">odaje CEK-267, conducido por una persona identificada como Luis Alberto Villanueva. El servicio turístico </w:t>
       </w:r>
@@ -921,7 +858,7 @@
           <w:color w:val="000000"/>
           <w:kern w:val="0"/>
           <w:lang w:eastAsia="es-ES"/>
-          <ns2:ligatures ns2:val="none"/>
+          <w14:ligatures w14:val="none"/>
         </w:rPr>
         <w:t xml:space="preserve">se realizó </w:t>
       </w:r>
@@ -931,12 +868,12 @@
           <w:color w:val="000000"/>
           <w:kern w:val="0"/>
           <w:lang w:eastAsia="es-ES"/>
-          <ns2:ligatures ns2:val="none"/>
+          <w14:ligatures w14:val="none"/>
         </w:rPr>
         <w:t xml:space="preserve">el 20 de julio de 2024 e incluyó el traslado del señor [APELLIDO] y tres personas más.</w:t>
       </w:r>
     </w:p>
-    <w:p ns2:paraId="7CEA0F0C" ns2:textId="77777777">
+    <w:p>
       <w:pPr>
         <w:pStyle w:val="Prrafodelista"/>
         <w:spacing w:after="0" w:line="240" w:lineRule="auto"/>
@@ -947,11 +884,11 @@
           <w:color w:val="000000"/>
           <w:kern w:val="0"/>
           <w:lang w:eastAsia="es-ES"/>
-          <ns2:ligatures ns2:val="none"/>
-        </w:rPr>
-      </w:pPr>
-    </w:p>
-    <w:p ns2:paraId="33C0B6D3" ns2:textId="22A21C60">
+          <w14:ligatures w14:val="none"/>
+        </w:rPr>
+      </w:pPr>
+    </w:p>
+    <w:p>
       <w:pPr>
         <w:pStyle w:val="Prrafodelista"/>
         <w:numPr>
@@ -970,16 +907,16 @@
           <w:color w:val="000000"/>
           <w:kern w:val="0"/>
           <w:lang w:eastAsia="es-ES"/>
-          <ns2:ligatures ns2:val="none"/>
-        </w:rPr>
-      </w:pPr>
-      <w:r>
-        <w:rPr>
-          <w:rFonts w:ascii="Arial Narrow" w:eastAsia="Times New Roman" w:hAnsi="Arial Narrow" w:cs="Arial"/>
-          <w:color w:val="000000"/>
-          <w:kern w:val="0"/>
-          <w:lang w:eastAsia="es-ES"/>
-          <ns2:ligatures ns2:val="none"/>
+          <w14:ligatures w14:val="none"/>
+        </w:rPr>
+      </w:pPr>
+      <w:r>
+        <w:rPr>
+          <w:rFonts w:ascii="Arial Narrow" w:eastAsia="Times New Roman" w:hAnsi="Arial Narrow" w:cs="Arial"/>
+          <w:color w:val="000000"/>
+          <w:kern w:val="0"/>
+          <w:lang w:eastAsia="es-ES"/>
+          <w14:ligatures w14:val="none"/>
         </w:rPr>
         <w:t>En esa fecha</w:t>
       </w:r>
@@ -989,7 +926,7 @@
           <w:color w:val="000000"/>
           <w:kern w:val="0"/>
           <w:lang w:eastAsia="es-ES"/>
-          <ns2:ligatures ns2:val="none"/>
+          <w14:ligatures w14:val="none"/>
         </w:rPr>
         <w:t xml:space="preserve">, durante el retorno desde las Cataratas de </w:t>
       </w:r>
@@ -1000,7 +937,7 @@
           <w:color w:val="000000"/>
           <w:kern w:val="0"/>
           <w:lang w:eastAsia="es-ES"/>
-          <ns2:ligatures ns2:val="none"/>
+          <w14:ligatures w14:val="none"/>
         </w:rPr>
         <w:t>Gocta</w:t>
       </w:r>
@@ -1011,7 +948,7 @@
           <w:color w:val="000000"/>
           <w:kern w:val="0"/>
           <w:lang w:eastAsia="es-ES"/>
-          <ns2:ligatures ns2:val="none"/>
+          <w14:ligatures w14:val="none"/>
         </w:rPr>
         <w:t xml:space="preserve"> hacia Chachapoyas, el vehículo mencionado fue impactado frontalmente por una camioneta de marca Toyota, la cual habría invadido el carril por el que transitaba el vehículo que </w:t>
       </w:r>
@@ -1021,7 +958,7 @@
           <w:color w:val="000000"/>
           <w:kern w:val="0"/>
           <w:lang w:eastAsia="es-ES"/>
-          <ns2:ligatures ns2:val="none"/>
+          <w14:ligatures w14:val="none"/>
         </w:rPr>
         <w:t xml:space="preserve">lo </w:t>
       </w:r>
@@ -1031,7 +968,7 @@
           <w:color w:val="000000"/>
           <w:kern w:val="0"/>
           <w:lang w:eastAsia="es-ES"/>
-          <ns2:ligatures ns2:val="none"/>
+          <w14:ligatures w14:val="none"/>
         </w:rPr>
         <w:t>transportaba. Como consecuencia del impacto, el vehículo de la empresa turística salió de la vía.</w:t>
       </w:r>
@@ -1041,7 +978,7 @@
           <w:color w:val="000000"/>
           <w:kern w:val="0"/>
           <w:lang w:eastAsia="es-ES"/>
-          <ns2:ligatures ns2:val="none"/>
+          <w14:ligatures w14:val="none"/>
         </w:rPr>
         <w:t xml:space="preserve"> </w:t>
       </w:r>
@@ -1051,7 +988,7 @@
           <w:color w:val="000000"/>
           <w:kern w:val="0"/>
           <w:lang w:eastAsia="es-ES"/>
-          <ns2:ligatures ns2:val="none"/>
+          <w14:ligatures w14:val="none"/>
         </w:rPr>
         <w:t>A raíz del accidente de tránsito, una de las personas que se encontraba en el asiento posterior, al centro y a</w:t>
       </w:r>
@@ -1061,7 +998,7 @@
           <w:color w:val="000000"/>
           <w:kern w:val="0"/>
           <w:lang w:eastAsia="es-ES"/>
-          <ns2:ligatures ns2:val="none"/>
+          <w14:ligatures w14:val="none"/>
         </w:rPr>
         <w:t xml:space="preserve"> su </w:t>
       </w:r>
@@ -1071,7 +1008,7 @@
           <w:color w:val="000000"/>
           <w:kern w:val="0"/>
           <w:lang w:eastAsia="es-ES"/>
-          <ns2:ligatures ns2:val="none"/>
+          <w14:ligatures w14:val="none"/>
         </w:rPr>
         <w:t>lado izquierdo, falleció</w:t>
       </w:r>
@@ -1081,7 +1018,7 @@
           <w:color w:val="000000"/>
           <w:kern w:val="0"/>
           <w:lang w:eastAsia="es-ES"/>
-          <ns2:ligatures ns2:val="none"/>
+          <w14:ligatures w14:val="none"/>
         </w:rPr>
         <w:t>; producto de ello,</w:t>
       </w:r>
@@ -1091,12 +1028,12 @@
           <w:color w:val="000000"/>
           <w:kern w:val="0"/>
           <w:lang w:eastAsia="es-ES"/>
-          <ns2:ligatures ns2:val="none"/>
+          <w14:ligatures w14:val="none"/>
         </w:rPr>
         <w:t xml:space="preserve"> resultó con diversas lesiones físicas, incluyendo fracturas en el tercio superior del fémur izquierdo, en el tercio medio de la mandíbula inferior y en la rama izquierda del maxilar inferior. </w:t>
       </w:r>
     </w:p>
-    <w:p ns2:paraId="033283EA" ns2:textId="77777777">
+    <w:p>
       <w:pPr>
         <w:pStyle w:val="Prrafodelista"/>
         <w:rPr>
@@ -1104,11 +1041,11 @@
           <w:color w:val="000000"/>
           <w:kern w:val="0"/>
           <w:lang w:eastAsia="es-ES"/>
-          <ns2:ligatures ns2:val="none"/>
-        </w:rPr>
-      </w:pPr>
-    </w:p>
-    <w:p ns2:paraId="7543E814" ns2:textId="3F9E376A">
+          <w14:ligatures w14:val="none"/>
+        </w:rPr>
+      </w:pPr>
+    </w:p>
+    <w:p>
       <w:pPr>
         <w:pStyle w:val="Prrafodelista"/>
         <w:numPr>
@@ -1127,16 +1064,16 @@
           <w:color w:val="000000"/>
           <w:kern w:val="0"/>
           <w:lang w:eastAsia="es-ES"/>
-          <ns2:ligatures ns2:val="none"/>
-        </w:rPr>
-      </w:pPr>
-      <w:r>
-        <w:rPr>
-          <w:rFonts w:ascii="Arial Narrow" w:eastAsia="Times New Roman" w:hAnsi="Arial Narrow" w:cs="Arial"/>
-          <w:color w:val="000000"/>
-          <w:kern w:val="0"/>
-          <w:lang w:eastAsia="es-ES"/>
-          <ns2:ligatures ns2:val="none"/>
+          <w14:ligatures w14:val="none"/>
+        </w:rPr>
+      </w:pPr>
+      <w:r>
+        <w:rPr>
+          <w:rFonts w:ascii="Arial Narrow" w:eastAsia="Times New Roman" w:hAnsi="Arial Narrow" w:cs="Arial"/>
+          <w:color w:val="000000"/>
+          <w:kern w:val="0"/>
+          <w:lang w:eastAsia="es-ES"/>
+          <w14:ligatures w14:val="none"/>
         </w:rPr>
         <w:t>Asimismo, presentó heridas en el cuero cabelludo, múltiples contusiones, hematomas, fracturas costales, hemorragia en la pierna izquierda y posterior pérdida de conciencia.</w:t>
       </w:r>
@@ -1146,7 +1083,7 @@
           <w:color w:val="000000"/>
           <w:kern w:val="0"/>
           <w:lang w:eastAsia="es-ES"/>
-          <ns2:ligatures ns2:val="none"/>
+          <w14:ligatures w14:val="none"/>
         </w:rPr>
         <w:t xml:space="preserve"> </w:t>
       </w:r>
@@ -1156,7 +1093,7 @@
           <w:color w:val="000000"/>
           <w:kern w:val="0"/>
           <w:lang w:eastAsia="es-ES"/>
-          <ns2:ligatures ns2:val="none"/>
+          <w14:ligatures w14:val="none"/>
         </w:rPr>
         <w:t>Posteriormente, fue trasladad</w:t>
       </w:r>
@@ -1166,7 +1103,7 @@
           <w:color w:val="000000"/>
           <w:kern w:val="0"/>
           <w:lang w:eastAsia="es-ES"/>
-          <ns2:ligatures ns2:val="none"/>
+          <w14:ligatures w14:val="none"/>
         </w:rPr>
         <w:t>o</w:t>
       </w:r>
@@ -1176,12 +1113,12 @@
           <w:color w:val="000000"/>
           <w:kern w:val="0"/>
           <w:lang w:eastAsia="es-ES"/>
-          <ns2:ligatures ns2:val="none"/>
+          <w14:ligatures w14:val="none"/>
         </w:rPr>
         <w:t xml:space="preserve"> al Hospital Regional Virgen de Fátima, en la ciudad de Chachapoyas, donde se le realizaron procedimientos médicos consistentes en la sutura del cuero cabelludo con trece puntos y la inmovilización del miembro inferior izquierdo mediante colocación de una bota de yeso, debido a edema severo en dicha extremidad. </w:t>
       </w:r>
     </w:p>
-    <w:p ns2:paraId="45D9AF5A" ns2:textId="77777777">
+    <w:p>
       <w:pPr>
         <w:pStyle w:val="Prrafodelista"/>
         <w:spacing w:after="0" w:line="240" w:lineRule="auto"/>
@@ -1192,11 +1129,11 @@
           <w:color w:val="000000"/>
           <w:kern w:val="0"/>
           <w:lang w:eastAsia="es-ES"/>
-          <ns2:ligatures ns2:val="none"/>
-        </w:rPr>
-      </w:pPr>
-    </w:p>
-    <w:p ns2:paraId="6345FC91" ns2:textId="48B5762B">
+          <w14:ligatures w14:val="none"/>
+        </w:rPr>
+      </w:pPr>
+    </w:p>
+    <w:p>
       <w:pPr>
         <w:pStyle w:val="Prrafodelista"/>
         <w:numPr>
@@ -1215,16 +1152,16 @@
           <w:color w:val="000000"/>
           <w:kern w:val="0"/>
           <w:lang w:eastAsia="es-ES"/>
-          <ns2:ligatures ns2:val="none"/>
-        </w:rPr>
-      </w:pPr>
-      <w:r>
-        <w:rPr>
-          <w:rFonts w:ascii="Arial Narrow" w:eastAsia="Times New Roman" w:hAnsi="Arial Narrow" w:cs="Arial"/>
-          <w:color w:val="000000"/>
-          <w:kern w:val="0"/>
-          <w:lang w:eastAsia="es-ES"/>
-          <ns2:ligatures ns2:val="none"/>
+          <w14:ligatures w14:val="none"/>
+        </w:rPr>
+      </w:pPr>
+      <w:r>
+        <w:rPr>
+          <w:rFonts w:ascii="Arial Narrow" w:eastAsia="Times New Roman" w:hAnsi="Arial Narrow" w:cs="Arial"/>
+          <w:color w:val="000000"/>
+          <w:kern w:val="0"/>
+          <w:lang w:eastAsia="es-ES"/>
+          <w14:ligatures w14:val="none"/>
         </w:rPr>
         <w:t xml:space="preserve">El 21 de julio de 2024, su padre, el señor [APELLIDO] [APELLIDO] Muro, arribó al establecimiento médico, sostuvo comunicación con el personal médico de guardia y recibió indicaciones sobre la necesidad de trasladar al paciente a la ciudad de Chiclayo, en atención a un proceso hemorrágico activo que habría requerido una incisión para permitir el drenaje. Ese mismo día, 21 de julio de 2024, su padre gestionó la referencia médica y contrató el servicio de ambulancia para efectuar el traslado, cuyo costo ascendió a S/ 3 000,00.</w:t>
       </w:r>
@@ -1234,7 +1171,7 @@
           <w:color w:val="000000"/>
           <w:kern w:val="0"/>
           <w:lang w:eastAsia="es-ES"/>
-          <ns2:ligatures ns2:val="none"/>
+          <w14:ligatures w14:val="none"/>
         </w:rPr>
         <w:t/>
       </w:r>
@@ -1244,7 +1181,7 @@
           <w:color w:val="000000"/>
           <w:kern w:val="0"/>
           <w:lang w:eastAsia="es-ES"/>
-          <ns2:ligatures ns2:val="none"/>
+          <w14:ligatures w14:val="none"/>
         </w:rPr>
         <w:t xml:space="preserve"/>
       </w:r>
@@ -1254,7 +1191,7 @@
           <w:color w:val="000000"/>
           <w:kern w:val="0"/>
           <w:lang w:eastAsia="es-ES"/>
-          <ns2:ligatures ns2:val="none"/>
+          <w14:ligatures w14:val="none"/>
         </w:rPr>
         <w:t/>
       </w:r>
@@ -1264,7 +1201,7 @@
           <w:color w:val="000000"/>
           <w:kern w:val="0"/>
           <w:lang w:eastAsia="es-ES"/>
-          <ns2:ligatures ns2:val="none"/>
+          <w14:ligatures w14:val="none"/>
         </w:rPr>
         <w:t xml:space="preserve"/>
       </w:r>
@@ -1275,7 +1212,7 @@
           <w:color w:val="000000"/>
           <w:kern w:val="0"/>
           <w:lang w:eastAsia="es-ES"/>
-          <ns2:ligatures ns2:val="none"/>
+          <w14:ligatures w14:val="none"/>
         </w:rPr>
         <w:t/>
       </w:r>
@@ -1286,7 +1223,7 @@
           <w:color w:val="000000"/>
           <w:kern w:val="0"/>
           <w:lang w:eastAsia="es-ES"/>
-          <ns2:ligatures ns2:val="none"/>
+          <w14:ligatures w14:val="none"/>
         </w:rPr>
         <w:t xml:space="preserve"/>
       </w:r>
@@ -1296,7 +1233,7 @@
           <w:color w:val="000000"/>
           <w:kern w:val="0"/>
           <w:lang w:eastAsia="es-ES"/>
-          <ns2:ligatures ns2:val="none"/>
+          <w14:ligatures w14:val="none"/>
         </w:rPr>
         <w:t xml:space="preserve"/>
       </w:r>
@@ -1306,7 +1243,7 @@
           <w:color w:val="000000"/>
           <w:kern w:val="0"/>
           <w:lang w:eastAsia="es-ES"/>
-          <ns2:ligatures ns2:val="none"/>
+          <w14:ligatures w14:val="none"/>
         </w:rPr>
         <w:t xml:space="preserve"/>
       </w:r>
@@ -1316,7 +1253,7 @@
           <w:color w:val="000000"/>
           <w:kern w:val="0"/>
           <w:lang w:eastAsia="es-ES"/>
-          <ns2:ligatures ns2:val="none"/>
+          <w14:ligatures w14:val="none"/>
         </w:rPr>
         <w:t/>
       </w:r>
@@ -1326,7 +1263,7 @@
           <w:color w:val="000000"/>
           <w:kern w:val="0"/>
           <w:lang w:eastAsia="es-ES"/>
-          <ns2:ligatures ns2:val="none"/>
+          <w14:ligatures w14:val="none"/>
         </w:rPr>
         <w:t xml:space="preserve"/>
       </w:r>
@@ -1336,7 +1273,7 @@
           <w:color w:val="000000"/>
           <w:kern w:val="0"/>
           <w:lang w:eastAsia="es-ES"/>
-          <ns2:ligatures ns2:val="none"/>
+          <w14:ligatures w14:val="none"/>
         </w:rPr>
         <w:t xml:space="preserve"/>
       </w:r>
@@ -1346,7 +1283,7 @@
           <w:color w:val="000000"/>
           <w:kern w:val="0"/>
           <w:lang w:eastAsia="es-ES"/>
-          <ns2:ligatures ns2:val="none"/>
+          <w14:ligatures w14:val="none"/>
         </w:rPr>
         <w:t/>
       </w:r>
@@ -1356,7 +1293,7 @@
           <w:color w:val="000000"/>
           <w:kern w:val="0"/>
           <w:lang w:eastAsia="es-ES"/>
-          <ns2:ligatures ns2:val="none"/>
+          <w14:ligatures w14:val="none"/>
         </w:rPr>
         <w:t/>
       </w:r>
@@ -1366,25 +1303,25 @@
           <w:color w:val="000000"/>
           <w:kern w:val="0"/>
           <w:lang w:eastAsia="es-ES"/>
-          <ns2:ligatures ns2:val="none"/>
+          <w14:ligatures w14:val="none"/>
         </w:rPr>
         <w:t/>
       </w:r>
     </w:p>
-    <w:p ns2:paraId="34D11B68" ns2:textId="77777777">
-      <w:pPr>
-        <w:spacing w:after="0" w:line="240" w:lineRule="auto"/>
-        <w:jc w:val="both"/>
-        <w:rPr>
-          <w:rFonts w:ascii="Arial Narrow" w:eastAsia="Times New Roman" w:hAnsi="Arial Narrow" w:cs="Arial"/>
-          <w:color w:val="000000"/>
-          <w:kern w:val="0"/>
-          <w:lang w:eastAsia="es-ES"/>
-          <ns2:ligatures ns2:val="none"/>
-        </w:rPr>
-      </w:pPr>
-    </w:p>
-    <w:p ns2:paraId="0EF744DC" ns2:textId="7483281C">
+    <w:p>
+      <w:pPr>
+        <w:spacing w:after="0" w:line="240" w:lineRule="auto"/>
+        <w:jc w:val="both"/>
+        <w:rPr>
+          <w:rFonts w:ascii="Arial Narrow" w:eastAsia="Times New Roman" w:hAnsi="Arial Narrow" w:cs="Arial"/>
+          <w:color w:val="000000"/>
+          <w:kern w:val="0"/>
+          <w:lang w:eastAsia="es-ES"/>
+          <w14:ligatures w14:val="none"/>
+        </w:rPr>
+      </w:pPr>
+    </w:p>
+    <w:p>
       <w:pPr>
         <w:pStyle w:val="Prrafodelista"/>
         <w:numPr>
@@ -1403,16 +1340,16 @@
           <w:color w:val="000000"/>
           <w:kern w:val="0"/>
           <w:lang w:eastAsia="es-ES"/>
-          <ns2:ligatures ns2:val="none"/>
-        </w:rPr>
-      </w:pPr>
-      <w:r>
-        <w:rPr>
-          <w:rFonts w:ascii="Arial Narrow" w:eastAsia="Times New Roman" w:hAnsi="Arial Narrow" w:cs="Arial"/>
-          <w:color w:val="000000"/>
-          <w:kern w:val="0"/>
-          <w:lang w:eastAsia="es-ES"/>
-          <ns2:ligatures ns2:val="none"/>
+          <w14:ligatures w14:val="none"/>
+        </w:rPr>
+      </w:pPr>
+      <w:r>
+        <w:rPr>
+          <w:rFonts w:ascii="Arial Narrow" w:eastAsia="Times New Roman" w:hAnsi="Arial Narrow" w:cs="Arial"/>
+          <w:color w:val="000000"/>
+          <w:kern w:val="0"/>
+          <w:lang w:eastAsia="es-ES"/>
+          <w14:ligatures w14:val="none"/>
         </w:rPr>
         <w:lastRenderedPageBreak/>
         <w:t xml:space="preserve">El 22 de julio de 2024, ingresó a la Clínica San Eduardo, ubicada en la ciudad de Chiclayo, y fue atendida por el médico Ronald Díaz </w:t>
@@ -1424,7 +1361,7 @@
           <w:color w:val="000000"/>
           <w:kern w:val="0"/>
           <w:lang w:eastAsia="es-ES"/>
-          <ns2:ligatures ns2:val="none"/>
+          <w14:ligatures w14:val="none"/>
         </w:rPr>
         <w:t>Díaz</w:t>
       </w:r>
@@ -1435,7 +1372,7 @@
           <w:color w:val="000000"/>
           <w:kern w:val="0"/>
           <w:lang w:eastAsia="es-ES"/>
-          <ns2:ligatures ns2:val="none"/>
+          <w14:ligatures w14:val="none"/>
         </w:rPr>
         <w:t>, quien realizó una intervención quirúrgica en la mandíbula inferior y rama izquierda del maxilar inferior en horas de la noche. Por dicho procedimiento se efectuó un pago ascendente a S/ 7</w:t>
       </w:r>
@@ -1445,7 +1382,7 @@
           <w:color w:val="000000"/>
           <w:kern w:val="0"/>
           <w:lang w:eastAsia="es-ES"/>
-          <ns2:ligatures ns2:val="none"/>
+          <w14:ligatures w14:val="none"/>
         </w:rPr>
         <w:t xml:space="preserve"> </w:t>
       </w:r>
@@ -1455,7 +1392,7 @@
           <w:color w:val="000000"/>
           <w:kern w:val="0"/>
           <w:lang w:eastAsia="es-ES"/>
-          <ns2:ligatures ns2:val="none"/>
+          <w14:ligatures w14:val="none"/>
         </w:rPr>
         <w:t>705</w:t>
       </w:r>
@@ -1465,7 +1402,7 @@
           <w:color w:val="000000"/>
           <w:kern w:val="0"/>
           <w:lang w:eastAsia="es-ES"/>
-          <ns2:ligatures ns2:val="none"/>
+          <w14:ligatures w14:val="none"/>
         </w:rPr>
         <w:t>,00</w:t>
       </w:r>
@@ -1475,25 +1412,25 @@
           <w:color w:val="000000"/>
           <w:kern w:val="0"/>
           <w:lang w:eastAsia="es-ES"/>
-          <ns2:ligatures ns2:val="none"/>
+          <w14:ligatures w14:val="none"/>
         </w:rPr>
         <w:t>.</w:t>
       </w:r>
     </w:p>
-    <w:p ns2:paraId="4394186A" ns2:textId="77777777">
-      <w:pPr>
-        <w:spacing w:after="0" w:line="240" w:lineRule="auto"/>
-        <w:jc w:val="both"/>
-        <w:rPr>
-          <w:rFonts w:ascii="Arial Narrow" w:eastAsia="Times New Roman" w:hAnsi="Arial Narrow" w:cs="Arial"/>
-          <w:color w:val="000000"/>
-          <w:kern w:val="0"/>
-          <w:lang w:eastAsia="es-ES"/>
-          <ns2:ligatures ns2:val="none"/>
-        </w:rPr>
-      </w:pPr>
-    </w:p>
-    <w:p ns2:paraId="3F195AE7" ns2:textId="3ABE1FA3">
+    <w:p>
+      <w:pPr>
+        <w:spacing w:after="0" w:line="240" w:lineRule="auto"/>
+        <w:jc w:val="both"/>
+        <w:rPr>
+          <w:rFonts w:ascii="Arial Narrow" w:eastAsia="Times New Roman" w:hAnsi="Arial Narrow" w:cs="Arial"/>
+          <w:color w:val="000000"/>
+          <w:kern w:val="0"/>
+          <w:lang w:eastAsia="es-ES"/>
+          <w14:ligatures w14:val="none"/>
+        </w:rPr>
+      </w:pPr>
+    </w:p>
+    <w:p>
       <w:pPr>
         <w:pStyle w:val="Prrafodelista"/>
         <w:numPr>
@@ -1512,16 +1449,16 @@
           <w:color w:val="000000"/>
           <w:kern w:val="0"/>
           <w:lang w:eastAsia="es-ES"/>
-          <ns2:ligatures ns2:val="none"/>
-        </w:rPr>
-      </w:pPr>
-      <w:r>
-        <w:rPr>
-          <w:rFonts w:ascii="Arial Narrow" w:eastAsia="Times New Roman" w:hAnsi="Arial Narrow" w:cs="Arial"/>
-          <w:color w:val="000000"/>
-          <w:kern w:val="0"/>
-          <w:lang w:eastAsia="es-ES"/>
-          <ns2:ligatures ns2:val="none"/>
+          <w14:ligatures w14:val="none"/>
+        </w:rPr>
+      </w:pPr>
+      <w:r>
+        <w:rPr>
+          <w:rFonts w:ascii="Arial Narrow" w:eastAsia="Times New Roman" w:hAnsi="Arial Narrow" w:cs="Arial"/>
+          <w:color w:val="000000"/>
+          <w:kern w:val="0"/>
+          <w:lang w:eastAsia="es-ES"/>
+          <w14:ligatures w14:val="none"/>
         </w:rPr>
         <w:t>El 24 de julio de 2024, fue sometid</w:t>
       </w:r>
@@ -1531,7 +1468,7 @@
           <w:color w:val="000000"/>
           <w:kern w:val="0"/>
           <w:lang w:eastAsia="es-ES"/>
-          <ns2:ligatures ns2:val="none"/>
+          <w14:ligatures w14:val="none"/>
         </w:rPr>
         <w:t>o</w:t>
       </w:r>
@@ -1541,7 +1478,7 @@
           <w:color w:val="000000"/>
           <w:kern w:val="0"/>
           <w:lang w:eastAsia="es-ES"/>
-          <ns2:ligatures ns2:val="none"/>
+          <w14:ligatures w14:val="none"/>
         </w:rPr>
         <w:t xml:space="preserve"> a una segunda intervención quirúrgica a cargo del traumatólogo Santiago Chung, luego de una interconsulta previa con un especialista en neurología, a quien se abonó la suma de S/ 100. Para la ejecución del procedimiento quirúrgico, se adquirió una unidad de paquete globular a través de la Clínica San Eduardo, proveniente del Hospital Regional de Lambayeque, por un monto de S/ 369</w:t>
       </w:r>
@@ -1551,7 +1488,7 @@
           <w:color w:val="000000"/>
           <w:kern w:val="0"/>
           <w:lang w:eastAsia="es-ES"/>
-          <ns2:ligatures ns2:val="none"/>
+          <w14:ligatures w14:val="none"/>
         </w:rPr>
         <w:t>,00</w:t>
       </w:r>
@@ -1561,7 +1498,7 @@
           <w:color w:val="000000"/>
           <w:kern w:val="0"/>
           <w:lang w:eastAsia="es-ES"/>
-          <ns2:ligatures ns2:val="none"/>
+          <w14:ligatures w14:val="none"/>
         </w:rPr>
         <w:t>. Por concepto de honorarios médicos del médico Chung, se pagaron S/ 10</w:t>
       </w:r>
@@ -1571,7 +1508,7 @@
           <w:color w:val="000000"/>
           <w:kern w:val="0"/>
           <w:lang w:eastAsia="es-ES"/>
-          <ns2:ligatures ns2:val="none"/>
+          <w14:ligatures w14:val="none"/>
         </w:rPr>
         <w:t xml:space="preserve"> </w:t>
       </w:r>
@@ -1581,7 +1518,7 @@
           <w:color w:val="000000"/>
           <w:kern w:val="0"/>
           <w:lang w:eastAsia="es-ES"/>
-          <ns2:ligatures ns2:val="none"/>
+          <w14:ligatures w14:val="none"/>
         </w:rPr>
         <w:t>000</w:t>
       </w:r>
@@ -1591,7 +1528,7 @@
           <w:color w:val="000000"/>
           <w:kern w:val="0"/>
           <w:lang w:eastAsia="es-ES"/>
-          <ns2:ligatures ns2:val="none"/>
+          <w14:ligatures w14:val="none"/>
         </w:rPr>
         <w:t>,00</w:t>
       </w:r>
@@ -1601,25 +1538,25 @@
           <w:color w:val="000000"/>
           <w:kern w:val="0"/>
           <w:lang w:eastAsia="es-ES"/>
-          <ns2:ligatures ns2:val="none"/>
+          <w14:ligatures w14:val="none"/>
         </w:rPr>
         <w:t>.</w:t>
       </w:r>
     </w:p>
-    <w:p ns2:paraId="005EFBBC" ns2:textId="77777777">
-      <w:pPr>
-        <w:spacing w:after="0" w:line="240" w:lineRule="auto"/>
-        <w:jc w:val="both"/>
-        <w:rPr>
-          <w:rFonts w:ascii="Arial Narrow" w:eastAsia="Times New Roman" w:hAnsi="Arial Narrow" w:cs="Arial"/>
-          <w:color w:val="000000"/>
-          <w:kern w:val="0"/>
-          <w:lang w:eastAsia="es-ES"/>
-          <ns2:ligatures ns2:val="none"/>
-        </w:rPr>
-      </w:pPr>
-    </w:p>
-    <w:p ns2:paraId="4AC1257C" ns2:textId="1E24ED9F">
+    <w:p>
+      <w:pPr>
+        <w:spacing w:after="0" w:line="240" w:lineRule="auto"/>
+        <w:jc w:val="both"/>
+        <w:rPr>
+          <w:rFonts w:ascii="Arial Narrow" w:eastAsia="Times New Roman" w:hAnsi="Arial Narrow" w:cs="Arial"/>
+          <w:color w:val="000000"/>
+          <w:kern w:val="0"/>
+          <w:lang w:eastAsia="es-ES"/>
+          <w14:ligatures w14:val="none"/>
+        </w:rPr>
+      </w:pPr>
+    </w:p>
+    <w:p>
       <w:pPr>
         <w:pStyle w:val="Prrafodelista"/>
         <w:numPr>
@@ -1638,16 +1575,16 @@
           <w:color w:val="000000"/>
           <w:kern w:val="0"/>
           <w:lang w:eastAsia="es-ES"/>
-          <ns2:ligatures ns2:val="none"/>
-        </w:rPr>
-      </w:pPr>
-      <w:r>
-        <w:rPr>
-          <w:rFonts w:ascii="Arial Narrow" w:eastAsia="Times New Roman" w:hAnsi="Arial Narrow" w:cs="Arial"/>
-          <w:color w:val="000000"/>
-          <w:kern w:val="0"/>
-          <w:lang w:eastAsia="es-ES"/>
-          <ns2:ligatures ns2:val="none"/>
+          <w14:ligatures w14:val="none"/>
+        </w:rPr>
+      </w:pPr>
+      <w:r>
+        <w:rPr>
+          <w:rFonts w:ascii="Arial Narrow" w:eastAsia="Times New Roman" w:hAnsi="Arial Narrow" w:cs="Arial"/>
+          <w:color w:val="000000"/>
+          <w:kern w:val="0"/>
+          <w:lang w:eastAsia="es-ES"/>
+          <w14:ligatures w14:val="none"/>
         </w:rPr>
         <w:t>El 25 de julio de 2024, fue dad</w:t>
       </w:r>
@@ -1657,7 +1594,7 @@
           <w:color w:val="000000"/>
           <w:kern w:val="0"/>
           <w:lang w:eastAsia="es-ES"/>
-          <ns2:ligatures ns2:val="none"/>
+          <w14:ligatures w14:val="none"/>
         </w:rPr>
         <w:t>o</w:t>
       </w:r>
@@ -1667,7 +1604,7 @@
           <w:color w:val="000000"/>
           <w:kern w:val="0"/>
           <w:lang w:eastAsia="es-ES"/>
-          <ns2:ligatures ns2:val="none"/>
+          <w14:ligatures w14:val="none"/>
         </w:rPr>
         <w:t xml:space="preserve"> de alta de la Clínica San Eduardo al mediodía. En esa oportunidad, el médico tratante sugirió la administración de una unidad adicional de sangre debido a una hemoglobina de 8.5 mg/</w:t>
       </w:r>
@@ -1678,7 +1615,7 @@
           <w:color w:val="000000"/>
           <w:kern w:val="0"/>
           <w:lang w:eastAsia="es-ES"/>
-          <ns2:ligatures ns2:val="none"/>
+          <w14:ligatures w14:val="none"/>
         </w:rPr>
         <w:t>dL</w:t>
       </w:r>
@@ -1689,7 +1626,7 @@
           <w:color w:val="000000"/>
           <w:kern w:val="0"/>
           <w:lang w:eastAsia="es-ES"/>
-          <ns2:ligatures ns2:val="none"/>
+          <w14:ligatures w14:val="none"/>
         </w:rPr>
         <w:t>. En consecuencia, fue trasladad</w:t>
       </w:r>
@@ -1699,7 +1636,7 @@
           <w:color w:val="000000"/>
           <w:kern w:val="0"/>
           <w:lang w:eastAsia="es-ES"/>
-          <ns2:ligatures ns2:val="none"/>
+          <w14:ligatures w14:val="none"/>
         </w:rPr>
         <w:t xml:space="preserve">o </w:t>
       </w:r>
@@ -1709,7 +1646,7 @@
           <w:color w:val="000000"/>
           <w:kern w:val="0"/>
           <w:lang w:eastAsia="es-ES"/>
-          <ns2:ligatures ns2:val="none"/>
+          <w14:ligatures w14:val="none"/>
         </w:rPr>
         <w:t>a su domicilio mediante una ambulancia particular, cuyo costo fue de S/ 100</w:t>
       </w:r>
@@ -1719,7 +1656,7 @@
           <w:color w:val="000000"/>
           <w:kern w:val="0"/>
           <w:lang w:eastAsia="es-ES"/>
-          <ns2:ligatures ns2:val="none"/>
+          <w14:ligatures w14:val="none"/>
         </w:rPr>
         <w:t>,00</w:t>
       </w:r>
@@ -1729,25 +1666,25 @@
           <w:color w:val="000000"/>
           <w:kern w:val="0"/>
           <w:lang w:eastAsia="es-ES"/>
-          <ns2:ligatures ns2:val="none"/>
+          <w14:ligatures w14:val="none"/>
         </w:rPr>
         <w:t>.</w:t>
       </w:r>
     </w:p>
-    <w:p ns2:paraId="61FF0709" ns2:textId="77777777">
-      <w:pPr>
-        <w:spacing w:after="0" w:line="240" w:lineRule="auto"/>
-        <w:jc w:val="both"/>
-        <w:rPr>
-          <w:rFonts w:ascii="Arial Narrow" w:eastAsia="Times New Roman" w:hAnsi="Arial Narrow" w:cs="Arial"/>
-          <w:color w:val="000000"/>
-          <w:kern w:val="0"/>
-          <w:lang w:eastAsia="es-ES"/>
-          <ns2:ligatures ns2:val="none"/>
-        </w:rPr>
-      </w:pPr>
-    </w:p>
-    <w:p ns2:paraId="0762FC6E" ns2:textId="36BEF165">
+    <w:p>
+      <w:pPr>
+        <w:spacing w:after="0" w:line="240" w:lineRule="auto"/>
+        <w:jc w:val="both"/>
+        <w:rPr>
+          <w:rFonts w:ascii="Arial Narrow" w:eastAsia="Times New Roman" w:hAnsi="Arial Narrow" w:cs="Arial"/>
+          <w:color w:val="000000"/>
+          <w:kern w:val="0"/>
+          <w:lang w:eastAsia="es-ES"/>
+          <w14:ligatures w14:val="none"/>
+        </w:rPr>
+      </w:pPr>
+    </w:p>
+    <w:p>
       <w:pPr>
         <w:pStyle w:val="Prrafodelista"/>
         <w:numPr>
@@ -1766,16 +1703,16 @@
           <w:color w:val="000000"/>
           <w:kern w:val="0"/>
           <w:lang w:eastAsia="es-ES"/>
-          <ns2:ligatures ns2:val="none"/>
-        </w:rPr>
-      </w:pPr>
-      <w:r>
-        <w:rPr>
-          <w:rFonts w:ascii="Arial Narrow" w:eastAsia="Times New Roman" w:hAnsi="Arial Narrow" w:cs="Arial"/>
-          <w:color w:val="000000"/>
-          <w:kern w:val="0"/>
-          <w:lang w:eastAsia="es-ES"/>
-          <ns2:ligatures ns2:val="none"/>
+          <w14:ligatures w14:val="none"/>
+        </w:rPr>
+      </w:pPr>
+      <w:r>
+        <w:rPr>
+          <w:rFonts w:ascii="Arial Narrow" w:eastAsia="Times New Roman" w:hAnsi="Arial Narrow" w:cs="Arial"/>
+          <w:color w:val="000000"/>
+          <w:kern w:val="0"/>
+          <w:lang w:eastAsia="es-ES"/>
+          <w14:ligatures w14:val="none"/>
         </w:rPr>
         <w:t>Durante el periodo de convalecencia en su domicilio</w:t>
       </w:r>
@@ -1785,7 +1722,7 @@
           <w:color w:val="000000"/>
           <w:kern w:val="0"/>
           <w:lang w:eastAsia="es-ES"/>
-          <ns2:ligatures ns2:val="none"/>
+          <w14:ligatures w14:val="none"/>
         </w:rPr>
         <w:t>,</w:t>
       </w:r>
@@ -1795,7 +1732,7 @@
           <w:color w:val="000000"/>
           <w:kern w:val="0"/>
           <w:lang w:eastAsia="es-ES"/>
-          <ns2:ligatures ns2:val="none"/>
+          <w14:ligatures w14:val="none"/>
         </w:rPr>
         <w:t xml:space="preserve"> recibió tratamiento que incluyó la administración de una unidad adicional de paquete globular, antibióticos prescritos por el especialista en traumatología</w:t>
       </w:r>
@@ -1805,7 +1742,7 @@
           <w:color w:val="000000"/>
           <w:kern w:val="0"/>
           <w:lang w:eastAsia="es-ES"/>
-          <ns2:ligatures ns2:val="none"/>
+          <w14:ligatures w14:val="none"/>
         </w:rPr>
         <w:t xml:space="preserve">, </w:t>
       </w:r>
@@ -1815,7 +1752,7 @@
           <w:color w:val="000000"/>
           <w:kern w:val="0"/>
           <w:lang w:eastAsia="es-ES"/>
-          <ns2:ligatures ns2:val="none"/>
+          <w14:ligatures w14:val="none"/>
         </w:rPr>
         <w:t>entre ellos, vancomicina. Finalizado dicho tratamiento, presentó un cuadro infeccioso en las vías urinarias, acompañado de fiebre persistente, que fue tratado luego de realizar un urocultivo y consultar con un especialista en urología. Como parte de este tratamiento se adquirieron 30 unidades de antibiótico meropenem.</w:t>
       </w:r>
@@ -1825,7 +1762,7 @@
           <w:color w:val="000000"/>
           <w:kern w:val="0"/>
           <w:lang w:eastAsia="es-ES"/>
-          <ns2:ligatures ns2:val="none"/>
+          <w14:ligatures w14:val="none"/>
         </w:rPr>
         <w:t xml:space="preserve"> </w:t>
       </w:r>
@@ -1835,7 +1772,7 @@
           <w:color w:val="000000"/>
           <w:kern w:val="0"/>
           <w:lang w:eastAsia="es-ES"/>
-          <ns2:ligatures ns2:val="none"/>
+          <w14:ligatures w14:val="none"/>
         </w:rPr>
         <w:t>Asimismo, durante el referido periodo, requirió los servicios de personal de salud para la atención domiciliaria, que incluyó asistencia de una cuidadora, atención de enfermería para canalización de vías periféricas, administración de medicamentos por vía endovenosa, colocación de sonda vesical, curaciones, alimentación especial, uso de pañales y productos de hidratación. El conjunto de dichos gastos ascendió a S/ 37</w:t>
       </w:r>
@@ -1845,7 +1782,7 @@
           <w:color w:val="000000"/>
           <w:kern w:val="0"/>
           <w:lang w:eastAsia="es-ES"/>
-          <ns2:ligatures ns2:val="none"/>
+          <w14:ligatures w14:val="none"/>
         </w:rPr>
         <w:t xml:space="preserve"> </w:t>
       </w:r>
@@ -1855,7 +1792,7 @@
           <w:color w:val="000000"/>
           <w:kern w:val="0"/>
           <w:lang w:eastAsia="es-ES"/>
-          <ns2:ligatures ns2:val="none"/>
+          <w14:ligatures w14:val="none"/>
         </w:rPr>
         <w:t>550</w:t>
       </w:r>
@@ -1865,7 +1802,7 @@
           <w:color w:val="000000"/>
           <w:kern w:val="0"/>
           <w:lang w:eastAsia="es-ES"/>
-          <ns2:ligatures ns2:val="none"/>
+          <w14:ligatures w14:val="none"/>
         </w:rPr>
         <w:t>,00</w:t>
       </w:r>
@@ -1875,25 +1812,25 @@
           <w:color w:val="000000"/>
           <w:kern w:val="0"/>
           <w:lang w:eastAsia="es-ES"/>
-          <ns2:ligatures ns2:val="none"/>
+          <w14:ligatures w14:val="none"/>
         </w:rPr>
         <w:t>.</w:t>
       </w:r>
     </w:p>
-    <w:p ns2:paraId="332586C2" ns2:textId="77777777">
-      <w:pPr>
-        <w:spacing w:after="0" w:line="240" w:lineRule="auto"/>
-        <w:jc w:val="both"/>
-        <w:rPr>
-          <w:rFonts w:ascii="Arial Narrow" w:eastAsia="Times New Roman" w:hAnsi="Arial Narrow" w:cs="Arial"/>
-          <w:color w:val="000000"/>
-          <w:kern w:val="0"/>
-          <w:lang w:eastAsia="es-ES"/>
-          <ns2:ligatures ns2:val="none"/>
-        </w:rPr>
-      </w:pPr>
-    </w:p>
-    <w:p ns2:paraId="7B7AC0D4" ns2:textId="470245B9">
+    <w:p>
+      <w:pPr>
+        <w:spacing w:after="0" w:line="240" w:lineRule="auto"/>
+        <w:jc w:val="both"/>
+        <w:rPr>
+          <w:rFonts w:ascii="Arial Narrow" w:eastAsia="Times New Roman" w:hAnsi="Arial Narrow" w:cs="Arial"/>
+          <w:color w:val="000000"/>
+          <w:kern w:val="0"/>
+          <w:lang w:eastAsia="es-ES"/>
+          <w14:ligatures w14:val="none"/>
+        </w:rPr>
+      </w:pPr>
+    </w:p>
+    <w:p>
       <w:pPr>
         <w:pStyle w:val="Prrafodelista"/>
         <w:numPr>
@@ -1912,16 +1849,16 @@
           <w:color w:val="000000"/>
           <w:kern w:val="0"/>
           <w:lang w:eastAsia="es-ES"/>
-          <ns2:ligatures ns2:val="none"/>
-        </w:rPr>
-      </w:pPr>
-      <w:r>
-        <w:rPr>
-          <w:rFonts w:ascii="Arial Narrow" w:eastAsia="Times New Roman" w:hAnsi="Arial Narrow" w:cs="Arial"/>
-          <w:color w:val="000000"/>
-          <w:kern w:val="0"/>
-          <w:lang w:eastAsia="es-ES"/>
-          <ns2:ligatures ns2:val="none"/>
+          <w14:ligatures w14:val="none"/>
+        </w:rPr>
+      </w:pPr>
+      <w:r>
+        <w:rPr>
+          <w:rFonts w:ascii="Arial Narrow" w:eastAsia="Times New Roman" w:hAnsi="Arial Narrow" w:cs="Arial"/>
+          <w:color w:val="000000"/>
+          <w:kern w:val="0"/>
+          <w:lang w:eastAsia="es-ES"/>
+          <w14:ligatures w14:val="none"/>
         </w:rPr>
         <w:t xml:space="preserve">El 23 de octubre de 2024, presentó ante </w:t>
       </w:r>
@@ -1932,7 +1869,7 @@
           <w:color w:val="000000"/>
           <w:kern w:val="0"/>
           <w:lang w:eastAsia="es-ES"/>
-          <ns2:ligatures ns2:val="none"/>
+          <w14:ligatures w14:val="none"/>
         </w:rPr>
         <w:t>Interseguro</w:t>
       </w:r>
@@ -1943,7 +1880,7 @@
           <w:color w:val="000000"/>
           <w:kern w:val="0"/>
           <w:lang w:eastAsia="es-ES"/>
-          <ns2:ligatures ns2:val="none"/>
+          <w14:ligatures w14:val="none"/>
         </w:rPr>
         <w:t xml:space="preserve"> la documentación referida a gastos médicos, denuncia policial y comprobantes de pago mediante la solicitud registrada bajo el código CIS_A70873, solicitando el reembolso por un total de S/ 23</w:t>
       </w:r>
@@ -1953,7 +1890,7 @@
           <w:color w:val="000000"/>
           <w:kern w:val="0"/>
           <w:lang w:eastAsia="es-ES"/>
-          <ns2:ligatures ns2:val="none"/>
+          <w14:ligatures w14:val="none"/>
         </w:rPr>
         <w:t xml:space="preserve"> </w:t>
       </w:r>
@@ -1963,7 +1900,7 @@
           <w:color w:val="000000"/>
           <w:kern w:val="0"/>
           <w:lang w:eastAsia="es-ES"/>
-          <ns2:ligatures ns2:val="none"/>
+          <w14:ligatures w14:val="none"/>
         </w:rPr>
         <w:t>277</w:t>
       </w:r>
@@ -1973,7 +1910,7 @@
           <w:color w:val="000000"/>
           <w:kern w:val="0"/>
           <w:lang w:eastAsia="es-ES"/>
-          <ns2:ligatures ns2:val="none"/>
+          <w14:ligatures w14:val="none"/>
         </w:rPr>
         <w:t>,00</w:t>
       </w:r>
@@ -1983,25 +1920,25 @@
           <w:color w:val="000000"/>
           <w:kern w:val="0"/>
           <w:lang w:eastAsia="es-ES"/>
-          <ns2:ligatures ns2:val="none"/>
+          <w14:ligatures w14:val="none"/>
         </w:rPr>
         <w:t>.</w:t>
       </w:r>
     </w:p>
-    <w:p ns2:paraId="64032759" ns2:textId="77777777">
-      <w:pPr>
-        <w:spacing w:after="0" w:line="240" w:lineRule="auto"/>
-        <w:jc w:val="both"/>
-        <w:rPr>
-          <w:rFonts w:ascii="Arial Narrow" w:eastAsia="Times New Roman" w:hAnsi="Arial Narrow" w:cs="Arial"/>
-          <w:color w:val="000000"/>
-          <w:kern w:val="0"/>
-          <w:lang w:eastAsia="es-ES"/>
-          <ns2:ligatures ns2:val="none"/>
-        </w:rPr>
-      </w:pPr>
-    </w:p>
-    <w:p ns2:paraId="2F44800D" ns2:textId="77777777">
+    <w:p>
+      <w:pPr>
+        <w:spacing w:after="0" w:line="240" w:lineRule="auto"/>
+        <w:jc w:val="both"/>
+        <w:rPr>
+          <w:rFonts w:ascii="Arial Narrow" w:eastAsia="Times New Roman" w:hAnsi="Arial Narrow" w:cs="Arial"/>
+          <w:color w:val="000000"/>
+          <w:kern w:val="0"/>
+          <w:lang w:eastAsia="es-ES"/>
+          <w14:ligatures w14:val="none"/>
+        </w:rPr>
+      </w:pPr>
+    </w:p>
+    <w:p>
       <w:pPr>
         <w:pStyle w:val="Prrafodelista"/>
         <w:numPr>
@@ -2020,16 +1957,16 @@
           <w:color w:val="000000"/>
           <w:kern w:val="0"/>
           <w:lang w:eastAsia="es-ES"/>
-          <ns2:ligatures ns2:val="none"/>
-        </w:rPr>
-      </w:pPr>
-      <w:r>
-        <w:rPr>
-          <w:rFonts w:ascii="Arial Narrow" w:eastAsia="Times New Roman" w:hAnsi="Arial Narrow" w:cs="Arial"/>
-          <w:color w:val="000000"/>
-          <w:kern w:val="0"/>
-          <w:lang w:eastAsia="es-ES"/>
-          <ns2:ligatures ns2:val="none"/>
+          <w14:ligatures w14:val="none"/>
+        </w:rPr>
+      </w:pPr>
+      <w:r>
+        <w:rPr>
+          <w:rFonts w:ascii="Arial Narrow" w:eastAsia="Times New Roman" w:hAnsi="Arial Narrow" w:cs="Arial"/>
+          <w:color w:val="000000"/>
+          <w:kern w:val="0"/>
+          <w:lang w:eastAsia="es-ES"/>
+          <w14:ligatures w14:val="none"/>
         </w:rPr>
         <w:t xml:space="preserve">El 2 de noviembre de 2024, </w:t>
       </w:r>
@@ -2040,7 +1977,7 @@
           <w:color w:val="000000"/>
           <w:kern w:val="0"/>
           <w:lang w:eastAsia="es-ES"/>
-          <ns2:ligatures ns2:val="none"/>
+          <w14:ligatures w14:val="none"/>
         </w:rPr>
         <w:t>Interseguro</w:t>
       </w:r>
@@ -2051,25 +1988,25 @@
           <w:color w:val="000000"/>
           <w:kern w:val="0"/>
           <w:lang w:eastAsia="es-ES"/>
-          <ns2:ligatures ns2:val="none"/>
+          <w14:ligatures w14:val="none"/>
         </w:rPr>
         <w:t xml:space="preserve"> emitió el documento identificado como GOT-SIN-2526-2024, mediante el cual observó la solicitud presentada y requirió la remisión de documentación adicional, entre la que se encontraba: hoja de referencia de traslado del paciente, documentos con valor tributario, historia clínica de la Clínica San Eduardo, órdenes e informes de exámenes radiológicos, imágenes pre y post operatorias del material de osteosíntesis, reporte operatorio, evolución clínica, orden médica del material y guía de remisión correspondiente.</w:t>
       </w:r>
     </w:p>
-    <w:p ns2:paraId="68804551" ns2:textId="77777777">
-      <w:pPr>
-        <w:spacing w:after="0" w:line="240" w:lineRule="auto"/>
-        <w:jc w:val="both"/>
-        <w:rPr>
-          <w:rFonts w:ascii="Arial Narrow" w:eastAsia="Times New Roman" w:hAnsi="Arial Narrow" w:cs="Arial"/>
-          <w:color w:val="000000"/>
-          <w:kern w:val="0"/>
-          <w:lang w:eastAsia="es-ES"/>
-          <ns2:ligatures ns2:val="none"/>
-        </w:rPr>
-      </w:pPr>
-    </w:p>
-    <w:p ns2:paraId="71F13016" ns2:textId="4B11BFBF">
+    <w:p>
+      <w:pPr>
+        <w:spacing w:after="0" w:line="240" w:lineRule="auto"/>
+        <w:jc w:val="both"/>
+        <w:rPr>
+          <w:rFonts w:ascii="Arial Narrow" w:eastAsia="Times New Roman" w:hAnsi="Arial Narrow" w:cs="Arial"/>
+          <w:color w:val="000000"/>
+          <w:kern w:val="0"/>
+          <w:lang w:eastAsia="es-ES"/>
+          <w14:ligatures w14:val="none"/>
+        </w:rPr>
+      </w:pPr>
+    </w:p>
+    <w:p>
       <w:pPr>
         <w:pStyle w:val="Prrafodelista"/>
         <w:numPr>
@@ -2088,16 +2025,16 @@
           <w:color w:val="000000"/>
           <w:kern w:val="0"/>
           <w:lang w:eastAsia="es-ES"/>
-          <ns2:ligatures ns2:val="none"/>
-        </w:rPr>
-      </w:pPr>
-      <w:r>
-        <w:rPr>
-          <w:rFonts w:ascii="Arial Narrow" w:eastAsia="Times New Roman" w:hAnsi="Arial Narrow" w:cs="Arial"/>
-          <w:color w:val="000000"/>
-          <w:kern w:val="0"/>
-          <w:lang w:eastAsia="es-ES"/>
-          <ns2:ligatures ns2:val="none"/>
+          <w14:ligatures w14:val="none"/>
+        </w:rPr>
+      </w:pPr>
+      <w:r>
+        <w:rPr>
+          <w:rFonts w:ascii="Arial Narrow" w:eastAsia="Times New Roman" w:hAnsi="Arial Narrow" w:cs="Arial"/>
+          <w:color w:val="000000"/>
+          <w:kern w:val="0"/>
+          <w:lang w:eastAsia="es-ES"/>
+          <w14:ligatures w14:val="none"/>
         </w:rPr>
         <w:t xml:space="preserve">En atención al requerimiento efectuado, recopiló y remitió la documentación solicitada, la cual incluyó además una tomografía </w:t>
       </w:r>
@@ -2108,7 +2045,7 @@
           <w:color w:val="000000"/>
           <w:kern w:val="0"/>
           <w:lang w:eastAsia="es-ES"/>
-          <ns2:ligatures ns2:val="none"/>
+          <w14:ligatures w14:val="none"/>
         </w:rPr>
         <w:t>macizofacial</w:t>
       </w:r>
@@ -2119,7 +2056,7 @@
           <w:color w:val="000000"/>
           <w:kern w:val="0"/>
           <w:lang w:eastAsia="es-ES"/>
-          <ns2:ligatures ns2:val="none"/>
+          <w14:ligatures w14:val="none"/>
         </w:rPr>
         <w:t xml:space="preserve"> sin contraste con reconstrucción en 3D indicada por el </w:t>
       </w:r>
@@ -2129,7 +2066,7 @@
           <w:color w:val="000000"/>
           <w:kern w:val="0"/>
           <w:lang w:eastAsia="es-ES"/>
-          <ns2:ligatures ns2:val="none"/>
+          <w14:ligatures w14:val="none"/>
         </w:rPr>
         <w:t xml:space="preserve">médico </w:t>
       </w:r>
@@ -2139,7 +2076,7 @@
           <w:color w:val="000000"/>
           <w:kern w:val="0"/>
           <w:lang w:eastAsia="es-ES"/>
-          <ns2:ligatures ns2:val="none"/>
+          <w14:ligatures w14:val="none"/>
         </w:rPr>
         <w:t xml:space="preserve">Ronald Díaz </w:t>
       </w:r>
@@ -2150,7 +2087,7 @@
           <w:color w:val="000000"/>
           <w:kern w:val="0"/>
           <w:lang w:eastAsia="es-ES"/>
-          <ns2:ligatures ns2:val="none"/>
+          <w14:ligatures w14:val="none"/>
         </w:rPr>
         <w:t>Díaz</w:t>
       </w:r>
@@ -2161,7 +2098,7 @@
           <w:color w:val="000000"/>
           <w:kern w:val="0"/>
           <w:lang w:eastAsia="es-ES"/>
-          <ns2:ligatures ns2:val="none"/>
+          <w14:ligatures w14:val="none"/>
         </w:rPr>
         <w:t>, una radiografía a domicilio del fémur izquierdo y el costo de la historia clínica. Sumados a la solicitud inicial</w:t>
       </w:r>
@@ -2171,7 +2108,7 @@
           <w:color w:val="000000"/>
           <w:kern w:val="0"/>
           <w:lang w:eastAsia="es-ES"/>
-          <ns2:ligatures ns2:val="none"/>
+          <w14:ligatures w14:val="none"/>
         </w:rPr>
         <w:t xml:space="preserve"> del 23 de octubre de 2024</w:t>
       </w:r>
@@ -2181,7 +2118,7 @@
           <w:color w:val="000000"/>
           <w:kern w:val="0"/>
           <w:lang w:eastAsia="es-ES"/>
-          <ns2:ligatures ns2:val="none"/>
+          <w14:ligatures w14:val="none"/>
         </w:rPr>
         <w:t>, el monto total ascendió a S/ 23</w:t>
       </w:r>
@@ -2191,7 +2128,7 @@
           <w:color w:val="000000"/>
           <w:kern w:val="0"/>
           <w:lang w:eastAsia="es-ES"/>
-          <ns2:ligatures ns2:val="none"/>
+          <w14:ligatures w14:val="none"/>
         </w:rPr>
         <w:t xml:space="preserve"> </w:t>
       </w:r>
@@ -2201,7 +2138,7 @@
           <w:color w:val="000000"/>
           <w:kern w:val="0"/>
           <w:lang w:eastAsia="es-ES"/>
-          <ns2:ligatures ns2:val="none"/>
+          <w14:ligatures w14:val="none"/>
         </w:rPr>
         <w:t>932</w:t>
       </w:r>
@@ -2211,7 +2148,7 @@
           <w:color w:val="000000"/>
           <w:kern w:val="0"/>
           <w:lang w:eastAsia="es-ES"/>
-          <ns2:ligatures ns2:val="none"/>
+          <w14:ligatures w14:val="none"/>
         </w:rPr>
         <w:t>, 00</w:t>
       </w:r>
@@ -2221,25 +2158,25 @@
           <w:color w:val="000000"/>
           <w:kern w:val="0"/>
           <w:lang w:eastAsia="es-ES"/>
-          <ns2:ligatures ns2:val="none"/>
+          <w14:ligatures w14:val="none"/>
         </w:rPr>
         <w:t>.</w:t>
       </w:r>
     </w:p>
-    <w:p ns2:paraId="7C9F2AD8" ns2:textId="77777777">
-      <w:pPr>
-        <w:spacing w:after="0" w:line="240" w:lineRule="auto"/>
-        <w:jc w:val="both"/>
-        <w:rPr>
-          <w:rFonts w:ascii="Arial Narrow" w:eastAsia="Times New Roman" w:hAnsi="Arial Narrow" w:cs="Arial"/>
-          <w:color w:val="000000"/>
-          <w:kern w:val="0"/>
-          <w:lang w:eastAsia="es-ES"/>
-          <ns2:ligatures ns2:val="none"/>
-        </w:rPr>
-      </w:pPr>
-    </w:p>
-    <w:p ns2:paraId="4CCEB321" ns2:textId="6DE0F87A">
+    <w:p>
+      <w:pPr>
+        <w:spacing w:after="0" w:line="240" w:lineRule="auto"/>
+        <w:jc w:val="both"/>
+        <w:rPr>
+          <w:rFonts w:ascii="Arial Narrow" w:eastAsia="Times New Roman" w:hAnsi="Arial Narrow" w:cs="Arial"/>
+          <w:color w:val="000000"/>
+          <w:kern w:val="0"/>
+          <w:lang w:eastAsia="es-ES"/>
+          <w14:ligatures w14:val="none"/>
+        </w:rPr>
+      </w:pPr>
+    </w:p>
+    <w:p>
       <w:pPr>
         <w:pStyle w:val="Prrafodelista"/>
         <w:numPr>
@@ -2258,16 +2195,16 @@
           <w:color w:val="000000"/>
           <w:kern w:val="0"/>
           <w:lang w:eastAsia="es-ES"/>
-          <ns2:ligatures ns2:val="none"/>
-        </w:rPr>
-      </w:pPr>
-      <w:r>
-        <w:rPr>
-          <w:rFonts w:ascii="Arial Narrow" w:eastAsia="Times New Roman" w:hAnsi="Arial Narrow" w:cs="Arial"/>
-          <w:color w:val="000000"/>
-          <w:kern w:val="0"/>
-          <w:lang w:eastAsia="es-ES"/>
-          <ns2:ligatures ns2:val="none"/>
+          <w14:ligatures w14:val="none"/>
+        </w:rPr>
+      </w:pPr>
+      <w:r>
+        <w:rPr>
+          <w:rFonts w:ascii="Arial Narrow" w:eastAsia="Times New Roman" w:hAnsi="Arial Narrow" w:cs="Arial"/>
+          <w:color w:val="000000"/>
+          <w:kern w:val="0"/>
+          <w:lang w:eastAsia="es-ES"/>
+          <w14:ligatures w14:val="none"/>
         </w:rPr>
         <w:t xml:space="preserve">El 6 de enero de 2025, </w:t>
       </w:r>
@@ -2277,7 +2214,7 @@
           <w:color w:val="000000"/>
           <w:kern w:val="0"/>
           <w:lang w:eastAsia="es-ES"/>
-          <ns2:ligatures ns2:val="none"/>
+          <w14:ligatures w14:val="none"/>
         </w:rPr>
         <w:t xml:space="preserve">luego de </w:t>
       </w:r>
@@ -2287,7 +2224,7 @@
           <w:color w:val="000000"/>
           <w:kern w:val="0"/>
           <w:lang w:eastAsia="es-ES"/>
-          <ns2:ligatures ns2:val="none"/>
+          <w14:ligatures w14:val="none"/>
         </w:rPr>
         <w:t xml:space="preserve">múltiples intentos de envío, logró cargar satisfactoriamente la </w:t>
       </w:r>
@@ -2297,25 +2234,25 @@
           <w:color w:val="000000"/>
           <w:kern w:val="0"/>
           <w:lang w:eastAsia="es-ES"/>
-          <ns2:ligatures ns2:val="none"/>
+          <w14:ligatures w14:val="none"/>
         </w:rPr>
         <w:t>documentación solicitada en el portal digital de la aseguradora, con el apoyo de una representante de la empresa identificada como Tania Quispe. Esta fue aceptada mediante la solicitud CIS_A75163.</w:t>
       </w:r>
     </w:p>
-    <w:p ns2:paraId="5A15165B" ns2:textId="77777777">
-      <w:pPr>
-        <w:spacing w:after="0" w:line="240" w:lineRule="auto"/>
-        <w:jc w:val="both"/>
-        <w:rPr>
-          <w:rFonts w:ascii="Arial Narrow" w:eastAsia="Times New Roman" w:hAnsi="Arial Narrow" w:cs="Arial"/>
-          <w:color w:val="000000"/>
-          <w:kern w:val="0"/>
-          <w:lang w:eastAsia="es-ES"/>
-          <ns2:ligatures ns2:val="none"/>
-        </w:rPr>
-      </w:pPr>
-    </w:p>
-    <w:p ns2:paraId="0922ED1B" ns2:textId="29BEBA0D">
+    <w:p>
+      <w:pPr>
+        <w:spacing w:after="0" w:line="240" w:lineRule="auto"/>
+        <w:jc w:val="both"/>
+        <w:rPr>
+          <w:rFonts w:ascii="Arial Narrow" w:eastAsia="Times New Roman" w:hAnsi="Arial Narrow" w:cs="Arial"/>
+          <w:color w:val="000000"/>
+          <w:kern w:val="0"/>
+          <w:lang w:eastAsia="es-ES"/>
+          <w14:ligatures w14:val="none"/>
+        </w:rPr>
+      </w:pPr>
+    </w:p>
+    <w:p>
       <w:pPr>
         <w:pStyle w:val="Prrafodelista"/>
         <w:numPr>
@@ -2334,16 +2271,16 @@
           <w:color w:val="000000"/>
           <w:kern w:val="0"/>
           <w:lang w:eastAsia="es-ES"/>
-          <ns2:ligatures ns2:val="none"/>
-        </w:rPr>
-      </w:pPr>
-      <w:r>
-        <w:rPr>
-          <w:rFonts w:ascii="Arial Narrow" w:eastAsia="Times New Roman" w:hAnsi="Arial Narrow" w:cs="Arial"/>
-          <w:color w:val="000000"/>
-          <w:kern w:val="0"/>
-          <w:lang w:eastAsia="es-ES"/>
-          <ns2:ligatures ns2:val="none"/>
+          <w14:ligatures w14:val="none"/>
+        </w:rPr>
+      </w:pPr>
+      <w:r>
+        <w:rPr>
+          <w:rFonts w:ascii="Arial Narrow" w:eastAsia="Times New Roman" w:hAnsi="Arial Narrow" w:cs="Arial"/>
+          <w:color w:val="000000"/>
+          <w:kern w:val="0"/>
+          <w:lang w:eastAsia="es-ES"/>
+          <w14:ligatures w14:val="none"/>
         </w:rPr>
         <w:lastRenderedPageBreak/>
         <w:t xml:space="preserve">El 14 de enero de 2025, </w:t>
@@ -2355,7 +2292,7 @@
           <w:color w:val="000000"/>
           <w:kern w:val="0"/>
           <w:lang w:eastAsia="es-ES"/>
-          <ns2:ligatures ns2:val="none"/>
+          <w14:ligatures w14:val="none"/>
         </w:rPr>
         <w:t>Interseguro</w:t>
       </w:r>
@@ -2366,7 +2303,7 @@
           <w:color w:val="000000"/>
           <w:kern w:val="0"/>
           <w:lang w:eastAsia="es-ES"/>
-          <ns2:ligatures ns2:val="none"/>
+          <w14:ligatures w14:val="none"/>
         </w:rPr>
         <w:t xml:space="preserve"> informó la aprobación de la solicitud presentada, reconociendo un reembolso por el importe de S/ 630,</w:t>
       </w:r>
@@ -2376,7 +2313,7 @@
           <w:color w:val="000000"/>
           <w:kern w:val="0"/>
           <w:lang w:eastAsia="es-ES"/>
-          <ns2:ligatures ns2:val="none"/>
+          <w14:ligatures w14:val="none"/>
         </w:rPr>
         <w:t>00</w:t>
       </w:r>
@@ -2386,7 +2323,7 @@
           <w:color w:val="000000"/>
           <w:kern w:val="0"/>
           <w:lang w:eastAsia="es-ES"/>
-          <ns2:ligatures ns2:val="none"/>
+          <w14:ligatures w14:val="none"/>
         </w:rPr>
         <w:t xml:space="preserve"> el cual fue depositado en </w:t>
       </w:r>
@@ -2396,7 +2333,7 @@
           <w:color w:val="000000"/>
           <w:kern w:val="0"/>
           <w:lang w:eastAsia="es-ES"/>
-          <ns2:ligatures ns2:val="none"/>
+          <w14:ligatures w14:val="none"/>
         </w:rPr>
         <w:t>su</w:t>
       </w:r>
@@ -2406,7 +2343,7 @@
           <w:color w:val="000000"/>
           <w:kern w:val="0"/>
           <w:lang w:eastAsia="es-ES"/>
-          <ns2:ligatures ns2:val="none"/>
+          <w14:ligatures w14:val="none"/>
         </w:rPr>
         <w:t xml:space="preserve"> cuenta bancaria.</w:t>
       </w:r>
@@ -2416,7 +2353,7 @@
           <w:color w:val="000000"/>
           <w:kern w:val="0"/>
           <w:lang w:eastAsia="es-ES"/>
-          <ns2:ligatures ns2:val="none"/>
+          <w14:ligatures w14:val="none"/>
         </w:rPr>
         <w:t xml:space="preserve"> </w:t>
       </w:r>
@@ -2426,7 +2363,7 @@
           <w:color w:val="000000"/>
           <w:kern w:val="0"/>
           <w:lang w:eastAsia="es-ES"/>
-          <ns2:ligatures ns2:val="none"/>
+          <w14:ligatures w14:val="none"/>
         </w:rPr>
         <w:t>En atención a ello, solicita</w:t>
       </w:r>
@@ -2436,7 +2373,7 @@
           <w:color w:val="000000"/>
           <w:kern w:val="0"/>
           <w:lang w:eastAsia="es-ES"/>
-          <ns2:ligatures ns2:val="none"/>
+          <w14:ligatures w14:val="none"/>
         </w:rPr>
         <w:t xml:space="preserve"> el reembolso por la totalidad del monto compuesto por el importe </w:t>
       </w:r>
@@ -2446,7 +2383,7 @@
           <w:color w:val="000000"/>
           <w:kern w:val="0"/>
           <w:lang w:eastAsia="es-ES"/>
-          <ns2:ligatures ns2:val="none"/>
+          <w14:ligatures w14:val="none"/>
         </w:rPr>
         <w:t>de S/ 23 932, 00</w:t>
       </w:r>
@@ -2456,7 +2393,7 @@
           <w:color w:val="000000"/>
           <w:kern w:val="0"/>
           <w:lang w:eastAsia="es-ES"/>
-          <ns2:ligatures ns2:val="none"/>
+          <w14:ligatures w14:val="none"/>
         </w:rPr>
         <w:t xml:space="preserve"> descontando el monto ya reembolsado </w:t>
       </w:r>
@@ -2466,7 +2403,7 @@
           <w:color w:val="000000"/>
           <w:kern w:val="0"/>
           <w:lang w:eastAsia="es-ES"/>
-          <ns2:ligatures ns2:val="none"/>
+          <w14:ligatures w14:val="none"/>
         </w:rPr>
         <w:t xml:space="preserve">de </w:t>
       </w:r>
@@ -2476,7 +2413,7 @@
           <w:color w:val="000000"/>
           <w:kern w:val="0"/>
           <w:lang w:eastAsia="es-ES"/>
-          <ns2:ligatures ns2:val="none"/>
+          <w14:ligatures w14:val="none"/>
         </w:rPr>
         <w:t>S/ 630</w:t>
       </w:r>
@@ -2486,7 +2423,7 @@
           <w:color w:val="000000"/>
           <w:kern w:val="0"/>
           <w:lang w:eastAsia="es-ES"/>
-          <ns2:ligatures ns2:val="none"/>
+          <w14:ligatures w14:val="none"/>
         </w:rPr>
         <w:t>,00</w:t>
       </w:r>
@@ -2496,7 +2433,7 @@
           <w:color w:val="000000"/>
           <w:kern w:val="0"/>
           <w:lang w:eastAsia="es-ES"/>
-          <ns2:ligatures ns2:val="none"/>
+          <w14:ligatures w14:val="none"/>
         </w:rPr>
         <w:t>, resultando un saldo pendiente de S/ 23</w:t>
       </w:r>
@@ -2506,7 +2443,7 @@
           <w:color w:val="000000"/>
           <w:kern w:val="0"/>
           <w:lang w:eastAsia="es-ES"/>
-          <ns2:ligatures ns2:val="none"/>
+          <w14:ligatures w14:val="none"/>
         </w:rPr>
         <w:t xml:space="preserve"> </w:t>
       </w:r>
@@ -2516,7 +2453,7 @@
           <w:color w:val="000000"/>
           <w:kern w:val="0"/>
           <w:lang w:eastAsia="es-ES"/>
-          <ns2:ligatures ns2:val="none"/>
+          <w14:ligatures w14:val="none"/>
         </w:rPr>
         <w:t>302</w:t>
       </w:r>
@@ -2526,7 +2463,7 @@
           <w:color w:val="000000"/>
           <w:kern w:val="0"/>
           <w:lang w:eastAsia="es-ES"/>
-          <ns2:ligatures ns2:val="none"/>
+          <w14:ligatures w14:val="none"/>
         </w:rPr>
         <w:t>,00</w:t>
       </w:r>
@@ -2536,7 +2473,7 @@
           <w:color w:val="000000"/>
           <w:kern w:val="0"/>
           <w:lang w:eastAsia="es-ES"/>
-          <ns2:ligatures ns2:val="none"/>
+          <w14:ligatures w14:val="none"/>
         </w:rPr>
         <w:t>.</w:t>
       </w:r>
@@ -2546,12 +2483,12 @@
           <w:color w:val="000000"/>
           <w:kern w:val="0"/>
           <w:lang w:eastAsia="es-ES"/>
-          <ns2:ligatures ns2:val="none"/>
+          <w14:ligatures w14:val="none"/>
         </w:rPr>
         <w:t xml:space="preserve"> </w:t>
       </w:r>
     </w:p>
-    <w:p ns2:paraId="667DBDCB" ns2:textId="77777777">
+    <w:p>
       <w:pPr>
         <w:tabs>
           <w:tab w:val="left" w:pos="1134"/>
@@ -2563,11 +2500,11 @@
           <w:color w:val="000000"/>
           <w:kern w:val="0"/>
           <w:lang w:eastAsia="es-ES"/>
-          <ns2:ligatures ns2:val="none"/>
-        </w:rPr>
-      </w:pPr>
-    </w:p>
-    <w:p ns2:paraId="44007BE6" ns2:textId="6C4B9741">
+          <w14:ligatures w14:val="none"/>
+        </w:rPr>
+      </w:pPr>
+    </w:p>
+    <w:p>
       <w:pPr>
         <w:numPr>
           <w:ilvl w:val="1"/>
@@ -2585,7 +2522,7 @@
           <w:color w:val="000000"/>
           <w:kern w:val="0"/>
           <w:lang w:val="es-ES" w:eastAsia="es-ES"/>
-          <ns2:ligatures ns2:val="none"/>
+          <w14:ligatures w14:val="none"/>
         </w:rPr>
       </w:pPr>
       <w:r>
@@ -2594,7 +2531,7 @@
           <w:color w:val="000000"/>
           <w:kern w:val="0"/>
           <w:lang w:val="es-ES" w:eastAsia="es-ES"/>
-          <ns2:ligatures ns2:val="none"/>
+          <w14:ligatures w14:val="none"/>
         </w:rPr>
         <w:t xml:space="preserve">El señor [APELLIDO] solicitó, en calidad de medida correctiva, que Interseguro cumpla con otorgar la suma de S/ 23 338,00 por concepto de reembolso de indemnización de gastos médicos, vinculado al Seguro Obligatorio de Accidentes de Tránsito con Póliza 0593567404. Asimismo, requirió el reembolso de costos y costas del presente procedimiento.</w:t>
       </w:r>
@@ -2604,7 +2541,7 @@
           <w:color w:val="000000"/>
           <w:kern w:val="0"/>
           <w:lang w:val="es-ES" w:eastAsia="es-ES"/>
-          <ns2:ligatures ns2:val="none"/>
+          <w14:ligatures w14:val="none"/>
         </w:rPr>
         <w:t xml:space="preserve"/>
       </w:r>
@@ -2612,7 +2549,7 @@
         <w:rPr>
           <w:rFonts w:ascii="Arial Narrow" w:eastAsia="Calibri" w:hAnsi="Arial Narrow" w:cs="Arial"/>
           <w:kern w:val="0"/>
-          <ns2:ligatures ns2:val="none"/>
+          <w14:ligatures w14:val="none"/>
         </w:rPr>
         <w:t xml:space="preserve"/>
       </w:r>
@@ -2621,7 +2558,7 @@
         <w:rPr>
           <w:rFonts w:ascii="Arial Narrow" w:eastAsia="Calibri" w:hAnsi="Arial Narrow" w:cs="Arial"/>
           <w:kern w:val="0"/>
-          <ns2:ligatures ns2:val="none"/>
+          <w14:ligatures w14:val="none"/>
         </w:rPr>
         <w:t/>
       </w:r>
@@ -2630,7 +2567,7 @@
         <w:rPr>
           <w:rFonts w:ascii="Arial Narrow" w:eastAsia="Calibri" w:hAnsi="Arial Narrow" w:cs="Arial"/>
           <w:kern w:val="0"/>
-          <ns2:ligatures ns2:val="none"/>
+          <w14:ligatures w14:val="none"/>
         </w:rPr>
         <w:t xml:space="preserve"/>
       </w:r>
@@ -2640,7 +2577,7 @@
           <w:color w:val="000000"/>
           <w:kern w:val="0"/>
           <w:lang w:val="es-ES" w:eastAsia="es-ES"/>
-          <ns2:ligatures ns2:val="none"/>
+          <w14:ligatures w14:val="none"/>
         </w:rPr>
         <w:t xml:space="preserve"/>
       </w:r>
@@ -2651,7 +2588,7 @@
           <w:color w:val="000000"/>
           <w:kern w:val="0"/>
           <w:lang w:val="es-ES" w:eastAsia="es-ES"/>
-          <ns2:ligatures ns2:val="none"/>
+          <w14:ligatures w14:val="none"/>
         </w:rPr>
         <w:t/>
       </w:r>
@@ -2662,7 +2599,7 @@
           <w:color w:val="000000"/>
           <w:kern w:val="0"/>
           <w:lang w:val="es-ES" w:eastAsia="es-ES"/>
-          <ns2:ligatures ns2:val="none"/>
+          <w14:ligatures w14:val="none"/>
         </w:rPr>
         <w:t xml:space="preserve"/>
       </w:r>
@@ -2672,7 +2609,7 @@
           <w:color w:val="000000"/>
           <w:kern w:val="0"/>
           <w:lang w:val="es-ES" w:eastAsia="es-ES"/>
-          <ns2:ligatures ns2:val="none"/>
+          <w14:ligatures w14:val="none"/>
         </w:rPr>
         <w:t xml:space="preserve"/>
       </w:r>
@@ -2682,7 +2619,7 @@
           <w:color w:val="000000"/>
           <w:kern w:val="0"/>
           <w:lang w:val="es-ES" w:eastAsia="es-ES"/>
-          <ns2:ligatures ns2:val="none"/>
+          <w14:ligatures w14:val="none"/>
         </w:rPr>
         <w:t xml:space="preserve"/>
       </w:r>
@@ -2692,7 +2629,7 @@
           <w:color w:val="000000"/>
           <w:kern w:val="0"/>
           <w:lang w:eastAsia="es-ES"/>
-          <ns2:ligatures ns2:val="none"/>
+          <w14:ligatures w14:val="none"/>
         </w:rPr>
         <w:t/>
       </w:r>
@@ -2702,7 +2639,7 @@
           <w:color w:val="000000"/>
           <w:kern w:val="0"/>
           <w:lang w:eastAsia="es-ES"/>
-          <ns2:ligatures ns2:val="none"/>
+          <w14:ligatures w14:val="none"/>
         </w:rPr>
         <w:t xml:space="preserve"/>
       </w:r>
@@ -2712,7 +2649,7 @@
           <w:color w:val="000000"/>
           <w:kern w:val="0"/>
           <w:lang w:eastAsia="es-ES"/>
-          <ns2:ligatures ns2:val="none"/>
+          <w14:ligatures w14:val="none"/>
         </w:rPr>
         <w:t/>
       </w:r>
@@ -2722,7 +2659,7 @@
           <w:color w:val="000000"/>
           <w:kern w:val="0"/>
           <w:lang w:eastAsia="es-ES"/>
-          <ns2:ligatures ns2:val="none"/>
+          <w14:ligatures w14:val="none"/>
         </w:rPr>
         <w:t/>
       </w:r>
@@ -2732,7 +2669,7 @@
           <w:color w:val="000000"/>
           <w:kern w:val="0"/>
           <w:lang w:eastAsia="es-ES"/>
-          <ns2:ligatures ns2:val="none"/>
+          <w14:ligatures w14:val="none"/>
         </w:rPr>
         <w:t xml:space="preserve"/>
       </w:r>
@@ -2742,7 +2679,7 @@
           <w:color w:val="000000"/>
           <w:kern w:val="0"/>
           <w:lang w:eastAsia="es-ES"/>
-          <ns2:ligatures ns2:val="none"/>
+          <w14:ligatures w14:val="none"/>
         </w:rPr>
         <w:t xml:space="preserve"/>
       </w:r>
@@ -2752,7 +2689,7 @@
           <w:color w:val="000000"/>
           <w:kern w:val="0"/>
           <w:lang w:eastAsia="es-ES"/>
-          <ns2:ligatures ns2:val="none"/>
+          <w14:ligatures w14:val="none"/>
         </w:rPr>
         <w:t xml:space="preserve"/>
       </w:r>
@@ -2762,7 +2699,7 @@
           <w:color w:val="000000"/>
           <w:kern w:val="0"/>
           <w:lang w:eastAsia="es-ES"/>
-          <ns2:ligatures ns2:val="none"/>
+          <w14:ligatures w14:val="none"/>
         </w:rPr>
         <w:t xml:space="preserve"/>
       </w:r>
@@ -2772,7 +2709,7 @@
           <w:color w:val="000000"/>
           <w:kern w:val="0"/>
           <w:lang w:eastAsia="es-ES"/>
-          <ns2:ligatures ns2:val="none"/>
+          <w14:ligatures w14:val="none"/>
         </w:rPr>
         <w:t xml:space="preserve"/>
       </w:r>
@@ -2783,7 +2720,7 @@
           <w:color w:val="000000"/>
           <w:kern w:val="0"/>
           <w:lang w:eastAsia="es-ES"/>
-          <ns2:ligatures ns2:val="none"/>
+          <w14:ligatures w14:val="none"/>
         </w:rPr>
         <w:t/>
       </w:r>
@@ -2794,7 +2731,7 @@
           <w:color w:val="000000"/>
           <w:kern w:val="0"/>
           <w:lang w:eastAsia="es-ES"/>
-          <ns2:ligatures ns2:val="none"/>
+          <w14:ligatures w14:val="none"/>
         </w:rPr>
         <w:t xml:space="preserve"/>
       </w:r>
@@ -2804,12 +2741,12 @@
           <w:color w:val="000000"/>
           <w:kern w:val="0"/>
           <w:lang w:val="es-ES" w:eastAsia="es-ES"/>
-          <ns2:ligatures ns2:val="none"/>
+          <w14:ligatures w14:val="none"/>
         </w:rPr>
         <w:t/>
       </w:r>
     </w:p>
-    <w:p ns2:paraId="619E0710" ns2:textId="77777777">
+    <w:p>
       <w:pPr>
         <w:spacing w:after="0" w:line="240" w:lineRule="auto"/>
         <w:contextualSpacing/>
@@ -2820,11 +2757,11 @@
           <w:color w:val="000000"/>
           <w:kern w:val="0"/>
           <w:lang w:eastAsia="es-PE"/>
-          <ns2:ligatures ns2:val="none"/>
-        </w:rPr>
-      </w:pPr>
-    </w:p>
-    <w:p ns2:paraId="0681DFDC" ns2:textId="77777777">
+          <w14:ligatures w14:val="none"/>
+        </w:rPr>
+      </w:pPr>
+    </w:p>
+    <w:p>
       <w:pPr>
         <w:pStyle w:val="Prrafodelista"/>
         <w:numPr>
@@ -2844,22 +2781,22 @@
           <w:color w:val="000000"/>
           <w:kern w:val="0"/>
           <w:lang w:eastAsia="es-PE"/>
-          <ns2:ligatures ns2:val="none"/>
-        </w:rPr>
-      </w:pPr>
-      <w:r>
-        <w:rPr>
-          <w:rFonts w:ascii="Arial Narrow" w:eastAsia="Arial Narrow" w:hAnsi="Arial Narrow" w:cs="Arial Narrow"/>
-          <w:b/>
-          <w:color w:val="000000"/>
-          <w:kern w:val="0"/>
-          <w:lang w:eastAsia="es-PE"/>
-          <ns2:ligatures ns2:val="none"/>
+          <w14:ligatures w14:val="none"/>
+        </w:rPr>
+      </w:pPr>
+      <w:r>
+        <w:rPr>
+          <w:rFonts w:ascii="Arial Narrow" w:eastAsia="Arial Narrow" w:hAnsi="Arial Narrow" w:cs="Arial Narrow"/>
+          <w:b/>
+          <w:color w:val="000000"/>
+          <w:kern w:val="0"/>
+          <w:lang w:eastAsia="es-PE"/>
+          <w14:ligatures w14:val="none"/>
         </w:rPr>
         <w:t>DE LA ADMISIÓN A TRÁMITE DE LA DENUNCIA</w:t>
       </w:r>
     </w:p>
-    <w:p ns2:paraId="3F75B5BE" ns2:textId="77777777">
+    <w:p>
       <w:pPr>
         <w:spacing w:after="0" w:line="240" w:lineRule="auto"/>
         <w:ind w:left="567"/>
@@ -2871,11 +2808,11 @@
           <w:color w:val="000000"/>
           <w:kern w:val="0"/>
           <w:lang w:eastAsia="es-PE"/>
-          <ns2:ligatures ns2:val="none"/>
-        </w:rPr>
-      </w:pPr>
-    </w:p>
-    <w:p ns2:paraId="2847E956" ns2:textId="7E3E8CD9">
+          <w14:ligatures w14:val="none"/>
+        </w:rPr>
+      </w:pPr>
+    </w:p>
+    <w:p>
       <w:pPr>
         <w:pStyle w:val="Prrafodelista"/>
         <w:numPr>
@@ -2888,7 +2825,7 @@
         <w:rPr>
           <w:rFonts w:ascii="Arial Narrow" w:eastAsia="Arial Narrow" w:hAnsi="Arial Narrow" w:cs="Arial Narrow"/>
           <w:kern w:val="0"/>
-          <ns2:ligatures ns2:val="none"/>
+          <w14:ligatures w14:val="none"/>
         </w:rPr>
       </w:pPr>
       <w:bookmarkStart w:id="1" w:name="_Hlk140755208"/>
@@ -2900,7 +2837,7 @@
           <w:color w:val="000000"/>
           <w:kern w:val="0"/>
           <w:lang w:eastAsia="es-PE"/>
-          <ns2:ligatures ns2:val="none"/>
+          <w14:ligatures w14:val="none"/>
         </w:rPr>
         <w:t xml:space="preserve">La </w:t>
       </w:r>
@@ -2910,7 +2847,7 @@
           <w:color w:val="000000"/>
           <w:kern w:val="0"/>
           <w:lang w:eastAsia="es-PE"/>
-          <ns2:ligatures ns2:val="none"/>
+          <w14:ligatures w14:val="none"/>
         </w:rPr>
         <w:t xml:space="preserve">Secretaría Técnica de la Comisión de Protección al Consumidor 1 (en </w:t>
       </w:r>
@@ -2920,7 +2857,7 @@
           <w:color w:val="000000"/>
           <w:kern w:val="0"/>
           <w:lang w:eastAsia="es-PE"/>
-          <ns2:ligatures ns2:val="none"/>
+          <w14:ligatures w14:val="none"/>
         </w:rPr>
         <w:t>adelante, la Secretaría Técnica)</w:t>
       </w:r>
@@ -2930,7 +2867,7 @@
           <w:color w:val="000000"/>
           <w:kern w:val="0"/>
           <w:lang w:eastAsia="es-PE"/>
-          <ns2:ligatures ns2:val="none"/>
+          <w14:ligatures w14:val="none"/>
         </w:rPr>
         <w:t>, en ejercicio de sus facultades</w:t>
       </w:r>
@@ -2943,7 +2880,7 @@
           <w:rFonts w:ascii="Arial Narrow" w:eastAsia="Arial Narrow" w:hAnsi="Arial Narrow" w:cs="Arial Narrow"/>
           <w:kern w:val="0"/>
           <w:vertAlign w:val="superscript"/>
-          <ns2:ligatures ns2:val="none"/>
+          <w14:ligatures w14:val="none"/>
         </w:rPr>
         <w:footnoteReference w:id="3"/>
       </w:r>
@@ -2953,7 +2890,7 @@
           <w:color w:val="000000"/>
           <w:kern w:val="0"/>
           <w:lang w:eastAsia="es-PE"/>
-          <ns2:ligatures ns2:val="none"/>
+          <w14:ligatures w14:val="none"/>
         </w:rPr>
         <w:t xml:space="preserve">, considera </w:t>
       </w:r>
@@ -2961,7 +2898,7 @@
         <w:rPr>
           <w:rFonts w:ascii="Arial Narrow" w:eastAsia="Arial Narrow" w:hAnsi="Arial Narrow" w:cs="Arial Narrow"/>
           <w:kern w:val="0"/>
-          <ns2:ligatures ns2:val="none"/>
+          <w14:ligatures w14:val="none"/>
         </w:rPr>
         <w:t xml:space="preserve">que el hecho denunciado, consistente en </w:t>
       </w:r>
@@ -2972,7 +2909,7 @@
           <w:kern w:val="0"/>
           <w:shd w:val="clear" w:color="auto" w:fill="FFFFFF"/>
           <w:lang w:eastAsia="es-PE"/>
-          <ns2:ligatures ns2:val="none"/>
+          <w14:ligatures w14:val="none"/>
         </w:rPr>
         <w:t>la compañía aseguradora no habría cumplido con reembolsar la totalidad de los gastos médicos al denunciante por el Seguro Obligatorio de Accidentes de Tránsito debido al siniestro del 19 de julio de 2024</w:t>
       </w:r>
@@ -2980,7 +2917,7 @@
         <w:rPr>
           <w:rFonts w:ascii="Arial Narrow" w:eastAsia="Arial Narrow" w:hAnsi="Arial Narrow" w:cs="Arial Narrow"/>
           <w:kern w:val="0"/>
-          <ns2:ligatures ns2:val="none"/>
+          <w14:ligatures w14:val="none"/>
         </w:rPr>
         <w:t>; involucraría una pres</w:t>
       </w:r>
@@ -2988,7 +2925,7 @@
         <w:rPr>
           <w:rFonts w:ascii="Arial Narrow" w:eastAsia="Arial Narrow" w:hAnsi="Arial Narrow" w:cs="Arial Narrow"/>
           <w:kern w:val="0"/>
-          <ns2:ligatures ns2:val="none"/>
+          <w14:ligatures w14:val="none"/>
         </w:rPr>
         <w:t>unta afectación a sus expectativas, quien no habría encontrado una correspondencia entre lo que esperaba recibir de parte del proveedor y lo que realmente recibió. Por consiguiente, corresponde calificar el hecho materia de denuncia como una presunta infracción al deber de idoneidad, tipificado en los artículos 18</w:t>
       </w:r>
@@ -2998,7 +2935,7 @@
           <w:color w:val="000000"/>
           <w:kern w:val="0"/>
           <w:lang w:eastAsia="es-PE"/>
-          <ns2:ligatures ns2:val="none"/>
+          <w14:ligatures w14:val="none"/>
         </w:rPr>
         <w:t/>
       </w:r>
@@ -3006,7 +2943,7 @@
         <w:rPr>
           <w:rFonts w:ascii="Arial Narrow" w:eastAsia="Arial Narrow" w:hAnsi="Arial Narrow" w:cs="Arial Narrow"/>
           <w:kern w:val="0"/>
-          <ns2:ligatures ns2:val="none"/>
+          <w14:ligatures w14:val="none"/>
         </w:rPr>
         <w:t xml:space="preserve"> y 19</w:t>
       </w:r>
@@ -3016,7 +2953,7 @@
           <w:color w:val="000000"/>
           <w:kern w:val="0"/>
           <w:lang w:eastAsia="es-PE"/>
-          <ns2:ligatures ns2:val="none"/>
+          <w14:ligatures w14:val="none"/>
         </w:rPr>
         <w:t/>
       </w:r>
@@ -3024,7 +2961,7 @@
         <w:rPr>
           <w:rFonts w:ascii="Arial Narrow" w:eastAsia="Arial Narrow" w:hAnsi="Arial Narrow" w:cs="Arial Narrow"/>
           <w:kern w:val="0"/>
-          <ns2:ligatures ns2:val="none"/>
+          <w14:ligatures w14:val="none"/>
         </w:rPr>
         <w:t xml:space="preserve"> del Código</w:t>
       </w:r>
@@ -3032,12 +2969,12 @@
         <w:rPr>
           <w:rFonts w:ascii="Arial Narrow" w:eastAsia="Arial Narrow" w:hAnsi="Arial Narrow" w:cs="Arial Narrow"/>
           <w:kern w:val="0"/>
-          <ns2:ligatures ns2:val="none"/>
+          <w14:ligatures w14:val="none"/>
         </w:rPr>
         <w:t>.</w:t>
       </w:r>
     </w:p>
-    <w:p ns2:paraId="4F1E88E9" ns2:textId="77777777">
+    <w:p>
       <w:pPr>
         <w:pStyle w:val="Prrafodelista"/>
         <w:spacing w:after="0" w:line="240" w:lineRule="auto"/>
@@ -3047,11 +2984,11 @@
           <w:rFonts w:ascii="Arial Narrow" w:eastAsia="Calibri" w:hAnsi="Arial Narrow" w:cs="Arial Narrow"/>
           <w:kern w:val="0"/>
           <w:lang w:eastAsia="es-PE"/>
-          <ns2:ligatures ns2:val="none"/>
-        </w:rPr>
-      </w:pPr>
-    </w:p>
-    <w:p ns2:paraId="53370C61" ns2:textId="1B55B3A6">
+          <w14:ligatures w14:val="none"/>
+        </w:rPr>
+      </w:pPr>
+    </w:p>
+    <w:p>
       <w:pPr>
         <w:pStyle w:val="Prrafodelista"/>
         <w:numPr>
@@ -3065,7 +3002,7 @@
           <w:rFonts w:ascii="Arial Narrow" w:eastAsia="Calibri" w:hAnsi="Arial Narrow" w:cs="Arial Narrow"/>
           <w:kern w:val="0"/>
           <w:lang w:eastAsia="es-PE"/>
-          <ns2:ligatures ns2:val="none"/>
+          <w14:ligatures w14:val="none"/>
         </w:rPr>
       </w:pPr>
       <w:r>
@@ -3074,7 +3011,7 @@
           <w:color w:val="000000"/>
           <w:kern w:val="0"/>
           <w:lang w:eastAsia="es-PE"/>
-          <ns2:ligatures ns2:val="none"/>
+          <w14:ligatures w14:val="none"/>
         </w:rPr>
         <w:t>En tanto la denuncia reúne los requisitos establecidos por la norma citada, corresponde admitirla a trámite</w:t>
       </w:r>
@@ -3084,7 +3021,7 @@
           <w:rFonts w:ascii="Arial Narrow" w:eastAsia="Arial Narrow" w:hAnsi="Arial Narrow" w:cs="Arial Narrow"/>
           <w:kern w:val="0"/>
           <w:vertAlign w:val="superscript"/>
-          <ns2:ligatures ns2:val="none"/>
+          <w14:ligatures w14:val="none"/>
         </w:rPr>
         <w:footnoteReference w:id="4"/>
       </w:r>
@@ -3094,12 +3031,12 @@
           <w:color w:val="000000"/>
           <w:kern w:val="0"/>
           <w:lang w:eastAsia="es-PE"/>
-          <ns2:ligatures ns2:val="none"/>
+          <w14:ligatures w14:val="none"/>
         </w:rPr>
         <w:t>.</w:t>
       </w:r>
     </w:p>
-    <w:p ns2:paraId="01E2C693" ns2:textId="77777777">
+    <w:p>
       <w:pPr>
         <w:spacing w:after="0" w:line="240" w:lineRule="auto"/>
         <w:ind w:left="567"/>
@@ -3110,11 +3047,11 @@
           <w:color w:val="000000"/>
           <w:kern w:val="0"/>
           <w:lang w:eastAsia="es-PE"/>
-          <ns2:ligatures ns2:val="none"/>
-        </w:rPr>
-      </w:pPr>
-    </w:p>
-    <w:p ns2:paraId="73E8A701" ns2:textId="77777777">
+          <w14:ligatures w14:val="none"/>
+        </w:rPr>
+      </w:pPr>
+    </w:p>
+    <w:p>
       <w:pPr>
         <w:pStyle w:val="Prrafodelista"/>
         <w:numPr>
@@ -3134,22 +3071,22 @@
           <w:color w:val="000000"/>
           <w:kern w:val="0"/>
           <w:lang w:eastAsia="es-PE"/>
-          <ns2:ligatures ns2:val="none"/>
-        </w:rPr>
-      </w:pPr>
-      <w:r>
-        <w:rPr>
-          <w:rFonts w:ascii="Arial Narrow" w:eastAsia="Arial Narrow" w:hAnsi="Arial Narrow" w:cs="Arial Narrow"/>
-          <w:b/>
-          <w:color w:val="000000"/>
-          <w:kern w:val="0"/>
-          <w:lang w:eastAsia="es-PE"/>
-          <ns2:ligatures ns2:val="none"/>
+          <w14:ligatures w14:val="none"/>
+        </w:rPr>
+      </w:pPr>
+      <w:r>
+        <w:rPr>
+          <w:rFonts w:ascii="Arial Narrow" w:eastAsia="Arial Narrow" w:hAnsi="Arial Narrow" w:cs="Arial Narrow"/>
+          <w:b/>
+          <w:color w:val="000000"/>
+          <w:kern w:val="0"/>
+          <w:lang w:eastAsia="es-PE"/>
+          <w14:ligatures w14:val="none"/>
         </w:rPr>
         <w:t>REQUERIMIENTO DE INFORMACION</w:t>
       </w:r>
     </w:p>
-    <w:p ns2:paraId="3F5BB4A5" ns2:textId="77777777">
+    <w:p>
       <w:pPr>
         <w:spacing w:after="0" w:line="240" w:lineRule="auto"/>
         <w:jc w:val="both"/>
@@ -3158,11 +3095,11 @@
           <w:color w:val="000000"/>
           <w:kern w:val="0"/>
           <w:lang w:val="es-ES" w:eastAsia="es-ES"/>
-          <ns2:ligatures ns2:val="none"/>
-        </w:rPr>
-      </w:pPr>
-    </w:p>
-    <w:p ns2:paraId="3C2E0245" ns2:textId="2B3EE254">
+          <w14:ligatures w14:val="none"/>
+        </w:rPr>
+      </w:pPr>
+    </w:p>
+    <w:p>
       <w:pPr>
         <w:pStyle w:val="Prrafodelista"/>
         <w:numPr>
@@ -3177,7 +3114,7 @@
           <w:color w:val="000000"/>
           <w:kern w:val="0"/>
           <w:lang w:val="es-ES" w:eastAsia="es-ES"/>
-          <ns2:ligatures ns2:val="none"/>
+          <w14:ligatures w14:val="none"/>
         </w:rPr>
       </w:pPr>
       <w:r>
@@ -3186,7 +3123,7 @@
           <w:color w:val="000000"/>
           <w:kern w:val="0"/>
           <w:lang w:val="es-ES" w:eastAsia="es-ES"/>
-          <ns2:ligatures ns2:val="none"/>
+          <w14:ligatures w14:val="none"/>
         </w:rPr>
         <w:t xml:space="preserve">A efectos de tener mayores elementos que sirvan para la resolución definitiva del presente caso, la Secretaría Técnica, en ejercicio de las facultades que la ley </w:t>
       </w:r>
@@ -3196,7 +3133,7 @@
           <w:color w:val="000000"/>
           <w:kern w:val="0"/>
           <w:lang w:val="es-ES" w:eastAsia="es-ES"/>
-          <ns2:ligatures ns2:val="none"/>
+          <w14:ligatures w14:val="none"/>
         </w:rPr>
         <w:t>le confiere, conviene requerir al proveedor denunciado que, en un plazo no mayor de cinco (5) dí</w:t>
       </w:r>
@@ -3206,7 +3143,7 @@
           <w:color w:val="000000"/>
           <w:kern w:val="0"/>
           <w:lang w:val="es-ES" w:eastAsia="es-ES"/>
-          <ns2:ligatures ns2:val="none"/>
+          <w14:ligatures w14:val="none"/>
         </w:rPr>
         <w:t xml:space="preserve">as hábiles contado a partir del día siguiente de la notificación de la presente resolución, </w:t>
       </w:r>
@@ -3216,7 +3153,7 @@
           <w:color w:val="000000"/>
           <w:kern w:val="0"/>
           <w:lang w:val="es-ES" w:eastAsia="es-ES"/>
-          <ns2:ligatures ns2:val="none"/>
+          <w14:ligatures w14:val="none"/>
         </w:rPr>
         <w:t>cu</w:t>
       </w:r>
@@ -3226,7 +3163,7 @@
           <w:color w:val="000000"/>
           <w:kern w:val="0"/>
           <w:lang w:val="es-ES" w:eastAsia="es-ES"/>
-          <ns2:ligatures ns2:val="none"/>
+          <w14:ligatures w14:val="none"/>
         </w:rPr>
         <w:t>mpla con</w:t>
       </w:r>
@@ -3236,7 +3173,7 @@
           <w:color w:val="000000"/>
           <w:kern w:val="0"/>
           <w:lang w:val="es-ES" w:eastAsia="es-ES"/>
-          <ns2:ligatures ns2:val="none"/>
+          <w14:ligatures w14:val="none"/>
         </w:rPr>
         <w:t xml:space="preserve"> </w:t>
       </w:r>
@@ -3246,7 +3183,7 @@
           <w:color w:val="000000"/>
           <w:kern w:val="0"/>
           <w:lang w:val="es-ES" w:eastAsia="es-ES"/>
-          <ns2:ligatures ns2:val="none"/>
+          <w14:ligatures w14:val="none"/>
         </w:rPr>
         <w:t xml:space="preserve">presentar una copia completa, </w:t>
       </w:r>
@@ -3256,7 +3193,7 @@
           <w:color w:val="000000"/>
           <w:kern w:val="0"/>
           <w:lang w:val="es-ES" w:eastAsia="es-ES"/>
-          <ns2:ligatures ns2:val="none"/>
+          <w14:ligatures w14:val="none"/>
         </w:rPr>
         <w:lastRenderedPageBreak/>
         <w:t>legible y debidamente suscrita de</w:t>
@@ -3267,7 +3204,7 @@
           <w:color w:val="000000"/>
           <w:kern w:val="0"/>
           <w:lang w:val="es-ES" w:eastAsia="es-ES"/>
-          <ns2:ligatures ns2:val="none"/>
+          <w14:ligatures w14:val="none"/>
         </w:rPr>
         <w:t xml:space="preserve"> la póliza </w:t>
       </w:r>
@@ -3277,7 +3214,7 @@
           <w:color w:val="000000"/>
           <w:kern w:val="0"/>
           <w:lang w:val="es-ES" w:eastAsia="es-ES"/>
-          <ns2:ligatures ns2:val="none"/>
+          <w14:ligatures w14:val="none"/>
         </w:rPr>
         <w:t/>
       </w:r>
@@ -3287,7 +3224,7 @@
           <w:color w:val="000000"/>
           <w:kern w:val="0"/>
           <w:lang w:val="es-ES" w:eastAsia="es-ES"/>
-          <ns2:ligatures ns2:val="none"/>
+          <w14:ligatures w14:val="none"/>
         </w:rPr>
         <w:t>0593567404</w:t>
       </w:r>
@@ -3297,7 +3234,7 @@
           <w:color w:val="000000"/>
           <w:kern w:val="0"/>
           <w:lang w:val="es-ES" w:eastAsia="es-ES"/>
-          <ns2:ligatures ns2:val="none"/>
+          <w14:ligatures w14:val="none"/>
         </w:rPr>
         <w:t xml:space="preserve"> </w:t>
       </w:r>
@@ -3307,7 +3244,7 @@
           <w:color w:val="000000"/>
           <w:kern w:val="0"/>
           <w:lang w:val="es-ES" w:eastAsia="es-ES"/>
-          <ns2:ligatures ns2:val="none"/>
+          <w14:ligatures w14:val="none"/>
         </w:rPr>
         <w:t>del Seguro Obligatorio de Accidentes de Tránsito</w:t>
       </w:r>
@@ -3317,12 +3254,12 @@
           <w:color w:val="000000"/>
           <w:kern w:val="0"/>
           <w:lang w:val="es-ES" w:eastAsia="es-ES"/>
-          <ns2:ligatures ns2:val="none"/>
+          <w14:ligatures w14:val="none"/>
         </w:rPr>
         <w:t>.</w:t>
       </w:r>
     </w:p>
-    <w:p ns2:paraId="4C19F339" ns2:textId="77777777">
+    <w:p>
       <w:pPr>
         <w:pStyle w:val="Prrafodelista"/>
         <w:spacing w:after="0" w:line="240" w:lineRule="auto"/>
@@ -3333,11 +3270,11 @@
           <w:color w:val="000000"/>
           <w:kern w:val="0"/>
           <w:lang w:val="es-ES" w:eastAsia="es-ES"/>
-          <ns2:ligatures ns2:val="none"/>
-        </w:rPr>
-      </w:pPr>
-    </w:p>
-    <w:p ns2:paraId="1A94A99A" ns2:textId="77777777">
+          <w14:ligatures w14:val="none"/>
+        </w:rPr>
+      </w:pPr>
+    </w:p>
+    <w:p>
       <w:pPr>
         <w:pStyle w:val="Prrafodelista"/>
         <w:numPr>
@@ -3357,53 +3294,53 @@
           <w:color w:val="000000"/>
           <w:kern w:val="0"/>
           <w:lang w:eastAsia="es-PE"/>
-          <ns2:ligatures ns2:val="none"/>
-        </w:rPr>
-      </w:pPr>
-      <w:r>
-        <w:rPr>
-          <w:rFonts w:ascii="Arial Narrow" w:eastAsia="Arial Narrow" w:hAnsi="Arial Narrow" w:cs="Arial Narrow"/>
-          <w:b/>
-          <w:color w:val="000000"/>
-          <w:kern w:val="0"/>
-          <w:lang w:eastAsia="es-PE"/>
-          <ns2:ligatures ns2:val="none"/>
+          <w14:ligatures w14:val="none"/>
+        </w:rPr>
+      </w:pPr>
+      <w:r>
+        <w:rPr>
+          <w:rFonts w:ascii="Arial Narrow" w:eastAsia="Arial Narrow" w:hAnsi="Arial Narrow" w:cs="Arial Narrow"/>
+          <w:b/>
+          <w:color w:val="000000"/>
+          <w:kern w:val="0"/>
+          <w:lang w:eastAsia="es-PE"/>
+          <w14:ligatures w14:val="none"/>
         </w:rPr>
         <w:t xml:space="preserve">RESOLUCIÓN DE LA SECRETARÍA TÉCNICA </w:t>
       </w:r>
     </w:p>
-    <w:p ns2:paraId="543B2EE5" ns2:textId="77777777">
-      <w:pPr>
-        <w:spacing w:after="0" w:line="240" w:lineRule="auto"/>
-        <w:jc w:val="both"/>
-        <w:rPr>
-          <w:rFonts w:ascii="Arial Narrow" w:eastAsia="Arial Narrow" w:hAnsi="Arial Narrow" w:cs="Arial Narrow"/>
-          <w:b/>
-          <w:color w:val="000000"/>
-          <w:kern w:val="0"/>
-          <w:lang w:eastAsia="es-PE"/>
-          <ns2:ligatures ns2:val="none"/>
-        </w:rPr>
-      </w:pPr>
-    </w:p>
-    <w:p ns2:paraId="2056ED1A" ns2:textId="0F6A59BF">
-      <w:pPr>
-        <w:spacing w:after="0" w:line="240" w:lineRule="auto"/>
-        <w:jc w:val="both"/>
-        <w:rPr>
-          <w:rFonts w:ascii="Arial Narrow" w:eastAsia="Arial Narrow" w:hAnsi="Arial Narrow" w:cs="Arial Narrow"/>
-          <w:kern w:val="0"/>
-          <ns2:ligatures ns2:val="none"/>
-        </w:rPr>
-      </w:pPr>
-      <w:r>
-        <w:rPr>
-          <w:rFonts w:ascii="Arial Narrow" w:eastAsia="Arial Narrow" w:hAnsi="Arial Narrow" w:cs="Arial Narrow"/>
-          <w:b/>
-          <w:color w:val="000000"/>
-          <w:kern w:val="0"/>
-          <w:lang w:eastAsia="es-PE"/>
-          <ns2:ligatures ns2:val="none"/>
+    <w:p>
+      <w:pPr>
+        <w:spacing w:after="0" w:line="240" w:lineRule="auto"/>
+        <w:jc w:val="both"/>
+        <w:rPr>
+          <w:rFonts w:ascii="Arial Narrow" w:eastAsia="Arial Narrow" w:hAnsi="Arial Narrow" w:cs="Arial Narrow"/>
+          <w:b/>
+          <w:color w:val="000000"/>
+          <w:kern w:val="0"/>
+          <w:lang w:eastAsia="es-PE"/>
+          <w14:ligatures w14:val="none"/>
+        </w:rPr>
+      </w:pPr>
+    </w:p>
+    <w:p>
+      <w:pPr>
+        <w:spacing w:after="0" w:line="240" w:lineRule="auto"/>
+        <w:jc w:val="both"/>
+        <w:rPr>
+          <w:rFonts w:ascii="Arial Narrow" w:eastAsia="Arial Narrow" w:hAnsi="Arial Narrow" w:cs="Arial Narrow"/>
+          <w:kern w:val="0"/>
+          <w14:ligatures w14:val="none"/>
+        </w:rPr>
+      </w:pPr>
+      <w:r>
+        <w:rPr>
+          <w:rFonts w:ascii="Arial Narrow" w:eastAsia="Arial Narrow" w:hAnsi="Arial Narrow" w:cs="Arial Narrow"/>
+          <w:b/>
+          <w:color w:val="000000"/>
+          <w:kern w:val="0"/>
+          <w:lang w:eastAsia="es-PE"/>
+          <w14:ligatures w14:val="none"/>
         </w:rPr>
         <w:t xml:space="preserve">PRIMERO: admitir a trámite la denuncia del 11 de marzo de 2025 interpuesta por el señor [APELLIDO] Núñez contra Interseguro Compañía de Seguros S.A., por la presunta infracción a los artículos 18 y 19 de la Ley 29571, Código de Protección y Defensa del Consumidor, en tanto la compañía aseguradora no habría cumplido con reembolsar la totalidad de los gastos médicos al denunciante por el Seguro Obligatorio de Accidentes de Tránsito debido al siniestro del 19 de julio de 2024.</w:t>
       </w:r>
@@ -3414,7 +3351,7 @@
           <w:kern w:val="0"/>
           <w:shd w:val="clear" w:color="auto" w:fill="FFFFFF"/>
           <w:lang w:eastAsia="es-PE"/>
-          <ns2:ligatures ns2:val="none"/>
+          <w14:ligatures w14:val="none"/>
         </w:rPr>
         <w:t xml:space="preserve"/>
       </w:r>
@@ -3424,7 +3361,7 @@
           <w:color w:val="000000"/>
           <w:kern w:val="0"/>
           <w:lang w:val="es-ES" w:eastAsia="es-ES"/>
-          <ns2:ligatures ns2:val="none"/>
+          <w14:ligatures w14:val="none"/>
         </w:rPr>
         <w:t xml:space="preserve"/>
       </w:r>
@@ -3434,7 +3371,7 @@
           <w:color w:val="000000"/>
           <w:kern w:val="0"/>
           <w:lang w:val="es-ES" w:eastAsia="es-ES"/>
-          <ns2:ligatures ns2:val="none"/>
+          <w14:ligatures w14:val="none"/>
         </w:rPr>
         <w:t xml:space="preserve"/>
       </w:r>
@@ -3445,7 +3382,7 @@
           <w:kern w:val="0"/>
           <w:shd w:val="clear" w:color="auto" w:fill="FFFFFF"/>
           <w:lang w:eastAsia="es-PE"/>
-          <ns2:ligatures ns2:val="none"/>
+          <w14:ligatures w14:val="none"/>
         </w:rPr>
         <w:t xml:space="preserve"/>
       </w:r>
@@ -3456,7 +3393,7 @@
           <w:kern w:val="0"/>
           <w:shd w:val="clear" w:color="auto" w:fill="FFFFFF"/>
           <w:lang w:eastAsia="es-PE"/>
-          <ns2:ligatures ns2:val="none"/>
+          <w14:ligatures w14:val="none"/>
         </w:rPr>
         <w:t xml:space="preserve"/>
       </w:r>
@@ -3468,7 +3405,7 @@
           <w:kern w:val="0"/>
           <w:shd w:val="clear" w:color="auto" w:fill="FFFFFF"/>
           <w:lang w:eastAsia="es-PE"/>
-          <ns2:ligatures ns2:val="none"/>
+          <w14:ligatures w14:val="none"/>
         </w:rPr>
         <w:t/>
       </w:r>
@@ -3480,7 +3417,7 @@
           <w:kern w:val="0"/>
           <w:shd w:val="clear" w:color="auto" w:fill="FFFFFF"/>
           <w:lang w:eastAsia="es-PE"/>
-          <ns2:ligatures ns2:val="none"/>
+          <w14:ligatures w14:val="none"/>
         </w:rPr>
         <w:t xml:space="preserve"/>
       </w:r>
@@ -3491,7 +3428,7 @@
           <w:kern w:val="0"/>
           <w:shd w:val="clear" w:color="auto" w:fill="FFFFFF"/>
           <w:lang w:eastAsia="es-PE"/>
-          <ns2:ligatures ns2:val="none"/>
+          <w14:ligatures w14:val="none"/>
         </w:rPr>
         <w:t/>
       </w:r>
@@ -3502,7 +3439,7 @@
           <w:kern w:val="0"/>
           <w:shd w:val="clear" w:color="auto" w:fill="FFFFFF"/>
           <w:lang w:eastAsia="es-PE"/>
-          <ns2:ligatures ns2:val="none"/>
+          <w14:ligatures w14:val="none"/>
         </w:rPr>
         <w:t xml:space="preserve"/>
       </w:r>
@@ -3513,7 +3450,7 @@
           <w:kern w:val="0"/>
           <w:shd w:val="clear" w:color="auto" w:fill="FFFFFF"/>
           <w:lang w:eastAsia="es-PE"/>
-          <ns2:ligatures ns2:val="none"/>
+          <w14:ligatures w14:val="none"/>
         </w:rPr>
         <w:t xml:space="preserve"/>
       </w:r>
@@ -3582,7 +3519,7 @@
           <w:kern w:val="0"/>
           <w:shd w:val="clear" w:color="auto" w:fill="FFFFFF"/>
           <w:lang w:eastAsia="es-PE"/>
-          <ns2:ligatures ns2:val="none"/>
+          <w14:ligatures w14:val="none"/>
         </w:rPr>
         <w:t/>
       </w:r>
@@ -3592,7 +3529,7 @@
           <w:color w:val="000000"/>
           <w:kern w:val="0"/>
           <w:lang w:eastAsia="es-PE"/>
-          <ns2:ligatures ns2:val="none"/>
+          <w14:ligatures w14:val="none"/>
         </w:rPr>
         <w:t/>
       </w:r>
@@ -3603,7 +3540,7 @@
           <w:kern w:val="0"/>
           <w:shd w:val="clear" w:color="auto" w:fill="FFFFFF"/>
           <w:lang w:eastAsia="es-PE"/>
-          <ns2:ligatures ns2:val="none"/>
+          <w14:ligatures w14:val="none"/>
         </w:rPr>
         <w:t xml:space="preserve"/>
       </w:r>
@@ -3614,7 +3551,7 @@
           <w:kern w:val="0"/>
           <w:shd w:val="clear" w:color="auto" w:fill="FFFFFF"/>
           <w:lang w:eastAsia="es-PE"/>
-          <ns2:ligatures ns2:val="none"/>
+          <w14:ligatures w14:val="none"/>
         </w:rPr>
         <w:t xml:space="preserve"/>
       </w:r>
@@ -3625,7 +3562,7 @@
           <w:kern w:val="0"/>
           <w:shd w:val="clear" w:color="auto" w:fill="FFFFFF"/>
           <w:lang w:eastAsia="es-PE"/>
-          <ns2:ligatures ns2:val="none"/>
+          <w14:ligatures w14:val="none"/>
         </w:rPr>
         <w:t xml:space="preserve"/>
       </w:r>
@@ -3636,7 +3573,7 @@
           <w:kern w:val="0"/>
           <w:shd w:val="clear" w:color="auto" w:fill="FFFFFF"/>
           <w:lang w:eastAsia="es-PE"/>
-          <ns2:ligatures ns2:val="none"/>
+          <w14:ligatures w14:val="none"/>
         </w:rPr>
         <w:t/>
       </w:r>
@@ -3647,7 +3584,7 @@
           <w:kern w:val="0"/>
           <w:shd w:val="clear" w:color="auto" w:fill="FFFFFF"/>
           <w:lang w:eastAsia="es-PE"/>
-          <ns2:ligatures ns2:val="none"/>
+          <w14:ligatures w14:val="none"/>
         </w:rPr>
         <w:t xml:space="preserve"/>
       </w:r>
@@ -3658,23 +3595,23 @@
           <w:kern w:val="0"/>
           <w:shd w:val="clear" w:color="auto" w:fill="FFFFFF"/>
           <w:lang w:eastAsia="es-PE"/>
-          <ns2:ligatures ns2:val="none"/>
+          <w14:ligatures w14:val="none"/>
         </w:rPr>
         <w:t/>
       </w:r>
     </w:p>
-    <w:p ns2:paraId="5CA08EE9" ns2:textId="77777777">
-      <w:pPr>
-        <w:spacing w:after="0" w:line="240" w:lineRule="auto"/>
-        <w:jc w:val="both"/>
-        <w:rPr>
-          <w:rFonts w:ascii="Arial Narrow" w:eastAsia="Arial Narrow" w:hAnsi="Arial Narrow" w:cs="Arial Narrow"/>
-          <w:kern w:val="0"/>
-          <ns2:ligatures ns2:val="none"/>
-        </w:rPr>
-      </w:pPr>
-    </w:p>
-    <w:p ns2:paraId="64718910" ns2:textId="6433E29B">
+    <w:p>
+      <w:pPr>
+        <w:spacing w:after="0" w:line="240" w:lineRule="auto"/>
+        <w:jc w:val="both"/>
+        <w:rPr>
+          <w:rFonts w:ascii="Arial Narrow" w:eastAsia="Arial Narrow" w:hAnsi="Arial Narrow" w:cs="Arial Narrow"/>
+          <w:kern w:val="0"/>
+          <w14:ligatures w14:val="none"/>
+        </w:rPr>
+      </w:pPr>
+    </w:p>
+    <w:p>
       <w:pPr>
         <w:spacing w:line="240" w:lineRule="auto"/>
         <w:contextualSpacing/>
@@ -3682,17 +3619,17 @@
         <w:rPr>
           <w:rFonts w:ascii="Arial Narrow" w:eastAsia="Calibri" w:hAnsi="Arial Narrow" w:cs="Arial"/>
           <w:kern w:val="0"/>
-          <ns2:ligatures ns2:val="none"/>
-        </w:rPr>
-      </w:pPr>
-      <w:r>
-        <w:rPr>
-          <w:rFonts w:ascii="Arial Narrow" w:eastAsia="Arial Narrow" w:hAnsi="Arial Narrow" w:cs="Arial Narrow"/>
-          <w:b/>
-          <w:color w:val="000000"/>
-          <w:kern w:val="0"/>
-          <w:lang w:eastAsia="es-PE"/>
-          <ns2:ligatures ns2:val="none"/>
+          <w14:ligatures w14:val="none"/>
+        </w:rPr>
+      </w:pPr>
+      <w:r>
+        <w:rPr>
+          <w:rFonts w:ascii="Arial Narrow" w:eastAsia="Arial Narrow" w:hAnsi="Arial Narrow" w:cs="Arial Narrow"/>
+          <w:b/>
+          <w:color w:val="000000"/>
+          <w:kern w:val="0"/>
+          <w:lang w:eastAsia="es-PE"/>
+          <w14:ligatures w14:val="none"/>
         </w:rPr>
         <w:t>SEGUNDO:</w:t>
       </w:r>
@@ -3702,7 +3639,7 @@
           <w:color w:val="000000"/>
           <w:kern w:val="0"/>
           <w:lang w:eastAsia="es-PE"/>
-          <ns2:ligatures ns2:val="none"/>
+          <w14:ligatures w14:val="none"/>
         </w:rPr>
         <w:t xml:space="preserve"> tener por ofrecidos los medios probatorios presentados en el escrito de denuncia </w:t>
       </w:r>
@@ -3712,7 +3649,7 @@
           <w:color w:val="000000"/>
           <w:kern w:val="0"/>
           <w:lang w:val="es-ES" w:eastAsia="es-ES"/>
-          <ns2:ligatures ns2:val="none"/>
+          <w14:ligatures w14:val="none"/>
         </w:rPr>
         <w:t xml:space="preserve">del </w:t>
       </w:r>
@@ -3722,7 +3659,7 @@
           <w:color w:val="000000"/>
           <w:kern w:val="0"/>
           <w:lang w:val="es-ES" w:eastAsia="es-ES"/>
-          <ns2:ligatures ns2:val="none"/>
+          <w14:ligatures w14:val="none"/>
         </w:rPr>
         <w:t>11 de marzo de 2025</w:t>
       </w:r>
@@ -3730,12 +3667,12 @@
         <w:rPr>
           <w:rFonts w:ascii="Arial Narrow" w:eastAsia="Calibri" w:hAnsi="Arial Narrow" w:cs="Arial"/>
           <w:kern w:val="0"/>
-          <ns2:ligatures ns2:val="none"/>
+          <w14:ligatures w14:val="none"/>
         </w:rPr>
         <w:t>.</w:t>
       </w:r>
     </w:p>
-    <w:p ns2:paraId="72A4113D" ns2:textId="77777777">
+    <w:p>
       <w:pPr>
         <w:spacing w:line="240" w:lineRule="auto"/>
         <w:contextualSpacing/>
@@ -3745,30 +3682,30 @@
           <w:color w:val="000000"/>
           <w:kern w:val="0"/>
           <w:lang w:eastAsia="es-PE"/>
-          <ns2:ligatures ns2:val="none"/>
-        </w:rPr>
-      </w:pPr>
-    </w:p>
-    <w:p ns2:paraId="1B36369E" ns2:textId="6AB96D78">
-      <w:pPr>
-        <w:spacing w:after="0" w:line="240" w:lineRule="auto"/>
-        <w:jc w:val="both"/>
-        <w:rPr>
-          <w:rFonts w:ascii="Arial Narrow" w:eastAsia="Arial Narrow" w:hAnsi="Arial Narrow" w:cs="Arial Narrow"/>
-          <w:color w:val="000000"/>
-          <w:kern w:val="0"/>
-          <w:lang w:eastAsia="es-PE"/>
-          <ns2:ligatures ns2:val="none"/>
-        </w:rPr>
-      </w:pPr>
-      <w:r>
-        <w:rPr>
-          <w:rFonts w:ascii="Arial Narrow" w:eastAsia="Arial Narrow" w:hAnsi="Arial Narrow" w:cs="Arial Narrow"/>
-          <w:b/>
-          <w:color w:val="000000"/>
-          <w:kern w:val="0"/>
-          <w:lang w:eastAsia="es-PE"/>
-          <ns2:ligatures ns2:val="none"/>
+          <w14:ligatures w14:val="none"/>
+        </w:rPr>
+      </w:pPr>
+    </w:p>
+    <w:p>
+      <w:pPr>
+        <w:spacing w:after="0" w:line="240" w:lineRule="auto"/>
+        <w:jc w:val="both"/>
+        <w:rPr>
+          <w:rFonts w:ascii="Arial Narrow" w:eastAsia="Arial Narrow" w:hAnsi="Arial Narrow" w:cs="Arial Narrow"/>
+          <w:color w:val="000000"/>
+          <w:kern w:val="0"/>
+          <w:lang w:eastAsia="es-PE"/>
+          <w14:ligatures w14:val="none"/>
+        </w:rPr>
+      </w:pPr>
+      <w:r>
+        <w:rPr>
+          <w:rFonts w:ascii="Arial Narrow" w:eastAsia="Arial Narrow" w:hAnsi="Arial Narrow" w:cs="Arial Narrow"/>
+          <w:b/>
+          <w:color w:val="000000"/>
+          <w:kern w:val="0"/>
+          <w:lang w:eastAsia="es-PE"/>
+          <w14:ligatures w14:val="none"/>
         </w:rPr>
         <w:t xml:space="preserve">TERCERO: </w:t>
       </w:r>
@@ -3778,7 +3715,7 @@
           <w:color w:val="000000"/>
           <w:kern w:val="0"/>
           <w:lang w:eastAsia="es-PE"/>
-          <ns2:ligatures ns2:val="none"/>
+          <w14:ligatures w14:val="none"/>
         </w:rPr>
         <w:t xml:space="preserve">requerir a </w:t>
       </w:r>
@@ -3839,7 +3776,7 @@
           <w:color w:val="000000"/>
           <w:kern w:val="0"/>
           <w:lang w:eastAsia="es-PE"/>
-          <ns2:ligatures ns2:val="none"/>
+          <w14:ligatures w14:val="none"/>
         </w:rPr>
         <w:t>que cumpla con lo siguiente</w:t>
       </w:r>
@@ -3849,12 +3786,12 @@
           <w:color w:val="000000"/>
           <w:kern w:val="0"/>
           <w:lang w:eastAsia="es-PE"/>
-          <ns2:ligatures ns2:val="none"/>
+          <w14:ligatures w14:val="none"/>
         </w:rPr>
         <w:t>:</w:t>
       </w:r>
     </w:p>
-    <w:p ns2:paraId="09D9FCC8" ns2:textId="77777777">
+    <w:p>
       <w:pPr>
         <w:spacing w:after="0" w:line="240" w:lineRule="auto"/>
         <w:jc w:val="both"/>
@@ -3863,11 +3800,11 @@
           <w:color w:val="000000"/>
           <w:kern w:val="0"/>
           <w:lang w:eastAsia="es-PE"/>
-          <ns2:ligatures ns2:val="none"/>
-        </w:rPr>
-      </w:pPr>
-    </w:p>
-    <w:p ns2:paraId="0AC32CAC" ns2:textId="77777777">
+          <w14:ligatures w14:val="none"/>
+        </w:rPr>
+      </w:pPr>
+    </w:p>
+    <w:p>
       <w:pPr>
         <w:numPr>
           <w:ilvl w:val="0"/>
@@ -3881,21 +3818,21 @@
           <w:color w:val="000000"/>
           <w:kern w:val="0"/>
           <w:lang w:eastAsia="es-PE"/>
-          <ns2:ligatures ns2:val="none"/>
-        </w:rPr>
-      </w:pPr>
-      <w:r>
-        <w:rPr>
-          <w:rFonts w:ascii="Arial Narrow" w:eastAsia="Arial Narrow" w:hAnsi="Arial Narrow" w:cs="Arial Narrow"/>
-          <w:color w:val="000000"/>
-          <w:kern w:val="0"/>
-          <w:lang w:eastAsia="es-PE"/>
-          <ns2:ligatures ns2:val="none"/>
+          <w14:ligatures w14:val="none"/>
+        </w:rPr>
+      </w:pPr>
+      <w:r>
+        <w:rPr>
+          <w:rFonts w:ascii="Arial Narrow" w:eastAsia="Arial Narrow" w:hAnsi="Arial Narrow" w:cs="Arial Narrow"/>
+          <w:color w:val="000000"/>
+          <w:kern w:val="0"/>
+          <w:lang w:eastAsia="es-PE"/>
+          <w14:ligatures w14:val="none"/>
         </w:rPr>
         <w:t>presentar documentos que acrediten su inscripción en los Registros Públicos o una declaración jurada que indique que cuenta con dicha inscripción;</w:t>
       </w:r>
     </w:p>
-    <w:p ns2:paraId="7C9575CF" ns2:textId="77777777">
+    <w:p>
       <w:pPr>
         <w:numPr>
           <w:ilvl w:val="0"/>
@@ -3909,21 +3846,21 @@
           <w:color w:val="000000"/>
           <w:kern w:val="0"/>
           <w:lang w:eastAsia="es-PE"/>
-          <ns2:ligatures ns2:val="none"/>
-        </w:rPr>
-      </w:pPr>
-      <w:r>
-        <w:rPr>
-          <w:rFonts w:ascii="Arial Narrow" w:eastAsia="Arial Narrow" w:hAnsi="Arial Narrow" w:cs="Arial Narrow"/>
-          <w:color w:val="000000"/>
-          <w:kern w:val="0"/>
-          <w:lang w:eastAsia="es-PE"/>
-          <ns2:ligatures ns2:val="none"/>
+          <w14:ligatures w14:val="none"/>
+        </w:rPr>
+      </w:pPr>
+      <w:r>
+        <w:rPr>
+          <w:rFonts w:ascii="Arial Narrow" w:eastAsia="Arial Narrow" w:hAnsi="Arial Narrow" w:cs="Arial Narrow"/>
+          <w:color w:val="000000"/>
+          <w:kern w:val="0"/>
+          <w:lang w:eastAsia="es-PE"/>
+          <w14:ligatures w14:val="none"/>
         </w:rPr>
         <w:t>presentar copia simple de las facultades de representación de su representante legal en el presente procedimiento o la declaración jurada que indique que cuenta con dichas facultades y que estas se encuentran vigentes;</w:t>
       </w:r>
     </w:p>
-    <w:p ns2:paraId="0CD5704D" ns2:textId="77777777">
+    <w:p>
       <w:pPr>
         <w:numPr>
           <w:ilvl w:val="0"/>
@@ -3937,21 +3874,21 @@
           <w:color w:val="000000"/>
           <w:kern w:val="0"/>
           <w:lang w:eastAsia="es-PE"/>
-          <ns2:ligatures ns2:val="none"/>
-        </w:rPr>
-      </w:pPr>
-      <w:r>
-        <w:rPr>
-          <w:rFonts w:ascii="Arial Narrow" w:eastAsia="Arial Narrow" w:hAnsi="Arial Narrow" w:cs="Arial Narrow"/>
-          <w:color w:val="000000"/>
-          <w:kern w:val="0"/>
-          <w:lang w:eastAsia="es-PE"/>
-          <ns2:ligatures ns2:val="none"/>
+          <w14:ligatures w14:val="none"/>
+        </w:rPr>
+      </w:pPr>
+      <w:r>
+        <w:rPr>
+          <w:rFonts w:ascii="Arial Narrow" w:eastAsia="Arial Narrow" w:hAnsi="Arial Narrow" w:cs="Arial Narrow"/>
+          <w:color w:val="000000"/>
+          <w:kern w:val="0"/>
+          <w:lang w:eastAsia="es-PE"/>
+          <w14:ligatures w14:val="none"/>
         </w:rPr>
         <w:t>consignar el Número de Registro Único de Contribuyentes (RUC); y,</w:t>
       </w:r>
     </w:p>
-    <w:p ns2:paraId="7341F53D" ns2:textId="101F16E7">
+    <w:p>
       <w:pPr>
         <w:numPr>
           <w:ilvl w:val="0"/>
@@ -3963,16 +3900,16 @@
         <w:rPr>
           <w:rFonts w:ascii="Arial Narrow" w:eastAsia="Calibri" w:hAnsi="Arial Narrow" w:cs="Arial"/>
           <w:kern w:val="0"/>
-          <ns2:ligatures ns2:val="none"/>
-        </w:rPr>
-      </w:pPr>
-      <w:r>
-        <w:rPr>
-          <w:rFonts w:ascii="Arial Narrow" w:eastAsia="Arial Narrow" w:hAnsi="Arial Narrow" w:cs="Arial Narrow"/>
-          <w:color w:val="000000"/>
-          <w:kern w:val="0"/>
-          <w:lang w:eastAsia="es-PE"/>
-          <ns2:ligatures ns2:val="none"/>
+          <w14:ligatures w14:val="none"/>
+        </w:rPr>
+      </w:pPr>
+      <w:r>
+        <w:rPr>
+          <w:rFonts w:ascii="Arial Narrow" w:eastAsia="Arial Narrow" w:hAnsi="Arial Narrow" w:cs="Arial Narrow"/>
+          <w:color w:val="000000"/>
+          <w:kern w:val="0"/>
+          <w:lang w:eastAsia="es-PE"/>
+          <w14:ligatures w14:val="none"/>
         </w:rPr>
         <w:t>fijar domicilio procesal para el procedimiento, de conformidad con el numeral 1 del artículo 442</w:t>
       </w:r>
@@ -3982,7 +3919,7 @@
           <w:color w:val="000000"/>
           <w:kern w:val="0"/>
           <w:lang w:eastAsia="es-PE"/>
-          <ns2:ligatures ns2:val="none"/>
+          <w14:ligatures w14:val="none"/>
         </w:rPr>
         <w:t/>
       </w:r>
@@ -3992,7 +3929,7 @@
           <w:color w:val="000000"/>
           <w:kern w:val="0"/>
           <w:lang w:eastAsia="es-PE"/>
-          <ns2:ligatures ns2:val="none"/>
+          <w14:ligatures w14:val="none"/>
         </w:rPr>
         <w:t xml:space="preserve"> del Código Procesal Civil. </w:t>
       </w:r>
@@ -4000,7 +3937,7 @@
         <w:rPr>
           <w:rFonts w:ascii="Arial Narrow" w:eastAsia="Calibri" w:hAnsi="Arial Narrow" w:cs="Arial"/>
           <w:kern w:val="0"/>
-          <ns2:ligatures ns2:val="none"/>
+          <w14:ligatures w14:val="none"/>
         </w:rPr>
         <w:t>Para ello podrá señalar domicilio físico o una dirección electrónica a la que pueda remitirse las notificaciones</w:t>
       </w:r>
@@ -4009,12 +3946,12 @@
           <w:rFonts w:ascii="Arial Narrow" w:eastAsia="Arial" w:hAnsi="Arial Narrow" w:cs="Arial"/>
           <w:kern w:val="0"/>
           <w:lang w:val="es"/>
-          <ns2:ligatures ns2:val="none"/>
+          <w14:ligatures w14:val="none"/>
         </w:rPr>
         <w:t>;</w:t>
       </w:r>
     </w:p>
-    <w:p ns2:paraId="446A1900" ns2:textId="13BE47D4">
+    <w:p>
       <w:pPr>
         <w:numPr>
           <w:ilvl w:val="0"/>
@@ -4026,14 +3963,14 @@
         <w:rPr>
           <w:rFonts w:ascii="Arial Narrow" w:eastAsia="Calibri" w:hAnsi="Arial Narrow" w:cs="Arial"/>
           <w:kern w:val="0"/>
-          <ns2:ligatures ns2:val="none"/>
+          <w14:ligatures w14:val="none"/>
         </w:rPr>
       </w:pPr>
       <w:r>
         <w:rPr>
           <w:rFonts w:ascii="Arial Narrow" w:eastAsia="Calibri" w:hAnsi="Arial Narrow" w:cs="Arial"/>
           <w:kern w:val="0"/>
-          <ns2:ligatures ns2:val="none"/>
+          <w14:ligatures w14:val="none"/>
         </w:rPr>
         <w:t>en caso califique como micro empresa o pequeña empresa, presentar los documentos que acrediten su volumen de ventas o ingresos brutos percibidos el año anterior relativo a todas sus actividades económicas y el número de trabajadores con el que cuenta</w:t>
       </w:r>
@@ -4043,7 +3980,7 @@
           <w:rFonts w:ascii="Arial Narrow" w:eastAsia="Calibri" w:hAnsi="Arial Narrow" w:cs="Arial"/>
           <w:kern w:val="0"/>
           <w:vertAlign w:val="superscript"/>
-          <ns2:ligatures ns2:val="none"/>
+          <w14:ligatures w14:val="none"/>
         </w:rPr>
         <w:footnoteReference w:id="5"/>
       </w:r>
@@ -4051,7 +3988,7 @@
         <w:rPr>
           <w:rFonts w:ascii="Arial Narrow" w:eastAsia="Calibri" w:hAnsi="Arial Narrow" w:cs="Arial"/>
           <w:kern w:val="0"/>
-          <ns2:ligatures ns2:val="none"/>
+          <w14:ligatures w14:val="none"/>
         </w:rPr>
         <w:t>. Ello, a fin de que la Comisión pueda meritar dicha documentación, conforme lo establece el artículo 110</w:t>
       </w:r>
@@ -4061,7 +3998,7 @@
           <w:color w:val="000000"/>
           <w:kern w:val="0"/>
           <w:lang w:eastAsia="es-PE"/>
-          <ns2:ligatures ns2:val="none"/>
+          <w14:ligatures w14:val="none"/>
         </w:rPr>
         <w:t/>
       </w:r>
@@ -4069,7 +4006,7 @@
         <w:rPr>
           <w:rFonts w:ascii="Arial Narrow" w:eastAsia="Calibri" w:hAnsi="Arial Narrow" w:cs="Arial"/>
           <w:kern w:val="0"/>
-          <ns2:ligatures ns2:val="none"/>
+          <w14:ligatures w14:val="none"/>
         </w:rPr>
         <w:t xml:space="preserve"> del </w:t>
       </w:r>
@@ -4078,7 +4015,7 @@
           <w:rFonts w:ascii="Arial Narrow" w:eastAsia="Calibri" w:hAnsi="Arial Narrow" w:cs="Arial"/>
           <w:spacing w:val="-2"/>
           <w:kern w:val="0"/>
-          <ns2:ligatures ns2:val="none"/>
+          <w14:ligatures w14:val="none"/>
         </w:rPr>
         <w:t>Código</w:t>
       </w:r>
@@ -4089,7 +4026,7 @@
           <w:spacing w:val="-2"/>
           <w:kern w:val="0"/>
           <w:vertAlign w:val="superscript"/>
-          <ns2:ligatures ns2:val="none"/>
+          <w14:ligatures w14:val="none"/>
         </w:rPr>
         <w:footnoteReference w:id="6"/>
       </w:r>
@@ -4098,12 +4035,12 @@
           <w:rFonts w:ascii="Arial Narrow" w:eastAsia="Calibri" w:hAnsi="Arial Narrow" w:cs="Arial"/>
           <w:spacing w:val="-2"/>
           <w:kern w:val="0"/>
-          <ns2:ligatures ns2:val="none"/>
+          <w14:ligatures w14:val="none"/>
         </w:rPr>
         <w:t>.</w:t>
       </w:r>
     </w:p>
-    <w:p ns2:paraId="354DE7F2" ns2:textId="77777777">
+    <w:p>
       <w:pPr>
         <w:spacing w:after="0" w:line="240" w:lineRule="auto"/>
         <w:ind w:left="567"/>
@@ -4113,20 +4050,20 @@
           <w:color w:val="000000"/>
           <w:kern w:val="0"/>
           <w:lang w:eastAsia="es-PE"/>
-          <ns2:ligatures ns2:val="none"/>
-        </w:rPr>
-      </w:pPr>
-    </w:p>
-    <w:p>
-      <w:pPr>
-        <w:spacing w:after="0" w:line="240" w:lineRule="auto"/>
-        <w:jc w:val="both"/>
-        <w:rPr>
-          <w:rFonts w:ascii="Arial Narrow" w:eastAsia="Arial Narrow" w:hAnsi="Arial Narrow" w:cs="Arial Narrow"/>
-          <w:color w:val="000000"/>
-          <w:kern w:val="0"/>
-          <w:lang w:eastAsia="es-PE"/>
-          <ns2:ligatures ns2:val="none"/>
+          <w14:ligatures w14:val="none"/>
+        </w:rPr>
+      </w:pPr>
+    </w:p>
+    <w:p>
+      <w:pPr>
+        <w:spacing w:after="0" w:line="240" w:lineRule="auto"/>
+        <w:jc w:val="both"/>
+        <w:rPr>
+          <w:rFonts w:ascii="Arial Narrow" w:eastAsia="Arial Narrow" w:hAnsi="Arial Narrow" w:cs="Arial Narrow"/>
+          <w:color w:val="000000"/>
+          <w:kern w:val="0"/>
+          <w:lang w:eastAsia="es-PE"/>
+          <w14:ligatures w14:val="none"/>
         </w:rPr>
       </w:pPr>
       <w:r>
@@ -4145,42 +4082,82 @@
           <w:sz w:val="20"/>
           <w:szCs w:val="20"/>
         </w:rPr>
-        <w:t xml:space="preserve">correr traslado de la presente resolución a Interseguro Compañía de Seguros S.A. para que, de conformidad con lo dispuesto por el artículo 26 de la Ley sobre Facultades, Normas y Organización del Indecopi, aprobada por Decreto Legislativo 807, presente sus descargos sobre la imputación de cargos realizada en un plazo no mayor a cinco (5) días hábiles contado a partir del día siguiente de la notificación de la presente resolución, vencido el cual, el Secretario Técnico declarará en rebeldía al denunciado que no lo hubiera presentado. Debe precisarse que de conformidad con lo establecido por el artículo 223 del Texto Único Ordenado de la Ley 27444, Ley del Procedimiento Administrativo General, las alegaciones y los hechos relevantes de la reclamación, salvo que hayan sido específicamente negadas en la contestación, se tendrán por aceptadas o merituadas como ciertas.</w:t>
-      </w:r>
-    </w:p>
-    <w:p ns2:paraId="7D74C0BD" ns2:textId="77777777">
-      <w:pPr>
-        <w:spacing w:after="0" w:line="240" w:lineRule="auto"/>
-        <w:jc w:val="both"/>
-        <w:rPr>
-          <w:rFonts w:ascii="Arial Narrow" w:eastAsia="Arial Narrow" w:hAnsi="Arial Narrow" w:cs="Arial Narrow"/>
-          <w:color w:val="000000"/>
-          <w:kern w:val="0"/>
-          <w:lang w:eastAsia="es-PE"/>
-          <ns2:ligatures ns2:val="none"/>
-        </w:rPr>
-      </w:pPr>
-    </w:p>
-    <w:p ns2:paraId="61C1ED8F" ns2:textId="58A72CE8">
-      <w:pPr>
-        <w:spacing w:after="0" w:line="240" w:lineRule="auto"/>
-        <w:jc w:val="both"/>
-        <w:rPr>
-          <w:rFonts w:ascii="Arial Narrow" w:eastAsia="Times New Roman" w:hAnsi="Arial Narrow" w:cs="Arial"/>
-          <w:color w:val="000000"/>
-          <w:kern w:val="0"/>
+        <w:t xml:space="preserve">correr traslado de la presente resolución a Interseguro Compañía de Seguros S.A. para que, de conformidad con lo dispuesto por el artículo 26 de la Ley sobre Facultades, Normas y Organización del Indecopi, aprobada por Decreto Legislativo 807</w:t>
+      </w:r>
+      <w:r>
+        <w:rPr>
+          <w:rStyle w:val="Refdenotaalpie"/>
+          <w:rFonts w:ascii="Arial Narrow" w:eastAsia="Times New Roman" w:hAnsi="Arial Narrow" w:cs="Times New Roman"/>
+          <w:color w:val="000000"/>
+          <w:kern w:val="0"/>
+          <w:vertAlign w:val="superscript"/>
           <w:lang w:val="es-ES" w:eastAsia="es-ES"/>
-          <ns2:ligatures ns2:val="none"/>
-        </w:rPr>
-      </w:pPr>
-      <w:r>
-        <w:rPr>
-          <w:rFonts w:ascii="Arial Narrow" w:eastAsia="Arial Narrow" w:hAnsi="Arial Narrow" w:cs="Arial Narrow"/>
-          <w:b/>
-          <w:color w:val="000000"/>
-          <w:kern w:val="0"/>
-          <w:lang w:eastAsia="es-PE"/>
-          <ns2:ligatures ns2:val="none"/>
+          <w14:ligatures w14:val="none"/>
+        </w:rPr>
+        <w:footnoteReference w:id="12"/>
+      </w:r>
+      <w:r>
+        <w:rPr>
+          <w:rFonts w:ascii="Arial Narrow" w:hAnsi="Arial Narrow" w:cs="Arial Narrow"/>
+          <w:sz w:val="20"/>
+          <w:szCs w:val="20"/>
+        </w:rPr>
+        <w:t xml:space="preserve">, presente sus descargos sobre la imputación de cargos realizada en un plazo no mayor a cinco (5) días hábiles contado a partir del día siguiente de la notificación de la presente resolución, vencido el cual, el Secretario Técnico declarará en rebeldía al denunciado que no lo hubiera presentado. Debe precisarse que de conformidad con lo establecido por el artículo 223 del Texto Único Ordenado de la Ley 27444, Ley del Procedimiento Administrativo General</w:t>
+      </w:r>
+      <w:r>
+        <w:rPr>
+          <w:rStyle w:val="Refdenotaalpie"/>
+          <w:rFonts w:ascii="Arial Narrow" w:eastAsia="Times New Roman" w:hAnsi="Arial Narrow" w:cs="Times New Roman"/>
+          <w:color w:val="000000"/>
+          <w:kern w:val="0"/>
+          <w:vertAlign w:val="superscript"/>
+          <w:lang w:val="es-ES" w:eastAsia="es-ES"/>
+          <w14:ligatures w14:val="none"/>
+        </w:rPr>
+        <w:footnoteReference w:id="13"/>
+      </w:r>
+      <w:r>
+        <w:rPr>
+          <w:rFonts w:ascii="Arial Narrow" w:hAnsi="Arial Narrow" w:cs="Arial Narrow"/>
+          <w:sz w:val="20"/>
+          <w:szCs w:val="20"/>
+        </w:rPr>
+        <w:t xml:space="preserve">, las alegaciones y los hechos relevantes de la reclamación, salvo que hayan sido específicamente negadas en la contestación, se tendrán por aceptadas o merituadas como ciertas.</w:t>
+      </w:r>
+    </w:p>
+    <w:p>
+      <w:pPr>
+        <w:spacing w:after="0" w:line="240" w:lineRule="auto"/>
+        <w:jc w:val="both"/>
+        <w:rPr>
+          <w:rFonts w:ascii="Arial Narrow" w:eastAsia="Arial Narrow" w:hAnsi="Arial Narrow" w:cs="Arial Narrow"/>
+          <w:color w:val="000000"/>
+          <w:kern w:val="0"/>
+          <w:lang w:eastAsia="es-PE"/>
+          <w14:ligatures w14:val="none"/>
+        </w:rPr>
+      </w:pPr>
+    </w:p>
+    <w:p>
+      <w:pPr>
+        <w:spacing w:after="0" w:line="240" w:lineRule="auto"/>
+        <w:jc w:val="both"/>
+        <w:rPr>
+          <w:rFonts w:ascii="Arial Narrow" w:eastAsia="Times New Roman" w:hAnsi="Arial Narrow" w:cs="Arial"/>
+          <w:color w:val="000000"/>
+          <w:kern w:val="0"/>
+          <w:lang w:val="es-ES" w:eastAsia="es-ES"/>
+          <w14:ligatures w14:val="none"/>
+        </w:rPr>
+      </w:pPr>
+      <w:r>
+        <w:rPr>
+          <w:rFonts w:ascii="Arial Narrow" w:eastAsia="Arial Narrow" w:hAnsi="Arial Narrow" w:cs="Arial Narrow"/>
+          <w:b/>
+          <w:color w:val="000000"/>
+          <w:kern w:val="0"/>
+          <w:lang w:eastAsia="es-PE"/>
+          <w14:ligatures w14:val="none"/>
         </w:rPr>
         <w:t xml:space="preserve">QUINTO: </w:t>
       </w:r>
@@ -4191,7 +4168,7 @@
           <w:color w:val="000000"/>
           <w:kern w:val="0"/>
           <w:lang w:eastAsia="es-ES"/>
-          <ns2:ligatures ns2:val="none"/>
+          <w14:ligatures w14:val="none"/>
         </w:rPr>
         <w:t xml:space="preserve">requerir </w:t>
       </w:r>
@@ -4201,7 +4178,7 @@
           <w:color w:val="000000"/>
           <w:kern w:val="0"/>
           <w:lang w:val="es-ES" w:eastAsia="es-ES"/>
-          <ns2:ligatures ns2:val="none"/>
+          <w14:ligatures w14:val="none"/>
         </w:rPr>
         <w:t xml:space="preserve">que, en un </w:t>
       </w:r>
@@ -4211,7 +4188,7 @@
           <w:color w:val="000000"/>
           <w:kern w:val="0"/>
           <w:lang w:eastAsia="es-ES"/>
-          <ns2:ligatures ns2:val="none"/>
+          <w14:ligatures w14:val="none"/>
         </w:rPr>
         <w:t>plazo no mayor de cinco (5) días hábiles contado a partir del día siguiente de la notificación de la presente resolución</w:t>
       </w:r>
@@ -4222,7 +4199,7 @@
           <w:color w:val="000000"/>
           <w:kern w:val="0"/>
           <w:lang w:eastAsia="es-ES"/>
-          <ns2:ligatures ns2:val="none"/>
+          <w14:ligatures w14:val="none"/>
         </w:rPr>
         <w:t xml:space="preserve">, </w:t>
       </w:r>
@@ -4291,7 +4268,7 @@
           <w:color w:val="000000"/>
           <w:kern w:val="0"/>
           <w:lang w:eastAsia="es-ES"/>
-          <ns2:ligatures ns2:val="none"/>
+          <w14:ligatures w14:val="none"/>
         </w:rPr>
         <w:t xml:space="preserve">, </w:t>
       </w:r>
@@ -4302,7 +4279,7 @@
           <w:color w:val="000000"/>
           <w:kern w:val="0"/>
           <w:lang w:val="es-ES" w:eastAsia="es-ES"/>
-          <ns2:ligatures ns2:val="none"/>
+          <w14:ligatures w14:val="none"/>
         </w:rPr>
         <w:t>cu</w:t>
       </w:r>
@@ -4312,7 +4289,7 @@
           <w:color w:val="000000"/>
           <w:kern w:val="0"/>
           <w:lang w:val="es-ES" w:eastAsia="es-ES"/>
-          <ns2:ligatures ns2:val="none"/>
+          <w14:ligatures w14:val="none"/>
         </w:rPr>
         <w:t>mpla con</w:t>
       </w:r>
@@ -4322,7 +4299,7 @@
           <w:color w:val="000000"/>
           <w:kern w:val="0"/>
           <w:lang w:val="es-ES" w:eastAsia="es-ES"/>
-          <ns2:ligatures ns2:val="none"/>
+          <w14:ligatures w14:val="none"/>
         </w:rPr>
         <w:t xml:space="preserve"> </w:t>
       </w:r>
@@ -4332,7 +4309,7 @@
           <w:color w:val="000000"/>
           <w:kern w:val="0"/>
           <w:lang w:val="es-ES" w:eastAsia="es-ES"/>
-          <ns2:ligatures ns2:val="none"/>
+          <w14:ligatures w14:val="none"/>
         </w:rPr>
         <w:t xml:space="preserve">presentar una </w:t>
       </w:r>
@@ -4342,7 +4319,7 @@
           <w:color w:val="000000"/>
           <w:kern w:val="0"/>
           <w:lang w:val="es-ES" w:eastAsia="es-ES"/>
-          <ns2:ligatures ns2:val="none"/>
+          <w14:ligatures w14:val="none"/>
         </w:rPr>
         <w:lastRenderedPageBreak/>
         <w:t>copia completa, legible y debidamente suscrita de</w:t>
@@ -4353,7 +4330,7 @@
           <w:color w:val="000000"/>
           <w:kern w:val="0"/>
           <w:lang w:val="es-ES" w:eastAsia="es-ES"/>
-          <ns2:ligatures ns2:val="none"/>
+          <w14:ligatures w14:val="none"/>
         </w:rPr>
         <w:t xml:space="preserve"> la póliza </w:t>
       </w:r>
@@ -4363,7 +4340,7 @@
           <w:color w:val="000000"/>
           <w:kern w:val="0"/>
           <w:lang w:val="es-ES" w:eastAsia="es-ES"/>
-          <ns2:ligatures ns2:val="none"/>
+          <w14:ligatures w14:val="none"/>
         </w:rPr>
         <w:t/>
       </w:r>
@@ -4373,7 +4350,7 @@
           <w:color w:val="000000"/>
           <w:kern w:val="0"/>
           <w:lang w:val="es-ES" w:eastAsia="es-ES"/>
-          <ns2:ligatures ns2:val="none"/>
+          <w14:ligatures w14:val="none"/>
         </w:rPr>
         <w:t>0593567404</w:t>
       </w:r>
@@ -4383,7 +4360,7 @@
           <w:color w:val="000000"/>
           <w:kern w:val="0"/>
           <w:lang w:val="es-ES" w:eastAsia="es-ES"/>
-          <ns2:ligatures ns2:val="none"/>
+          <w14:ligatures w14:val="none"/>
         </w:rPr>
         <w:t xml:space="preserve"> </w:t>
       </w:r>
@@ -4393,7 +4370,7 @@
           <w:color w:val="000000"/>
           <w:kern w:val="0"/>
           <w:lang w:val="es-ES" w:eastAsia="es-ES"/>
-          <ns2:ligatures ns2:val="none"/>
+          <w14:ligatures w14:val="none"/>
         </w:rPr>
         <w:t>del Seguro Obligatorio de Accidentes de Tránsito</w:t>
       </w:r>
@@ -4403,12 +4380,12 @@
           <w:color w:val="000000"/>
           <w:kern w:val="0"/>
           <w:lang w:val="es-ES" w:eastAsia="es-ES"/>
-          <ns2:ligatures ns2:val="none"/>
+          <w14:ligatures w14:val="none"/>
         </w:rPr>
         <w:t>.</w:t>
       </w:r>
     </w:p>
-    <w:p ns2:paraId="6A128BE5" ns2:textId="77777777">
+    <w:p>
       <w:pPr>
         <w:spacing w:after="0" w:line="240" w:lineRule="auto"/>
         <w:jc w:val="both"/>
@@ -4418,30 +4395,30 @@
           <w:color w:val="000000"/>
           <w:kern w:val="0"/>
           <w:lang w:val="es-ES" w:eastAsia="es-PE"/>
-          <ns2:ligatures ns2:val="none"/>
-        </w:rPr>
-      </w:pPr>
-    </w:p>
-    <w:p ns2:paraId="5A49EAA8" ns2:textId="66340982">
-      <w:pPr>
-        <w:spacing w:after="0" w:line="240" w:lineRule="auto"/>
-        <w:jc w:val="both"/>
-        <w:rPr>
-          <w:rFonts w:ascii="Arial Narrow" w:eastAsia="Arial Narrow" w:hAnsi="Arial Narrow" w:cs="Arial Narrow"/>
-          <w:color w:val="000000"/>
-          <w:kern w:val="0"/>
-          <w:lang w:eastAsia="es-PE"/>
-          <ns2:ligatures ns2:val="none"/>
-        </w:rPr>
-      </w:pPr>
-      <w:r>
-        <w:rPr>
-          <w:rFonts w:ascii="Arial Narrow" w:eastAsia="Arial Narrow" w:hAnsi="Arial Narrow" w:cs="Arial Narrow"/>
-          <w:b/>
-          <w:color w:val="000000"/>
-          <w:kern w:val="0"/>
-          <w:lang w:eastAsia="es-PE"/>
-          <ns2:ligatures ns2:val="none"/>
+          <w14:ligatures w14:val="none"/>
+        </w:rPr>
+      </w:pPr>
+    </w:p>
+    <w:p>
+      <w:pPr>
+        <w:spacing w:after="0" w:line="240" w:lineRule="auto"/>
+        <w:jc w:val="both"/>
+        <w:rPr>
+          <w:rFonts w:ascii="Arial Narrow" w:eastAsia="Arial Narrow" w:hAnsi="Arial Narrow" w:cs="Arial Narrow"/>
+          <w:color w:val="000000"/>
+          <w:kern w:val="0"/>
+          <w:lang w:eastAsia="es-PE"/>
+          <w14:ligatures w14:val="none"/>
+        </w:rPr>
+      </w:pPr>
+      <w:r>
+        <w:rPr>
+          <w:rFonts w:ascii="Arial Narrow" w:eastAsia="Arial Narrow" w:hAnsi="Arial Narrow" w:cs="Arial Narrow"/>
+          <w:b/>
+          <w:color w:val="000000"/>
+          <w:kern w:val="0"/>
+          <w:lang w:eastAsia="es-PE"/>
+          <w14:ligatures w14:val="none"/>
         </w:rPr>
         <w:t>SEXTO:</w:t>
       </w:r>
@@ -4451,7 +4428,7 @@
           <w:color w:val="000000"/>
           <w:kern w:val="0"/>
           <w:lang w:eastAsia="es-PE"/>
-          <ns2:ligatures ns2:val="none"/>
+          <w14:ligatures w14:val="none"/>
         </w:rPr>
         <w:t xml:space="preserve"> </w:t>
       </w:r>
@@ -4462,7 +4439,7 @@
           <w:color w:val="000000"/>
           <w:kern w:val="0"/>
           <w:lang w:eastAsia="es-PE"/>
-          <ns2:ligatures ns2:val="none"/>
+          <w14:ligatures w14:val="none"/>
         </w:rPr>
         <w:t>informar a las partes que el artículo 110</w:t>
       </w:r>
@@ -4472,7 +4449,7 @@
           <w:color w:val="000000"/>
           <w:kern w:val="0"/>
           <w:lang w:eastAsia="es-PE"/>
-          <ns2:ligatures ns2:val="none"/>
+          <w14:ligatures w14:val="none"/>
         </w:rPr>
         <w:t/>
       </w:r>
@@ -4482,7 +4459,7 @@
           <w:color w:val="000000"/>
           <w:kern w:val="0"/>
           <w:lang w:eastAsia="es-PE"/>
-          <ns2:ligatures ns2:val="none"/>
+          <w14:ligatures w14:val="none"/>
         </w:rPr>
         <w:t xml:space="preserve"> de la Ley 29571, Código de Protección y Defensa del Consumidor</w:t>
       </w:r>
@@ -4494,7 +4471,7 @@
           <w:kern w:val="0"/>
           <w:vertAlign w:val="superscript"/>
           <w:lang w:eastAsia="es-PE"/>
-          <ns2:ligatures ns2:val="none"/>
+          <w14:ligatures w14:val="none"/>
         </w:rPr>
         <w:footnoteReference w:id="7"/>
       </w:r>
@@ -4504,7 +4481,7 @@
           <w:color w:val="000000"/>
           <w:kern w:val="0"/>
           <w:lang w:eastAsia="es-PE"/>
-          <ns2:ligatures ns2:val="none"/>
+          <w14:ligatures w14:val="none"/>
         </w:rPr>
         <w:t>, faculta a la Comisión a calificar las infracciones de la referida norma como leves, graves o muy graves e imponer sanciones que van desde una amonestación hasta una multa por un máximo de 450 Unidades Impositivas Tributarias, sin perjuicio de las medidas correctivas, reparadoras y complementarias, que puedan ordenarse de acuerdo a lo estipulado en los artículos 114</w:t>
       </w:r>
@@ -4514,7 +4491,7 @@
           <w:color w:val="000000"/>
           <w:kern w:val="0"/>
           <w:lang w:eastAsia="es-PE"/>
-          <ns2:ligatures ns2:val="none"/>
+          <w14:ligatures w14:val="none"/>
         </w:rPr>
         <w:t/>
       </w:r>
@@ -4524,7 +4501,7 @@
           <w:color w:val="000000"/>
           <w:kern w:val="0"/>
           <w:lang w:eastAsia="es-PE"/>
-          <ns2:ligatures ns2:val="none"/>
+          <w14:ligatures w14:val="none"/>
         </w:rPr>
         <w:t>, 115</w:t>
       </w:r>
@@ -4534,7 +4511,7 @@
           <w:color w:val="000000"/>
           <w:kern w:val="0"/>
           <w:lang w:eastAsia="es-PE"/>
-          <ns2:ligatures ns2:val="none"/>
+          <w14:ligatures w14:val="none"/>
         </w:rPr>
         <w:t/>
       </w:r>
@@ -4544,7 +4521,7 @@
           <w:color w:val="000000"/>
           <w:kern w:val="0"/>
           <w:lang w:eastAsia="es-PE"/>
-          <ns2:ligatures ns2:val="none"/>
+          <w14:ligatures w14:val="none"/>
         </w:rPr>
         <w:t xml:space="preserve"> y 116</w:t>
       </w:r>
@@ -4554,7 +4531,7 @@
           <w:color w:val="000000"/>
           <w:kern w:val="0"/>
           <w:lang w:eastAsia="es-PE"/>
-          <ns2:ligatures ns2:val="none"/>
+          <w14:ligatures w14:val="none"/>
         </w:rPr>
         <w:t/>
       </w:r>
@@ -4564,7 +4541,7 @@
           <w:color w:val="000000"/>
           <w:kern w:val="0"/>
           <w:lang w:eastAsia="es-PE"/>
-          <ns2:ligatures ns2:val="none"/>
+          <w14:ligatures w14:val="none"/>
         </w:rPr>
         <w:t xml:space="preserve"> de la referida norma</w:t>
       </w:r>
@@ -4576,7 +4553,7 @@
           <w:kern w:val="0"/>
           <w:vertAlign w:val="superscript"/>
           <w:lang w:eastAsia="es-PE"/>
-          <ns2:ligatures ns2:val="none"/>
+          <w14:ligatures w14:val="none"/>
         </w:rPr>
         <w:footnoteReference w:id="8"/>
       </w:r>
@@ -4586,7 +4563,7 @@
           <w:color w:val="000000"/>
           <w:kern w:val="0"/>
           <w:lang w:eastAsia="es-PE"/>
-          <ns2:ligatures ns2:val="none"/>
+          <w14:ligatures w14:val="none"/>
         </w:rPr>
         <w:t xml:space="preserve">. </w:t>
       </w:r>
@@ -4597,7 +4574,7 @@
           <w:color w:val="000000"/>
           <w:kern w:val="0"/>
           <w:lang w:eastAsia="es-PE"/>
-          <ns2:ligatures ns2:val="none"/>
+          <w14:ligatures w14:val="none"/>
         </w:rPr>
         <w:lastRenderedPageBreak/>
         <w:t>Asimismo, se consideran circunstancias atenuantes para la graduación de la sanción, el allanamiento de la denuncia o el reconocimiento de las pretensiones en ella contenidas, de acuerdo con el artículo 112</w:t>
@@ -4608,7 +4585,7 @@
           <w:color w:val="000000"/>
           <w:kern w:val="0"/>
           <w:lang w:eastAsia="es-PE"/>
-          <ns2:ligatures ns2:val="none"/>
+          <w14:ligatures w14:val="none"/>
         </w:rPr>
         <w:t/>
       </w:r>
@@ -4618,7 +4595,7 @@
           <w:color w:val="000000"/>
           <w:kern w:val="0"/>
           <w:lang w:eastAsia="es-PE"/>
-          <ns2:ligatures ns2:val="none"/>
+          <w14:ligatures w14:val="none"/>
         </w:rPr>
         <w:t xml:space="preserve"> del Código</w:t>
       </w:r>
@@ -4630,7 +4607,7 @@
           <w:kern w:val="0"/>
           <w:vertAlign w:val="superscript"/>
           <w:lang w:eastAsia="es-PE"/>
-          <ns2:ligatures ns2:val="none"/>
+          <w14:ligatures w14:val="none"/>
         </w:rPr>
         <w:footnoteReference w:id="9"/>
       </w:r>
@@ -4640,12 +4617,12 @@
           <w:color w:val="000000"/>
           <w:kern w:val="0"/>
           <w:lang w:eastAsia="es-PE"/>
-          <ns2:ligatures ns2:val="none"/>
+          <w14:ligatures w14:val="none"/>
         </w:rPr>
         <w:t>.</w:t>
       </w:r>
     </w:p>
-    <w:p ns2:paraId="60BC1406" ns2:textId="77777777">
+    <w:p>
       <w:pPr>
         <w:shd w:val="clear" w:color="auto" w:fill="FFFFFF"/>
         <w:spacing w:after="0" w:line="240" w:lineRule="auto"/>
@@ -4656,11 +4633,11 @@
           <w:color w:val="000000"/>
           <w:kern w:val="0"/>
           <w:lang w:eastAsia="es-PE"/>
-          <ns2:ligatures ns2:val="none"/>
-        </w:rPr>
-      </w:pPr>
-    </w:p>
-    <w:p ns2:paraId="2A591567" ns2:textId="755DA274">
+          <w14:ligatures w14:val="none"/>
+        </w:rPr>
+      </w:pPr>
+    </w:p>
+    <w:p>
       <w:pPr>
         <w:shd w:val="clear" w:color="auto" w:fill="FFFFFF"/>
         <w:spacing w:after="0" w:line="240" w:lineRule="auto"/>
@@ -4670,17 +4647,17 @@
           <w:color w:val="000000"/>
           <w:kern w:val="0"/>
           <w:lang w:eastAsia="es-PE"/>
-          <ns2:ligatures ns2:val="none"/>
-        </w:rPr>
-      </w:pPr>
-      <w:r>
-        <w:rPr>
-          <w:rFonts w:ascii="Arial Narrow" w:eastAsia="Arial Narrow" w:hAnsi="Arial Narrow" w:cs="Arial Narrow"/>
-          <w:b/>
-          <w:color w:val="000000"/>
-          <w:kern w:val="0"/>
-          <w:lang w:eastAsia="es-PE"/>
-          <ns2:ligatures ns2:val="none"/>
+          <w14:ligatures w14:val="none"/>
+        </w:rPr>
+      </w:pPr>
+      <w:r>
+        <w:rPr>
+          <w:rFonts w:ascii="Arial Narrow" w:eastAsia="Arial Narrow" w:hAnsi="Arial Narrow" w:cs="Arial Narrow"/>
+          <w:b/>
+          <w:color w:val="000000"/>
+          <w:kern w:val="0"/>
+          <w:lang w:eastAsia="es-PE"/>
+          <w14:ligatures w14:val="none"/>
         </w:rPr>
         <w:t>SÉTIMO:</w:t>
       </w:r>
@@ -4690,7 +4667,7 @@
           <w:color w:val="000000"/>
           <w:kern w:val="0"/>
           <w:lang w:eastAsia="es-PE"/>
-          <ns2:ligatures ns2:val="none"/>
+          <w14:ligatures w14:val="none"/>
         </w:rPr>
         <w:t xml:space="preserve"> informar a las partes que conforme a lo establecido en el artículo 39</w:t>
       </w:r>
@@ -4700,7 +4677,7 @@
           <w:color w:val="000000"/>
           <w:kern w:val="0"/>
           <w:lang w:eastAsia="es-PE"/>
-          <ns2:ligatures ns2:val="none"/>
+          <w14:ligatures w14:val="none"/>
         </w:rPr>
         <w:t/>
       </w:r>
@@ -4710,12 +4687,12 @@
           <w:color w:val="000000"/>
           <w:kern w:val="0"/>
           <w:lang w:eastAsia="es-PE"/>
-          <ns2:ligatures ns2:val="none"/>
+          <w14:ligatures w14:val="none"/>
         </w:rPr>
         <w:t xml:space="preserve"> de la Ley sobre Facultades, Normas y Organización del Indecopi, aprobada por Decreto Legislativo 807, los gastos por los peritajes realizados, actuación de pruebas, inspecciones y otros derivados de la tramitación del proceso serán de cargo de la parte que solicita la prueba, salvo pacto en contrario. En todos los casos, la resolución final determinará si los gastos deben ser asumidos por alguna de las partes, o reembolsados a la otra parte o al Indecopi, según sea el caso, de manera adicional a la sanción que haya podido imponerse. </w:t>
       </w:r>
     </w:p>
-    <w:p ns2:paraId="3696E77C" ns2:textId="77777777">
+    <w:p>
       <w:pPr>
         <w:shd w:val="clear" w:color="auto" w:fill="FFFFFF"/>
         <w:spacing w:after="0" w:line="240" w:lineRule="auto"/>
@@ -4725,11 +4702,11 @@
           <w:color w:val="000000"/>
           <w:kern w:val="0"/>
           <w:lang w:eastAsia="es-PE"/>
-          <ns2:ligatures ns2:val="none"/>
-        </w:rPr>
-      </w:pPr>
-    </w:p>
-    <w:p ns2:paraId="563B5C6F" ns2:textId="242E415D">
+          <w14:ligatures w14:val="none"/>
+        </w:rPr>
+      </w:pPr>
+    </w:p>
+    <w:p>
       <w:pPr>
         <w:suppressAutoHyphens/>
         <w:spacing w:after="0" w:line="240" w:lineRule="auto"/>
@@ -4738,7 +4715,7 @@
           <w:rFonts w:ascii="Arial Narrow" w:eastAsia="Calibri" w:hAnsi="Arial Narrow" w:cs="Arial"/>
           <w:kern w:val="0"/>
           <w:u w:val="single"/>
-          <ns2:ligatures ns2:val="none"/>
+          <w14:ligatures w14:val="none"/>
         </w:rPr>
       </w:pPr>
       <w:r>
@@ -4747,7 +4724,7 @@
           <w:b/>
           <w:bCs/>
           <w:kern w:val="0"/>
-          <ns2:ligatures ns2:val="none"/>
+          <w14:ligatures w14:val="none"/>
         </w:rPr>
         <w:t>OCTAVO</w:t>
       </w:r>
@@ -4756,7 +4733,7 @@
           <w:rFonts w:ascii="Arial Narrow" w:eastAsia="Calibri" w:hAnsi="Arial Narrow" w:cs="Arial"/>
           <w:b/>
           <w:kern w:val="0"/>
-          <ns2:ligatures ns2:val="none"/>
+          <w14:ligatures w14:val="none"/>
         </w:rPr>
         <w:t>:</w:t>
       </w:r>
@@ -4764,7 +4741,7 @@
         <w:rPr>
           <w:rFonts w:ascii="Arial Narrow" w:eastAsia="Calibri" w:hAnsi="Arial Narrow" w:cs="Arial"/>
           <w:kern w:val="0"/>
-          <ns2:ligatures ns2:val="none"/>
+          <w14:ligatures w14:val="none"/>
         </w:rPr>
         <w:t xml:space="preserve"> comunicar a las partes que, de acuerdo a lo señalado por el artículo 29</w:t>
       </w:r>
@@ -4774,7 +4751,7 @@
           <w:color w:val="000000"/>
           <w:kern w:val="0"/>
           <w:lang w:eastAsia="es-PE"/>
-          <ns2:ligatures ns2:val="none"/>
+          <w14:ligatures w14:val="none"/>
         </w:rPr>
         <w:t/>
       </w:r>
@@ -4782,7 +4759,7 @@
         <w:rPr>
           <w:rFonts w:ascii="Arial Narrow" w:eastAsia="Calibri" w:hAnsi="Arial Narrow" w:cs="Arial"/>
           <w:kern w:val="0"/>
-          <ns2:ligatures ns2:val="none"/>
+          <w14:ligatures w14:val="none"/>
         </w:rPr>
         <w:t xml:space="preserve"> del Decreto Legislativo 807</w:t>
       </w:r>
@@ -4792,7 +4769,7 @@
           <w:rFonts w:ascii="Arial Narrow" w:eastAsia="Calibri" w:hAnsi="Arial Narrow" w:cs="Arial"/>
           <w:kern w:val="0"/>
           <w:vertAlign w:val="superscript"/>
-          <ns2:ligatures ns2:val="none"/>
+          <w14:ligatures w14:val="none"/>
         </w:rPr>
         <w:footnoteReference w:id="10"/>
       </w:r>
@@ -4800,7 +4777,7 @@
         <w:rPr>
           <w:rFonts w:ascii="Arial Narrow" w:eastAsia="Calibri" w:hAnsi="Arial Narrow" w:cs="Arial"/>
           <w:kern w:val="0"/>
-          <ns2:ligatures ns2:val="none"/>
+          <w14:ligatures w14:val="none"/>
         </w:rPr>
         <w:t xml:space="preserve">, hasta antes de la emisión de la Resolución Final tienen la posibilidad de solicitar una audiencia de conciliación. En caso deleguen a favor de una tercera persona su actuación en la diligencia programada, esta deberá presentar un poder especial con firma legalizada ante Notario Público, donde conste </w:t>
       </w:r>
@@ -4809,7 +4786,7 @@
           <w:rFonts w:ascii="Arial Narrow" w:eastAsia="Calibri" w:hAnsi="Arial Narrow" w:cs="Arial"/>
           <w:kern w:val="0"/>
           <w:u w:val="single"/>
-          <ns2:ligatures ns2:val="none"/>
+          <w14:ligatures w14:val="none"/>
         </w:rPr>
         <w:t>expresamente su facultad para asistir y conciliar en su representación</w:t>
       </w:r>
@@ -4818,7 +4795,7 @@
           <w:rFonts w:ascii="Arial Narrow" w:eastAsia="Calibri" w:hAnsi="Arial Narrow" w:cs="Arial"/>
           <w:bCs/>
           <w:kern w:val="0"/>
-          <ns2:ligatures ns2:val="none"/>
+          <w14:ligatures w14:val="none"/>
         </w:rPr>
         <w:t>.</w:t>
       </w:r>
@@ -4828,7 +4805,7 @@
           <w:b/>
           <w:bCs/>
           <w:kern w:val="0"/>
-          <ns2:ligatures ns2:val="none"/>
+          <w14:ligatures w14:val="none"/>
         </w:rPr>
         <w:t xml:space="preserve"> </w:t>
       </w:r>
@@ -4837,12 +4814,12 @@
           <w:rFonts w:ascii="Arial Narrow" w:eastAsia="Calibri" w:hAnsi="Arial Narrow" w:cs="Arial"/>
           <w:kern w:val="0"/>
           <w:u w:val="single"/>
-          <ns2:ligatures ns2:val="none"/>
+          <w14:ligatures w14:val="none"/>
         </w:rPr>
         <w:t xml:space="preserve">Ello bajo apercibimiento de no realizar la audiencia de conciliación y levantar el acta de inasistencia correspondiente. </w:t>
       </w:r>
     </w:p>
-    <w:p ns2:paraId="3E55E6BD" ns2:textId="77777777">
+    <w:p>
       <w:pPr>
         <w:suppressAutoHyphens/>
         <w:spacing w:after="0" w:line="240" w:lineRule="auto"/>
@@ -4851,11 +4828,11 @@
           <w:rFonts w:ascii="Arial Narrow" w:eastAsia="Calibri" w:hAnsi="Arial Narrow" w:cs="Arial"/>
           <w:kern w:val="0"/>
           <w:u w:val="single"/>
-          <ns2:ligatures ns2:val="none"/>
-        </w:rPr>
-      </w:pPr>
-    </w:p>
-    <w:p ns2:paraId="0081C764" ns2:textId="77777777">
+          <w14:ligatures w14:val="none"/>
+        </w:rPr>
+      </w:pPr>
+    </w:p>
+    <w:p>
       <w:pPr>
         <w:suppressAutoHyphens/>
         <w:spacing w:after="0" w:line="240" w:lineRule="auto"/>
@@ -4865,7 +4842,7 @@
           <w:color w:val="000000"/>
           <w:kern w:val="0"/>
           <w:lang w:eastAsia="es-PE"/>
-          <ns2:ligatures ns2:val="none"/>
+          <w14:ligatures w14:val="none"/>
         </w:rPr>
       </w:pPr>
       <w:r>
@@ -4875,7 +4852,7 @@
           <w:color w:val="000000"/>
           <w:kern w:val="0"/>
           <w:lang w:eastAsia="es-PE"/>
-          <ns2:ligatures ns2:val="none"/>
+          <w14:ligatures w14:val="none"/>
         </w:rPr>
         <w:t>NOVENO:</w:t>
       </w:r>
@@ -4885,7 +4862,7 @@
           <w:color w:val="000000"/>
           <w:kern w:val="0"/>
           <w:lang w:eastAsia="es-PE"/>
-          <ns2:ligatures ns2:val="none"/>
+          <w14:ligatures w14:val="none"/>
         </w:rPr>
         <w:t xml:space="preserve"> poner en conocimiento de las partes que, antes de la emisión de la Resolución Final, tienen la posibilidad de formular su desistimiento o presentar el acuerdo arribado mediante la conciliación, mediación, </w:t>
       </w:r>
@@ -4895,7 +4872,7 @@
           <w:color w:val="000000"/>
           <w:kern w:val="0"/>
           <w:lang w:eastAsia="es-PE"/>
-          <ns2:ligatures ns2:val="none"/>
+          <w14:ligatures w14:val="none"/>
         </w:rPr>
         <w:lastRenderedPageBreak/>
         <w:t>transacción o cualquier otro que, de forma indubitable, deje constancia que se ha solucionado la controversia materia de denuncia.</w:t>
@@ -4903,7 +4880,7 @@
       <w:bookmarkStart w:id="7" w:name="h.gjdgxs" w:colFirst="0" w:colLast="0"/>
       <w:bookmarkEnd w:id="7"/>
     </w:p>
-    <w:p ns2:paraId="0DCAFBEE" ns2:textId="77777777">
+    <w:p>
       <w:pPr>
         <w:suppressAutoHyphens/>
         <w:spacing w:after="0" w:line="240" w:lineRule="auto"/>
@@ -4913,11 +4890,11 @@
           <w:color w:val="000000"/>
           <w:kern w:val="0"/>
           <w:lang w:eastAsia="es-PE"/>
-          <ns2:ligatures ns2:val="none"/>
-        </w:rPr>
-      </w:pPr>
-    </w:p>
-    <w:p ns2:paraId="2414E1C8" ns2:textId="6F8E23CD">
+          <w14:ligatures w14:val="none"/>
+        </w:rPr>
+      </w:pPr>
+    </w:p>
+    <w:p>
       <w:pPr>
         <w:suppressAutoHyphens/>
         <w:spacing w:after="0" w:line="240" w:lineRule="auto"/>
@@ -4932,7 +4909,7 @@
           <w:b/>
           <w:spacing w:val="-3"/>
           <w:kern w:val="0"/>
-          <ns2:ligatures ns2:val="none"/>
+          <w14:ligatures w14:val="none"/>
         </w:rPr>
         <w:t xml:space="preserve">DÉCIMO: requerir al señor [DENUNCIANTE] para que, dentro del plazo de dos (2) días hábiles siguientes a la fecha en que reciba la notificación en su bandeja de correo electrónico, efectúe la confirmación de recepción de la notificación remitida por este despacho a su correo electrónico, de conformidad con el segundo párrafo del numeral 4 del artículo 20 del Texto Único Ordenado de la Ley del Procedimiento Administrativo General, aprobado mediante Decreto Supremo 006-2026-JUS, bajo apercibimiento de rehacer el acto de notificación y notificarle conforme al numeral 1 del artículo 20 del citado cuerpo normativo.</w:t>
       </w:r>
@@ -4942,7 +4919,7 @@
           <w:bCs/>
           <w:spacing w:val="-3"/>
           <w:kern w:val="0"/>
-          <ns2:ligatures ns2:val="none"/>
+          <w14:ligatures w14:val="none"/>
         </w:rPr>
         <w:t xml:space="preserve"/>
       </w:r>
@@ -4952,7 +4929,7 @@
           <w:bCs/>
           <w:spacing w:val="-3"/>
           <w:kern w:val="0"/>
-          <ns2:ligatures ns2:val="none"/>
+          <w14:ligatures w14:val="none"/>
         </w:rPr>
         <w:t/>
       </w:r>
@@ -4962,7 +4939,7 @@
           <w:bCs/>
           <w:spacing w:val="-3"/>
           <w:kern w:val="0"/>
-          <ns2:ligatures ns2:val="none"/>
+          <w14:ligatures w14:val="none"/>
         </w:rPr>
         <w:t xml:space="preserve"/>
       </w:r>
@@ -4973,7 +4950,7 @@
           <w:kern w:val="0"/>
           <w:shd w:val="clear" w:color="auto" w:fill="FFFFFF"/>
           <w:lang w:eastAsia="es-PE"/>
-          <ns2:ligatures ns2:val="none"/>
+          <w14:ligatures w14:val="none"/>
         </w:rPr>
         <w:t xml:space="preserve"/>
       </w:r>
@@ -4984,7 +4961,7 @@
           <w:kern w:val="0"/>
           <w:shd w:val="clear" w:color="auto" w:fill="FFFFFF"/>
           <w:lang w:eastAsia="es-PE"/>
-          <ns2:ligatures ns2:val="none"/>
+          <w14:ligatures w14:val="none"/>
         </w:rPr>
         <w:t xml:space="preserve"/>
       </w:r>
@@ -4996,7 +4973,7 @@
           <w:kern w:val="0"/>
           <w:shd w:val="clear" w:color="auto" w:fill="FFFFFF"/>
           <w:lang w:eastAsia="es-PE"/>
-          <ns2:ligatures ns2:val="none"/>
+          <w14:ligatures w14:val="none"/>
         </w:rPr>
         <w:t/>
       </w:r>
@@ -5008,7 +4985,7 @@
           <w:kern w:val="0"/>
           <w:shd w:val="clear" w:color="auto" w:fill="FFFFFF"/>
           <w:lang w:eastAsia="es-PE"/>
-          <ns2:ligatures ns2:val="none"/>
+          <w14:ligatures w14:val="none"/>
         </w:rPr>
         <w:t xml:space="preserve"/>
       </w:r>
@@ -5020,7 +4997,7 @@
           <w:kern w:val="0"/>
           <w:shd w:val="clear" w:color="auto" w:fill="FFFFFF"/>
           <w:lang w:eastAsia="es-PE"/>
-          <ns2:ligatures ns2:val="none"/>
+          <w14:ligatures w14:val="none"/>
         </w:rPr>
         <w:t/>
       </w:r>
@@ -5032,7 +5009,7 @@
           <w:kern w:val="0"/>
           <w:shd w:val="clear" w:color="auto" w:fill="FFFFFF"/>
           <w:lang w:eastAsia="es-PE"/>
-          <ns2:ligatures ns2:val="none"/>
+          <w14:ligatures w14:val="none"/>
         </w:rPr>
         <w:t xml:space="preserve"/>
       </w:r>
@@ -5049,7 +5026,7 @@
           <w:color w:val="000000"/>
           <w:kern w:val="0"/>
           <w:lang w:eastAsia="es-PE"/>
-          <ns2:ligatures ns2:val="none"/>
+          <w14:ligatures w14:val="none"/>
         </w:rPr>
         <w:t/>
       </w:r>
@@ -5066,7 +5043,7 @@
           <w:color w:val="000000"/>
           <w:kern w:val="0"/>
           <w:lang w:eastAsia="es-PE"/>
-          <ns2:ligatures ns2:val="none"/>
+          <w14:ligatures w14:val="none"/>
         </w:rPr>
         <w:t/>
       </w:r>
@@ -5092,7 +5069,7 @@
         <w:t/>
       </w:r>
     </w:p>
-    <w:p ns2:paraId="50266FBA" ns2:textId="77777777">
+    <w:p>
       <w:pPr>
         <w:suppressAutoHyphens/>
         <w:spacing w:after="0" w:line="240" w:lineRule="auto"/>
@@ -5102,7 +5079,7 @@
         </w:rPr>
       </w:pPr>
     </w:p>
-    <w:p ns2:paraId="6CC03096" ns2:textId="7AEFF27D">
+    <w:p>
       <w:pPr>
         <w:suppressAutoHyphens/>
         <w:spacing w:line="240" w:lineRule="auto"/>
@@ -5220,64 +5197,64 @@
         <w:t>efectúe el acuse de recibo mediante la confirmación de recepción de la notificación remitida por este despacho a su Casilla Electrónica, dentro de los cinco (5) primeros días hábiles siguientes a la fecha en que recibe la notificación.</w:t>
       </w:r>
     </w:p>
-    <w:p ns2:paraId="537523B8" ns2:textId="77777777">
-      <w:pPr>
-        <w:spacing w:after="0" w:line="240" w:lineRule="auto"/>
-        <w:jc w:val="both"/>
-        <w:rPr>
-          <w:rFonts w:ascii="Arial Narrow" w:eastAsia="Arial Narrow" w:hAnsi="Arial Narrow" w:cs="Arial Narrow"/>
-          <w:b/>
-          <w:color w:val="000000"/>
-          <w:kern w:val="0"/>
-          <w:lang w:eastAsia="es-PE"/>
-          <ns2:ligatures ns2:val="none"/>
-        </w:rPr>
-      </w:pPr>
-    </w:p>
-    <w:p ns2:paraId="4FE8269B" ns2:textId="77777777">
-      <w:pPr>
-        <w:spacing w:after="0" w:line="240" w:lineRule="auto"/>
-        <w:jc w:val="both"/>
-        <w:rPr>
-          <w:rFonts w:ascii="Arial Narrow" w:eastAsia="Arial Narrow" w:hAnsi="Arial Narrow" w:cs="Arial Narrow"/>
-          <w:b/>
-          <w:color w:val="000000"/>
-          <w:kern w:val="0"/>
-          <w:lang w:eastAsia="es-PE"/>
-          <ns2:ligatures ns2:val="none"/>
+    <w:p>
+      <w:pPr>
+        <w:spacing w:after="0" w:line="240" w:lineRule="auto"/>
+        <w:jc w:val="both"/>
+        <w:rPr>
+          <w:rFonts w:ascii="Arial Narrow" w:eastAsia="Arial Narrow" w:hAnsi="Arial Narrow" w:cs="Arial Narrow"/>
+          <w:b/>
+          <w:color w:val="000000"/>
+          <w:kern w:val="0"/>
+          <w:lang w:eastAsia="es-PE"/>
+          <w14:ligatures w14:val="none"/>
+        </w:rPr>
+      </w:pPr>
+    </w:p>
+    <w:p>
+      <w:pPr>
+        <w:spacing w:after="0" w:line="240" w:lineRule="auto"/>
+        <w:jc w:val="both"/>
+        <w:rPr>
+          <w:rFonts w:ascii="Arial Narrow" w:eastAsia="Arial Narrow" w:hAnsi="Arial Narrow" w:cs="Arial Narrow"/>
+          <w:b/>
+          <w:color w:val="000000"/>
+          <w:kern w:val="0"/>
+          <w:lang w:eastAsia="es-PE"/>
+          <w14:ligatures w14:val="none"/>
         </w:rPr>
       </w:pPr>
     </w:p>
     <w:bookmarkEnd w:id="0"/>
-    <w:p ns2:paraId="76AD5226" ns2:textId="77777777">
-      <w:pPr>
-        <w:spacing w:after="0" w:line="240" w:lineRule="auto"/>
-        <w:jc w:val="both"/>
-        <w:rPr>
-          <w:rFonts w:ascii="Arial Narrow" w:eastAsia="Arial Narrow" w:hAnsi="Arial Narrow" w:cs="Arial Narrow"/>
-          <w:b/>
-          <w:color w:val="000000"/>
-          <w:kern w:val="0"/>
-          <w:lang w:eastAsia="es-PE"/>
-          <ns2:ligatures ns2:val="none"/>
-        </w:rPr>
-      </w:pPr>
-    </w:p>
-    <w:p ns2:paraId="1B3C45CE" ns2:textId="77777777">
-      <w:pPr>
-        <w:spacing w:after="0" w:line="240" w:lineRule="auto"/>
-        <w:jc w:val="both"/>
-        <w:rPr>
-          <w:rFonts w:ascii="Arial Narrow" w:eastAsia="Arial Narrow" w:hAnsi="Arial Narrow" w:cs="Arial Narrow"/>
-          <w:b/>
-          <w:color w:val="000000"/>
-          <w:kern w:val="0"/>
-          <w:lang w:eastAsia="es-PE"/>
-          <ns2:ligatures ns2:val="none"/>
-        </w:rPr>
-      </w:pPr>
-    </w:p>
-    <w:p ns2:paraId="724EAD33" ns2:textId="77777777">
+    <w:p>
+      <w:pPr>
+        <w:spacing w:after="0" w:line="240" w:lineRule="auto"/>
+        <w:jc w:val="both"/>
+        <w:rPr>
+          <w:rFonts w:ascii="Arial Narrow" w:eastAsia="Arial Narrow" w:hAnsi="Arial Narrow" w:cs="Arial Narrow"/>
+          <w:b/>
+          <w:color w:val="000000"/>
+          <w:kern w:val="0"/>
+          <w:lang w:eastAsia="es-PE"/>
+          <w14:ligatures w14:val="none"/>
+        </w:rPr>
+      </w:pPr>
+    </w:p>
+    <w:p>
+      <w:pPr>
+        <w:spacing w:after="0" w:line="240" w:lineRule="auto"/>
+        <w:jc w:val="both"/>
+        <w:rPr>
+          <w:rFonts w:ascii="Arial Narrow" w:eastAsia="Arial Narrow" w:hAnsi="Arial Narrow" w:cs="Arial Narrow"/>
+          <w:b/>
+          <w:color w:val="000000"/>
+          <w:kern w:val="0"/>
+          <w:lang w:eastAsia="es-PE"/>
+          <w14:ligatures w14:val="none"/>
+        </w:rPr>
+      </w:pPr>
+    </w:p>
+    <w:p>
       <w:pPr>
         <w:shd w:val="clear" w:color="auto" w:fill="FFFFFF"/>
         <w:spacing w:after="0" w:line="240" w:lineRule="auto"/>
@@ -5288,7 +5265,7 @@
           <w:bCs/>
           <w:color w:val="000000"/>
           <w:kern w:val="0"/>
-          <ns2:ligatures ns2:val="none"/>
+          <w14:ligatures w14:val="none"/>
         </w:rPr>
       </w:pPr>
       <w:r>
@@ -5298,12 +5275,12 @@
           <w:bCs/>
           <w:color w:val="000000"/>
           <w:kern w:val="0"/>
-          <ns2:ligatures ns2:val="none"/>
+          <w14:ligatures w14:val="none"/>
         </w:rPr>
         <w:t>EVELING ROA QUISPE</w:t>
       </w:r>
     </w:p>
-    <w:p ns2:paraId="4F5774AA" ns2:textId="77777777">
+    <w:p>
       <w:pPr>
         <w:shd w:val="clear" w:color="auto" w:fill="FFFFFF"/>
         <w:spacing w:after="0" w:line="240" w:lineRule="auto"/>
@@ -5314,7 +5291,7 @@
           <w:bCs/>
           <w:color w:val="000000"/>
           <w:kern w:val="0"/>
-          <ns2:ligatures ns2:val="none"/>
+          <w14:ligatures w14:val="none"/>
         </w:rPr>
       </w:pPr>
       <w:r>
@@ -5324,12 +5301,12 @@
           <w:bCs/>
           <w:color w:val="000000"/>
           <w:kern w:val="0"/>
-          <ns2:ligatures ns2:val="none"/>
+          <w14:ligatures w14:val="none"/>
         </w:rPr>
         <w:t>Secretaria Técnica</w:t>
       </w:r>
     </w:p>
-    <w:p ns2:paraId="69237067" ns2:textId="77777777">
+    <w:p>
       <w:pPr>
         <w:shd w:val="clear" w:color="auto" w:fill="FFFFFF"/>
         <w:spacing w:after="0" w:line="240" w:lineRule="auto"/>
@@ -5338,7 +5315,7 @@
           <w:rFonts w:ascii="Arial Narrow" w:eastAsia="Calibri" w:hAnsi="Arial Narrow" w:cs="Times New Roman"/>
           <w:color w:val="000000"/>
           <w:kern w:val="0"/>
-          <ns2:ligatures ns2:val="none"/>
+          <w14:ligatures w14:val="none"/>
         </w:rPr>
       </w:pPr>
       <w:r>
@@ -5348,7 +5325,7 @@
           <w:bCs/>
           <w:color w:val="000000"/>
           <w:kern w:val="0"/>
-          <ns2:ligatures ns2:val="none"/>
+          <w14:ligatures w14:val="none"/>
         </w:rPr>
         <w:t>Comisión </w:t>
       </w:r>
@@ -5360,7 +5337,7 @@
           <w:color w:val="000000"/>
           <w:kern w:val="0"/>
           <w:shd w:val="clear" w:color="auto" w:fill="FFFFFF"/>
-          <ns2:ligatures ns2:val="none"/>
+          <w14:ligatures w14:val="none"/>
         </w:rPr>
         <w:t>de</w:t>
       </w:r>
@@ -5371,26 +5348,26 @@
           <w:bCs/>
           <w:color w:val="000000"/>
           <w:kern w:val="0"/>
-          <ns2:ligatures ns2:val="none"/>
+          <w14:ligatures w14:val="none"/>
         </w:rPr>
         <w:t> Protección al Consumidor 1</w:t>
       </w:r>
     </w:p>
-    <w:p ns2:paraId="0F9C06AC" ns2:textId="77777777">
-      <w:pPr>
-        <w:spacing w:after="0" w:line="240" w:lineRule="auto"/>
-        <w:jc w:val="both"/>
-        <w:rPr>
-          <w:rFonts w:ascii="Arial Narrow" w:eastAsia="Arial Narrow" w:hAnsi="Arial Narrow" w:cs="Arial Narrow"/>
-          <w:b/>
-          <w:color w:val="000000"/>
-          <w:kern w:val="0"/>
-          <w:lang w:eastAsia="es-PE"/>
-          <ns2:ligatures ns2:val="none"/>
-        </w:rPr>
-      </w:pPr>
-    </w:p>
-    <w:p ns2:paraId="6FB8B37F" ns2:textId="77777777">
+    <w:p>
+      <w:pPr>
+        <w:spacing w:after="0" w:line="240" w:lineRule="auto"/>
+        <w:jc w:val="both"/>
+        <w:rPr>
+          <w:rFonts w:ascii="Arial Narrow" w:eastAsia="Arial Narrow" w:hAnsi="Arial Narrow" w:cs="Arial Narrow"/>
+          <w:b/>
+          <w:color w:val="000000"/>
+          <w:kern w:val="0"/>
+          <w:lang w:eastAsia="es-PE"/>
+          <w14:ligatures w14:val="none"/>
+        </w:rPr>
+      </w:pPr>
+    </w:p>
+    <w:p>
       <w:pPr>
         <w:spacing w:after="0" w:line="240" w:lineRule="auto"/>
         <w:jc w:val="both"/>
@@ -5408,12 +5385,12 @@
           <w:sz w:val="16"/>
           <w:szCs w:val="16"/>
           <w:lang w:eastAsia="es-PE"/>
-          <ns2:ligatures ns2:val="none"/>
+          <w14:ligatures w14:val="none"/>
         </w:rPr>
         <w:t>LSM/JCQ</w:t>
       </w:r>
     </w:p>
-    <w:p ns2:paraId="0B9A1116" ns2:textId="5D478167">
+    <w:p>
       <w:pPr>
         <w:spacing w:after="0" w:line="240" w:lineRule="auto"/>
         <w:jc w:val="both"/>
@@ -5425,8 +5402,8 @@
       </w:pPr>
     </w:p>
     <w:sectPr>
-      <w:headerReference w:type="default" ns3:id="rId8"/>
-      <w:footerReference w:type="default" ns3:id="rId9"/>
+      <w:headerReference w:type="default" r:id="rId8"/>
+      <w:footerReference w:type="default" r:id="rId9"/>
       <w:pgSz w:w="11906" w:h="16838"/>
       <w:pgMar w:top="1417" w:right="1701" w:bottom="1417" w:left="1701" w:header="708" w:footer="708" w:gutter="0"/>
       <w:cols w:space="708"/>
@@ -5437,7 +5414,7 @@
 </file>
 
 <file path=word/endnotes.xml><?xml version="1.0" encoding="utf-8"?>
-<w:endnotes xmlns:wpc="http://schemas.microsoft.com/office/word/2010/wordprocessingCanvas" xmlns:cx="http://schemas.microsoft.com/office/drawing/2014/chartex" xmlns:cx1="http://schemas.microsoft.com/office/drawing/2015/9/8/chartex" xmlns:cx2="http://schemas.microsoft.com/office/drawing/2015/10/21/chartex" xmlns:cx3="http://schemas.microsoft.com/office/drawing/2016/5/9/chartex" xmlns:cx4="http://schemas.microsoft.com/office/drawing/2016/5/10/chartex" xmlns:cx5="http://schemas.microsoft.com/office/drawing/2016/5/11/chartex" xmlns:cx6="http://schemas.microsoft.com/office/drawing/2016/5/12/chartex" xmlns:cx7="http://schemas.microsoft.com/office/drawing/2016/5/13/chartex" xmlns:cx8="http://schemas.microsoft.com/office/drawing/2016/5/14/chartex" xmlns:mc="http://schemas.openxmlformats.org/markup-compatibility/2006" xmlns:aink="http://schemas.microsoft.com/office/drawing/2016/ink" xmlns:am3d="http://schemas.microsoft.com/office/drawing/2017/model3d" xmlns:o="urn:schemas-microsoft-com:office:office" xmlns:oel="http://schemas.microsoft.com/office/2019/extlst" xmlns:r="http://schemas.openxmlformats.org/officeDocument/2006/relationships" xmlns:m="http://schemas.openxmlformats.org/officeDocument/2006/math" xmlns:v="urn:schemas-microsoft-com:vml" xmlns:wp14="http://schemas.microsoft.com/office/word/2010/wordprocessingDrawing" xmlns:wp="http://schemas.openxmlformats.org/drawingml/2006/wordprocessingDrawing" xmlns:w10="urn:schemas-microsoft-com:office:word" xmlns:w="http://schemas.openxmlformats.org/wordprocessingml/2006/main" xmlns:w14="http://schemas.microsoft.com/office/word/2010/wordml" xmlns:w15="http://schemas.microsoft.com/office/word/2012/wordml" xmlns:w16cex="http://schemas.microsoft.com/office/word/2018/wordml/cex" xmlns:w16cid="http://schemas.microsoft.com/office/word/2016/wordml/cid" xmlns:w16="http://schemas.microsoft.com/office/word/2018/wordml" xmlns:w16du="http://schemas.microsoft.com/office/word/2023/wordml/word16du" xmlns:w16sdtdh="http://schemas.microsoft.com/office/word/2020/wordml/sdtdatahash" xmlns:w16sdtfl="http://schemas.microsoft.com/office/word/2024/wordml/sdtformatlock" xmlns:w16se="http://schemas.microsoft.com/office/word/2015/wordml/symex" xmlns:wpg="http://schemas.microsoft.com/office/word/2010/wordprocessingGroup" xmlns:wpi="http://schemas.microsoft.com/office/word/2010/wordprocessingInk" xmlns:wne="http://schemas.microsoft.com/office/word/2006/wordml" xmlns:wps="http://schemas.microsoft.com/office/word/2010/wordprocessingShape" mc:Ignorable="w14 w15 w16se w16cid w16 w16cex w16sdtdh w16sdtfl w16du wp14">
+<w:endnotes xmlns:mc="http://schemas.openxmlformats.org/markup-compatibility/2006" xmlns:r="http://schemas.openxmlformats.org/officeDocument/2006/relationships" xmlns:w="http://schemas.openxmlformats.org/wordprocessingml/2006/main" xmlns:w14="http://schemas.microsoft.com/office/word/2010/wordml" xmlns:w15="http://schemas.microsoft.com/office/word/2012/wordml" xmlns:w16="http://schemas.microsoft.com/office/word/2018/wordml" xmlns:w16cex="http://schemas.microsoft.com/office/word/2018/wordml/cex" xmlns:w16cid="http://schemas.microsoft.com/office/word/2016/wordml/cid" xmlns:w16du="http://schemas.microsoft.com/office/word/2023/wordml/word16du" xmlns:w16sdtdh="http://schemas.microsoft.com/office/word/2020/wordml/sdtdatahash" xmlns:w16se="http://schemas.microsoft.com/office/word/2015/wordml/symex" xmlns:wp14="http://schemas.microsoft.com/office/word/2010/wordprocessingDrawing" mc:Ignorable="w14 w15 w16se w16cid w16 w16cex w16sdtdh w16du wp14">
   <w:endnote w:type="separator" w:id="-1">
     <w:p>
       <w:pPr>
@@ -5462,7 +5439,7 @@
 </file>
 
 <file path=word/footer1.xml><?xml version="1.0" encoding="utf-8"?>
-<w:ftr xmlns:wpc="http://schemas.microsoft.com/office/word/2010/wordprocessingCanvas" xmlns:cx="http://schemas.microsoft.com/office/drawing/2014/chartex" xmlns:cx1="http://schemas.microsoft.com/office/drawing/2015/9/8/chartex" xmlns:cx2="http://schemas.microsoft.com/office/drawing/2015/10/21/chartex" xmlns:cx3="http://schemas.microsoft.com/office/drawing/2016/5/9/chartex" xmlns:cx4="http://schemas.microsoft.com/office/drawing/2016/5/10/chartex" xmlns:cx5="http://schemas.microsoft.com/office/drawing/2016/5/11/chartex" xmlns:cx6="http://schemas.microsoft.com/office/drawing/2016/5/12/chartex" xmlns:cx7="http://schemas.microsoft.com/office/drawing/2016/5/13/chartex" xmlns:cx8="http://schemas.microsoft.com/office/drawing/2016/5/14/chartex" xmlns:mc="http://schemas.openxmlformats.org/markup-compatibility/2006" xmlns:aink="http://schemas.microsoft.com/office/drawing/2016/ink" xmlns:am3d="http://schemas.microsoft.com/office/drawing/2017/model3d" xmlns:o="urn:schemas-microsoft-com:office:office" xmlns:oel="http://schemas.microsoft.com/office/2019/extlst" xmlns:r="http://schemas.openxmlformats.org/officeDocument/2006/relationships" xmlns:m="http://schemas.openxmlformats.org/officeDocument/2006/math" xmlns:v="urn:schemas-microsoft-com:vml" xmlns:wp14="http://schemas.microsoft.com/office/word/2010/wordprocessingDrawing" xmlns:wp="http://schemas.openxmlformats.org/drawingml/2006/wordprocessingDrawing" xmlns:w10="urn:schemas-microsoft-com:office:word" xmlns:w="http://schemas.openxmlformats.org/wordprocessingml/2006/main" xmlns:w14="http://schemas.microsoft.com/office/word/2010/wordml" xmlns:w15="http://schemas.microsoft.com/office/word/2012/wordml" xmlns:w16cex="http://schemas.microsoft.com/office/word/2018/wordml/cex" xmlns:w16cid="http://schemas.microsoft.com/office/word/2016/wordml/cid" xmlns:w16="http://schemas.microsoft.com/office/word/2018/wordml" xmlns:w16du="http://schemas.microsoft.com/office/word/2023/wordml/word16du" xmlns:w16sdtdh="http://schemas.microsoft.com/office/word/2020/wordml/sdtdatahash" xmlns:w16sdtfl="http://schemas.microsoft.com/office/word/2024/wordml/sdtformatlock" xmlns:w16se="http://schemas.microsoft.com/office/word/2015/wordml/symex" xmlns:wpg="http://schemas.microsoft.com/office/word/2010/wordprocessingGroup" xmlns:wpi="http://schemas.microsoft.com/office/word/2010/wordprocessingInk" xmlns:wne="http://schemas.microsoft.com/office/word/2006/wordml" xmlns:wps="http://schemas.microsoft.com/office/word/2010/wordprocessingShape" mc:Ignorable="w14 w15 w16se w16cid w16 w16cex w16sdtdh w16sdtfl w16du wp14">
+<w:ftr xmlns:mc="http://schemas.openxmlformats.org/markup-compatibility/2006" xmlns:r="http://schemas.openxmlformats.org/officeDocument/2006/relationships" xmlns:w="http://schemas.openxmlformats.org/wordprocessingml/2006/main" xmlns:w14="http://schemas.microsoft.com/office/word/2010/wordml" xmlns:w15="http://schemas.microsoft.com/office/word/2012/wordml" xmlns:w16="http://schemas.microsoft.com/office/word/2018/wordml" xmlns:w16cex="http://schemas.microsoft.com/office/word/2018/wordml/cex" xmlns:w16cid="http://schemas.microsoft.com/office/word/2016/wordml/cid" xmlns:w16du="http://schemas.microsoft.com/office/word/2023/wordml/word16du" xmlns:w16sdtdh="http://schemas.microsoft.com/office/word/2020/wordml/sdtdatahash" xmlns:w16se="http://schemas.microsoft.com/office/word/2015/wordml/symex" xmlns:wp14="http://schemas.microsoft.com/office/word/2010/wordprocessingDrawing" mc:Ignorable="w14 w15 w16se w16cid w16 w16cex w16sdtdh w16du wp14">
   <w:p>
     <w:pPr>
       <w:pBdr>
@@ -5500,7 +5477,7 @@
 </file>
 
 <file path=word/footnotes.xml><?xml version="1.0" encoding="utf-8"?>
-<w:footnotes xmlns:wpc="http://schemas.microsoft.com/office/word/2010/wordprocessingCanvas" xmlns:cx="http://schemas.microsoft.com/office/drawing/2014/chartex" xmlns:cx1="http://schemas.microsoft.com/office/drawing/2015/9/8/chartex" xmlns:cx2="http://schemas.microsoft.com/office/drawing/2015/10/21/chartex" xmlns:cx3="http://schemas.microsoft.com/office/drawing/2016/5/9/chartex" xmlns:cx4="http://schemas.microsoft.com/office/drawing/2016/5/10/chartex" xmlns:cx5="http://schemas.microsoft.com/office/drawing/2016/5/11/chartex" xmlns:cx6="http://schemas.microsoft.com/office/drawing/2016/5/12/chartex" xmlns:cx7="http://schemas.microsoft.com/office/drawing/2016/5/13/chartex" xmlns:cx8="http://schemas.microsoft.com/office/drawing/2016/5/14/chartex" xmlns:mc="http://schemas.openxmlformats.org/markup-compatibility/2006" xmlns:aink="http://schemas.microsoft.com/office/drawing/2016/ink" xmlns:am3d="http://schemas.microsoft.com/office/drawing/2017/model3d" xmlns:o="urn:schemas-microsoft-com:office:office" xmlns:oel="http://schemas.microsoft.com/office/2019/extlst" xmlns:r="http://schemas.openxmlformats.org/officeDocument/2006/relationships" xmlns:m="http://schemas.openxmlformats.org/officeDocument/2006/math" xmlns:v="urn:schemas-microsoft-com:vml" xmlns:wp14="http://schemas.microsoft.com/office/word/2010/wordprocessingDrawing" xmlns:wp="http://schemas.openxmlformats.org/drawingml/2006/wordprocessingDrawing" xmlns:w10="urn:schemas-microsoft-com:office:word" xmlns:w="http://schemas.openxmlformats.org/wordprocessingml/2006/main" xmlns:w14="http://schemas.microsoft.com/office/word/2010/wordml" xmlns:w15="http://schemas.microsoft.com/office/word/2012/wordml" xmlns:w16cex="http://schemas.microsoft.com/office/word/2018/wordml/cex" xmlns:w16cid="http://schemas.microsoft.com/office/word/2016/wordml/cid" xmlns:w16="http://schemas.microsoft.com/office/word/2018/wordml" xmlns:w16du="http://schemas.microsoft.com/office/word/2023/wordml/word16du" xmlns:w16sdtdh="http://schemas.microsoft.com/office/word/2020/wordml/sdtdatahash" xmlns:w16sdtfl="http://schemas.microsoft.com/office/word/2024/wordml/sdtformatlock" xmlns:w16se="http://schemas.microsoft.com/office/word/2015/wordml/symex" xmlns:wpg="http://schemas.microsoft.com/office/word/2010/wordprocessingGroup" xmlns:wpi="http://schemas.microsoft.com/office/word/2010/wordprocessingInk" xmlns:wne="http://schemas.microsoft.com/office/word/2006/wordml" xmlns:wps="http://schemas.microsoft.com/office/word/2010/wordprocessingShape" mc:Ignorable="w14 w15 w16se w16cid w16 w16cex w16sdtdh w16sdtfl w16du wp14">
+<w:footnotes xmlns:mc="http://schemas.openxmlformats.org/markup-compatibility/2006" xmlns:r="http://schemas.openxmlformats.org/officeDocument/2006/relationships" xmlns:w="http://schemas.openxmlformats.org/wordprocessingml/2006/main" xmlns:w14="http://schemas.microsoft.com/office/word/2010/wordml" xmlns:w15="http://schemas.microsoft.com/office/word/2012/wordml" xmlns:w16="http://schemas.microsoft.com/office/word/2018/wordml" xmlns:w16cex="http://schemas.microsoft.com/office/word/2018/wordml/cex" xmlns:w16cid="http://schemas.microsoft.com/office/word/2016/wordml/cid" xmlns:w16du="http://schemas.microsoft.com/office/word/2023/wordml/word16du" xmlns:w16sdtdh="http://schemas.microsoft.com/office/word/2020/wordml/sdtdatahash" xmlns:w16se="http://schemas.microsoft.com/office/word/2015/wordml/symex" xmlns:wp14="http://schemas.microsoft.com/office/word/2010/wordprocessingDrawing" mc:Ignorable="w14 w15 w16se w16cid w16 w16cex w16sdtdh w16du wp14">
   <w:footnote w:type="separator" w:id="-1">
     <w:p>
       <w:pPr>
@@ -6443,6 +6420,161 @@
       </w:pPr>
     </w:p>
   </w:footnote>
+  <w:footnote w:id="12">
+    <w:p>
+      <w:pPr>
+        <w:pStyle w:val="Textonotapie"/>
+        <w:ind w:left="567" w:hanging="567"/>
+        <w:jc w:val="both"/>
+      </w:pPr>
+      <w:r>
+        <w:rPr>
+          <w:rStyle w:val="Refdenotaalpie"/>
+          <w:rFonts w:ascii="Arial Narrow" w:hAnsi="Arial Narrow" w:cs="Arial"/>
+          <w:sz w:val="16"/>
+          <w:szCs w:val="16"/>
+          <w:vertAlign w:val="superscript"/>
+        </w:rPr>
+        <w:footnoteRef/>
+      </w:r>
+      <w:r>
+        <w:rPr>
+          <w:rFonts w:ascii="Arial Narrow" w:hAnsi="Arial Narrow" w:cs="Arial"/>
+          <w:sz w:val="16"/>
+          <w:szCs w:val="16"/>
+        </w:rPr>
+        <w:tab/>
+      </w:r>
+      <w:r>
+        <w:rPr>
+          <w:rFonts w:ascii="Arial Narrow" w:hAnsi="Arial Narrow" w:cs="Arial"/>
+          <w:b/>
+          <w:bCs/>
+          <w:sz w:val="16"/>
+          <w:szCs w:val="16"/>
+        </w:rPr>
+        <w:t xml:space="preserve">DECRETO LEGISLATIVO 807, LEY SOBRE FACULTADES, NORMAS Y ORGANIZACIÓN DEL INDECOPI, publicado el 18 de abril de 1996</w:t>
+      </w:r>
+    </w:p>
+    <w:p>
+      <w:pPr>
+        <w:pStyle w:val="Textonotapie"/>
+        <w:ind w:left="567" w:hanging="567"/>
+        <w:jc w:val="both"/>
+      </w:pPr>
+      <w:r>
+        <w:rPr>
+          <w:rFonts w:ascii="Arial Narrow" w:hAnsi="Arial Narrow" w:cs="Arial"/>
+          <w:sz w:val="16"/>
+          <w:szCs w:val="16"/>
+        </w:rPr>
+        <w:tab/>
+      </w:r>
+      <w:r>
+        <w:rPr>
+          <w:rFonts w:ascii="Arial Narrow" w:hAnsi="Arial Narrow" w:cs="Arial"/>
+          <w:b/>
+          <w:bCs/>
+          <w:sz w:val="16"/>
+          <w:szCs w:val="16"/>
+        </w:rPr>
+        <w:t xml:space="preserve">Artículo 26.-</w:t>
+      </w:r>
+      <w:r>
+        <w:rPr>
+          <w:rFonts w:ascii="Arial Narrow" w:hAnsi="Arial Narrow" w:cs="Arial"/>
+          <w:sz w:val="16"/>
+          <w:szCs w:val="16"/>
+        </w:rPr>
+        <w:t xml:space="preserve"> Una vez admitida a trámite la denuncia, se correrá traslado de la misma al denunciado, a fin de que éste presente su descargo. El plazo para la presentación del descargo será de cinco (5) días contados desde la notificación, vencido el cual, el Secretario Técnico declarará en rebeldía al denunciado que no lo hubiera presentado.</w:t>
+      </w:r>
+    </w:p>
+  </w:footnote>
+  <w:footnote w:id="13">
+    <w:p>
+      <w:pPr>
+        <w:pStyle w:val="Textonotapie"/>
+        <w:ind w:left="567" w:hanging="567"/>
+        <w:jc w:val="both"/>
+      </w:pPr>
+      <w:r>
+        <w:rPr>
+          <w:rStyle w:val="Refdenotaalpie"/>
+          <w:rFonts w:ascii="Arial Narrow" w:hAnsi="Arial Narrow" w:cs="Arial"/>
+          <w:sz w:val="16"/>
+          <w:szCs w:val="16"/>
+          <w:vertAlign w:val="superscript"/>
+        </w:rPr>
+        <w:footnoteRef/>
+      </w:r>
+      <w:r>
+        <w:rPr>
+          <w:rFonts w:ascii="Arial Narrow" w:hAnsi="Arial Narrow" w:cs="Arial"/>
+          <w:sz w:val="16"/>
+          <w:szCs w:val="16"/>
+        </w:rPr>
+        <w:tab/>
+      </w:r>
+      <w:r>
+        <w:rPr>
+          <w:rFonts w:ascii="Arial Narrow" w:hAnsi="Arial Narrow" w:cs="Arial"/>
+          <w:b/>
+          <w:bCs/>
+          <w:sz w:val="16"/>
+          <w:szCs w:val="16"/>
+        </w:rPr>
+        <w:t xml:space="preserve">DECRETO SUPREMO 006-2026-JUS, TEXTO ÚNICO ORDENADO DE LA LEY 27444, LEY DEL PROCEDIMIENTO ADMINISTRATIVO GENERAL, publicado el 30 de abril de 2026</w:t>
+      </w:r>
+    </w:p>
+    <w:p>
+      <w:pPr>
+        <w:pStyle w:val="Textonotapie"/>
+        <w:ind w:left="567" w:hanging="567"/>
+        <w:jc w:val="both"/>
+      </w:pPr>
+      <w:r>
+        <w:rPr>
+          <w:rFonts w:ascii="Arial Narrow" w:hAnsi="Arial Narrow" w:cs="Arial"/>
+          <w:sz w:val="16"/>
+          <w:szCs w:val="16"/>
+        </w:rPr>
+        <w:tab/>
+      </w:r>
+      <w:r>
+        <w:rPr>
+          <w:rFonts w:ascii="Arial Narrow" w:hAnsi="Arial Narrow" w:cs="Arial"/>
+          <w:b/>
+          <w:bCs/>
+          <w:sz w:val="16"/>
+          <w:szCs w:val="16"/>
+        </w:rPr>
+        <w:t xml:space="preserve">Artículo 223.- Contestación de la reclamación</w:t>
+      </w:r>
+    </w:p>
+    <w:p>
+      <w:pPr>
+        <w:pStyle w:val="Textonotapie"/>
+        <w:ind w:left="567" w:hanging="567"/>
+        <w:jc w:val="both"/>
+      </w:pPr>
+      <w:r>
+        <w:rPr>
+          <w:rFonts w:ascii="Arial Narrow" w:hAnsi="Arial Narrow" w:cs="Arial"/>
+          <w:sz w:val="16"/>
+          <w:szCs w:val="16"/>
+        </w:rPr>
+        <w:tab/>
+      </w:r>
+      <w:r>
+        <w:rPr>
+          <w:rFonts w:ascii="Arial Narrow" w:hAnsi="Arial Narrow" w:cs="Arial"/>
+          <w:sz w:val="16"/>
+          <w:szCs w:val="16"/>
+        </w:rPr>
+        <w:t xml:space="preserve">223.1 El reclamado deberá presentar la contestación de la reclamación dentro de los quince (15) días posteriores a la notificación de ésta; vencido este plazo, la Administración declarará en rebeldía al reclamado que no la hubiera presentado. La contestación deberá contener los requisitos de los escritos previstos en el artículo 113 de la presente Ley, así como la absolución de todos los asuntos controvertidos de hecho y de derecho, Las alegaciones y los hechos relevantes de la reclamación, salvo que hayan sido específicamente negadas en la contestación, se tendrán por aceptadas o merituadas como ciertas.</w:t>
+      </w:r>
+    </w:p>
+  </w:footnote>
   <w:footnote w:id="7">
     <w:p>
       <w:pPr>
@@ -7967,7 +8099,7 @@
 </file>
 
 <file path=word/header1.xml><?xml version="1.0" encoding="utf-8"?>
-<w:hdr xmlns:wpc="http://schemas.microsoft.com/office/word/2010/wordprocessingCanvas" xmlns:cx="http://schemas.microsoft.com/office/drawing/2014/chartex" xmlns:cx1="http://schemas.microsoft.com/office/drawing/2015/9/8/chartex" xmlns:cx2="http://schemas.microsoft.com/office/drawing/2015/10/21/chartex" xmlns:cx3="http://schemas.microsoft.com/office/drawing/2016/5/9/chartex" xmlns:cx4="http://schemas.microsoft.com/office/drawing/2016/5/10/chartex" xmlns:cx5="http://schemas.microsoft.com/office/drawing/2016/5/11/chartex" xmlns:cx6="http://schemas.microsoft.com/office/drawing/2016/5/12/chartex" xmlns:cx7="http://schemas.microsoft.com/office/drawing/2016/5/13/chartex" xmlns:cx8="http://schemas.microsoft.com/office/drawing/2016/5/14/chartex" xmlns:mc="http://schemas.openxmlformats.org/markup-compatibility/2006" xmlns:aink="http://schemas.microsoft.com/office/drawing/2016/ink" xmlns:am3d="http://schemas.microsoft.com/office/drawing/2017/model3d" xmlns:o="urn:schemas-microsoft-com:office:office" xmlns:oel="http://schemas.microsoft.com/office/2019/extlst" xmlns:r="http://schemas.openxmlformats.org/officeDocument/2006/relationships" xmlns:m="http://schemas.openxmlformats.org/officeDocument/2006/math" xmlns:v="urn:schemas-microsoft-com:vml" xmlns:wp14="http://schemas.microsoft.com/office/word/2010/wordprocessingDrawing" xmlns:wp="http://schemas.openxmlformats.org/drawingml/2006/wordprocessingDrawing" xmlns:w10="urn:schemas-microsoft-com:office:word" xmlns:w="http://schemas.openxmlformats.org/wordprocessingml/2006/main" xmlns:w14="http://schemas.microsoft.com/office/word/2010/wordml" xmlns:w15="http://schemas.microsoft.com/office/word/2012/wordml" xmlns:w16cex="http://schemas.microsoft.com/office/word/2018/wordml/cex" xmlns:w16cid="http://schemas.microsoft.com/office/word/2016/wordml/cid" xmlns:w16="http://schemas.microsoft.com/office/word/2018/wordml" xmlns:w16du="http://schemas.microsoft.com/office/word/2023/wordml/word16du" xmlns:w16sdtdh="http://schemas.microsoft.com/office/word/2020/wordml/sdtdatahash" xmlns:w16sdtfl="http://schemas.microsoft.com/office/word/2024/wordml/sdtformatlock" xmlns:w16se="http://schemas.microsoft.com/office/word/2015/wordml/symex" xmlns:wpg="http://schemas.microsoft.com/office/word/2010/wordprocessingGroup" xmlns:wpi="http://schemas.microsoft.com/office/word/2010/wordprocessingInk" xmlns:wne="http://schemas.microsoft.com/office/word/2006/wordml" xmlns:wps="http://schemas.microsoft.com/office/word/2010/wordprocessingShape" mc:Ignorable="w14 w15 w16se w16cid w16 w16cex w16sdtdh w16sdtfl w16du wp14">
+<w:hdr xmlns:a="http://schemas.openxmlformats.org/drawingml/2006/main" xmlns:a14="http://schemas.microsoft.com/office/drawing/2010/main" xmlns:mc="http://schemas.openxmlformats.org/markup-compatibility/2006" xmlns:pic="http://schemas.openxmlformats.org/drawingml/2006/picture" xmlns:r="http://schemas.openxmlformats.org/officeDocument/2006/relationships" xmlns:w="http://schemas.openxmlformats.org/wordprocessingml/2006/main" xmlns:w14="http://schemas.microsoft.com/office/word/2010/wordml" xmlns:w15="http://schemas.microsoft.com/office/word/2012/wordml" xmlns:w16="http://schemas.microsoft.com/office/word/2018/wordml" xmlns:w16cex="http://schemas.microsoft.com/office/word/2018/wordml/cex" xmlns:w16cid="http://schemas.microsoft.com/office/word/2016/wordml/cid" xmlns:w16du="http://schemas.microsoft.com/office/word/2023/wordml/word16du" xmlns:w16sdtdh="http://schemas.microsoft.com/office/word/2020/wordml/sdtdatahash" xmlns:w16se="http://schemas.microsoft.com/office/word/2015/wordml/symex" xmlns:wp="http://schemas.openxmlformats.org/drawingml/2006/wordprocessingDrawing" xmlns:wp14="http://schemas.microsoft.com/office/word/2010/wordprocessingDrawing" mc:Ignorable="w14 w15 w16se w16cid w16 w16cex w16sdtdh w16du wp14">
   <w:tbl>
     <w:tblPr>
       <w:tblW w:w="8645" w:type="dxa"/>

--- a/plantillas_maestras/05_soat_y_afocat/negativa_cobertura/1_ddo_aseguradora/varon/TPL_0921_2025_SOAT_Y_AFOCAT_NEGATIVA_COBERTURA_ASEGURADORA_VARON_R1.docx
+++ b/plantillas_maestras/05_soat_y_afocat/negativa_cobertura/1_ddo_aseguradora/varon/TPL_0921_2025_SOAT_Y_AFOCAT_NEGATIVA_COBERTURA_ASEGURADORA_VARON_R1.docx
@@ -10,9 +10,11 @@
         <w:spacing w:after="0" w:line="240" w:lineRule="auto"/>
         <w:jc w:val="both"/>
         <w:rPr>
-          <w:rFonts w:ascii="Arial Narrow" w:eastAsia="Times New Roman" w:hAnsi="Arial Narrow" w:cs="Times New Roman"/>
-          <w:color w:val="000000"/>
-          <w:kern w:val="0"/>
+          <w:rFonts w:ascii="Arial Narrow" w:eastAsia="Arial Narrow" w:hAnsi="Arial Narrow" w:cs="Arial Narrow"/>
+          <w:color w:val="000000"/>
+          <w:kern w:val="0"/>
+          <w:sz w:val="22"/>
+          <w:szCs w:val="22"/>
           <w:lang w:eastAsia="es-PE"/>
           <w14:ligatures w14:val="none"/>
         </w:rPr>
@@ -24,6 +26,8 @@
           <w:b/>
           <w:color w:val="000000"/>
           <w:kern w:val="0"/>
+          <w:sz w:val="22"/>
+          <w:szCs w:val="22"/>
           <w:lang w:eastAsia="es-PE"/>
           <w14:ligatures w14:val="none"/>
         </w:rPr>
@@ -35,6 +39,8 @@
           <w:b/>
           <w:color w:val="000000"/>
           <w:kern w:val="0"/>
+          <w:sz w:val="22"/>
+          <w:szCs w:val="22"/>
           <w:lang w:eastAsia="es-PE"/>
           <w14:ligatures w14:val="none"/>
         </w:rPr>
@@ -47,6 +53,8 @@
           <w:b/>
           <w:color w:val="000000"/>
           <w:kern w:val="0"/>
+          <w:sz w:val="22"/>
+          <w:szCs w:val="22"/>
           <w:lang w:eastAsia="es-PE"/>
           <w14:ligatures w14:val="none"/>
         </w:rPr>
@@ -54,11 +62,13 @@
       </w:r>
       <w:r>
         <w:rPr>
-          <w:rFonts w:ascii="Arial Narrow" w:eastAsia="Times New Roman" w:hAnsi="Arial Narrow" w:cs="Times New Roman"/>
+          <w:rFonts w:ascii="Arial Narrow" w:eastAsia="Arial Narrow" w:hAnsi="Arial Narrow" w:cs="Arial Narrow"/>
           <w:b/>
           <w:bCs/>
           <w:color w:val="000000"/>
           <w:kern w:val="0"/>
+          <w:sz w:val="22"/>
+          <w:szCs w:val="22"/>
           <w:shd w:val="clear" w:color="auto" w:fill="FFFFFF"/>
           <w:lang w:eastAsia="es-PE"/>
           <w14:ligatures w14:val="none"/>
@@ -67,11 +77,13 @@
       </w:r>
       <w:r>
         <w:rPr>
-          <w:rFonts w:ascii="Arial Narrow" w:eastAsia="Times New Roman" w:hAnsi="Arial Narrow" w:cs="Times New Roman"/>
+          <w:rFonts w:ascii="Arial Narrow" w:eastAsia="Arial Narrow" w:hAnsi="Arial Narrow" w:cs="Arial Narrow"/>
           <w:b/>
           <w:bCs/>
           <w:color w:val="000000"/>
           <w:kern w:val="0"/>
+          <w:sz w:val="22"/>
+          <w:szCs w:val="22"/>
           <w:shd w:val="clear" w:color="auto" w:fill="FFFFFF"/>
           <w:lang w:eastAsia="es-PE"/>
           <w14:ligatures w14:val="none"/>
@@ -80,11 +92,13 @@
       </w:r>
       <w:r>
         <w:rPr>
-          <w:rFonts w:ascii="Arial Narrow" w:eastAsia="Times New Roman" w:hAnsi="Arial Narrow" w:cs="Times New Roman"/>
+          <w:rFonts w:ascii="Arial Narrow" w:eastAsia="Arial Narrow" w:hAnsi="Arial Narrow" w:cs="Arial Narrow"/>
           <w:b/>
           <w:bCs/>
           <w:color w:val="000000"/>
           <w:kern w:val="0"/>
+          <w:sz w:val="22"/>
+          <w:szCs w:val="22"/>
           <w:shd w:val="clear" w:color="auto" w:fill="FFFFFF"/>
           <w:lang w:eastAsia="es-PE"/>
           <w14:ligatures w14:val="none"/>
@@ -106,6 +120,8 @@
           <w:b/>
           <w:color w:val="000000"/>
           <w:kern w:val="0"/>
+          <w:sz w:val="22"/>
+          <w:szCs w:val="22"/>
           <w:lang w:eastAsia="es-PE"/>
           <w14:ligatures w14:val="none"/>
         </w:rPr>
@@ -116,6 +132,8 @@
           <w:b/>
           <w:color w:val="000000"/>
           <w:kern w:val="0"/>
+          <w:sz w:val="22"/>
+          <w:szCs w:val="22"/>
           <w:lang w:eastAsia="es-PE"/>
           <w14:ligatures w14:val="none"/>
         </w:rPr>
@@ -140,6 +158,8 @@
           <w:b/>
           <w:color w:val="000000"/>
           <w:kern w:val="0"/>
+          <w:sz w:val="22"/>
+          <w:szCs w:val="22"/>
           <w:lang w:eastAsia="es-PE"/>
           <w14:ligatures w14:val="none"/>
         </w:rPr>
@@ -150,6 +170,8 @@
           <w:b/>
           <w:color w:val="000000"/>
           <w:kern w:val="0"/>
+          <w:sz w:val="22"/>
+          <w:szCs w:val="22"/>
           <w:lang w:eastAsia="es-PE"/>
           <w14:ligatures w14:val="none"/>
         </w:rPr>
@@ -161,6 +183,8 @@
           <w:b/>
           <w:color w:val="000000"/>
           <w:kern w:val="0"/>
+          <w:sz w:val="22"/>
+          <w:szCs w:val="22"/>
           <w:lang w:eastAsia="es-PE"/>
           <w14:ligatures w14:val="none"/>
         </w:rPr>
@@ -173,6 +197,8 @@
           <w:b/>
           <w:color w:val="000000"/>
           <w:kern w:val="0"/>
+          <w:sz w:val="22"/>
+          <w:szCs w:val="22"/>
           <w:lang w:eastAsia="es-PE"/>
           <w14:ligatures w14:val="none"/>
         </w:rPr>
@@ -184,6 +210,8 @@
           <w:b/>
           <w:color w:val="000000"/>
           <w:kern w:val="0"/>
+          <w:sz w:val="22"/>
+          <w:szCs w:val="22"/>
           <w:lang w:eastAsia="es-PE"/>
           <w14:ligatures w14:val="none"/>
         </w:rPr>
@@ -195,6 +223,8 @@
           <w:b/>
           <w:color w:val="000000"/>
           <w:kern w:val="0"/>
+          <w:sz w:val="22"/>
+          <w:szCs w:val="22"/>
           <w:lang w:eastAsia="es-PE"/>
           <w14:ligatures w14:val="none"/>
         </w:rPr>
@@ -206,6 +236,8 @@
           <w:b/>
           <w:color w:val="000000"/>
           <w:kern w:val="0"/>
+          <w:sz w:val="22"/>
+          <w:szCs w:val="22"/>
           <w:lang w:eastAsia="es-PE"/>
           <w14:ligatures w14:val="none"/>
         </w:rPr>
@@ -217,6 +249,8 @@
           <w:b/>
           <w:color w:val="000000"/>
           <w:kern w:val="0"/>
+          <w:sz w:val="22"/>
+          <w:szCs w:val="22"/>
           <w:lang w:eastAsia="es-PE"/>
           <w14:ligatures w14:val="none"/>
         </w:rPr>
@@ -237,6 +271,8 @@
           <w:b/>
           <w:color w:val="000000"/>
           <w:kern w:val="0"/>
+          <w:sz w:val="22"/>
+          <w:szCs w:val="22"/>
           <w:lang w:eastAsia="es-PE"/>
           <w14:ligatures w14:val="none"/>
         </w:rPr>
@@ -247,6 +283,8 @@
           <w:b/>
           <w:color w:val="000000"/>
           <w:kern w:val="0"/>
+          <w:sz w:val="22"/>
+          <w:szCs w:val="22"/>
           <w:lang w:eastAsia="es-PE"/>
           <w14:ligatures w14:val="none"/>
         </w:rPr>
@@ -258,6 +296,8 @@
           <w:b/>
           <w:color w:val="000000"/>
           <w:kern w:val="0"/>
+          <w:sz w:val="22"/>
+          <w:szCs w:val="22"/>
           <w:lang w:eastAsia="es-PE"/>
           <w14:ligatures w14:val="none"/>
         </w:rPr>
@@ -270,6 +310,8 @@
           <w:b/>
           <w:color w:val="000000"/>
           <w:kern w:val="0"/>
+          <w:sz w:val="22"/>
+          <w:szCs w:val="22"/>
           <w:lang w:eastAsia="es-PE"/>
           <w14:ligatures w14:val="none"/>
         </w:rPr>
@@ -291,6 +333,8 @@
           <w:b/>
           <w:color w:val="000000"/>
           <w:kern w:val="0"/>
+          <w:sz w:val="22"/>
+          <w:szCs w:val="22"/>
           <w:lang w:eastAsia="es-PE"/>
           <w14:ligatures w14:val="none"/>
         </w:rPr>
@@ -301,6 +345,8 @@
           <w:b/>
           <w:color w:val="000000"/>
           <w:kern w:val="0"/>
+          <w:sz w:val="22"/>
+          <w:szCs w:val="22"/>
           <w:lang w:eastAsia="es-PE"/>
           <w14:ligatures w14:val="none"/>
         </w:rPr>
@@ -312,6 +358,8 @@
           <w:b/>
           <w:color w:val="000000"/>
           <w:kern w:val="0"/>
+          <w:sz w:val="22"/>
+          <w:szCs w:val="22"/>
           <w:lang w:eastAsia="es-PE"/>
           <w14:ligatures w14:val="none"/>
         </w:rPr>
@@ -331,6 +379,8 @@
           <w:b/>
           <w:color w:val="000000"/>
           <w:kern w:val="0"/>
+          <w:sz w:val="22"/>
+          <w:szCs w:val="22"/>
           <w:lang w:eastAsia="es-PE"/>
           <w14:ligatures w14:val="none"/>
         </w:rPr>
@@ -341,6 +391,8 @@
           <w:b/>
           <w:color w:val="000000"/>
           <w:kern w:val="0"/>
+          <w:sz w:val="22"/>
+          <w:szCs w:val="22"/>
           <w:lang w:eastAsia="es-PE"/>
           <w14:ligatures w14:val="none"/>
         </w:rPr>
@@ -352,6 +404,8 @@
           <w:b/>
           <w:color w:val="000000"/>
           <w:kern w:val="0"/>
+          <w:sz w:val="22"/>
+          <w:szCs w:val="22"/>
           <w:lang w:eastAsia="es-PE"/>
           <w14:ligatures w14:val="none"/>
         </w:rPr>
@@ -364,6 +418,8 @@
           <w:b/>
           <w:color w:val="000000"/>
           <w:kern w:val="0"/>
+          <w:sz w:val="22"/>
+          <w:szCs w:val="22"/>
           <w:lang w:eastAsia="es-PE"/>
           <w14:ligatures w14:val="none"/>
         </w:rPr>
@@ -375,6 +431,8 @@
           <w:b/>
           <w:color w:val="000000"/>
           <w:kern w:val="0"/>
+          <w:sz w:val="22"/>
+          <w:szCs w:val="22"/>
           <w:lang w:eastAsia="es-PE"/>
           <w14:ligatures w14:val="none"/>
         </w:rPr>
@@ -389,9 +447,11 @@
         <w:spacing w:after="0" w:line="240" w:lineRule="auto"/>
         <w:jc w:val="both"/>
         <w:rPr>
-          <w:rFonts w:ascii="Arial Narrow" w:eastAsia="Times New Roman" w:hAnsi="Arial Narrow" w:cs="Times New Roman"/>
-          <w:color w:val="000000"/>
-          <w:kern w:val="0"/>
+          <w:rFonts w:ascii="Arial Narrow" w:eastAsia="Arial Narrow" w:hAnsi="Arial Narrow" w:cs="Arial Narrow"/>
+          <w:color w:val="000000"/>
+          <w:kern w:val="0"/>
+          <w:sz w:val="22"/>
+          <w:szCs w:val="22"/>
           <w:shd w:val="clear" w:color="auto" w:fill="FFFFFF"/>
           <w:lang w:eastAsia="es-PE"/>
           <w14:ligatures w14:val="none"/>
@@ -406,9 +466,11 @@
         <w:spacing w:after="0" w:line="240" w:lineRule="auto"/>
         <w:jc w:val="both"/>
         <w:rPr>
-          <w:rFonts w:ascii="Arial Narrow" w:eastAsia="Times New Roman" w:hAnsi="Arial Narrow" w:cs="Times New Roman"/>
-          <w:color w:val="000000"/>
-          <w:kern w:val="0"/>
+          <w:rFonts w:ascii="Arial Narrow" w:eastAsia="Arial Narrow" w:hAnsi="Arial Narrow" w:cs="Arial Narrow"/>
+          <w:color w:val="000000"/>
+          <w:kern w:val="0"/>
+          <w:sz w:val="22"/>
+          <w:szCs w:val="22"/>
           <w:shd w:val="clear" w:color="auto" w:fill="FFFFFF"/>
           <w:lang w:eastAsia="es-PE"/>
           <w14:ligatures w14:val="none"/>
@@ -416,9 +478,11 @@
       </w:pPr>
       <w:r>
         <w:rPr>
-          <w:rFonts w:ascii="Arial Narrow" w:eastAsia="Times New Roman" w:hAnsi="Arial Narrow" w:cs="Times New Roman"/>
-          <w:color w:val="000000"/>
-          <w:kern w:val="0"/>
+          <w:rFonts w:ascii="Arial Narrow" w:eastAsia="Arial Narrow" w:hAnsi="Arial Narrow" w:cs="Arial Narrow"/>
+          <w:color w:val="000000"/>
+          <w:kern w:val="0"/>
+          <w:sz w:val="22"/>
+          <w:szCs w:val="22"/>
           <w:shd w:val="clear" w:color="auto" w:fill="FFFFFF"/>
           <w:lang w:eastAsia="es-PE"/>
           <w14:ligatures w14:val="none"/>
@@ -427,9 +491,11 @@
       </w:r>
       <w:r>
         <w:rPr>
-          <w:rFonts w:ascii="Arial Narrow" w:eastAsia="Times New Roman" w:hAnsi="Arial Narrow" w:cs="Times New Roman"/>
-          <w:color w:val="000000"/>
-          <w:kern w:val="0"/>
+          <w:rFonts w:ascii="Arial Narrow" w:eastAsia="Arial Narrow" w:hAnsi="Arial Narrow" w:cs="Arial Narrow"/>
+          <w:color w:val="000000"/>
+          <w:kern w:val="0"/>
+          <w:sz w:val="22"/>
+          <w:szCs w:val="22"/>
           <w:shd w:val="clear" w:color="auto" w:fill="FFFFFF"/>
           <w:lang w:eastAsia="es-PE"/>
           <w14:ligatures w14:val="none"/>
@@ -438,9 +504,11 @@
       </w:r>
       <w:r>
         <w:rPr>
-          <w:rFonts w:ascii="Arial Narrow" w:eastAsia="Times New Roman" w:hAnsi="Arial Narrow" w:cs="Times New Roman"/>
-          <w:color w:val="000000"/>
-          <w:kern w:val="0"/>
+          <w:rFonts w:ascii="Arial Narrow" w:eastAsia="Arial Narrow" w:hAnsi="Arial Narrow" w:cs="Arial Narrow"/>
+          <w:color w:val="000000"/>
+          <w:kern w:val="0"/>
+          <w:sz w:val="22"/>
+          <w:szCs w:val="22"/>
           <w:shd w:val="clear" w:color="auto" w:fill="FFFFFF"/>
           <w:lang w:eastAsia="es-PE"/>
           <w14:ligatures w14:val="none"/>
@@ -449,9 +517,11 @@
       </w:r>
       <w:r>
         <w:rPr>
-          <w:rFonts w:ascii="Arial Narrow" w:eastAsia="Times New Roman" w:hAnsi="Arial Narrow" w:cs="Times New Roman"/>
-          <w:color w:val="000000"/>
-          <w:kern w:val="0"/>
+          <w:rFonts w:ascii="Arial Narrow" w:eastAsia="Arial Narrow" w:hAnsi="Arial Narrow" w:cs="Arial Narrow"/>
+          <w:color w:val="000000"/>
+          <w:kern w:val="0"/>
+          <w:sz w:val="22"/>
+          <w:szCs w:val="22"/>
           <w:shd w:val="clear" w:color="auto" w:fill="FFFFFF"/>
           <w:lang w:eastAsia="es-PE"/>
           <w14:ligatures w14:val="none"/>
@@ -460,9 +530,11 @@
       </w:r>
       <w:r>
         <w:rPr>
-          <w:rFonts w:ascii="Arial Narrow" w:eastAsia="Times New Roman" w:hAnsi="Arial Narrow" w:cs="Times New Roman"/>
-          <w:color w:val="000000"/>
-          <w:kern w:val="0"/>
+          <w:rFonts w:ascii="Arial Narrow" w:eastAsia="Arial Narrow" w:hAnsi="Arial Narrow" w:cs="Arial Narrow"/>
+          <w:color w:val="000000"/>
+          <w:kern w:val="0"/>
+          <w:sz w:val="22"/>
+          <w:szCs w:val="22"/>
           <w:shd w:val="clear" w:color="auto" w:fill="FFFFFF"/>
           <w:lang w:eastAsia="es-PE"/>
           <w14:ligatures w14:val="none"/>
@@ -471,9 +543,11 @@
       </w:r>
       <w:r>
         <w:rPr>
-          <w:rFonts w:ascii="Arial Narrow" w:eastAsia="Times New Roman" w:hAnsi="Arial Narrow" w:cs="Times New Roman"/>
-          <w:color w:val="000000"/>
-          <w:kern w:val="0"/>
+          <w:rFonts w:ascii="Arial Narrow" w:eastAsia="Arial Narrow" w:hAnsi="Arial Narrow" w:cs="Arial Narrow"/>
+          <w:color w:val="000000"/>
+          <w:kern w:val="0"/>
+          <w:sz w:val="22"/>
+          <w:szCs w:val="22"/>
           <w:shd w:val="clear" w:color="auto" w:fill="FFFFFF"/>
           <w:lang w:eastAsia="es-PE"/>
           <w14:ligatures w14:val="none"/>
@@ -489,9 +563,11 @@
         <w:spacing w:after="0" w:line="240" w:lineRule="auto"/>
         <w:jc w:val="both"/>
         <w:rPr>
-          <w:rFonts w:ascii="Arial Narrow" w:eastAsia="Times New Roman" w:hAnsi="Arial Narrow" w:cs="Times New Roman"/>
-          <w:color w:val="000000"/>
-          <w:kern w:val="0"/>
+          <w:rFonts w:ascii="Arial Narrow" w:eastAsia="Arial Narrow" w:hAnsi="Arial Narrow" w:cs="Arial Narrow"/>
+          <w:color w:val="000000"/>
+          <w:kern w:val="0"/>
+          <w:sz w:val="22"/>
+          <w:szCs w:val="22"/>
           <w:lang w:eastAsia="es-PE"/>
           <w14:ligatures w14:val="none"/>
         </w:rPr>
@@ -507,9 +583,11 @@
         <w:ind w:left="567" w:hanging="567"/>
         <w:jc w:val="both"/>
         <w:rPr>
-          <w:rFonts w:ascii="Arial Narrow" w:eastAsia="Times New Roman" w:hAnsi="Arial Narrow" w:cs="Times New Roman"/>
-          <w:color w:val="000000"/>
-          <w:kern w:val="0"/>
+          <w:rFonts w:ascii="Arial Narrow" w:eastAsia="Arial Narrow" w:hAnsi="Arial Narrow" w:cs="Arial Narrow"/>
+          <w:color w:val="000000"/>
+          <w:kern w:val="0"/>
+          <w:sz w:val="22"/>
+          <w:szCs w:val="22"/>
           <w:lang w:eastAsia="es-PE"/>
           <w14:ligatures w14:val="none"/>
         </w:rPr>
@@ -520,6 +598,8 @@
           <w:b/>
           <w:color w:val="000000"/>
           <w:kern w:val="0"/>
+          <w:sz w:val="22"/>
+          <w:szCs w:val="22"/>
           <w:lang w:eastAsia="es-PE"/>
           <w14:ligatures w14:val="none"/>
         </w:rPr>
@@ -531,9 +611,11 @@
         <w:spacing w:after="0" w:line="240" w:lineRule="auto"/>
         <w:jc w:val="both"/>
         <w:rPr>
-          <w:rFonts w:ascii="Arial Narrow" w:eastAsia="Times New Roman" w:hAnsi="Arial Narrow" w:cs="Times New Roman"/>
-          <w:color w:val="000000"/>
-          <w:kern w:val="0"/>
+          <w:rFonts w:ascii="Arial Narrow" w:eastAsia="Arial Narrow" w:hAnsi="Arial Narrow" w:cs="Arial Narrow"/>
+          <w:color w:val="000000"/>
+          <w:kern w:val="0"/>
+          <w:sz w:val="22"/>
+          <w:szCs w:val="22"/>
           <w:lang w:eastAsia="es-PE"/>
           <w14:ligatures w14:val="none"/>
         </w:rPr>
@@ -549,18 +631,22 @@
         <w:ind w:left="567" w:hanging="567"/>
         <w:jc w:val="both"/>
         <w:rPr>
-          <w:rFonts w:ascii="Arial Narrow" w:eastAsia="Times New Roman" w:hAnsi="Arial Narrow" w:cs="Arial"/>
-          <w:color w:val="000000"/>
-          <w:kern w:val="0"/>
+          <w:rFonts w:ascii="Arial Narrow" w:eastAsia="Arial Narrow" w:hAnsi="Arial Narrow" w:cs="Arial Narrow"/>
+          <w:color w:val="000000"/>
+          <w:kern w:val="0"/>
+          <w:sz w:val="22"/>
+          <w:szCs w:val="22"/>
           <w:lang w:val="es-ES" w:eastAsia="es-ES"/>
           <w14:ligatures w14:val="none"/>
         </w:rPr>
       </w:pPr>
       <w:r>
         <w:rPr>
-          <w:rFonts w:ascii="Arial Narrow" w:eastAsia="Times New Roman" w:hAnsi="Arial Narrow" w:cs="Arial"/>
-          <w:color w:val="000000"/>
-          <w:kern w:val="0"/>
+          <w:rFonts w:ascii="Arial Narrow" w:eastAsia="Arial Narrow" w:hAnsi="Arial Narrow" w:cs="Arial Narrow"/>
+          <w:color w:val="000000"/>
+          <w:kern w:val="0"/>
+          <w:sz w:val="22"/>
+          <w:szCs w:val="22"/>
           <w:lang w:val="es-ES" w:eastAsia="es-ES"/>
           <w14:ligatures w14:val="none"/>
         </w:rPr>
@@ -568,9 +654,11 @@
       </w:r>
       <w:r>
         <w:rPr>
-          <w:rFonts w:ascii="Arial Narrow" w:eastAsia="Times New Roman" w:hAnsi="Arial Narrow" w:cs="Arial"/>
-          <w:color w:val="000000"/>
-          <w:kern w:val="0"/>
+          <w:rFonts w:ascii="Arial Narrow" w:eastAsia="Arial Narrow" w:hAnsi="Arial Narrow" w:cs="Arial Narrow"/>
+          <w:color w:val="000000"/>
+          <w:kern w:val="0"/>
+          <w:sz w:val="22"/>
+          <w:szCs w:val="22"/>
           <w:lang w:val="es-ES" w:eastAsia="es-ES"/>
           <w14:ligatures w14:val="none"/>
         </w:rPr>
@@ -578,9 +666,11 @@
       </w:r>
       <w:r>
         <w:rPr>
-          <w:rFonts w:ascii="Arial Narrow" w:eastAsia="Times New Roman" w:hAnsi="Arial Narrow" w:cs="Arial"/>
-          <w:color w:val="000000"/>
-          <w:kern w:val="0"/>
+          <w:rFonts w:ascii="Arial Narrow" w:eastAsia="Arial Narrow" w:hAnsi="Arial Narrow" w:cs="Arial Narrow"/>
+          <w:color w:val="000000"/>
+          <w:kern w:val="0"/>
+          <w:sz w:val="22"/>
+          <w:szCs w:val="22"/>
           <w:lang w:val="es-ES" w:eastAsia="es-ES"/>
           <w14:ligatures w14:val="none"/>
         </w:rPr>
@@ -589,9 +679,11 @@
       <w:r>
         <w:rPr>
           <w:rStyle w:val="Refdenotaalpie"/>
-          <w:rFonts w:ascii="Arial Narrow" w:eastAsia="Times New Roman" w:hAnsi="Arial Narrow" w:cs="Times New Roman"/>
-          <w:color w:val="000000"/>
-          <w:kern w:val="0"/>
+          <w:rFonts w:ascii="Arial Narrow" w:eastAsia="Arial Narrow" w:hAnsi="Arial Narrow" w:cs="Arial Narrow"/>
+          <w:color w:val="000000"/>
+          <w:kern w:val="0"/>
+          <w:sz w:val="22"/>
+          <w:szCs w:val="22"/>
           <w:vertAlign w:val="superscript"/>
           <w:lang w:val="es-ES" w:eastAsia="es-ES"/>
           <w14:ligatures w14:val="none"/>
@@ -600,67 +692,83 @@
       </w:r>
       <w:r>
         <w:rPr>
-          <w:rFonts w:ascii="Arial Narrow" w:eastAsia="Calibri" w:hAnsi="Arial Narrow" w:cs="Arial"/>
-          <w:kern w:val="0"/>
-          <w14:ligatures w14:val="none"/>
+          <w:rFonts w:ascii="Arial Narrow" w:eastAsia="Arial Narrow" w:hAnsi="Arial Narrow" w:cs="Arial Narrow"/>
+          <w:kern w:val="0"/>
+          <w14:ligatures w14:val="none"/>
+          <w:sz w:val="22"/>
+          <w:szCs w:val="22"/>
         </w:rPr>
         <w:t xml:space="preserve"/>
       </w:r>
       <w:r>
         <w:rPr>
-          <w:rFonts w:ascii="Arial Narrow" w:eastAsia="Calibri" w:hAnsi="Arial Narrow" w:cs="Arial"/>
-          <w:kern w:val="0"/>
-          <w14:ligatures w14:val="none"/>
+          <w:rFonts w:ascii="Arial Narrow" w:eastAsia="Arial Narrow" w:hAnsi="Arial Narrow" w:cs="Arial Narrow"/>
+          <w:kern w:val="0"/>
+          <w14:ligatures w14:val="none"/>
+          <w:sz w:val="22"/>
+          <w:szCs w:val="22"/>
         </w:rPr>
         <w:t/>
       </w:r>
       <w:r>
         <w:rPr>
-          <w:rFonts w:ascii="Arial Narrow" w:eastAsia="Calibri" w:hAnsi="Arial Narrow" w:cs="Arial"/>
-          <w:kern w:val="0"/>
-          <w14:ligatures w14:val="none"/>
+          <w:rFonts w:ascii="Arial Narrow" w:eastAsia="Arial Narrow" w:hAnsi="Arial Narrow" w:cs="Arial Narrow"/>
+          <w:kern w:val="0"/>
+          <w14:ligatures w14:val="none"/>
+          <w:sz w:val="22"/>
+          <w:szCs w:val="22"/>
         </w:rPr>
         <w:t xml:space="preserve"/>
       </w:r>
       <w:r>
         <w:rPr>
-          <w:rFonts w:ascii="Arial Narrow" w:eastAsia="Calibri" w:hAnsi="Arial Narrow" w:cs="Arial"/>
-          <w:kern w:val="0"/>
-          <w14:ligatures w14:val="none"/>
+          <w:rFonts w:ascii="Arial Narrow" w:eastAsia="Arial Narrow" w:hAnsi="Arial Narrow" w:cs="Arial Narrow"/>
+          <w:kern w:val="0"/>
+          <w14:ligatures w14:val="none"/>
+          <w:sz w:val="22"/>
+          <w:szCs w:val="22"/>
         </w:rPr>
         <w:t xml:space="preserve"/>
       </w:r>
       <w:proofErr w:type="spellStart"/>
       <w:r>
         <w:rPr>
-          <w:rFonts w:ascii="Arial Narrow" w:eastAsia="Calibri" w:hAnsi="Arial Narrow" w:cs="Arial"/>
-          <w:kern w:val="0"/>
-          <w14:ligatures w14:val="none"/>
+          <w:rFonts w:ascii="Arial Narrow" w:eastAsia="Arial Narrow" w:hAnsi="Arial Narrow" w:cs="Arial Narrow"/>
+          <w:kern w:val="0"/>
+          <w14:ligatures w14:val="none"/>
+          <w:sz w:val="22"/>
+          <w:szCs w:val="22"/>
         </w:rPr>
         <w:t/>
       </w:r>
       <w:proofErr w:type="spellEnd"/>
       <w:r>
         <w:rPr>
-          <w:rFonts w:ascii="Arial Narrow" w:eastAsia="Calibri" w:hAnsi="Arial Narrow" w:cs="Arial"/>
-          <w:kern w:val="0"/>
-          <w14:ligatures w14:val="none"/>
+          <w:rFonts w:ascii="Arial Narrow" w:eastAsia="Arial Narrow" w:hAnsi="Arial Narrow" w:cs="Arial Narrow"/>
+          <w:kern w:val="0"/>
+          <w14:ligatures w14:val="none"/>
+          <w:sz w:val="22"/>
+          <w:szCs w:val="22"/>
         </w:rPr>
         <w:t xml:space="preserve"/>
       </w:r>
       <w:r>
         <w:rPr>
-          <w:rFonts w:ascii="Arial Narrow" w:eastAsia="Calibri" w:hAnsi="Arial Narrow" w:cs="Arial"/>
-          <w:kern w:val="0"/>
-          <w14:ligatures w14:val="none"/>
+          <w:rFonts w:ascii="Arial Narrow" w:eastAsia="Arial Narrow" w:hAnsi="Arial Narrow" w:cs="Arial Narrow"/>
+          <w:kern w:val="0"/>
+          <w14:ligatures w14:val="none"/>
+          <w:sz w:val="22"/>
+          <w:szCs w:val="22"/>
         </w:rPr>
         <w:t/>
       </w:r>
       <w:r>
         <w:rPr>
-          <w:rFonts w:ascii="Arial Narrow" w:eastAsia="Times New Roman" w:hAnsi="Arial Narrow" w:cs="Arial"/>
-          <w:color w:val="000000"/>
-          <w:kern w:val="0"/>
+          <w:rFonts w:ascii="Arial Narrow" w:eastAsia="Arial Narrow" w:hAnsi="Arial Narrow" w:cs="Arial Narrow"/>
+          <w:color w:val="000000"/>
+          <w:kern w:val="0"/>
+          <w:sz w:val="22"/>
+          <w:szCs w:val="22"/>
           <w:lang w:val="es-ES" w:eastAsia="es-ES"/>
           <w14:ligatures w14:val="none"/>
         </w:rPr>
@@ -669,9 +777,11 @@
       <w:proofErr w:type="spellStart"/>
       <w:r>
         <w:rPr>
-          <w:rFonts w:ascii="Arial Narrow" w:eastAsia="Times New Roman" w:hAnsi="Arial Narrow" w:cs="Arial"/>
-          <w:color w:val="000000"/>
-          <w:kern w:val="0"/>
+          <w:rFonts w:ascii="Arial Narrow" w:eastAsia="Arial Narrow" w:hAnsi="Arial Narrow" w:cs="Arial Narrow"/>
+          <w:color w:val="000000"/>
+          <w:kern w:val="0"/>
+          <w:sz w:val="22"/>
+          <w:szCs w:val="22"/>
           <w:lang w:val="es-ES" w:eastAsia="es-ES"/>
           <w14:ligatures w14:val="none"/>
         </w:rPr>
@@ -680,9 +790,11 @@
       <w:proofErr w:type="spellEnd"/>
       <w:r>
         <w:rPr>
-          <w:rFonts w:ascii="Arial Narrow" w:eastAsia="Times New Roman" w:hAnsi="Arial Narrow" w:cs="Arial"/>
-          <w:color w:val="000000"/>
-          <w:kern w:val="0"/>
+          <w:rFonts w:ascii="Arial Narrow" w:eastAsia="Arial Narrow" w:hAnsi="Arial Narrow" w:cs="Arial Narrow"/>
+          <w:color w:val="000000"/>
+          <w:kern w:val="0"/>
+          <w:sz w:val="22"/>
+          <w:szCs w:val="22"/>
           <w:lang w:val="es-ES" w:eastAsia="es-ES"/>
           <w14:ligatures w14:val="none"/>
         </w:rPr>
@@ -690,9 +802,11 @@
       </w:r>
       <w:r>
         <w:rPr>
-          <w:rFonts w:ascii="Arial Narrow" w:eastAsia="Times New Roman" w:hAnsi="Arial Narrow" w:cs="Arial"/>
-          <w:color w:val="000000"/>
-          <w:kern w:val="0"/>
+          <w:rFonts w:ascii="Arial Narrow" w:eastAsia="Arial Narrow" w:hAnsi="Arial Narrow" w:cs="Arial Narrow"/>
+          <w:color w:val="000000"/>
+          <w:kern w:val="0"/>
+          <w:sz w:val="22"/>
+          <w:szCs w:val="22"/>
           <w:lang w:val="es-ES" w:eastAsia="es-ES"/>
           <w14:ligatures w14:val="none"/>
         </w:rPr>
@@ -700,9 +814,11 @@
       </w:r>
       <w:r>
         <w:rPr>
-          <w:rFonts w:ascii="Arial Narrow" w:eastAsia="Times New Roman" w:hAnsi="Arial Narrow" w:cs="Arial"/>
-          <w:color w:val="000000"/>
-          <w:kern w:val="0"/>
+          <w:rFonts w:ascii="Arial Narrow" w:eastAsia="Arial Narrow" w:hAnsi="Arial Narrow" w:cs="Arial Narrow"/>
+          <w:color w:val="000000"/>
+          <w:kern w:val="0"/>
+          <w:sz w:val="22"/>
+          <w:szCs w:val="22"/>
           <w:lang w:val="es-ES" w:eastAsia="es-ES"/>
           <w14:ligatures w14:val="none"/>
         </w:rPr>
@@ -711,9 +827,11 @@
       <w:r>
         <w:rPr>
           <w:rStyle w:val="Refdenotaalpie"/>
-          <w:rFonts w:ascii="Arial Narrow" w:eastAsia="Times New Roman" w:hAnsi="Arial Narrow" w:cs="Times New Roman"/>
-          <w:color w:val="000000"/>
-          <w:kern w:val="0"/>
+          <w:rFonts w:ascii="Arial Narrow" w:eastAsia="Arial Narrow" w:hAnsi="Arial Narrow" w:cs="Arial Narrow"/>
+          <w:color w:val="000000"/>
+          <w:kern w:val="0"/>
+          <w:sz w:val="22"/>
+          <w:szCs w:val="22"/>
           <w:vertAlign w:val="superscript"/>
           <w:lang w:val="es-ES" w:eastAsia="es-ES"/>
           <w14:ligatures w14:val="none"/>
@@ -722,9 +840,11 @@
       </w:r>
       <w:r>
         <w:rPr>
-          <w:rFonts w:ascii="Arial Narrow" w:eastAsia="Times New Roman" w:hAnsi="Arial Narrow" w:cs="Arial"/>
-          <w:color w:val="000000"/>
-          <w:kern w:val="0"/>
+          <w:rFonts w:ascii="Arial Narrow" w:eastAsia="Arial Narrow" w:hAnsi="Arial Narrow" w:cs="Arial Narrow"/>
+          <w:color w:val="000000"/>
+          <w:kern w:val="0"/>
+          <w:sz w:val="22"/>
+          <w:szCs w:val="22"/>
           <w:lang w:val="es-ES" w:eastAsia="es-ES"/>
           <w14:ligatures w14:val="none"/>
         </w:rPr>
@@ -732,10 +852,12 @@
       </w:r>
       <w:r>
         <w:rPr>
-          <w:rFonts w:ascii="Arial Narrow" w:eastAsia="Times New Roman" w:hAnsi="Arial Narrow" w:cs="Arial"/>
+          <w:rFonts w:ascii="Arial Narrow" w:eastAsia="Arial Narrow" w:hAnsi="Arial Narrow" w:cs="Arial Narrow"/>
           <w:bCs/>
           <w:color w:val="000000"/>
           <w:kern w:val="0"/>
+          <w:sz w:val="22"/>
+          <w:szCs w:val="22"/>
           <w:lang w:val="es-ES" w:eastAsia="es-ES"/>
           <w14:ligatures w14:val="none"/>
         </w:rPr>
@@ -750,9 +872,11 @@
         <w:spacing w:after="0" w:line="240" w:lineRule="auto"/>
         <w:jc w:val="both"/>
         <w:rPr>
-          <w:rFonts w:ascii="Arial Narrow" w:eastAsia="Times New Roman" w:hAnsi="Arial Narrow" w:cs="Arial"/>
-          <w:color w:val="000000"/>
-          <w:kern w:val="0"/>
+          <w:rFonts w:ascii="Arial Narrow" w:eastAsia="Arial Narrow" w:hAnsi="Arial Narrow" w:cs="Arial Narrow"/>
+          <w:color w:val="000000"/>
+          <w:kern w:val="0"/>
+          <w:sz w:val="22"/>
+          <w:szCs w:val="22"/>
           <w:lang w:val="es-ES" w:eastAsia="es-ES"/>
           <w14:ligatures w14:val="none"/>
         </w:rPr>
@@ -773,18 +897,22 @@
         <w:ind w:left="1134" w:hanging="567"/>
         <w:jc w:val="both"/>
         <w:rPr>
-          <w:rFonts w:ascii="Arial Narrow" w:eastAsia="Times New Roman" w:hAnsi="Arial Narrow" w:cs="Arial"/>
-          <w:color w:val="000000"/>
-          <w:kern w:val="0"/>
-          <w:lang w:eastAsia="es-ES"/>
-          <w14:ligatures w14:val="none"/>
-        </w:rPr>
-      </w:pPr>
-      <w:r>
-        <w:rPr>
-          <w:rFonts w:ascii="Arial Narrow" w:eastAsia="Times New Roman" w:hAnsi="Arial Narrow" w:cs="Arial"/>
-          <w:color w:val="000000"/>
-          <w:kern w:val="0"/>
+          <w:rFonts w:ascii="Arial Narrow" w:eastAsia="Arial Narrow" w:hAnsi="Arial Narrow" w:cs="Arial Narrow"/>
+          <w:color w:val="000000"/>
+          <w:kern w:val="0"/>
+          <w:sz w:val="22"/>
+          <w:szCs w:val="22"/>
+          <w:lang w:eastAsia="es-ES"/>
+          <w14:ligatures w14:val="none"/>
+        </w:rPr>
+      </w:pPr>
+      <w:r>
+        <w:rPr>
+          <w:rFonts w:ascii="Arial Narrow" w:eastAsia="Arial Narrow" w:hAnsi="Arial Narrow" w:cs="Arial Narrow"/>
+          <w:color w:val="000000"/>
+          <w:kern w:val="0"/>
+          <w:sz w:val="22"/>
+          <w:szCs w:val="22"/>
           <w:lang w:eastAsia="es-ES"/>
           <w14:ligatures w14:val="none"/>
         </w:rPr>
@@ -793,9 +921,11 @@
       <w:proofErr w:type="spellStart"/>
       <w:r>
         <w:rPr>
-          <w:rFonts w:ascii="Arial Narrow" w:eastAsia="Times New Roman" w:hAnsi="Arial Narrow" w:cs="Arial"/>
-          <w:color w:val="000000"/>
-          <w:kern w:val="0"/>
+          <w:rFonts w:ascii="Arial Narrow" w:eastAsia="Arial Narrow" w:hAnsi="Arial Narrow" w:cs="Arial Narrow"/>
+          <w:color w:val="000000"/>
+          <w:kern w:val="0"/>
+          <w:sz w:val="22"/>
+          <w:szCs w:val="22"/>
           <w:lang w:eastAsia="es-ES"/>
           <w14:ligatures w14:val="none"/>
         </w:rPr>
@@ -804,9 +934,11 @@
       <w:proofErr w:type="spellEnd"/>
       <w:r>
         <w:rPr>
-          <w:rFonts w:ascii="Arial Narrow" w:eastAsia="Times New Roman" w:hAnsi="Arial Narrow" w:cs="Arial"/>
-          <w:color w:val="000000"/>
-          <w:kern w:val="0"/>
+          <w:rFonts w:ascii="Arial Narrow" w:eastAsia="Arial Narrow" w:hAnsi="Arial Narrow" w:cs="Arial Narrow"/>
+          <w:color w:val="000000"/>
+          <w:kern w:val="0"/>
+          <w:sz w:val="22"/>
+          <w:szCs w:val="22"/>
           <w:lang w:eastAsia="es-ES"/>
           <w14:ligatures w14:val="none"/>
         </w:rPr>
@@ -814,9 +946,11 @@
       </w:r>
       <w:r>
         <w:rPr>
-          <w:rFonts w:ascii="Arial Narrow" w:eastAsia="Times New Roman" w:hAnsi="Arial Narrow" w:cs="Arial"/>
-          <w:color w:val="000000"/>
-          <w:kern w:val="0"/>
+          <w:rFonts w:ascii="Arial Narrow" w:eastAsia="Arial Narrow" w:hAnsi="Arial Narrow" w:cs="Arial Narrow"/>
+          <w:color w:val="000000"/>
+          <w:kern w:val="0"/>
+          <w:sz w:val="22"/>
+          <w:szCs w:val="22"/>
           <w:lang w:eastAsia="es-ES"/>
           <w14:ligatures w14:val="none"/>
         </w:rPr>
@@ -824,9 +958,11 @@
       </w:r>
       <w:r>
         <w:rPr>
-          <w:rFonts w:ascii="Arial Narrow" w:eastAsia="Times New Roman" w:hAnsi="Arial Narrow" w:cs="Arial"/>
-          <w:color w:val="000000"/>
-          <w:kern w:val="0"/>
+          <w:rFonts w:ascii="Arial Narrow" w:eastAsia="Arial Narrow" w:hAnsi="Arial Narrow" w:cs="Arial Narrow"/>
+          <w:color w:val="000000"/>
+          <w:kern w:val="0"/>
+          <w:sz w:val="22"/>
+          <w:szCs w:val="22"/>
           <w:lang w:eastAsia="es-ES"/>
           <w14:ligatures w14:val="none"/>
         </w:rPr>
@@ -834,9 +970,11 @@
       </w:r>
       <w:r>
         <w:rPr>
-          <w:rFonts w:ascii="Arial Narrow" w:eastAsia="Times New Roman" w:hAnsi="Arial Narrow" w:cs="Arial"/>
-          <w:color w:val="000000"/>
-          <w:kern w:val="0"/>
+          <w:rFonts w:ascii="Arial Narrow" w:eastAsia="Arial Narrow" w:hAnsi="Arial Narrow" w:cs="Arial Narrow"/>
+          <w:color w:val="000000"/>
+          <w:kern w:val="0"/>
+          <w:sz w:val="22"/>
+          <w:szCs w:val="22"/>
           <w:lang w:eastAsia="es-ES"/>
           <w14:ligatures w14:val="none"/>
         </w:rPr>
@@ -844,9 +982,11 @@
       </w:r>
       <w:r>
         <w:rPr>
-          <w:rFonts w:ascii="Arial Narrow" w:eastAsia="Times New Roman" w:hAnsi="Arial Narrow" w:cs="Arial"/>
-          <w:color w:val="000000"/>
-          <w:kern w:val="0"/>
+          <w:rFonts w:ascii="Arial Narrow" w:eastAsia="Arial Narrow" w:hAnsi="Arial Narrow" w:cs="Arial Narrow"/>
+          <w:color w:val="000000"/>
+          <w:kern w:val="0"/>
+          <w:sz w:val="22"/>
+          <w:szCs w:val="22"/>
           <w:lang w:eastAsia="es-ES"/>
           <w14:ligatures w14:val="none"/>
         </w:rPr>
@@ -854,9 +994,11 @@
       </w:r>
       <w:r>
         <w:rPr>
-          <w:rFonts w:ascii="Arial Narrow" w:eastAsia="Times New Roman" w:hAnsi="Arial Narrow" w:cs="Arial"/>
-          <w:color w:val="000000"/>
-          <w:kern w:val="0"/>
+          <w:rFonts w:ascii="Arial Narrow" w:eastAsia="Arial Narrow" w:hAnsi="Arial Narrow" w:cs="Arial Narrow"/>
+          <w:color w:val="000000"/>
+          <w:kern w:val="0"/>
+          <w:sz w:val="22"/>
+          <w:szCs w:val="22"/>
           <w:lang w:eastAsia="es-ES"/>
           <w14:ligatures w14:val="none"/>
         </w:rPr>
@@ -864,9 +1006,11 @@
       </w:r>
       <w:r>
         <w:rPr>
-          <w:rFonts w:ascii="Arial Narrow" w:eastAsia="Times New Roman" w:hAnsi="Arial Narrow" w:cs="Arial"/>
-          <w:color w:val="000000"/>
-          <w:kern w:val="0"/>
+          <w:rFonts w:ascii="Arial Narrow" w:eastAsia="Arial Narrow" w:hAnsi="Arial Narrow" w:cs="Arial Narrow"/>
+          <w:color w:val="000000"/>
+          <w:kern w:val="0"/>
+          <w:sz w:val="22"/>
+          <w:szCs w:val="22"/>
           <w:lang w:eastAsia="es-ES"/>
           <w14:ligatures w14:val="none"/>
         </w:rPr>
@@ -880,9 +1024,11 @@
         <w:ind w:left="1134"/>
         <w:jc w:val="both"/>
         <w:rPr>
-          <w:rFonts w:ascii="Arial Narrow" w:eastAsia="Times New Roman" w:hAnsi="Arial Narrow" w:cs="Arial"/>
-          <w:color w:val="000000"/>
-          <w:kern w:val="0"/>
+          <w:rFonts w:ascii="Arial Narrow" w:eastAsia="Arial Narrow" w:hAnsi="Arial Narrow" w:cs="Arial Narrow"/>
+          <w:color w:val="000000"/>
+          <w:kern w:val="0"/>
+          <w:sz w:val="22"/>
+          <w:szCs w:val="22"/>
           <w:lang w:eastAsia="es-ES"/>
           <w14:ligatures w14:val="none"/>
         </w:rPr>
@@ -903,18 +1049,22 @@
         <w:ind w:left="1134" w:hanging="567"/>
         <w:jc w:val="both"/>
         <w:rPr>
-          <w:rFonts w:ascii="Arial Narrow" w:eastAsia="Times New Roman" w:hAnsi="Arial Narrow" w:cs="Arial"/>
-          <w:color w:val="000000"/>
-          <w:kern w:val="0"/>
-          <w:lang w:eastAsia="es-ES"/>
-          <w14:ligatures w14:val="none"/>
-        </w:rPr>
-      </w:pPr>
-      <w:r>
-        <w:rPr>
-          <w:rFonts w:ascii="Arial Narrow" w:eastAsia="Times New Roman" w:hAnsi="Arial Narrow" w:cs="Arial"/>
-          <w:color w:val="000000"/>
-          <w:kern w:val="0"/>
+          <w:rFonts w:ascii="Arial Narrow" w:eastAsia="Arial Narrow" w:hAnsi="Arial Narrow" w:cs="Arial Narrow"/>
+          <w:color w:val="000000"/>
+          <w:kern w:val="0"/>
+          <w:sz w:val="22"/>
+          <w:szCs w:val="22"/>
+          <w:lang w:eastAsia="es-ES"/>
+          <w14:ligatures w14:val="none"/>
+        </w:rPr>
+      </w:pPr>
+      <w:r>
+        <w:rPr>
+          <w:rFonts w:ascii="Arial Narrow" w:eastAsia="Arial Narrow" w:hAnsi="Arial Narrow" w:cs="Arial Narrow"/>
+          <w:color w:val="000000"/>
+          <w:kern w:val="0"/>
+          <w:sz w:val="22"/>
+          <w:szCs w:val="22"/>
           <w:lang w:eastAsia="es-ES"/>
           <w14:ligatures w14:val="none"/>
         </w:rPr>
@@ -922,9 +1072,11 @@
       </w:r>
       <w:r>
         <w:rPr>
-          <w:rFonts w:ascii="Arial Narrow" w:eastAsia="Times New Roman" w:hAnsi="Arial Narrow" w:cs="Arial"/>
-          <w:color w:val="000000"/>
-          <w:kern w:val="0"/>
+          <w:rFonts w:ascii="Arial Narrow" w:eastAsia="Arial Narrow" w:hAnsi="Arial Narrow" w:cs="Arial Narrow"/>
+          <w:color w:val="000000"/>
+          <w:kern w:val="0"/>
+          <w:sz w:val="22"/>
+          <w:szCs w:val="22"/>
           <w:lang w:eastAsia="es-ES"/>
           <w14:ligatures w14:val="none"/>
         </w:rPr>
@@ -933,9 +1085,11 @@
       <w:proofErr w:type="spellStart"/>
       <w:r>
         <w:rPr>
-          <w:rFonts w:ascii="Arial Narrow" w:eastAsia="Times New Roman" w:hAnsi="Arial Narrow" w:cs="Arial"/>
-          <w:color w:val="000000"/>
-          <w:kern w:val="0"/>
+          <w:rFonts w:ascii="Arial Narrow" w:eastAsia="Arial Narrow" w:hAnsi="Arial Narrow" w:cs="Arial Narrow"/>
+          <w:color w:val="000000"/>
+          <w:kern w:val="0"/>
+          <w:sz w:val="22"/>
+          <w:szCs w:val="22"/>
           <w:lang w:eastAsia="es-ES"/>
           <w14:ligatures w14:val="none"/>
         </w:rPr>
@@ -944,9 +1098,11 @@
       <w:proofErr w:type="spellEnd"/>
       <w:r>
         <w:rPr>
-          <w:rFonts w:ascii="Arial Narrow" w:eastAsia="Times New Roman" w:hAnsi="Arial Narrow" w:cs="Arial"/>
-          <w:color w:val="000000"/>
-          <w:kern w:val="0"/>
+          <w:rFonts w:ascii="Arial Narrow" w:eastAsia="Arial Narrow" w:hAnsi="Arial Narrow" w:cs="Arial Narrow"/>
+          <w:color w:val="000000"/>
+          <w:kern w:val="0"/>
+          <w:sz w:val="22"/>
+          <w:szCs w:val="22"/>
           <w:lang w:eastAsia="es-ES"/>
           <w14:ligatures w14:val="none"/>
         </w:rPr>
@@ -954,9 +1110,11 @@
       </w:r>
       <w:r>
         <w:rPr>
-          <w:rFonts w:ascii="Arial Narrow" w:eastAsia="Times New Roman" w:hAnsi="Arial Narrow" w:cs="Arial"/>
-          <w:color w:val="000000"/>
-          <w:kern w:val="0"/>
+          <w:rFonts w:ascii="Arial Narrow" w:eastAsia="Arial Narrow" w:hAnsi="Arial Narrow" w:cs="Arial Narrow"/>
+          <w:color w:val="000000"/>
+          <w:kern w:val="0"/>
+          <w:sz w:val="22"/>
+          <w:szCs w:val="22"/>
           <w:lang w:eastAsia="es-ES"/>
           <w14:ligatures w14:val="none"/>
         </w:rPr>
@@ -964,9 +1122,11 @@
       </w:r>
       <w:r>
         <w:rPr>
-          <w:rFonts w:ascii="Arial Narrow" w:eastAsia="Times New Roman" w:hAnsi="Arial Narrow" w:cs="Arial"/>
-          <w:color w:val="000000"/>
-          <w:kern w:val="0"/>
+          <w:rFonts w:ascii="Arial Narrow" w:eastAsia="Arial Narrow" w:hAnsi="Arial Narrow" w:cs="Arial Narrow"/>
+          <w:color w:val="000000"/>
+          <w:kern w:val="0"/>
+          <w:sz w:val="22"/>
+          <w:szCs w:val="22"/>
           <w:lang w:eastAsia="es-ES"/>
           <w14:ligatures w14:val="none"/>
         </w:rPr>
@@ -974,9 +1134,11 @@
       </w:r>
       <w:r>
         <w:rPr>
-          <w:rFonts w:ascii="Arial Narrow" w:eastAsia="Times New Roman" w:hAnsi="Arial Narrow" w:cs="Arial"/>
-          <w:color w:val="000000"/>
-          <w:kern w:val="0"/>
+          <w:rFonts w:ascii="Arial Narrow" w:eastAsia="Arial Narrow" w:hAnsi="Arial Narrow" w:cs="Arial Narrow"/>
+          <w:color w:val="000000"/>
+          <w:kern w:val="0"/>
+          <w:sz w:val="22"/>
+          <w:szCs w:val="22"/>
           <w:lang w:eastAsia="es-ES"/>
           <w14:ligatures w14:val="none"/>
         </w:rPr>
@@ -984,9 +1146,11 @@
       </w:r>
       <w:r>
         <w:rPr>
-          <w:rFonts w:ascii="Arial Narrow" w:eastAsia="Times New Roman" w:hAnsi="Arial Narrow" w:cs="Arial"/>
-          <w:color w:val="000000"/>
-          <w:kern w:val="0"/>
+          <w:rFonts w:ascii="Arial Narrow" w:eastAsia="Arial Narrow" w:hAnsi="Arial Narrow" w:cs="Arial Narrow"/>
+          <w:color w:val="000000"/>
+          <w:kern w:val="0"/>
+          <w:sz w:val="22"/>
+          <w:szCs w:val="22"/>
           <w:lang w:eastAsia="es-ES"/>
           <w14:ligatures w14:val="none"/>
         </w:rPr>
@@ -994,9 +1158,11 @@
       </w:r>
       <w:r>
         <w:rPr>
-          <w:rFonts w:ascii="Arial Narrow" w:eastAsia="Times New Roman" w:hAnsi="Arial Narrow" w:cs="Arial"/>
-          <w:color w:val="000000"/>
-          <w:kern w:val="0"/>
+          <w:rFonts w:ascii="Arial Narrow" w:eastAsia="Arial Narrow" w:hAnsi="Arial Narrow" w:cs="Arial Narrow"/>
+          <w:color w:val="000000"/>
+          <w:kern w:val="0"/>
+          <w:sz w:val="22"/>
+          <w:szCs w:val="22"/>
           <w:lang w:eastAsia="es-ES"/>
           <w14:ligatures w14:val="none"/>
         </w:rPr>
@@ -1004,9 +1170,11 @@
       </w:r>
       <w:r>
         <w:rPr>
-          <w:rFonts w:ascii="Arial Narrow" w:eastAsia="Times New Roman" w:hAnsi="Arial Narrow" w:cs="Arial"/>
-          <w:color w:val="000000"/>
-          <w:kern w:val="0"/>
+          <w:rFonts w:ascii="Arial Narrow" w:eastAsia="Arial Narrow" w:hAnsi="Arial Narrow" w:cs="Arial Narrow"/>
+          <w:color w:val="000000"/>
+          <w:kern w:val="0"/>
+          <w:sz w:val="22"/>
+          <w:szCs w:val="22"/>
           <w:lang w:eastAsia="es-ES"/>
           <w14:ligatures w14:val="none"/>
         </w:rPr>
@@ -1014,9 +1182,11 @@
       </w:r>
       <w:r>
         <w:rPr>
-          <w:rFonts w:ascii="Arial Narrow" w:eastAsia="Times New Roman" w:hAnsi="Arial Narrow" w:cs="Arial"/>
-          <w:color w:val="000000"/>
-          <w:kern w:val="0"/>
+          <w:rFonts w:ascii="Arial Narrow" w:eastAsia="Arial Narrow" w:hAnsi="Arial Narrow" w:cs="Arial Narrow"/>
+          <w:color w:val="000000"/>
+          <w:kern w:val="0"/>
+          <w:sz w:val="22"/>
+          <w:szCs w:val="22"/>
           <w:lang w:eastAsia="es-ES"/>
           <w14:ligatures w14:val="none"/>
         </w:rPr>
@@ -1024,9 +1194,11 @@
       </w:r>
       <w:r>
         <w:rPr>
-          <w:rFonts w:ascii="Arial Narrow" w:eastAsia="Times New Roman" w:hAnsi="Arial Narrow" w:cs="Arial"/>
-          <w:color w:val="000000"/>
-          <w:kern w:val="0"/>
+          <w:rFonts w:ascii="Arial Narrow" w:eastAsia="Arial Narrow" w:hAnsi="Arial Narrow" w:cs="Arial Narrow"/>
+          <w:color w:val="000000"/>
+          <w:kern w:val="0"/>
+          <w:sz w:val="22"/>
+          <w:szCs w:val="22"/>
           <w:lang w:eastAsia="es-ES"/>
           <w14:ligatures w14:val="none"/>
         </w:rPr>
@@ -1037,9 +1209,11 @@
       <w:pPr>
         <w:pStyle w:val="Prrafodelista"/>
         <w:rPr>
-          <w:rFonts w:ascii="Arial Narrow" w:eastAsia="Times New Roman" w:hAnsi="Arial Narrow" w:cs="Arial"/>
-          <w:color w:val="000000"/>
-          <w:kern w:val="0"/>
+          <w:rFonts w:ascii="Arial Narrow" w:eastAsia="Arial Narrow" w:hAnsi="Arial Narrow" w:cs="Arial Narrow"/>
+          <w:color w:val="000000"/>
+          <w:kern w:val="0"/>
+          <w:sz w:val="22"/>
+          <w:szCs w:val="22"/>
           <w:lang w:eastAsia="es-ES"/>
           <w14:ligatures w14:val="none"/>
         </w:rPr>
@@ -1060,18 +1234,22 @@
         <w:ind w:left="1134" w:hanging="567"/>
         <w:jc w:val="both"/>
         <w:rPr>
-          <w:rFonts w:ascii="Arial Narrow" w:eastAsia="Times New Roman" w:hAnsi="Arial Narrow" w:cs="Arial"/>
-          <w:color w:val="000000"/>
-          <w:kern w:val="0"/>
-          <w:lang w:eastAsia="es-ES"/>
-          <w14:ligatures w14:val="none"/>
-        </w:rPr>
-      </w:pPr>
-      <w:r>
-        <w:rPr>
-          <w:rFonts w:ascii="Arial Narrow" w:eastAsia="Times New Roman" w:hAnsi="Arial Narrow" w:cs="Arial"/>
-          <w:color w:val="000000"/>
-          <w:kern w:val="0"/>
+          <w:rFonts w:ascii="Arial Narrow" w:eastAsia="Arial Narrow" w:hAnsi="Arial Narrow" w:cs="Arial Narrow"/>
+          <w:color w:val="000000"/>
+          <w:kern w:val="0"/>
+          <w:sz w:val="22"/>
+          <w:szCs w:val="22"/>
+          <w:lang w:eastAsia="es-ES"/>
+          <w14:ligatures w14:val="none"/>
+        </w:rPr>
+      </w:pPr>
+      <w:r>
+        <w:rPr>
+          <w:rFonts w:ascii="Arial Narrow" w:eastAsia="Arial Narrow" w:hAnsi="Arial Narrow" w:cs="Arial Narrow"/>
+          <w:color w:val="000000"/>
+          <w:kern w:val="0"/>
+          <w:sz w:val="22"/>
+          <w:szCs w:val="22"/>
           <w:lang w:eastAsia="es-ES"/>
           <w14:ligatures w14:val="none"/>
         </w:rPr>
@@ -1079,9 +1257,11 @@
       </w:r>
       <w:r>
         <w:rPr>
-          <w:rFonts w:ascii="Arial Narrow" w:eastAsia="Times New Roman" w:hAnsi="Arial Narrow" w:cs="Arial"/>
-          <w:color w:val="000000"/>
-          <w:kern w:val="0"/>
+          <w:rFonts w:ascii="Arial Narrow" w:eastAsia="Arial Narrow" w:hAnsi="Arial Narrow" w:cs="Arial Narrow"/>
+          <w:color w:val="000000"/>
+          <w:kern w:val="0"/>
+          <w:sz w:val="22"/>
+          <w:szCs w:val="22"/>
           <w:lang w:eastAsia="es-ES"/>
           <w14:ligatures w14:val="none"/>
         </w:rPr>
@@ -1089,9 +1269,11 @@
       </w:r>
       <w:r>
         <w:rPr>
-          <w:rFonts w:ascii="Arial Narrow" w:eastAsia="Times New Roman" w:hAnsi="Arial Narrow" w:cs="Arial"/>
-          <w:color w:val="000000"/>
-          <w:kern w:val="0"/>
+          <w:rFonts w:ascii="Arial Narrow" w:eastAsia="Arial Narrow" w:hAnsi="Arial Narrow" w:cs="Arial Narrow"/>
+          <w:color w:val="000000"/>
+          <w:kern w:val="0"/>
+          <w:sz w:val="22"/>
+          <w:szCs w:val="22"/>
           <w:lang w:eastAsia="es-ES"/>
           <w14:ligatures w14:val="none"/>
         </w:rPr>
@@ -1099,9 +1281,11 @@
       </w:r>
       <w:r>
         <w:rPr>
-          <w:rFonts w:ascii="Arial Narrow" w:eastAsia="Times New Roman" w:hAnsi="Arial Narrow" w:cs="Arial"/>
-          <w:color w:val="000000"/>
-          <w:kern w:val="0"/>
+          <w:rFonts w:ascii="Arial Narrow" w:eastAsia="Arial Narrow" w:hAnsi="Arial Narrow" w:cs="Arial Narrow"/>
+          <w:color w:val="000000"/>
+          <w:kern w:val="0"/>
+          <w:sz w:val="22"/>
+          <w:szCs w:val="22"/>
           <w:lang w:eastAsia="es-ES"/>
           <w14:ligatures w14:val="none"/>
         </w:rPr>
@@ -1109,9 +1293,11 @@
       </w:r>
       <w:r>
         <w:rPr>
-          <w:rFonts w:ascii="Arial Narrow" w:eastAsia="Times New Roman" w:hAnsi="Arial Narrow" w:cs="Arial"/>
-          <w:color w:val="000000"/>
-          <w:kern w:val="0"/>
+          <w:rFonts w:ascii="Arial Narrow" w:eastAsia="Arial Narrow" w:hAnsi="Arial Narrow" w:cs="Arial Narrow"/>
+          <w:color w:val="000000"/>
+          <w:kern w:val="0"/>
+          <w:sz w:val="22"/>
+          <w:szCs w:val="22"/>
           <w:lang w:eastAsia="es-ES"/>
           <w14:ligatures w14:val="none"/>
         </w:rPr>
@@ -1125,9 +1311,11 @@
         <w:ind w:left="1134"/>
         <w:jc w:val="both"/>
         <w:rPr>
-          <w:rFonts w:ascii="Arial Narrow" w:eastAsia="Times New Roman" w:hAnsi="Arial Narrow" w:cs="Arial"/>
-          <w:color w:val="000000"/>
-          <w:kern w:val="0"/>
+          <w:rFonts w:ascii="Arial Narrow" w:eastAsia="Arial Narrow" w:hAnsi="Arial Narrow" w:cs="Arial Narrow"/>
+          <w:color w:val="000000"/>
+          <w:kern w:val="0"/>
+          <w:sz w:val="22"/>
+          <w:szCs w:val="22"/>
           <w:lang w:eastAsia="es-ES"/>
           <w14:ligatures w14:val="none"/>
         </w:rPr>
@@ -1148,18 +1336,22 @@
         <w:ind w:left="1134" w:hanging="567"/>
         <w:jc w:val="both"/>
         <w:rPr>
-          <w:rFonts w:ascii="Arial Narrow" w:eastAsia="Times New Roman" w:hAnsi="Arial Narrow" w:cs="Arial"/>
-          <w:color w:val="000000"/>
-          <w:kern w:val="0"/>
-          <w:lang w:eastAsia="es-ES"/>
-          <w14:ligatures w14:val="none"/>
-        </w:rPr>
-      </w:pPr>
-      <w:r>
-        <w:rPr>
-          <w:rFonts w:ascii="Arial Narrow" w:eastAsia="Times New Roman" w:hAnsi="Arial Narrow" w:cs="Arial"/>
-          <w:color w:val="000000"/>
-          <w:kern w:val="0"/>
+          <w:rFonts w:ascii="Arial Narrow" w:eastAsia="Arial Narrow" w:hAnsi="Arial Narrow" w:cs="Arial Narrow"/>
+          <w:color w:val="000000"/>
+          <w:kern w:val="0"/>
+          <w:sz w:val="22"/>
+          <w:szCs w:val="22"/>
+          <w:lang w:eastAsia="es-ES"/>
+          <w14:ligatures w14:val="none"/>
+        </w:rPr>
+      </w:pPr>
+      <w:r>
+        <w:rPr>
+          <w:rFonts w:ascii="Arial Narrow" w:eastAsia="Arial Narrow" w:hAnsi="Arial Narrow" w:cs="Arial Narrow"/>
+          <w:color w:val="000000"/>
+          <w:kern w:val="0"/>
+          <w:sz w:val="22"/>
+          <w:szCs w:val="22"/>
           <w:lang w:eastAsia="es-ES"/>
           <w14:ligatures w14:val="none"/>
         </w:rPr>
@@ -1167,9 +1359,11 @@
       </w:r>
       <w:r>
         <w:rPr>
-          <w:rFonts w:ascii="Arial Narrow" w:eastAsia="Times New Roman" w:hAnsi="Arial Narrow" w:cs="Arial"/>
-          <w:color w:val="000000"/>
-          <w:kern w:val="0"/>
+          <w:rFonts w:ascii="Arial Narrow" w:eastAsia="Arial Narrow" w:hAnsi="Arial Narrow" w:cs="Arial Narrow"/>
+          <w:color w:val="000000"/>
+          <w:kern w:val="0"/>
+          <w:sz w:val="22"/>
+          <w:szCs w:val="22"/>
           <w:lang w:eastAsia="es-ES"/>
           <w14:ligatures w14:val="none"/>
         </w:rPr>
@@ -1177,9 +1371,11 @@
       </w:r>
       <w:r>
         <w:rPr>
-          <w:rFonts w:ascii="Arial Narrow" w:eastAsia="Times New Roman" w:hAnsi="Arial Narrow" w:cs="Arial"/>
-          <w:color w:val="000000"/>
-          <w:kern w:val="0"/>
+          <w:rFonts w:ascii="Arial Narrow" w:eastAsia="Arial Narrow" w:hAnsi="Arial Narrow" w:cs="Arial Narrow"/>
+          <w:color w:val="000000"/>
+          <w:kern w:val="0"/>
+          <w:sz w:val="22"/>
+          <w:szCs w:val="22"/>
           <w:lang w:eastAsia="es-ES"/>
           <w14:ligatures w14:val="none"/>
         </w:rPr>
@@ -1187,9 +1383,11 @@
       </w:r>
       <w:r>
         <w:rPr>
-          <w:rFonts w:ascii="Arial Narrow" w:eastAsia="Times New Roman" w:hAnsi="Arial Narrow" w:cs="Arial"/>
-          <w:color w:val="000000"/>
-          <w:kern w:val="0"/>
+          <w:rFonts w:ascii="Arial Narrow" w:eastAsia="Arial Narrow" w:hAnsi="Arial Narrow" w:cs="Arial Narrow"/>
+          <w:color w:val="000000"/>
+          <w:kern w:val="0"/>
+          <w:sz w:val="22"/>
+          <w:szCs w:val="22"/>
           <w:lang w:eastAsia="es-ES"/>
           <w14:ligatures w14:val="none"/>
         </w:rPr>
@@ -1197,9 +1395,11 @@
       </w:r>
       <w:r>
         <w:rPr>
-          <w:rFonts w:ascii="Arial Narrow" w:eastAsia="Times New Roman" w:hAnsi="Arial Narrow" w:cs="Arial"/>
-          <w:color w:val="000000"/>
-          <w:kern w:val="0"/>
+          <w:rFonts w:ascii="Arial Narrow" w:eastAsia="Arial Narrow" w:hAnsi="Arial Narrow" w:cs="Arial Narrow"/>
+          <w:color w:val="000000"/>
+          <w:kern w:val="0"/>
+          <w:sz w:val="22"/>
+          <w:szCs w:val="22"/>
           <w:lang w:eastAsia="es-ES"/>
           <w14:ligatures w14:val="none"/>
         </w:rPr>
@@ -1208,9 +1408,11 @@
       <w:proofErr w:type="spellStart"/>
       <w:r>
         <w:rPr>
-          <w:rFonts w:ascii="Arial Narrow" w:eastAsia="Times New Roman" w:hAnsi="Arial Narrow" w:cs="Arial"/>
-          <w:color w:val="000000"/>
-          <w:kern w:val="0"/>
+          <w:rFonts w:ascii="Arial Narrow" w:eastAsia="Arial Narrow" w:hAnsi="Arial Narrow" w:cs="Arial Narrow"/>
+          <w:color w:val="000000"/>
+          <w:kern w:val="0"/>
+          <w:sz w:val="22"/>
+          <w:szCs w:val="22"/>
           <w:lang w:eastAsia="es-ES"/>
           <w14:ligatures w14:val="none"/>
         </w:rPr>
@@ -1219,9 +1421,11 @@
       <w:proofErr w:type="spellEnd"/>
       <w:r>
         <w:rPr>
-          <w:rFonts w:ascii="Arial Narrow" w:eastAsia="Times New Roman" w:hAnsi="Arial Narrow" w:cs="Arial"/>
-          <w:color w:val="000000"/>
-          <w:kern w:val="0"/>
+          <w:rFonts w:ascii="Arial Narrow" w:eastAsia="Arial Narrow" w:hAnsi="Arial Narrow" w:cs="Arial Narrow"/>
+          <w:color w:val="000000"/>
+          <w:kern w:val="0"/>
+          <w:sz w:val="22"/>
+          <w:szCs w:val="22"/>
           <w:lang w:eastAsia="es-ES"/>
           <w14:ligatures w14:val="none"/>
         </w:rPr>
@@ -1229,9 +1433,11 @@
       </w:r>
       <w:r>
         <w:rPr>
-          <w:rFonts w:ascii="Arial Narrow" w:eastAsia="Times New Roman" w:hAnsi="Arial Narrow" w:cs="Arial"/>
-          <w:color w:val="000000"/>
-          <w:kern w:val="0"/>
+          <w:rFonts w:ascii="Arial Narrow" w:eastAsia="Arial Narrow" w:hAnsi="Arial Narrow" w:cs="Arial Narrow"/>
+          <w:color w:val="000000"/>
+          <w:kern w:val="0"/>
+          <w:sz w:val="22"/>
+          <w:szCs w:val="22"/>
           <w:lang w:eastAsia="es-ES"/>
           <w14:ligatures w14:val="none"/>
         </w:rPr>
@@ -1239,9 +1445,11 @@
       </w:r>
       <w:r>
         <w:rPr>
-          <w:rFonts w:ascii="Arial Narrow" w:eastAsia="Times New Roman" w:hAnsi="Arial Narrow" w:cs="Arial"/>
-          <w:color w:val="000000"/>
-          <w:kern w:val="0"/>
+          <w:rFonts w:ascii="Arial Narrow" w:eastAsia="Arial Narrow" w:hAnsi="Arial Narrow" w:cs="Arial Narrow"/>
+          <w:color w:val="000000"/>
+          <w:kern w:val="0"/>
+          <w:sz w:val="22"/>
+          <w:szCs w:val="22"/>
           <w:lang w:eastAsia="es-ES"/>
           <w14:ligatures w14:val="none"/>
         </w:rPr>
@@ -1249,9 +1457,11 @@
       </w:r>
       <w:r>
         <w:rPr>
-          <w:rFonts w:ascii="Arial Narrow" w:eastAsia="Times New Roman" w:hAnsi="Arial Narrow" w:cs="Arial"/>
-          <w:color w:val="000000"/>
-          <w:kern w:val="0"/>
+          <w:rFonts w:ascii="Arial Narrow" w:eastAsia="Arial Narrow" w:hAnsi="Arial Narrow" w:cs="Arial Narrow"/>
+          <w:color w:val="000000"/>
+          <w:kern w:val="0"/>
+          <w:sz w:val="22"/>
+          <w:szCs w:val="22"/>
           <w:lang w:eastAsia="es-ES"/>
           <w14:ligatures w14:val="none"/>
         </w:rPr>
@@ -1259,9 +1469,11 @@
       </w:r>
       <w:r>
         <w:rPr>
-          <w:rFonts w:ascii="Arial Narrow" w:eastAsia="Times New Roman" w:hAnsi="Arial Narrow" w:cs="Arial"/>
-          <w:color w:val="000000"/>
-          <w:kern w:val="0"/>
+          <w:rFonts w:ascii="Arial Narrow" w:eastAsia="Arial Narrow" w:hAnsi="Arial Narrow" w:cs="Arial Narrow"/>
+          <w:color w:val="000000"/>
+          <w:kern w:val="0"/>
+          <w:sz w:val="22"/>
+          <w:szCs w:val="22"/>
           <w:lang w:eastAsia="es-ES"/>
           <w14:ligatures w14:val="none"/>
         </w:rPr>
@@ -1269,9 +1481,11 @@
       </w:r>
       <w:r>
         <w:rPr>
-          <w:rFonts w:ascii="Arial Narrow" w:eastAsia="Times New Roman" w:hAnsi="Arial Narrow" w:cs="Arial"/>
-          <w:color w:val="000000"/>
-          <w:kern w:val="0"/>
+          <w:rFonts w:ascii="Arial Narrow" w:eastAsia="Arial Narrow" w:hAnsi="Arial Narrow" w:cs="Arial Narrow"/>
+          <w:color w:val="000000"/>
+          <w:kern w:val="0"/>
+          <w:sz w:val="22"/>
+          <w:szCs w:val="22"/>
           <w:lang w:eastAsia="es-ES"/>
           <w14:ligatures w14:val="none"/>
         </w:rPr>
@@ -1279,9 +1493,11 @@
       </w:r>
       <w:r>
         <w:rPr>
-          <w:rFonts w:ascii="Arial Narrow" w:eastAsia="Times New Roman" w:hAnsi="Arial Narrow" w:cs="Arial"/>
-          <w:color w:val="000000"/>
-          <w:kern w:val="0"/>
+          <w:rFonts w:ascii="Arial Narrow" w:eastAsia="Arial Narrow" w:hAnsi="Arial Narrow" w:cs="Arial Narrow"/>
+          <w:color w:val="000000"/>
+          <w:kern w:val="0"/>
+          <w:sz w:val="22"/>
+          <w:szCs w:val="22"/>
           <w:lang w:eastAsia="es-ES"/>
           <w14:ligatures w14:val="none"/>
         </w:rPr>
@@ -1289,9 +1505,11 @@
       </w:r>
       <w:r>
         <w:rPr>
-          <w:rFonts w:ascii="Arial Narrow" w:eastAsia="Times New Roman" w:hAnsi="Arial Narrow" w:cs="Arial"/>
-          <w:color w:val="000000"/>
-          <w:kern w:val="0"/>
+          <w:rFonts w:ascii="Arial Narrow" w:eastAsia="Arial Narrow" w:hAnsi="Arial Narrow" w:cs="Arial Narrow"/>
+          <w:color w:val="000000"/>
+          <w:kern w:val="0"/>
+          <w:sz w:val="22"/>
+          <w:szCs w:val="22"/>
           <w:lang w:eastAsia="es-ES"/>
           <w14:ligatures w14:val="none"/>
         </w:rPr>
@@ -1299,9 +1517,11 @@
       </w:r>
       <w:r>
         <w:rPr>
-          <w:rFonts w:ascii="Arial Narrow" w:eastAsia="Times New Roman" w:hAnsi="Arial Narrow" w:cs="Arial"/>
-          <w:color w:val="000000"/>
-          <w:kern w:val="0"/>
+          <w:rFonts w:ascii="Arial Narrow" w:eastAsia="Arial Narrow" w:hAnsi="Arial Narrow" w:cs="Arial Narrow"/>
+          <w:color w:val="000000"/>
+          <w:kern w:val="0"/>
+          <w:sz w:val="22"/>
+          <w:szCs w:val="22"/>
           <w:lang w:eastAsia="es-ES"/>
           <w14:ligatures w14:val="none"/>
         </w:rPr>
@@ -1313,9 +1533,11 @@
         <w:spacing w:after="0" w:line="240" w:lineRule="auto"/>
         <w:jc w:val="both"/>
         <w:rPr>
-          <w:rFonts w:ascii="Arial Narrow" w:eastAsia="Times New Roman" w:hAnsi="Arial Narrow" w:cs="Arial"/>
-          <w:color w:val="000000"/>
-          <w:kern w:val="0"/>
+          <w:rFonts w:ascii="Arial Narrow" w:eastAsia="Arial Narrow" w:hAnsi="Arial Narrow" w:cs="Arial Narrow"/>
+          <w:color w:val="000000"/>
+          <w:kern w:val="0"/>
+          <w:sz w:val="22"/>
+          <w:szCs w:val="22"/>
           <w:lang w:eastAsia="es-ES"/>
           <w14:ligatures w14:val="none"/>
         </w:rPr>
@@ -1336,18 +1558,22 @@
         <w:ind w:left="1134" w:hanging="567"/>
         <w:jc w:val="both"/>
         <w:rPr>
-          <w:rFonts w:ascii="Arial Narrow" w:eastAsia="Times New Roman" w:hAnsi="Arial Narrow" w:cs="Arial"/>
-          <w:color w:val="000000"/>
-          <w:kern w:val="0"/>
-          <w:lang w:eastAsia="es-ES"/>
-          <w14:ligatures w14:val="none"/>
-        </w:rPr>
-      </w:pPr>
-      <w:r>
-        <w:rPr>
-          <w:rFonts w:ascii="Arial Narrow" w:eastAsia="Times New Roman" w:hAnsi="Arial Narrow" w:cs="Arial"/>
-          <w:color w:val="000000"/>
-          <w:kern w:val="0"/>
+          <w:rFonts w:ascii="Arial Narrow" w:eastAsia="Arial Narrow" w:hAnsi="Arial Narrow" w:cs="Arial Narrow"/>
+          <w:color w:val="000000"/>
+          <w:kern w:val="0"/>
+          <w:sz w:val="22"/>
+          <w:szCs w:val="22"/>
+          <w:lang w:eastAsia="es-ES"/>
+          <w14:ligatures w14:val="none"/>
+        </w:rPr>
+      </w:pPr>
+      <w:r>
+        <w:rPr>
+          <w:rFonts w:ascii="Arial Narrow" w:eastAsia="Arial Narrow" w:hAnsi="Arial Narrow" w:cs="Arial Narrow"/>
+          <w:color w:val="000000"/>
+          <w:kern w:val="0"/>
+          <w:sz w:val="22"/>
+          <w:szCs w:val="22"/>
           <w:lang w:eastAsia="es-ES"/>
           <w14:ligatures w14:val="none"/>
         </w:rPr>
@@ -1357,9 +1583,11 @@
       <w:proofErr w:type="spellStart"/>
       <w:r>
         <w:rPr>
-          <w:rFonts w:ascii="Arial Narrow" w:eastAsia="Times New Roman" w:hAnsi="Arial Narrow" w:cs="Arial"/>
-          <w:color w:val="000000"/>
-          <w:kern w:val="0"/>
+          <w:rFonts w:ascii="Arial Narrow" w:eastAsia="Arial Narrow" w:hAnsi="Arial Narrow" w:cs="Arial Narrow"/>
+          <w:color w:val="000000"/>
+          <w:kern w:val="0"/>
+          <w:sz w:val="22"/>
+          <w:szCs w:val="22"/>
           <w:lang w:eastAsia="es-ES"/>
           <w14:ligatures w14:val="none"/>
         </w:rPr>
@@ -1368,9 +1596,11 @@
       <w:proofErr w:type="spellEnd"/>
       <w:r>
         <w:rPr>
-          <w:rFonts w:ascii="Arial Narrow" w:eastAsia="Times New Roman" w:hAnsi="Arial Narrow" w:cs="Arial"/>
-          <w:color w:val="000000"/>
-          <w:kern w:val="0"/>
+          <w:rFonts w:ascii="Arial Narrow" w:eastAsia="Arial Narrow" w:hAnsi="Arial Narrow" w:cs="Arial Narrow"/>
+          <w:color w:val="000000"/>
+          <w:kern w:val="0"/>
+          <w:sz w:val="22"/>
+          <w:szCs w:val="22"/>
           <w:lang w:eastAsia="es-ES"/>
           <w14:ligatures w14:val="none"/>
         </w:rPr>
@@ -1378,9 +1608,11 @@
       </w:r>
       <w:r>
         <w:rPr>
-          <w:rFonts w:ascii="Arial Narrow" w:eastAsia="Times New Roman" w:hAnsi="Arial Narrow" w:cs="Arial"/>
-          <w:color w:val="000000"/>
-          <w:kern w:val="0"/>
+          <w:rFonts w:ascii="Arial Narrow" w:eastAsia="Arial Narrow" w:hAnsi="Arial Narrow" w:cs="Arial Narrow"/>
+          <w:color w:val="000000"/>
+          <w:kern w:val="0"/>
+          <w:sz w:val="22"/>
+          <w:szCs w:val="22"/>
           <w:lang w:eastAsia="es-ES"/>
           <w14:ligatures w14:val="none"/>
         </w:rPr>
@@ -1388,9 +1620,11 @@
       </w:r>
       <w:r>
         <w:rPr>
-          <w:rFonts w:ascii="Arial Narrow" w:eastAsia="Times New Roman" w:hAnsi="Arial Narrow" w:cs="Arial"/>
-          <w:color w:val="000000"/>
-          <w:kern w:val="0"/>
+          <w:rFonts w:ascii="Arial Narrow" w:eastAsia="Arial Narrow" w:hAnsi="Arial Narrow" w:cs="Arial Narrow"/>
+          <w:color w:val="000000"/>
+          <w:kern w:val="0"/>
+          <w:sz w:val="22"/>
+          <w:szCs w:val="22"/>
           <w:lang w:eastAsia="es-ES"/>
           <w14:ligatures w14:val="none"/>
         </w:rPr>
@@ -1398,9 +1632,11 @@
       </w:r>
       <w:r>
         <w:rPr>
-          <w:rFonts w:ascii="Arial Narrow" w:eastAsia="Times New Roman" w:hAnsi="Arial Narrow" w:cs="Arial"/>
-          <w:color w:val="000000"/>
-          <w:kern w:val="0"/>
+          <w:rFonts w:ascii="Arial Narrow" w:eastAsia="Arial Narrow" w:hAnsi="Arial Narrow" w:cs="Arial Narrow"/>
+          <w:color w:val="000000"/>
+          <w:kern w:val="0"/>
+          <w:sz w:val="22"/>
+          <w:szCs w:val="22"/>
           <w:lang w:eastAsia="es-ES"/>
           <w14:ligatures w14:val="none"/>
         </w:rPr>
@@ -1408,9 +1644,11 @@
       </w:r>
       <w:r>
         <w:rPr>
-          <w:rFonts w:ascii="Arial Narrow" w:eastAsia="Times New Roman" w:hAnsi="Arial Narrow" w:cs="Arial"/>
-          <w:color w:val="000000"/>
-          <w:kern w:val="0"/>
+          <w:rFonts w:ascii="Arial Narrow" w:eastAsia="Arial Narrow" w:hAnsi="Arial Narrow" w:cs="Arial Narrow"/>
+          <w:color w:val="000000"/>
+          <w:kern w:val="0"/>
+          <w:sz w:val="22"/>
+          <w:szCs w:val="22"/>
           <w:lang w:eastAsia="es-ES"/>
           <w14:ligatures w14:val="none"/>
         </w:rPr>
@@ -1422,9 +1660,11 @@
         <w:spacing w:after="0" w:line="240" w:lineRule="auto"/>
         <w:jc w:val="both"/>
         <w:rPr>
-          <w:rFonts w:ascii="Arial Narrow" w:eastAsia="Times New Roman" w:hAnsi="Arial Narrow" w:cs="Arial"/>
-          <w:color w:val="000000"/>
-          <w:kern w:val="0"/>
+          <w:rFonts w:ascii="Arial Narrow" w:eastAsia="Arial Narrow" w:hAnsi="Arial Narrow" w:cs="Arial Narrow"/>
+          <w:color w:val="000000"/>
+          <w:kern w:val="0"/>
+          <w:sz w:val="22"/>
+          <w:szCs w:val="22"/>
           <w:lang w:eastAsia="es-ES"/>
           <w14:ligatures w14:val="none"/>
         </w:rPr>
@@ -1445,18 +1685,22 @@
         <w:ind w:left="1134" w:hanging="567"/>
         <w:jc w:val="both"/>
         <w:rPr>
-          <w:rFonts w:ascii="Arial Narrow" w:eastAsia="Times New Roman" w:hAnsi="Arial Narrow" w:cs="Arial"/>
-          <w:color w:val="000000"/>
-          <w:kern w:val="0"/>
-          <w:lang w:eastAsia="es-ES"/>
-          <w14:ligatures w14:val="none"/>
-        </w:rPr>
-      </w:pPr>
-      <w:r>
-        <w:rPr>
-          <w:rFonts w:ascii="Arial Narrow" w:eastAsia="Times New Roman" w:hAnsi="Arial Narrow" w:cs="Arial"/>
-          <w:color w:val="000000"/>
-          <w:kern w:val="0"/>
+          <w:rFonts w:ascii="Arial Narrow" w:eastAsia="Arial Narrow" w:hAnsi="Arial Narrow" w:cs="Arial Narrow"/>
+          <w:color w:val="000000"/>
+          <w:kern w:val="0"/>
+          <w:sz w:val="22"/>
+          <w:szCs w:val="22"/>
+          <w:lang w:eastAsia="es-ES"/>
+          <w14:ligatures w14:val="none"/>
+        </w:rPr>
+      </w:pPr>
+      <w:r>
+        <w:rPr>
+          <w:rFonts w:ascii="Arial Narrow" w:eastAsia="Arial Narrow" w:hAnsi="Arial Narrow" w:cs="Arial Narrow"/>
+          <w:color w:val="000000"/>
+          <w:kern w:val="0"/>
+          <w:sz w:val="22"/>
+          <w:szCs w:val="22"/>
           <w:lang w:eastAsia="es-ES"/>
           <w14:ligatures w14:val="none"/>
         </w:rPr>
@@ -1464,9 +1708,11 @@
       </w:r>
       <w:r>
         <w:rPr>
-          <w:rFonts w:ascii="Arial Narrow" w:eastAsia="Times New Roman" w:hAnsi="Arial Narrow" w:cs="Arial"/>
-          <w:color w:val="000000"/>
-          <w:kern w:val="0"/>
+          <w:rFonts w:ascii="Arial Narrow" w:eastAsia="Arial Narrow" w:hAnsi="Arial Narrow" w:cs="Arial Narrow"/>
+          <w:color w:val="000000"/>
+          <w:kern w:val="0"/>
+          <w:sz w:val="22"/>
+          <w:szCs w:val="22"/>
           <w:lang w:eastAsia="es-ES"/>
           <w14:ligatures w14:val="none"/>
         </w:rPr>
@@ -1474,9 +1720,11 @@
       </w:r>
       <w:r>
         <w:rPr>
-          <w:rFonts w:ascii="Arial Narrow" w:eastAsia="Times New Roman" w:hAnsi="Arial Narrow" w:cs="Arial"/>
-          <w:color w:val="000000"/>
-          <w:kern w:val="0"/>
+          <w:rFonts w:ascii="Arial Narrow" w:eastAsia="Arial Narrow" w:hAnsi="Arial Narrow" w:cs="Arial Narrow"/>
+          <w:color w:val="000000"/>
+          <w:kern w:val="0"/>
+          <w:sz w:val="22"/>
+          <w:szCs w:val="22"/>
           <w:lang w:eastAsia="es-ES"/>
           <w14:ligatures w14:val="none"/>
         </w:rPr>
@@ -1484,9 +1732,11 @@
       </w:r>
       <w:r>
         <w:rPr>
-          <w:rFonts w:ascii="Arial Narrow" w:eastAsia="Times New Roman" w:hAnsi="Arial Narrow" w:cs="Arial"/>
-          <w:color w:val="000000"/>
-          <w:kern w:val="0"/>
+          <w:rFonts w:ascii="Arial Narrow" w:eastAsia="Arial Narrow" w:hAnsi="Arial Narrow" w:cs="Arial Narrow"/>
+          <w:color w:val="000000"/>
+          <w:kern w:val="0"/>
+          <w:sz w:val="22"/>
+          <w:szCs w:val="22"/>
           <w:lang w:eastAsia="es-ES"/>
           <w14:ligatures w14:val="none"/>
         </w:rPr>
@@ -1494,9 +1744,11 @@
       </w:r>
       <w:r>
         <w:rPr>
-          <w:rFonts w:ascii="Arial Narrow" w:eastAsia="Times New Roman" w:hAnsi="Arial Narrow" w:cs="Arial"/>
-          <w:color w:val="000000"/>
-          <w:kern w:val="0"/>
+          <w:rFonts w:ascii="Arial Narrow" w:eastAsia="Arial Narrow" w:hAnsi="Arial Narrow" w:cs="Arial Narrow"/>
+          <w:color w:val="000000"/>
+          <w:kern w:val="0"/>
+          <w:sz w:val="22"/>
+          <w:szCs w:val="22"/>
           <w:lang w:eastAsia="es-ES"/>
           <w14:ligatures w14:val="none"/>
         </w:rPr>
@@ -1504,9 +1756,11 @@
       </w:r>
       <w:r>
         <w:rPr>
-          <w:rFonts w:ascii="Arial Narrow" w:eastAsia="Times New Roman" w:hAnsi="Arial Narrow" w:cs="Arial"/>
-          <w:color w:val="000000"/>
-          <w:kern w:val="0"/>
+          <w:rFonts w:ascii="Arial Narrow" w:eastAsia="Arial Narrow" w:hAnsi="Arial Narrow" w:cs="Arial Narrow"/>
+          <w:color w:val="000000"/>
+          <w:kern w:val="0"/>
+          <w:sz w:val="22"/>
+          <w:szCs w:val="22"/>
           <w:lang w:eastAsia="es-ES"/>
           <w14:ligatures w14:val="none"/>
         </w:rPr>
@@ -1514,9 +1768,11 @@
       </w:r>
       <w:r>
         <w:rPr>
-          <w:rFonts w:ascii="Arial Narrow" w:eastAsia="Times New Roman" w:hAnsi="Arial Narrow" w:cs="Arial"/>
-          <w:color w:val="000000"/>
-          <w:kern w:val="0"/>
+          <w:rFonts w:ascii="Arial Narrow" w:eastAsia="Arial Narrow" w:hAnsi="Arial Narrow" w:cs="Arial Narrow"/>
+          <w:color w:val="000000"/>
+          <w:kern w:val="0"/>
+          <w:sz w:val="22"/>
+          <w:szCs w:val="22"/>
           <w:lang w:eastAsia="es-ES"/>
           <w14:ligatures w14:val="none"/>
         </w:rPr>
@@ -1524,9 +1780,11 @@
       </w:r>
       <w:r>
         <w:rPr>
-          <w:rFonts w:ascii="Arial Narrow" w:eastAsia="Times New Roman" w:hAnsi="Arial Narrow" w:cs="Arial"/>
-          <w:color w:val="000000"/>
-          <w:kern w:val="0"/>
+          <w:rFonts w:ascii="Arial Narrow" w:eastAsia="Arial Narrow" w:hAnsi="Arial Narrow" w:cs="Arial Narrow"/>
+          <w:color w:val="000000"/>
+          <w:kern w:val="0"/>
+          <w:sz w:val="22"/>
+          <w:szCs w:val="22"/>
           <w:lang w:eastAsia="es-ES"/>
           <w14:ligatures w14:val="none"/>
         </w:rPr>
@@ -1534,9 +1792,11 @@
       </w:r>
       <w:r>
         <w:rPr>
-          <w:rFonts w:ascii="Arial Narrow" w:eastAsia="Times New Roman" w:hAnsi="Arial Narrow" w:cs="Arial"/>
-          <w:color w:val="000000"/>
-          <w:kern w:val="0"/>
+          <w:rFonts w:ascii="Arial Narrow" w:eastAsia="Arial Narrow" w:hAnsi="Arial Narrow" w:cs="Arial Narrow"/>
+          <w:color w:val="000000"/>
+          <w:kern w:val="0"/>
+          <w:sz w:val="22"/>
+          <w:szCs w:val="22"/>
           <w:lang w:eastAsia="es-ES"/>
           <w14:ligatures w14:val="none"/>
         </w:rPr>
@@ -1548,9 +1808,11 @@
         <w:spacing w:after="0" w:line="240" w:lineRule="auto"/>
         <w:jc w:val="both"/>
         <w:rPr>
-          <w:rFonts w:ascii="Arial Narrow" w:eastAsia="Times New Roman" w:hAnsi="Arial Narrow" w:cs="Arial"/>
-          <w:color w:val="000000"/>
-          <w:kern w:val="0"/>
+          <w:rFonts w:ascii="Arial Narrow" w:eastAsia="Arial Narrow" w:hAnsi="Arial Narrow" w:cs="Arial Narrow"/>
+          <w:color w:val="000000"/>
+          <w:kern w:val="0"/>
+          <w:sz w:val="22"/>
+          <w:szCs w:val="22"/>
           <w:lang w:eastAsia="es-ES"/>
           <w14:ligatures w14:val="none"/>
         </w:rPr>
@@ -1571,18 +1833,22 @@
         <w:ind w:left="1134" w:hanging="567"/>
         <w:jc w:val="both"/>
         <w:rPr>
-          <w:rFonts w:ascii="Arial Narrow" w:eastAsia="Times New Roman" w:hAnsi="Arial Narrow" w:cs="Arial"/>
-          <w:color w:val="000000"/>
-          <w:kern w:val="0"/>
-          <w:lang w:eastAsia="es-ES"/>
-          <w14:ligatures w14:val="none"/>
-        </w:rPr>
-      </w:pPr>
-      <w:r>
-        <w:rPr>
-          <w:rFonts w:ascii="Arial Narrow" w:eastAsia="Times New Roman" w:hAnsi="Arial Narrow" w:cs="Arial"/>
-          <w:color w:val="000000"/>
-          <w:kern w:val="0"/>
+          <w:rFonts w:ascii="Arial Narrow" w:eastAsia="Arial Narrow" w:hAnsi="Arial Narrow" w:cs="Arial Narrow"/>
+          <w:color w:val="000000"/>
+          <w:kern w:val="0"/>
+          <w:sz w:val="22"/>
+          <w:szCs w:val="22"/>
+          <w:lang w:eastAsia="es-ES"/>
+          <w14:ligatures w14:val="none"/>
+        </w:rPr>
+      </w:pPr>
+      <w:r>
+        <w:rPr>
+          <w:rFonts w:ascii="Arial Narrow" w:eastAsia="Arial Narrow" w:hAnsi="Arial Narrow" w:cs="Arial Narrow"/>
+          <w:color w:val="000000"/>
+          <w:kern w:val="0"/>
+          <w:sz w:val="22"/>
+          <w:szCs w:val="22"/>
           <w:lang w:eastAsia="es-ES"/>
           <w14:ligatures w14:val="none"/>
         </w:rPr>
@@ -1590,9 +1856,11 @@
       </w:r>
       <w:r>
         <w:rPr>
-          <w:rFonts w:ascii="Arial Narrow" w:eastAsia="Times New Roman" w:hAnsi="Arial Narrow" w:cs="Arial"/>
-          <w:color w:val="000000"/>
-          <w:kern w:val="0"/>
+          <w:rFonts w:ascii="Arial Narrow" w:eastAsia="Arial Narrow" w:hAnsi="Arial Narrow" w:cs="Arial Narrow"/>
+          <w:color w:val="000000"/>
+          <w:kern w:val="0"/>
+          <w:sz w:val="22"/>
+          <w:szCs w:val="22"/>
           <w:lang w:eastAsia="es-ES"/>
           <w14:ligatures w14:val="none"/>
         </w:rPr>
@@ -1600,9 +1868,11 @@
       </w:r>
       <w:r>
         <w:rPr>
-          <w:rFonts w:ascii="Arial Narrow" w:eastAsia="Times New Roman" w:hAnsi="Arial Narrow" w:cs="Arial"/>
-          <w:color w:val="000000"/>
-          <w:kern w:val="0"/>
+          <w:rFonts w:ascii="Arial Narrow" w:eastAsia="Arial Narrow" w:hAnsi="Arial Narrow" w:cs="Arial Narrow"/>
+          <w:color w:val="000000"/>
+          <w:kern w:val="0"/>
+          <w:sz w:val="22"/>
+          <w:szCs w:val="22"/>
           <w:lang w:eastAsia="es-ES"/>
           <w14:ligatures w14:val="none"/>
         </w:rPr>
@@ -1611,9 +1881,11 @@
       <w:proofErr w:type="spellStart"/>
       <w:r>
         <w:rPr>
-          <w:rFonts w:ascii="Arial Narrow" w:eastAsia="Times New Roman" w:hAnsi="Arial Narrow" w:cs="Arial"/>
-          <w:color w:val="000000"/>
-          <w:kern w:val="0"/>
+          <w:rFonts w:ascii="Arial Narrow" w:eastAsia="Arial Narrow" w:hAnsi="Arial Narrow" w:cs="Arial Narrow"/>
+          <w:color w:val="000000"/>
+          <w:kern w:val="0"/>
+          <w:sz w:val="22"/>
+          <w:szCs w:val="22"/>
           <w:lang w:eastAsia="es-ES"/>
           <w14:ligatures w14:val="none"/>
         </w:rPr>
@@ -1622,9 +1894,11 @@
       <w:proofErr w:type="spellEnd"/>
       <w:r>
         <w:rPr>
-          <w:rFonts w:ascii="Arial Narrow" w:eastAsia="Times New Roman" w:hAnsi="Arial Narrow" w:cs="Arial"/>
-          <w:color w:val="000000"/>
-          <w:kern w:val="0"/>
+          <w:rFonts w:ascii="Arial Narrow" w:eastAsia="Arial Narrow" w:hAnsi="Arial Narrow" w:cs="Arial Narrow"/>
+          <w:color w:val="000000"/>
+          <w:kern w:val="0"/>
+          <w:sz w:val="22"/>
+          <w:szCs w:val="22"/>
           <w:lang w:eastAsia="es-ES"/>
           <w14:ligatures w14:val="none"/>
         </w:rPr>
@@ -1632,9 +1906,11 @@
       </w:r>
       <w:r>
         <w:rPr>
-          <w:rFonts w:ascii="Arial Narrow" w:eastAsia="Times New Roman" w:hAnsi="Arial Narrow" w:cs="Arial"/>
-          <w:color w:val="000000"/>
-          <w:kern w:val="0"/>
+          <w:rFonts w:ascii="Arial Narrow" w:eastAsia="Arial Narrow" w:hAnsi="Arial Narrow" w:cs="Arial Narrow"/>
+          <w:color w:val="000000"/>
+          <w:kern w:val="0"/>
+          <w:sz w:val="22"/>
+          <w:szCs w:val="22"/>
           <w:lang w:eastAsia="es-ES"/>
           <w14:ligatures w14:val="none"/>
         </w:rPr>
@@ -1642,9 +1918,11 @@
       </w:r>
       <w:r>
         <w:rPr>
-          <w:rFonts w:ascii="Arial Narrow" w:eastAsia="Times New Roman" w:hAnsi="Arial Narrow" w:cs="Arial"/>
-          <w:color w:val="000000"/>
-          <w:kern w:val="0"/>
+          <w:rFonts w:ascii="Arial Narrow" w:eastAsia="Arial Narrow" w:hAnsi="Arial Narrow" w:cs="Arial Narrow"/>
+          <w:color w:val="000000"/>
+          <w:kern w:val="0"/>
+          <w:sz w:val="22"/>
+          <w:szCs w:val="22"/>
           <w:lang w:eastAsia="es-ES"/>
           <w14:ligatures w14:val="none"/>
         </w:rPr>
@@ -1652,9 +1930,11 @@
       </w:r>
       <w:r>
         <w:rPr>
-          <w:rFonts w:ascii="Arial Narrow" w:eastAsia="Times New Roman" w:hAnsi="Arial Narrow" w:cs="Arial"/>
-          <w:color w:val="000000"/>
-          <w:kern w:val="0"/>
+          <w:rFonts w:ascii="Arial Narrow" w:eastAsia="Arial Narrow" w:hAnsi="Arial Narrow" w:cs="Arial Narrow"/>
+          <w:color w:val="000000"/>
+          <w:kern w:val="0"/>
+          <w:sz w:val="22"/>
+          <w:szCs w:val="22"/>
           <w:lang w:eastAsia="es-ES"/>
           <w14:ligatures w14:val="none"/>
         </w:rPr>
@@ -1662,9 +1942,11 @@
       </w:r>
       <w:r>
         <w:rPr>
-          <w:rFonts w:ascii="Arial Narrow" w:eastAsia="Times New Roman" w:hAnsi="Arial Narrow" w:cs="Arial"/>
-          <w:color w:val="000000"/>
-          <w:kern w:val="0"/>
+          <w:rFonts w:ascii="Arial Narrow" w:eastAsia="Arial Narrow" w:hAnsi="Arial Narrow" w:cs="Arial Narrow"/>
+          <w:color w:val="000000"/>
+          <w:kern w:val="0"/>
+          <w:sz w:val="22"/>
+          <w:szCs w:val="22"/>
           <w:lang w:eastAsia="es-ES"/>
           <w14:ligatures w14:val="none"/>
         </w:rPr>
@@ -1676,9 +1958,11 @@
         <w:spacing w:after="0" w:line="240" w:lineRule="auto"/>
         <w:jc w:val="both"/>
         <w:rPr>
-          <w:rFonts w:ascii="Arial Narrow" w:eastAsia="Times New Roman" w:hAnsi="Arial Narrow" w:cs="Arial"/>
-          <w:color w:val="000000"/>
-          <w:kern w:val="0"/>
+          <w:rFonts w:ascii="Arial Narrow" w:eastAsia="Arial Narrow" w:hAnsi="Arial Narrow" w:cs="Arial Narrow"/>
+          <w:color w:val="000000"/>
+          <w:kern w:val="0"/>
+          <w:sz w:val="22"/>
+          <w:szCs w:val="22"/>
           <w:lang w:eastAsia="es-ES"/>
           <w14:ligatures w14:val="none"/>
         </w:rPr>
@@ -1699,18 +1983,22 @@
         <w:ind w:left="1134" w:hanging="567"/>
         <w:jc w:val="both"/>
         <w:rPr>
-          <w:rFonts w:ascii="Arial Narrow" w:eastAsia="Times New Roman" w:hAnsi="Arial Narrow" w:cs="Arial"/>
-          <w:color w:val="000000"/>
-          <w:kern w:val="0"/>
-          <w:lang w:eastAsia="es-ES"/>
-          <w14:ligatures w14:val="none"/>
-        </w:rPr>
-      </w:pPr>
-      <w:r>
-        <w:rPr>
-          <w:rFonts w:ascii="Arial Narrow" w:eastAsia="Times New Roman" w:hAnsi="Arial Narrow" w:cs="Arial"/>
-          <w:color w:val="000000"/>
-          <w:kern w:val="0"/>
+          <w:rFonts w:ascii="Arial Narrow" w:eastAsia="Arial Narrow" w:hAnsi="Arial Narrow" w:cs="Arial Narrow"/>
+          <w:color w:val="000000"/>
+          <w:kern w:val="0"/>
+          <w:sz w:val="22"/>
+          <w:szCs w:val="22"/>
+          <w:lang w:eastAsia="es-ES"/>
+          <w14:ligatures w14:val="none"/>
+        </w:rPr>
+      </w:pPr>
+      <w:r>
+        <w:rPr>
+          <w:rFonts w:ascii="Arial Narrow" w:eastAsia="Arial Narrow" w:hAnsi="Arial Narrow" w:cs="Arial Narrow"/>
+          <w:color w:val="000000"/>
+          <w:kern w:val="0"/>
+          <w:sz w:val="22"/>
+          <w:szCs w:val="22"/>
           <w:lang w:eastAsia="es-ES"/>
           <w14:ligatures w14:val="none"/>
         </w:rPr>
@@ -1718,9 +2006,11 @@
       </w:r>
       <w:r>
         <w:rPr>
-          <w:rFonts w:ascii="Arial Narrow" w:eastAsia="Times New Roman" w:hAnsi="Arial Narrow" w:cs="Arial"/>
-          <w:color w:val="000000"/>
-          <w:kern w:val="0"/>
+          <w:rFonts w:ascii="Arial Narrow" w:eastAsia="Arial Narrow" w:hAnsi="Arial Narrow" w:cs="Arial Narrow"/>
+          <w:color w:val="000000"/>
+          <w:kern w:val="0"/>
+          <w:sz w:val="22"/>
+          <w:szCs w:val="22"/>
           <w:lang w:eastAsia="es-ES"/>
           <w14:ligatures w14:val="none"/>
         </w:rPr>
@@ -1728,9 +2018,11 @@
       </w:r>
       <w:r>
         <w:rPr>
-          <w:rFonts w:ascii="Arial Narrow" w:eastAsia="Times New Roman" w:hAnsi="Arial Narrow" w:cs="Arial"/>
-          <w:color w:val="000000"/>
-          <w:kern w:val="0"/>
+          <w:rFonts w:ascii="Arial Narrow" w:eastAsia="Arial Narrow" w:hAnsi="Arial Narrow" w:cs="Arial Narrow"/>
+          <w:color w:val="000000"/>
+          <w:kern w:val="0"/>
+          <w:sz w:val="22"/>
+          <w:szCs w:val="22"/>
           <w:lang w:eastAsia="es-ES"/>
           <w14:ligatures w14:val="none"/>
         </w:rPr>
@@ -1738,9 +2030,11 @@
       </w:r>
       <w:r>
         <w:rPr>
-          <w:rFonts w:ascii="Arial Narrow" w:eastAsia="Times New Roman" w:hAnsi="Arial Narrow" w:cs="Arial"/>
-          <w:color w:val="000000"/>
-          <w:kern w:val="0"/>
+          <w:rFonts w:ascii="Arial Narrow" w:eastAsia="Arial Narrow" w:hAnsi="Arial Narrow" w:cs="Arial Narrow"/>
+          <w:color w:val="000000"/>
+          <w:kern w:val="0"/>
+          <w:sz w:val="22"/>
+          <w:szCs w:val="22"/>
           <w:lang w:eastAsia="es-ES"/>
           <w14:ligatures w14:val="none"/>
         </w:rPr>
@@ -1748,9 +2042,11 @@
       </w:r>
       <w:r>
         <w:rPr>
-          <w:rFonts w:ascii="Arial Narrow" w:eastAsia="Times New Roman" w:hAnsi="Arial Narrow" w:cs="Arial"/>
-          <w:color w:val="000000"/>
-          <w:kern w:val="0"/>
+          <w:rFonts w:ascii="Arial Narrow" w:eastAsia="Arial Narrow" w:hAnsi="Arial Narrow" w:cs="Arial Narrow"/>
+          <w:color w:val="000000"/>
+          <w:kern w:val="0"/>
+          <w:sz w:val="22"/>
+          <w:szCs w:val="22"/>
           <w:lang w:eastAsia="es-ES"/>
           <w14:ligatures w14:val="none"/>
         </w:rPr>
@@ -1758,9 +2054,11 @@
       </w:r>
       <w:r>
         <w:rPr>
-          <w:rFonts w:ascii="Arial Narrow" w:eastAsia="Times New Roman" w:hAnsi="Arial Narrow" w:cs="Arial"/>
-          <w:color w:val="000000"/>
-          <w:kern w:val="0"/>
+          <w:rFonts w:ascii="Arial Narrow" w:eastAsia="Arial Narrow" w:hAnsi="Arial Narrow" w:cs="Arial Narrow"/>
+          <w:color w:val="000000"/>
+          <w:kern w:val="0"/>
+          <w:sz w:val="22"/>
+          <w:szCs w:val="22"/>
           <w:lang w:eastAsia="es-ES"/>
           <w14:ligatures w14:val="none"/>
         </w:rPr>
@@ -1768,9 +2066,11 @@
       </w:r>
       <w:r>
         <w:rPr>
-          <w:rFonts w:ascii="Arial Narrow" w:eastAsia="Times New Roman" w:hAnsi="Arial Narrow" w:cs="Arial"/>
-          <w:color w:val="000000"/>
-          <w:kern w:val="0"/>
+          <w:rFonts w:ascii="Arial Narrow" w:eastAsia="Arial Narrow" w:hAnsi="Arial Narrow" w:cs="Arial Narrow"/>
+          <w:color w:val="000000"/>
+          <w:kern w:val="0"/>
+          <w:sz w:val="22"/>
+          <w:szCs w:val="22"/>
           <w:lang w:eastAsia="es-ES"/>
           <w14:ligatures w14:val="none"/>
         </w:rPr>
@@ -1778,9 +2078,11 @@
       </w:r>
       <w:r>
         <w:rPr>
-          <w:rFonts w:ascii="Arial Narrow" w:eastAsia="Times New Roman" w:hAnsi="Arial Narrow" w:cs="Arial"/>
-          <w:color w:val="000000"/>
-          <w:kern w:val="0"/>
+          <w:rFonts w:ascii="Arial Narrow" w:eastAsia="Arial Narrow" w:hAnsi="Arial Narrow" w:cs="Arial Narrow"/>
+          <w:color w:val="000000"/>
+          <w:kern w:val="0"/>
+          <w:sz w:val="22"/>
+          <w:szCs w:val="22"/>
           <w:lang w:eastAsia="es-ES"/>
           <w14:ligatures w14:val="none"/>
         </w:rPr>
@@ -1788,9 +2090,11 @@
       </w:r>
       <w:r>
         <w:rPr>
-          <w:rFonts w:ascii="Arial Narrow" w:eastAsia="Times New Roman" w:hAnsi="Arial Narrow" w:cs="Arial"/>
-          <w:color w:val="000000"/>
-          <w:kern w:val="0"/>
+          <w:rFonts w:ascii="Arial Narrow" w:eastAsia="Arial Narrow" w:hAnsi="Arial Narrow" w:cs="Arial Narrow"/>
+          <w:color w:val="000000"/>
+          <w:kern w:val="0"/>
+          <w:sz w:val="22"/>
+          <w:szCs w:val="22"/>
           <w:lang w:eastAsia="es-ES"/>
           <w14:ligatures w14:val="none"/>
         </w:rPr>
@@ -1798,9 +2102,11 @@
       </w:r>
       <w:r>
         <w:rPr>
-          <w:rFonts w:ascii="Arial Narrow" w:eastAsia="Times New Roman" w:hAnsi="Arial Narrow" w:cs="Arial"/>
-          <w:color w:val="000000"/>
-          <w:kern w:val="0"/>
+          <w:rFonts w:ascii="Arial Narrow" w:eastAsia="Arial Narrow" w:hAnsi="Arial Narrow" w:cs="Arial Narrow"/>
+          <w:color w:val="000000"/>
+          <w:kern w:val="0"/>
+          <w:sz w:val="22"/>
+          <w:szCs w:val="22"/>
           <w:lang w:eastAsia="es-ES"/>
           <w14:ligatures w14:val="none"/>
         </w:rPr>
@@ -1808,9 +2114,11 @@
       </w:r>
       <w:r>
         <w:rPr>
-          <w:rFonts w:ascii="Arial Narrow" w:eastAsia="Times New Roman" w:hAnsi="Arial Narrow" w:cs="Arial"/>
-          <w:color w:val="000000"/>
-          <w:kern w:val="0"/>
+          <w:rFonts w:ascii="Arial Narrow" w:eastAsia="Arial Narrow" w:hAnsi="Arial Narrow" w:cs="Arial Narrow"/>
+          <w:color w:val="000000"/>
+          <w:kern w:val="0"/>
+          <w:sz w:val="22"/>
+          <w:szCs w:val="22"/>
           <w:lang w:eastAsia="es-ES"/>
           <w14:ligatures w14:val="none"/>
         </w:rPr>
@@ -1822,9 +2130,11 @@
         <w:spacing w:after="0" w:line="240" w:lineRule="auto"/>
         <w:jc w:val="both"/>
         <w:rPr>
-          <w:rFonts w:ascii="Arial Narrow" w:eastAsia="Times New Roman" w:hAnsi="Arial Narrow" w:cs="Arial"/>
-          <w:color w:val="000000"/>
-          <w:kern w:val="0"/>
+          <w:rFonts w:ascii="Arial Narrow" w:eastAsia="Arial Narrow" w:hAnsi="Arial Narrow" w:cs="Arial Narrow"/>
+          <w:color w:val="000000"/>
+          <w:kern w:val="0"/>
+          <w:sz w:val="22"/>
+          <w:szCs w:val="22"/>
           <w:lang w:eastAsia="es-ES"/>
           <w14:ligatures w14:val="none"/>
         </w:rPr>
@@ -1845,18 +2155,22 @@
         <w:ind w:left="1134" w:hanging="567"/>
         <w:jc w:val="both"/>
         <w:rPr>
-          <w:rFonts w:ascii="Arial Narrow" w:eastAsia="Times New Roman" w:hAnsi="Arial Narrow" w:cs="Arial"/>
-          <w:color w:val="000000"/>
-          <w:kern w:val="0"/>
-          <w:lang w:eastAsia="es-ES"/>
-          <w14:ligatures w14:val="none"/>
-        </w:rPr>
-      </w:pPr>
-      <w:r>
-        <w:rPr>
-          <w:rFonts w:ascii="Arial Narrow" w:eastAsia="Times New Roman" w:hAnsi="Arial Narrow" w:cs="Arial"/>
-          <w:color w:val="000000"/>
-          <w:kern w:val="0"/>
+          <w:rFonts w:ascii="Arial Narrow" w:eastAsia="Arial Narrow" w:hAnsi="Arial Narrow" w:cs="Arial Narrow"/>
+          <w:color w:val="000000"/>
+          <w:kern w:val="0"/>
+          <w:sz w:val="22"/>
+          <w:szCs w:val="22"/>
+          <w:lang w:eastAsia="es-ES"/>
+          <w14:ligatures w14:val="none"/>
+        </w:rPr>
+      </w:pPr>
+      <w:r>
+        <w:rPr>
+          <w:rFonts w:ascii="Arial Narrow" w:eastAsia="Arial Narrow" w:hAnsi="Arial Narrow" w:cs="Arial Narrow"/>
+          <w:color w:val="000000"/>
+          <w:kern w:val="0"/>
+          <w:sz w:val="22"/>
+          <w:szCs w:val="22"/>
           <w:lang w:eastAsia="es-ES"/>
           <w14:ligatures w14:val="none"/>
         </w:rPr>
@@ -1865,9 +2179,11 @@
       <w:proofErr w:type="spellStart"/>
       <w:r>
         <w:rPr>
-          <w:rFonts w:ascii="Arial Narrow" w:eastAsia="Times New Roman" w:hAnsi="Arial Narrow" w:cs="Arial"/>
-          <w:color w:val="000000"/>
-          <w:kern w:val="0"/>
+          <w:rFonts w:ascii="Arial Narrow" w:eastAsia="Arial Narrow" w:hAnsi="Arial Narrow" w:cs="Arial Narrow"/>
+          <w:color w:val="000000"/>
+          <w:kern w:val="0"/>
+          <w:sz w:val="22"/>
+          <w:szCs w:val="22"/>
           <w:lang w:eastAsia="es-ES"/>
           <w14:ligatures w14:val="none"/>
         </w:rPr>
@@ -1876,9 +2192,11 @@
       <w:proofErr w:type="spellEnd"/>
       <w:r>
         <w:rPr>
-          <w:rFonts w:ascii="Arial Narrow" w:eastAsia="Times New Roman" w:hAnsi="Arial Narrow" w:cs="Arial"/>
-          <w:color w:val="000000"/>
-          <w:kern w:val="0"/>
+          <w:rFonts w:ascii="Arial Narrow" w:eastAsia="Arial Narrow" w:hAnsi="Arial Narrow" w:cs="Arial Narrow"/>
+          <w:color w:val="000000"/>
+          <w:kern w:val="0"/>
+          <w:sz w:val="22"/>
+          <w:szCs w:val="22"/>
           <w:lang w:eastAsia="es-ES"/>
           <w14:ligatures w14:val="none"/>
         </w:rPr>
@@ -1886,9 +2204,11 @@
       </w:r>
       <w:r>
         <w:rPr>
-          <w:rFonts w:ascii="Arial Narrow" w:eastAsia="Times New Roman" w:hAnsi="Arial Narrow" w:cs="Arial"/>
-          <w:color w:val="000000"/>
-          <w:kern w:val="0"/>
+          <w:rFonts w:ascii="Arial Narrow" w:eastAsia="Arial Narrow" w:hAnsi="Arial Narrow" w:cs="Arial Narrow"/>
+          <w:color w:val="000000"/>
+          <w:kern w:val="0"/>
+          <w:sz w:val="22"/>
+          <w:szCs w:val="22"/>
           <w:lang w:eastAsia="es-ES"/>
           <w14:ligatures w14:val="none"/>
         </w:rPr>
@@ -1896,9 +2216,11 @@
       </w:r>
       <w:r>
         <w:rPr>
-          <w:rFonts w:ascii="Arial Narrow" w:eastAsia="Times New Roman" w:hAnsi="Arial Narrow" w:cs="Arial"/>
-          <w:color w:val="000000"/>
-          <w:kern w:val="0"/>
+          <w:rFonts w:ascii="Arial Narrow" w:eastAsia="Arial Narrow" w:hAnsi="Arial Narrow" w:cs="Arial Narrow"/>
+          <w:color w:val="000000"/>
+          <w:kern w:val="0"/>
+          <w:sz w:val="22"/>
+          <w:szCs w:val="22"/>
           <w:lang w:eastAsia="es-ES"/>
           <w14:ligatures w14:val="none"/>
         </w:rPr>
@@ -1906,9 +2228,11 @@
       </w:r>
       <w:r>
         <w:rPr>
-          <w:rFonts w:ascii="Arial Narrow" w:eastAsia="Times New Roman" w:hAnsi="Arial Narrow" w:cs="Arial"/>
-          <w:color w:val="000000"/>
-          <w:kern w:val="0"/>
+          <w:rFonts w:ascii="Arial Narrow" w:eastAsia="Arial Narrow" w:hAnsi="Arial Narrow" w:cs="Arial Narrow"/>
+          <w:color w:val="000000"/>
+          <w:kern w:val="0"/>
+          <w:sz w:val="22"/>
+          <w:szCs w:val="22"/>
           <w:lang w:eastAsia="es-ES"/>
           <w14:ligatures w14:val="none"/>
         </w:rPr>
@@ -1916,9 +2240,11 @@
       </w:r>
       <w:r>
         <w:rPr>
-          <w:rFonts w:ascii="Arial Narrow" w:eastAsia="Times New Roman" w:hAnsi="Arial Narrow" w:cs="Arial"/>
-          <w:color w:val="000000"/>
-          <w:kern w:val="0"/>
+          <w:rFonts w:ascii="Arial Narrow" w:eastAsia="Arial Narrow" w:hAnsi="Arial Narrow" w:cs="Arial Narrow"/>
+          <w:color w:val="000000"/>
+          <w:kern w:val="0"/>
+          <w:sz w:val="22"/>
+          <w:szCs w:val="22"/>
           <w:lang w:eastAsia="es-ES"/>
           <w14:ligatures w14:val="none"/>
         </w:rPr>
@@ -1930,9 +2256,11 @@
         <w:spacing w:after="0" w:line="240" w:lineRule="auto"/>
         <w:jc w:val="both"/>
         <w:rPr>
-          <w:rFonts w:ascii="Arial Narrow" w:eastAsia="Times New Roman" w:hAnsi="Arial Narrow" w:cs="Arial"/>
-          <w:color w:val="000000"/>
-          <w:kern w:val="0"/>
+          <w:rFonts w:ascii="Arial Narrow" w:eastAsia="Arial Narrow" w:hAnsi="Arial Narrow" w:cs="Arial Narrow"/>
+          <w:color w:val="000000"/>
+          <w:kern w:val="0"/>
+          <w:sz w:val="22"/>
+          <w:szCs w:val="22"/>
           <w:lang w:eastAsia="es-ES"/>
           <w14:ligatures w14:val="none"/>
         </w:rPr>
@@ -1953,18 +2281,22 @@
         <w:ind w:left="1134" w:hanging="567"/>
         <w:jc w:val="both"/>
         <w:rPr>
-          <w:rFonts w:ascii="Arial Narrow" w:eastAsia="Times New Roman" w:hAnsi="Arial Narrow" w:cs="Arial"/>
-          <w:color w:val="000000"/>
-          <w:kern w:val="0"/>
-          <w:lang w:eastAsia="es-ES"/>
-          <w14:ligatures w14:val="none"/>
-        </w:rPr>
-      </w:pPr>
-      <w:r>
-        <w:rPr>
-          <w:rFonts w:ascii="Arial Narrow" w:eastAsia="Times New Roman" w:hAnsi="Arial Narrow" w:cs="Arial"/>
-          <w:color w:val="000000"/>
-          <w:kern w:val="0"/>
+          <w:rFonts w:ascii="Arial Narrow" w:eastAsia="Arial Narrow" w:hAnsi="Arial Narrow" w:cs="Arial Narrow"/>
+          <w:color w:val="000000"/>
+          <w:kern w:val="0"/>
+          <w:sz w:val="22"/>
+          <w:szCs w:val="22"/>
+          <w:lang w:eastAsia="es-ES"/>
+          <w14:ligatures w14:val="none"/>
+        </w:rPr>
+      </w:pPr>
+      <w:r>
+        <w:rPr>
+          <w:rFonts w:ascii="Arial Narrow" w:eastAsia="Arial Narrow" w:hAnsi="Arial Narrow" w:cs="Arial Narrow"/>
+          <w:color w:val="000000"/>
+          <w:kern w:val="0"/>
+          <w:sz w:val="22"/>
+          <w:szCs w:val="22"/>
           <w:lang w:eastAsia="es-ES"/>
           <w14:ligatures w14:val="none"/>
         </w:rPr>
@@ -1973,9 +2305,11 @@
       <w:proofErr w:type="spellStart"/>
       <w:r>
         <w:rPr>
-          <w:rFonts w:ascii="Arial Narrow" w:eastAsia="Times New Roman" w:hAnsi="Arial Narrow" w:cs="Arial"/>
-          <w:color w:val="000000"/>
-          <w:kern w:val="0"/>
+          <w:rFonts w:ascii="Arial Narrow" w:eastAsia="Arial Narrow" w:hAnsi="Arial Narrow" w:cs="Arial Narrow"/>
+          <w:color w:val="000000"/>
+          <w:kern w:val="0"/>
+          <w:sz w:val="22"/>
+          <w:szCs w:val="22"/>
           <w:lang w:eastAsia="es-ES"/>
           <w14:ligatures w14:val="none"/>
         </w:rPr>
@@ -1984,9 +2318,11 @@
       <w:proofErr w:type="spellEnd"/>
       <w:r>
         <w:rPr>
-          <w:rFonts w:ascii="Arial Narrow" w:eastAsia="Times New Roman" w:hAnsi="Arial Narrow" w:cs="Arial"/>
-          <w:color w:val="000000"/>
-          <w:kern w:val="0"/>
+          <w:rFonts w:ascii="Arial Narrow" w:eastAsia="Arial Narrow" w:hAnsi="Arial Narrow" w:cs="Arial Narrow"/>
+          <w:color w:val="000000"/>
+          <w:kern w:val="0"/>
+          <w:sz w:val="22"/>
+          <w:szCs w:val="22"/>
           <w:lang w:eastAsia="es-ES"/>
           <w14:ligatures w14:val="none"/>
         </w:rPr>
@@ -1998,9 +2334,11 @@
         <w:spacing w:after="0" w:line="240" w:lineRule="auto"/>
         <w:jc w:val="both"/>
         <w:rPr>
-          <w:rFonts w:ascii="Arial Narrow" w:eastAsia="Times New Roman" w:hAnsi="Arial Narrow" w:cs="Arial"/>
-          <w:color w:val="000000"/>
-          <w:kern w:val="0"/>
+          <w:rFonts w:ascii="Arial Narrow" w:eastAsia="Arial Narrow" w:hAnsi="Arial Narrow" w:cs="Arial Narrow"/>
+          <w:color w:val="000000"/>
+          <w:kern w:val="0"/>
+          <w:sz w:val="22"/>
+          <w:szCs w:val="22"/>
           <w:lang w:eastAsia="es-ES"/>
           <w14:ligatures w14:val="none"/>
         </w:rPr>
@@ -2021,18 +2359,22 @@
         <w:ind w:left="1134" w:hanging="567"/>
         <w:jc w:val="both"/>
         <w:rPr>
-          <w:rFonts w:ascii="Arial Narrow" w:eastAsia="Times New Roman" w:hAnsi="Arial Narrow" w:cs="Arial"/>
-          <w:color w:val="000000"/>
-          <w:kern w:val="0"/>
-          <w:lang w:eastAsia="es-ES"/>
-          <w14:ligatures w14:val="none"/>
-        </w:rPr>
-      </w:pPr>
-      <w:r>
-        <w:rPr>
-          <w:rFonts w:ascii="Arial Narrow" w:eastAsia="Times New Roman" w:hAnsi="Arial Narrow" w:cs="Arial"/>
-          <w:color w:val="000000"/>
-          <w:kern w:val="0"/>
+          <w:rFonts w:ascii="Arial Narrow" w:eastAsia="Arial Narrow" w:hAnsi="Arial Narrow" w:cs="Arial Narrow"/>
+          <w:color w:val="000000"/>
+          <w:kern w:val="0"/>
+          <w:sz w:val="22"/>
+          <w:szCs w:val="22"/>
+          <w:lang w:eastAsia="es-ES"/>
+          <w14:ligatures w14:val="none"/>
+        </w:rPr>
+      </w:pPr>
+      <w:r>
+        <w:rPr>
+          <w:rFonts w:ascii="Arial Narrow" w:eastAsia="Arial Narrow" w:hAnsi="Arial Narrow" w:cs="Arial Narrow"/>
+          <w:color w:val="000000"/>
+          <w:kern w:val="0"/>
+          <w:sz w:val="22"/>
+          <w:szCs w:val="22"/>
           <w:lang w:eastAsia="es-ES"/>
           <w14:ligatures w14:val="none"/>
         </w:rPr>
@@ -2041,9 +2383,11 @@
       <w:proofErr w:type="spellStart"/>
       <w:r>
         <w:rPr>
-          <w:rFonts w:ascii="Arial Narrow" w:eastAsia="Times New Roman" w:hAnsi="Arial Narrow" w:cs="Arial"/>
-          <w:color w:val="000000"/>
-          <w:kern w:val="0"/>
+          <w:rFonts w:ascii="Arial Narrow" w:eastAsia="Arial Narrow" w:hAnsi="Arial Narrow" w:cs="Arial Narrow"/>
+          <w:color w:val="000000"/>
+          <w:kern w:val="0"/>
+          <w:sz w:val="22"/>
+          <w:szCs w:val="22"/>
           <w:lang w:eastAsia="es-ES"/>
           <w14:ligatures w14:val="none"/>
         </w:rPr>
@@ -2052,9 +2396,11 @@
       <w:proofErr w:type="spellEnd"/>
       <w:r>
         <w:rPr>
-          <w:rFonts w:ascii="Arial Narrow" w:eastAsia="Times New Roman" w:hAnsi="Arial Narrow" w:cs="Arial"/>
-          <w:color w:val="000000"/>
-          <w:kern w:val="0"/>
+          <w:rFonts w:ascii="Arial Narrow" w:eastAsia="Arial Narrow" w:hAnsi="Arial Narrow" w:cs="Arial Narrow"/>
+          <w:color w:val="000000"/>
+          <w:kern w:val="0"/>
+          <w:sz w:val="22"/>
+          <w:szCs w:val="22"/>
           <w:lang w:eastAsia="es-ES"/>
           <w14:ligatures w14:val="none"/>
         </w:rPr>
@@ -2062,9 +2408,11 @@
       </w:r>
       <w:r>
         <w:rPr>
-          <w:rFonts w:ascii="Arial Narrow" w:eastAsia="Times New Roman" w:hAnsi="Arial Narrow" w:cs="Arial"/>
-          <w:color w:val="000000"/>
-          <w:kern w:val="0"/>
+          <w:rFonts w:ascii="Arial Narrow" w:eastAsia="Arial Narrow" w:hAnsi="Arial Narrow" w:cs="Arial Narrow"/>
+          <w:color w:val="000000"/>
+          <w:kern w:val="0"/>
+          <w:sz w:val="22"/>
+          <w:szCs w:val="22"/>
           <w:lang w:eastAsia="es-ES"/>
           <w14:ligatures w14:val="none"/>
         </w:rPr>
@@ -2072,9 +2420,11 @@
       </w:r>
       <w:r>
         <w:rPr>
-          <w:rFonts w:ascii="Arial Narrow" w:eastAsia="Times New Roman" w:hAnsi="Arial Narrow" w:cs="Arial"/>
-          <w:color w:val="000000"/>
-          <w:kern w:val="0"/>
+          <w:rFonts w:ascii="Arial Narrow" w:eastAsia="Arial Narrow" w:hAnsi="Arial Narrow" w:cs="Arial Narrow"/>
+          <w:color w:val="000000"/>
+          <w:kern w:val="0"/>
+          <w:sz w:val="22"/>
+          <w:szCs w:val="22"/>
           <w:lang w:eastAsia="es-ES"/>
           <w14:ligatures w14:val="none"/>
         </w:rPr>
@@ -2083,9 +2433,11 @@
       <w:proofErr w:type="spellStart"/>
       <w:r>
         <w:rPr>
-          <w:rFonts w:ascii="Arial Narrow" w:eastAsia="Times New Roman" w:hAnsi="Arial Narrow" w:cs="Arial"/>
-          <w:color w:val="000000"/>
-          <w:kern w:val="0"/>
+          <w:rFonts w:ascii="Arial Narrow" w:eastAsia="Arial Narrow" w:hAnsi="Arial Narrow" w:cs="Arial Narrow"/>
+          <w:color w:val="000000"/>
+          <w:kern w:val="0"/>
+          <w:sz w:val="22"/>
+          <w:szCs w:val="22"/>
           <w:lang w:eastAsia="es-ES"/>
           <w14:ligatures w14:val="none"/>
         </w:rPr>
@@ -2094,9 +2446,11 @@
       <w:proofErr w:type="spellEnd"/>
       <w:r>
         <w:rPr>
-          <w:rFonts w:ascii="Arial Narrow" w:eastAsia="Times New Roman" w:hAnsi="Arial Narrow" w:cs="Arial"/>
-          <w:color w:val="000000"/>
-          <w:kern w:val="0"/>
+          <w:rFonts w:ascii="Arial Narrow" w:eastAsia="Arial Narrow" w:hAnsi="Arial Narrow" w:cs="Arial Narrow"/>
+          <w:color w:val="000000"/>
+          <w:kern w:val="0"/>
+          <w:sz w:val="22"/>
+          <w:szCs w:val="22"/>
           <w:lang w:eastAsia="es-ES"/>
           <w14:ligatures w14:val="none"/>
         </w:rPr>
@@ -2104,9 +2458,11 @@
       </w:r>
       <w:r>
         <w:rPr>
-          <w:rFonts w:ascii="Arial Narrow" w:eastAsia="Times New Roman" w:hAnsi="Arial Narrow" w:cs="Arial"/>
-          <w:color w:val="000000"/>
-          <w:kern w:val="0"/>
+          <w:rFonts w:ascii="Arial Narrow" w:eastAsia="Arial Narrow" w:hAnsi="Arial Narrow" w:cs="Arial Narrow"/>
+          <w:color w:val="000000"/>
+          <w:kern w:val="0"/>
+          <w:sz w:val="22"/>
+          <w:szCs w:val="22"/>
           <w:lang w:eastAsia="es-ES"/>
           <w14:ligatures w14:val="none"/>
         </w:rPr>
@@ -2114,9 +2470,11 @@
       </w:r>
       <w:r>
         <w:rPr>
-          <w:rFonts w:ascii="Arial Narrow" w:eastAsia="Times New Roman" w:hAnsi="Arial Narrow" w:cs="Arial"/>
-          <w:color w:val="000000"/>
-          <w:kern w:val="0"/>
+          <w:rFonts w:ascii="Arial Narrow" w:eastAsia="Arial Narrow" w:hAnsi="Arial Narrow" w:cs="Arial Narrow"/>
+          <w:color w:val="000000"/>
+          <w:kern w:val="0"/>
+          <w:sz w:val="22"/>
+          <w:szCs w:val="22"/>
           <w:lang w:eastAsia="es-ES"/>
           <w14:ligatures w14:val="none"/>
         </w:rPr>
@@ -2124,9 +2482,11 @@
       </w:r>
       <w:r>
         <w:rPr>
-          <w:rFonts w:ascii="Arial Narrow" w:eastAsia="Times New Roman" w:hAnsi="Arial Narrow" w:cs="Arial"/>
-          <w:color w:val="000000"/>
-          <w:kern w:val="0"/>
+          <w:rFonts w:ascii="Arial Narrow" w:eastAsia="Arial Narrow" w:hAnsi="Arial Narrow" w:cs="Arial Narrow"/>
+          <w:color w:val="000000"/>
+          <w:kern w:val="0"/>
+          <w:sz w:val="22"/>
+          <w:szCs w:val="22"/>
           <w:lang w:eastAsia="es-ES"/>
           <w14:ligatures w14:val="none"/>
         </w:rPr>
@@ -2134,9 +2494,11 @@
       </w:r>
       <w:r>
         <w:rPr>
-          <w:rFonts w:ascii="Arial Narrow" w:eastAsia="Times New Roman" w:hAnsi="Arial Narrow" w:cs="Arial"/>
-          <w:color w:val="000000"/>
-          <w:kern w:val="0"/>
+          <w:rFonts w:ascii="Arial Narrow" w:eastAsia="Arial Narrow" w:hAnsi="Arial Narrow" w:cs="Arial Narrow"/>
+          <w:color w:val="000000"/>
+          <w:kern w:val="0"/>
+          <w:sz w:val="22"/>
+          <w:szCs w:val="22"/>
           <w:lang w:eastAsia="es-ES"/>
           <w14:ligatures w14:val="none"/>
         </w:rPr>
@@ -2144,9 +2506,11 @@
       </w:r>
       <w:r>
         <w:rPr>
-          <w:rFonts w:ascii="Arial Narrow" w:eastAsia="Times New Roman" w:hAnsi="Arial Narrow" w:cs="Arial"/>
-          <w:color w:val="000000"/>
-          <w:kern w:val="0"/>
+          <w:rFonts w:ascii="Arial Narrow" w:eastAsia="Arial Narrow" w:hAnsi="Arial Narrow" w:cs="Arial Narrow"/>
+          <w:color w:val="000000"/>
+          <w:kern w:val="0"/>
+          <w:sz w:val="22"/>
+          <w:szCs w:val="22"/>
           <w:lang w:eastAsia="es-ES"/>
           <w14:ligatures w14:val="none"/>
         </w:rPr>
@@ -2154,9 +2518,11 @@
       </w:r>
       <w:r>
         <w:rPr>
-          <w:rFonts w:ascii="Arial Narrow" w:eastAsia="Times New Roman" w:hAnsi="Arial Narrow" w:cs="Arial"/>
-          <w:color w:val="000000"/>
-          <w:kern w:val="0"/>
+          <w:rFonts w:ascii="Arial Narrow" w:eastAsia="Arial Narrow" w:hAnsi="Arial Narrow" w:cs="Arial Narrow"/>
+          <w:color w:val="000000"/>
+          <w:kern w:val="0"/>
+          <w:sz w:val="22"/>
+          <w:szCs w:val="22"/>
           <w:lang w:eastAsia="es-ES"/>
           <w14:ligatures w14:val="none"/>
         </w:rPr>
@@ -2168,9 +2534,11 @@
         <w:spacing w:after="0" w:line="240" w:lineRule="auto"/>
         <w:jc w:val="both"/>
         <w:rPr>
-          <w:rFonts w:ascii="Arial Narrow" w:eastAsia="Times New Roman" w:hAnsi="Arial Narrow" w:cs="Arial"/>
-          <w:color w:val="000000"/>
-          <w:kern w:val="0"/>
+          <w:rFonts w:ascii="Arial Narrow" w:eastAsia="Arial Narrow" w:hAnsi="Arial Narrow" w:cs="Arial Narrow"/>
+          <w:color w:val="000000"/>
+          <w:kern w:val="0"/>
+          <w:sz w:val="22"/>
+          <w:szCs w:val="22"/>
           <w:lang w:eastAsia="es-ES"/>
           <w14:ligatures w14:val="none"/>
         </w:rPr>
@@ -2191,18 +2559,22 @@
         <w:ind w:left="1134" w:hanging="567"/>
         <w:jc w:val="both"/>
         <w:rPr>
-          <w:rFonts w:ascii="Arial Narrow" w:eastAsia="Times New Roman" w:hAnsi="Arial Narrow" w:cs="Arial"/>
-          <w:color w:val="000000"/>
-          <w:kern w:val="0"/>
-          <w:lang w:eastAsia="es-ES"/>
-          <w14:ligatures w14:val="none"/>
-        </w:rPr>
-      </w:pPr>
-      <w:r>
-        <w:rPr>
-          <w:rFonts w:ascii="Arial Narrow" w:eastAsia="Times New Roman" w:hAnsi="Arial Narrow" w:cs="Arial"/>
-          <w:color w:val="000000"/>
-          <w:kern w:val="0"/>
+          <w:rFonts w:ascii="Arial Narrow" w:eastAsia="Arial Narrow" w:hAnsi="Arial Narrow" w:cs="Arial Narrow"/>
+          <w:color w:val="000000"/>
+          <w:kern w:val="0"/>
+          <w:sz w:val="22"/>
+          <w:szCs w:val="22"/>
+          <w:lang w:eastAsia="es-ES"/>
+          <w14:ligatures w14:val="none"/>
+        </w:rPr>
+      </w:pPr>
+      <w:r>
+        <w:rPr>
+          <w:rFonts w:ascii="Arial Narrow" w:eastAsia="Arial Narrow" w:hAnsi="Arial Narrow" w:cs="Arial Narrow"/>
+          <w:color w:val="000000"/>
+          <w:kern w:val="0"/>
+          <w:sz w:val="22"/>
+          <w:szCs w:val="22"/>
           <w:lang w:eastAsia="es-ES"/>
           <w14:ligatures w14:val="none"/>
         </w:rPr>
@@ -2210,9 +2582,11 @@
       </w:r>
       <w:r>
         <w:rPr>
-          <w:rFonts w:ascii="Arial Narrow" w:eastAsia="Times New Roman" w:hAnsi="Arial Narrow" w:cs="Arial"/>
-          <w:color w:val="000000"/>
-          <w:kern w:val="0"/>
+          <w:rFonts w:ascii="Arial Narrow" w:eastAsia="Arial Narrow" w:hAnsi="Arial Narrow" w:cs="Arial Narrow"/>
+          <w:color w:val="000000"/>
+          <w:kern w:val="0"/>
+          <w:sz w:val="22"/>
+          <w:szCs w:val="22"/>
           <w:lang w:eastAsia="es-ES"/>
           <w14:ligatures w14:val="none"/>
         </w:rPr>
@@ -2220,9 +2594,11 @@
       </w:r>
       <w:r>
         <w:rPr>
-          <w:rFonts w:ascii="Arial Narrow" w:eastAsia="Times New Roman" w:hAnsi="Arial Narrow" w:cs="Arial"/>
-          <w:color w:val="000000"/>
-          <w:kern w:val="0"/>
+          <w:rFonts w:ascii="Arial Narrow" w:eastAsia="Arial Narrow" w:hAnsi="Arial Narrow" w:cs="Arial Narrow"/>
+          <w:color w:val="000000"/>
+          <w:kern w:val="0"/>
+          <w:sz w:val="22"/>
+          <w:szCs w:val="22"/>
           <w:lang w:eastAsia="es-ES"/>
           <w14:ligatures w14:val="none"/>
         </w:rPr>
@@ -2230,9 +2606,11 @@
       </w:r>
       <w:r>
         <w:rPr>
-          <w:rFonts w:ascii="Arial Narrow" w:eastAsia="Times New Roman" w:hAnsi="Arial Narrow" w:cs="Arial"/>
-          <w:color w:val="000000"/>
-          <w:kern w:val="0"/>
+          <w:rFonts w:ascii="Arial Narrow" w:eastAsia="Arial Narrow" w:hAnsi="Arial Narrow" w:cs="Arial Narrow"/>
+          <w:color w:val="000000"/>
+          <w:kern w:val="0"/>
+          <w:sz w:val="22"/>
+          <w:szCs w:val="22"/>
           <w:lang w:eastAsia="es-ES"/>
           <w14:ligatures w14:val="none"/>
         </w:rPr>
@@ -2244,9 +2622,11 @@
         <w:spacing w:after="0" w:line="240" w:lineRule="auto"/>
         <w:jc w:val="both"/>
         <w:rPr>
-          <w:rFonts w:ascii="Arial Narrow" w:eastAsia="Times New Roman" w:hAnsi="Arial Narrow" w:cs="Arial"/>
-          <w:color w:val="000000"/>
-          <w:kern w:val="0"/>
+          <w:rFonts w:ascii="Arial Narrow" w:eastAsia="Arial Narrow" w:hAnsi="Arial Narrow" w:cs="Arial Narrow"/>
+          <w:color w:val="000000"/>
+          <w:kern w:val="0"/>
+          <w:sz w:val="22"/>
+          <w:szCs w:val="22"/>
           <w:lang w:eastAsia="es-ES"/>
           <w14:ligatures w14:val="none"/>
         </w:rPr>
@@ -2267,18 +2647,22 @@
         <w:ind w:left="1134" w:hanging="567"/>
         <w:jc w:val="both"/>
         <w:rPr>
-          <w:rFonts w:ascii="Arial Narrow" w:eastAsia="Times New Roman" w:hAnsi="Arial Narrow" w:cs="Arial"/>
-          <w:color w:val="000000"/>
-          <w:kern w:val="0"/>
-          <w:lang w:eastAsia="es-ES"/>
-          <w14:ligatures w14:val="none"/>
-        </w:rPr>
-      </w:pPr>
-      <w:r>
-        <w:rPr>
-          <w:rFonts w:ascii="Arial Narrow" w:eastAsia="Times New Roman" w:hAnsi="Arial Narrow" w:cs="Arial"/>
-          <w:color w:val="000000"/>
-          <w:kern w:val="0"/>
+          <w:rFonts w:ascii="Arial Narrow" w:eastAsia="Arial Narrow" w:hAnsi="Arial Narrow" w:cs="Arial Narrow"/>
+          <w:color w:val="000000"/>
+          <w:kern w:val="0"/>
+          <w:sz w:val="22"/>
+          <w:szCs w:val="22"/>
+          <w:lang w:eastAsia="es-ES"/>
+          <w14:ligatures w14:val="none"/>
+        </w:rPr>
+      </w:pPr>
+      <w:r>
+        <w:rPr>
+          <w:rFonts w:ascii="Arial Narrow" w:eastAsia="Arial Narrow" w:hAnsi="Arial Narrow" w:cs="Arial Narrow"/>
+          <w:color w:val="000000"/>
+          <w:kern w:val="0"/>
+          <w:sz w:val="22"/>
+          <w:szCs w:val="22"/>
           <w:lang w:eastAsia="es-ES"/>
           <w14:ligatures w14:val="none"/>
         </w:rPr>
@@ -2288,9 +2672,11 @@
       <w:proofErr w:type="spellStart"/>
       <w:r>
         <w:rPr>
-          <w:rFonts w:ascii="Arial Narrow" w:eastAsia="Times New Roman" w:hAnsi="Arial Narrow" w:cs="Arial"/>
-          <w:color w:val="000000"/>
-          <w:kern w:val="0"/>
+          <w:rFonts w:ascii="Arial Narrow" w:eastAsia="Arial Narrow" w:hAnsi="Arial Narrow" w:cs="Arial Narrow"/>
+          <w:color w:val="000000"/>
+          <w:kern w:val="0"/>
+          <w:sz w:val="22"/>
+          <w:szCs w:val="22"/>
           <w:lang w:eastAsia="es-ES"/>
           <w14:ligatures w14:val="none"/>
         </w:rPr>
@@ -2299,9 +2685,11 @@
       <w:proofErr w:type="spellEnd"/>
       <w:r>
         <w:rPr>
-          <w:rFonts w:ascii="Arial Narrow" w:eastAsia="Times New Roman" w:hAnsi="Arial Narrow" w:cs="Arial"/>
-          <w:color w:val="000000"/>
-          <w:kern w:val="0"/>
+          <w:rFonts w:ascii="Arial Narrow" w:eastAsia="Arial Narrow" w:hAnsi="Arial Narrow" w:cs="Arial Narrow"/>
+          <w:color w:val="000000"/>
+          <w:kern w:val="0"/>
+          <w:sz w:val="22"/>
+          <w:szCs w:val="22"/>
           <w:lang w:eastAsia="es-ES"/>
           <w14:ligatures w14:val="none"/>
         </w:rPr>
@@ -2309,9 +2697,11 @@
       </w:r>
       <w:r>
         <w:rPr>
-          <w:rFonts w:ascii="Arial Narrow" w:eastAsia="Times New Roman" w:hAnsi="Arial Narrow" w:cs="Arial"/>
-          <w:color w:val="000000"/>
-          <w:kern w:val="0"/>
+          <w:rFonts w:ascii="Arial Narrow" w:eastAsia="Arial Narrow" w:hAnsi="Arial Narrow" w:cs="Arial Narrow"/>
+          <w:color w:val="000000"/>
+          <w:kern w:val="0"/>
+          <w:sz w:val="22"/>
+          <w:szCs w:val="22"/>
           <w:lang w:eastAsia="es-ES"/>
           <w14:ligatures w14:val="none"/>
         </w:rPr>
@@ -2319,9 +2709,11 @@
       </w:r>
       <w:r>
         <w:rPr>
-          <w:rFonts w:ascii="Arial Narrow" w:eastAsia="Times New Roman" w:hAnsi="Arial Narrow" w:cs="Arial"/>
-          <w:color w:val="000000"/>
-          <w:kern w:val="0"/>
+          <w:rFonts w:ascii="Arial Narrow" w:eastAsia="Arial Narrow" w:hAnsi="Arial Narrow" w:cs="Arial Narrow"/>
+          <w:color w:val="000000"/>
+          <w:kern w:val="0"/>
+          <w:sz w:val="22"/>
+          <w:szCs w:val="22"/>
           <w:lang w:eastAsia="es-ES"/>
           <w14:ligatures w14:val="none"/>
         </w:rPr>
@@ -2329,9 +2721,11 @@
       </w:r>
       <w:r>
         <w:rPr>
-          <w:rFonts w:ascii="Arial Narrow" w:eastAsia="Times New Roman" w:hAnsi="Arial Narrow" w:cs="Arial"/>
-          <w:color w:val="000000"/>
-          <w:kern w:val="0"/>
+          <w:rFonts w:ascii="Arial Narrow" w:eastAsia="Arial Narrow" w:hAnsi="Arial Narrow" w:cs="Arial Narrow"/>
+          <w:color w:val="000000"/>
+          <w:kern w:val="0"/>
+          <w:sz w:val="22"/>
+          <w:szCs w:val="22"/>
           <w:lang w:eastAsia="es-ES"/>
           <w14:ligatures w14:val="none"/>
         </w:rPr>
@@ -2339,9 +2733,11 @@
       </w:r>
       <w:r>
         <w:rPr>
-          <w:rFonts w:ascii="Arial Narrow" w:eastAsia="Times New Roman" w:hAnsi="Arial Narrow" w:cs="Arial"/>
-          <w:color w:val="000000"/>
-          <w:kern w:val="0"/>
+          <w:rFonts w:ascii="Arial Narrow" w:eastAsia="Arial Narrow" w:hAnsi="Arial Narrow" w:cs="Arial Narrow"/>
+          <w:color w:val="000000"/>
+          <w:kern w:val="0"/>
+          <w:sz w:val="22"/>
+          <w:szCs w:val="22"/>
           <w:lang w:eastAsia="es-ES"/>
           <w14:ligatures w14:val="none"/>
         </w:rPr>
@@ -2349,9 +2745,11 @@
       </w:r>
       <w:r>
         <w:rPr>
-          <w:rFonts w:ascii="Arial Narrow" w:eastAsia="Times New Roman" w:hAnsi="Arial Narrow" w:cs="Arial"/>
-          <w:color w:val="000000"/>
-          <w:kern w:val="0"/>
+          <w:rFonts w:ascii="Arial Narrow" w:eastAsia="Arial Narrow" w:hAnsi="Arial Narrow" w:cs="Arial Narrow"/>
+          <w:color w:val="000000"/>
+          <w:kern w:val="0"/>
+          <w:sz w:val="22"/>
+          <w:szCs w:val="22"/>
           <w:lang w:eastAsia="es-ES"/>
           <w14:ligatures w14:val="none"/>
         </w:rPr>
@@ -2359,9 +2757,11 @@
       </w:r>
       <w:r>
         <w:rPr>
-          <w:rFonts w:ascii="Arial Narrow" w:eastAsia="Times New Roman" w:hAnsi="Arial Narrow" w:cs="Arial"/>
-          <w:color w:val="000000"/>
-          <w:kern w:val="0"/>
+          <w:rFonts w:ascii="Arial Narrow" w:eastAsia="Arial Narrow" w:hAnsi="Arial Narrow" w:cs="Arial Narrow"/>
+          <w:color w:val="000000"/>
+          <w:kern w:val="0"/>
+          <w:sz w:val="22"/>
+          <w:szCs w:val="22"/>
           <w:lang w:eastAsia="es-ES"/>
           <w14:ligatures w14:val="none"/>
         </w:rPr>
@@ -2369,9 +2769,11 @@
       </w:r>
       <w:r>
         <w:rPr>
-          <w:rFonts w:ascii="Arial Narrow" w:eastAsia="Times New Roman" w:hAnsi="Arial Narrow" w:cs="Arial"/>
-          <w:color w:val="000000"/>
-          <w:kern w:val="0"/>
+          <w:rFonts w:ascii="Arial Narrow" w:eastAsia="Arial Narrow" w:hAnsi="Arial Narrow" w:cs="Arial Narrow"/>
+          <w:color w:val="000000"/>
+          <w:kern w:val="0"/>
+          <w:sz w:val="22"/>
+          <w:szCs w:val="22"/>
           <w:lang w:eastAsia="es-ES"/>
           <w14:ligatures w14:val="none"/>
         </w:rPr>
@@ -2379,9 +2781,11 @@
       </w:r>
       <w:r>
         <w:rPr>
-          <w:rFonts w:ascii="Arial Narrow" w:eastAsia="Times New Roman" w:hAnsi="Arial Narrow" w:cs="Arial"/>
-          <w:color w:val="000000"/>
-          <w:kern w:val="0"/>
+          <w:rFonts w:ascii="Arial Narrow" w:eastAsia="Arial Narrow" w:hAnsi="Arial Narrow" w:cs="Arial Narrow"/>
+          <w:color w:val="000000"/>
+          <w:kern w:val="0"/>
+          <w:sz w:val="22"/>
+          <w:szCs w:val="22"/>
           <w:lang w:eastAsia="es-ES"/>
           <w14:ligatures w14:val="none"/>
         </w:rPr>
@@ -2389,9 +2793,11 @@
       </w:r>
       <w:r>
         <w:rPr>
-          <w:rFonts w:ascii="Arial Narrow" w:eastAsia="Times New Roman" w:hAnsi="Arial Narrow" w:cs="Arial"/>
-          <w:color w:val="000000"/>
-          <w:kern w:val="0"/>
+          <w:rFonts w:ascii="Arial Narrow" w:eastAsia="Arial Narrow" w:hAnsi="Arial Narrow" w:cs="Arial Narrow"/>
+          <w:color w:val="000000"/>
+          <w:kern w:val="0"/>
+          <w:sz w:val="22"/>
+          <w:szCs w:val="22"/>
           <w:lang w:eastAsia="es-ES"/>
           <w14:ligatures w14:val="none"/>
         </w:rPr>
@@ -2399,9 +2805,11 @@
       </w:r>
       <w:r>
         <w:rPr>
-          <w:rFonts w:ascii="Arial Narrow" w:eastAsia="Times New Roman" w:hAnsi="Arial Narrow" w:cs="Arial"/>
-          <w:color w:val="000000"/>
-          <w:kern w:val="0"/>
+          <w:rFonts w:ascii="Arial Narrow" w:eastAsia="Arial Narrow" w:hAnsi="Arial Narrow" w:cs="Arial Narrow"/>
+          <w:color w:val="000000"/>
+          <w:kern w:val="0"/>
+          <w:sz w:val="22"/>
+          <w:szCs w:val="22"/>
           <w:lang w:eastAsia="es-ES"/>
           <w14:ligatures w14:val="none"/>
         </w:rPr>
@@ -2409,9 +2817,11 @@
       </w:r>
       <w:r>
         <w:rPr>
-          <w:rFonts w:ascii="Arial Narrow" w:eastAsia="Times New Roman" w:hAnsi="Arial Narrow" w:cs="Arial"/>
-          <w:color w:val="000000"/>
-          <w:kern w:val="0"/>
+          <w:rFonts w:ascii="Arial Narrow" w:eastAsia="Arial Narrow" w:hAnsi="Arial Narrow" w:cs="Arial Narrow"/>
+          <w:color w:val="000000"/>
+          <w:kern w:val="0"/>
+          <w:sz w:val="22"/>
+          <w:szCs w:val="22"/>
           <w:lang w:eastAsia="es-ES"/>
           <w14:ligatures w14:val="none"/>
         </w:rPr>
@@ -2419,9 +2829,11 @@
       </w:r>
       <w:r>
         <w:rPr>
-          <w:rFonts w:ascii="Arial Narrow" w:eastAsia="Times New Roman" w:hAnsi="Arial Narrow" w:cs="Arial"/>
-          <w:color w:val="000000"/>
-          <w:kern w:val="0"/>
+          <w:rFonts w:ascii="Arial Narrow" w:eastAsia="Arial Narrow" w:hAnsi="Arial Narrow" w:cs="Arial Narrow"/>
+          <w:color w:val="000000"/>
+          <w:kern w:val="0"/>
+          <w:sz w:val="22"/>
+          <w:szCs w:val="22"/>
           <w:lang w:eastAsia="es-ES"/>
           <w14:ligatures w14:val="none"/>
         </w:rPr>
@@ -2429,9 +2841,11 @@
       </w:r>
       <w:r>
         <w:rPr>
-          <w:rFonts w:ascii="Arial Narrow" w:eastAsia="Times New Roman" w:hAnsi="Arial Narrow" w:cs="Arial"/>
-          <w:color w:val="000000"/>
-          <w:kern w:val="0"/>
+          <w:rFonts w:ascii="Arial Narrow" w:eastAsia="Arial Narrow" w:hAnsi="Arial Narrow" w:cs="Arial Narrow"/>
+          <w:color w:val="000000"/>
+          <w:kern w:val="0"/>
+          <w:sz w:val="22"/>
+          <w:szCs w:val="22"/>
           <w:lang w:eastAsia="es-ES"/>
           <w14:ligatures w14:val="none"/>
         </w:rPr>
@@ -2439,9 +2853,11 @@
       </w:r>
       <w:r>
         <w:rPr>
-          <w:rFonts w:ascii="Arial Narrow" w:eastAsia="Times New Roman" w:hAnsi="Arial Narrow" w:cs="Arial"/>
-          <w:color w:val="000000"/>
-          <w:kern w:val="0"/>
+          <w:rFonts w:ascii="Arial Narrow" w:eastAsia="Arial Narrow" w:hAnsi="Arial Narrow" w:cs="Arial Narrow"/>
+          <w:color w:val="000000"/>
+          <w:kern w:val="0"/>
+          <w:sz w:val="22"/>
+          <w:szCs w:val="22"/>
           <w:lang w:eastAsia="es-ES"/>
           <w14:ligatures w14:val="none"/>
         </w:rPr>
@@ -2449,9 +2865,11 @@
       </w:r>
       <w:r>
         <w:rPr>
-          <w:rFonts w:ascii="Arial Narrow" w:eastAsia="Times New Roman" w:hAnsi="Arial Narrow" w:cs="Arial"/>
-          <w:color w:val="000000"/>
-          <w:kern w:val="0"/>
+          <w:rFonts w:ascii="Arial Narrow" w:eastAsia="Arial Narrow" w:hAnsi="Arial Narrow" w:cs="Arial Narrow"/>
+          <w:color w:val="000000"/>
+          <w:kern w:val="0"/>
+          <w:sz w:val="22"/>
+          <w:szCs w:val="22"/>
           <w:lang w:eastAsia="es-ES"/>
           <w14:ligatures w14:val="none"/>
         </w:rPr>
@@ -2459,9 +2877,11 @@
       </w:r>
       <w:r>
         <w:rPr>
-          <w:rFonts w:ascii="Arial Narrow" w:eastAsia="Times New Roman" w:hAnsi="Arial Narrow" w:cs="Arial"/>
-          <w:color w:val="000000"/>
-          <w:kern w:val="0"/>
+          <w:rFonts w:ascii="Arial Narrow" w:eastAsia="Arial Narrow" w:hAnsi="Arial Narrow" w:cs="Arial Narrow"/>
+          <w:color w:val="000000"/>
+          <w:kern w:val="0"/>
+          <w:sz w:val="22"/>
+          <w:szCs w:val="22"/>
           <w:lang w:eastAsia="es-ES"/>
           <w14:ligatures w14:val="none"/>
         </w:rPr>
@@ -2469,9 +2889,11 @@
       </w:r>
       <w:r>
         <w:rPr>
-          <w:rFonts w:ascii="Arial Narrow" w:eastAsia="Times New Roman" w:hAnsi="Arial Narrow" w:cs="Arial"/>
-          <w:color w:val="000000"/>
-          <w:kern w:val="0"/>
+          <w:rFonts w:ascii="Arial Narrow" w:eastAsia="Arial Narrow" w:hAnsi="Arial Narrow" w:cs="Arial Narrow"/>
+          <w:color w:val="000000"/>
+          <w:kern w:val="0"/>
+          <w:sz w:val="22"/>
+          <w:szCs w:val="22"/>
           <w:lang w:eastAsia="es-ES"/>
           <w14:ligatures w14:val="none"/>
         </w:rPr>
@@ -2479,9 +2901,11 @@
       </w:r>
       <w:r>
         <w:rPr>
-          <w:rFonts w:ascii="Arial Narrow" w:eastAsia="Times New Roman" w:hAnsi="Arial Narrow" w:cs="Arial"/>
-          <w:color w:val="000000"/>
-          <w:kern w:val="0"/>
+          <w:rFonts w:ascii="Arial Narrow" w:eastAsia="Arial Narrow" w:hAnsi="Arial Narrow" w:cs="Arial Narrow"/>
+          <w:color w:val="000000"/>
+          <w:kern w:val="0"/>
+          <w:sz w:val="22"/>
+          <w:szCs w:val="22"/>
           <w:lang w:eastAsia="es-ES"/>
           <w14:ligatures w14:val="none"/>
         </w:rPr>
@@ -2496,9 +2920,11 @@
         <w:spacing w:after="0" w:line="240" w:lineRule="auto"/>
         <w:jc w:val="both"/>
         <w:rPr>
-          <w:rFonts w:ascii="Arial Narrow" w:eastAsia="Times New Roman" w:hAnsi="Arial Narrow" w:cs="Arial"/>
-          <w:color w:val="000000"/>
-          <w:kern w:val="0"/>
+          <w:rFonts w:ascii="Arial Narrow" w:eastAsia="Arial Narrow" w:hAnsi="Arial Narrow" w:cs="Arial Narrow"/>
+          <w:color w:val="000000"/>
+          <w:kern w:val="0"/>
+          <w:sz w:val="22"/>
+          <w:szCs w:val="22"/>
           <w:lang w:eastAsia="es-ES"/>
           <w14:ligatures w14:val="none"/>
         </w:rPr>
@@ -2518,18 +2944,22 @@
         <w:contextualSpacing/>
         <w:jc w:val="both"/>
         <w:rPr>
-          <w:rFonts w:ascii="Arial Narrow" w:eastAsia="Times New Roman" w:hAnsi="Arial Narrow" w:cs="Arial"/>
-          <w:color w:val="000000"/>
-          <w:kern w:val="0"/>
+          <w:rFonts w:ascii="Arial Narrow" w:eastAsia="Arial Narrow" w:hAnsi="Arial Narrow" w:cs="Arial Narrow"/>
+          <w:color w:val="000000"/>
+          <w:kern w:val="0"/>
+          <w:sz w:val="22"/>
+          <w:szCs w:val="22"/>
           <w:lang w:val="es-ES" w:eastAsia="es-ES"/>
           <w14:ligatures w14:val="none"/>
         </w:rPr>
       </w:pPr>
       <w:r>
         <w:rPr>
-          <w:rFonts w:ascii="Arial Narrow" w:eastAsia="Times New Roman" w:hAnsi="Arial Narrow" w:cs="Arial"/>
-          <w:color w:val="000000"/>
-          <w:kern w:val="0"/>
+          <w:rFonts w:ascii="Arial Narrow" w:eastAsia="Arial Narrow" w:hAnsi="Arial Narrow" w:cs="Arial Narrow"/>
+          <w:color w:val="000000"/>
+          <w:kern w:val="0"/>
+          <w:sz w:val="22"/>
+          <w:szCs w:val="22"/>
           <w:lang w:val="es-ES" w:eastAsia="es-ES"/>
           <w14:ligatures w14:val="none"/>
         </w:rPr>
@@ -2537,9 +2967,11 @@
       </w:r>
       <w:r>
         <w:rPr>
-          <w:rFonts w:ascii="Arial Narrow" w:eastAsia="Times New Roman" w:hAnsi="Arial Narrow" w:cs="Arial"/>
-          <w:color w:val="000000"/>
-          <w:kern w:val="0"/>
+          <w:rFonts w:ascii="Arial Narrow" w:eastAsia="Arial Narrow" w:hAnsi="Arial Narrow" w:cs="Arial Narrow"/>
+          <w:color w:val="000000"/>
+          <w:kern w:val="0"/>
+          <w:sz w:val="22"/>
+          <w:szCs w:val="22"/>
           <w:lang w:val="es-ES" w:eastAsia="es-ES"/>
           <w14:ligatures w14:val="none"/>
         </w:rPr>
@@ -2547,35 +2979,43 @@
       </w:r>
       <w:r>
         <w:rPr>
-          <w:rFonts w:ascii="Arial Narrow" w:eastAsia="Calibri" w:hAnsi="Arial Narrow" w:cs="Arial"/>
-          <w:kern w:val="0"/>
-          <w14:ligatures w14:val="none"/>
+          <w:rFonts w:ascii="Arial Narrow" w:eastAsia="Arial Narrow" w:hAnsi="Arial Narrow" w:cs="Arial Narrow"/>
+          <w:kern w:val="0"/>
+          <w14:ligatures w14:val="none"/>
+          <w:sz w:val="22"/>
+          <w:szCs w:val="22"/>
         </w:rPr>
         <w:t xml:space="preserve"/>
       </w:r>
       <w:proofErr w:type="spellStart"/>
       <w:r>
         <w:rPr>
-          <w:rFonts w:ascii="Arial Narrow" w:eastAsia="Calibri" w:hAnsi="Arial Narrow" w:cs="Arial"/>
-          <w:kern w:val="0"/>
-          <w14:ligatures w14:val="none"/>
+          <w:rFonts w:ascii="Arial Narrow" w:eastAsia="Arial Narrow" w:hAnsi="Arial Narrow" w:cs="Arial Narrow"/>
+          <w:kern w:val="0"/>
+          <w14:ligatures w14:val="none"/>
+          <w:sz w:val="22"/>
+          <w:szCs w:val="22"/>
         </w:rPr>
         <w:t/>
       </w:r>
       <w:proofErr w:type="spellEnd"/>
       <w:r>
         <w:rPr>
-          <w:rFonts w:ascii="Arial Narrow" w:eastAsia="Calibri" w:hAnsi="Arial Narrow" w:cs="Arial"/>
-          <w:kern w:val="0"/>
-          <w14:ligatures w14:val="none"/>
+          <w:rFonts w:ascii="Arial Narrow" w:eastAsia="Arial Narrow" w:hAnsi="Arial Narrow" w:cs="Arial Narrow"/>
+          <w:kern w:val="0"/>
+          <w14:ligatures w14:val="none"/>
+          <w:sz w:val="22"/>
+          <w:szCs w:val="22"/>
         </w:rPr>
         <w:t xml:space="preserve"/>
       </w:r>
       <w:r>
         <w:rPr>
-          <w:rFonts w:ascii="Arial Narrow" w:eastAsia="Times New Roman" w:hAnsi="Arial Narrow" w:cs="Arial"/>
-          <w:color w:val="000000"/>
-          <w:kern w:val="0"/>
+          <w:rFonts w:ascii="Arial Narrow" w:eastAsia="Arial Narrow" w:hAnsi="Arial Narrow" w:cs="Arial Narrow"/>
+          <w:color w:val="000000"/>
+          <w:kern w:val="0"/>
+          <w:sz w:val="22"/>
+          <w:szCs w:val="22"/>
           <w:lang w:val="es-ES" w:eastAsia="es-ES"/>
           <w14:ligatures w14:val="none"/>
         </w:rPr>
@@ -2584,9 +3024,11 @@
       <w:proofErr w:type="spellStart"/>
       <w:r>
         <w:rPr>
-          <w:rFonts w:ascii="Arial Narrow" w:eastAsia="Times New Roman" w:hAnsi="Arial Narrow" w:cs="Arial"/>
-          <w:color w:val="000000"/>
-          <w:kern w:val="0"/>
+          <w:rFonts w:ascii="Arial Narrow" w:eastAsia="Arial Narrow" w:hAnsi="Arial Narrow" w:cs="Arial Narrow"/>
+          <w:color w:val="000000"/>
+          <w:kern w:val="0"/>
+          <w:sz w:val="22"/>
+          <w:szCs w:val="22"/>
           <w:lang w:val="es-ES" w:eastAsia="es-ES"/>
           <w14:ligatures w14:val="none"/>
         </w:rPr>
@@ -2595,9 +3037,11 @@
       <w:proofErr w:type="spellEnd"/>
       <w:r>
         <w:rPr>
-          <w:rFonts w:ascii="Arial Narrow" w:eastAsia="Times New Roman" w:hAnsi="Arial Narrow" w:cs="Arial"/>
-          <w:color w:val="000000"/>
-          <w:kern w:val="0"/>
+          <w:rFonts w:ascii="Arial Narrow" w:eastAsia="Arial Narrow" w:hAnsi="Arial Narrow" w:cs="Arial Narrow"/>
+          <w:color w:val="000000"/>
+          <w:kern w:val="0"/>
+          <w:sz w:val="22"/>
+          <w:szCs w:val="22"/>
           <w:lang w:val="es-ES" w:eastAsia="es-ES"/>
           <w14:ligatures w14:val="none"/>
         </w:rPr>
@@ -2605,9 +3049,11 @@
       </w:r>
       <w:r>
         <w:rPr>
-          <w:rFonts w:ascii="Arial Narrow" w:eastAsia="Times New Roman" w:hAnsi="Arial Narrow" w:cs="Arial"/>
-          <w:color w:val="000000"/>
-          <w:kern w:val="0"/>
+          <w:rFonts w:ascii="Arial Narrow" w:eastAsia="Arial Narrow" w:hAnsi="Arial Narrow" w:cs="Arial Narrow"/>
+          <w:color w:val="000000"/>
+          <w:kern w:val="0"/>
+          <w:sz w:val="22"/>
+          <w:szCs w:val="22"/>
           <w:lang w:val="es-ES" w:eastAsia="es-ES"/>
           <w14:ligatures w14:val="none"/>
         </w:rPr>
@@ -2615,9 +3061,11 @@
       </w:r>
       <w:r>
         <w:rPr>
-          <w:rFonts w:ascii="Arial Narrow" w:eastAsia="Times New Roman" w:hAnsi="Arial Narrow" w:cs="Arial"/>
-          <w:color w:val="000000"/>
-          <w:kern w:val="0"/>
+          <w:rFonts w:ascii="Arial Narrow" w:eastAsia="Arial Narrow" w:hAnsi="Arial Narrow" w:cs="Arial Narrow"/>
+          <w:color w:val="000000"/>
+          <w:kern w:val="0"/>
+          <w:sz w:val="22"/>
+          <w:szCs w:val="22"/>
           <w:lang w:val="es-ES" w:eastAsia="es-ES"/>
           <w14:ligatures w14:val="none"/>
         </w:rPr>
@@ -2625,9 +3073,11 @@
       </w:r>
       <w:r>
         <w:rPr>
-          <w:rFonts w:ascii="Arial Narrow" w:eastAsia="Times New Roman" w:hAnsi="Arial Narrow" w:cs="Arial"/>
-          <w:color w:val="000000"/>
-          <w:kern w:val="0"/>
+          <w:rFonts w:ascii="Arial Narrow" w:eastAsia="Arial Narrow" w:hAnsi="Arial Narrow" w:cs="Arial Narrow"/>
+          <w:color w:val="000000"/>
+          <w:kern w:val="0"/>
+          <w:sz w:val="22"/>
+          <w:szCs w:val="22"/>
           <w:lang w:eastAsia="es-ES"/>
           <w14:ligatures w14:val="none"/>
         </w:rPr>
@@ -2635,9 +3085,11 @@
       </w:r>
       <w:r>
         <w:rPr>
-          <w:rFonts w:ascii="Arial Narrow" w:eastAsia="Times New Roman" w:hAnsi="Arial Narrow" w:cs="Arial"/>
-          <w:color w:val="000000"/>
-          <w:kern w:val="0"/>
+          <w:rFonts w:ascii="Arial Narrow" w:eastAsia="Arial Narrow" w:hAnsi="Arial Narrow" w:cs="Arial Narrow"/>
+          <w:color w:val="000000"/>
+          <w:kern w:val="0"/>
+          <w:sz w:val="22"/>
+          <w:szCs w:val="22"/>
           <w:lang w:eastAsia="es-ES"/>
           <w14:ligatures w14:val="none"/>
         </w:rPr>
@@ -2645,9 +3097,11 @@
       </w:r>
       <w:r>
         <w:rPr>
-          <w:rFonts w:ascii="Arial Narrow" w:eastAsia="Times New Roman" w:hAnsi="Arial Narrow" w:cs="Arial"/>
-          <w:color w:val="000000"/>
-          <w:kern w:val="0"/>
+          <w:rFonts w:ascii="Arial Narrow" w:eastAsia="Arial Narrow" w:hAnsi="Arial Narrow" w:cs="Arial Narrow"/>
+          <w:color w:val="000000"/>
+          <w:kern w:val="0"/>
+          <w:sz w:val="22"/>
+          <w:szCs w:val="22"/>
           <w:lang w:eastAsia="es-ES"/>
           <w14:ligatures w14:val="none"/>
         </w:rPr>
@@ -2655,9 +3109,11 @@
       </w:r>
       <w:r>
         <w:rPr>
-          <w:rFonts w:ascii="Arial Narrow" w:eastAsia="Times New Roman" w:hAnsi="Arial Narrow" w:cs="Arial"/>
-          <w:color w:val="000000"/>
-          <w:kern w:val="0"/>
+          <w:rFonts w:ascii="Arial Narrow" w:eastAsia="Arial Narrow" w:hAnsi="Arial Narrow" w:cs="Arial Narrow"/>
+          <w:color w:val="000000"/>
+          <w:kern w:val="0"/>
+          <w:sz w:val="22"/>
+          <w:szCs w:val="22"/>
           <w:lang w:eastAsia="es-ES"/>
           <w14:ligatures w14:val="none"/>
         </w:rPr>
@@ -2665,9 +3121,11 @@
       </w:r>
       <w:r>
         <w:rPr>
-          <w:rFonts w:ascii="Arial Narrow" w:eastAsia="Times New Roman" w:hAnsi="Arial Narrow" w:cs="Arial"/>
-          <w:color w:val="000000"/>
-          <w:kern w:val="0"/>
+          <w:rFonts w:ascii="Arial Narrow" w:eastAsia="Arial Narrow" w:hAnsi="Arial Narrow" w:cs="Arial Narrow"/>
+          <w:color w:val="000000"/>
+          <w:kern w:val="0"/>
+          <w:sz w:val="22"/>
+          <w:szCs w:val="22"/>
           <w:lang w:eastAsia="es-ES"/>
           <w14:ligatures w14:val="none"/>
         </w:rPr>
@@ -2675,9 +3133,11 @@
       </w:r>
       <w:r>
         <w:rPr>
-          <w:rFonts w:ascii="Arial Narrow" w:eastAsia="Times New Roman" w:hAnsi="Arial Narrow" w:cs="Arial"/>
-          <w:color w:val="000000"/>
-          <w:kern w:val="0"/>
+          <w:rFonts w:ascii="Arial Narrow" w:eastAsia="Arial Narrow" w:hAnsi="Arial Narrow" w:cs="Arial Narrow"/>
+          <w:color w:val="000000"/>
+          <w:kern w:val="0"/>
+          <w:sz w:val="22"/>
+          <w:szCs w:val="22"/>
           <w:lang w:eastAsia="es-ES"/>
           <w14:ligatures w14:val="none"/>
         </w:rPr>
@@ -2685,9 +3145,11 @@
       </w:r>
       <w:r>
         <w:rPr>
-          <w:rFonts w:ascii="Arial Narrow" w:eastAsia="Times New Roman" w:hAnsi="Arial Narrow" w:cs="Arial"/>
-          <w:color w:val="000000"/>
-          <w:kern w:val="0"/>
+          <w:rFonts w:ascii="Arial Narrow" w:eastAsia="Arial Narrow" w:hAnsi="Arial Narrow" w:cs="Arial Narrow"/>
+          <w:color w:val="000000"/>
+          <w:kern w:val="0"/>
+          <w:sz w:val="22"/>
+          <w:szCs w:val="22"/>
           <w:lang w:eastAsia="es-ES"/>
           <w14:ligatures w14:val="none"/>
         </w:rPr>
@@ -2695,9 +3157,11 @@
       </w:r>
       <w:r>
         <w:rPr>
-          <w:rFonts w:ascii="Arial Narrow" w:eastAsia="Times New Roman" w:hAnsi="Arial Narrow" w:cs="Arial"/>
-          <w:color w:val="000000"/>
-          <w:kern w:val="0"/>
+          <w:rFonts w:ascii="Arial Narrow" w:eastAsia="Arial Narrow" w:hAnsi="Arial Narrow" w:cs="Arial Narrow"/>
+          <w:color w:val="000000"/>
+          <w:kern w:val="0"/>
+          <w:sz w:val="22"/>
+          <w:szCs w:val="22"/>
           <w:lang w:eastAsia="es-ES"/>
           <w14:ligatures w14:val="none"/>
         </w:rPr>
@@ -2705,9 +3169,11 @@
       </w:r>
       <w:r>
         <w:rPr>
-          <w:rFonts w:ascii="Arial Narrow" w:eastAsia="Times New Roman" w:hAnsi="Arial Narrow" w:cs="Arial"/>
-          <w:color w:val="000000"/>
-          <w:kern w:val="0"/>
+          <w:rFonts w:ascii="Arial Narrow" w:eastAsia="Arial Narrow" w:hAnsi="Arial Narrow" w:cs="Arial Narrow"/>
+          <w:color w:val="000000"/>
+          <w:kern w:val="0"/>
+          <w:sz w:val="22"/>
+          <w:szCs w:val="22"/>
           <w:lang w:eastAsia="es-ES"/>
           <w14:ligatures w14:val="none"/>
         </w:rPr>
@@ -2716,9 +3182,11 @@
       <w:proofErr w:type="spellStart"/>
       <w:r>
         <w:rPr>
-          <w:rFonts w:ascii="Arial Narrow" w:eastAsia="Times New Roman" w:hAnsi="Arial Narrow" w:cs="Arial"/>
-          <w:color w:val="000000"/>
-          <w:kern w:val="0"/>
+          <w:rFonts w:ascii="Arial Narrow" w:eastAsia="Arial Narrow" w:hAnsi="Arial Narrow" w:cs="Arial Narrow"/>
+          <w:color w:val="000000"/>
+          <w:kern w:val="0"/>
+          <w:sz w:val="22"/>
+          <w:szCs w:val="22"/>
           <w:lang w:eastAsia="es-ES"/>
           <w14:ligatures w14:val="none"/>
         </w:rPr>
@@ -2727,9 +3195,11 @@
       <w:proofErr w:type="spellEnd"/>
       <w:r>
         <w:rPr>
-          <w:rFonts w:ascii="Arial Narrow" w:eastAsia="Times New Roman" w:hAnsi="Arial Narrow" w:cs="Arial"/>
-          <w:color w:val="000000"/>
-          <w:kern w:val="0"/>
+          <w:rFonts w:ascii="Arial Narrow" w:eastAsia="Arial Narrow" w:hAnsi="Arial Narrow" w:cs="Arial Narrow"/>
+          <w:color w:val="000000"/>
+          <w:kern w:val="0"/>
+          <w:sz w:val="22"/>
+          <w:szCs w:val="22"/>
           <w:lang w:eastAsia="es-ES"/>
           <w14:ligatures w14:val="none"/>
         </w:rPr>
@@ -2737,9 +3207,11 @@
       </w:r>
       <w:r>
         <w:rPr>
-          <w:rFonts w:ascii="Arial Narrow" w:eastAsia="Times New Roman" w:hAnsi="Arial Narrow" w:cs="Arial"/>
-          <w:color w:val="000000"/>
-          <w:kern w:val="0"/>
+          <w:rFonts w:ascii="Arial Narrow" w:eastAsia="Arial Narrow" w:hAnsi="Arial Narrow" w:cs="Arial Narrow"/>
+          <w:color w:val="000000"/>
+          <w:kern w:val="0"/>
+          <w:sz w:val="22"/>
+          <w:szCs w:val="22"/>
           <w:lang w:val="es-ES" w:eastAsia="es-ES"/>
           <w14:ligatures w14:val="none"/>
         </w:rPr>
@@ -2756,6 +3228,8 @@
           <w:b/>
           <w:color w:val="000000"/>
           <w:kern w:val="0"/>
+          <w:sz w:val="22"/>
+          <w:szCs w:val="22"/>
           <w:lang w:eastAsia="es-PE"/>
           <w14:ligatures w14:val="none"/>
         </w:rPr>
@@ -2780,6 +3254,8 @@
           <w:b/>
           <w:color w:val="000000"/>
           <w:kern w:val="0"/>
+          <w:sz w:val="22"/>
+          <w:szCs w:val="22"/>
           <w:lang w:eastAsia="es-PE"/>
           <w14:ligatures w14:val="none"/>
         </w:rPr>
@@ -2790,6 +3266,8 @@
           <w:b/>
           <w:color w:val="000000"/>
           <w:kern w:val="0"/>
+          <w:sz w:val="22"/>
+          <w:szCs w:val="22"/>
           <w:lang w:eastAsia="es-PE"/>
           <w14:ligatures w14:val="none"/>
         </w:rPr>
@@ -2807,6 +3285,8 @@
           <w:b/>
           <w:color w:val="000000"/>
           <w:kern w:val="0"/>
+          <w:sz w:val="22"/>
+          <w:szCs w:val="22"/>
           <w:lang w:eastAsia="es-PE"/>
           <w14:ligatures w14:val="none"/>
         </w:rPr>
@@ -2826,6 +3306,8 @@
           <w:rFonts w:ascii="Arial Narrow" w:eastAsia="Arial Narrow" w:hAnsi="Arial Narrow" w:cs="Arial Narrow"/>
           <w:kern w:val="0"/>
           <w14:ligatures w14:val="none"/>
+          <w:sz w:val="22"/>
+          <w:szCs w:val="22"/>
         </w:rPr>
       </w:pPr>
       <w:bookmarkStart w:id="1" w:name="_Hlk140755208"/>
@@ -2833,9 +3315,11 @@
       <w:bookmarkStart w:id="3" w:name="_Hlk155944687"/>
       <w:r>
         <w:rPr>
-          <w:rFonts w:ascii="Arial Narrow" w:eastAsia="Times New Roman" w:hAnsi="Arial Narrow" w:cs="Segoe UI"/>
-          <w:color w:val="000000"/>
-          <w:kern w:val="0"/>
+          <w:rFonts w:ascii="Arial Narrow" w:eastAsia="Arial Narrow" w:hAnsi="Arial Narrow" w:cs="Arial Narrow"/>
+          <w:color w:val="000000"/>
+          <w:kern w:val="0"/>
+          <w:sz w:val="22"/>
+          <w:szCs w:val="22"/>
           <w:lang w:eastAsia="es-PE"/>
           <w14:ligatures w14:val="none"/>
         </w:rPr>
@@ -2843,9 +3327,11 @@
       </w:r>
       <w:r>
         <w:rPr>
-          <w:rFonts w:ascii="Arial Narrow" w:eastAsia="Times New Roman" w:hAnsi="Arial Narrow" w:cs="Segoe UI"/>
-          <w:color w:val="000000"/>
-          <w:kern w:val="0"/>
+          <w:rFonts w:ascii="Arial Narrow" w:eastAsia="Arial Narrow" w:hAnsi="Arial Narrow" w:cs="Arial Narrow"/>
+          <w:color w:val="000000"/>
+          <w:kern w:val="0"/>
+          <w:sz w:val="22"/>
+          <w:szCs w:val="22"/>
           <w:lang w:eastAsia="es-PE"/>
           <w14:ligatures w14:val="none"/>
         </w:rPr>
@@ -2853,9 +3339,11 @@
       </w:r>
       <w:r>
         <w:rPr>
-          <w:rFonts w:ascii="Arial Narrow" w:eastAsia="Times New Roman" w:hAnsi="Arial Narrow" w:cs="Segoe UI"/>
-          <w:color w:val="000000"/>
-          <w:kern w:val="0"/>
+          <w:rFonts w:ascii="Arial Narrow" w:eastAsia="Arial Narrow" w:hAnsi="Arial Narrow" w:cs="Arial Narrow"/>
+          <w:color w:val="000000"/>
+          <w:kern w:val="0"/>
+          <w:sz w:val="22"/>
+          <w:szCs w:val="22"/>
           <w:lang w:eastAsia="es-PE"/>
           <w14:ligatures w14:val="none"/>
         </w:rPr>
@@ -2863,9 +3351,11 @@
       </w:r>
       <w:r>
         <w:rPr>
-          <w:rFonts w:ascii="Arial Narrow" w:eastAsia="Times New Roman" w:hAnsi="Arial Narrow" w:cs="Segoe UI"/>
-          <w:color w:val="000000"/>
-          <w:kern w:val="0"/>
+          <w:rFonts w:ascii="Arial Narrow" w:eastAsia="Arial Narrow" w:hAnsi="Arial Narrow" w:cs="Arial Narrow"/>
+          <w:color w:val="000000"/>
+          <w:kern w:val="0"/>
+          <w:sz w:val="22"/>
+          <w:szCs w:val="22"/>
           <w:lang w:eastAsia="es-PE"/>
           <w14:ligatures w14:val="none"/>
         </w:rPr>
@@ -2879,6 +3369,8 @@
           <w:rStyle w:val="Refdenotaalpie"/>
           <w:rFonts w:ascii="Arial Narrow" w:eastAsia="Arial Narrow" w:hAnsi="Arial Narrow" w:cs="Arial Narrow"/>
           <w:kern w:val="0"/>
+          <w:sz w:val="22"/>
+          <w:szCs w:val="22"/>
           <w:vertAlign w:val="superscript"/>
           <w14:ligatures w14:val="none"/>
         </w:rPr>
@@ -2886,9 +3378,11 @@
       </w:r>
       <w:r>
         <w:rPr>
-          <w:rFonts w:ascii="Arial Narrow" w:eastAsia="Times New Roman" w:hAnsi="Arial Narrow" w:cs="Segoe UI"/>
-          <w:color w:val="000000"/>
-          <w:kern w:val="0"/>
+          <w:rFonts w:ascii="Arial Narrow" w:eastAsia="Arial Narrow" w:hAnsi="Arial Narrow" w:cs="Arial Narrow"/>
+          <w:color w:val="000000"/>
+          <w:kern w:val="0"/>
+          <w:sz w:val="22"/>
+          <w:szCs w:val="22"/>
           <w:lang w:eastAsia="es-PE"/>
           <w14:ligatures w14:val="none"/>
         </w:rPr>
@@ -2899,14 +3393,18 @@
           <w:rFonts w:ascii="Arial Narrow" w:eastAsia="Arial Narrow" w:hAnsi="Arial Narrow" w:cs="Arial Narrow"/>
           <w:kern w:val="0"/>
           <w14:ligatures w14:val="none"/>
+          <w:sz w:val="22"/>
+          <w:szCs w:val="22"/>
         </w:rPr>
         <w:t xml:space="preserve">que el hecho denunciado, consistente en </w:t>
       </w:r>
       <w:r>
         <w:rPr>
-          <w:rFonts w:ascii="Arial Narrow" w:eastAsia="Times New Roman" w:hAnsi="Arial Narrow" w:cs="Times New Roman"/>
-          <w:color w:val="000000"/>
-          <w:kern w:val="0"/>
+          <w:rFonts w:ascii="Arial Narrow" w:eastAsia="Arial Narrow" w:hAnsi="Arial Narrow" w:cs="Arial Narrow"/>
+          <w:color w:val="000000"/>
+          <w:kern w:val="0"/>
+          <w:sz w:val="22"/>
+          <w:szCs w:val="22"/>
           <w:shd w:val="clear" w:color="auto" w:fill="FFFFFF"/>
           <w:lang w:eastAsia="es-PE"/>
           <w14:ligatures w14:val="none"/>
@@ -2918,6 +3416,8 @@
           <w:rFonts w:ascii="Arial Narrow" w:eastAsia="Arial Narrow" w:hAnsi="Arial Narrow" w:cs="Arial Narrow"/>
           <w:kern w:val="0"/>
           <w14:ligatures w14:val="none"/>
+          <w:sz w:val="22"/>
+          <w:szCs w:val="22"/>
         </w:rPr>
         <w:t>; involucraría una pres</w:t>
       </w:r>
@@ -2926,14 +3426,18 @@
           <w:rFonts w:ascii="Arial Narrow" w:eastAsia="Arial Narrow" w:hAnsi="Arial Narrow" w:cs="Arial Narrow"/>
           <w:kern w:val="0"/>
           <w14:ligatures w14:val="none"/>
+          <w:sz w:val="22"/>
+          <w:szCs w:val="22"/>
         </w:rPr>
         <w:t>unta afectación a sus expectativas, quien no habría encontrado una correspondencia entre lo que esperaba recibir de parte del proveedor y lo que realmente recibió. Por consiguiente, corresponde calificar el hecho materia de denuncia como una presunta infracción al deber de idoneidad, tipificado en los artículos 18</w:t>
       </w:r>
       <w:r>
         <w:rPr>
-          <w:rFonts w:ascii="Arial Narrow" w:eastAsia="Times New Roman" w:hAnsi="Arial Narrow" w:cs="Segoe UI"/>
-          <w:color w:val="000000"/>
-          <w:kern w:val="0"/>
+          <w:rFonts w:ascii="Arial Narrow" w:eastAsia="Arial Narrow" w:hAnsi="Arial Narrow" w:cs="Arial Narrow"/>
+          <w:color w:val="000000"/>
+          <w:kern w:val="0"/>
+          <w:sz w:val="22"/>
+          <w:szCs w:val="22"/>
           <w:lang w:eastAsia="es-PE"/>
           <w14:ligatures w14:val="none"/>
         </w:rPr>
@@ -2944,14 +3448,18 @@
           <w:rFonts w:ascii="Arial Narrow" w:eastAsia="Arial Narrow" w:hAnsi="Arial Narrow" w:cs="Arial Narrow"/>
           <w:kern w:val="0"/>
           <w14:ligatures w14:val="none"/>
+          <w:sz w:val="22"/>
+          <w:szCs w:val="22"/>
         </w:rPr>
         <w:t xml:space="preserve"> y 19</w:t>
       </w:r>
       <w:r>
         <w:rPr>
-          <w:rFonts w:ascii="Arial Narrow" w:eastAsia="Times New Roman" w:hAnsi="Arial Narrow" w:cs="Segoe UI"/>
-          <w:color w:val="000000"/>
-          <w:kern w:val="0"/>
+          <w:rFonts w:ascii="Arial Narrow" w:eastAsia="Arial Narrow" w:hAnsi="Arial Narrow" w:cs="Arial Narrow"/>
+          <w:color w:val="000000"/>
+          <w:kern w:val="0"/>
+          <w:sz w:val="22"/>
+          <w:szCs w:val="22"/>
           <w:lang w:eastAsia="es-PE"/>
           <w14:ligatures w14:val="none"/>
         </w:rPr>
@@ -2962,6 +3470,8 @@
           <w:rFonts w:ascii="Arial Narrow" w:eastAsia="Arial Narrow" w:hAnsi="Arial Narrow" w:cs="Arial Narrow"/>
           <w:kern w:val="0"/>
           <w14:ligatures w14:val="none"/>
+          <w:sz w:val="22"/>
+          <w:szCs w:val="22"/>
         </w:rPr>
         <w:t xml:space="preserve"> del Código</w:t>
       </w:r>
@@ -2970,6 +3480,8 @@
           <w:rFonts w:ascii="Arial Narrow" w:eastAsia="Arial Narrow" w:hAnsi="Arial Narrow" w:cs="Arial Narrow"/>
           <w:kern w:val="0"/>
           <w14:ligatures w14:val="none"/>
+          <w:sz w:val="22"/>
+          <w:szCs w:val="22"/>
         </w:rPr>
         <w:t>.</w:t>
       </w:r>
@@ -2981,8 +3493,10 @@
         <w:ind w:left="567"/>
         <w:jc w:val="both"/>
         <w:rPr>
-          <w:rFonts w:ascii="Arial Narrow" w:eastAsia="Calibri" w:hAnsi="Arial Narrow" w:cs="Arial Narrow"/>
-          <w:kern w:val="0"/>
+          <w:rFonts w:ascii="Arial Narrow" w:eastAsia="Arial Narrow" w:hAnsi="Arial Narrow" w:cs="Arial Narrow"/>
+          <w:kern w:val="0"/>
+          <w:sz w:val="22"/>
+          <w:szCs w:val="22"/>
           <w:lang w:eastAsia="es-PE"/>
           <w14:ligatures w14:val="none"/>
         </w:rPr>
@@ -2999,17 +3513,21 @@
         <w:ind w:left="567" w:hanging="567"/>
         <w:jc w:val="both"/>
         <w:rPr>
-          <w:rFonts w:ascii="Arial Narrow" w:eastAsia="Calibri" w:hAnsi="Arial Narrow" w:cs="Arial Narrow"/>
-          <w:kern w:val="0"/>
-          <w:lang w:eastAsia="es-PE"/>
-          <w14:ligatures w14:val="none"/>
-        </w:rPr>
-      </w:pPr>
-      <w:r>
-        <w:rPr>
-          <w:rFonts w:ascii="Arial Narrow" w:eastAsia="Arial" w:hAnsi="Arial Narrow" w:cs="Arial"/>
-          <w:color w:val="000000"/>
-          <w:kern w:val="0"/>
+          <w:rFonts w:ascii="Arial Narrow" w:eastAsia="Arial Narrow" w:hAnsi="Arial Narrow" w:cs="Arial Narrow"/>
+          <w:kern w:val="0"/>
+          <w:sz w:val="22"/>
+          <w:szCs w:val="22"/>
+          <w:lang w:eastAsia="es-PE"/>
+          <w14:ligatures w14:val="none"/>
+        </w:rPr>
+      </w:pPr>
+      <w:r>
+        <w:rPr>
+          <w:rFonts w:ascii="Arial Narrow" w:eastAsia="Arial Narrow" w:hAnsi="Arial Narrow" w:cs="Arial Narrow"/>
+          <w:color w:val="000000"/>
+          <w:kern w:val="0"/>
+          <w:sz w:val="22"/>
+          <w:szCs w:val="22"/>
           <w:lang w:eastAsia="es-PE"/>
           <w14:ligatures w14:val="none"/>
         </w:rPr>
@@ -3020,6 +3538,8 @@
           <w:rStyle w:val="Refdenotaalpie"/>
           <w:rFonts w:ascii="Arial Narrow" w:eastAsia="Arial Narrow" w:hAnsi="Arial Narrow" w:cs="Arial Narrow"/>
           <w:kern w:val="0"/>
+          <w:sz w:val="22"/>
+          <w:szCs w:val="22"/>
           <w:vertAlign w:val="superscript"/>
           <w14:ligatures w14:val="none"/>
         </w:rPr>
@@ -3027,9 +3547,11 @@
       </w:r>
       <w:r>
         <w:rPr>
-          <w:rFonts w:ascii="Arial Narrow" w:eastAsia="Arial" w:hAnsi="Arial Narrow" w:cs="Arial"/>
-          <w:color w:val="000000"/>
-          <w:kern w:val="0"/>
+          <w:rFonts w:ascii="Arial Narrow" w:eastAsia="Arial Narrow" w:hAnsi="Arial Narrow" w:cs="Arial Narrow"/>
+          <w:color w:val="000000"/>
+          <w:kern w:val="0"/>
+          <w:sz w:val="22"/>
+          <w:szCs w:val="22"/>
           <w:lang w:eastAsia="es-PE"/>
           <w14:ligatures w14:val="none"/>
         </w:rPr>
@@ -3046,6 +3568,8 @@
           <w:rFonts w:ascii="Arial Narrow" w:eastAsia="Arial Narrow" w:hAnsi="Arial Narrow" w:cs="Arial Narrow"/>
           <w:color w:val="000000"/>
           <w:kern w:val="0"/>
+          <w:sz w:val="22"/>
+          <w:szCs w:val="22"/>
           <w:lang w:eastAsia="es-PE"/>
           <w14:ligatures w14:val="none"/>
         </w:rPr>
@@ -3070,6 +3594,8 @@
           <w:b/>
           <w:color w:val="000000"/>
           <w:kern w:val="0"/>
+          <w:sz w:val="22"/>
+          <w:szCs w:val="22"/>
           <w:lang w:eastAsia="es-PE"/>
           <w14:ligatures w14:val="none"/>
         </w:rPr>
@@ -3080,20 +3606,24 @@
           <w:b/>
           <w:color w:val="000000"/>
           <w:kern w:val="0"/>
-          <w:lang w:eastAsia="es-PE"/>
-          <w14:ligatures w14:val="none"/>
-        </w:rPr>
-        <w:t>REQUERIMIENTO DE INFORMACION</w:t>
-      </w:r>
-    </w:p>
-    <w:p>
-      <w:pPr>
-        <w:spacing w:after="0" w:line="240" w:lineRule="auto"/>
-        <w:jc w:val="both"/>
-        <w:rPr>
-          <w:rFonts w:ascii="Arial Narrow" w:eastAsia="Times New Roman" w:hAnsi="Arial Narrow" w:cs="Arial"/>
-          <w:color w:val="000000"/>
-          <w:kern w:val="0"/>
+          <w:sz w:val="22"/>
+          <w:szCs w:val="22"/>
+          <w:lang w:eastAsia="es-PE"/>
+          <w14:ligatures w14:val="none"/>
+        </w:rPr>
+        <w:t>REQUERIMIENTO DE INFORMACIÓN</w:t>
+      </w:r>
+    </w:p>
+    <w:p>
+      <w:pPr>
+        <w:spacing w:after="0" w:line="240" w:lineRule="auto"/>
+        <w:jc w:val="both"/>
+        <w:rPr>
+          <w:rFonts w:ascii="Arial Narrow" w:eastAsia="Arial Narrow" w:hAnsi="Arial Narrow" w:cs="Arial Narrow"/>
+          <w:color w:val="000000"/>
+          <w:kern w:val="0"/>
+          <w:sz w:val="22"/>
+          <w:szCs w:val="22"/>
           <w:lang w:val="es-ES" w:eastAsia="es-ES"/>
           <w14:ligatures w14:val="none"/>
         </w:rPr>
@@ -3110,18 +3640,22 @@
         <w:ind w:left="567" w:hanging="567"/>
         <w:jc w:val="both"/>
         <w:rPr>
-          <w:rFonts w:ascii="Arial Narrow" w:eastAsia="Times New Roman" w:hAnsi="Arial Narrow" w:cs="Arial"/>
-          <w:color w:val="000000"/>
-          <w:kern w:val="0"/>
+          <w:rFonts w:ascii="Arial Narrow" w:eastAsia="Arial Narrow" w:hAnsi="Arial Narrow" w:cs="Arial Narrow"/>
+          <w:color w:val="000000"/>
+          <w:kern w:val="0"/>
+          <w:sz w:val="22"/>
+          <w:szCs w:val="22"/>
           <w:lang w:val="es-ES" w:eastAsia="es-ES"/>
           <w14:ligatures w14:val="none"/>
         </w:rPr>
       </w:pPr>
       <w:r>
         <w:rPr>
-          <w:rFonts w:ascii="Arial Narrow" w:eastAsia="Times New Roman" w:hAnsi="Arial Narrow" w:cs="Arial"/>
-          <w:color w:val="000000"/>
-          <w:kern w:val="0"/>
+          <w:rFonts w:ascii="Arial Narrow" w:eastAsia="Arial Narrow" w:hAnsi="Arial Narrow" w:cs="Arial Narrow"/>
+          <w:color w:val="000000"/>
+          <w:kern w:val="0"/>
+          <w:sz w:val="22"/>
+          <w:szCs w:val="22"/>
           <w:lang w:val="es-ES" w:eastAsia="es-ES"/>
           <w14:ligatures w14:val="none"/>
         </w:rPr>
@@ -3129,9 +3663,11 @@
       </w:r>
       <w:r>
         <w:rPr>
-          <w:rFonts w:ascii="Arial Narrow" w:eastAsia="Times New Roman" w:hAnsi="Arial Narrow" w:cs="Arial"/>
-          <w:color w:val="000000"/>
-          <w:kern w:val="0"/>
+          <w:rFonts w:ascii="Arial Narrow" w:eastAsia="Arial Narrow" w:hAnsi="Arial Narrow" w:cs="Arial Narrow"/>
+          <w:color w:val="000000"/>
+          <w:kern w:val="0"/>
+          <w:sz w:val="22"/>
+          <w:szCs w:val="22"/>
           <w:lang w:val="es-ES" w:eastAsia="es-ES"/>
           <w14:ligatures w14:val="none"/>
         </w:rPr>
@@ -3139,9 +3675,11 @@
       </w:r>
       <w:r>
         <w:rPr>
-          <w:rFonts w:ascii="Arial Narrow" w:eastAsia="Times New Roman" w:hAnsi="Arial Narrow" w:cs="Arial"/>
-          <w:color w:val="000000"/>
-          <w:kern w:val="0"/>
+          <w:rFonts w:ascii="Arial Narrow" w:eastAsia="Arial Narrow" w:hAnsi="Arial Narrow" w:cs="Arial Narrow"/>
+          <w:color w:val="000000"/>
+          <w:kern w:val="0"/>
+          <w:sz w:val="22"/>
+          <w:szCs w:val="22"/>
           <w:lang w:val="es-ES" w:eastAsia="es-ES"/>
           <w14:ligatures w14:val="none"/>
         </w:rPr>
@@ -3149,9 +3687,11 @@
       </w:r>
       <w:r>
         <w:rPr>
-          <w:rFonts w:ascii="Arial Narrow" w:eastAsia="Times New Roman" w:hAnsi="Arial Narrow" w:cs="Arial"/>
-          <w:color w:val="000000"/>
-          <w:kern w:val="0"/>
+          <w:rFonts w:ascii="Arial Narrow" w:eastAsia="Arial Narrow" w:hAnsi="Arial Narrow" w:cs="Arial Narrow"/>
+          <w:color w:val="000000"/>
+          <w:kern w:val="0"/>
+          <w:sz w:val="22"/>
+          <w:szCs w:val="22"/>
           <w:lang w:val="es-ES" w:eastAsia="es-ES"/>
           <w14:ligatures w14:val="none"/>
         </w:rPr>
@@ -3159,9 +3699,11 @@
       </w:r>
       <w:r>
         <w:rPr>
-          <w:rFonts w:ascii="Arial Narrow" w:eastAsia="Times New Roman" w:hAnsi="Arial Narrow" w:cs="Arial"/>
-          <w:color w:val="000000"/>
-          <w:kern w:val="0"/>
+          <w:rFonts w:ascii="Arial Narrow" w:eastAsia="Arial Narrow" w:hAnsi="Arial Narrow" w:cs="Arial Narrow"/>
+          <w:color w:val="000000"/>
+          <w:kern w:val="0"/>
+          <w:sz w:val="22"/>
+          <w:szCs w:val="22"/>
           <w:lang w:val="es-ES" w:eastAsia="es-ES"/>
           <w14:ligatures w14:val="none"/>
         </w:rPr>
@@ -3169,9 +3711,11 @@
       </w:r>
       <w:r>
         <w:rPr>
-          <w:rFonts w:ascii="Arial Narrow" w:eastAsia="Times New Roman" w:hAnsi="Arial Narrow" w:cs="Arial"/>
-          <w:color w:val="000000"/>
-          <w:kern w:val="0"/>
+          <w:rFonts w:ascii="Arial Narrow" w:eastAsia="Arial Narrow" w:hAnsi="Arial Narrow" w:cs="Arial Narrow"/>
+          <w:color w:val="000000"/>
+          <w:kern w:val="0"/>
+          <w:sz w:val="22"/>
+          <w:szCs w:val="22"/>
           <w:lang w:val="es-ES" w:eastAsia="es-ES"/>
           <w14:ligatures w14:val="none"/>
         </w:rPr>
@@ -3179,9 +3723,11 @@
       </w:r>
       <w:r>
         <w:rPr>
-          <w:rFonts w:ascii="Arial Narrow" w:eastAsia="Times New Roman" w:hAnsi="Arial Narrow" w:cs="Arial"/>
-          <w:color w:val="000000"/>
-          <w:kern w:val="0"/>
+          <w:rFonts w:ascii="Arial Narrow" w:eastAsia="Arial Narrow" w:hAnsi="Arial Narrow" w:cs="Arial Narrow"/>
+          <w:color w:val="000000"/>
+          <w:kern w:val="0"/>
+          <w:sz w:val="22"/>
+          <w:szCs w:val="22"/>
           <w:lang w:val="es-ES" w:eastAsia="es-ES"/>
           <w14:ligatures w14:val="none"/>
         </w:rPr>
@@ -3189,9 +3735,11 @@
       </w:r>
       <w:r>
         <w:rPr>
-          <w:rFonts w:ascii="Arial Narrow" w:eastAsia="Times New Roman" w:hAnsi="Arial Narrow" w:cs="Arial"/>
-          <w:color w:val="000000"/>
-          <w:kern w:val="0"/>
+          <w:rFonts w:ascii="Arial Narrow" w:eastAsia="Arial Narrow" w:hAnsi="Arial Narrow" w:cs="Arial Narrow"/>
+          <w:color w:val="000000"/>
+          <w:kern w:val="0"/>
+          <w:sz w:val="22"/>
+          <w:szCs w:val="22"/>
           <w:lang w:val="es-ES" w:eastAsia="es-ES"/>
           <w14:ligatures w14:val="none"/>
         </w:rPr>
@@ -3200,9 +3748,11 @@
       </w:r>
       <w:r>
         <w:rPr>
-          <w:rFonts w:ascii="Arial Narrow" w:eastAsia="Times New Roman" w:hAnsi="Arial Narrow" w:cs="Arial"/>
-          <w:color w:val="000000"/>
-          <w:kern w:val="0"/>
+          <w:rFonts w:ascii="Arial Narrow" w:eastAsia="Arial Narrow" w:hAnsi="Arial Narrow" w:cs="Arial Narrow"/>
+          <w:color w:val="000000"/>
+          <w:kern w:val="0"/>
+          <w:sz w:val="22"/>
+          <w:szCs w:val="22"/>
           <w:lang w:val="es-ES" w:eastAsia="es-ES"/>
           <w14:ligatures w14:val="none"/>
         </w:rPr>
@@ -3210,9 +3760,11 @@
       </w:r>
       <w:r>
         <w:rPr>
-          <w:rFonts w:ascii="Arial Narrow" w:eastAsia="Times New Roman" w:hAnsi="Arial Narrow" w:cs="Arial"/>
-          <w:color w:val="000000"/>
-          <w:kern w:val="0"/>
+          <w:rFonts w:ascii="Arial Narrow" w:eastAsia="Arial Narrow" w:hAnsi="Arial Narrow" w:cs="Arial Narrow"/>
+          <w:color w:val="000000"/>
+          <w:kern w:val="0"/>
+          <w:sz w:val="22"/>
+          <w:szCs w:val="22"/>
           <w:lang w:val="es-ES" w:eastAsia="es-ES"/>
           <w14:ligatures w14:val="none"/>
         </w:rPr>
@@ -3220,9 +3772,11 @@
       </w:r>
       <w:r>
         <w:rPr>
-          <w:rFonts w:ascii="Arial Narrow" w:eastAsia="Times New Roman" w:hAnsi="Arial Narrow" w:cs="Arial"/>
-          <w:color w:val="000000"/>
-          <w:kern w:val="0"/>
+          <w:rFonts w:ascii="Arial Narrow" w:eastAsia="Arial Narrow" w:hAnsi="Arial Narrow" w:cs="Arial Narrow"/>
+          <w:color w:val="000000"/>
+          <w:kern w:val="0"/>
+          <w:sz w:val="22"/>
+          <w:szCs w:val="22"/>
           <w:lang w:val="es-ES" w:eastAsia="es-ES"/>
           <w14:ligatures w14:val="none"/>
         </w:rPr>
@@ -3230,9 +3784,11 @@
       </w:r>
       <w:r>
         <w:rPr>
-          <w:rFonts w:ascii="Arial Narrow" w:eastAsia="Times New Roman" w:hAnsi="Arial Narrow" w:cs="Arial"/>
-          <w:color w:val="000000"/>
-          <w:kern w:val="0"/>
+          <w:rFonts w:ascii="Arial Narrow" w:eastAsia="Arial Narrow" w:hAnsi="Arial Narrow" w:cs="Arial Narrow"/>
+          <w:color w:val="000000"/>
+          <w:kern w:val="0"/>
+          <w:sz w:val="22"/>
+          <w:szCs w:val="22"/>
           <w:lang w:val="es-ES" w:eastAsia="es-ES"/>
           <w14:ligatures w14:val="none"/>
         </w:rPr>
@@ -3240,9 +3796,11 @@
       </w:r>
       <w:r>
         <w:rPr>
-          <w:rFonts w:ascii="Arial Narrow" w:eastAsia="Times New Roman" w:hAnsi="Arial Narrow" w:cs="Arial"/>
-          <w:color w:val="000000"/>
-          <w:kern w:val="0"/>
+          <w:rFonts w:ascii="Arial Narrow" w:eastAsia="Arial Narrow" w:hAnsi="Arial Narrow" w:cs="Arial Narrow"/>
+          <w:color w:val="000000"/>
+          <w:kern w:val="0"/>
+          <w:sz w:val="22"/>
+          <w:szCs w:val="22"/>
           <w:lang w:val="es-ES" w:eastAsia="es-ES"/>
           <w14:ligatures w14:val="none"/>
         </w:rPr>
@@ -3250,9 +3808,11 @@
       </w:r>
       <w:r>
         <w:rPr>
-          <w:rFonts w:ascii="Arial Narrow" w:eastAsia="Times New Roman" w:hAnsi="Arial Narrow" w:cs="Arial"/>
-          <w:color w:val="000000"/>
-          <w:kern w:val="0"/>
+          <w:rFonts w:ascii="Arial Narrow" w:eastAsia="Arial Narrow" w:hAnsi="Arial Narrow" w:cs="Arial Narrow"/>
+          <w:color w:val="000000"/>
+          <w:kern w:val="0"/>
+          <w:sz w:val="22"/>
+          <w:szCs w:val="22"/>
           <w:lang w:val="es-ES" w:eastAsia="es-ES"/>
           <w14:ligatures w14:val="none"/>
         </w:rPr>
@@ -3266,9 +3826,11 @@
         <w:ind w:left="567"/>
         <w:jc w:val="both"/>
         <w:rPr>
-          <w:rFonts w:ascii="Arial Narrow" w:eastAsia="Times New Roman" w:hAnsi="Arial Narrow" w:cs="Arial"/>
-          <w:color w:val="000000"/>
-          <w:kern w:val="0"/>
+          <w:rFonts w:ascii="Arial Narrow" w:eastAsia="Arial Narrow" w:hAnsi="Arial Narrow" w:cs="Arial Narrow"/>
+          <w:color w:val="000000"/>
+          <w:kern w:val="0"/>
+          <w:sz w:val="22"/>
+          <w:szCs w:val="22"/>
           <w:lang w:val="es-ES" w:eastAsia="es-ES"/>
           <w14:ligatures w14:val="none"/>
         </w:rPr>
@@ -3293,6 +3855,8 @@
           <w:b/>
           <w:color w:val="000000"/>
           <w:kern w:val="0"/>
+          <w:sz w:val="22"/>
+          <w:szCs w:val="22"/>
           <w:lang w:eastAsia="es-PE"/>
           <w14:ligatures w14:val="none"/>
         </w:rPr>
@@ -3303,6 +3867,8 @@
           <w:b/>
           <w:color w:val="000000"/>
           <w:kern w:val="0"/>
+          <w:sz w:val="22"/>
+          <w:szCs w:val="22"/>
           <w:lang w:eastAsia="es-PE"/>
           <w14:ligatures w14:val="none"/>
         </w:rPr>
@@ -3318,19 +3884,23 @@
           <w:b/>
           <w:color w:val="000000"/>
           <w:kern w:val="0"/>
-          <w:lang w:eastAsia="es-PE"/>
-          <w14:ligatures w14:val="none"/>
-        </w:rPr>
-      </w:pPr>
-    </w:p>
-    <w:p>
-      <w:pPr>
-        <w:spacing w:after="0" w:line="240" w:lineRule="auto"/>
-        <w:jc w:val="both"/>
-        <w:rPr>
-          <w:rFonts w:ascii="Arial Narrow" w:eastAsia="Arial Narrow" w:hAnsi="Arial Narrow" w:cs="Arial Narrow"/>
-          <w:kern w:val="0"/>
-          <w14:ligatures w14:val="none"/>
+          <w:sz w:val="22"/>
+          <w:szCs w:val="22"/>
+          <w:lang w:eastAsia="es-PE"/>
+          <w14:ligatures w14:val="none"/>
+        </w:rPr>
+      </w:pPr>
+    </w:p>
+    <w:p>
+      <w:pPr>
+        <w:spacing w:after="0" w:line="240" w:lineRule="auto"/>
+        <w:jc w:val="both"/>
+        <w:rPr>
+          <w:rFonts w:ascii="Arial Narrow" w:eastAsia="Arial Narrow" w:hAnsi="Arial Narrow" w:cs="Arial Narrow"/>
+          <w:kern w:val="0"/>
+          <w14:ligatures w14:val="none"/>
+          <w:sz w:val="22"/>
+          <w:szCs w:val="22"/>
         </w:rPr>
       </w:pPr>
       <w:r>
@@ -3339,6 +3909,8 @@
           <w:b/>
           <w:color w:val="000000"/>
           <w:kern w:val="0"/>
+          <w:sz w:val="22"/>
+          <w:szCs w:val="22"/>
           <w:lang w:eastAsia="es-PE"/>
           <w14:ligatures w14:val="none"/>
         </w:rPr>
@@ -3346,9 +3918,11 @@
       </w:r>
       <w:r>
         <w:rPr>
-          <w:rFonts w:ascii="Arial Narrow" w:eastAsia="Times New Roman" w:hAnsi="Arial Narrow" w:cs="Times New Roman"/>
-          <w:color w:val="000000"/>
-          <w:kern w:val="0"/>
+          <w:rFonts w:ascii="Arial Narrow" w:eastAsia="Arial Narrow" w:hAnsi="Arial Narrow" w:cs="Arial Narrow"/>
+          <w:color w:val="000000"/>
+          <w:kern w:val="0"/>
+          <w:sz w:val="22"/>
+          <w:szCs w:val="22"/>
           <w:shd w:val="clear" w:color="auto" w:fill="FFFFFF"/>
           <w:lang w:eastAsia="es-PE"/>
           <w14:ligatures w14:val="none"/>
@@ -3357,9 +3931,11 @@
       </w:r>
       <w:r>
         <w:rPr>
-          <w:rFonts w:ascii="Arial Narrow" w:eastAsia="Times New Roman" w:hAnsi="Arial Narrow" w:cs="Arial"/>
-          <w:color w:val="000000"/>
-          <w:kern w:val="0"/>
+          <w:rFonts w:ascii="Arial Narrow" w:eastAsia="Arial Narrow" w:hAnsi="Arial Narrow" w:cs="Arial Narrow"/>
+          <w:color w:val="000000"/>
+          <w:kern w:val="0"/>
+          <w:sz w:val="22"/>
+          <w:szCs w:val="22"/>
           <w:lang w:val="es-ES" w:eastAsia="es-ES"/>
           <w14:ligatures w14:val="none"/>
         </w:rPr>
@@ -3367,9 +3943,11 @@
       </w:r>
       <w:r>
         <w:rPr>
-          <w:rFonts w:ascii="Arial Narrow" w:eastAsia="Times New Roman" w:hAnsi="Arial Narrow" w:cs="Arial"/>
-          <w:color w:val="000000"/>
-          <w:kern w:val="0"/>
+          <w:rFonts w:ascii="Arial Narrow" w:eastAsia="Arial Narrow" w:hAnsi="Arial Narrow" w:cs="Arial Narrow"/>
+          <w:color w:val="000000"/>
+          <w:kern w:val="0"/>
+          <w:sz w:val="22"/>
+          <w:szCs w:val="22"/>
           <w:lang w:val="es-ES" w:eastAsia="es-ES"/>
           <w14:ligatures w14:val="none"/>
         </w:rPr>
@@ -3377,9 +3955,11 @@
       </w:r>
       <w:r>
         <w:rPr>
-          <w:rFonts w:ascii="Arial Narrow" w:eastAsia="Times New Roman" w:hAnsi="Arial Narrow" w:cs="Times New Roman"/>
-          <w:color w:val="000000"/>
-          <w:kern w:val="0"/>
+          <w:rFonts w:ascii="Arial Narrow" w:eastAsia="Arial Narrow" w:hAnsi="Arial Narrow" w:cs="Arial Narrow"/>
+          <w:color w:val="000000"/>
+          <w:kern w:val="0"/>
+          <w:sz w:val="22"/>
+          <w:szCs w:val="22"/>
           <w:shd w:val="clear" w:color="auto" w:fill="FFFFFF"/>
           <w:lang w:eastAsia="es-PE"/>
           <w14:ligatures w14:val="none"/>
@@ -3388,9 +3968,11 @@
       </w:r>
       <w:r>
         <w:rPr>
-          <w:rFonts w:ascii="Arial Narrow" w:eastAsia="Times New Roman" w:hAnsi="Arial Narrow" w:cs="Times New Roman"/>
-          <w:color w:val="000000"/>
-          <w:kern w:val="0"/>
+          <w:rFonts w:ascii="Arial Narrow" w:eastAsia="Arial Narrow" w:hAnsi="Arial Narrow" w:cs="Arial Narrow"/>
+          <w:color w:val="000000"/>
+          <w:kern w:val="0"/>
+          <w:sz w:val="22"/>
+          <w:szCs w:val="22"/>
           <w:shd w:val="clear" w:color="auto" w:fill="FFFFFF"/>
           <w:lang w:eastAsia="es-PE"/>
           <w14:ligatures w14:val="none"/>
@@ -3400,9 +3982,11 @@
       <w:proofErr w:type="spellStart"/>
       <w:r>
         <w:rPr>
-          <w:rFonts w:ascii="Arial Narrow" w:eastAsia="Times New Roman" w:hAnsi="Arial Narrow" w:cs="Times New Roman"/>
-          <w:color w:val="000000"/>
-          <w:kern w:val="0"/>
+          <w:rFonts w:ascii="Arial Narrow" w:eastAsia="Arial Narrow" w:hAnsi="Arial Narrow" w:cs="Arial Narrow"/>
+          <w:color w:val="000000"/>
+          <w:kern w:val="0"/>
+          <w:sz w:val="22"/>
+          <w:szCs w:val="22"/>
           <w:shd w:val="clear" w:color="auto" w:fill="FFFFFF"/>
           <w:lang w:eastAsia="es-PE"/>
           <w14:ligatures w14:val="none"/>
@@ -3412,9 +3996,11 @@
       <w:proofErr w:type="spellEnd"/>
       <w:r>
         <w:rPr>
-          <w:rFonts w:ascii="Arial Narrow" w:eastAsia="Times New Roman" w:hAnsi="Arial Narrow" w:cs="Times New Roman"/>
-          <w:color w:val="000000"/>
-          <w:kern w:val="0"/>
+          <w:rFonts w:ascii="Arial Narrow" w:eastAsia="Arial Narrow" w:hAnsi="Arial Narrow" w:cs="Arial Narrow"/>
+          <w:color w:val="000000"/>
+          <w:kern w:val="0"/>
+          <w:sz w:val="22"/>
+          <w:szCs w:val="22"/>
           <w:shd w:val="clear" w:color="auto" w:fill="FFFFFF"/>
           <w:lang w:eastAsia="es-PE"/>
           <w14:ligatures w14:val="none"/>
@@ -3423,9 +4009,11 @@
       </w:r>
       <w:r>
         <w:rPr>
-          <w:rFonts w:ascii="Arial Narrow" w:eastAsia="Times New Roman" w:hAnsi="Arial Narrow" w:cs="Times New Roman"/>
-          <w:color w:val="000000"/>
-          <w:kern w:val="0"/>
+          <w:rFonts w:ascii="Arial Narrow" w:eastAsia="Arial Narrow" w:hAnsi="Arial Narrow" w:cs="Arial Narrow"/>
+          <w:color w:val="000000"/>
+          <w:kern w:val="0"/>
+          <w:sz w:val="22"/>
+          <w:szCs w:val="22"/>
           <w:shd w:val="clear" w:color="auto" w:fill="FFFFFF"/>
           <w:lang w:eastAsia="es-PE"/>
           <w14:ligatures w14:val="none"/>
@@ -3434,9 +4022,11 @@
       </w:r>
       <w:r>
         <w:rPr>
-          <w:rFonts w:ascii="Arial Narrow" w:eastAsia="Times New Roman" w:hAnsi="Arial Narrow" w:cs="Times New Roman"/>
-          <w:color w:val="000000"/>
-          <w:kern w:val="0"/>
+          <w:rFonts w:ascii="Arial Narrow" w:eastAsia="Arial Narrow" w:hAnsi="Arial Narrow" w:cs="Arial Narrow"/>
+          <w:color w:val="000000"/>
+          <w:kern w:val="0"/>
+          <w:sz w:val="22"/>
+          <w:szCs w:val="22"/>
           <w:shd w:val="clear" w:color="auto" w:fill="FFFFFF"/>
           <w:lang w:eastAsia="es-PE"/>
           <w14:ligatures w14:val="none"/>
@@ -3445,9 +4035,11 @@
       </w:r>
       <w:r>
         <w:rPr>
-          <w:rFonts w:ascii="Arial Narrow" w:eastAsia="Times New Roman" w:hAnsi="Arial Narrow" w:cs="Times New Roman"/>
-          <w:color w:val="000000"/>
-          <w:kern w:val="0"/>
+          <w:rFonts w:ascii="Arial Narrow" w:eastAsia="Arial Narrow" w:hAnsi="Arial Narrow" w:cs="Arial Narrow"/>
+          <w:color w:val="000000"/>
+          <w:kern w:val="0"/>
+          <w:sz w:val="22"/>
+          <w:szCs w:val="22"/>
           <w:shd w:val="clear" w:color="auto" w:fill="FFFFFF"/>
           <w:lang w:eastAsia="es-PE"/>
           <w14:ligatures w14:val="none"/>
@@ -3459,6 +4051,8 @@
         <w:rPr>
           <w:rFonts w:ascii="Arial Narrow" w:eastAsia="Arial Narrow" w:hAnsi="Arial Narrow" w:cs="Arial Narrow"/>
           <w:bCs/>
+          <w:sz w:val="22"/>
+          <w:szCs w:val="22"/>
         </w:rPr>
         <w:t/>
       </w:r>
@@ -3467,6 +4061,8 @@
         <w:rPr>
           <w:rFonts w:ascii="Arial Narrow" w:eastAsia="Arial Narrow" w:hAnsi="Arial Narrow" w:cs="Arial Narrow"/>
           <w:bCs/>
+          <w:sz w:val="22"/>
+          <w:szCs w:val="22"/>
         </w:rPr>
         <w:t xml:space="preserve"/>
       </w:r>
@@ -3474,6 +4070,8 @@
         <w:rPr>
           <w:rFonts w:ascii="Arial Narrow" w:eastAsia="Arial Narrow" w:hAnsi="Arial Narrow" w:cs="Arial Narrow"/>
           <w:bCs/>
+          <w:sz w:val="22"/>
+          <w:szCs w:val="22"/>
         </w:rPr>
         <w:t/>
       </w:r>
@@ -3481,6 +4079,8 @@
         <w:rPr>
           <w:rFonts w:ascii="Arial Narrow" w:eastAsia="Arial Narrow" w:hAnsi="Arial Narrow" w:cs="Arial Narrow"/>
           <w:bCs/>
+          <w:sz w:val="22"/>
+          <w:szCs w:val="22"/>
         </w:rPr>
         <w:t/>
       </w:r>
@@ -3488,6 +4088,8 @@
         <w:rPr>
           <w:rFonts w:ascii="Arial Narrow" w:eastAsia="Arial Narrow" w:hAnsi="Arial Narrow" w:cs="Arial Narrow"/>
           <w:bCs/>
+          <w:sz w:val="22"/>
+          <w:szCs w:val="22"/>
         </w:rPr>
         <w:t xml:space="preserve"/>
       </w:r>
@@ -3495,6 +4097,8 @@
         <w:rPr>
           <w:rFonts w:ascii="Arial Narrow" w:eastAsia="Arial Narrow" w:hAnsi="Arial Narrow" w:cs="Arial Narrow"/>
           <w:bCs/>
+          <w:sz w:val="22"/>
+          <w:szCs w:val="22"/>
         </w:rPr>
         <w:t/>
       </w:r>
@@ -3502,6 +4106,8 @@
         <w:rPr>
           <w:rFonts w:ascii="Arial Narrow" w:eastAsia="Arial Narrow" w:hAnsi="Arial Narrow" w:cs="Arial Narrow"/>
           <w:bCs/>
+          <w:sz w:val="22"/>
+          <w:szCs w:val="22"/>
         </w:rPr>
         <w:t xml:space="preserve"/>
       </w:r>
@@ -3509,14 +4115,18 @@
         <w:rPr>
           <w:rFonts w:ascii="Arial Narrow" w:eastAsia="Arial Narrow" w:hAnsi="Arial Narrow" w:cs="Arial Narrow"/>
           <w:bCs/>
+          <w:sz w:val="22"/>
+          <w:szCs w:val="22"/>
         </w:rPr>
         <w:t/>
       </w:r>
       <w:r>
         <w:rPr>
-          <w:rFonts w:ascii="Arial Narrow" w:eastAsia="Times New Roman" w:hAnsi="Arial Narrow" w:cs="Times New Roman"/>
-          <w:color w:val="000000"/>
-          <w:kern w:val="0"/>
+          <w:rFonts w:ascii="Arial Narrow" w:eastAsia="Arial Narrow" w:hAnsi="Arial Narrow" w:cs="Arial Narrow"/>
+          <w:color w:val="000000"/>
+          <w:kern w:val="0"/>
+          <w:sz w:val="22"/>
+          <w:szCs w:val="22"/>
           <w:shd w:val="clear" w:color="auto" w:fill="FFFFFF"/>
           <w:lang w:eastAsia="es-PE"/>
           <w14:ligatures w14:val="none"/>
@@ -3525,9 +4135,11 @@
       </w:r>
       <w:r>
         <w:rPr>
-          <w:rFonts w:ascii="Arial Narrow" w:eastAsia="Times New Roman" w:hAnsi="Arial Narrow" w:cs="Segoe UI"/>
-          <w:color w:val="000000"/>
-          <w:kern w:val="0"/>
+          <w:rFonts w:ascii="Arial Narrow" w:eastAsia="Arial Narrow" w:hAnsi="Arial Narrow" w:cs="Arial Narrow"/>
+          <w:color w:val="000000"/>
+          <w:kern w:val="0"/>
+          <w:sz w:val="22"/>
+          <w:szCs w:val="22"/>
           <w:lang w:eastAsia="es-PE"/>
           <w14:ligatures w14:val="none"/>
         </w:rPr>
@@ -3535,9 +4147,11 @@
       </w:r>
       <w:r>
         <w:rPr>
-          <w:rFonts w:ascii="Arial Narrow" w:eastAsia="Times New Roman" w:hAnsi="Arial Narrow" w:cs="Times New Roman"/>
-          <w:color w:val="000000"/>
-          <w:kern w:val="0"/>
+          <w:rFonts w:ascii="Arial Narrow" w:eastAsia="Arial Narrow" w:hAnsi="Arial Narrow" w:cs="Arial Narrow"/>
+          <w:color w:val="000000"/>
+          <w:kern w:val="0"/>
+          <w:sz w:val="22"/>
+          <w:szCs w:val="22"/>
           <w:shd w:val="clear" w:color="auto" w:fill="FFFFFF"/>
           <w:lang w:eastAsia="es-PE"/>
           <w14:ligatures w14:val="none"/>
@@ -3546,9 +4160,11 @@
       </w:r>
       <w:r>
         <w:rPr>
-          <w:rFonts w:ascii="Arial Narrow" w:eastAsia="Times New Roman" w:hAnsi="Arial Narrow" w:cs="Times New Roman"/>
-          <w:color w:val="000000"/>
-          <w:kern w:val="0"/>
+          <w:rFonts w:ascii="Arial Narrow" w:eastAsia="Arial Narrow" w:hAnsi="Arial Narrow" w:cs="Arial Narrow"/>
+          <w:color w:val="000000"/>
+          <w:kern w:val="0"/>
+          <w:sz w:val="22"/>
+          <w:szCs w:val="22"/>
           <w:shd w:val="clear" w:color="auto" w:fill="FFFFFF"/>
           <w:lang w:eastAsia="es-PE"/>
           <w14:ligatures w14:val="none"/>
@@ -3557,9 +4173,11 @@
       </w:r>
       <w:r>
         <w:rPr>
-          <w:rFonts w:ascii="Arial Narrow" w:eastAsia="Times New Roman" w:hAnsi="Arial Narrow" w:cs="Times New Roman"/>
-          <w:color w:val="000000"/>
-          <w:kern w:val="0"/>
+          <w:rFonts w:ascii="Arial Narrow" w:eastAsia="Arial Narrow" w:hAnsi="Arial Narrow" w:cs="Arial Narrow"/>
+          <w:color w:val="000000"/>
+          <w:kern w:val="0"/>
+          <w:sz w:val="22"/>
+          <w:szCs w:val="22"/>
           <w:shd w:val="clear" w:color="auto" w:fill="FFFFFF"/>
           <w:lang w:eastAsia="es-PE"/>
           <w14:ligatures w14:val="none"/>
@@ -3568,9 +4186,11 @@
       </w:r>
       <w:r>
         <w:rPr>
-          <w:rFonts w:ascii="Arial Narrow" w:eastAsia="Times New Roman" w:hAnsi="Arial Narrow" w:cs="Times New Roman"/>
-          <w:color w:val="000000"/>
-          <w:kern w:val="0"/>
+          <w:rFonts w:ascii="Arial Narrow" w:eastAsia="Arial Narrow" w:hAnsi="Arial Narrow" w:cs="Arial Narrow"/>
+          <w:color w:val="000000"/>
+          <w:kern w:val="0"/>
+          <w:sz w:val="22"/>
+          <w:szCs w:val="22"/>
           <w:shd w:val="clear" w:color="auto" w:fill="FFFFFF"/>
           <w:lang w:eastAsia="es-PE"/>
           <w14:ligatures w14:val="none"/>
@@ -3579,9 +4199,11 @@
       </w:r>
       <w:r>
         <w:rPr>
-          <w:rFonts w:ascii="Arial Narrow" w:eastAsia="Times New Roman" w:hAnsi="Arial Narrow" w:cs="Times New Roman"/>
-          <w:color w:val="000000"/>
-          <w:kern w:val="0"/>
+          <w:rFonts w:ascii="Arial Narrow" w:eastAsia="Arial Narrow" w:hAnsi="Arial Narrow" w:cs="Arial Narrow"/>
+          <w:color w:val="000000"/>
+          <w:kern w:val="0"/>
+          <w:sz w:val="22"/>
+          <w:szCs w:val="22"/>
           <w:shd w:val="clear" w:color="auto" w:fill="FFFFFF"/>
           <w:lang w:eastAsia="es-PE"/>
           <w14:ligatures w14:val="none"/>
@@ -3590,9 +4212,11 @@
       </w:r>
       <w:r>
         <w:rPr>
-          <w:rFonts w:ascii="Arial Narrow" w:eastAsia="Times New Roman" w:hAnsi="Arial Narrow" w:cs="Times New Roman"/>
-          <w:color w:val="000000"/>
-          <w:kern w:val="0"/>
+          <w:rFonts w:ascii="Arial Narrow" w:eastAsia="Arial Narrow" w:hAnsi="Arial Narrow" w:cs="Arial Narrow"/>
+          <w:color w:val="000000"/>
+          <w:kern w:val="0"/>
+          <w:sz w:val="22"/>
+          <w:szCs w:val="22"/>
           <w:shd w:val="clear" w:color="auto" w:fill="FFFFFF"/>
           <w:lang w:eastAsia="es-PE"/>
           <w14:ligatures w14:val="none"/>
@@ -3608,6 +4232,8 @@
           <w:rFonts w:ascii="Arial Narrow" w:eastAsia="Arial Narrow" w:hAnsi="Arial Narrow" w:cs="Arial Narrow"/>
           <w:kern w:val="0"/>
           <w14:ligatures w14:val="none"/>
+          <w:sz w:val="22"/>
+          <w:szCs w:val="22"/>
         </w:rPr>
       </w:pPr>
     </w:p>
@@ -3617,9 +4243,11 @@
         <w:contextualSpacing/>
         <w:jc w:val="both"/>
         <w:rPr>
-          <w:rFonts w:ascii="Arial Narrow" w:eastAsia="Calibri" w:hAnsi="Arial Narrow" w:cs="Arial"/>
-          <w:kern w:val="0"/>
-          <w14:ligatures w14:val="none"/>
+          <w:rFonts w:ascii="Arial Narrow" w:eastAsia="Arial Narrow" w:hAnsi="Arial Narrow" w:cs="Arial Narrow"/>
+          <w:kern w:val="0"/>
+          <w14:ligatures w14:val="none"/>
+          <w:sz w:val="22"/>
+          <w:szCs w:val="22"/>
         </w:rPr>
       </w:pPr>
       <w:r>
@@ -3628,6 +4256,8 @@
           <w:b/>
           <w:color w:val="000000"/>
           <w:kern w:val="0"/>
+          <w:sz w:val="22"/>
+          <w:szCs w:val="22"/>
           <w:lang w:eastAsia="es-PE"/>
           <w14:ligatures w14:val="none"/>
         </w:rPr>
@@ -3638,6 +4268,8 @@
           <w:rFonts w:ascii="Arial Narrow" w:eastAsia="Arial Narrow" w:hAnsi="Arial Narrow" w:cs="Arial Narrow"/>
           <w:color w:val="000000"/>
           <w:kern w:val="0"/>
+          <w:sz w:val="22"/>
+          <w:szCs w:val="22"/>
           <w:lang w:eastAsia="es-PE"/>
           <w14:ligatures w14:val="none"/>
         </w:rPr>
@@ -3645,9 +4277,11 @@
       </w:r>
       <w:r>
         <w:rPr>
-          <w:rFonts w:ascii="Arial Narrow" w:eastAsia="Times New Roman" w:hAnsi="Arial Narrow" w:cs="Arial"/>
-          <w:color w:val="000000"/>
-          <w:kern w:val="0"/>
+          <w:rFonts w:ascii="Arial Narrow" w:eastAsia="Arial Narrow" w:hAnsi="Arial Narrow" w:cs="Arial Narrow"/>
+          <w:color w:val="000000"/>
+          <w:kern w:val="0"/>
+          <w:sz w:val="22"/>
+          <w:szCs w:val="22"/>
           <w:lang w:val="es-ES" w:eastAsia="es-ES"/>
           <w14:ligatures w14:val="none"/>
         </w:rPr>
@@ -3655,9 +4289,11 @@
       </w:r>
       <w:r>
         <w:rPr>
-          <w:rFonts w:ascii="Arial Narrow" w:eastAsia="Times New Roman" w:hAnsi="Arial Narrow" w:cs="Arial"/>
-          <w:color w:val="000000"/>
-          <w:kern w:val="0"/>
+          <w:rFonts w:ascii="Arial Narrow" w:eastAsia="Arial Narrow" w:hAnsi="Arial Narrow" w:cs="Arial Narrow"/>
+          <w:color w:val="000000"/>
+          <w:kern w:val="0"/>
+          <w:sz w:val="22"/>
+          <w:szCs w:val="22"/>
           <w:lang w:val="es-ES" w:eastAsia="es-ES"/>
           <w14:ligatures w14:val="none"/>
         </w:rPr>
@@ -3665,9 +4301,11 @@
       </w:r>
       <w:r>
         <w:rPr>
-          <w:rFonts w:ascii="Arial Narrow" w:eastAsia="Calibri" w:hAnsi="Arial Narrow" w:cs="Arial"/>
-          <w:kern w:val="0"/>
-          <w14:ligatures w14:val="none"/>
+          <w:rFonts w:ascii="Arial Narrow" w:eastAsia="Arial Narrow" w:hAnsi="Arial Narrow" w:cs="Arial Narrow"/>
+          <w:kern w:val="0"/>
+          <w14:ligatures w14:val="none"/>
+          <w:sz w:val="22"/>
+          <w:szCs w:val="22"/>
         </w:rPr>
         <w:t>.</w:t>
       </w:r>
@@ -3678,22 +4316,26 @@
         <w:contextualSpacing/>
         <w:jc w:val="both"/>
         <w:rPr>
-          <w:rFonts w:ascii="Arial Narrow" w:eastAsia="Times New Roman" w:hAnsi="Arial Narrow" w:cs="Times New Roman"/>
-          <w:color w:val="000000"/>
-          <w:kern w:val="0"/>
-          <w:lang w:eastAsia="es-PE"/>
-          <w14:ligatures w14:val="none"/>
-        </w:rPr>
-      </w:pPr>
-    </w:p>
-    <w:p>
-      <w:pPr>
-        <w:spacing w:after="0" w:line="240" w:lineRule="auto"/>
-        <w:jc w:val="both"/>
-        <w:rPr>
-          <w:rFonts w:ascii="Arial Narrow" w:eastAsia="Arial Narrow" w:hAnsi="Arial Narrow" w:cs="Arial Narrow"/>
-          <w:color w:val="000000"/>
-          <w:kern w:val="0"/>
+          <w:rFonts w:ascii="Arial Narrow" w:eastAsia="Arial Narrow" w:hAnsi="Arial Narrow" w:cs="Arial Narrow"/>
+          <w:color w:val="000000"/>
+          <w:kern w:val="0"/>
+          <w:sz w:val="22"/>
+          <w:szCs w:val="22"/>
+          <w:lang w:eastAsia="es-PE"/>
+          <w14:ligatures w14:val="none"/>
+        </w:rPr>
+      </w:pPr>
+    </w:p>
+    <w:p>
+      <w:pPr>
+        <w:spacing w:after="0" w:line="240" w:lineRule="auto"/>
+        <w:jc w:val="both"/>
+        <w:rPr>
+          <w:rFonts w:ascii="Arial Narrow" w:eastAsia="Arial Narrow" w:hAnsi="Arial Narrow" w:cs="Arial Narrow"/>
+          <w:color w:val="000000"/>
+          <w:kern w:val="0"/>
+          <w:sz w:val="22"/>
+          <w:szCs w:val="22"/>
           <w:lang w:eastAsia="es-PE"/>
           <w14:ligatures w14:val="none"/>
         </w:rPr>
@@ -3704,6 +4346,8 @@
           <w:b/>
           <w:color w:val="000000"/>
           <w:kern w:val="0"/>
+          <w:sz w:val="22"/>
+          <w:szCs w:val="22"/>
           <w:lang w:eastAsia="es-PE"/>
           <w14:ligatures w14:val="none"/>
         </w:rPr>
@@ -3714,6 +4358,8 @@
           <w:rFonts w:ascii="Arial Narrow" w:eastAsia="Arial Narrow" w:hAnsi="Arial Narrow" w:cs="Arial Narrow"/>
           <w:color w:val="000000"/>
           <w:kern w:val="0"/>
+          <w:sz w:val="22"/>
+          <w:szCs w:val="22"/>
           <w:lang w:eastAsia="es-PE"/>
           <w14:ligatures w14:val="none"/>
         </w:rPr>
@@ -3724,6 +4370,8 @@
         <w:rPr>
           <w:rFonts w:ascii="Arial Narrow" w:eastAsia="Arial Narrow" w:hAnsi="Arial Narrow" w:cs="Arial Narrow"/>
           <w:bCs/>
+          <w:sz w:val="22"/>
+          <w:szCs w:val="22"/>
         </w:rPr>
         <w:t>Interseguro</w:t>
       </w:r>
@@ -3732,6 +4380,8 @@
         <w:rPr>
           <w:rFonts w:ascii="Arial Narrow" w:eastAsia="Arial Narrow" w:hAnsi="Arial Narrow" w:cs="Arial Narrow"/>
           <w:bCs/>
+          <w:sz w:val="22"/>
+          <w:szCs w:val="22"/>
         </w:rPr>
         <w:t xml:space="preserve"> Compañ</w:t>
       </w:r>
@@ -3739,6 +4389,8 @@
         <w:rPr>
           <w:rFonts w:ascii="Arial Narrow" w:eastAsia="Arial Narrow" w:hAnsi="Arial Narrow" w:cs="Arial Narrow"/>
           <w:bCs/>
+          <w:sz w:val="22"/>
+          <w:szCs w:val="22"/>
         </w:rPr>
         <w:t>í</w:t>
       </w:r>
@@ -3746,6 +4398,8 @@
         <w:rPr>
           <w:rFonts w:ascii="Arial Narrow" w:eastAsia="Arial Narrow" w:hAnsi="Arial Narrow" w:cs="Arial Narrow"/>
           <w:bCs/>
+          <w:sz w:val="22"/>
+          <w:szCs w:val="22"/>
         </w:rPr>
         <w:t xml:space="preserve">a </w:t>
       </w:r>
@@ -3753,6 +4407,8 @@
         <w:rPr>
           <w:rFonts w:ascii="Arial Narrow" w:eastAsia="Arial Narrow" w:hAnsi="Arial Narrow" w:cs="Arial Narrow"/>
           <w:bCs/>
+          <w:sz w:val="22"/>
+          <w:szCs w:val="22"/>
         </w:rPr>
         <w:t>d</w:t>
       </w:r>
@@ -3760,6 +4416,8 @@
         <w:rPr>
           <w:rFonts w:ascii="Arial Narrow" w:eastAsia="Arial Narrow" w:hAnsi="Arial Narrow" w:cs="Arial Narrow"/>
           <w:bCs/>
+          <w:sz w:val="22"/>
+          <w:szCs w:val="22"/>
         </w:rPr>
         <w:t xml:space="preserve">e </w:t>
       </w:r>
@@ -3767,6 +4425,8 @@
         <w:rPr>
           <w:rFonts w:ascii="Arial Narrow" w:eastAsia="Arial Narrow" w:hAnsi="Arial Narrow" w:cs="Arial Narrow"/>
           <w:bCs/>
+          <w:sz w:val="22"/>
+          <w:szCs w:val="22"/>
         </w:rPr>
         <w:t xml:space="preserve">Seguros S.A. </w:t>
       </w:r>
@@ -3775,6 +4435,8 @@
           <w:rFonts w:ascii="Arial Narrow" w:eastAsia="Arial Narrow" w:hAnsi="Arial Narrow" w:cs="Arial Narrow"/>
           <w:color w:val="000000"/>
           <w:kern w:val="0"/>
+          <w:sz w:val="22"/>
+          <w:szCs w:val="22"/>
           <w:lang w:eastAsia="es-PE"/>
           <w14:ligatures w14:val="none"/>
         </w:rPr>
@@ -3785,6 +4447,8 @@
           <w:rFonts w:ascii="Arial Narrow" w:eastAsia="Arial Narrow" w:hAnsi="Arial Narrow" w:cs="Arial Narrow"/>
           <w:color w:val="000000"/>
           <w:kern w:val="0"/>
+          <w:sz w:val="22"/>
+          <w:szCs w:val="22"/>
           <w:lang w:eastAsia="es-PE"/>
           <w14:ligatures w14:val="none"/>
         </w:rPr>
@@ -3796,9 +4460,11 @@
         <w:spacing w:after="0" w:line="240" w:lineRule="auto"/>
         <w:jc w:val="both"/>
         <w:rPr>
-          <w:rFonts w:ascii="Arial Narrow" w:eastAsia="Times New Roman" w:hAnsi="Arial Narrow" w:cs="Times New Roman"/>
-          <w:color w:val="000000"/>
-          <w:kern w:val="0"/>
+          <w:rFonts w:ascii="Arial Narrow" w:eastAsia="Arial Narrow" w:hAnsi="Arial Narrow" w:cs="Arial Narrow"/>
+          <w:color w:val="000000"/>
+          <w:kern w:val="0"/>
+          <w:sz w:val="22"/>
+          <w:szCs w:val="22"/>
           <w:lang w:eastAsia="es-PE"/>
           <w14:ligatures w14:val="none"/>
         </w:rPr>
@@ -3817,15 +4483,19 @@
           <w:rFonts w:ascii="Arial Narrow" w:eastAsia="Arial Narrow" w:hAnsi="Arial Narrow" w:cs="Arial Narrow"/>
           <w:color w:val="000000"/>
           <w:kern w:val="0"/>
-          <w:lang w:eastAsia="es-PE"/>
-          <w14:ligatures w14:val="none"/>
-        </w:rPr>
-      </w:pPr>
-      <w:r>
-        <w:rPr>
-          <w:rFonts w:ascii="Arial Narrow" w:eastAsia="Arial Narrow" w:hAnsi="Arial Narrow" w:cs="Arial Narrow"/>
-          <w:color w:val="000000"/>
-          <w:kern w:val="0"/>
+          <w:sz w:val="22"/>
+          <w:szCs w:val="22"/>
+          <w:lang w:eastAsia="es-PE"/>
+          <w14:ligatures w14:val="none"/>
+        </w:rPr>
+      </w:pPr>
+      <w:r>
+        <w:rPr>
+          <w:rFonts w:ascii="Arial Narrow" w:eastAsia="Arial Narrow" w:hAnsi="Arial Narrow" w:cs="Arial Narrow"/>
+          <w:color w:val="000000"/>
+          <w:kern w:val="0"/>
+          <w:sz w:val="22"/>
+          <w:szCs w:val="22"/>
           <w:lang w:eastAsia="es-PE"/>
           <w14:ligatures w14:val="none"/>
         </w:rPr>
@@ -3845,15 +4515,19 @@
           <w:rFonts w:ascii="Arial Narrow" w:eastAsia="Arial Narrow" w:hAnsi="Arial Narrow" w:cs="Arial Narrow"/>
           <w:color w:val="000000"/>
           <w:kern w:val="0"/>
-          <w:lang w:eastAsia="es-PE"/>
-          <w14:ligatures w14:val="none"/>
-        </w:rPr>
-      </w:pPr>
-      <w:r>
-        <w:rPr>
-          <w:rFonts w:ascii="Arial Narrow" w:eastAsia="Arial Narrow" w:hAnsi="Arial Narrow" w:cs="Arial Narrow"/>
-          <w:color w:val="000000"/>
-          <w:kern w:val="0"/>
+          <w:sz w:val="22"/>
+          <w:szCs w:val="22"/>
+          <w:lang w:eastAsia="es-PE"/>
+          <w14:ligatures w14:val="none"/>
+        </w:rPr>
+      </w:pPr>
+      <w:r>
+        <w:rPr>
+          <w:rFonts w:ascii="Arial Narrow" w:eastAsia="Arial Narrow" w:hAnsi="Arial Narrow" w:cs="Arial Narrow"/>
+          <w:color w:val="000000"/>
+          <w:kern w:val="0"/>
+          <w:sz w:val="22"/>
+          <w:szCs w:val="22"/>
           <w:lang w:eastAsia="es-PE"/>
           <w14:ligatures w14:val="none"/>
         </w:rPr>
@@ -3873,15 +4547,19 @@
           <w:rFonts w:ascii="Arial Narrow" w:eastAsia="Arial Narrow" w:hAnsi="Arial Narrow" w:cs="Arial Narrow"/>
           <w:color w:val="000000"/>
           <w:kern w:val="0"/>
-          <w:lang w:eastAsia="es-PE"/>
-          <w14:ligatures w14:val="none"/>
-        </w:rPr>
-      </w:pPr>
-      <w:r>
-        <w:rPr>
-          <w:rFonts w:ascii="Arial Narrow" w:eastAsia="Arial Narrow" w:hAnsi="Arial Narrow" w:cs="Arial Narrow"/>
-          <w:color w:val="000000"/>
-          <w:kern w:val="0"/>
+          <w:sz w:val="22"/>
+          <w:szCs w:val="22"/>
+          <w:lang w:eastAsia="es-PE"/>
+          <w14:ligatures w14:val="none"/>
+        </w:rPr>
+      </w:pPr>
+      <w:r>
+        <w:rPr>
+          <w:rFonts w:ascii="Arial Narrow" w:eastAsia="Arial Narrow" w:hAnsi="Arial Narrow" w:cs="Arial Narrow"/>
+          <w:color w:val="000000"/>
+          <w:kern w:val="0"/>
+          <w:sz w:val="22"/>
+          <w:szCs w:val="22"/>
           <w:lang w:eastAsia="es-PE"/>
           <w14:ligatures w14:val="none"/>
         </w:rPr>
@@ -3898,16 +4576,20 @@
         <w:ind w:left="567" w:hanging="567"/>
         <w:jc w:val="both"/>
         <w:rPr>
-          <w:rFonts w:ascii="Arial Narrow" w:eastAsia="Calibri" w:hAnsi="Arial Narrow" w:cs="Arial"/>
-          <w:kern w:val="0"/>
-          <w14:ligatures w14:val="none"/>
-        </w:rPr>
-      </w:pPr>
-      <w:r>
-        <w:rPr>
-          <w:rFonts w:ascii="Arial Narrow" w:eastAsia="Arial Narrow" w:hAnsi="Arial Narrow" w:cs="Arial Narrow"/>
-          <w:color w:val="000000"/>
-          <w:kern w:val="0"/>
+          <w:rFonts w:ascii="Arial Narrow" w:eastAsia="Arial Narrow" w:hAnsi="Arial Narrow" w:cs="Arial Narrow"/>
+          <w:kern w:val="0"/>
+          <w14:ligatures w14:val="none"/>
+          <w:sz w:val="22"/>
+          <w:szCs w:val="22"/>
+        </w:rPr>
+      </w:pPr>
+      <w:r>
+        <w:rPr>
+          <w:rFonts w:ascii="Arial Narrow" w:eastAsia="Arial Narrow" w:hAnsi="Arial Narrow" w:cs="Arial Narrow"/>
+          <w:color w:val="000000"/>
+          <w:kern w:val="0"/>
+          <w:sz w:val="22"/>
+          <w:szCs w:val="22"/>
           <w:lang w:eastAsia="es-PE"/>
           <w14:ligatures w14:val="none"/>
         </w:rPr>
@@ -3915,9 +4597,11 @@
       </w:r>
       <w:r>
         <w:rPr>
-          <w:rFonts w:ascii="Arial Narrow" w:eastAsia="Times New Roman" w:hAnsi="Arial Narrow" w:cs="Segoe UI"/>
-          <w:color w:val="000000"/>
-          <w:kern w:val="0"/>
+          <w:rFonts w:ascii="Arial Narrow" w:eastAsia="Arial Narrow" w:hAnsi="Arial Narrow" w:cs="Arial Narrow"/>
+          <w:color w:val="000000"/>
+          <w:kern w:val="0"/>
+          <w:sz w:val="22"/>
+          <w:szCs w:val="22"/>
           <w:lang w:eastAsia="es-PE"/>
           <w14:ligatures w14:val="none"/>
         </w:rPr>
@@ -3928,6 +4612,8 @@
           <w:rFonts w:ascii="Arial Narrow" w:eastAsia="Arial Narrow" w:hAnsi="Arial Narrow" w:cs="Arial Narrow"/>
           <w:color w:val="000000"/>
           <w:kern w:val="0"/>
+          <w:sz w:val="22"/>
+          <w:szCs w:val="22"/>
           <w:lang w:eastAsia="es-PE"/>
           <w14:ligatures w14:val="none"/>
         </w:rPr>
@@ -3935,16 +4621,20 @@
       </w:r>
       <w:r>
         <w:rPr>
-          <w:rFonts w:ascii="Arial Narrow" w:eastAsia="Calibri" w:hAnsi="Arial Narrow" w:cs="Arial"/>
-          <w:kern w:val="0"/>
-          <w14:ligatures w14:val="none"/>
+          <w:rFonts w:ascii="Arial Narrow" w:eastAsia="Arial Narrow" w:hAnsi="Arial Narrow" w:cs="Arial Narrow"/>
+          <w:kern w:val="0"/>
+          <w14:ligatures w14:val="none"/>
+          <w:sz w:val="22"/>
+          <w:szCs w:val="22"/>
         </w:rPr>
         <w:t>Para ello podrá señalar domicilio físico o una dirección electrónica a la que pueda remitirse las notificaciones</w:t>
       </w:r>
       <w:r>
         <w:rPr>
-          <w:rFonts w:ascii="Arial Narrow" w:eastAsia="Arial" w:hAnsi="Arial Narrow" w:cs="Arial"/>
-          <w:kern w:val="0"/>
+          <w:rFonts w:ascii="Arial Narrow" w:eastAsia="Arial Narrow" w:hAnsi="Arial Narrow" w:cs="Arial Narrow"/>
+          <w:kern w:val="0"/>
+          <w:sz w:val="22"/>
+          <w:szCs w:val="22"/>
           <w:lang w:val="es"/>
           <w14:ligatures w14:val="none"/>
         </w:rPr>
@@ -3961,24 +4651,30 @@
         <w:ind w:left="567" w:hanging="567"/>
         <w:jc w:val="both"/>
         <w:rPr>
-          <w:rFonts w:ascii="Arial Narrow" w:eastAsia="Calibri" w:hAnsi="Arial Narrow" w:cs="Arial"/>
-          <w:kern w:val="0"/>
-          <w14:ligatures w14:val="none"/>
-        </w:rPr>
-      </w:pPr>
-      <w:r>
-        <w:rPr>
-          <w:rFonts w:ascii="Arial Narrow" w:eastAsia="Calibri" w:hAnsi="Arial Narrow" w:cs="Arial"/>
-          <w:kern w:val="0"/>
-          <w14:ligatures w14:val="none"/>
+          <w:rFonts w:ascii="Arial Narrow" w:eastAsia="Arial Narrow" w:hAnsi="Arial Narrow" w:cs="Arial Narrow"/>
+          <w:kern w:val="0"/>
+          <w14:ligatures w14:val="none"/>
+          <w:sz w:val="22"/>
+          <w:szCs w:val="22"/>
+        </w:rPr>
+      </w:pPr>
+      <w:r>
+        <w:rPr>
+          <w:rFonts w:ascii="Arial Narrow" w:eastAsia="Arial Narrow" w:hAnsi="Arial Narrow" w:cs="Arial Narrow"/>
+          <w:kern w:val="0"/>
+          <w14:ligatures w14:val="none"/>
+          <w:sz w:val="22"/>
+          <w:szCs w:val="22"/>
         </w:rPr>
         <w:t>en caso califique como micro empresa o pequeña empresa, presentar los documentos que acrediten su volumen de ventas o ingresos brutos percibidos el año anterior relativo a todas sus actividades económicas y el número de trabajadores con el que cuenta</w:t>
       </w:r>
       <w:r>
         <w:rPr>
           <w:rStyle w:val="Refdenotaalpie"/>
-          <w:rFonts w:ascii="Arial Narrow" w:eastAsia="Calibri" w:hAnsi="Arial Narrow" w:cs="Arial"/>
-          <w:kern w:val="0"/>
+          <w:rFonts w:ascii="Arial Narrow" w:eastAsia="Arial Narrow" w:hAnsi="Arial Narrow" w:cs="Arial Narrow"/>
+          <w:kern w:val="0"/>
+          <w:sz w:val="22"/>
+          <w:szCs w:val="22"/>
           <w:vertAlign w:val="superscript"/>
           <w14:ligatures w14:val="none"/>
         </w:rPr>
@@ -3986,17 +4682,21 @@
       </w:r>
       <w:r>
         <w:rPr>
-          <w:rFonts w:ascii="Arial Narrow" w:eastAsia="Calibri" w:hAnsi="Arial Narrow" w:cs="Arial"/>
-          <w:kern w:val="0"/>
-          <w14:ligatures w14:val="none"/>
+          <w:rFonts w:ascii="Arial Narrow" w:eastAsia="Arial Narrow" w:hAnsi="Arial Narrow" w:cs="Arial Narrow"/>
+          <w:kern w:val="0"/>
+          <w14:ligatures w14:val="none"/>
+          <w:sz w:val="22"/>
+          <w:szCs w:val="22"/>
         </w:rPr>
         <w:t>. Ello, a fin de que la Comisión pueda meritar dicha documentación, conforme lo establece el artículo 110</w:t>
       </w:r>
       <w:r>
         <w:rPr>
-          <w:rFonts w:ascii="Arial Narrow" w:eastAsia="Times New Roman" w:hAnsi="Arial Narrow" w:cs="Segoe UI"/>
-          <w:color w:val="000000"/>
-          <w:kern w:val="0"/>
+          <w:rFonts w:ascii="Arial Narrow" w:eastAsia="Arial Narrow" w:hAnsi="Arial Narrow" w:cs="Arial Narrow"/>
+          <w:color w:val="000000"/>
+          <w:kern w:val="0"/>
+          <w:sz w:val="22"/>
+          <w:szCs w:val="22"/>
           <w:lang w:eastAsia="es-PE"/>
           <w14:ligatures w14:val="none"/>
         </w:rPr>
@@ -4004,27 +4704,33 @@
       </w:r>
       <w:r>
         <w:rPr>
-          <w:rFonts w:ascii="Arial Narrow" w:eastAsia="Calibri" w:hAnsi="Arial Narrow" w:cs="Arial"/>
-          <w:kern w:val="0"/>
-          <w14:ligatures w14:val="none"/>
+          <w:rFonts w:ascii="Arial Narrow" w:eastAsia="Arial Narrow" w:hAnsi="Arial Narrow" w:cs="Arial Narrow"/>
+          <w:kern w:val="0"/>
+          <w14:ligatures w14:val="none"/>
+          <w:sz w:val="22"/>
+          <w:szCs w:val="22"/>
         </w:rPr>
         <w:t xml:space="preserve"> del </w:t>
       </w:r>
       <w:r>
         <w:rPr>
-          <w:rFonts w:ascii="Arial Narrow" w:eastAsia="Calibri" w:hAnsi="Arial Narrow" w:cs="Arial"/>
+          <w:rFonts w:ascii="Arial Narrow" w:eastAsia="Arial Narrow" w:hAnsi="Arial Narrow" w:cs="Arial Narrow"/>
           <w:spacing w:val="-2"/>
           <w:kern w:val="0"/>
           <w14:ligatures w14:val="none"/>
+          <w:sz w:val="22"/>
+          <w:szCs w:val="22"/>
         </w:rPr>
         <w:t>Código</w:t>
       </w:r>
       <w:r>
         <w:rPr>
           <w:rStyle w:val="Refdenotaalpie"/>
-          <w:rFonts w:ascii="Arial Narrow" w:eastAsia="Calibri" w:hAnsi="Arial Narrow" w:cs="Arial"/>
+          <w:rFonts w:ascii="Arial Narrow" w:eastAsia="Arial Narrow" w:hAnsi="Arial Narrow" w:cs="Arial Narrow"/>
           <w:spacing w:val="-2"/>
           <w:kern w:val="0"/>
+          <w:sz w:val="22"/>
+          <w:szCs w:val="22"/>
           <w:vertAlign w:val="superscript"/>
           <w14:ligatures w14:val="none"/>
         </w:rPr>
@@ -4032,10 +4738,12 @@
       </w:r>
       <w:r>
         <w:rPr>
-          <w:rFonts w:ascii="Arial Narrow" w:eastAsia="Calibri" w:hAnsi="Arial Narrow" w:cs="Arial"/>
+          <w:rFonts w:ascii="Arial Narrow" w:eastAsia="Arial Narrow" w:hAnsi="Arial Narrow" w:cs="Arial Narrow"/>
           <w:spacing w:val="-2"/>
           <w:kern w:val="0"/>
           <w14:ligatures w14:val="none"/>
+          <w:sz w:val="22"/>
+          <w:szCs w:val="22"/>
         </w:rPr>
         <w:t>.</w:t>
       </w:r>
@@ -4049,47 +4757,53 @@
           <w:rFonts w:ascii="Arial Narrow" w:eastAsia="Arial Narrow" w:hAnsi="Arial Narrow" w:cs="Arial Narrow"/>
           <w:color w:val="000000"/>
           <w:kern w:val="0"/>
-          <w:lang w:eastAsia="es-PE"/>
-          <w14:ligatures w14:val="none"/>
-        </w:rPr>
-      </w:pPr>
-    </w:p>
-    <w:p>
-      <w:pPr>
-        <w:spacing w:after="0" w:line="240" w:lineRule="auto"/>
-        <w:jc w:val="both"/>
-        <w:rPr>
-          <w:rFonts w:ascii="Arial Narrow" w:eastAsia="Arial Narrow" w:hAnsi="Arial Narrow" w:cs="Arial Narrow"/>
-          <w:color w:val="000000"/>
-          <w:kern w:val="0"/>
-          <w:lang w:eastAsia="es-PE"/>
-          <w14:ligatures w14:val="none"/>
-        </w:rPr>
-      </w:pPr>
-      <w:r>
-        <w:rPr>
-          <w:rFonts w:ascii="Arial Narrow" w:hAnsi="Arial Narrow" w:cs="Arial Narrow"/>
+          <w:sz w:val="22"/>
+          <w:szCs w:val="22"/>
+          <w:lang w:eastAsia="es-PE"/>
+          <w14:ligatures w14:val="none"/>
+        </w:rPr>
+      </w:pPr>
+    </w:p>
+    <w:p>
+      <w:pPr>
+        <w:spacing w:after="0" w:line="240" w:lineRule="auto"/>
+        <w:jc w:val="both"/>
+        <w:rPr>
+          <w:rFonts w:ascii="Arial Narrow" w:eastAsia="Arial Narrow" w:hAnsi="Arial Narrow" w:cs="Arial Narrow"/>
+          <w:color w:val="000000"/>
+          <w:kern w:val="0"/>
+          <w:sz w:val="22"/>
+          <w:szCs w:val="22"/>
+          <w:lang w:eastAsia="es-PE"/>
+          <w14:ligatures w14:val="none"/>
+        </w:rPr>
+      </w:pPr>
+      <w:r>
+        <w:rPr>
+          <w:rFonts w:ascii="Arial Narrow" w:eastAsia="Arial Narrow" w:hAnsi="Arial Narrow" w:cs="Arial Narrow"/>
           <w:b w:val="1"/>
           <w:bCs w:val="1"/>
-          <w:sz w:val="20"/>
-          <w:szCs w:val="20"/>
+          <w:sz w:val="22"/>
+          <w:szCs w:val="22"/>
         </w:rPr>
         <w:t xml:space="preserve">CUARTO: </w:t>
       </w:r>
       <w:r>
         <w:rPr>
-          <w:rFonts w:ascii="Arial Narrow" w:hAnsi="Arial Narrow" w:cs="Arial Narrow"/>
-          <w:sz w:val="20"/>
-          <w:szCs w:val="20"/>
+          <w:rFonts w:ascii="Arial Narrow" w:eastAsia="Arial Narrow" w:hAnsi="Arial Narrow" w:cs="Arial Narrow"/>
+          <w:sz w:val="22"/>
+          <w:szCs w:val="22"/>
         </w:rPr>
         <w:t xml:space="preserve">correr traslado de la presente resolución a Interseguro Compañía de Seguros S.A. para que, de conformidad con lo dispuesto por el artículo 26 de la Ley sobre Facultades, Normas y Organización del Indecopi, aprobada por Decreto Legislativo 807</w:t>
       </w:r>
       <w:r>
         <w:rPr>
           <w:rStyle w:val="Refdenotaalpie"/>
-          <w:rFonts w:ascii="Arial Narrow" w:eastAsia="Times New Roman" w:hAnsi="Arial Narrow" w:cs="Times New Roman"/>
-          <w:color w:val="000000"/>
-          <w:kern w:val="0"/>
+          <w:rFonts w:ascii="Arial Narrow" w:eastAsia="Arial Narrow" w:hAnsi="Arial Narrow" w:cs="Arial Narrow"/>
+          <w:color w:val="000000"/>
+          <w:kern w:val="0"/>
+          <w:sz w:val="22"/>
+          <w:szCs w:val="22"/>
           <w:vertAlign w:val="superscript"/>
           <w:lang w:val="es-ES" w:eastAsia="es-ES"/>
           <w14:ligatures w14:val="none"/>
@@ -4098,18 +4812,20 @@
       </w:r>
       <w:r>
         <w:rPr>
-          <w:rFonts w:ascii="Arial Narrow" w:hAnsi="Arial Narrow" w:cs="Arial Narrow"/>
-          <w:sz w:val="20"/>
-          <w:szCs w:val="20"/>
+          <w:rFonts w:ascii="Arial Narrow" w:eastAsia="Arial Narrow" w:hAnsi="Arial Narrow" w:cs="Arial Narrow"/>
+          <w:sz w:val="22"/>
+          <w:szCs w:val="22"/>
         </w:rPr>
         <w:t xml:space="preserve">, presente sus descargos sobre la imputación de cargos realizada en un plazo no mayor a cinco (5) días hábiles contado a partir del día siguiente de la notificación de la presente resolución, vencido el cual, el Secretario Técnico declarará en rebeldía al denunciado que no lo hubiera presentado. Debe precisarse que de conformidad con lo establecido por el artículo 223 del Texto Único Ordenado de la Ley 27444, Ley del Procedimiento Administrativo General</w:t>
       </w:r>
       <w:r>
         <w:rPr>
           <w:rStyle w:val="Refdenotaalpie"/>
-          <w:rFonts w:ascii="Arial Narrow" w:eastAsia="Times New Roman" w:hAnsi="Arial Narrow" w:cs="Times New Roman"/>
-          <w:color w:val="000000"/>
-          <w:kern w:val="0"/>
+          <w:rFonts w:ascii="Arial Narrow" w:eastAsia="Arial Narrow" w:hAnsi="Arial Narrow" w:cs="Arial Narrow"/>
+          <w:color w:val="000000"/>
+          <w:kern w:val="0"/>
+          <w:sz w:val="22"/>
+          <w:szCs w:val="22"/>
           <w:vertAlign w:val="superscript"/>
           <w:lang w:val="es-ES" w:eastAsia="es-ES"/>
           <w14:ligatures w14:val="none"/>
@@ -4118,9 +4834,9 @@
       </w:r>
       <w:r>
         <w:rPr>
-          <w:rFonts w:ascii="Arial Narrow" w:hAnsi="Arial Narrow" w:cs="Arial Narrow"/>
-          <w:sz w:val="20"/>
-          <w:szCs w:val="20"/>
+          <w:rFonts w:ascii="Arial Narrow" w:eastAsia="Arial Narrow" w:hAnsi="Arial Narrow" w:cs="Arial Narrow"/>
+          <w:sz w:val="22"/>
+          <w:szCs w:val="22"/>
         </w:rPr>
         <w:t xml:space="preserve">, las alegaciones y los hechos relevantes de la reclamación, salvo que hayan sido específicamente negadas en la contestación, se tendrán por aceptadas o merituadas como ciertas.</w:t>
       </w:r>
@@ -4133,19 +4849,23 @@
           <w:rFonts w:ascii="Arial Narrow" w:eastAsia="Arial Narrow" w:hAnsi="Arial Narrow" w:cs="Arial Narrow"/>
           <w:color w:val="000000"/>
           <w:kern w:val="0"/>
-          <w:lang w:eastAsia="es-PE"/>
-          <w14:ligatures w14:val="none"/>
-        </w:rPr>
-      </w:pPr>
-    </w:p>
-    <w:p>
-      <w:pPr>
-        <w:spacing w:after="0" w:line="240" w:lineRule="auto"/>
-        <w:jc w:val="both"/>
-        <w:rPr>
-          <w:rFonts w:ascii="Arial Narrow" w:eastAsia="Times New Roman" w:hAnsi="Arial Narrow" w:cs="Arial"/>
-          <w:color w:val="000000"/>
-          <w:kern w:val="0"/>
+          <w:sz w:val="22"/>
+          <w:szCs w:val="22"/>
+          <w:lang w:eastAsia="es-PE"/>
+          <w14:ligatures w14:val="none"/>
+        </w:rPr>
+      </w:pPr>
+    </w:p>
+    <w:p>
+      <w:pPr>
+        <w:spacing w:after="0" w:line="240" w:lineRule="auto"/>
+        <w:jc w:val="both"/>
+        <w:rPr>
+          <w:rFonts w:ascii="Arial Narrow" w:eastAsia="Arial Narrow" w:hAnsi="Arial Narrow" w:cs="Arial Narrow"/>
+          <w:color w:val="000000"/>
+          <w:kern w:val="0"/>
+          <w:sz w:val="22"/>
+          <w:szCs w:val="22"/>
           <w:lang w:val="es-ES" w:eastAsia="es-ES"/>
           <w14:ligatures w14:val="none"/>
         </w:rPr>
@@ -4156,6 +4876,8 @@
           <w:b/>
           <w:color w:val="000000"/>
           <w:kern w:val="0"/>
+          <w:sz w:val="22"/>
+          <w:szCs w:val="22"/>
           <w:lang w:eastAsia="es-PE"/>
           <w14:ligatures w14:val="none"/>
         </w:rPr>
@@ -4164,9 +4886,11 @@
       <w:bookmarkStart w:id="4" w:name="_Hlk188286813"/>
       <w:r>
         <w:rPr>
-          <w:rFonts w:ascii="Arial Narrow" w:eastAsia="Times New Roman" w:hAnsi="Arial Narrow" w:cs="Arial"/>
-          <w:color w:val="000000"/>
-          <w:kern w:val="0"/>
+          <w:rFonts w:ascii="Arial Narrow" w:eastAsia="Arial Narrow" w:hAnsi="Arial Narrow" w:cs="Arial Narrow"/>
+          <w:color w:val="000000"/>
+          <w:kern w:val="0"/>
+          <w:sz w:val="22"/>
+          <w:szCs w:val="22"/>
           <w:lang w:eastAsia="es-ES"/>
           <w14:ligatures w14:val="none"/>
         </w:rPr>
@@ -4174,9 +4898,11 @@
       </w:r>
       <w:r>
         <w:rPr>
-          <w:rFonts w:ascii="Arial Narrow" w:eastAsia="Times New Roman" w:hAnsi="Arial Narrow" w:cs="Arial"/>
-          <w:color w:val="000000"/>
-          <w:kern w:val="0"/>
+          <w:rFonts w:ascii="Arial Narrow" w:eastAsia="Arial Narrow" w:hAnsi="Arial Narrow" w:cs="Arial Narrow"/>
+          <w:color w:val="000000"/>
+          <w:kern w:val="0"/>
+          <w:sz w:val="22"/>
+          <w:szCs w:val="22"/>
           <w:lang w:val="es-ES" w:eastAsia="es-ES"/>
           <w14:ligatures w14:val="none"/>
         </w:rPr>
@@ -4184,9 +4910,11 @@
       </w:r>
       <w:r>
         <w:rPr>
-          <w:rFonts w:ascii="Arial Narrow" w:eastAsia="Times New Roman" w:hAnsi="Arial Narrow" w:cs="Arial"/>
-          <w:color w:val="000000"/>
-          <w:kern w:val="0"/>
+          <w:rFonts w:ascii="Arial Narrow" w:eastAsia="Arial Narrow" w:hAnsi="Arial Narrow" w:cs="Arial Narrow"/>
+          <w:color w:val="000000"/>
+          <w:kern w:val="0"/>
+          <w:sz w:val="22"/>
+          <w:szCs w:val="22"/>
           <w:lang w:eastAsia="es-ES"/>
           <w14:ligatures w14:val="none"/>
         </w:rPr>
@@ -4195,9 +4923,11 @@
       <w:bookmarkEnd w:id="4"/>
       <w:r>
         <w:rPr>
-          <w:rFonts w:ascii="Arial Narrow" w:eastAsia="Times New Roman" w:hAnsi="Arial Narrow" w:cs="Arial"/>
-          <w:color w:val="000000"/>
-          <w:kern w:val="0"/>
+          <w:rFonts w:ascii="Arial Narrow" w:eastAsia="Arial Narrow" w:hAnsi="Arial Narrow" w:cs="Arial Narrow"/>
+          <w:color w:val="000000"/>
+          <w:kern w:val="0"/>
+          <w:sz w:val="22"/>
+          <w:szCs w:val="22"/>
           <w:lang w:eastAsia="es-ES"/>
           <w14:ligatures w14:val="none"/>
         </w:rPr>
@@ -4209,6 +4939,8 @@
         <w:rPr>
           <w:rFonts w:ascii="Arial Narrow" w:eastAsia="Arial Narrow" w:hAnsi="Arial Narrow" w:cs="Arial Narrow"/>
           <w:bCs/>
+          <w:sz w:val="22"/>
+          <w:szCs w:val="22"/>
         </w:rPr>
         <w:t>Interseguro</w:t>
       </w:r>
@@ -4217,6 +4949,8 @@
         <w:rPr>
           <w:rFonts w:ascii="Arial Narrow" w:eastAsia="Arial Narrow" w:hAnsi="Arial Narrow" w:cs="Arial Narrow"/>
           <w:bCs/>
+          <w:sz w:val="22"/>
+          <w:szCs w:val="22"/>
         </w:rPr>
         <w:t xml:space="preserve"> Compañ</w:t>
       </w:r>
@@ -4224,6 +4958,8 @@
         <w:rPr>
           <w:rFonts w:ascii="Arial Narrow" w:eastAsia="Arial Narrow" w:hAnsi="Arial Narrow" w:cs="Arial Narrow"/>
           <w:bCs/>
+          <w:sz w:val="22"/>
+          <w:szCs w:val="22"/>
         </w:rPr>
         <w:t>í</w:t>
       </w:r>
@@ -4231,6 +4967,8 @@
         <w:rPr>
           <w:rFonts w:ascii="Arial Narrow" w:eastAsia="Arial Narrow" w:hAnsi="Arial Narrow" w:cs="Arial Narrow"/>
           <w:bCs/>
+          <w:sz w:val="22"/>
+          <w:szCs w:val="22"/>
         </w:rPr>
         <w:t xml:space="preserve">a </w:t>
       </w:r>
@@ -4238,6 +4976,8 @@
         <w:rPr>
           <w:rFonts w:ascii="Arial Narrow" w:eastAsia="Arial Narrow" w:hAnsi="Arial Narrow" w:cs="Arial Narrow"/>
           <w:bCs/>
+          <w:sz w:val="22"/>
+          <w:szCs w:val="22"/>
         </w:rPr>
         <w:t>d</w:t>
       </w:r>
@@ -4245,6 +4985,8 @@
         <w:rPr>
           <w:rFonts w:ascii="Arial Narrow" w:eastAsia="Arial Narrow" w:hAnsi="Arial Narrow" w:cs="Arial Narrow"/>
           <w:bCs/>
+          <w:sz w:val="22"/>
+          <w:szCs w:val="22"/>
         </w:rPr>
         <w:t xml:space="preserve">e </w:t>
       </w:r>
@@ -4252,6 +4994,8 @@
         <w:rPr>
           <w:rFonts w:ascii="Arial Narrow" w:eastAsia="Arial Narrow" w:hAnsi="Arial Narrow" w:cs="Arial Narrow"/>
           <w:bCs/>
+          <w:sz w:val="22"/>
+          <w:szCs w:val="22"/>
         </w:rPr>
         <w:t>Seguros S.A</w:t>
       </w:r>
@@ -4259,14 +5003,18 @@
         <w:rPr>
           <w:rFonts w:ascii="Arial Narrow" w:eastAsia="Arial Narrow" w:hAnsi="Arial Narrow" w:cs="Arial Narrow"/>
           <w:bCs/>
+          <w:sz w:val="22"/>
+          <w:szCs w:val="22"/>
         </w:rPr>
         <w:t>.</w:t>
       </w:r>
       <w:r>
         <w:rPr>
-          <w:rFonts w:ascii="Arial Narrow" w:eastAsia="Times New Roman" w:hAnsi="Arial Narrow" w:cs="Arial"/>
-          <w:color w:val="000000"/>
-          <w:kern w:val="0"/>
+          <w:rFonts w:ascii="Arial Narrow" w:eastAsia="Arial Narrow" w:hAnsi="Arial Narrow" w:cs="Arial Narrow"/>
+          <w:color w:val="000000"/>
+          <w:kern w:val="0"/>
+          <w:sz w:val="22"/>
+          <w:szCs w:val="22"/>
           <w:lang w:eastAsia="es-ES"/>
           <w14:ligatures w14:val="none"/>
         </w:rPr>
@@ -4275,9 +5023,11 @@
       <w:bookmarkEnd w:id="5"/>
       <w:r>
         <w:rPr>
-          <w:rFonts w:ascii="Arial Narrow" w:eastAsia="Times New Roman" w:hAnsi="Arial Narrow" w:cs="Arial"/>
-          <w:color w:val="000000"/>
-          <w:kern w:val="0"/>
+          <w:rFonts w:ascii="Arial Narrow" w:eastAsia="Arial Narrow" w:hAnsi="Arial Narrow" w:cs="Arial Narrow"/>
+          <w:color w:val="000000"/>
+          <w:kern w:val="0"/>
+          <w:sz w:val="22"/>
+          <w:szCs w:val="22"/>
           <w:lang w:val="es-ES" w:eastAsia="es-ES"/>
           <w14:ligatures w14:val="none"/>
         </w:rPr>
@@ -4285,9 +5035,11 @@
       </w:r>
       <w:r>
         <w:rPr>
-          <w:rFonts w:ascii="Arial Narrow" w:eastAsia="Times New Roman" w:hAnsi="Arial Narrow" w:cs="Arial"/>
-          <w:color w:val="000000"/>
-          <w:kern w:val="0"/>
+          <w:rFonts w:ascii="Arial Narrow" w:eastAsia="Arial Narrow" w:hAnsi="Arial Narrow" w:cs="Arial Narrow"/>
+          <w:color w:val="000000"/>
+          <w:kern w:val="0"/>
+          <w:sz w:val="22"/>
+          <w:szCs w:val="22"/>
           <w:lang w:val="es-ES" w:eastAsia="es-ES"/>
           <w14:ligatures w14:val="none"/>
         </w:rPr>
@@ -4295,9 +5047,11 @@
       </w:r>
       <w:r>
         <w:rPr>
-          <w:rFonts w:ascii="Arial Narrow" w:eastAsia="Times New Roman" w:hAnsi="Arial Narrow" w:cs="Arial"/>
-          <w:color w:val="000000"/>
-          <w:kern w:val="0"/>
+          <w:rFonts w:ascii="Arial Narrow" w:eastAsia="Arial Narrow" w:hAnsi="Arial Narrow" w:cs="Arial Narrow"/>
+          <w:color w:val="000000"/>
+          <w:kern w:val="0"/>
+          <w:sz w:val="22"/>
+          <w:szCs w:val="22"/>
           <w:lang w:val="es-ES" w:eastAsia="es-ES"/>
           <w14:ligatures w14:val="none"/>
         </w:rPr>
@@ -4305,9 +5059,11 @@
       </w:r>
       <w:r>
         <w:rPr>
-          <w:rFonts w:ascii="Arial Narrow" w:eastAsia="Times New Roman" w:hAnsi="Arial Narrow" w:cs="Arial"/>
-          <w:color w:val="000000"/>
-          <w:kern w:val="0"/>
+          <w:rFonts w:ascii="Arial Narrow" w:eastAsia="Arial Narrow" w:hAnsi="Arial Narrow" w:cs="Arial Narrow"/>
+          <w:color w:val="000000"/>
+          <w:kern w:val="0"/>
+          <w:sz w:val="22"/>
+          <w:szCs w:val="22"/>
           <w:lang w:val="es-ES" w:eastAsia="es-ES"/>
           <w14:ligatures w14:val="none"/>
         </w:rPr>
@@ -4315,9 +5071,11 @@
       </w:r>
       <w:r>
         <w:rPr>
-          <w:rFonts w:ascii="Arial Narrow" w:eastAsia="Times New Roman" w:hAnsi="Arial Narrow" w:cs="Arial"/>
-          <w:color w:val="000000"/>
-          <w:kern w:val="0"/>
+          <w:rFonts w:ascii="Arial Narrow" w:eastAsia="Arial Narrow" w:hAnsi="Arial Narrow" w:cs="Arial Narrow"/>
+          <w:color w:val="000000"/>
+          <w:kern w:val="0"/>
+          <w:sz w:val="22"/>
+          <w:szCs w:val="22"/>
           <w:lang w:val="es-ES" w:eastAsia="es-ES"/>
           <w14:ligatures w14:val="none"/>
         </w:rPr>
@@ -4326,9 +5084,11 @@
       </w:r>
       <w:r>
         <w:rPr>
-          <w:rFonts w:ascii="Arial Narrow" w:eastAsia="Times New Roman" w:hAnsi="Arial Narrow" w:cs="Arial"/>
-          <w:color w:val="000000"/>
-          <w:kern w:val="0"/>
+          <w:rFonts w:ascii="Arial Narrow" w:eastAsia="Arial Narrow" w:hAnsi="Arial Narrow" w:cs="Arial Narrow"/>
+          <w:color w:val="000000"/>
+          <w:kern w:val="0"/>
+          <w:sz w:val="22"/>
+          <w:szCs w:val="22"/>
           <w:lang w:val="es-ES" w:eastAsia="es-ES"/>
           <w14:ligatures w14:val="none"/>
         </w:rPr>
@@ -4336,9 +5096,11 @@
       </w:r>
       <w:r>
         <w:rPr>
-          <w:rFonts w:ascii="Arial Narrow" w:eastAsia="Times New Roman" w:hAnsi="Arial Narrow" w:cs="Arial"/>
-          <w:color w:val="000000"/>
-          <w:kern w:val="0"/>
+          <w:rFonts w:ascii="Arial Narrow" w:eastAsia="Arial Narrow" w:hAnsi="Arial Narrow" w:cs="Arial Narrow"/>
+          <w:color w:val="000000"/>
+          <w:kern w:val="0"/>
+          <w:sz w:val="22"/>
+          <w:szCs w:val="22"/>
           <w:lang w:val="es-ES" w:eastAsia="es-ES"/>
           <w14:ligatures w14:val="none"/>
         </w:rPr>
@@ -4346,9 +5108,11 @@
       </w:r>
       <w:r>
         <w:rPr>
-          <w:rFonts w:ascii="Arial Narrow" w:eastAsia="Times New Roman" w:hAnsi="Arial Narrow" w:cs="Arial"/>
-          <w:color w:val="000000"/>
-          <w:kern w:val="0"/>
+          <w:rFonts w:ascii="Arial Narrow" w:eastAsia="Arial Narrow" w:hAnsi="Arial Narrow" w:cs="Arial Narrow"/>
+          <w:color w:val="000000"/>
+          <w:kern w:val="0"/>
+          <w:sz w:val="22"/>
+          <w:szCs w:val="22"/>
           <w:lang w:val="es-ES" w:eastAsia="es-ES"/>
           <w14:ligatures w14:val="none"/>
         </w:rPr>
@@ -4356,9 +5120,11 @@
       </w:r>
       <w:r>
         <w:rPr>
-          <w:rFonts w:ascii="Arial Narrow" w:eastAsia="Times New Roman" w:hAnsi="Arial Narrow" w:cs="Arial"/>
-          <w:color w:val="000000"/>
-          <w:kern w:val="0"/>
+          <w:rFonts w:ascii="Arial Narrow" w:eastAsia="Arial Narrow" w:hAnsi="Arial Narrow" w:cs="Arial Narrow"/>
+          <w:color w:val="000000"/>
+          <w:kern w:val="0"/>
+          <w:sz w:val="22"/>
+          <w:szCs w:val="22"/>
           <w:lang w:val="es-ES" w:eastAsia="es-ES"/>
           <w14:ligatures w14:val="none"/>
         </w:rPr>
@@ -4366,9 +5132,11 @@
       </w:r>
       <w:r>
         <w:rPr>
-          <w:rFonts w:ascii="Arial Narrow" w:eastAsia="Times New Roman" w:hAnsi="Arial Narrow" w:cs="Arial"/>
-          <w:color w:val="000000"/>
-          <w:kern w:val="0"/>
+          <w:rFonts w:ascii="Arial Narrow" w:eastAsia="Arial Narrow" w:hAnsi="Arial Narrow" w:cs="Arial Narrow"/>
+          <w:color w:val="000000"/>
+          <w:kern w:val="0"/>
+          <w:sz w:val="22"/>
+          <w:szCs w:val="22"/>
           <w:lang w:val="es-ES" w:eastAsia="es-ES"/>
           <w14:ligatures w14:val="none"/>
         </w:rPr>
@@ -4376,9 +5144,11 @@
       </w:r>
       <w:r>
         <w:rPr>
-          <w:rFonts w:ascii="Arial Narrow" w:eastAsia="Times New Roman" w:hAnsi="Arial Narrow" w:cs="Arial"/>
-          <w:color w:val="000000"/>
-          <w:kern w:val="0"/>
+          <w:rFonts w:ascii="Arial Narrow" w:eastAsia="Arial Narrow" w:hAnsi="Arial Narrow" w:cs="Arial Narrow"/>
+          <w:color w:val="000000"/>
+          <w:kern w:val="0"/>
+          <w:sz w:val="22"/>
+          <w:szCs w:val="22"/>
           <w:lang w:val="es-ES" w:eastAsia="es-ES"/>
           <w14:ligatures w14:val="none"/>
         </w:rPr>
@@ -4394,6 +5164,8 @@
           <w:b/>
           <w:color w:val="000000"/>
           <w:kern w:val="0"/>
+          <w:sz w:val="22"/>
+          <w:szCs w:val="22"/>
           <w:lang w:val="es-ES" w:eastAsia="es-PE"/>
           <w14:ligatures w14:val="none"/>
         </w:rPr>
@@ -4407,6 +5179,8 @@
           <w:rFonts w:ascii="Arial Narrow" w:eastAsia="Arial Narrow" w:hAnsi="Arial Narrow" w:cs="Arial Narrow"/>
           <w:color w:val="000000"/>
           <w:kern w:val="0"/>
+          <w:sz w:val="22"/>
+          <w:szCs w:val="22"/>
           <w:lang w:eastAsia="es-PE"/>
           <w14:ligatures w14:val="none"/>
         </w:rPr>
@@ -4417,6 +5191,8 @@
           <w:b/>
           <w:color w:val="000000"/>
           <w:kern w:val="0"/>
+          <w:sz w:val="22"/>
+          <w:szCs w:val="22"/>
           <w:lang w:eastAsia="es-PE"/>
           <w14:ligatures w14:val="none"/>
         </w:rPr>
@@ -4427,6 +5203,8 @@
           <w:rFonts w:ascii="Arial Narrow" w:eastAsia="Arial Narrow" w:hAnsi="Arial Narrow" w:cs="Arial Narrow"/>
           <w:color w:val="000000"/>
           <w:kern w:val="0"/>
+          <w:sz w:val="22"/>
+          <w:szCs w:val="22"/>
           <w:lang w:eastAsia="es-PE"/>
           <w14:ligatures w14:val="none"/>
         </w:rPr>
@@ -4438,6 +5216,8 @@
           <w:rFonts w:ascii="Arial Narrow" w:eastAsia="Arial Narrow" w:hAnsi="Arial Narrow" w:cs="Arial Narrow"/>
           <w:color w:val="000000"/>
           <w:kern w:val="0"/>
+          <w:sz w:val="22"/>
+          <w:szCs w:val="22"/>
           <w:lang w:eastAsia="es-PE"/>
           <w14:ligatures w14:val="none"/>
         </w:rPr>
@@ -4445,9 +5225,11 @@
       </w:r>
       <w:r>
         <w:rPr>
-          <w:rFonts w:ascii="Arial Narrow" w:eastAsia="Times New Roman" w:hAnsi="Arial Narrow" w:cs="Segoe UI"/>
-          <w:color w:val="000000"/>
-          <w:kern w:val="0"/>
+          <w:rFonts w:ascii="Arial Narrow" w:eastAsia="Arial Narrow" w:hAnsi="Arial Narrow" w:cs="Arial Narrow"/>
+          <w:color w:val="000000"/>
+          <w:kern w:val="0"/>
+          <w:sz w:val="22"/>
+          <w:szCs w:val="22"/>
           <w:lang w:eastAsia="es-PE"/>
           <w14:ligatures w14:val="none"/>
         </w:rPr>
@@ -4458,6 +5240,8 @@
           <w:rFonts w:ascii="Arial Narrow" w:eastAsia="Arial Narrow" w:hAnsi="Arial Narrow" w:cs="Arial Narrow"/>
           <w:color w:val="000000"/>
           <w:kern w:val="0"/>
+          <w:sz w:val="22"/>
+          <w:szCs w:val="22"/>
           <w:lang w:eastAsia="es-PE"/>
           <w14:ligatures w14:val="none"/>
         </w:rPr>
@@ -4466,9 +5250,11 @@
       <w:r>
         <w:rPr>
           <w:rStyle w:val="Refdenotaalpie"/>
-          <w:rFonts w:ascii="Arial Narrow" w:eastAsia="Arial Narrow" w:hAnsi="Arial Narrow" w:cs="Times New Roman"/>
-          <w:color w:val="000000"/>
-          <w:kern w:val="0"/>
+          <w:rFonts w:ascii="Arial Narrow" w:eastAsia="Arial Narrow" w:hAnsi="Arial Narrow" w:cs="Arial Narrow"/>
+          <w:color w:val="000000"/>
+          <w:kern w:val="0"/>
+          <w:sz w:val="22"/>
+          <w:szCs w:val="22"/>
           <w:vertAlign w:val="superscript"/>
           <w:lang w:eastAsia="es-PE"/>
           <w14:ligatures w14:val="none"/>
@@ -4480,6 +5266,8 @@
           <w:rFonts w:ascii="Arial Narrow" w:eastAsia="Arial Narrow" w:hAnsi="Arial Narrow" w:cs="Arial Narrow"/>
           <w:color w:val="000000"/>
           <w:kern w:val="0"/>
+          <w:sz w:val="22"/>
+          <w:szCs w:val="22"/>
           <w:lang w:eastAsia="es-PE"/>
           <w14:ligatures w14:val="none"/>
         </w:rPr>
@@ -4487,9 +5275,11 @@
       </w:r>
       <w:r>
         <w:rPr>
-          <w:rFonts w:ascii="Arial Narrow" w:eastAsia="Times New Roman" w:hAnsi="Arial Narrow" w:cs="Segoe UI"/>
-          <w:color w:val="000000"/>
-          <w:kern w:val="0"/>
+          <w:rFonts w:ascii="Arial Narrow" w:eastAsia="Arial Narrow" w:hAnsi="Arial Narrow" w:cs="Arial Narrow"/>
+          <w:color w:val="000000"/>
+          <w:kern w:val="0"/>
+          <w:sz w:val="22"/>
+          <w:szCs w:val="22"/>
           <w:lang w:eastAsia="es-PE"/>
           <w14:ligatures w14:val="none"/>
         </w:rPr>
@@ -4500,6 +5290,8 @@
           <w:rFonts w:ascii="Arial Narrow" w:eastAsia="Arial Narrow" w:hAnsi="Arial Narrow" w:cs="Arial Narrow"/>
           <w:color w:val="000000"/>
           <w:kern w:val="0"/>
+          <w:sz w:val="22"/>
+          <w:szCs w:val="22"/>
           <w:lang w:eastAsia="es-PE"/>
           <w14:ligatures w14:val="none"/>
         </w:rPr>
@@ -4507,9 +5299,11 @@
       </w:r>
       <w:r>
         <w:rPr>
-          <w:rFonts w:ascii="Arial Narrow" w:eastAsia="Times New Roman" w:hAnsi="Arial Narrow" w:cs="Segoe UI"/>
-          <w:color w:val="000000"/>
-          <w:kern w:val="0"/>
+          <w:rFonts w:ascii="Arial Narrow" w:eastAsia="Arial Narrow" w:hAnsi="Arial Narrow" w:cs="Arial Narrow"/>
+          <w:color w:val="000000"/>
+          <w:kern w:val="0"/>
+          <w:sz w:val="22"/>
+          <w:szCs w:val="22"/>
           <w:lang w:eastAsia="es-PE"/>
           <w14:ligatures w14:val="none"/>
         </w:rPr>
@@ -4520,6 +5314,8 @@
           <w:rFonts w:ascii="Arial Narrow" w:eastAsia="Arial Narrow" w:hAnsi="Arial Narrow" w:cs="Arial Narrow"/>
           <w:color w:val="000000"/>
           <w:kern w:val="0"/>
+          <w:sz w:val="22"/>
+          <w:szCs w:val="22"/>
           <w:lang w:eastAsia="es-PE"/>
           <w14:ligatures w14:val="none"/>
         </w:rPr>
@@ -4527,9 +5323,11 @@
       </w:r>
       <w:r>
         <w:rPr>
-          <w:rFonts w:ascii="Arial Narrow" w:eastAsia="Times New Roman" w:hAnsi="Arial Narrow" w:cs="Segoe UI"/>
-          <w:color w:val="000000"/>
-          <w:kern w:val="0"/>
+          <w:rFonts w:ascii="Arial Narrow" w:eastAsia="Arial Narrow" w:hAnsi="Arial Narrow" w:cs="Arial Narrow"/>
+          <w:color w:val="000000"/>
+          <w:kern w:val="0"/>
+          <w:sz w:val="22"/>
+          <w:szCs w:val="22"/>
           <w:lang w:eastAsia="es-PE"/>
           <w14:ligatures w14:val="none"/>
         </w:rPr>
@@ -4540,6 +5338,8 @@
           <w:rFonts w:ascii="Arial Narrow" w:eastAsia="Arial Narrow" w:hAnsi="Arial Narrow" w:cs="Arial Narrow"/>
           <w:color w:val="000000"/>
           <w:kern w:val="0"/>
+          <w:sz w:val="22"/>
+          <w:szCs w:val="22"/>
           <w:lang w:eastAsia="es-PE"/>
           <w14:ligatures w14:val="none"/>
         </w:rPr>
@@ -4548,9 +5348,11 @@
       <w:r>
         <w:rPr>
           <w:rStyle w:val="Refdenotaalpie"/>
-          <w:rFonts w:ascii="Arial Narrow" w:eastAsia="Arial Narrow" w:hAnsi="Arial Narrow" w:cs="Times New Roman"/>
-          <w:color w:val="000000"/>
-          <w:kern w:val="0"/>
+          <w:rFonts w:ascii="Arial Narrow" w:eastAsia="Arial Narrow" w:hAnsi="Arial Narrow" w:cs="Arial Narrow"/>
+          <w:color w:val="000000"/>
+          <w:kern w:val="0"/>
+          <w:sz w:val="22"/>
+          <w:szCs w:val="22"/>
           <w:vertAlign w:val="superscript"/>
           <w:lang w:eastAsia="es-PE"/>
           <w14:ligatures w14:val="none"/>
@@ -4562,6 +5364,8 @@
           <w:rFonts w:ascii="Arial Narrow" w:eastAsia="Arial Narrow" w:hAnsi="Arial Narrow" w:cs="Arial Narrow"/>
           <w:color w:val="000000"/>
           <w:kern w:val="0"/>
+          <w:sz w:val="22"/>
+          <w:szCs w:val="22"/>
           <w:lang w:eastAsia="es-PE"/>
           <w14:ligatures w14:val="none"/>
         </w:rPr>
@@ -4573,6 +5377,8 @@
           <w:rFonts w:ascii="Arial Narrow" w:eastAsia="Arial Narrow" w:hAnsi="Arial Narrow" w:cs="Arial Narrow"/>
           <w:color w:val="000000"/>
           <w:kern w:val="0"/>
+          <w:sz w:val="22"/>
+          <w:szCs w:val="22"/>
           <w:lang w:eastAsia="es-PE"/>
           <w14:ligatures w14:val="none"/>
         </w:rPr>
@@ -4581,9 +5387,11 @@
       </w:r>
       <w:r>
         <w:rPr>
-          <w:rFonts w:ascii="Arial Narrow" w:eastAsia="Times New Roman" w:hAnsi="Arial Narrow" w:cs="Segoe UI"/>
-          <w:color w:val="000000"/>
-          <w:kern w:val="0"/>
+          <w:rFonts w:ascii="Arial Narrow" w:eastAsia="Arial Narrow" w:hAnsi="Arial Narrow" w:cs="Arial Narrow"/>
+          <w:color w:val="000000"/>
+          <w:kern w:val="0"/>
+          <w:sz w:val="22"/>
+          <w:szCs w:val="22"/>
           <w:lang w:eastAsia="es-PE"/>
           <w14:ligatures w14:val="none"/>
         </w:rPr>
@@ -4594,6 +5402,8 @@
           <w:rFonts w:ascii="Arial Narrow" w:eastAsia="Arial Narrow" w:hAnsi="Arial Narrow" w:cs="Arial Narrow"/>
           <w:color w:val="000000"/>
           <w:kern w:val="0"/>
+          <w:sz w:val="22"/>
+          <w:szCs w:val="22"/>
           <w:lang w:eastAsia="es-PE"/>
           <w14:ligatures w14:val="none"/>
         </w:rPr>
@@ -4602,9 +5412,11 @@
       <w:r>
         <w:rPr>
           <w:rStyle w:val="Refdenotaalpie"/>
-          <w:rFonts w:ascii="Arial Narrow" w:eastAsia="Arial Narrow" w:hAnsi="Arial Narrow" w:cs="Times New Roman"/>
-          <w:color w:val="000000"/>
-          <w:kern w:val="0"/>
+          <w:rFonts w:ascii="Arial Narrow" w:eastAsia="Arial Narrow" w:hAnsi="Arial Narrow" w:cs="Arial Narrow"/>
+          <w:color w:val="000000"/>
+          <w:kern w:val="0"/>
+          <w:sz w:val="22"/>
+          <w:szCs w:val="22"/>
           <w:vertAlign w:val="superscript"/>
           <w:lang w:eastAsia="es-PE"/>
           <w14:ligatures w14:val="none"/>
@@ -4616,6 +5428,8 @@
           <w:rFonts w:ascii="Arial Narrow" w:eastAsia="Arial Narrow" w:hAnsi="Arial Narrow" w:cs="Arial Narrow"/>
           <w:color w:val="000000"/>
           <w:kern w:val="0"/>
+          <w:sz w:val="22"/>
+          <w:szCs w:val="22"/>
           <w:lang w:eastAsia="es-PE"/>
           <w14:ligatures w14:val="none"/>
         </w:rPr>
@@ -4632,6 +5446,8 @@
           <w:b/>
           <w:color w:val="000000"/>
           <w:kern w:val="0"/>
+          <w:sz w:val="22"/>
+          <w:szCs w:val="22"/>
           <w:lang w:eastAsia="es-PE"/>
           <w14:ligatures w14:val="none"/>
         </w:rPr>
@@ -4646,6 +5462,8 @@
           <w:rFonts w:ascii="Arial Narrow" w:eastAsia="Arial Narrow" w:hAnsi="Arial Narrow" w:cs="Arial Narrow"/>
           <w:color w:val="000000"/>
           <w:kern w:val="0"/>
+          <w:sz w:val="22"/>
+          <w:szCs w:val="22"/>
           <w:lang w:eastAsia="es-PE"/>
           <w14:ligatures w14:val="none"/>
         </w:rPr>
@@ -4656,6 +5474,8 @@
           <w:b/>
           <w:color w:val="000000"/>
           <w:kern w:val="0"/>
+          <w:sz w:val="22"/>
+          <w:szCs w:val="22"/>
           <w:lang w:eastAsia="es-PE"/>
           <w14:ligatures w14:val="none"/>
         </w:rPr>
@@ -4666,6 +5486,8 @@
           <w:rFonts w:ascii="Arial Narrow" w:eastAsia="Arial Narrow" w:hAnsi="Arial Narrow" w:cs="Arial Narrow"/>
           <w:color w:val="000000"/>
           <w:kern w:val="0"/>
+          <w:sz w:val="22"/>
+          <w:szCs w:val="22"/>
           <w:lang w:eastAsia="es-PE"/>
           <w14:ligatures w14:val="none"/>
         </w:rPr>
@@ -4673,9 +5495,11 @@
       </w:r>
       <w:r>
         <w:rPr>
-          <w:rFonts w:ascii="Arial Narrow" w:eastAsia="Times New Roman" w:hAnsi="Arial Narrow" w:cs="Segoe UI"/>
-          <w:color w:val="000000"/>
-          <w:kern w:val="0"/>
+          <w:rFonts w:ascii="Arial Narrow" w:eastAsia="Arial Narrow" w:hAnsi="Arial Narrow" w:cs="Arial Narrow"/>
+          <w:color w:val="000000"/>
+          <w:kern w:val="0"/>
+          <w:sz w:val="22"/>
+          <w:szCs w:val="22"/>
           <w:lang w:eastAsia="es-PE"/>
           <w14:ligatures w14:val="none"/>
         </w:rPr>
@@ -4686,6 +5510,8 @@
           <w:rFonts w:ascii="Arial Narrow" w:eastAsia="Arial Narrow" w:hAnsi="Arial Narrow" w:cs="Arial Narrow"/>
           <w:color w:val="000000"/>
           <w:kern w:val="0"/>
+          <w:sz w:val="22"/>
+          <w:szCs w:val="22"/>
           <w:lang w:eastAsia="es-PE"/>
           <w14:ligatures w14:val="none"/>
         </w:rPr>
@@ -4701,6 +5527,8 @@
           <w:rFonts w:ascii="Arial Narrow" w:eastAsia="Arial Narrow" w:hAnsi="Arial Narrow" w:cs="Arial Narrow"/>
           <w:color w:val="000000"/>
           <w:kern w:val="0"/>
+          <w:sz w:val="22"/>
+          <w:szCs w:val="22"/>
           <w:lang w:eastAsia="es-PE"/>
           <w14:ligatures w14:val="none"/>
         </w:rPr>
@@ -4712,44 +5540,54 @@
         <w:spacing w:after="0" w:line="240" w:lineRule="auto"/>
         <w:jc w:val="both"/>
         <w:rPr>
-          <w:rFonts w:ascii="Arial Narrow" w:eastAsia="Calibri" w:hAnsi="Arial Narrow" w:cs="Arial"/>
-          <w:kern w:val="0"/>
+          <w:rFonts w:ascii="Arial Narrow" w:eastAsia="Arial Narrow" w:hAnsi="Arial Narrow" w:cs="Arial Narrow"/>
+          <w:kern w:val="0"/>
+          <w:sz w:val="22"/>
+          <w:szCs w:val="22"/>
           <w:u w:val="single"/>
           <w14:ligatures w14:val="none"/>
         </w:rPr>
       </w:pPr>
       <w:r>
         <w:rPr>
-          <w:rFonts w:ascii="Arial Narrow" w:eastAsia="Calibri" w:hAnsi="Arial Narrow" w:cs="Arial"/>
+          <w:rFonts w:ascii="Arial Narrow" w:eastAsia="Arial Narrow" w:hAnsi="Arial Narrow" w:cs="Arial Narrow"/>
           <w:b/>
           <w:bCs/>
           <w:kern w:val="0"/>
           <w14:ligatures w14:val="none"/>
+          <w:sz w:val="22"/>
+          <w:szCs w:val="22"/>
         </w:rPr>
         <w:t>OCTAVO</w:t>
       </w:r>
       <w:r>
         <w:rPr>
-          <w:rFonts w:ascii="Arial Narrow" w:eastAsia="Calibri" w:hAnsi="Arial Narrow" w:cs="Arial"/>
+          <w:rFonts w:ascii="Arial Narrow" w:eastAsia="Arial Narrow" w:hAnsi="Arial Narrow" w:cs="Arial Narrow"/>
           <w:b/>
           <w:kern w:val="0"/>
           <w14:ligatures w14:val="none"/>
+          <w:sz w:val="22"/>
+          <w:szCs w:val="22"/>
         </w:rPr>
         <w:t>:</w:t>
       </w:r>
       <w:r>
         <w:rPr>
-          <w:rFonts w:ascii="Arial Narrow" w:eastAsia="Calibri" w:hAnsi="Arial Narrow" w:cs="Arial"/>
-          <w:kern w:val="0"/>
-          <w14:ligatures w14:val="none"/>
+          <w:rFonts w:ascii="Arial Narrow" w:eastAsia="Arial Narrow" w:hAnsi="Arial Narrow" w:cs="Arial Narrow"/>
+          <w:kern w:val="0"/>
+          <w14:ligatures w14:val="none"/>
+          <w:sz w:val="22"/>
+          <w:szCs w:val="22"/>
         </w:rPr>
         <w:t xml:space="preserve"> comunicar a las partes que, de acuerdo a lo señalado por el artículo 29</w:t>
       </w:r>
       <w:r>
         <w:rPr>
-          <w:rFonts w:ascii="Arial Narrow" w:eastAsia="Times New Roman" w:hAnsi="Arial Narrow" w:cs="Segoe UI"/>
-          <w:color w:val="000000"/>
-          <w:kern w:val="0"/>
+          <w:rFonts w:ascii="Arial Narrow" w:eastAsia="Arial Narrow" w:hAnsi="Arial Narrow" w:cs="Arial Narrow"/>
+          <w:color w:val="000000"/>
+          <w:kern w:val="0"/>
+          <w:sz w:val="22"/>
+          <w:szCs w:val="22"/>
           <w:lang w:eastAsia="es-PE"/>
           <w14:ligatures w14:val="none"/>
         </w:rPr>
@@ -4757,17 +5595,21 @@
       </w:r>
       <w:r>
         <w:rPr>
-          <w:rFonts w:ascii="Arial Narrow" w:eastAsia="Calibri" w:hAnsi="Arial Narrow" w:cs="Arial"/>
-          <w:kern w:val="0"/>
-          <w14:ligatures w14:val="none"/>
+          <w:rFonts w:ascii="Arial Narrow" w:eastAsia="Arial Narrow" w:hAnsi="Arial Narrow" w:cs="Arial Narrow"/>
+          <w:kern w:val="0"/>
+          <w14:ligatures w14:val="none"/>
+          <w:sz w:val="22"/>
+          <w:szCs w:val="22"/>
         </w:rPr>
         <w:t xml:space="preserve"> del Decreto Legislativo 807</w:t>
       </w:r>
       <w:r>
         <w:rPr>
           <w:rStyle w:val="Refdenotaalpie"/>
-          <w:rFonts w:ascii="Arial Narrow" w:eastAsia="Calibri" w:hAnsi="Arial Narrow" w:cs="Arial"/>
-          <w:kern w:val="0"/>
+          <w:rFonts w:ascii="Arial Narrow" w:eastAsia="Arial Narrow" w:hAnsi="Arial Narrow" w:cs="Arial Narrow"/>
+          <w:kern w:val="0"/>
+          <w:sz w:val="22"/>
+          <w:szCs w:val="22"/>
           <w:vertAlign w:val="superscript"/>
           <w14:ligatures w14:val="none"/>
         </w:rPr>
@@ -4775,16 +5617,20 @@
       </w:r>
       <w:r>
         <w:rPr>
-          <w:rFonts w:ascii="Arial Narrow" w:eastAsia="Calibri" w:hAnsi="Arial Narrow" w:cs="Arial"/>
-          <w:kern w:val="0"/>
-          <w14:ligatures w14:val="none"/>
+          <w:rFonts w:ascii="Arial Narrow" w:eastAsia="Arial Narrow" w:hAnsi="Arial Narrow" w:cs="Arial Narrow"/>
+          <w:kern w:val="0"/>
+          <w14:ligatures w14:val="none"/>
+          <w:sz w:val="22"/>
+          <w:szCs w:val="22"/>
         </w:rPr>
         <w:t xml:space="preserve">, hasta antes de la emisión de la Resolución Final tienen la posibilidad de solicitar una audiencia de conciliación. En caso deleguen a favor de una tercera persona su actuación en la diligencia programada, esta deberá presentar un poder especial con firma legalizada ante Notario Público, donde conste </w:t>
       </w:r>
       <w:r>
         <w:rPr>
-          <w:rFonts w:ascii="Arial Narrow" w:eastAsia="Calibri" w:hAnsi="Arial Narrow" w:cs="Arial"/>
-          <w:kern w:val="0"/>
+          <w:rFonts w:ascii="Arial Narrow" w:eastAsia="Arial Narrow" w:hAnsi="Arial Narrow" w:cs="Arial Narrow"/>
+          <w:kern w:val="0"/>
+          <w:sz w:val="22"/>
+          <w:szCs w:val="22"/>
           <w:u w:val="single"/>
           <w14:ligatures w14:val="none"/>
         </w:rPr>
@@ -4792,27 +5638,33 @@
       </w:r>
       <w:r>
         <w:rPr>
-          <w:rFonts w:ascii="Arial Narrow" w:eastAsia="Calibri" w:hAnsi="Arial Narrow" w:cs="Arial"/>
+          <w:rFonts w:ascii="Arial Narrow" w:eastAsia="Arial Narrow" w:hAnsi="Arial Narrow" w:cs="Arial Narrow"/>
           <w:bCs/>
           <w:kern w:val="0"/>
           <w14:ligatures w14:val="none"/>
+          <w:sz w:val="22"/>
+          <w:szCs w:val="22"/>
         </w:rPr>
         <w:t>.</w:t>
       </w:r>
       <w:r>
         <w:rPr>
-          <w:rFonts w:ascii="Arial Narrow" w:eastAsia="Calibri" w:hAnsi="Arial Narrow" w:cs="Arial"/>
+          <w:rFonts w:ascii="Arial Narrow" w:eastAsia="Arial Narrow" w:hAnsi="Arial Narrow" w:cs="Arial Narrow"/>
           <w:b/>
           <w:bCs/>
           <w:kern w:val="0"/>
           <w14:ligatures w14:val="none"/>
+          <w:sz w:val="22"/>
+          <w:szCs w:val="22"/>
         </w:rPr>
         <w:t xml:space="preserve"> </w:t>
       </w:r>
       <w:r>
         <w:rPr>
-          <w:rFonts w:ascii="Arial Narrow" w:eastAsia="Calibri" w:hAnsi="Arial Narrow" w:cs="Arial"/>
-          <w:kern w:val="0"/>
+          <w:rFonts w:ascii="Arial Narrow" w:eastAsia="Arial Narrow" w:hAnsi="Arial Narrow" w:cs="Arial Narrow"/>
+          <w:kern w:val="0"/>
+          <w:sz w:val="22"/>
+          <w:szCs w:val="22"/>
           <w:u w:val="single"/>
           <w14:ligatures w14:val="none"/>
         </w:rPr>
@@ -4825,8 +5677,10 @@
         <w:spacing w:after="0" w:line="240" w:lineRule="auto"/>
         <w:jc w:val="both"/>
         <w:rPr>
-          <w:rFonts w:ascii="Arial Narrow" w:eastAsia="Calibri" w:hAnsi="Arial Narrow" w:cs="Arial"/>
-          <w:kern w:val="0"/>
+          <w:rFonts w:ascii="Arial Narrow" w:eastAsia="Arial Narrow" w:hAnsi="Arial Narrow" w:cs="Arial Narrow"/>
+          <w:kern w:val="0"/>
+          <w:sz w:val="22"/>
+          <w:szCs w:val="22"/>
           <w:u w:val="single"/>
           <w14:ligatures w14:val="none"/>
         </w:rPr>
@@ -4838,19 +5692,23 @@
         <w:spacing w:after="0" w:line="240" w:lineRule="auto"/>
         <w:jc w:val="both"/>
         <w:rPr>
-          <w:rFonts w:ascii="Arial Narrow" w:eastAsia="Times New Roman" w:hAnsi="Arial Narrow" w:cs="Times New Roman"/>
-          <w:color w:val="000000"/>
-          <w:kern w:val="0"/>
-          <w:lang w:eastAsia="es-PE"/>
-          <w14:ligatures w14:val="none"/>
-        </w:rPr>
-      </w:pPr>
-      <w:r>
-        <w:rPr>
-          <w:rFonts w:ascii="Arial Narrow" w:eastAsia="Times New Roman" w:hAnsi="Arial Narrow" w:cs="Times New Roman"/>
+          <w:rFonts w:ascii="Arial Narrow" w:eastAsia="Arial Narrow" w:hAnsi="Arial Narrow" w:cs="Arial Narrow"/>
+          <w:color w:val="000000"/>
+          <w:kern w:val="0"/>
+          <w:sz w:val="22"/>
+          <w:szCs w:val="22"/>
+          <w:lang w:eastAsia="es-PE"/>
+          <w14:ligatures w14:val="none"/>
+        </w:rPr>
+      </w:pPr>
+      <w:r>
+        <w:rPr>
+          <w:rFonts w:ascii="Arial Narrow" w:eastAsia="Arial Narrow" w:hAnsi="Arial Narrow" w:cs="Arial Narrow"/>
           <w:b/>
           <w:color w:val="000000"/>
           <w:kern w:val="0"/>
+          <w:sz w:val="22"/>
+          <w:szCs w:val="22"/>
           <w:lang w:eastAsia="es-PE"/>
           <w14:ligatures w14:val="none"/>
         </w:rPr>
@@ -4858,9 +5716,11 @@
       </w:r>
       <w:r>
         <w:rPr>
-          <w:rFonts w:ascii="Arial Narrow" w:eastAsia="Times New Roman" w:hAnsi="Arial Narrow" w:cs="Times New Roman"/>
-          <w:color w:val="000000"/>
-          <w:kern w:val="0"/>
+          <w:rFonts w:ascii="Arial Narrow" w:eastAsia="Arial Narrow" w:hAnsi="Arial Narrow" w:cs="Arial Narrow"/>
+          <w:color w:val="000000"/>
+          <w:kern w:val="0"/>
+          <w:sz w:val="22"/>
+          <w:szCs w:val="22"/>
           <w:lang w:eastAsia="es-PE"/>
           <w14:ligatures w14:val="none"/>
         </w:rPr>
@@ -4868,9 +5728,11 @@
       </w:r>
       <w:r>
         <w:rPr>
-          <w:rFonts w:ascii="Arial Narrow" w:eastAsia="Times New Roman" w:hAnsi="Arial Narrow" w:cs="Times New Roman"/>
-          <w:color w:val="000000"/>
-          <w:kern w:val="0"/>
+          <w:rFonts w:ascii="Arial Narrow" w:eastAsia="Arial Narrow" w:hAnsi="Arial Narrow" w:cs="Arial Narrow"/>
+          <w:color w:val="000000"/>
+          <w:kern w:val="0"/>
+          <w:sz w:val="22"/>
+          <w:szCs w:val="22"/>
           <w:lang w:eastAsia="es-PE"/>
           <w14:ligatures w14:val="none"/>
         </w:rPr>
@@ -4886,9 +5748,11 @@
         <w:spacing w:after="0" w:line="240" w:lineRule="auto"/>
         <w:jc w:val="both"/>
         <w:rPr>
-          <w:rFonts w:ascii="Arial Narrow" w:eastAsia="Times New Roman" w:hAnsi="Arial Narrow" w:cs="Times New Roman"/>
-          <w:color w:val="000000"/>
-          <w:kern w:val="0"/>
+          <w:rFonts w:ascii="Arial Narrow" w:eastAsia="Arial Narrow" w:hAnsi="Arial Narrow" w:cs="Arial Narrow"/>
+          <w:color w:val="000000"/>
+          <w:kern w:val="0"/>
+          <w:sz w:val="22"/>
+          <w:szCs w:val="22"/>
           <w:lang w:eastAsia="es-PE"/>
           <w14:ligatures w14:val="none"/>
         </w:rPr>
@@ -4900,54 +5764,74 @@
         <w:spacing w:after="0" w:line="240" w:lineRule="auto"/>
         <w:jc w:val="both"/>
         <w:rPr>
-          <w:rFonts w:ascii="Arial Narrow" w:hAnsi="Arial Narrow" w:cs="Arial"/>
-        </w:rPr>
-      </w:pPr>
-      <w:r>
-        <w:rPr>
-          <w:rFonts w:ascii="Arial Narrow" w:hAnsi="Arial Narrow" w:cs="Arial"/>
+          <w:rFonts w:ascii="Arial Narrow" w:eastAsia="Arial Narrow" w:hAnsi="Arial Narrow" w:cs="Arial Narrow"/>
+          <w:sz w:val="22"/>
+          <w:szCs w:val="22"/>
+        </w:rPr>
+      </w:pPr>
+      <w:r>
+        <w:rPr>
+          <w:rFonts w:ascii="Arial Narrow" w:eastAsia="Arial Narrow" w:hAnsi="Arial Narrow" w:cs="Arial Narrow"/>
           <w:b/>
           <w:spacing w:val="-3"/>
           <w:kern w:val="0"/>
           <w14:ligatures w14:val="none"/>
-        </w:rPr>
-        <w:t xml:space="preserve">DÉCIMO: requerir al señor [DENUNCIANTE] para que, dentro del plazo de dos (2) días hábiles siguientes a la fecha en que reciba la notificación en su bandeja de correo electrónico, efectúe la confirmación de recepción de la notificación remitida por este despacho a su correo electrónico, de conformidad con el segundo párrafo del numeral 4 del artículo 20 del Texto Único Ordenado de la Ley del Procedimiento Administrativo General, aprobado mediante Decreto Supremo 006-2026-JUS, bajo apercibimiento de rehacer el acto de notificación y notificarle conforme al numeral 1 del artículo 20 del citado cuerpo normativo.</w:t>
-      </w:r>
-      <w:r>
-        <w:rPr>
-          <w:rFonts w:ascii="Arial Narrow" w:hAnsi="Arial Narrow" w:cs="Arial"/>
-          <w:bCs/>
+          <w:sz w:val="22"/>
+          <w:szCs w:val="22"/>
+        </w:rPr>
+        <w:t xml:space="preserve">DÉCIMO: </w:t>
+      </w:r>
+      <w:r>
+        <w:rPr>
+          <w:rFonts w:ascii="Arial Narrow" w:eastAsia="Arial Narrow" w:hAnsi="Arial Narrow" w:cs="Arial Narrow"/>
           <w:spacing w:val="-3"/>
           <w:kern w:val="0"/>
           <w14:ligatures w14:val="none"/>
+          <w:sz w:val="22"/>
+          <w:szCs w:val="22"/>
+        </w:rPr>
+        <w:t xml:space="preserve">requerir al señor [DENUNCIANTE] para que, dentro del plazo de dos (2) días hábiles siguientes a la fecha en que reciba la notificación en su bandeja de correo electrónico, efectúe la confirmación de recepción de la notificación remitida por este despacho a su correo electrónico, de conformidad con el segundo párrafo del numeral 4 del artículo 20 del Texto Único Ordenado de la Ley del Procedimiento Administrativo General, aprobado mediante Decreto Supremo 006-2026-JUS, bajo apercibimiento de rehacer el acto de notificación y notificarle conforme al numeral 1 del artículo 20 del citado cuerpo normativo.</w:t>
+      </w:r>
+      <w:r>
+        <w:rPr>
+          <w:rFonts w:ascii="Arial Narrow" w:eastAsia="Arial Narrow" w:hAnsi="Arial Narrow" w:cs="Arial Narrow"/>
+          <w:spacing w:val="-3"/>
+          <w:kern w:val="0"/>
+          <w14:ligatures w14:val="none"/>
+          <w:sz w:val="22"/>
+          <w:szCs w:val="22"/>
         </w:rPr>
         <w:t xml:space="preserve"/>
       </w:r>
       <w:r>
         <w:rPr>
-          <w:rFonts w:ascii="Arial Narrow" w:hAnsi="Arial Narrow" w:cs="Arial"/>
-          <w:bCs/>
+          <w:rFonts w:ascii="Arial Narrow" w:eastAsia="Arial Narrow" w:hAnsi="Arial Narrow" w:cs="Arial Narrow"/>
           <w:spacing w:val="-3"/>
           <w:kern w:val="0"/>
           <w14:ligatures w14:val="none"/>
+          <w:sz w:val="22"/>
+          <w:szCs w:val="22"/>
         </w:rPr>
         <w:t/>
       </w:r>
       <w:r>
         <w:rPr>
-          <w:rFonts w:ascii="Arial Narrow" w:hAnsi="Arial Narrow" w:cs="Arial"/>
-          <w:bCs/>
+          <w:rFonts w:ascii="Arial Narrow" w:eastAsia="Arial Narrow" w:hAnsi="Arial Narrow" w:cs="Arial Narrow"/>
           <w:spacing w:val="-3"/>
           <w:kern w:val="0"/>
           <w14:ligatures w14:val="none"/>
+          <w:sz w:val="22"/>
+          <w:szCs w:val="22"/>
         </w:rPr>
         <w:t xml:space="preserve"/>
       </w:r>
       <w:r>
         <w:rPr>
-          <w:rFonts w:ascii="Arial Narrow" w:eastAsia="Times New Roman" w:hAnsi="Arial Narrow" w:cs="Times New Roman"/>
-          <w:color w:val="000000"/>
-          <w:kern w:val="0"/>
+          <w:rFonts w:ascii="Arial Narrow" w:eastAsia="Arial Narrow" w:hAnsi="Arial Narrow" w:cs="Arial Narrow"/>
+          <w:color w:val="000000"/>
+          <w:kern w:val="0"/>
+          <w:sz w:val="22"/>
+          <w:szCs w:val="22"/>
           <w:shd w:val="clear" w:color="auto" w:fill="FFFFFF"/>
           <w:lang w:eastAsia="es-PE"/>
           <w14:ligatures w14:val="none"/>
@@ -4956,9 +5840,11 @@
       </w:r>
       <w:r>
         <w:rPr>
-          <w:rFonts w:ascii="Arial Narrow" w:eastAsia="Times New Roman" w:hAnsi="Arial Narrow" w:cs="Times New Roman"/>
-          <w:color w:val="000000"/>
-          <w:kern w:val="0"/>
+          <w:rFonts w:ascii="Arial Narrow" w:eastAsia="Arial Narrow" w:hAnsi="Arial Narrow" w:cs="Arial Narrow"/>
+          <w:color w:val="000000"/>
+          <w:kern w:val="0"/>
+          <w:sz w:val="22"/>
+          <w:szCs w:val="22"/>
           <w:shd w:val="clear" w:color="auto" w:fill="FFFFFF"/>
           <w:lang w:eastAsia="es-PE"/>
           <w14:ligatures w14:val="none"/>
@@ -4968,9 +5854,11 @@
       <w:proofErr w:type="spellStart"/>
       <w:r>
         <w:rPr>
-          <w:rFonts w:ascii="Arial Narrow" w:eastAsia="Times New Roman" w:hAnsi="Arial Narrow" w:cs="Times New Roman"/>
-          <w:color w:val="000000"/>
-          <w:kern w:val="0"/>
+          <w:rFonts w:ascii="Arial Narrow" w:eastAsia="Arial Narrow" w:hAnsi="Arial Narrow" w:cs="Arial Narrow"/>
+          <w:color w:val="000000"/>
+          <w:kern w:val="0"/>
+          <w:sz w:val="22"/>
+          <w:szCs w:val="22"/>
           <w:shd w:val="clear" w:color="auto" w:fill="FFFFFF"/>
           <w:lang w:eastAsia="es-PE"/>
           <w14:ligatures w14:val="none"/>
@@ -4980,9 +5868,11 @@
       <w:proofErr w:type="spellEnd"/>
       <w:r>
         <w:rPr>
-          <w:rFonts w:ascii="Arial Narrow" w:eastAsia="Times New Roman" w:hAnsi="Arial Narrow" w:cs="Times New Roman"/>
-          <w:color w:val="000000"/>
-          <w:kern w:val="0"/>
+          <w:rFonts w:ascii="Arial Narrow" w:eastAsia="Arial Narrow" w:hAnsi="Arial Narrow" w:cs="Arial Narrow"/>
+          <w:color w:val="000000"/>
+          <w:kern w:val="0"/>
+          <w:sz w:val="22"/>
+          <w:szCs w:val="22"/>
           <w:shd w:val="clear" w:color="auto" w:fill="FFFFFF"/>
           <w:lang w:eastAsia="es-PE"/>
           <w14:ligatures w14:val="none"/>
@@ -4992,9 +5882,11 @@
       <w:proofErr w:type="spellStart"/>
       <w:r>
         <w:rPr>
-          <w:rFonts w:ascii="Arial Narrow" w:eastAsia="Times New Roman" w:hAnsi="Arial Narrow" w:cs="Times New Roman"/>
-          <w:color w:val="000000"/>
-          <w:kern w:val="0"/>
+          <w:rFonts w:ascii="Arial Narrow" w:eastAsia="Arial Narrow" w:hAnsi="Arial Narrow" w:cs="Arial Narrow"/>
+          <w:color w:val="000000"/>
+          <w:kern w:val="0"/>
+          <w:sz w:val="22"/>
+          <w:szCs w:val="22"/>
           <w:shd w:val="clear" w:color="auto" w:fill="FFFFFF"/>
           <w:lang w:eastAsia="es-PE"/>
           <w14:ligatures w14:val="none"/>
@@ -5004,9 +5896,11 @@
       <w:proofErr w:type="spellEnd"/>
       <w:r>
         <w:rPr>
-          <w:rFonts w:ascii="Arial Narrow" w:eastAsia="Times New Roman" w:hAnsi="Arial Narrow" w:cs="Times New Roman"/>
-          <w:color w:val="000000"/>
-          <w:kern w:val="0"/>
+          <w:rFonts w:ascii="Arial Narrow" w:eastAsia="Arial Narrow" w:hAnsi="Arial Narrow" w:cs="Arial Narrow"/>
+          <w:color w:val="000000"/>
+          <w:kern w:val="0"/>
+          <w:sz w:val="22"/>
+          <w:szCs w:val="22"/>
           <w:shd w:val="clear" w:color="auto" w:fill="FFFFFF"/>
           <w:lang w:eastAsia="es-PE"/>
           <w14:ligatures w14:val="none"/>
@@ -5015,16 +5909,20 @@
       </w:r>
       <w:r>
         <w:rPr>
-          <w:rFonts w:ascii="Arial Narrow" w:hAnsi="Arial Narrow"/>
-          <w:color w:val="000000"/>
+          <w:rFonts w:ascii="Arial Narrow" w:eastAsia="Arial Narrow" w:hAnsi="Arial Narrow" w:cs="Arial Narrow"/>
+          <w:color w:val="000000"/>
+          <w:sz w:val="22"/>
+          <w:szCs w:val="22"/>
         </w:rPr>
         <w:t/>
       </w:r>
       <w:r>
         <w:rPr>
-          <w:rFonts w:ascii="Arial Narrow" w:eastAsia="Times New Roman" w:hAnsi="Arial Narrow" w:cs="Segoe UI"/>
-          <w:color w:val="000000"/>
-          <w:kern w:val="0"/>
+          <w:rFonts w:ascii="Arial Narrow" w:eastAsia="Arial Narrow" w:hAnsi="Arial Narrow" w:cs="Arial Narrow"/>
+          <w:color w:val="000000"/>
+          <w:kern w:val="0"/>
+          <w:sz w:val="22"/>
+          <w:szCs w:val="22"/>
           <w:lang w:eastAsia="es-PE"/>
           <w14:ligatures w14:val="none"/>
         </w:rPr>
@@ -5032,16 +5930,20 @@
       </w:r>
       <w:r>
         <w:rPr>
-          <w:rFonts w:ascii="Arial Narrow" w:hAnsi="Arial Narrow"/>
-          <w:color w:val="000000"/>
+          <w:rFonts w:ascii="Arial Narrow" w:eastAsia="Arial Narrow" w:hAnsi="Arial Narrow" w:cs="Arial Narrow"/>
+          <w:color w:val="000000"/>
+          <w:sz w:val="22"/>
+          <w:szCs w:val="22"/>
         </w:rPr>
         <w:t xml:space="preserve"/>
       </w:r>
       <w:r>
         <w:rPr>
-          <w:rFonts w:ascii="Arial Narrow" w:eastAsia="Times New Roman" w:hAnsi="Arial Narrow" w:cs="Segoe UI"/>
-          <w:color w:val="000000"/>
-          <w:kern w:val="0"/>
+          <w:rFonts w:ascii="Arial Narrow" w:eastAsia="Arial Narrow" w:hAnsi="Arial Narrow" w:cs="Arial Narrow"/>
+          <w:color w:val="000000"/>
+          <w:kern w:val="0"/>
+          <w:sz w:val="22"/>
+          <w:szCs w:val="22"/>
           <w:lang w:eastAsia="es-PE"/>
           <w14:ligatures w14:val="none"/>
         </w:rPr>
@@ -5049,22 +5951,28 @@
       </w:r>
       <w:r>
         <w:rPr>
-          <w:rFonts w:ascii="Arial Narrow" w:hAnsi="Arial Narrow"/>
-          <w:color w:val="000000"/>
+          <w:rFonts w:ascii="Arial Narrow" w:eastAsia="Arial Narrow" w:hAnsi="Arial Narrow" w:cs="Arial Narrow"/>
+          <w:color w:val="000000"/>
+          <w:sz w:val="22"/>
+          <w:szCs w:val="22"/>
         </w:rPr>
         <w:t xml:space="preserve"/>
       </w:r>
       <w:r>
         <w:rPr>
           <w:rStyle w:val="Refdenotaalpie"/>
-          <w:rFonts w:ascii="Arial Narrow" w:hAnsi="Arial Narrow"/>
+          <w:rFonts w:ascii="Arial Narrow" w:eastAsia="Arial Narrow" w:hAnsi="Arial Narrow" w:cs="Arial Narrow"/>
+          <w:sz w:val="22"/>
+          <w:szCs w:val="22"/>
           <w:vertAlign w:val="superscript"/>
         </w:rPr>
         <w:footnoteReference w:id="11"/>
       </w:r>
       <w:r>
         <w:rPr>
-          <w:rFonts w:ascii="Arial Narrow" w:hAnsi="Arial Narrow" w:cs="Arial"/>
+          <w:rFonts w:ascii="Arial Narrow" w:eastAsia="Arial Narrow" w:hAnsi="Arial Narrow" w:cs="Arial Narrow"/>
+          <w:sz w:val="22"/>
+          <w:szCs w:val="22"/>
         </w:rPr>
         <w:t/>
       </w:r>
@@ -5075,7 +5983,9 @@
         <w:spacing w:after="0" w:line="240" w:lineRule="auto"/>
         <w:jc w:val="both"/>
         <w:rPr>
-          <w:rFonts w:ascii="Arial Narrow" w:hAnsi="Arial Narrow" w:cs="Arial"/>
+          <w:rFonts w:ascii="Arial Narrow" w:eastAsia="Arial Narrow" w:hAnsi="Arial Narrow" w:cs="Arial Narrow"/>
+          <w:sz w:val="22"/>
+          <w:szCs w:val="22"/>
         </w:rPr>
       </w:pPr>
     </w:p>
@@ -5085,7 +5995,9 @@
         <w:spacing w:line="240" w:lineRule="auto"/>
         <w:jc w:val="both"/>
         <w:rPr>
-          <w:rFonts w:ascii="Arial Narrow" w:hAnsi="Arial Narrow" w:cs="Arial"/>
+          <w:rFonts w:ascii="Arial Narrow" w:eastAsia="Arial Narrow" w:hAnsi="Arial Narrow" w:cs="Arial Narrow"/>
+          <w:sz w:val="22"/>
+          <w:szCs w:val="22"/>
         </w:rPr>
       </w:pPr>
       <w:r>
@@ -5093,6 +6005,8 @@
           <w:rFonts w:ascii="Arial Narrow" w:eastAsia="Arial Narrow" w:hAnsi="Arial Narrow" w:cs="Arial Narrow"/>
           <w:b/>
           <w:bCs/>
+          <w:sz w:val="22"/>
+          <w:szCs w:val="22"/>
         </w:rPr>
         <w:t xml:space="preserve">DÉCIMO </w:t>
       </w:r>
@@ -5101,6 +6015,8 @@
           <w:rFonts w:ascii="Arial Narrow" w:eastAsia="Arial Narrow" w:hAnsi="Arial Narrow" w:cs="Arial Narrow"/>
           <w:b/>
           <w:bCs/>
+          <w:sz w:val="22"/>
+          <w:szCs w:val="22"/>
         </w:rPr>
         <w:t>PRIMERO</w:t>
       </w:r>
@@ -5109,26 +6025,34 @@
           <w:rFonts w:ascii="Arial Narrow" w:eastAsia="Arial Narrow" w:hAnsi="Arial Narrow" w:cs="Arial Narrow"/>
           <w:b/>
           <w:bCs/>
+          <w:sz w:val="22"/>
+          <w:szCs w:val="22"/>
         </w:rPr>
         <w:t>:</w:t>
       </w:r>
       <w:r>
         <w:rPr>
           <w:rFonts w:ascii="Arial Narrow" w:eastAsia="Arial Narrow" w:hAnsi="Arial Narrow" w:cs="Arial Narrow"/>
+          <w:sz w:val="22"/>
+          <w:szCs w:val="22"/>
         </w:rPr>
         <w:t xml:space="preserve"> </w:t>
       </w:r>
       <w:r>
         <w:rPr>
-          <w:rFonts w:ascii="Arial Narrow" w:hAnsi="Arial Narrow"/>
-          <w:color w:val="000000"/>
+          <w:rFonts w:ascii="Arial Narrow" w:eastAsia="Arial Narrow" w:hAnsi="Arial Narrow" w:cs="Arial Narrow"/>
+          <w:color w:val="000000"/>
+          <w:sz w:val="22"/>
+          <w:szCs w:val="22"/>
         </w:rPr>
         <w:t>requerir a</w:t>
       </w:r>
       <w:r>
         <w:rPr>
-          <w:rFonts w:ascii="Arial Narrow" w:hAnsi="Arial Narrow"/>
-          <w:color w:val="000000"/>
+          <w:rFonts w:ascii="Arial Narrow" w:eastAsia="Arial Narrow" w:hAnsi="Arial Narrow" w:cs="Arial Narrow"/>
+          <w:color w:val="000000"/>
+          <w:sz w:val="22"/>
+          <w:szCs w:val="22"/>
         </w:rPr>
         <w:t xml:space="preserve"> </w:t>
       </w:r>
@@ -5136,7 +6060,8 @@
       <w:r>
         <w:rPr>
           <w:rFonts w:ascii="Arial Narrow" w:eastAsia="Arial Narrow" w:hAnsi="Arial Narrow" w:cs="Arial Narrow"/>
-          <w:bCs/>
+          <w:sz w:val="22"/>
+          <w:szCs w:val="22"/>
         </w:rPr>
         <w:t>Interseguro</w:t>
       </w:r>
@@ -5144,55 +6069,65 @@
       <w:r>
         <w:rPr>
           <w:rFonts w:ascii="Arial Narrow" w:eastAsia="Arial Narrow" w:hAnsi="Arial Narrow" w:cs="Arial Narrow"/>
-          <w:bCs/>
+          <w:sz w:val="22"/>
+          <w:szCs w:val="22"/>
         </w:rPr>
         <w:t xml:space="preserve"> Compañ</w:t>
       </w:r>
       <w:r>
         <w:rPr>
           <w:rFonts w:ascii="Arial Narrow" w:eastAsia="Arial Narrow" w:hAnsi="Arial Narrow" w:cs="Arial Narrow"/>
-          <w:bCs/>
+          <w:sz w:val="22"/>
+          <w:szCs w:val="22"/>
         </w:rPr>
         <w:t>í</w:t>
       </w:r>
       <w:r>
         <w:rPr>
           <w:rFonts w:ascii="Arial Narrow" w:eastAsia="Arial Narrow" w:hAnsi="Arial Narrow" w:cs="Arial Narrow"/>
-          <w:bCs/>
+          <w:sz w:val="22"/>
+          <w:szCs w:val="22"/>
         </w:rPr>
         <w:t xml:space="preserve">a </w:t>
       </w:r>
       <w:r>
         <w:rPr>
           <w:rFonts w:ascii="Arial Narrow" w:eastAsia="Arial Narrow" w:hAnsi="Arial Narrow" w:cs="Arial Narrow"/>
-          <w:bCs/>
+          <w:sz w:val="22"/>
+          <w:szCs w:val="22"/>
         </w:rPr>
         <w:t>d</w:t>
       </w:r>
       <w:r>
         <w:rPr>
           <w:rFonts w:ascii="Arial Narrow" w:eastAsia="Arial Narrow" w:hAnsi="Arial Narrow" w:cs="Arial Narrow"/>
-          <w:bCs/>
+          <w:sz w:val="22"/>
+          <w:szCs w:val="22"/>
         </w:rPr>
         <w:t xml:space="preserve">e </w:t>
       </w:r>
       <w:r>
         <w:rPr>
           <w:rFonts w:ascii="Arial Narrow" w:eastAsia="Arial Narrow" w:hAnsi="Arial Narrow" w:cs="Arial Narrow"/>
-          <w:bCs/>
+          <w:sz w:val="22"/>
+          <w:szCs w:val="22"/>
         </w:rPr>
         <w:t xml:space="preserve">Seguros S.A. </w:t>
       </w:r>
       <w:r>
         <w:rPr>
-          <w:rFonts w:ascii="Arial Narrow" w:hAnsi="Arial Narrow"/>
+          <w:rFonts w:ascii="Arial Narrow" w:eastAsia="Arial Narrow" w:hAnsi="Arial Narrow" w:cs="Arial Narrow"/>
+          <w:sz w:val="22"/>
+          <w:szCs w:val="22"/>
           <w:shd w:val="clear" w:color="auto" w:fill="FFFFFF"/>
         </w:rPr>
         <w:t xml:space="preserve">para que, </w:t>
       </w:r>
       <w:r>
         <w:rPr>
-          <w:rFonts w:ascii="Arial Narrow" w:eastAsia="Calibri" w:hAnsi="Arial Narrow"/>
+          <w:rFonts w:ascii="Arial Narrow" w:eastAsia="Arial Narrow" w:hAnsi="Arial Narrow" w:cs="Arial Narrow"/>
+          <w:sz w:val="22"/>
+          <w:szCs w:val="22"/>
         </w:rPr>
         <w:t>efectúe el acuse de recibo mediante la confirmación de recepción de la notificación remitida por este despacho a su Casilla Electrónica, dentro de los cinco (5) primeros días hábiles siguientes a la fecha en que recibe la notificación.</w:t>
       </w:r>
@@ -5206,6 +6141,8 @@
           <w:b/>
           <w:color w:val="000000"/>
           <w:kern w:val="0"/>
+          <w:sz w:val="22"/>
+          <w:szCs w:val="22"/>
           <w:lang w:eastAsia="es-PE"/>
           <w14:ligatures w14:val="none"/>
         </w:rPr>
@@ -5220,6 +6157,8 @@
           <w:b/>
           <w:color w:val="000000"/>
           <w:kern w:val="0"/>
+          <w:sz w:val="22"/>
+          <w:szCs w:val="22"/>
           <w:lang w:eastAsia="es-PE"/>
           <w14:ligatures w14:val="none"/>
         </w:rPr>
@@ -5235,6 +6174,8 @@
           <w:b/>
           <w:color w:val="000000"/>
           <w:kern w:val="0"/>
+          <w:sz w:val="22"/>
+          <w:szCs w:val="22"/>
           <w:lang w:eastAsia="es-PE"/>
           <w14:ligatures w14:val="none"/>
         </w:rPr>
@@ -5249,6 +6190,8 @@
           <w:b/>
           <w:color w:val="000000"/>
           <w:kern w:val="0"/>
+          <w:sz w:val="22"/>
+          <w:szCs w:val="22"/>
           <w:lang w:eastAsia="es-PE"/>
           <w14:ligatures w14:val="none"/>
         </w:rPr>
@@ -5260,22 +6203,26 @@
         <w:spacing w:after="0" w:line="240" w:lineRule="auto"/>
         <w:jc w:val="center"/>
         <w:rPr>
-          <w:rFonts w:ascii="Arial Narrow" w:eastAsia="Calibri" w:hAnsi="Arial Narrow" w:cs="Arial"/>
+          <w:rFonts w:ascii="Arial Narrow" w:eastAsia="Arial Narrow" w:hAnsi="Arial Narrow" w:cs="Arial Narrow"/>
           <w:b/>
           <w:bCs/>
           <w:color w:val="000000"/>
           <w:kern w:val="0"/>
           <w14:ligatures w14:val="none"/>
-        </w:rPr>
-      </w:pPr>
-      <w:r>
-        <w:rPr>
-          <w:rFonts w:ascii="Arial Narrow" w:eastAsia="Calibri" w:hAnsi="Arial Narrow" w:cs="Arial"/>
+          <w:sz w:val="22"/>
+          <w:szCs w:val="22"/>
+        </w:rPr>
+      </w:pPr>
+      <w:r>
+        <w:rPr>
+          <w:rFonts w:ascii="Arial Narrow" w:eastAsia="Arial Narrow" w:hAnsi="Arial Narrow" w:cs="Arial Narrow"/>
           <w:b/>
           <w:bCs/>
           <w:color w:val="000000"/>
           <w:kern w:val="0"/>
           <w14:ligatures w14:val="none"/>
+          <w:sz w:val="22"/>
+          <w:szCs w:val="22"/>
         </w:rPr>
         <w:t>EVELING ROA QUISPE</w:t>
       </w:r>
@@ -5286,22 +6233,26 @@
         <w:spacing w:after="0" w:line="240" w:lineRule="auto"/>
         <w:jc w:val="center"/>
         <w:rPr>
-          <w:rFonts w:ascii="Arial Narrow" w:eastAsia="Calibri" w:hAnsi="Arial Narrow" w:cs="Arial"/>
+          <w:rFonts w:ascii="Arial Narrow" w:eastAsia="Arial Narrow" w:hAnsi="Arial Narrow" w:cs="Arial Narrow"/>
           <w:b/>
           <w:bCs/>
           <w:color w:val="000000"/>
           <w:kern w:val="0"/>
           <w14:ligatures w14:val="none"/>
-        </w:rPr>
-      </w:pPr>
-      <w:r>
-        <w:rPr>
-          <w:rFonts w:ascii="Arial Narrow" w:eastAsia="Calibri" w:hAnsi="Arial Narrow" w:cs="Arial"/>
+          <w:sz w:val="22"/>
+          <w:szCs w:val="22"/>
+        </w:rPr>
+      </w:pPr>
+      <w:r>
+        <w:rPr>
+          <w:rFonts w:ascii="Arial Narrow" w:eastAsia="Arial Narrow" w:hAnsi="Arial Narrow" w:cs="Arial Narrow"/>
           <w:b/>
           <w:bCs/>
           <w:color w:val="000000"/>
           <w:kern w:val="0"/>
           <w14:ligatures w14:val="none"/>
+          <w:sz w:val="22"/>
+          <w:szCs w:val="22"/>
         </w:rPr>
         <w:t>Secretaria Técnica</w:t>
       </w:r>
@@ -5312,30 +6263,36 @@
         <w:spacing w:after="0" w:line="240" w:lineRule="auto"/>
         <w:jc w:val="center"/>
         <w:rPr>
-          <w:rFonts w:ascii="Arial Narrow" w:eastAsia="Calibri" w:hAnsi="Arial Narrow" w:cs="Times New Roman"/>
-          <w:color w:val="000000"/>
-          <w:kern w:val="0"/>
-          <w14:ligatures w14:val="none"/>
-        </w:rPr>
-      </w:pPr>
-      <w:r>
-        <w:rPr>
-          <w:rFonts w:ascii="Arial Narrow" w:eastAsia="Calibri" w:hAnsi="Arial Narrow" w:cs="Arial"/>
+          <w:rFonts w:ascii="Arial Narrow" w:eastAsia="Arial Narrow" w:hAnsi="Arial Narrow" w:cs="Arial Narrow"/>
+          <w:color w:val="000000"/>
+          <w:kern w:val="0"/>
+          <w14:ligatures w14:val="none"/>
+          <w:sz w:val="22"/>
+          <w:szCs w:val="22"/>
+        </w:rPr>
+      </w:pPr>
+      <w:r>
+        <w:rPr>
+          <w:rFonts w:ascii="Arial Narrow" w:eastAsia="Arial Narrow" w:hAnsi="Arial Narrow" w:cs="Arial Narrow"/>
           <w:b/>
           <w:bCs/>
           <w:color w:val="000000"/>
           <w:kern w:val="0"/>
           <w14:ligatures w14:val="none"/>
+          <w:sz w:val="22"/>
+          <w:szCs w:val="22"/>
         </w:rPr>
         <w:t>Comisión </w:t>
       </w:r>
       <w:r>
         <w:rPr>
-          <w:rFonts w:ascii="Arial Narrow" w:eastAsia="Calibri" w:hAnsi="Arial Narrow" w:cs="Arial"/>
+          <w:rFonts w:ascii="Arial Narrow" w:eastAsia="Arial Narrow" w:hAnsi="Arial Narrow" w:cs="Arial Narrow"/>
           <w:b/>
           <w:bCs/>
           <w:color w:val="000000"/>
           <w:kern w:val="0"/>
+          <w:sz w:val="22"/>
+          <w:szCs w:val="22"/>
           <w:shd w:val="clear" w:color="auto" w:fill="FFFFFF"/>
           <w14:ligatures w14:val="none"/>
         </w:rPr>
@@ -5343,12 +6300,14 @@
       </w:r>
       <w:r>
         <w:rPr>
-          <w:rFonts w:ascii="Arial Narrow" w:eastAsia="Calibri" w:hAnsi="Arial Narrow" w:cs="Arial"/>
+          <w:rFonts w:ascii="Arial Narrow" w:eastAsia="Arial Narrow" w:hAnsi="Arial Narrow" w:cs="Arial Narrow"/>
           <w:b/>
           <w:bCs/>
           <w:color w:val="000000"/>
           <w:kern w:val="0"/>
           <w14:ligatures w14:val="none"/>
+          <w:sz w:val="22"/>
+          <w:szCs w:val="22"/>
         </w:rPr>
         <w:t> Protección al Consumidor 1</w:t>
       </w:r>
@@ -5362,24 +6321,26 @@
           <w:b/>
           <w:color w:val="000000"/>
           <w:kern w:val="0"/>
-          <w:lang w:eastAsia="es-PE"/>
-          <w14:ligatures w14:val="none"/>
-        </w:rPr>
-      </w:pPr>
-    </w:p>
-    <w:p>
-      <w:pPr>
-        <w:spacing w:after="0" w:line="240" w:lineRule="auto"/>
-        <w:jc w:val="both"/>
-        <w:rPr>
-          <w:rFonts w:ascii="Arial Narrow" w:hAnsi="Arial Narrow"/>
-          <w:sz w:val="16"/>
-          <w:szCs w:val="16"/>
-        </w:rPr>
-      </w:pPr>
-      <w:r>
-        <w:rPr>
-          <w:rFonts w:ascii="Arial Narrow" w:eastAsia="Arial Narrow" w:hAnsi="Arial Narrow" w:cs="Arial"/>
+          <w:sz w:val="22"/>
+          <w:szCs w:val="22"/>
+          <w:lang w:eastAsia="es-PE"/>
+          <w14:ligatures w14:val="none"/>
+        </w:rPr>
+      </w:pPr>
+    </w:p>
+    <w:p>
+      <w:pPr>
+        <w:spacing w:after="0" w:line="240" w:lineRule="auto"/>
+        <w:jc w:val="both"/>
+        <w:rPr>
+          <w:rFonts w:ascii="Arial Narrow" w:eastAsia="Arial Narrow" w:hAnsi="Arial Narrow" w:cs="Arial Narrow"/>
+          <w:sz w:val="16"/>
+          <w:szCs w:val="16"/>
+        </w:rPr>
+      </w:pPr>
+      <w:r>
+        <w:rPr>
+          <w:rFonts w:ascii="Arial Narrow" w:eastAsia="Arial Narrow" w:hAnsi="Arial Narrow" w:cs="Arial Narrow"/>
           <w:color w:val="000000"/>
           <w:kern w:val="0"/>
           <w:sz w:val="16"/>
@@ -5395,9 +6356,9 @@
         <w:spacing w:after="0" w:line="240" w:lineRule="auto"/>
         <w:jc w:val="both"/>
         <w:rPr>
-          <w:rFonts w:ascii="Arial Narrow" w:hAnsi="Arial Narrow"/>
-          <w:sz w:val="16"/>
-          <w:szCs w:val="16"/>
+          <w:rFonts w:ascii="Arial Narrow" w:eastAsia="Arial Narrow" w:hAnsi="Arial Narrow" w:cs="Arial Narrow"/>
+          <w:sz w:val="22"/>
+          <w:szCs w:val="22"/>
         </w:rPr>
       </w:pPr>
     </w:p>
@@ -5505,7 +6466,7 @@
         <w:ind w:left="567" w:hanging="567"/>
         <w:jc w:val="both"/>
         <w:rPr>
-          <w:rFonts w:ascii="Arial Narrow" w:hAnsi="Arial Narrow" w:cs="Arial"/>
+          <w:rFonts w:ascii="Arial Narrow" w:eastAsia="Arial Narrow" w:hAnsi="Arial Narrow" w:cs="Arial Narrow"/>
           <w:sz w:val="16"/>
           <w:szCs w:val="16"/>
         </w:rPr>
@@ -5513,7 +6474,7 @@
       <w:r>
         <w:rPr>
           <w:rStyle w:val="Refdenotaalpie"/>
-          <w:rFonts w:ascii="Arial Narrow" w:hAnsi="Arial Narrow" w:cs="Arial"/>
+          <w:rFonts w:ascii="Arial Narrow" w:eastAsia="Arial Narrow" w:hAnsi="Arial Narrow" w:cs="Arial Narrow"/>
           <w:sz w:val="16"/>
           <w:szCs w:val="16"/>
           <w:vertAlign w:val="superscript"/>
@@ -5522,7 +6483,7 @@
       </w:r>
       <w:r>
         <w:rPr>
-          <w:rFonts w:ascii="Arial Narrow" w:hAnsi="Arial Narrow" w:cs="Arial"/>
+          <w:rFonts w:ascii="Arial Narrow" w:eastAsia="Arial Narrow" w:hAnsi="Arial Narrow" w:cs="Arial Narrow"/>
           <w:sz w:val="16"/>
           <w:szCs w:val="16"/>
         </w:rPr>
@@ -5530,7 +6491,7 @@
       </w:r>
       <w:r>
         <w:rPr>
-          <w:rFonts w:ascii="Arial Narrow" w:hAnsi="Arial Narrow" w:cs="Arial"/>
+          <w:rFonts w:ascii="Arial Narrow" w:eastAsia="Arial Narrow" w:hAnsi="Arial Narrow" w:cs="Arial Narrow"/>
           <w:sz w:val="16"/>
           <w:szCs w:val="16"/>
         </w:rPr>
@@ -5538,7 +6499,7 @@
       </w:r>
       <w:r>
         <w:rPr>
-          <w:rFonts w:ascii="Arial Narrow" w:hAnsi="Arial Narrow" w:cs="Arial"/>
+          <w:rFonts w:ascii="Arial Narrow" w:eastAsia="Arial Narrow" w:hAnsi="Arial Narrow" w:cs="Arial Narrow"/>
           <w:sz w:val="16"/>
           <w:szCs w:val="16"/>
         </w:rPr>
@@ -5546,7 +6507,7 @@
       </w:r>
       <w:r>
         <w:rPr>
-          <w:rFonts w:ascii="Arial Narrow" w:hAnsi="Arial Narrow" w:cs="Arial"/>
+          <w:rFonts w:ascii="Arial Narrow" w:eastAsia="Arial Narrow" w:hAnsi="Arial Narrow" w:cs="Arial Narrow"/>
           <w:sz w:val="16"/>
           <w:szCs w:val="16"/>
         </w:rPr>
@@ -5554,7 +6515,7 @@
       </w:r>
       <w:r>
         <w:rPr>
-          <w:rFonts w:ascii="Arial Narrow" w:hAnsi="Arial Narrow" w:cs="Arial"/>
+          <w:rFonts w:ascii="Arial Narrow" w:eastAsia="Arial Narrow" w:hAnsi="Arial Narrow" w:cs="Arial Narrow"/>
           <w:sz w:val="16"/>
           <w:szCs w:val="16"/>
         </w:rPr>
@@ -5562,7 +6523,7 @@
       </w:r>
       <w:r>
         <w:rPr>
-          <w:rFonts w:ascii="Arial Narrow" w:hAnsi="Arial Narrow" w:cs="Arial"/>
+          <w:rFonts w:ascii="Arial Narrow" w:eastAsia="Arial Narrow" w:hAnsi="Arial Narrow" w:cs="Arial Narrow"/>
           <w:sz w:val="16"/>
           <w:szCs w:val="16"/>
         </w:rPr>
@@ -5570,7 +6531,7 @@
       </w:r>
       <w:r>
         <w:rPr>
-          <w:rFonts w:ascii="Arial Narrow" w:hAnsi="Arial Narrow" w:cs="Arial"/>
+          <w:rFonts w:ascii="Arial Narrow" w:eastAsia="Arial Narrow" w:hAnsi="Arial Narrow" w:cs="Arial Narrow"/>
           <w:sz w:val="16"/>
           <w:szCs w:val="16"/>
         </w:rPr>
@@ -5579,7 +6540,7 @@
       <w:proofErr w:type="spellStart"/>
       <w:r>
         <w:rPr>
-          <w:rFonts w:ascii="Arial Narrow" w:hAnsi="Arial Narrow" w:cs="Arial"/>
+          <w:rFonts w:ascii="Arial Narrow" w:eastAsia="Arial Narrow" w:hAnsi="Arial Narrow" w:cs="Arial Narrow"/>
           <w:sz w:val="16"/>
           <w:szCs w:val="16"/>
         </w:rPr>
@@ -5588,7 +6549,7 @@
       <w:proofErr w:type="spellEnd"/>
       <w:r>
         <w:rPr>
-          <w:rFonts w:ascii="Arial Narrow" w:hAnsi="Arial Narrow" w:cs="Arial"/>
+          <w:rFonts w:ascii="Arial Narrow" w:eastAsia="Arial Narrow" w:hAnsi="Arial Narrow" w:cs="Arial Narrow"/>
           <w:sz w:val="16"/>
           <w:szCs w:val="16"/>
         </w:rPr>
@@ -5596,7 +6557,7 @@
       </w:r>
       <w:r>
         <w:rPr>
-          <w:rFonts w:ascii="Arial Narrow" w:hAnsi="Arial Narrow" w:cs="Arial"/>
+          <w:rFonts w:ascii="Arial Narrow" w:eastAsia="Arial Narrow" w:hAnsi="Arial Narrow" w:cs="Arial Narrow"/>
           <w:sz w:val="16"/>
           <w:szCs w:val="16"/>
         </w:rPr>
@@ -5604,7 +6565,7 @@
       </w:r>
       <w:r>
         <w:rPr>
-          <w:rFonts w:ascii="Arial Narrow" w:hAnsi="Arial Narrow" w:cs="Arial"/>
+          <w:rFonts w:ascii="Arial Narrow" w:eastAsia="Arial Narrow" w:hAnsi="Arial Narrow" w:cs="Arial Narrow"/>
           <w:sz w:val="16"/>
           <w:szCs w:val="16"/>
         </w:rPr>
@@ -5617,7 +6578,7 @@
         <w:ind w:left="567" w:hanging="567"/>
         <w:jc w:val="both"/>
         <w:rPr>
-          <w:rFonts w:ascii="Arial Narrow" w:hAnsi="Arial Narrow" w:cs="Arial"/>
+          <w:rFonts w:ascii="Arial Narrow" w:eastAsia="Arial Narrow" w:hAnsi="Arial Narrow" w:cs="Arial Narrow"/>
           <w:sz w:val="16"/>
           <w:szCs w:val="16"/>
         </w:rPr>
@@ -5631,7 +6592,7 @@
         <w:ind w:left="567" w:hanging="567"/>
         <w:jc w:val="both"/>
         <w:rPr>
-          <w:rFonts w:ascii="Arial Narrow" w:hAnsi="Arial Narrow" w:cs="Arial"/>
+          <w:rFonts w:ascii="Arial Narrow" w:eastAsia="Arial Narrow" w:hAnsi="Arial Narrow" w:cs="Arial Narrow"/>
           <w:sz w:val="16"/>
           <w:szCs w:val="16"/>
         </w:rPr>
@@ -5639,7 +6600,7 @@
       <w:r>
         <w:rPr>
           <w:rStyle w:val="Refdenotaalpie"/>
-          <w:rFonts w:ascii="Arial Narrow" w:hAnsi="Arial Narrow" w:cs="Arial"/>
+          <w:rFonts w:ascii="Arial Narrow" w:eastAsia="Arial Narrow" w:hAnsi="Arial Narrow" w:cs="Arial Narrow"/>
           <w:sz w:val="16"/>
           <w:szCs w:val="16"/>
           <w:vertAlign w:val="superscript"/>
@@ -5648,7 +6609,7 @@
       </w:r>
       <w:r>
         <w:rPr>
-          <w:rFonts w:ascii="Arial Narrow" w:hAnsi="Arial Narrow" w:cs="Arial"/>
+          <w:rFonts w:ascii="Arial Narrow" w:eastAsia="Arial Narrow" w:hAnsi="Arial Narrow" w:cs="Arial Narrow"/>
           <w:sz w:val="16"/>
           <w:szCs w:val="16"/>
         </w:rPr>
@@ -5656,7 +6617,7 @@
       </w:r>
       <w:r>
         <w:rPr>
-          <w:rFonts w:ascii="Arial Narrow" w:hAnsi="Arial Narrow" w:cs="Arial"/>
+          <w:rFonts w:ascii="Arial Narrow" w:eastAsia="Arial Narrow" w:hAnsi="Arial Narrow" w:cs="Arial Narrow"/>
           <w:sz w:val="16"/>
           <w:szCs w:val="16"/>
         </w:rPr>
@@ -5665,7 +6626,7 @@
       </w:r>
       <w:r>
         <w:rPr>
-          <w:rFonts w:ascii="Arial Narrow" w:hAnsi="Arial Narrow" w:cs="Arial"/>
+          <w:rFonts w:ascii="Arial Narrow" w:eastAsia="Arial Narrow" w:hAnsi="Arial Narrow" w:cs="Arial Narrow"/>
           <w:b/>
           <w:sz w:val="16"/>
           <w:szCs w:val="16"/>
@@ -5674,7 +6635,7 @@
       </w:r>
       <w:r>
         <w:rPr>
-          <w:rFonts w:ascii="Arial Narrow" w:hAnsi="Arial Narrow" w:cs="Arial"/>
+          <w:rFonts w:ascii="Arial Narrow" w:eastAsia="Arial Narrow" w:hAnsi="Arial Narrow" w:cs="Arial Narrow"/>
           <w:sz w:val="16"/>
           <w:szCs w:val="16"/>
         </w:rPr>
@@ -5682,7 +6643,7 @@
       </w:r>
       <w:r>
         <w:rPr>
-          <w:rFonts w:ascii="Arial Narrow" w:hAnsi="Arial Narrow" w:cs="Arial"/>
+          <w:rFonts w:ascii="Arial Narrow" w:eastAsia="Arial Narrow" w:hAnsi="Arial Narrow" w:cs="Arial Narrow"/>
           <w:sz w:val="16"/>
           <w:szCs w:val="16"/>
         </w:rPr>
@@ -5695,7 +6656,7 @@
         <w:ind w:left="567" w:hanging="567"/>
         <w:jc w:val="both"/>
         <w:rPr>
-          <w:rFonts w:ascii="Arial Narrow" w:hAnsi="Arial Narrow" w:cs="Arial"/>
+          <w:rFonts w:ascii="Arial Narrow" w:eastAsia="Arial Narrow" w:hAnsi="Arial Narrow" w:cs="Arial Narrow"/>
           <w:sz w:val="16"/>
           <w:szCs w:val="16"/>
         </w:rPr>
@@ -5712,7 +6673,7 @@
         <w:ind w:left="567" w:right="-1" w:hanging="567"/>
         <w:jc w:val="both"/>
         <w:rPr>
-          <w:rFonts w:ascii="Arial Narrow" w:eastAsia="Arial Narrow" w:hAnsi="Arial Narrow" w:cs="Arial"/>
+          <w:rFonts w:ascii="Arial Narrow" w:eastAsia="Arial Narrow" w:hAnsi="Arial Narrow" w:cs="Arial Narrow"/>
           <w:b/>
           <w:bCs/>
           <w:sz w:val="16"/>
@@ -5722,7 +6683,7 @@
       <w:r>
         <w:rPr>
           <w:rStyle w:val="Refdenotaalpie"/>
-          <w:rFonts w:ascii="Arial Narrow" w:hAnsi="Arial Narrow" w:cs="Arial"/>
+          <w:rFonts w:ascii="Arial Narrow" w:eastAsia="Arial Narrow" w:hAnsi="Arial Narrow" w:cs="Arial Narrow"/>
           <w:sz w:val="16"/>
           <w:szCs w:val="16"/>
           <w:vertAlign w:val="superscript"/>
@@ -5731,7 +6692,7 @@
       </w:r>
       <w:r>
         <w:rPr>
-          <w:rFonts w:ascii="Arial Narrow" w:hAnsi="Arial Narrow" w:cs="Arial"/>
+          <w:rFonts w:ascii="Arial Narrow" w:eastAsia="Arial Narrow" w:hAnsi="Arial Narrow" w:cs="Arial Narrow"/>
           <w:sz w:val="16"/>
           <w:szCs w:val="16"/>
         </w:rPr>
@@ -5739,7 +6700,7 @@
       </w:r>
       <w:r>
         <w:rPr>
-          <w:rFonts w:ascii="Arial Narrow" w:hAnsi="Arial Narrow" w:cs="Arial"/>
+          <w:rFonts w:ascii="Arial Narrow" w:eastAsia="Arial Narrow" w:hAnsi="Arial Narrow" w:cs="Arial Narrow"/>
           <w:sz w:val="16"/>
           <w:szCs w:val="16"/>
         </w:rPr>
@@ -5747,7 +6708,7 @@
       </w:r>
       <w:r>
         <w:rPr>
-          <w:rFonts w:ascii="Arial Narrow" w:eastAsia="Arial Narrow" w:hAnsi="Arial Narrow" w:cs="Arial"/>
+          <w:rFonts w:ascii="Arial Narrow" w:eastAsia="Arial Narrow" w:hAnsi="Arial Narrow" w:cs="Arial Narrow"/>
           <w:b/>
           <w:bCs/>
           <w:sz w:val="16"/>
@@ -5765,7 +6726,7 @@
         <w:ind w:left="567" w:right="-1" w:hanging="567"/>
         <w:jc w:val="both"/>
         <w:rPr>
-          <w:rFonts w:ascii="Arial Narrow" w:eastAsia="Arial Narrow" w:hAnsi="Arial Narrow" w:cs="Arial"/>
+          <w:rFonts w:ascii="Arial Narrow" w:eastAsia="Arial Narrow" w:hAnsi="Arial Narrow" w:cs="Arial Narrow"/>
           <w:b/>
           <w:bCs/>
           <w:sz w:val="16"/>
@@ -5774,7 +6735,7 @@
       </w:pPr>
       <w:r>
         <w:rPr>
-          <w:rFonts w:ascii="Arial Narrow" w:eastAsia="Arial Narrow" w:hAnsi="Arial Narrow" w:cs="Arial"/>
+          <w:rFonts w:ascii="Arial Narrow" w:eastAsia="Arial Narrow" w:hAnsi="Arial Narrow" w:cs="Arial Narrow"/>
           <w:b/>
           <w:bCs/>
           <w:sz w:val="16"/>
@@ -5793,14 +6754,14 @@
         <w:ind w:left="567" w:right="-1" w:hanging="567"/>
         <w:jc w:val="both"/>
         <w:rPr>
-          <w:rFonts w:ascii="Arial Narrow" w:eastAsia="Arial Narrow" w:hAnsi="Arial Narrow" w:cs="Arial"/>
-          <w:sz w:val="16"/>
-          <w:szCs w:val="16"/>
-        </w:rPr>
-      </w:pPr>
-      <w:r>
-        <w:rPr>
-          <w:rFonts w:ascii="Arial Narrow" w:eastAsia="Arial Narrow" w:hAnsi="Arial Narrow" w:cs="Arial"/>
+          <w:rFonts w:ascii="Arial Narrow" w:eastAsia="Arial Narrow" w:hAnsi="Arial Narrow" w:cs="Arial Narrow"/>
+          <w:sz w:val="16"/>
+          <w:szCs w:val="16"/>
+        </w:rPr>
+      </w:pPr>
+      <w:r>
+        <w:rPr>
+          <w:rFonts w:ascii="Arial Narrow" w:eastAsia="Arial Narrow" w:hAnsi="Arial Narrow" w:cs="Arial Narrow"/>
           <w:sz w:val="16"/>
           <w:szCs w:val="16"/>
         </w:rPr>
@@ -5817,14 +6778,14 @@
         <w:ind w:left="567" w:right="-1" w:hanging="567"/>
         <w:jc w:val="both"/>
         <w:rPr>
-          <w:rFonts w:ascii="Arial Narrow" w:eastAsia="Arial Narrow" w:hAnsi="Arial Narrow" w:cs="Arial"/>
-          <w:sz w:val="16"/>
-          <w:szCs w:val="16"/>
-        </w:rPr>
-      </w:pPr>
-      <w:r>
-        <w:rPr>
-          <w:rFonts w:ascii="Arial Narrow" w:eastAsia="Arial Narrow" w:hAnsi="Arial Narrow" w:cs="Arial"/>
+          <w:rFonts w:ascii="Arial Narrow" w:eastAsia="Arial Narrow" w:hAnsi="Arial Narrow" w:cs="Arial Narrow"/>
+          <w:sz w:val="16"/>
+          <w:szCs w:val="16"/>
+        </w:rPr>
+      </w:pPr>
+      <w:r>
+        <w:rPr>
+          <w:rFonts w:ascii="Arial Narrow" w:eastAsia="Arial Narrow" w:hAnsi="Arial Narrow" w:cs="Arial Narrow"/>
           <w:sz w:val="16"/>
           <w:szCs w:val="16"/>
         </w:rPr>
@@ -5841,7 +6802,7 @@
         <w:ind w:left="567" w:right="-1" w:hanging="567"/>
         <w:jc w:val="both"/>
         <w:rPr>
-          <w:rFonts w:ascii="Arial Narrow" w:eastAsia="Arial Narrow" w:hAnsi="Arial Narrow" w:cs="Arial"/>
+          <w:rFonts w:ascii="Arial Narrow" w:eastAsia="Arial Narrow" w:hAnsi="Arial Narrow" w:cs="Arial Narrow"/>
           <w:sz w:val="16"/>
           <w:szCs w:val="16"/>
         </w:rPr>
@@ -5856,7 +6817,7 @@
         <w:ind w:left="567" w:right="-1" w:hanging="567"/>
         <w:jc w:val="both"/>
         <w:rPr>
-          <w:rFonts w:ascii="Arial Narrow" w:eastAsia="Arial Narrow" w:hAnsi="Arial Narrow" w:cs="Arial"/>
+          <w:rFonts w:ascii="Arial Narrow" w:eastAsia="Arial Narrow" w:hAnsi="Arial Narrow" w:cs="Arial Narrow"/>
           <w:b/>
           <w:bCs/>
           <w:sz w:val="16"/>
@@ -5865,7 +6826,7 @@
       </w:pPr>
       <w:r>
         <w:rPr>
-          <w:rFonts w:ascii="Arial Narrow" w:eastAsia="Arial Narrow" w:hAnsi="Arial Narrow" w:cs="Arial"/>
+          <w:rFonts w:ascii="Arial Narrow" w:eastAsia="Arial Narrow" w:hAnsi="Arial Narrow" w:cs="Arial Narrow"/>
           <w:sz w:val="16"/>
           <w:szCs w:val="16"/>
         </w:rPr>
@@ -5873,7 +6834,7 @@
       </w:r>
       <w:r>
         <w:rPr>
-          <w:rFonts w:ascii="Arial Narrow" w:eastAsia="Arial Narrow" w:hAnsi="Arial Narrow" w:cs="Arial"/>
+          <w:rFonts w:ascii="Arial Narrow" w:eastAsia="Arial Narrow" w:hAnsi="Arial Narrow" w:cs="Arial Narrow"/>
           <w:b/>
           <w:bCs/>
           <w:sz w:val="16"/>
@@ -5891,14 +6852,14 @@
         <w:ind w:left="567" w:right="-1" w:hanging="567"/>
         <w:jc w:val="both"/>
         <w:rPr>
-          <w:rFonts w:ascii="Arial Narrow" w:eastAsia="Arial Narrow" w:hAnsi="Arial Narrow" w:cs="Arial"/>
-          <w:sz w:val="16"/>
-          <w:szCs w:val="16"/>
-        </w:rPr>
-      </w:pPr>
-      <w:r>
-        <w:rPr>
-          <w:rFonts w:ascii="Arial Narrow" w:eastAsia="Arial Narrow" w:hAnsi="Arial Narrow" w:cs="Arial"/>
+          <w:rFonts w:ascii="Arial Narrow" w:eastAsia="Arial Narrow" w:hAnsi="Arial Narrow" w:cs="Arial Narrow"/>
+          <w:sz w:val="16"/>
+          <w:szCs w:val="16"/>
+        </w:rPr>
+      </w:pPr>
+      <w:r>
+        <w:rPr>
+          <w:rFonts w:ascii="Arial Narrow" w:eastAsia="Arial Narrow" w:hAnsi="Arial Narrow" w:cs="Arial Narrow"/>
           <w:b/>
           <w:bCs/>
           <w:sz w:val="16"/>
@@ -5909,7 +6870,7 @@
       </w:r>
       <w:r>
         <w:rPr>
-          <w:rFonts w:ascii="Arial Narrow" w:eastAsia="Arial Narrow" w:hAnsi="Arial Narrow" w:cs="Arial"/>
+          <w:rFonts w:ascii="Arial Narrow" w:eastAsia="Arial Narrow" w:hAnsi="Arial Narrow" w:cs="Arial Narrow"/>
           <w:sz w:val="16"/>
           <w:szCs w:val="16"/>
         </w:rPr>
@@ -5925,14 +6886,14 @@
         <w:ind w:left="567" w:right="-1" w:hanging="567"/>
         <w:jc w:val="both"/>
         <w:rPr>
-          <w:rFonts w:ascii="Arial Narrow" w:eastAsia="Arial Narrow" w:hAnsi="Arial Narrow" w:cs="Arial"/>
-          <w:sz w:val="16"/>
-          <w:szCs w:val="16"/>
-        </w:rPr>
-      </w:pPr>
-      <w:r>
-        <w:rPr>
-          <w:rFonts w:ascii="Arial Narrow" w:eastAsia="Arial Narrow" w:hAnsi="Arial Narrow" w:cs="Arial"/>
+          <w:rFonts w:ascii="Arial Narrow" w:eastAsia="Arial Narrow" w:hAnsi="Arial Narrow" w:cs="Arial Narrow"/>
+          <w:sz w:val="16"/>
+          <w:szCs w:val="16"/>
+        </w:rPr>
+      </w:pPr>
+      <w:r>
+        <w:rPr>
+          <w:rFonts w:ascii="Arial Narrow" w:eastAsia="Arial Narrow" w:hAnsi="Arial Narrow" w:cs="Arial Narrow"/>
           <w:sz w:val="16"/>
           <w:szCs w:val="16"/>
         </w:rPr>
@@ -5949,12 +6910,16 @@
         <w:ind w:left="567" w:right="-1" w:hanging="567"/>
         <w:jc w:val="both"/>
         <w:rPr>
-          <w:rFonts w:ascii="Arial Narrow" w:eastAsia="Arial Narrow" w:hAnsi="Arial Narrow" w:cs="Arial"/>
-          <w:sz w:val="16"/>
-          <w:szCs w:val="16"/>
-        </w:rPr>
-      </w:pPr>
-    </w:p>
+          <w:rFonts w:ascii="Arial Narrow" w:eastAsia="Arial Narrow" w:hAnsi="Arial Narrow" w:cs="Arial Narrow"/>
+          <w:b/>
+          <w:bCs/>
+          <w:sz w:val="16"/>
+          <w:szCs w:val="16"/>
+        </w:rPr>
+      </w:pPr>
+    </w:p>
+  </w:footnote>
+  <w:footnote w:id="4">
     <w:p>
       <w:pPr>
         <w:pStyle w:val="Textonotapie"/>
@@ -5964,11 +6929,55 @@
         <w:ind w:left="567" w:right="-1" w:hanging="567"/>
         <w:jc w:val="both"/>
         <w:rPr>
-          <w:rFonts w:ascii="Arial Narrow" w:eastAsia="Arial Narrow" w:hAnsi="Arial Narrow" w:cs="Arial"/>
-          <w:sz w:val="16"/>
-          <w:szCs w:val="16"/>
-        </w:rPr>
-      </w:pPr>
+          <w:rFonts w:ascii="Arial Narrow" w:eastAsia="Arial Narrow" w:hAnsi="Arial Narrow" w:cs="Arial Narrow"/>
+          <w:sz w:val="16"/>
+          <w:szCs w:val="16"/>
+        </w:rPr>
+      </w:pPr>
+      <w:r>
+        <w:rPr>
+          <w:rStyle w:val="Refdenotaalpie"/>
+          <w:rFonts w:ascii="Arial Narrow" w:eastAsia="Arial Narrow" w:hAnsi="Arial Narrow" w:cs="Arial Narrow"/>
+          <w:sz w:val="16"/>
+          <w:szCs w:val="16"/>
+          <w:vertAlign w:val="superscript"/>
+        </w:rPr>
+        <w:footnoteRef/>
+      </w:r>
+      <w:r>
+        <w:rPr>
+          <w:rFonts w:ascii="Arial Narrow" w:eastAsia="Arial Narrow" w:hAnsi="Arial Narrow" w:cs="Arial Narrow"/>
+          <w:sz w:val="16"/>
+          <w:szCs w:val="16"/>
+        </w:rPr>
+        <w:t xml:space="preserve"> </w:t>
+      </w:r>
+      <w:r>
+        <w:rPr>
+          <w:rFonts w:ascii="Arial Narrow" w:eastAsia="Arial Narrow" w:hAnsi="Arial Narrow" w:cs="Arial Narrow"/>
+          <w:sz w:val="16"/>
+          <w:szCs w:val="16"/>
+        </w:rPr>
+        <w:tab/>
+      </w:r>
+      <w:r>
+        <w:rPr>
+          <w:rFonts w:ascii="Arial Narrow" w:eastAsia="Arial Narrow" w:hAnsi="Arial Narrow" w:cs="Arial Narrow"/>
+          <w:b/>
+          <w:bCs/>
+          <w:sz w:val="16"/>
+          <w:szCs w:val="16"/>
+        </w:rPr>
+        <w:t>LEY SOBRE FACULTADES, NORMAS Y ORGANIZACIÓN DEL INDECOPI, APROBADA POR DECRETO LEGISLATIVO 807 Artículo 24.-</w:t>
+      </w:r>
+      <w:r>
+        <w:rPr>
+          <w:rFonts w:ascii="Arial Narrow" w:eastAsia="Arial Narrow" w:hAnsi="Arial Narrow" w:cs="Arial Narrow"/>
+          <w:sz w:val="16"/>
+          <w:szCs w:val="16"/>
+        </w:rPr>
+        <w:t xml:space="preserve"> El Secretario Técnico se encargará de la tramitación del procedimiento. Para ello, cuenta con las siguientes facultades:</w:t>
+      </w:r>
     </w:p>
     <w:p>
       <w:pPr>
@@ -5979,14 +6988,21 @@
         <w:ind w:left="567" w:right="-1" w:hanging="567"/>
         <w:jc w:val="both"/>
         <w:rPr>
-          <w:rFonts w:ascii="Arial Narrow" w:eastAsia="Arial Narrow" w:hAnsi="Arial Narrow" w:cs="Arial"/>
-          <w:sz w:val="16"/>
-          <w:szCs w:val="16"/>
-        </w:rPr>
-      </w:pPr>
-    </w:p>
-  </w:footnote>
-  <w:footnote w:id="4">
+          <w:rFonts w:ascii="Arial Narrow" w:eastAsia="Arial Narrow" w:hAnsi="Arial Narrow" w:cs="Arial Narrow"/>
+          <w:sz w:val="16"/>
+          <w:szCs w:val="16"/>
+        </w:rPr>
+      </w:pPr>
+      <w:r>
+        <w:rPr>
+          <w:rFonts w:ascii="Arial Narrow" w:eastAsia="Arial Narrow" w:hAnsi="Arial Narrow" w:cs="Arial Narrow"/>
+          <w:sz w:val="16"/>
+          <w:szCs w:val="16"/>
+        </w:rPr>
+        <w:tab/>
+        <w:t xml:space="preserve">(...) </w:t>
+      </w:r>
+    </w:p>
     <w:p>
       <w:pPr>
         <w:pStyle w:val="Textonotapie"/>
@@ -5996,54 +7012,19 @@
         <w:ind w:left="567" w:right="-1" w:hanging="567"/>
         <w:jc w:val="both"/>
         <w:rPr>
-          <w:rFonts w:ascii="Arial Narrow" w:eastAsia="Arial Narrow" w:hAnsi="Arial Narrow" w:cs="Arial"/>
-          <w:sz w:val="16"/>
-          <w:szCs w:val="16"/>
-        </w:rPr>
-      </w:pPr>
-      <w:r>
-        <w:rPr>
-          <w:rStyle w:val="Refdenotaalpie"/>
-          <w:rFonts w:ascii="Arial Narrow" w:hAnsi="Arial Narrow" w:cs="Arial"/>
-          <w:sz w:val="16"/>
-          <w:szCs w:val="16"/>
-          <w:vertAlign w:val="superscript"/>
-        </w:rPr>
-        <w:footnoteRef/>
-      </w:r>
-      <w:r>
-        <w:rPr>
-          <w:rFonts w:ascii="Arial Narrow" w:hAnsi="Arial Narrow" w:cs="Arial"/>
-          <w:sz w:val="16"/>
-          <w:szCs w:val="16"/>
-        </w:rPr>
-        <w:t xml:space="preserve"> </w:t>
-      </w:r>
-      <w:r>
-        <w:rPr>
-          <w:rFonts w:ascii="Arial Narrow" w:hAnsi="Arial Narrow" w:cs="Arial"/>
+          <w:rFonts w:ascii="Arial Narrow" w:eastAsia="Arial Narrow" w:hAnsi="Arial Narrow" w:cs="Arial Narrow"/>
+          <w:sz w:val="16"/>
+          <w:szCs w:val="16"/>
+        </w:rPr>
+      </w:pPr>
+      <w:r>
+        <w:rPr>
+          <w:rFonts w:ascii="Arial Narrow" w:eastAsia="Arial Narrow" w:hAnsi="Arial Narrow" w:cs="Arial Narrow"/>
           <w:sz w:val="16"/>
           <w:szCs w:val="16"/>
         </w:rPr>
         <w:tab/>
-      </w:r>
-      <w:r>
-        <w:rPr>
-          <w:rFonts w:ascii="Arial Narrow" w:eastAsia="Arial Narrow" w:hAnsi="Arial Narrow" w:cs="Arial"/>
-          <w:b/>
-          <w:bCs/>
-          <w:sz w:val="16"/>
-          <w:szCs w:val="16"/>
-        </w:rPr>
-        <w:t>LEY SOBRE FACULTADES, NORMAS Y ORGANIZACIÓN DEL INDECOPI, APROBADA POR DECRETO LEGISLATIVO 807 Artículo 24.-</w:t>
-      </w:r>
-      <w:r>
-        <w:rPr>
-          <w:rFonts w:ascii="Arial Narrow" w:eastAsia="Arial Narrow" w:hAnsi="Arial Narrow" w:cs="Arial"/>
-          <w:sz w:val="16"/>
-          <w:szCs w:val="16"/>
-        </w:rPr>
-        <w:t xml:space="preserve"> El Secretario Técnico se encargará de la tramitación del procedimiento. Para ello, cuenta con las siguientes facultades:</w:t>
+        <w:t xml:space="preserve">c) Admitir denuncias a trámite, en aquellos casos en que la Comisión le haya delegado esta facultad. </w:t>
       </w:r>
     </w:p>
     <w:p>
@@ -6055,19 +7036,19 @@
         <w:ind w:left="567" w:right="-1" w:hanging="567"/>
         <w:jc w:val="both"/>
         <w:rPr>
-          <w:rFonts w:ascii="Arial Narrow" w:eastAsia="Arial Narrow" w:hAnsi="Arial Narrow" w:cs="Arial"/>
-          <w:sz w:val="16"/>
-          <w:szCs w:val="16"/>
-        </w:rPr>
-      </w:pPr>
-      <w:r>
-        <w:rPr>
-          <w:rFonts w:ascii="Arial Narrow" w:eastAsia="Arial Narrow" w:hAnsi="Arial Narrow" w:cs="Arial"/>
+          <w:rFonts w:ascii="Arial Narrow" w:eastAsia="Arial Narrow" w:hAnsi="Arial Narrow" w:cs="Arial Narrow"/>
+          <w:sz w:val="16"/>
+          <w:szCs w:val="16"/>
+        </w:rPr>
+      </w:pPr>
+      <w:r>
+        <w:rPr>
+          <w:rFonts w:ascii="Arial Narrow" w:eastAsia="Arial Narrow" w:hAnsi="Arial Narrow" w:cs="Arial Narrow"/>
           <w:sz w:val="16"/>
           <w:szCs w:val="16"/>
         </w:rPr>
         <w:tab/>
-        <w:t xml:space="preserve">(...) </w:t>
+        <w:t>(...).</w:t>
       </w:r>
     </w:p>
     <w:p>
@@ -6079,19 +7060,18 @@
         <w:ind w:left="567" w:right="-1" w:hanging="567"/>
         <w:jc w:val="both"/>
         <w:rPr>
-          <w:rFonts w:ascii="Arial Narrow" w:eastAsia="Arial Narrow" w:hAnsi="Arial Narrow" w:cs="Arial"/>
-          <w:sz w:val="16"/>
-          <w:szCs w:val="16"/>
-        </w:rPr>
-      </w:pPr>
-      <w:r>
-        <w:rPr>
-          <w:rFonts w:ascii="Arial Narrow" w:eastAsia="Arial Narrow" w:hAnsi="Arial Narrow" w:cs="Arial"/>
-          <w:sz w:val="16"/>
-          <w:szCs w:val="16"/>
-        </w:rPr>
-        <w:tab/>
-        <w:t xml:space="preserve">c) Admitir denuncias a trámite, en aquellos casos en que la Comisión le haya delegado esta facultad. </w:t>
+          <w:rFonts w:ascii="Arial Narrow" w:eastAsia="Arial Narrow" w:hAnsi="Arial Narrow" w:cs="Arial Narrow"/>
+          <w:sz w:val="16"/>
+          <w:szCs w:val="16"/>
+        </w:rPr>
+      </w:pPr>
+      <w:r>
+        <w:rPr>
+          <w:rFonts w:ascii="Arial Narrow" w:eastAsia="Arial Narrow" w:hAnsi="Arial Narrow" w:cs="Arial Narrow"/>
+          <w:sz w:val="16"/>
+          <w:szCs w:val="16"/>
+        </w:rPr>
+        <w:t xml:space="preserve">. </w:t>
       </w:r>
     </w:p>
     <w:p>
@@ -6103,54 +7083,7 @@
         <w:ind w:left="567" w:right="-1" w:hanging="567"/>
         <w:jc w:val="both"/>
         <w:rPr>
-          <w:rFonts w:ascii="Arial Narrow" w:eastAsia="Arial Narrow" w:hAnsi="Arial Narrow" w:cs="Arial"/>
-          <w:sz w:val="16"/>
-          <w:szCs w:val="16"/>
-        </w:rPr>
-      </w:pPr>
-      <w:r>
-        <w:rPr>
-          <w:rFonts w:ascii="Arial Narrow" w:eastAsia="Arial Narrow" w:hAnsi="Arial Narrow" w:cs="Arial"/>
-          <w:sz w:val="16"/>
-          <w:szCs w:val="16"/>
-        </w:rPr>
-        <w:tab/>
-        <w:t>(...).</w:t>
-      </w:r>
-    </w:p>
-    <w:p>
-      <w:pPr>
-        <w:pStyle w:val="Textonotapie"/>
-        <w:tabs>
-          <w:tab w:val="left" w:pos="567"/>
-        </w:tabs>
-        <w:ind w:left="567" w:right="-1" w:hanging="567"/>
-        <w:jc w:val="both"/>
-        <w:rPr>
-          <w:rFonts w:ascii="Arial Narrow" w:eastAsia="Arial Narrow" w:hAnsi="Arial Narrow" w:cs="Arial"/>
-          <w:sz w:val="16"/>
-          <w:szCs w:val="16"/>
-        </w:rPr>
-      </w:pPr>
-      <w:r>
-        <w:rPr>
-          <w:rFonts w:ascii="Arial Narrow" w:eastAsia="Arial Narrow" w:hAnsi="Arial Narrow" w:cs="Arial"/>
-          <w:sz w:val="16"/>
-          <w:szCs w:val="16"/>
-        </w:rPr>
-        <w:t xml:space="preserve">. </w:t>
-      </w:r>
-    </w:p>
-    <w:p>
-      <w:pPr>
-        <w:pStyle w:val="Textonotapie"/>
-        <w:tabs>
-          <w:tab w:val="left" w:pos="567"/>
-        </w:tabs>
-        <w:ind w:left="567" w:right="-1" w:hanging="567"/>
-        <w:jc w:val="both"/>
-        <w:rPr>
-          <w:rFonts w:ascii="Arial Narrow" w:eastAsia="Arial Narrow" w:hAnsi="Arial Narrow" w:cs="Arial"/>
+          <w:rFonts w:ascii="Arial Narrow" w:eastAsia="Arial Narrow" w:hAnsi="Arial Narrow" w:cs="Arial Narrow"/>
           <w:sz w:val="16"/>
           <w:szCs w:val="16"/>
         </w:rPr>
@@ -6164,7 +7097,7 @@
         <w:ind w:left="567" w:hanging="567"/>
         <w:jc w:val="both"/>
         <w:rPr>
-          <w:rFonts w:ascii="Arial Narrow" w:hAnsi="Arial Narrow" w:cs="Arial"/>
+          <w:rFonts w:ascii="Arial Narrow" w:eastAsia="Arial Narrow" w:hAnsi="Arial Narrow" w:cs="Arial Narrow"/>
           <w:sz w:val="16"/>
           <w:szCs w:val="16"/>
         </w:rPr>
@@ -6172,7 +7105,7 @@
       <w:r>
         <w:rPr>
           <w:rStyle w:val="Refdenotaalpie"/>
-          <w:rFonts w:ascii="Arial Narrow" w:hAnsi="Arial Narrow" w:cs="Arial"/>
+          <w:rFonts w:ascii="Arial Narrow" w:eastAsia="Arial Narrow" w:hAnsi="Arial Narrow" w:cs="Arial Narrow"/>
           <w:sz w:val="16"/>
           <w:szCs w:val="16"/>
           <w:vertAlign w:val="superscript"/>
@@ -6181,7 +7114,7 @@
       </w:r>
       <w:r>
         <w:rPr>
-          <w:rFonts w:ascii="Arial Narrow" w:hAnsi="Arial Narrow" w:cs="Arial"/>
+          <w:rFonts w:ascii="Arial Narrow" w:eastAsia="Arial Narrow" w:hAnsi="Arial Narrow" w:cs="Arial Narrow"/>
           <w:sz w:val="16"/>
           <w:szCs w:val="16"/>
         </w:rPr>
@@ -6189,7 +7122,7 @@
       </w:r>
       <w:r>
         <w:rPr>
-          <w:rFonts w:ascii="Arial Narrow" w:hAnsi="Arial Narrow" w:cs="Arial"/>
+          <w:rFonts w:ascii="Arial Narrow" w:eastAsia="Arial Narrow" w:hAnsi="Arial Narrow" w:cs="Arial Narrow"/>
           <w:sz w:val="16"/>
           <w:szCs w:val="16"/>
         </w:rPr>
@@ -6199,7 +7132,7 @@
       <w:proofErr w:type="spellStart"/>
       <w:r>
         <w:rPr>
-          <w:rFonts w:ascii="Arial Narrow" w:hAnsi="Arial Narrow" w:cs="Arial"/>
+          <w:rFonts w:ascii="Arial Narrow" w:eastAsia="Arial Narrow" w:hAnsi="Arial Narrow" w:cs="Arial Narrow"/>
           <w:sz w:val="16"/>
           <w:szCs w:val="16"/>
         </w:rPr>
@@ -6208,7 +7141,7 @@
       <w:proofErr w:type="spellEnd"/>
       <w:r>
         <w:rPr>
-          <w:rFonts w:ascii="Arial Narrow" w:hAnsi="Arial Narrow" w:cs="Arial"/>
+          <w:rFonts w:ascii="Arial Narrow" w:eastAsia="Arial Narrow" w:hAnsi="Arial Narrow" w:cs="Arial Narrow"/>
           <w:sz w:val="16"/>
           <w:szCs w:val="16"/>
         </w:rPr>
@@ -6221,7 +7154,7 @@
         <w:ind w:left="567" w:hanging="567"/>
         <w:jc w:val="both"/>
         <w:rPr>
-          <w:rFonts w:ascii="Arial Narrow" w:hAnsi="Arial Narrow" w:cs="Arial"/>
+          <w:rFonts w:ascii="Arial Narrow" w:eastAsia="Arial Narrow" w:hAnsi="Arial Narrow" w:cs="Arial Narrow"/>
           <w:sz w:val="16"/>
           <w:szCs w:val="16"/>
         </w:rPr>
@@ -6235,7 +7168,7 @@
         <w:ind w:left="567" w:hanging="567"/>
         <w:jc w:val="both"/>
         <w:rPr>
-          <w:rFonts w:ascii="Arial Narrow" w:hAnsi="Arial Narrow" w:cs="Arial"/>
+          <w:rFonts w:ascii="Arial Narrow" w:eastAsia="Arial Narrow" w:hAnsi="Arial Narrow" w:cs="Arial Narrow"/>
           <w:sz w:val="16"/>
           <w:szCs w:val="16"/>
         </w:rPr>
@@ -6243,7 +7176,7 @@
       <w:r>
         <w:rPr>
           <w:rStyle w:val="Refdenotaalpie"/>
-          <w:rFonts w:ascii="Arial Narrow" w:hAnsi="Arial Narrow" w:cs="Arial"/>
+          <w:rFonts w:ascii="Arial Narrow" w:eastAsia="Arial Narrow" w:hAnsi="Arial Narrow" w:cs="Arial Narrow"/>
           <w:sz w:val="16"/>
           <w:szCs w:val="16"/>
           <w:vertAlign w:val="superscript"/>
@@ -6252,7 +7185,7 @@
       </w:r>
       <w:r>
         <w:rPr>
-          <w:rFonts w:ascii="Arial Narrow" w:hAnsi="Arial Narrow" w:cs="Arial"/>
+          <w:rFonts w:ascii="Arial Narrow" w:eastAsia="Arial Narrow" w:hAnsi="Arial Narrow" w:cs="Arial Narrow"/>
           <w:sz w:val="16"/>
           <w:szCs w:val="16"/>
         </w:rPr>
@@ -6260,7 +7193,7 @@
       </w:r>
       <w:r>
         <w:rPr>
-          <w:rFonts w:ascii="Arial Narrow" w:hAnsi="Arial Narrow" w:cs="Arial"/>
+          <w:rFonts w:ascii="Arial Narrow" w:eastAsia="Arial Narrow" w:hAnsi="Arial Narrow" w:cs="Arial Narrow"/>
           <w:sz w:val="16"/>
           <w:szCs w:val="16"/>
         </w:rPr>
@@ -6268,7 +7201,7 @@
       </w:r>
       <w:r>
         <w:rPr>
-          <w:rFonts w:ascii="Arial Narrow" w:eastAsia="Arial Narrow" w:hAnsi="Arial Narrow" w:cs="Arial"/>
+          <w:rFonts w:ascii="Arial Narrow" w:eastAsia="Arial Narrow" w:hAnsi="Arial Narrow" w:cs="Arial Narrow"/>
           <w:b/>
           <w:sz w:val="16"/>
           <w:szCs w:val="16"/>
@@ -6277,7 +7210,7 @@
       </w:r>
       <w:r>
         <w:rPr>
-          <w:rFonts w:ascii="Arial Narrow" w:hAnsi="Arial Narrow" w:cs="Arial"/>
+          <w:rFonts w:ascii="Arial Narrow" w:eastAsia="Arial Narrow" w:hAnsi="Arial Narrow" w:cs="Arial Narrow"/>
           <w:b/>
           <w:bCs/>
           <w:sz w:val="16"/>
@@ -6287,7 +7220,7 @@
       </w:r>
       <w:r>
         <w:rPr>
-          <w:rFonts w:ascii="Arial Narrow" w:hAnsi="Arial Narrow" w:cs="Arial"/>
+          <w:rFonts w:ascii="Arial Narrow" w:eastAsia="Arial Narrow" w:hAnsi="Arial Narrow" w:cs="Arial Narrow"/>
           <w:b/>
           <w:sz w:val="16"/>
           <w:szCs w:val="16"/>
@@ -6301,7 +7234,7 @@
         <w:ind w:left="567" w:hanging="567"/>
         <w:jc w:val="both"/>
         <w:rPr>
-          <w:rFonts w:ascii="Arial Narrow" w:hAnsi="Arial Narrow" w:cs="Arial"/>
+          <w:rFonts w:ascii="Arial Narrow" w:eastAsia="Arial Narrow" w:hAnsi="Arial Narrow" w:cs="Arial Narrow"/>
           <w:b/>
           <w:bCs/>
           <w:sz w:val="16"/>
@@ -6310,7 +7243,7 @@
       </w:pPr>
       <w:r>
         <w:rPr>
-          <w:rFonts w:ascii="Arial Narrow" w:hAnsi="Arial Narrow" w:cs="Arial"/>
+          <w:rFonts w:ascii="Arial Narrow" w:eastAsia="Arial Narrow" w:hAnsi="Arial Narrow" w:cs="Arial Narrow"/>
           <w:sz w:val="16"/>
           <w:szCs w:val="16"/>
         </w:rPr>
@@ -6318,7 +7251,7 @@
       </w:r>
       <w:r>
         <w:rPr>
-          <w:rFonts w:ascii="Arial Narrow" w:hAnsi="Arial Narrow" w:cs="Arial"/>
+          <w:rFonts w:ascii="Arial Narrow" w:eastAsia="Arial Narrow" w:hAnsi="Arial Narrow" w:cs="Arial Narrow"/>
           <w:b/>
           <w:bCs/>
           <w:sz w:val="16"/>
@@ -6336,15 +7269,15 @@
         <w:ind w:left="567"/>
         <w:jc w:val="both"/>
         <w:rPr>
-          <w:rFonts w:ascii="Arial Narrow" w:hAnsi="Arial Narrow" w:cs="Arial"/>
-          <w:sz w:val="16"/>
-          <w:szCs w:val="16"/>
-          <w:lang w:eastAsia="es-PE"/>
-        </w:rPr>
-      </w:pPr>
-      <w:r>
-        <w:rPr>
-          <w:rFonts w:ascii="Arial Narrow" w:hAnsi="Arial Narrow" w:cs="Arial"/>
+          <w:rFonts w:ascii="Arial Narrow" w:eastAsia="Arial Narrow" w:hAnsi="Arial Narrow" w:cs="Arial Narrow"/>
+          <w:sz w:val="16"/>
+          <w:szCs w:val="16"/>
+          <w:lang w:eastAsia="es-PE"/>
+        </w:rPr>
+      </w:pPr>
+      <w:r>
+        <w:rPr>
+          <w:rFonts w:ascii="Arial Narrow" w:eastAsia="Arial Narrow" w:hAnsi="Arial Narrow" w:cs="Arial Narrow"/>
           <w:sz w:val="16"/>
           <w:szCs w:val="16"/>
           <w:lang w:eastAsia="es-PE"/>
@@ -6361,15 +7294,15 @@
         <w:ind w:left="567"/>
         <w:jc w:val="both"/>
         <w:rPr>
-          <w:rFonts w:ascii="Arial Narrow" w:hAnsi="Arial Narrow" w:cs="Arial"/>
-          <w:sz w:val="16"/>
-          <w:szCs w:val="16"/>
-          <w:lang w:eastAsia="es-PE"/>
-        </w:rPr>
-      </w:pPr>
-      <w:r>
-        <w:rPr>
-          <w:rFonts w:ascii="Arial Narrow" w:hAnsi="Arial Narrow" w:cs="Arial"/>
+          <w:rFonts w:ascii="Arial Narrow" w:eastAsia="Arial Narrow" w:hAnsi="Arial Narrow" w:cs="Arial Narrow"/>
+          <w:sz w:val="16"/>
+          <w:szCs w:val="16"/>
+          <w:lang w:eastAsia="es-PE"/>
+        </w:rPr>
+      </w:pPr>
+      <w:r>
+        <w:rPr>
+          <w:rFonts w:ascii="Arial Narrow" w:eastAsia="Arial Narrow" w:hAnsi="Arial Narrow" w:cs="Arial Narrow"/>
           <w:sz w:val="16"/>
           <w:szCs w:val="16"/>
           <w:lang w:eastAsia="es-PE"/>
@@ -6386,15 +7319,15 @@
         <w:ind w:left="567"/>
         <w:jc w:val="both"/>
         <w:rPr>
-          <w:rFonts w:ascii="Arial Narrow" w:hAnsi="Arial Narrow" w:cs="Arial"/>
-          <w:sz w:val="16"/>
-          <w:szCs w:val="16"/>
-          <w:lang w:eastAsia="es-PE"/>
-        </w:rPr>
-      </w:pPr>
-      <w:r>
-        <w:rPr>
-          <w:rFonts w:ascii="Arial Narrow" w:hAnsi="Arial Narrow" w:cs="Arial"/>
+          <w:rFonts w:ascii="Arial Narrow" w:eastAsia="Arial Narrow" w:hAnsi="Arial Narrow" w:cs="Arial Narrow"/>
+          <w:sz w:val="16"/>
+          <w:szCs w:val="16"/>
+          <w:lang w:eastAsia="es-PE"/>
+        </w:rPr>
+      </w:pPr>
+      <w:r>
+        <w:rPr>
+          <w:rFonts w:ascii="Arial Narrow" w:eastAsia="Arial Narrow" w:hAnsi="Arial Narrow" w:cs="Arial Narrow"/>
           <w:sz w:val="16"/>
           <w:szCs w:val="16"/>
           <w:lang w:eastAsia="es-PE"/>
@@ -6405,41 +7338,71 @@
     <w:p>
       <w:pPr>
         <w:pStyle w:val="Textonotapie"/>
-        <w:tabs>
-          <w:tab w:val="left" w:pos="284"/>
-        </w:tabs>
         <w:ind w:left="567" w:hanging="567"/>
         <w:jc w:val="both"/>
         <w:rPr>
-          <w:rFonts w:ascii="Arial Narrow" w:hAnsi="Arial Narrow" w:cs="Arial"/>
+          <w:rFonts w:ascii="Arial Narrow" w:eastAsia="Arial Narrow" w:hAnsi="Arial Narrow" w:cs="Arial Narrow"/>
+          <w:sz w:val="16"/>
+          <w:szCs w:val="16"/>
+        </w:rPr>
+      </w:pPr>
+    </w:p>
+  </w:footnote>
+  <w:footnote w:id="12">
+    <w:p>
+      <w:pPr>
+        <w:pStyle w:val="Textonotapie"/>
+        <w:ind w:left="567" w:hanging="567"/>
+        <w:jc w:val="both"/>
+        <w:rPr>
+          <w:rFonts w:ascii="Arial Narrow" w:eastAsia="Arial Narrow" w:hAnsi="Arial Narrow" w:cs="Arial Narrow"/>
+          <w:sz w:val="16"/>
+          <w:szCs w:val="16"/>
+        </w:rPr>
+      </w:pPr>
+      <w:r>
+        <w:rPr>
+          <w:rStyle w:val="Refdenotaalpie"/>
+          <w:rFonts w:ascii="Arial Narrow" w:eastAsia="Arial Narrow" w:hAnsi="Arial Narrow" w:cs="Arial Narrow"/>
+          <w:sz w:val="16"/>
+          <w:szCs w:val="16"/>
+          <w:vertAlign w:val="superscript"/>
+        </w:rPr>
+        <w:footnoteRef/>
+      </w:r>
+      <w:r>
+        <w:rPr>
+          <w:rFonts w:ascii="Arial Narrow" w:eastAsia="Arial Narrow" w:hAnsi="Arial Narrow" w:cs="Arial Narrow"/>
+          <w:sz w:val="16"/>
+          <w:szCs w:val="16"/>
+        </w:rPr>
+        <w:tab/>
+      </w:r>
+      <w:r>
+        <w:rPr>
+          <w:rFonts w:ascii="Arial Narrow" w:eastAsia="Arial Narrow" w:hAnsi="Arial Narrow" w:cs="Arial Narrow"/>
           <w:b/>
           <w:bCs/>
           <w:sz w:val="16"/>
           <w:szCs w:val="16"/>
         </w:rPr>
-      </w:pPr>
-    </w:p>
-  </w:footnote>
-  <w:footnote w:id="12">
+        <w:t xml:space="preserve">DECRETO LEGISLATIVO 807, LEY SOBRE FACULTADES, NORMAS Y ORGANIZACIÓN DEL INDECOPI, publicado el 18 de abril de 1996</w:t>
+      </w:r>
+    </w:p>
     <w:p>
       <w:pPr>
         <w:pStyle w:val="Textonotapie"/>
         <w:ind w:left="567" w:hanging="567"/>
         <w:jc w:val="both"/>
-      </w:pPr>
-      <w:r>
-        <w:rPr>
-          <w:rStyle w:val="Refdenotaalpie"/>
-          <w:rFonts w:ascii="Arial Narrow" w:hAnsi="Arial Narrow" w:cs="Arial"/>
-          <w:sz w:val="16"/>
-          <w:szCs w:val="16"/>
-          <w:vertAlign w:val="superscript"/>
-        </w:rPr>
-        <w:footnoteRef/>
-      </w:r>
-      <w:r>
-        <w:rPr>
-          <w:rFonts w:ascii="Arial Narrow" w:hAnsi="Arial Narrow" w:cs="Arial"/>
+        <w:rPr>
+          <w:rFonts w:ascii="Arial Narrow" w:eastAsia="Arial Narrow" w:hAnsi="Arial Narrow" w:cs="Arial Narrow"/>
+          <w:sz w:val="16"/>
+          <w:szCs w:val="16"/>
+        </w:rPr>
+      </w:pPr>
+      <w:r>
+        <w:rPr>
+          <w:rFonts w:ascii="Arial Narrow" w:eastAsia="Arial Narrow" w:hAnsi="Arial Narrow" w:cs="Arial Narrow"/>
           <w:sz w:val="16"/>
           <w:szCs w:val="16"/>
         </w:rPr>
@@ -6447,13 +7410,21 @@
       </w:r>
       <w:r>
         <w:rPr>
-          <w:rFonts w:ascii="Arial Narrow" w:hAnsi="Arial Narrow" w:cs="Arial"/>
+          <w:rFonts w:ascii="Arial Narrow" w:eastAsia="Arial Narrow" w:hAnsi="Arial Narrow" w:cs="Arial Narrow"/>
           <w:b/>
           <w:bCs/>
           <w:sz w:val="16"/>
           <w:szCs w:val="16"/>
         </w:rPr>
-        <w:t xml:space="preserve">DECRETO LEGISLATIVO 807, LEY SOBRE FACULTADES, NORMAS Y ORGANIZACIÓN DEL INDECOPI, publicado el 18 de abril de 1996</w:t>
+        <w:t xml:space="preserve">Artículo 26.-</w:t>
+      </w:r>
+      <w:r>
+        <w:rPr>
+          <w:rFonts w:ascii="Arial Narrow" w:eastAsia="Arial Narrow" w:hAnsi="Arial Narrow" w:cs="Arial Narrow"/>
+          <w:sz w:val="16"/>
+          <w:szCs w:val="16"/>
+        </w:rPr>
+        <w:t xml:space="preserve"> Una vez admitida a trámite la denuncia, se correrá traslado de la misma al denunciado, a fin de que éste presente su descargo. El plazo para la presentación del descargo será de cinco (5) días contados desde la notificación, vencido el cual, el Secretario Técnico declarará en rebeldía al denunciado que no lo hubiera presentado.</w:t>
       </w:r>
     </w:p>
     <w:p>
@@ -6461,10 +7432,39 @@
         <w:pStyle w:val="Textonotapie"/>
         <w:ind w:left="567" w:hanging="567"/>
         <w:jc w:val="both"/>
-      </w:pPr>
-      <w:r>
-        <w:rPr>
-          <w:rFonts w:ascii="Arial Narrow" w:hAnsi="Arial Narrow" w:cs="Arial"/>
+        <w:rPr>
+          <w:rFonts w:ascii="Arial Narrow" w:eastAsia="Arial Narrow" w:hAnsi="Arial Narrow" w:cs="Arial Narrow"/>
+          <w:sz w:val="16"/>
+          <w:szCs w:val="16"/>
+        </w:rPr>
+      </w:pPr>
+    </w:p>
+  </w:footnote>
+  <w:footnote w:id="13">
+    <w:p>
+      <w:pPr>
+        <w:pStyle w:val="Textonotapie"/>
+        <w:ind w:left="567" w:hanging="567"/>
+        <w:jc w:val="both"/>
+        <w:rPr>
+          <w:rFonts w:ascii="Arial Narrow" w:eastAsia="Arial Narrow" w:hAnsi="Arial Narrow" w:cs="Arial Narrow"/>
+          <w:sz w:val="16"/>
+          <w:szCs w:val="16"/>
+        </w:rPr>
+      </w:pPr>
+      <w:r>
+        <w:rPr>
+          <w:rStyle w:val="Refdenotaalpie"/>
+          <w:rFonts w:ascii="Arial Narrow" w:eastAsia="Arial Narrow" w:hAnsi="Arial Narrow" w:cs="Arial Narrow"/>
+          <w:sz w:val="16"/>
+          <w:szCs w:val="16"/>
+          <w:vertAlign w:val="superscript"/>
+        </w:rPr>
+        <w:footnoteRef/>
+      </w:r>
+      <w:r>
+        <w:rPr>
+          <w:rFonts w:ascii="Arial Narrow" w:eastAsia="Arial Narrow" w:hAnsi="Arial Narrow" w:cs="Arial Narrow"/>
           <w:sz w:val="16"/>
           <w:szCs w:val="16"/>
         </w:rPr>
@@ -6472,44 +7472,29 @@
       </w:r>
       <w:r>
         <w:rPr>
-          <w:rFonts w:ascii="Arial Narrow" w:hAnsi="Arial Narrow" w:cs="Arial"/>
+          <w:rFonts w:ascii="Arial Narrow" w:eastAsia="Arial Narrow" w:hAnsi="Arial Narrow" w:cs="Arial Narrow"/>
           <w:b/>
           <w:bCs/>
           <w:sz w:val="16"/>
           <w:szCs w:val="16"/>
         </w:rPr>
-        <w:t xml:space="preserve">Artículo 26.-</w:t>
-      </w:r>
-      <w:r>
-        <w:rPr>
-          <w:rFonts w:ascii="Arial Narrow" w:hAnsi="Arial Narrow" w:cs="Arial"/>
-          <w:sz w:val="16"/>
-          <w:szCs w:val="16"/>
-        </w:rPr>
-        <w:t xml:space="preserve"> Una vez admitida a trámite la denuncia, se correrá traslado de la misma al denunciado, a fin de que éste presente su descargo. El plazo para la presentación del descargo será de cinco (5) días contados desde la notificación, vencido el cual, el Secretario Técnico declarará en rebeldía al denunciado que no lo hubiera presentado.</w:t>
-      </w:r>
-    </w:p>
-  </w:footnote>
-  <w:footnote w:id="13">
+        <w:t xml:space="preserve">DECRETO SUPREMO 006-2026-JUS, TEXTO ÚNICO ORDENADO DE LA LEY 27444, LEY DEL PROCEDIMIENTO ADMINISTRATIVO GENERAL, publicado el 30 de abril de 2026</w:t>
+      </w:r>
+    </w:p>
     <w:p>
       <w:pPr>
         <w:pStyle w:val="Textonotapie"/>
         <w:ind w:left="567" w:hanging="567"/>
         <w:jc w:val="both"/>
-      </w:pPr>
-      <w:r>
-        <w:rPr>
-          <w:rStyle w:val="Refdenotaalpie"/>
-          <w:rFonts w:ascii="Arial Narrow" w:hAnsi="Arial Narrow" w:cs="Arial"/>
-          <w:sz w:val="16"/>
-          <w:szCs w:val="16"/>
-          <w:vertAlign w:val="superscript"/>
-        </w:rPr>
-        <w:footnoteRef/>
-      </w:r>
-      <w:r>
-        <w:rPr>
-          <w:rFonts w:ascii="Arial Narrow" w:hAnsi="Arial Narrow" w:cs="Arial"/>
+        <w:rPr>
+          <w:rFonts w:ascii="Arial Narrow" w:eastAsia="Arial Narrow" w:hAnsi="Arial Narrow" w:cs="Arial Narrow"/>
+          <w:sz w:val="16"/>
+          <w:szCs w:val="16"/>
+        </w:rPr>
+      </w:pPr>
+      <w:r>
+        <w:rPr>
+          <w:rFonts w:ascii="Arial Narrow" w:eastAsia="Arial Narrow" w:hAnsi="Arial Narrow" w:cs="Arial Narrow"/>
           <w:sz w:val="16"/>
           <w:szCs w:val="16"/>
         </w:rPr>
@@ -6517,13 +7502,13 @@
       </w:r>
       <w:r>
         <w:rPr>
-          <w:rFonts w:ascii="Arial Narrow" w:hAnsi="Arial Narrow" w:cs="Arial"/>
+          <w:rFonts w:ascii="Arial Narrow" w:eastAsia="Arial Narrow" w:hAnsi="Arial Narrow" w:cs="Arial Narrow"/>
           <w:b/>
           <w:bCs/>
           <w:sz w:val="16"/>
           <w:szCs w:val="16"/>
         </w:rPr>
-        <w:t xml:space="preserve">DECRETO SUPREMO 006-2026-JUS, TEXTO ÚNICO ORDENADO DE LA LEY 27444, LEY DEL PROCEDIMIENTO ADMINISTRATIVO GENERAL, publicado el 30 de abril de 2026</w:t>
+        <w:t xml:space="preserve">Artículo 223.- Contestación de la reclamación</w:t>
       </w:r>
     </w:p>
     <w:p>
@@ -6531,10 +7516,15 @@
         <w:pStyle w:val="Textonotapie"/>
         <w:ind w:left="567" w:hanging="567"/>
         <w:jc w:val="both"/>
-      </w:pPr>
-      <w:r>
-        <w:rPr>
-          <w:rFonts w:ascii="Arial Narrow" w:hAnsi="Arial Narrow" w:cs="Arial"/>
+        <w:rPr>
+          <w:rFonts w:ascii="Arial Narrow" w:eastAsia="Arial Narrow" w:hAnsi="Arial Narrow" w:cs="Arial Narrow"/>
+          <w:sz w:val="16"/>
+          <w:szCs w:val="16"/>
+        </w:rPr>
+      </w:pPr>
+      <w:r>
+        <w:rPr>
+          <w:rFonts w:ascii="Arial Narrow" w:eastAsia="Arial Narrow" w:hAnsi="Arial Narrow" w:cs="Arial Narrow"/>
           <w:sz w:val="16"/>
           <w:szCs w:val="16"/>
         </w:rPr>
@@ -6542,130 +7532,117 @@
       </w:r>
       <w:r>
         <w:rPr>
-          <w:rFonts w:ascii="Arial Narrow" w:hAnsi="Arial Narrow" w:cs="Arial"/>
+          <w:rFonts w:ascii="Arial Narrow" w:eastAsia="Arial Narrow" w:hAnsi="Arial Narrow" w:cs="Arial Narrow"/>
+          <w:sz w:val="16"/>
+          <w:szCs w:val="16"/>
+        </w:rPr>
+        <w:t xml:space="preserve">223.1 El reclamado deberá presentar la contestación de la reclamación dentro de los quince (15) días posteriores a la notificación de ésta; vencido este plazo, la Administración declarará en rebeldía al reclamado que no la hubiera presentado. La contestación deberá contener los requisitos de los escritos previstos en el artículo 113 de la presente Ley, así como la absolución de todos los asuntos controvertidos de hecho y de derecho, Las alegaciones y los hechos relevantes de la reclamación, salvo que hayan sido específicamente negadas en la contestación, se tendrán por aceptadas o merituadas como ciertas.</w:t>
+      </w:r>
+    </w:p>
+    <w:p>
+      <w:pPr>
+        <w:pStyle w:val="Textonotapie"/>
+        <w:ind w:left="567" w:hanging="567"/>
+        <w:jc w:val="both"/>
+        <w:rPr>
+          <w:rFonts w:ascii="Arial Narrow" w:eastAsia="Arial Narrow" w:hAnsi="Arial Narrow" w:cs="Arial Narrow"/>
+          <w:sz w:val="16"/>
+          <w:szCs w:val="16"/>
+        </w:rPr>
+      </w:pPr>
+    </w:p>
+  </w:footnote>
+  <w:footnote w:id="7">
+    <w:p>
+      <w:pPr>
+        <w:spacing w:after="0" w:line="240" w:lineRule="auto"/>
+        <w:ind w:left="567" w:hanging="567"/>
+        <w:jc w:val="both"/>
+        <w:rPr>
+          <w:rFonts w:ascii="Arial Narrow" w:eastAsia="Arial Narrow" w:hAnsi="Arial Narrow" w:cs="Arial Narrow"/>
+          <w:sz w:val="16"/>
+          <w:szCs w:val="16"/>
+        </w:rPr>
+      </w:pPr>
+      <w:r>
+        <w:rPr>
+          <w:rStyle w:val="Refdenotaalpie"/>
+          <w:rFonts w:ascii="Arial Narrow" w:eastAsia="Arial Narrow" w:hAnsi="Arial Narrow" w:cs="Arial Narrow"/>
+          <w:sz w:val="16"/>
+          <w:szCs w:val="16"/>
+          <w:vertAlign w:val="superscript"/>
+        </w:rPr>
+        <w:footnoteRef/>
+      </w:r>
+      <w:r>
+        <w:rPr>
+          <w:rFonts w:ascii="Arial Narrow" w:eastAsia="Arial Narrow" w:hAnsi="Arial Narrow" w:cs="Arial Narrow"/>
+          <w:sz w:val="16"/>
+          <w:szCs w:val="16"/>
+          <w:vertAlign w:val="superscript"/>
+        </w:rPr>
+        <w:t xml:space="preserve"> </w:t>
+      </w:r>
+      <w:r>
+        <w:rPr>
+          <w:rFonts w:ascii="Arial Narrow" w:eastAsia="Arial Narrow" w:hAnsi="Arial Narrow" w:cs="Arial Narrow"/>
+          <w:sz w:val="16"/>
+          <w:szCs w:val="16"/>
+        </w:rPr>
+        <w:t xml:space="preserve"> </w:t>
+      </w:r>
+      <w:r>
+        <w:rPr>
+          <w:rFonts w:ascii="Arial Narrow" w:eastAsia="Arial Narrow" w:hAnsi="Arial Narrow" w:cs="Arial Narrow"/>
+          <w:sz w:val="16"/>
+          <w:szCs w:val="16"/>
+        </w:rPr>
+        <w:tab/>
+      </w:r>
+      <w:r>
+        <w:rPr>
+          <w:rFonts w:ascii="Arial Narrow" w:eastAsia="Arial Narrow" w:hAnsi="Arial Narrow" w:cs="Arial Narrow"/>
+          <w:b/>
+          <w:sz w:val="16"/>
+          <w:szCs w:val="16"/>
+        </w:rPr>
+        <w:t>LEY 29571, CÓDIGO DE PROTECCIÓN Y DEFENSA DEL CONSUMIDOR</w:t>
+      </w:r>
+      <w:r>
+        <w:rPr>
+          <w:rFonts w:ascii="Arial Narrow" w:eastAsia="Arial Narrow" w:hAnsi="Arial Narrow" w:cs="Arial Narrow"/>
           <w:b/>
           <w:bCs/>
           <w:sz w:val="16"/>
           <w:szCs w:val="16"/>
         </w:rPr>
-        <w:t xml:space="preserve">Artículo 223.- Contestación de la reclamación</w:t>
-      </w:r>
-    </w:p>
-    <w:p>
-      <w:pPr>
-        <w:pStyle w:val="Textonotapie"/>
+        <w:t xml:space="preserve">, </w:t>
+      </w:r>
+      <w:r>
+        <w:rPr>
+          <w:rFonts w:ascii="Arial Narrow" w:eastAsia="Arial Narrow" w:hAnsi="Arial Narrow" w:cs="Arial Narrow"/>
+          <w:b/>
+          <w:sz w:val="16"/>
+          <w:szCs w:val="16"/>
+        </w:rPr>
+        <w:t>publicado el 2 de setiembre de 2010 y modificado por Decreto Legislativo 1308</w:t>
+      </w:r>
+    </w:p>
+    <w:p>
+      <w:pPr>
+        <w:spacing w:after="0" w:line="240" w:lineRule="auto"/>
         <w:ind w:left="567" w:hanging="567"/>
         <w:jc w:val="both"/>
-      </w:pPr>
-      <w:r>
-        <w:rPr>
-          <w:rFonts w:ascii="Arial Narrow" w:hAnsi="Arial Narrow" w:cs="Arial"/>
-          <w:sz w:val="16"/>
-          <w:szCs w:val="16"/>
-        </w:rPr>
-        <w:tab/>
-      </w:r>
-      <w:r>
-        <w:rPr>
-          <w:rFonts w:ascii="Arial Narrow" w:hAnsi="Arial Narrow" w:cs="Arial"/>
-          <w:sz w:val="16"/>
-          <w:szCs w:val="16"/>
-        </w:rPr>
-        <w:t xml:space="preserve">223.1 El reclamado deberá presentar la contestación de la reclamación dentro de los quince (15) días posteriores a la notificación de ésta; vencido este plazo, la Administración declarará en rebeldía al reclamado que no la hubiera presentado. La contestación deberá contener los requisitos de los escritos previstos en el artículo 113 de la presente Ley, así como la absolución de todos los asuntos controvertidos de hecho y de derecho, Las alegaciones y los hechos relevantes de la reclamación, salvo que hayan sido específicamente negadas en la contestación, se tendrán por aceptadas o merituadas como ciertas.</w:t>
-      </w:r>
-    </w:p>
-  </w:footnote>
-  <w:footnote w:id="7">
-    <w:p>
-      <w:pPr>
-        <w:spacing w:after="0" w:line="240" w:lineRule="auto"/>
-        <w:ind w:left="567" w:hanging="567"/>
-        <w:jc w:val="both"/>
-        <w:rPr>
-          <w:rFonts w:ascii="Arial Narrow" w:hAnsi="Arial Narrow" w:cs="Arial"/>
-          <w:sz w:val="16"/>
-          <w:szCs w:val="16"/>
-        </w:rPr>
-      </w:pPr>
-      <w:r>
-        <w:rPr>
-          <w:rStyle w:val="Refdenotaalpie"/>
-          <w:rFonts w:ascii="Arial Narrow" w:hAnsi="Arial Narrow" w:cs="Arial"/>
-          <w:sz w:val="16"/>
-          <w:szCs w:val="16"/>
-          <w:vertAlign w:val="superscript"/>
-        </w:rPr>
-        <w:footnoteRef/>
-      </w:r>
-      <w:r>
-        <w:rPr>
-          <w:rFonts w:ascii="Arial Narrow" w:hAnsi="Arial Narrow" w:cs="Arial"/>
-          <w:sz w:val="16"/>
-          <w:szCs w:val="16"/>
-          <w:vertAlign w:val="superscript"/>
-        </w:rPr>
-        <w:t xml:space="preserve"> </w:t>
-      </w:r>
-      <w:r>
-        <w:rPr>
-          <w:rFonts w:ascii="Arial Narrow" w:hAnsi="Arial Narrow" w:cs="Arial"/>
-          <w:sz w:val="16"/>
-          <w:szCs w:val="16"/>
-        </w:rPr>
-        <w:t xml:space="preserve"> </w:t>
-      </w:r>
-      <w:r>
-        <w:rPr>
-          <w:rFonts w:ascii="Arial Narrow" w:hAnsi="Arial Narrow" w:cs="Arial"/>
-          <w:sz w:val="16"/>
-          <w:szCs w:val="16"/>
-        </w:rPr>
-        <w:tab/>
-      </w:r>
-      <w:r>
-        <w:rPr>
-          <w:rFonts w:ascii="Arial Narrow" w:eastAsia="Arial Narrow" w:hAnsi="Arial Narrow" w:cs="Arial"/>
+        <w:rPr>
+          <w:rFonts w:ascii="Arial Narrow" w:eastAsia="Arial Narrow" w:hAnsi="Arial Narrow" w:cs="Arial Narrow"/>
           <w:b/>
           <w:sz w:val="16"/>
           <w:szCs w:val="16"/>
         </w:rPr>
-        <w:t>LEY 29571, CÓDIGO DE PROTECCIÓN Y DEFENSA DEL CONSUMIDOR</w:t>
-      </w:r>
-      <w:r>
-        <w:rPr>
-          <w:rFonts w:ascii="Arial Narrow" w:hAnsi="Arial Narrow" w:cs="Arial"/>
-          <w:b/>
-          <w:bCs/>
-          <w:sz w:val="16"/>
-          <w:szCs w:val="16"/>
-        </w:rPr>
-        <w:t xml:space="preserve">, </w:t>
-      </w:r>
-      <w:r>
-        <w:rPr>
-          <w:rFonts w:ascii="Arial Narrow" w:hAnsi="Arial Narrow" w:cs="Arial"/>
-          <w:b/>
-          <w:sz w:val="16"/>
-          <w:szCs w:val="16"/>
-        </w:rPr>
-        <w:t>publicado el 2 de setiembre de 2010 y modificado por Decreto Legislativo 1308</w:t>
-      </w:r>
-    </w:p>
-    <w:p>
-      <w:pPr>
-        <w:spacing w:after="0" w:line="240" w:lineRule="auto"/>
-        <w:ind w:left="567" w:hanging="567"/>
-        <w:jc w:val="both"/>
-        <w:rPr>
-          <w:rFonts w:ascii="Arial Narrow" w:eastAsia="Arial Narrow" w:hAnsi="Arial Narrow" w:cs="Arial"/>
-          <w:b/>
-          <w:sz w:val="16"/>
-          <w:szCs w:val="16"/>
-        </w:rPr>
-      </w:pPr>
-      <w:r>
-        <w:rPr>
-          <w:rFonts w:ascii="Arial Narrow" w:eastAsia="Arial Narrow" w:hAnsi="Arial Narrow" w:cs="Arial"/>
+      </w:pPr>
+      <w:r>
+        <w:rPr>
+          <w:rFonts w:ascii="Arial Narrow" w:eastAsia="Arial Narrow" w:hAnsi="Arial Narrow" w:cs="Arial Narrow"/>
           <w:b/>
           <w:sz w:val="16"/>
           <w:szCs w:val="16"/>
@@ -6680,14 +7657,14 @@
         <w:ind w:left="567"/>
         <w:jc w:val="both"/>
         <w:rPr>
-          <w:rFonts w:ascii="Arial Narrow" w:hAnsi="Arial Narrow" w:cs="Arial"/>
-          <w:sz w:val="16"/>
-          <w:szCs w:val="16"/>
-        </w:rPr>
-      </w:pPr>
-      <w:r>
-        <w:rPr>
-          <w:rFonts w:ascii="Arial Narrow" w:eastAsia="Arial Narrow" w:hAnsi="Arial Narrow" w:cs="Arial"/>
+          <w:rFonts w:ascii="Arial Narrow" w:eastAsia="Arial Narrow" w:hAnsi="Arial Narrow" w:cs="Arial Narrow"/>
+          <w:sz w:val="16"/>
+          <w:szCs w:val="16"/>
+        </w:rPr>
+      </w:pPr>
+      <w:r>
+        <w:rPr>
+          <w:rFonts w:ascii="Arial Narrow" w:eastAsia="Arial Narrow" w:hAnsi="Arial Narrow" w:cs="Arial Narrow"/>
           <w:sz w:val="16"/>
           <w:szCs w:val="16"/>
         </w:rPr>
@@ -6704,14 +7681,14 @@
         <w:ind w:left="426" w:firstLine="141"/>
         <w:jc w:val="both"/>
         <w:rPr>
-          <w:rFonts w:ascii="Arial Narrow" w:eastAsia="Arial Narrow" w:hAnsi="Arial Narrow" w:cs="Arial"/>
-          <w:sz w:val="16"/>
-          <w:szCs w:val="16"/>
-        </w:rPr>
-      </w:pPr>
-      <w:r>
-        <w:rPr>
-          <w:rFonts w:ascii="Arial Narrow" w:eastAsia="Arial Narrow" w:hAnsi="Arial Narrow" w:cs="Arial"/>
+          <w:rFonts w:ascii="Arial Narrow" w:eastAsia="Arial Narrow" w:hAnsi="Arial Narrow" w:cs="Arial Narrow"/>
+          <w:sz w:val="16"/>
+          <w:szCs w:val="16"/>
+        </w:rPr>
+      </w:pPr>
+      <w:r>
+        <w:rPr>
+          <w:rFonts w:ascii="Arial Narrow" w:eastAsia="Arial Narrow" w:hAnsi="Arial Narrow" w:cs="Arial Narrow"/>
           <w:sz w:val="16"/>
           <w:szCs w:val="16"/>
         </w:rPr>
@@ -6728,14 +7705,14 @@
         <w:ind w:left="426" w:firstLine="141"/>
         <w:jc w:val="both"/>
         <w:rPr>
-          <w:rFonts w:ascii="Arial Narrow" w:eastAsia="Arial Narrow" w:hAnsi="Arial Narrow" w:cs="Arial"/>
-          <w:sz w:val="16"/>
-          <w:szCs w:val="16"/>
-        </w:rPr>
-      </w:pPr>
-      <w:r>
-        <w:rPr>
-          <w:rFonts w:ascii="Arial Narrow" w:eastAsia="Arial Narrow" w:hAnsi="Arial Narrow" w:cs="Arial"/>
+          <w:rFonts w:ascii="Arial Narrow" w:eastAsia="Arial Narrow" w:hAnsi="Arial Narrow" w:cs="Arial Narrow"/>
+          <w:sz w:val="16"/>
+          <w:szCs w:val="16"/>
+        </w:rPr>
+      </w:pPr>
+      <w:r>
+        <w:rPr>
+          <w:rFonts w:ascii="Arial Narrow" w:eastAsia="Arial Narrow" w:hAnsi="Arial Narrow" w:cs="Arial Narrow"/>
           <w:sz w:val="16"/>
           <w:szCs w:val="16"/>
         </w:rPr>
@@ -6752,14 +7729,14 @@
         <w:ind w:left="426" w:firstLine="141"/>
         <w:jc w:val="both"/>
         <w:rPr>
-          <w:rFonts w:ascii="Arial Narrow" w:eastAsia="Arial Narrow" w:hAnsi="Arial Narrow" w:cs="Arial"/>
-          <w:sz w:val="16"/>
-          <w:szCs w:val="16"/>
-        </w:rPr>
-      </w:pPr>
-      <w:r>
-        <w:rPr>
-          <w:rFonts w:ascii="Arial Narrow" w:eastAsia="Arial Narrow" w:hAnsi="Arial Narrow" w:cs="Arial"/>
+          <w:rFonts w:ascii="Arial Narrow" w:eastAsia="Arial Narrow" w:hAnsi="Arial Narrow" w:cs="Arial Narrow"/>
+          <w:sz w:val="16"/>
+          <w:szCs w:val="16"/>
+        </w:rPr>
+      </w:pPr>
+      <w:r>
+        <w:rPr>
+          <w:rFonts w:ascii="Arial Narrow" w:eastAsia="Arial Narrow" w:hAnsi="Arial Narrow" w:cs="Arial Narrow"/>
           <w:sz w:val="16"/>
           <w:szCs w:val="16"/>
         </w:rPr>
@@ -6772,19 +7749,31 @@
         <w:ind w:left="567"/>
         <w:jc w:val="both"/>
         <w:rPr>
-          <w:rFonts w:ascii="Arial Narrow" w:eastAsia="Arial Narrow" w:hAnsi="Arial Narrow" w:cs="Arial"/>
-          <w:sz w:val="16"/>
-          <w:szCs w:val="16"/>
-        </w:rPr>
-      </w:pPr>
-      <w:r>
-        <w:rPr>
-          <w:rFonts w:ascii="Arial Narrow" w:eastAsia="Arial Narrow" w:hAnsi="Arial Narrow" w:cs="Arial"/>
+          <w:rFonts w:ascii="Arial Narrow" w:eastAsia="Arial Narrow" w:hAnsi="Arial Narrow" w:cs="Arial Narrow"/>
+          <w:sz w:val="16"/>
+          <w:szCs w:val="16"/>
+        </w:rPr>
+      </w:pPr>
+      <w:r>
+        <w:rPr>
+          <w:rFonts w:ascii="Arial Narrow" w:eastAsia="Arial Narrow" w:hAnsi="Arial Narrow" w:cs="Arial Narrow"/>
           <w:sz w:val="16"/>
           <w:szCs w:val="16"/>
         </w:rPr>
         <w:t>(…).</w:t>
       </w:r>
+    </w:p>
+    <w:p>
+      <w:pPr>
+        <w:spacing w:after="0" w:line="240" w:lineRule="auto"/>
+        <w:ind w:left="567" w:hanging="567"/>
+        <w:jc w:val="both"/>
+        <w:rPr>
+          <w:rFonts w:ascii="Arial Narrow" w:eastAsia="Arial Narrow" w:hAnsi="Arial Narrow" w:cs="Arial Narrow"/>
+          <w:sz w:val="16"/>
+          <w:szCs w:val="16"/>
+        </w:rPr>
+      </w:pPr>
     </w:p>
   </w:footnote>
   <w:footnote w:id="8">
@@ -6794,7 +7783,7 @@
         <w:ind w:left="567" w:hanging="567"/>
         <w:jc w:val="both"/>
         <w:rPr>
-          <w:rFonts w:ascii="Arial Narrow" w:eastAsia="Arial Narrow" w:hAnsi="Arial Narrow" w:cs="Arial"/>
+          <w:rFonts w:ascii="Arial Narrow" w:eastAsia="Arial Narrow" w:hAnsi="Arial Narrow" w:cs="Arial Narrow"/>
           <w:sz w:val="16"/>
           <w:szCs w:val="16"/>
         </w:rPr>
@@ -6802,7 +7791,7 @@
       <w:r>
         <w:rPr>
           <w:rStyle w:val="Refdenotaalpie"/>
-          <w:rFonts w:ascii="Arial Narrow" w:hAnsi="Arial Narrow" w:cs="Arial"/>
+          <w:rFonts w:ascii="Arial Narrow" w:eastAsia="Arial Narrow" w:hAnsi="Arial Narrow" w:cs="Arial Narrow"/>
           <w:sz w:val="16"/>
           <w:szCs w:val="16"/>
           <w:vertAlign w:val="superscript"/>
@@ -6811,7 +7800,7 @@
       </w:r>
       <w:r>
         <w:rPr>
-          <w:rFonts w:ascii="Arial Narrow" w:hAnsi="Arial Narrow" w:cs="Arial"/>
+          <w:rFonts w:ascii="Arial Narrow" w:eastAsia="Arial Narrow" w:hAnsi="Arial Narrow" w:cs="Arial Narrow"/>
           <w:sz w:val="16"/>
           <w:szCs w:val="16"/>
         </w:rPr>
@@ -6819,7 +7808,7 @@
       </w:r>
       <w:r>
         <w:rPr>
-          <w:rFonts w:ascii="Arial Narrow" w:hAnsi="Arial Narrow" w:cs="Arial"/>
+          <w:rFonts w:ascii="Arial Narrow" w:eastAsia="Arial Narrow" w:hAnsi="Arial Narrow" w:cs="Arial Narrow"/>
           <w:sz w:val="16"/>
           <w:szCs w:val="16"/>
         </w:rPr>
@@ -6827,7 +7816,7 @@
       </w:r>
       <w:r>
         <w:rPr>
-          <w:rFonts w:ascii="Arial Narrow" w:eastAsia="Arial Narrow" w:hAnsi="Arial Narrow" w:cs="Arial"/>
+          <w:rFonts w:ascii="Arial Narrow" w:eastAsia="Arial Narrow" w:hAnsi="Arial Narrow" w:cs="Arial Narrow"/>
           <w:b/>
           <w:sz w:val="16"/>
           <w:szCs w:val="16"/>
@@ -6841,14 +7830,14 @@
         <w:ind w:left="567"/>
         <w:jc w:val="both"/>
         <w:rPr>
-          <w:rFonts w:ascii="Arial Narrow" w:eastAsia="Arial Narrow" w:hAnsi="Arial Narrow" w:cs="Arial"/>
-          <w:sz w:val="16"/>
-          <w:szCs w:val="16"/>
-        </w:rPr>
-      </w:pPr>
-      <w:r>
-        <w:rPr>
-          <w:rFonts w:ascii="Arial Narrow" w:eastAsia="Arial Narrow" w:hAnsi="Arial Narrow" w:cs="Arial"/>
+          <w:rFonts w:ascii="Arial Narrow" w:eastAsia="Arial Narrow" w:hAnsi="Arial Narrow" w:cs="Arial Narrow"/>
+          <w:sz w:val="16"/>
+          <w:szCs w:val="16"/>
+        </w:rPr>
+      </w:pPr>
+      <w:r>
+        <w:rPr>
+          <w:rFonts w:ascii="Arial Narrow" w:eastAsia="Arial Narrow" w:hAnsi="Arial Narrow" w:cs="Arial Narrow"/>
           <w:sz w:val="16"/>
           <w:szCs w:val="16"/>
         </w:rPr>
@@ -6861,14 +7850,14 @@
         <w:ind w:left="567" w:hanging="567"/>
         <w:jc w:val="both"/>
         <w:rPr>
-          <w:rFonts w:ascii="Arial Narrow" w:eastAsia="Arial Narrow" w:hAnsi="Arial Narrow" w:cs="Arial"/>
-          <w:sz w:val="16"/>
-          <w:szCs w:val="16"/>
-        </w:rPr>
-      </w:pPr>
-      <w:r>
-        <w:rPr>
-          <w:rFonts w:ascii="Arial Narrow" w:eastAsia="Arial Narrow" w:hAnsi="Arial Narrow" w:cs="Arial"/>
+          <w:rFonts w:ascii="Arial Narrow" w:eastAsia="Arial Narrow" w:hAnsi="Arial Narrow" w:cs="Arial Narrow"/>
+          <w:sz w:val="16"/>
+          <w:szCs w:val="16"/>
+        </w:rPr>
+      </w:pPr>
+      <w:r>
+        <w:rPr>
+          <w:rFonts w:ascii="Arial Narrow" w:eastAsia="Arial Narrow" w:hAnsi="Arial Narrow" w:cs="Arial Narrow"/>
           <w:sz w:val="16"/>
           <w:szCs w:val="16"/>
         </w:rPr>
@@ -6882,14 +7871,14 @@
         <w:ind w:left="567" w:hanging="567"/>
         <w:jc w:val="both"/>
         <w:rPr>
-          <w:rFonts w:ascii="Arial Narrow" w:eastAsia="Arial Narrow" w:hAnsi="Arial Narrow" w:cs="Arial"/>
-          <w:sz w:val="16"/>
-          <w:szCs w:val="16"/>
-        </w:rPr>
-      </w:pPr>
-      <w:r>
-        <w:rPr>
-          <w:rFonts w:ascii="Arial Narrow" w:eastAsia="Arial Narrow" w:hAnsi="Arial Narrow" w:cs="Arial"/>
+          <w:rFonts w:ascii="Arial Narrow" w:eastAsia="Arial Narrow" w:hAnsi="Arial Narrow" w:cs="Arial Narrow"/>
+          <w:sz w:val="16"/>
+          <w:szCs w:val="16"/>
+        </w:rPr>
+      </w:pPr>
+      <w:r>
+        <w:rPr>
+          <w:rFonts w:ascii="Arial Narrow" w:eastAsia="Arial Narrow" w:hAnsi="Arial Narrow" w:cs="Arial Narrow"/>
           <w:sz w:val="16"/>
           <w:szCs w:val="16"/>
         </w:rPr>
@@ -6903,7 +7892,7 @@
         <w:ind w:left="567" w:hanging="567"/>
         <w:jc w:val="both"/>
         <w:rPr>
-          <w:rFonts w:ascii="Arial Narrow" w:hAnsi="Arial Narrow" w:cs="Arial"/>
+          <w:rFonts w:ascii="Arial Narrow" w:eastAsia="Arial Narrow" w:hAnsi="Arial Narrow" w:cs="Arial Narrow"/>
           <w:sz w:val="16"/>
           <w:szCs w:val="16"/>
         </w:rPr>
@@ -6915,14 +7904,14 @@
         <w:ind w:left="567" w:hanging="567"/>
         <w:jc w:val="both"/>
         <w:rPr>
-          <w:rFonts w:ascii="Arial Narrow" w:hAnsi="Arial Narrow" w:cs="Arial"/>
-          <w:sz w:val="16"/>
-          <w:szCs w:val="16"/>
-        </w:rPr>
-      </w:pPr>
-      <w:r>
-        <w:rPr>
-          <w:rFonts w:ascii="Arial Narrow" w:eastAsia="Arial Narrow" w:hAnsi="Arial Narrow" w:cs="Arial"/>
+          <w:rFonts w:ascii="Arial Narrow" w:eastAsia="Arial Narrow" w:hAnsi="Arial Narrow" w:cs="Arial Narrow"/>
+          <w:sz w:val="16"/>
+          <w:szCs w:val="16"/>
+        </w:rPr>
+      </w:pPr>
+      <w:r>
+        <w:rPr>
+          <w:rFonts w:ascii="Arial Narrow" w:eastAsia="Arial Narrow" w:hAnsi="Arial Narrow" w:cs="Arial Narrow"/>
           <w:b/>
           <w:sz w:val="16"/>
           <w:szCs w:val="16"/>
@@ -6937,14 +7926,14 @@
         <w:ind w:left="567" w:hanging="283"/>
         <w:jc w:val="both"/>
         <w:rPr>
-          <w:rFonts w:ascii="Arial Narrow" w:eastAsia="Arial Narrow" w:hAnsi="Arial Narrow" w:cs="Arial"/>
-          <w:sz w:val="16"/>
-          <w:szCs w:val="16"/>
-        </w:rPr>
-      </w:pPr>
-      <w:r>
-        <w:rPr>
-          <w:rFonts w:ascii="Arial Narrow" w:eastAsia="Arial Narrow" w:hAnsi="Arial Narrow" w:cs="Arial"/>
+          <w:rFonts w:ascii="Arial Narrow" w:eastAsia="Arial Narrow" w:hAnsi="Arial Narrow" w:cs="Arial Narrow"/>
+          <w:sz w:val="16"/>
+          <w:szCs w:val="16"/>
+        </w:rPr>
+      </w:pPr>
+      <w:r>
+        <w:rPr>
+          <w:rFonts w:ascii="Arial Narrow" w:eastAsia="Arial Narrow" w:hAnsi="Arial Narrow" w:cs="Arial Narrow"/>
           <w:sz w:val="16"/>
           <w:szCs w:val="16"/>
         </w:rPr>
@@ -6962,14 +7951,14 @@
         <w:ind w:left="567" w:firstLine="0"/>
         <w:jc w:val="both"/>
         <w:rPr>
-          <w:rFonts w:ascii="Arial Narrow" w:eastAsia="Arial Narrow" w:hAnsi="Arial Narrow" w:cs="Arial"/>
-          <w:sz w:val="16"/>
-          <w:szCs w:val="16"/>
-        </w:rPr>
-      </w:pPr>
-      <w:r>
-        <w:rPr>
-          <w:rFonts w:ascii="Arial Narrow" w:eastAsia="Arial Narrow" w:hAnsi="Arial Narrow" w:cs="Arial"/>
+          <w:rFonts w:ascii="Arial Narrow" w:eastAsia="Arial Narrow" w:hAnsi="Arial Narrow" w:cs="Arial Narrow"/>
+          <w:sz w:val="16"/>
+          <w:szCs w:val="16"/>
+        </w:rPr>
+      </w:pPr>
+      <w:r>
+        <w:rPr>
+          <w:rFonts w:ascii="Arial Narrow" w:eastAsia="Arial Narrow" w:hAnsi="Arial Narrow" w:cs="Arial Narrow"/>
           <w:sz w:val="16"/>
           <w:szCs w:val="16"/>
         </w:rPr>
@@ -6986,14 +7975,14 @@
         <w:ind w:left="567" w:firstLine="0"/>
         <w:jc w:val="both"/>
         <w:rPr>
-          <w:rFonts w:ascii="Arial Narrow" w:eastAsia="Arial Narrow" w:hAnsi="Arial Narrow" w:cs="Arial"/>
-          <w:sz w:val="16"/>
-          <w:szCs w:val="16"/>
-        </w:rPr>
-      </w:pPr>
-      <w:r>
-        <w:rPr>
-          <w:rFonts w:ascii="Arial Narrow" w:eastAsia="Arial Narrow" w:hAnsi="Arial Narrow" w:cs="Arial"/>
+          <w:rFonts w:ascii="Arial Narrow" w:eastAsia="Arial Narrow" w:hAnsi="Arial Narrow" w:cs="Arial Narrow"/>
+          <w:sz w:val="16"/>
+          <w:szCs w:val="16"/>
+        </w:rPr>
+      </w:pPr>
+      <w:r>
+        <w:rPr>
+          <w:rFonts w:ascii="Arial Narrow" w:eastAsia="Arial Narrow" w:hAnsi="Arial Narrow" w:cs="Arial Narrow"/>
           <w:sz w:val="16"/>
           <w:szCs w:val="16"/>
         </w:rPr>
@@ -7010,14 +7999,14 @@
         <w:ind w:left="567" w:firstLine="0"/>
         <w:jc w:val="both"/>
         <w:rPr>
-          <w:rFonts w:ascii="Arial Narrow" w:eastAsia="Arial Narrow" w:hAnsi="Arial Narrow" w:cs="Arial"/>
-          <w:sz w:val="16"/>
-          <w:szCs w:val="16"/>
-        </w:rPr>
-      </w:pPr>
-      <w:r>
-        <w:rPr>
-          <w:rFonts w:ascii="Arial Narrow" w:eastAsia="Arial Narrow" w:hAnsi="Arial Narrow" w:cs="Arial"/>
+          <w:rFonts w:ascii="Arial Narrow" w:eastAsia="Arial Narrow" w:hAnsi="Arial Narrow" w:cs="Arial Narrow"/>
+          <w:sz w:val="16"/>
+          <w:szCs w:val="16"/>
+        </w:rPr>
+      </w:pPr>
+      <w:r>
+        <w:rPr>
+          <w:rFonts w:ascii="Arial Narrow" w:eastAsia="Arial Narrow" w:hAnsi="Arial Narrow" w:cs="Arial Narrow"/>
           <w:sz w:val="16"/>
           <w:szCs w:val="16"/>
         </w:rPr>
@@ -7034,14 +8023,14 @@
         <w:ind w:left="567" w:firstLine="0"/>
         <w:jc w:val="both"/>
         <w:rPr>
-          <w:rFonts w:ascii="Arial Narrow" w:eastAsia="Arial Narrow" w:hAnsi="Arial Narrow" w:cs="Arial"/>
-          <w:sz w:val="16"/>
-          <w:szCs w:val="16"/>
-        </w:rPr>
-      </w:pPr>
-      <w:r>
-        <w:rPr>
-          <w:rFonts w:ascii="Arial Narrow" w:eastAsia="Arial Narrow" w:hAnsi="Arial Narrow" w:cs="Arial"/>
+          <w:rFonts w:ascii="Arial Narrow" w:eastAsia="Arial Narrow" w:hAnsi="Arial Narrow" w:cs="Arial Narrow"/>
+          <w:sz w:val="16"/>
+          <w:szCs w:val="16"/>
+        </w:rPr>
+      </w:pPr>
+      <w:r>
+        <w:rPr>
+          <w:rFonts w:ascii="Arial Narrow" w:eastAsia="Arial Narrow" w:hAnsi="Arial Narrow" w:cs="Arial Narrow"/>
           <w:sz w:val="16"/>
           <w:szCs w:val="16"/>
         </w:rPr>
@@ -7058,14 +8047,14 @@
         <w:ind w:left="567" w:firstLine="0"/>
         <w:jc w:val="both"/>
         <w:rPr>
-          <w:rFonts w:ascii="Arial Narrow" w:eastAsia="Arial Narrow" w:hAnsi="Arial Narrow" w:cs="Arial"/>
-          <w:sz w:val="16"/>
-          <w:szCs w:val="16"/>
-        </w:rPr>
-      </w:pPr>
-      <w:r>
-        <w:rPr>
-          <w:rFonts w:ascii="Arial Narrow" w:eastAsia="Arial Narrow" w:hAnsi="Arial Narrow" w:cs="Arial"/>
+          <w:rFonts w:ascii="Arial Narrow" w:eastAsia="Arial Narrow" w:hAnsi="Arial Narrow" w:cs="Arial Narrow"/>
+          <w:sz w:val="16"/>
+          <w:szCs w:val="16"/>
+        </w:rPr>
+      </w:pPr>
+      <w:r>
+        <w:rPr>
+          <w:rFonts w:ascii="Arial Narrow" w:eastAsia="Arial Narrow" w:hAnsi="Arial Narrow" w:cs="Arial Narrow"/>
           <w:sz w:val="16"/>
           <w:szCs w:val="16"/>
         </w:rPr>
@@ -7082,14 +8071,14 @@
         <w:ind w:left="567" w:firstLine="0"/>
         <w:jc w:val="both"/>
         <w:rPr>
-          <w:rFonts w:ascii="Arial Narrow" w:eastAsia="Arial Narrow" w:hAnsi="Arial Narrow" w:cs="Arial"/>
-          <w:sz w:val="16"/>
-          <w:szCs w:val="16"/>
-        </w:rPr>
-      </w:pPr>
-      <w:r>
-        <w:rPr>
-          <w:rFonts w:ascii="Arial Narrow" w:eastAsia="Arial Narrow" w:hAnsi="Arial Narrow" w:cs="Arial"/>
+          <w:rFonts w:ascii="Arial Narrow" w:eastAsia="Arial Narrow" w:hAnsi="Arial Narrow" w:cs="Arial Narrow"/>
+          <w:sz w:val="16"/>
+          <w:szCs w:val="16"/>
+        </w:rPr>
+      </w:pPr>
+      <w:r>
+        <w:rPr>
+          <w:rFonts w:ascii="Arial Narrow" w:eastAsia="Arial Narrow" w:hAnsi="Arial Narrow" w:cs="Arial Narrow"/>
           <w:sz w:val="16"/>
           <w:szCs w:val="16"/>
         </w:rPr>
@@ -7106,14 +8095,14 @@
         <w:ind w:left="567" w:firstLine="0"/>
         <w:jc w:val="both"/>
         <w:rPr>
-          <w:rFonts w:ascii="Arial Narrow" w:eastAsia="Arial Narrow" w:hAnsi="Arial Narrow" w:cs="Arial"/>
-          <w:sz w:val="16"/>
-          <w:szCs w:val="16"/>
-        </w:rPr>
-      </w:pPr>
-      <w:r>
-        <w:rPr>
-          <w:rFonts w:ascii="Arial Narrow" w:eastAsia="Arial Narrow" w:hAnsi="Arial Narrow" w:cs="Arial"/>
+          <w:rFonts w:ascii="Arial Narrow" w:eastAsia="Arial Narrow" w:hAnsi="Arial Narrow" w:cs="Arial Narrow"/>
+          <w:sz w:val="16"/>
+          <w:szCs w:val="16"/>
+        </w:rPr>
+      </w:pPr>
+      <w:r>
+        <w:rPr>
+          <w:rFonts w:ascii="Arial Narrow" w:eastAsia="Arial Narrow" w:hAnsi="Arial Narrow" w:cs="Arial Narrow"/>
           <w:sz w:val="16"/>
           <w:szCs w:val="16"/>
         </w:rPr>
@@ -7126,14 +8115,14 @@
         <w:ind w:firstLine="567"/>
         <w:jc w:val="both"/>
         <w:rPr>
-          <w:rFonts w:ascii="Arial Narrow" w:hAnsi="Arial Narrow" w:cs="Arial"/>
-          <w:sz w:val="16"/>
-          <w:szCs w:val="16"/>
-        </w:rPr>
-      </w:pPr>
-      <w:r>
-        <w:rPr>
-          <w:rFonts w:ascii="Arial Narrow" w:hAnsi="Arial Narrow" w:cs="Arial"/>
+          <w:rFonts w:ascii="Arial Narrow" w:eastAsia="Arial Narrow" w:hAnsi="Arial Narrow" w:cs="Arial Narrow"/>
+          <w:sz w:val="16"/>
+          <w:szCs w:val="16"/>
+        </w:rPr>
+      </w:pPr>
+      <w:r>
+        <w:rPr>
+          <w:rFonts w:ascii="Arial Narrow" w:eastAsia="Arial Narrow" w:hAnsi="Arial Narrow" w:cs="Arial Narrow"/>
           <w:sz w:val="16"/>
           <w:szCs w:val="16"/>
         </w:rPr>
@@ -7146,14 +8135,14 @@
         <w:ind w:firstLine="567"/>
         <w:jc w:val="both"/>
         <w:rPr>
-          <w:rFonts w:ascii="Arial Narrow" w:hAnsi="Arial Narrow" w:cs="Arial"/>
-          <w:sz w:val="16"/>
-          <w:szCs w:val="16"/>
-        </w:rPr>
-      </w:pPr>
-      <w:r>
-        <w:rPr>
-          <w:rFonts w:ascii="Arial Narrow" w:hAnsi="Arial Narrow" w:cs="Arial"/>
+          <w:rFonts w:ascii="Arial Narrow" w:eastAsia="Arial Narrow" w:hAnsi="Arial Narrow" w:cs="Arial Narrow"/>
+          <w:sz w:val="16"/>
+          <w:szCs w:val="16"/>
+        </w:rPr>
+      </w:pPr>
+      <w:r>
+        <w:rPr>
+          <w:rFonts w:ascii="Arial Narrow" w:eastAsia="Arial Narrow" w:hAnsi="Arial Narrow" w:cs="Arial Narrow"/>
           <w:sz w:val="16"/>
           <w:szCs w:val="16"/>
         </w:rPr>
@@ -7166,14 +8155,14 @@
         <w:ind w:left="567"/>
         <w:jc w:val="both"/>
         <w:rPr>
-          <w:rFonts w:ascii="Arial Narrow" w:hAnsi="Arial Narrow" w:cs="Arial"/>
-          <w:sz w:val="16"/>
-          <w:szCs w:val="16"/>
-        </w:rPr>
-      </w:pPr>
-      <w:r>
-        <w:rPr>
-          <w:rFonts w:ascii="Arial Narrow" w:hAnsi="Arial Narrow" w:cs="Arial"/>
+          <w:rFonts w:ascii="Arial Narrow" w:eastAsia="Arial Narrow" w:hAnsi="Arial Narrow" w:cs="Arial Narrow"/>
+          <w:sz w:val="16"/>
+          <w:szCs w:val="16"/>
+        </w:rPr>
+      </w:pPr>
+      <w:r>
+        <w:rPr>
+          <w:rFonts w:ascii="Arial Narrow" w:eastAsia="Arial Narrow" w:hAnsi="Arial Narrow" w:cs="Arial Narrow"/>
           <w:sz w:val="16"/>
           <w:szCs w:val="16"/>
         </w:rPr>
@@ -7186,14 +8175,14 @@
         <w:ind w:left="567"/>
         <w:jc w:val="both"/>
         <w:rPr>
-          <w:rFonts w:ascii="Arial Narrow" w:hAnsi="Arial Narrow" w:cs="Arial"/>
-          <w:sz w:val="16"/>
-          <w:szCs w:val="16"/>
-        </w:rPr>
-      </w:pPr>
-      <w:r>
-        <w:rPr>
-          <w:rFonts w:ascii="Arial Narrow" w:eastAsia="Arial Narrow" w:hAnsi="Arial Narrow" w:cs="Arial"/>
+          <w:rFonts w:ascii="Arial Narrow" w:eastAsia="Arial Narrow" w:hAnsi="Arial Narrow" w:cs="Arial Narrow"/>
+          <w:sz w:val="16"/>
+          <w:szCs w:val="16"/>
+        </w:rPr>
+      </w:pPr>
+      <w:r>
+        <w:rPr>
+          <w:rFonts w:ascii="Arial Narrow" w:eastAsia="Arial Narrow" w:hAnsi="Arial Narrow" w:cs="Arial Narrow"/>
           <w:sz w:val="16"/>
           <w:szCs w:val="16"/>
         </w:rPr>
@@ -7206,14 +8195,14 @@
         <w:ind w:left="567"/>
         <w:jc w:val="both"/>
         <w:rPr>
-          <w:rFonts w:ascii="Arial Narrow" w:hAnsi="Arial Narrow" w:cs="Arial"/>
-          <w:sz w:val="16"/>
-          <w:szCs w:val="16"/>
-        </w:rPr>
-      </w:pPr>
-      <w:r>
-        <w:rPr>
-          <w:rFonts w:ascii="Arial Narrow" w:eastAsia="Arial Narrow" w:hAnsi="Arial Narrow" w:cs="Arial"/>
+          <w:rFonts w:ascii="Arial Narrow" w:eastAsia="Arial Narrow" w:hAnsi="Arial Narrow" w:cs="Arial Narrow"/>
+          <w:sz w:val="16"/>
+          <w:szCs w:val="16"/>
+        </w:rPr>
+      </w:pPr>
+      <w:r>
+        <w:rPr>
+          <w:rFonts w:ascii="Arial Narrow" w:eastAsia="Arial Narrow" w:hAnsi="Arial Narrow" w:cs="Arial Narrow"/>
           <w:sz w:val="16"/>
           <w:szCs w:val="16"/>
         </w:rPr>
@@ -7226,14 +8215,14 @@
         <w:ind w:left="567"/>
         <w:jc w:val="both"/>
         <w:rPr>
-          <w:rFonts w:ascii="Arial Narrow" w:eastAsia="Arial Narrow" w:hAnsi="Arial Narrow" w:cs="Arial"/>
-          <w:sz w:val="16"/>
-          <w:szCs w:val="16"/>
-        </w:rPr>
-      </w:pPr>
-      <w:r>
-        <w:rPr>
-          <w:rFonts w:ascii="Arial Narrow" w:eastAsia="Arial Narrow" w:hAnsi="Arial Narrow" w:cs="Arial"/>
+          <w:rFonts w:ascii="Arial Narrow" w:eastAsia="Arial Narrow" w:hAnsi="Arial Narrow" w:cs="Arial Narrow"/>
+          <w:sz w:val="16"/>
+          <w:szCs w:val="16"/>
+        </w:rPr>
+      </w:pPr>
+      <w:r>
+        <w:rPr>
+          <w:rFonts w:ascii="Arial Narrow" w:eastAsia="Arial Narrow" w:hAnsi="Arial Narrow" w:cs="Arial Narrow"/>
           <w:sz w:val="16"/>
           <w:szCs w:val="16"/>
         </w:rPr>
@@ -7246,14 +8235,14 @@
         <w:ind w:left="567"/>
         <w:jc w:val="both"/>
         <w:rPr>
-          <w:rFonts w:ascii="Arial Narrow" w:eastAsia="Arial Narrow" w:hAnsi="Arial Narrow" w:cs="Arial"/>
-          <w:sz w:val="16"/>
-          <w:szCs w:val="16"/>
-        </w:rPr>
-      </w:pPr>
-      <w:r>
-        <w:rPr>
-          <w:rFonts w:ascii="Arial Narrow" w:eastAsia="Arial Narrow" w:hAnsi="Arial Narrow" w:cs="Arial"/>
+          <w:rFonts w:ascii="Arial Narrow" w:eastAsia="Arial Narrow" w:hAnsi="Arial Narrow" w:cs="Arial Narrow"/>
+          <w:sz w:val="16"/>
+          <w:szCs w:val="16"/>
+        </w:rPr>
+      </w:pPr>
+      <w:r>
+        <w:rPr>
+          <w:rFonts w:ascii="Arial Narrow" w:eastAsia="Arial Narrow" w:hAnsi="Arial Narrow" w:cs="Arial Narrow"/>
           <w:sz w:val="16"/>
           <w:szCs w:val="16"/>
         </w:rPr>
@@ -7266,14 +8255,14 @@
         <w:ind w:left="567"/>
         <w:jc w:val="both"/>
         <w:rPr>
-          <w:rFonts w:ascii="Arial Narrow" w:eastAsia="Arial Narrow" w:hAnsi="Arial Narrow" w:cs="Arial"/>
-          <w:sz w:val="16"/>
-          <w:szCs w:val="16"/>
-        </w:rPr>
-      </w:pPr>
-      <w:r>
-        <w:rPr>
-          <w:rFonts w:ascii="Arial Narrow" w:eastAsia="Arial Narrow" w:hAnsi="Arial Narrow" w:cs="Arial"/>
+          <w:rFonts w:ascii="Arial Narrow" w:eastAsia="Arial Narrow" w:hAnsi="Arial Narrow" w:cs="Arial Narrow"/>
+          <w:sz w:val="16"/>
+          <w:szCs w:val="16"/>
+        </w:rPr>
+      </w:pPr>
+      <w:r>
+        <w:rPr>
+          <w:rFonts w:ascii="Arial Narrow" w:eastAsia="Arial Narrow" w:hAnsi="Arial Narrow" w:cs="Arial Narrow"/>
           <w:sz w:val="16"/>
           <w:szCs w:val="16"/>
         </w:rPr>
@@ -7286,7 +8275,7 @@
         <w:ind w:left="567"/>
         <w:jc w:val="both"/>
         <w:rPr>
-          <w:rFonts w:ascii="Arial Narrow" w:eastAsia="Arial Narrow" w:hAnsi="Arial Narrow" w:cs="Arial"/>
+          <w:rFonts w:ascii="Arial Narrow" w:eastAsia="Arial Narrow" w:hAnsi="Arial Narrow" w:cs="Arial Narrow"/>
           <w:sz w:val="16"/>
           <w:szCs w:val="16"/>
         </w:rPr>
@@ -7298,7 +8287,7 @@
         <w:ind w:left="567"/>
         <w:jc w:val="both"/>
         <w:rPr>
-          <w:rFonts w:ascii="Arial Narrow" w:eastAsia="Arial Narrow" w:hAnsi="Arial Narrow" w:cs="Arial"/>
+          <w:rFonts w:ascii="Arial Narrow" w:eastAsia="Arial Narrow" w:hAnsi="Arial Narrow" w:cs="Arial Narrow"/>
           <w:b/>
           <w:bCs/>
           <w:sz w:val="16"/>
@@ -7307,7 +8296,7 @@
       </w:pPr>
       <w:r>
         <w:rPr>
-          <w:rFonts w:ascii="Arial Narrow" w:eastAsia="Arial Narrow" w:hAnsi="Arial Narrow" w:cs="Arial"/>
+          <w:rFonts w:ascii="Arial Narrow" w:eastAsia="Arial Narrow" w:hAnsi="Arial Narrow" w:cs="Arial Narrow"/>
           <w:b/>
           <w:bCs/>
           <w:sz w:val="16"/>
@@ -7322,14 +8311,14 @@
         <w:ind w:left="567"/>
         <w:jc w:val="both"/>
         <w:rPr>
-          <w:rFonts w:ascii="Arial Narrow" w:eastAsia="Arial Narrow" w:hAnsi="Arial Narrow" w:cs="Arial"/>
-          <w:sz w:val="16"/>
-          <w:szCs w:val="16"/>
-        </w:rPr>
-      </w:pPr>
-      <w:r>
-        <w:rPr>
-          <w:rFonts w:ascii="Arial Narrow" w:eastAsia="Arial Narrow" w:hAnsi="Arial Narrow" w:cs="Arial"/>
+          <w:rFonts w:ascii="Arial Narrow" w:eastAsia="Arial Narrow" w:hAnsi="Arial Narrow" w:cs="Arial Narrow"/>
+          <w:sz w:val="16"/>
+          <w:szCs w:val="16"/>
+        </w:rPr>
+      </w:pPr>
+      <w:r>
+        <w:rPr>
+          <w:rFonts w:ascii="Arial Narrow" w:eastAsia="Arial Narrow" w:hAnsi="Arial Narrow" w:cs="Arial Narrow"/>
           <w:sz w:val="16"/>
           <w:szCs w:val="16"/>
         </w:rPr>
@@ -7342,14 +8331,14 @@
         <w:ind w:left="567"/>
         <w:jc w:val="both"/>
         <w:rPr>
-          <w:rFonts w:ascii="Arial Narrow" w:eastAsia="Arial Narrow" w:hAnsi="Arial Narrow" w:cs="Arial"/>
-          <w:sz w:val="16"/>
-          <w:szCs w:val="16"/>
-        </w:rPr>
-      </w:pPr>
-      <w:r>
-        <w:rPr>
-          <w:rFonts w:ascii="Arial Narrow" w:eastAsia="Arial Narrow" w:hAnsi="Arial Narrow" w:cs="Arial"/>
+          <w:rFonts w:ascii="Arial Narrow" w:eastAsia="Arial Narrow" w:hAnsi="Arial Narrow" w:cs="Arial Narrow"/>
+          <w:sz w:val="16"/>
+          <w:szCs w:val="16"/>
+        </w:rPr>
+      </w:pPr>
+      <w:r>
+        <w:rPr>
+          <w:rFonts w:ascii="Arial Narrow" w:eastAsia="Arial Narrow" w:hAnsi="Arial Narrow" w:cs="Arial Narrow"/>
           <w:sz w:val="16"/>
           <w:szCs w:val="16"/>
         </w:rPr>
@@ -7362,14 +8351,14 @@
         <w:ind w:left="567"/>
         <w:jc w:val="both"/>
         <w:rPr>
-          <w:rFonts w:ascii="Arial Narrow" w:eastAsia="Arial Narrow" w:hAnsi="Arial Narrow" w:cs="Arial"/>
-          <w:sz w:val="16"/>
-          <w:szCs w:val="16"/>
-        </w:rPr>
-      </w:pPr>
-      <w:r>
-        <w:rPr>
-          <w:rFonts w:ascii="Arial Narrow" w:eastAsia="Arial Narrow" w:hAnsi="Arial Narrow" w:cs="Arial"/>
+          <w:rFonts w:ascii="Arial Narrow" w:eastAsia="Arial Narrow" w:hAnsi="Arial Narrow" w:cs="Arial Narrow"/>
+          <w:sz w:val="16"/>
+          <w:szCs w:val="16"/>
+        </w:rPr>
+      </w:pPr>
+      <w:r>
+        <w:rPr>
+          <w:rFonts w:ascii="Arial Narrow" w:eastAsia="Arial Narrow" w:hAnsi="Arial Narrow" w:cs="Arial Narrow"/>
           <w:sz w:val="16"/>
           <w:szCs w:val="16"/>
         </w:rPr>
@@ -7382,14 +8371,14 @@
         <w:ind w:left="567"/>
         <w:jc w:val="both"/>
         <w:rPr>
-          <w:rFonts w:ascii="Arial Narrow" w:eastAsia="Arial Narrow" w:hAnsi="Arial Narrow" w:cs="Arial"/>
-          <w:sz w:val="16"/>
-          <w:szCs w:val="16"/>
-        </w:rPr>
-      </w:pPr>
-      <w:r>
-        <w:rPr>
-          <w:rFonts w:ascii="Arial Narrow" w:eastAsia="Arial Narrow" w:hAnsi="Arial Narrow" w:cs="Arial"/>
+          <w:rFonts w:ascii="Arial Narrow" w:eastAsia="Arial Narrow" w:hAnsi="Arial Narrow" w:cs="Arial Narrow"/>
+          <w:sz w:val="16"/>
+          <w:szCs w:val="16"/>
+        </w:rPr>
+      </w:pPr>
+      <w:r>
+        <w:rPr>
+          <w:rFonts w:ascii="Arial Narrow" w:eastAsia="Arial Narrow" w:hAnsi="Arial Narrow" w:cs="Arial Narrow"/>
           <w:sz w:val="16"/>
           <w:szCs w:val="16"/>
         </w:rPr>
@@ -7402,14 +8391,14 @@
         <w:ind w:left="567"/>
         <w:jc w:val="both"/>
         <w:rPr>
-          <w:rFonts w:ascii="Arial Narrow" w:eastAsia="Arial Narrow" w:hAnsi="Arial Narrow" w:cs="Arial"/>
-          <w:sz w:val="16"/>
-          <w:szCs w:val="16"/>
-        </w:rPr>
-      </w:pPr>
-      <w:r>
-        <w:rPr>
-          <w:rFonts w:ascii="Arial Narrow" w:eastAsia="Arial Narrow" w:hAnsi="Arial Narrow" w:cs="Arial"/>
+          <w:rFonts w:ascii="Arial Narrow" w:eastAsia="Arial Narrow" w:hAnsi="Arial Narrow" w:cs="Arial Narrow"/>
+          <w:sz w:val="16"/>
+          <w:szCs w:val="16"/>
+        </w:rPr>
+      </w:pPr>
+      <w:r>
+        <w:rPr>
+          <w:rFonts w:ascii="Arial Narrow" w:eastAsia="Arial Narrow" w:hAnsi="Arial Narrow" w:cs="Arial Narrow"/>
           <w:sz w:val="16"/>
           <w:szCs w:val="16"/>
         </w:rPr>
@@ -7418,7 +8407,7 @@
       <w:proofErr w:type="spellStart"/>
       <w:r>
         <w:rPr>
-          <w:rFonts w:ascii="Arial Narrow" w:eastAsia="Arial Narrow" w:hAnsi="Arial Narrow" w:cs="Arial"/>
+          <w:rFonts w:ascii="Arial Narrow" w:eastAsia="Arial Narrow" w:hAnsi="Arial Narrow" w:cs="Arial Narrow"/>
           <w:sz w:val="16"/>
           <w:szCs w:val="16"/>
         </w:rPr>
@@ -7427,7 +8416,7 @@
       <w:proofErr w:type="spellEnd"/>
       <w:r>
         <w:rPr>
-          <w:rFonts w:ascii="Arial Narrow" w:eastAsia="Arial Narrow" w:hAnsi="Arial Narrow" w:cs="Arial"/>
+          <w:rFonts w:ascii="Arial Narrow" w:eastAsia="Arial Narrow" w:hAnsi="Arial Narrow" w:cs="Arial Narrow"/>
           <w:sz w:val="16"/>
           <w:szCs w:val="16"/>
         </w:rPr>
@@ -7440,14 +8429,14 @@
         <w:ind w:left="567"/>
         <w:jc w:val="both"/>
         <w:rPr>
-          <w:rFonts w:ascii="Arial Narrow" w:eastAsia="Arial Narrow" w:hAnsi="Arial Narrow" w:cs="Arial"/>
-          <w:sz w:val="16"/>
-          <w:szCs w:val="16"/>
-        </w:rPr>
-      </w:pPr>
-      <w:r>
-        <w:rPr>
-          <w:rFonts w:ascii="Arial Narrow" w:eastAsia="Arial Narrow" w:hAnsi="Arial Narrow" w:cs="Arial"/>
+          <w:rFonts w:ascii="Arial Narrow" w:eastAsia="Arial Narrow" w:hAnsi="Arial Narrow" w:cs="Arial Narrow"/>
+          <w:sz w:val="16"/>
+          <w:szCs w:val="16"/>
+        </w:rPr>
+      </w:pPr>
+      <w:r>
+        <w:rPr>
+          <w:rFonts w:ascii="Arial Narrow" w:eastAsia="Arial Narrow" w:hAnsi="Arial Narrow" w:cs="Arial Narrow"/>
           <w:sz w:val="16"/>
           <w:szCs w:val="16"/>
         </w:rPr>
@@ -7460,14 +8449,14 @@
         <w:ind w:left="567"/>
         <w:jc w:val="both"/>
         <w:rPr>
-          <w:rFonts w:ascii="Arial Narrow" w:eastAsia="Arial Narrow" w:hAnsi="Arial Narrow" w:cs="Arial"/>
-          <w:sz w:val="16"/>
-          <w:szCs w:val="16"/>
-        </w:rPr>
-      </w:pPr>
-      <w:r>
-        <w:rPr>
-          <w:rFonts w:ascii="Arial Narrow" w:eastAsia="Arial Narrow" w:hAnsi="Arial Narrow" w:cs="Arial"/>
+          <w:rFonts w:ascii="Arial Narrow" w:eastAsia="Arial Narrow" w:hAnsi="Arial Narrow" w:cs="Arial Narrow"/>
+          <w:sz w:val="16"/>
+          <w:szCs w:val="16"/>
+        </w:rPr>
+      </w:pPr>
+      <w:r>
+        <w:rPr>
+          <w:rFonts w:ascii="Arial Narrow" w:eastAsia="Arial Narrow" w:hAnsi="Arial Narrow" w:cs="Arial Narrow"/>
           <w:sz w:val="16"/>
           <w:szCs w:val="16"/>
         </w:rPr>
@@ -7476,7 +8465,7 @@
       <w:proofErr w:type="spellStart"/>
       <w:r>
         <w:rPr>
-          <w:rFonts w:ascii="Arial Narrow" w:eastAsia="Arial Narrow" w:hAnsi="Arial Narrow" w:cs="Arial"/>
+          <w:rFonts w:ascii="Arial Narrow" w:eastAsia="Arial Narrow" w:hAnsi="Arial Narrow" w:cs="Arial Narrow"/>
           <w:sz w:val="16"/>
           <w:szCs w:val="16"/>
         </w:rPr>
@@ -7485,7 +8474,7 @@
       <w:proofErr w:type="spellEnd"/>
       <w:r>
         <w:rPr>
-          <w:rFonts w:ascii="Arial Narrow" w:eastAsia="Arial Narrow" w:hAnsi="Arial Narrow" w:cs="Arial"/>
+          <w:rFonts w:ascii="Arial Narrow" w:eastAsia="Arial Narrow" w:hAnsi="Arial Narrow" w:cs="Arial Narrow"/>
           <w:sz w:val="16"/>
           <w:szCs w:val="16"/>
         </w:rPr>
@@ -7498,14 +8487,14 @@
         <w:ind w:left="567"/>
         <w:jc w:val="both"/>
         <w:rPr>
-          <w:rFonts w:ascii="Arial Narrow" w:eastAsia="Arial Narrow" w:hAnsi="Arial Narrow" w:cs="Arial"/>
-          <w:sz w:val="16"/>
-          <w:szCs w:val="16"/>
-        </w:rPr>
-      </w:pPr>
-      <w:r>
-        <w:rPr>
-          <w:rFonts w:ascii="Arial Narrow" w:eastAsia="Arial Narrow" w:hAnsi="Arial Narrow" w:cs="Arial"/>
+          <w:rFonts w:ascii="Arial Narrow" w:eastAsia="Arial Narrow" w:hAnsi="Arial Narrow" w:cs="Arial Narrow"/>
+          <w:sz w:val="16"/>
+          <w:szCs w:val="16"/>
+        </w:rPr>
+      </w:pPr>
+      <w:r>
+        <w:rPr>
+          <w:rFonts w:ascii="Arial Narrow" w:eastAsia="Arial Narrow" w:hAnsi="Arial Narrow" w:cs="Arial Narrow"/>
           <w:sz w:val="16"/>
           <w:szCs w:val="16"/>
         </w:rPr>
@@ -7514,7 +8503,7 @@
       <w:proofErr w:type="spellStart"/>
       <w:r>
         <w:rPr>
-          <w:rFonts w:ascii="Arial Narrow" w:eastAsia="Arial Narrow" w:hAnsi="Arial Narrow" w:cs="Arial"/>
+          <w:rFonts w:ascii="Arial Narrow" w:eastAsia="Arial Narrow" w:hAnsi="Arial Narrow" w:cs="Arial Narrow"/>
           <w:sz w:val="16"/>
           <w:szCs w:val="16"/>
         </w:rPr>
@@ -7523,7 +8512,7 @@
       <w:proofErr w:type="spellEnd"/>
       <w:r>
         <w:rPr>
-          <w:rFonts w:ascii="Arial Narrow" w:eastAsia="Arial Narrow" w:hAnsi="Arial Narrow" w:cs="Arial"/>
+          <w:rFonts w:ascii="Arial Narrow" w:eastAsia="Arial Narrow" w:hAnsi="Arial Narrow" w:cs="Arial Narrow"/>
           <w:sz w:val="16"/>
           <w:szCs w:val="16"/>
         </w:rPr>
@@ -7536,14 +8525,14 @@
         <w:ind w:left="567"/>
         <w:jc w:val="both"/>
         <w:rPr>
-          <w:rFonts w:ascii="Arial Narrow" w:eastAsia="Arial Narrow" w:hAnsi="Arial Narrow" w:cs="Arial"/>
-          <w:sz w:val="16"/>
-          <w:szCs w:val="16"/>
-        </w:rPr>
-      </w:pPr>
-      <w:r>
-        <w:rPr>
-          <w:rFonts w:ascii="Arial Narrow" w:eastAsia="Arial Narrow" w:hAnsi="Arial Narrow" w:cs="Arial"/>
+          <w:rFonts w:ascii="Arial Narrow" w:eastAsia="Arial Narrow" w:hAnsi="Arial Narrow" w:cs="Arial Narrow"/>
+          <w:sz w:val="16"/>
+          <w:szCs w:val="16"/>
+        </w:rPr>
+      </w:pPr>
+      <w:r>
+        <w:rPr>
+          <w:rFonts w:ascii="Arial Narrow" w:eastAsia="Arial Narrow" w:hAnsi="Arial Narrow" w:cs="Arial Narrow"/>
           <w:sz w:val="16"/>
           <w:szCs w:val="16"/>
         </w:rPr>
@@ -7556,14 +8545,14 @@
         <w:ind w:left="567"/>
         <w:jc w:val="both"/>
         <w:rPr>
-          <w:rFonts w:ascii="Arial Narrow" w:eastAsia="Arial Narrow" w:hAnsi="Arial Narrow" w:cs="Arial"/>
-          <w:sz w:val="16"/>
-          <w:szCs w:val="16"/>
-        </w:rPr>
-      </w:pPr>
-      <w:r>
-        <w:rPr>
-          <w:rFonts w:ascii="Arial Narrow" w:eastAsia="Arial Narrow" w:hAnsi="Arial Narrow" w:cs="Arial"/>
+          <w:rFonts w:ascii="Arial Narrow" w:eastAsia="Arial Narrow" w:hAnsi="Arial Narrow" w:cs="Arial Narrow"/>
+          <w:sz w:val="16"/>
+          <w:szCs w:val="16"/>
+        </w:rPr>
+      </w:pPr>
+      <w:r>
+        <w:rPr>
+          <w:rFonts w:ascii="Arial Narrow" w:eastAsia="Arial Narrow" w:hAnsi="Arial Narrow" w:cs="Arial Narrow"/>
           <w:sz w:val="16"/>
           <w:szCs w:val="16"/>
         </w:rPr>
@@ -7573,10 +8562,10 @@
     <w:p>
       <w:pPr>
         <w:spacing w:after="0" w:line="240" w:lineRule="auto"/>
-        <w:ind w:left="567"/>
-        <w:jc w:val="both"/>
-        <w:rPr>
-          <w:rFonts w:ascii="Arial Narrow" w:eastAsia="Arial Narrow" w:hAnsi="Arial Narrow" w:cs="Arial"/>
+        <w:ind w:left="567" w:hanging="567"/>
+        <w:jc w:val="both"/>
+        <w:rPr>
+          <w:rFonts w:ascii="Arial Narrow" w:eastAsia="Arial Narrow" w:hAnsi="Arial Narrow" w:cs="Arial Narrow"/>
           <w:sz w:val="16"/>
           <w:szCs w:val="16"/>
         </w:rPr>
@@ -7593,7 +8582,7 @@
         <w:ind w:left="567" w:hanging="567"/>
         <w:jc w:val="both"/>
         <w:rPr>
-          <w:rFonts w:ascii="Arial Narrow" w:hAnsi="Arial Narrow" w:cs="Arial"/>
+          <w:rFonts w:ascii="Arial Narrow" w:eastAsia="Arial Narrow" w:hAnsi="Arial Narrow" w:cs="Arial Narrow"/>
           <w:b/>
           <w:sz w:val="16"/>
           <w:szCs w:val="16"/>
@@ -7602,7 +8591,7 @@
       <w:r>
         <w:rPr>
           <w:rStyle w:val="Refdenotaalpie"/>
-          <w:rFonts w:ascii="Arial Narrow" w:hAnsi="Arial Narrow" w:cs="Arial"/>
+          <w:rFonts w:ascii="Arial Narrow" w:eastAsia="Arial Narrow" w:hAnsi="Arial Narrow" w:cs="Arial Narrow"/>
           <w:sz w:val="16"/>
           <w:szCs w:val="16"/>
           <w:vertAlign w:val="superscript"/>
@@ -7611,7 +8600,7 @@
       </w:r>
       <w:r>
         <w:rPr>
-          <w:rFonts w:ascii="Arial Narrow" w:hAnsi="Arial Narrow" w:cs="Arial"/>
+          <w:rFonts w:ascii="Arial Narrow" w:eastAsia="Arial Narrow" w:hAnsi="Arial Narrow" w:cs="Arial Narrow"/>
           <w:sz w:val="16"/>
           <w:szCs w:val="16"/>
         </w:rPr>
@@ -7619,7 +8608,7 @@
       </w:r>
       <w:r>
         <w:rPr>
-          <w:rFonts w:ascii="Arial Narrow" w:hAnsi="Arial Narrow" w:cs="Arial"/>
+          <w:rFonts w:ascii="Arial Narrow" w:eastAsia="Arial Narrow" w:hAnsi="Arial Narrow" w:cs="Arial Narrow"/>
           <w:sz w:val="16"/>
           <w:szCs w:val="16"/>
         </w:rPr>
@@ -7627,7 +8616,7 @@
       </w:r>
       <w:r>
         <w:rPr>
-          <w:rFonts w:ascii="Arial Narrow" w:eastAsia="Arial Narrow" w:hAnsi="Arial Narrow" w:cs="Arial"/>
+          <w:rFonts w:ascii="Arial Narrow" w:eastAsia="Arial Narrow" w:hAnsi="Arial Narrow" w:cs="Arial Narrow"/>
           <w:b/>
           <w:sz w:val="16"/>
           <w:szCs w:val="16"/>
@@ -7636,7 +8625,7 @@
       </w:r>
       <w:r>
         <w:rPr>
-          <w:rFonts w:ascii="Arial Narrow" w:hAnsi="Arial Narrow" w:cs="Arial"/>
+          <w:rFonts w:ascii="Arial Narrow" w:eastAsia="Arial Narrow" w:hAnsi="Arial Narrow" w:cs="Arial Narrow"/>
           <w:b/>
           <w:bCs/>
           <w:sz w:val="16"/>
@@ -7646,7 +8635,7 @@
       </w:r>
       <w:r>
         <w:rPr>
-          <w:rFonts w:ascii="Arial Narrow" w:hAnsi="Arial Narrow" w:cs="Arial"/>
+          <w:rFonts w:ascii="Arial Narrow" w:eastAsia="Arial Narrow" w:hAnsi="Arial Narrow" w:cs="Arial Narrow"/>
           <w:b/>
           <w:sz w:val="16"/>
           <w:szCs w:val="16"/>
@@ -7662,7 +8651,7 @@
         </w:tabs>
         <w:jc w:val="both"/>
         <w:rPr>
-          <w:rFonts w:ascii="Arial Narrow" w:eastAsia="Arial Narrow" w:hAnsi="Arial Narrow" w:cs="Arial"/>
+          <w:rFonts w:ascii="Arial Narrow" w:eastAsia="Arial Narrow" w:hAnsi="Arial Narrow" w:cs="Arial Narrow"/>
           <w:b/>
           <w:sz w:val="16"/>
           <w:szCs w:val="16"/>
@@ -7670,7 +8659,7 @@
       </w:pPr>
       <w:r>
         <w:rPr>
-          <w:rFonts w:ascii="Arial Narrow" w:eastAsia="Arial Narrow" w:hAnsi="Arial Narrow" w:cs="Arial"/>
+          <w:rFonts w:ascii="Arial Narrow" w:eastAsia="Arial Narrow" w:hAnsi="Arial Narrow" w:cs="Arial Narrow"/>
           <w:b/>
           <w:sz w:val="16"/>
           <w:szCs w:val="16"/>
@@ -7687,14 +8676,14 @@
         </w:tabs>
         <w:jc w:val="both"/>
         <w:rPr>
-          <w:rFonts w:ascii="Arial Narrow" w:eastAsia="Arial Narrow" w:hAnsi="Arial Narrow" w:cs="Arial"/>
-          <w:sz w:val="16"/>
-          <w:szCs w:val="16"/>
-        </w:rPr>
-      </w:pPr>
-      <w:r>
-        <w:rPr>
-          <w:rFonts w:ascii="Arial Narrow" w:eastAsia="Arial Narrow" w:hAnsi="Arial Narrow" w:cs="Arial"/>
+          <w:rFonts w:ascii="Arial Narrow" w:eastAsia="Arial Narrow" w:hAnsi="Arial Narrow" w:cs="Arial Narrow"/>
+          <w:sz w:val="16"/>
+          <w:szCs w:val="16"/>
+        </w:rPr>
+      </w:pPr>
+      <w:r>
+        <w:rPr>
+          <w:rFonts w:ascii="Arial Narrow" w:eastAsia="Arial Narrow" w:hAnsi="Arial Narrow" w:cs="Arial Narrow"/>
           <w:sz w:val="16"/>
           <w:szCs w:val="16"/>
         </w:rPr>
@@ -7710,14 +8699,14 @@
         </w:tabs>
         <w:jc w:val="both"/>
         <w:rPr>
-          <w:rFonts w:ascii="Arial Narrow" w:eastAsia="Arial Narrow" w:hAnsi="Arial Narrow" w:cs="Arial"/>
-          <w:sz w:val="16"/>
-          <w:szCs w:val="16"/>
-        </w:rPr>
-      </w:pPr>
-      <w:r>
-        <w:rPr>
-          <w:rFonts w:ascii="Arial Narrow" w:eastAsia="Arial Narrow" w:hAnsi="Arial Narrow" w:cs="Arial"/>
+          <w:rFonts w:ascii="Arial Narrow" w:eastAsia="Arial Narrow" w:hAnsi="Arial Narrow" w:cs="Arial Narrow"/>
+          <w:sz w:val="16"/>
+          <w:szCs w:val="16"/>
+        </w:rPr>
+      </w:pPr>
+      <w:r>
+        <w:rPr>
+          <w:rFonts w:ascii="Arial Narrow" w:eastAsia="Arial Narrow" w:hAnsi="Arial Narrow" w:cs="Arial Narrow"/>
           <w:sz w:val="16"/>
           <w:szCs w:val="16"/>
         </w:rPr>
@@ -7733,14 +8722,14 @@
         </w:tabs>
         <w:jc w:val="both"/>
         <w:rPr>
-          <w:rFonts w:ascii="Arial Narrow" w:eastAsia="Arial Narrow" w:hAnsi="Arial Narrow" w:cs="Arial"/>
-          <w:sz w:val="16"/>
-          <w:szCs w:val="16"/>
-        </w:rPr>
-      </w:pPr>
-      <w:r>
-        <w:rPr>
-          <w:rFonts w:ascii="Arial Narrow" w:eastAsia="Arial Narrow" w:hAnsi="Arial Narrow" w:cs="Arial"/>
+          <w:rFonts w:ascii="Arial Narrow" w:eastAsia="Arial Narrow" w:hAnsi="Arial Narrow" w:cs="Arial Narrow"/>
+          <w:sz w:val="16"/>
+          <w:szCs w:val="16"/>
+        </w:rPr>
+      </w:pPr>
+      <w:r>
+        <w:rPr>
+          <w:rFonts w:ascii="Arial Narrow" w:eastAsia="Arial Narrow" w:hAnsi="Arial Narrow" w:cs="Arial Narrow"/>
           <w:sz w:val="16"/>
           <w:szCs w:val="16"/>
         </w:rPr>
@@ -7757,14 +8746,14 @@
         <w:ind w:left="567"/>
         <w:jc w:val="both"/>
         <w:rPr>
-          <w:rFonts w:ascii="Arial Narrow" w:eastAsia="Arial Narrow" w:hAnsi="Arial Narrow" w:cs="Arial"/>
-          <w:sz w:val="16"/>
-          <w:szCs w:val="16"/>
-        </w:rPr>
-      </w:pPr>
-      <w:r>
-        <w:rPr>
-          <w:rFonts w:ascii="Arial Narrow" w:eastAsia="Arial Narrow" w:hAnsi="Arial Narrow" w:cs="Arial"/>
+          <w:rFonts w:ascii="Arial Narrow" w:eastAsia="Arial Narrow" w:hAnsi="Arial Narrow" w:cs="Arial Narrow"/>
+          <w:sz w:val="16"/>
+          <w:szCs w:val="16"/>
+        </w:rPr>
+      </w:pPr>
+      <w:r>
+        <w:rPr>
+          <w:rFonts w:ascii="Arial Narrow" w:eastAsia="Arial Narrow" w:hAnsi="Arial Narrow" w:cs="Arial Narrow"/>
           <w:sz w:val="16"/>
           <w:szCs w:val="16"/>
         </w:rPr>
@@ -7773,7 +8762,7 @@
       <w:proofErr w:type="spellStart"/>
       <w:r>
         <w:rPr>
-          <w:rFonts w:ascii="Arial Narrow" w:eastAsia="Arial Narrow" w:hAnsi="Arial Narrow" w:cs="Arial"/>
+          <w:rFonts w:ascii="Arial Narrow" w:eastAsia="Arial Narrow" w:hAnsi="Arial Narrow" w:cs="Arial Narrow"/>
           <w:sz w:val="16"/>
           <w:szCs w:val="16"/>
         </w:rPr>
@@ -7782,7 +8771,7 @@
       <w:proofErr w:type="spellEnd"/>
       <w:r>
         <w:rPr>
-          <w:rFonts w:ascii="Arial Narrow" w:eastAsia="Arial Narrow" w:hAnsi="Arial Narrow" w:cs="Arial"/>
+          <w:rFonts w:ascii="Arial Narrow" w:eastAsia="Arial Narrow" w:hAnsi="Arial Narrow" w:cs="Arial Narrow"/>
           <w:sz w:val="16"/>
           <w:szCs w:val="16"/>
         </w:rPr>
@@ -7792,9 +8781,14 @@
     <w:p>
       <w:pPr>
         <w:pStyle w:val="Textonotapie"/>
-        <w:jc w:val="both"/>
-        <w:rPr>
-          <w:rFonts w:ascii="Arial Narrow" w:hAnsi="Arial Narrow" w:cs="Arial"/>
+        <w:tabs>
+          <w:tab w:val="left" w:pos="567"/>
+        </w:tabs>
+        <w:ind w:left="567" w:hanging="567"/>
+        <w:jc w:val="both"/>
+        <w:rPr>
+          <w:rFonts w:ascii="Arial Narrow" w:eastAsia="Arial Narrow" w:hAnsi="Arial Narrow" w:cs="Arial Narrow"/>
+          <w:b/>
           <w:sz w:val="16"/>
           <w:szCs w:val="16"/>
         </w:rPr>
@@ -7811,7 +8805,7 @@
         <w:ind w:left="567" w:hanging="567"/>
         <w:jc w:val="both"/>
         <w:rPr>
-          <w:rFonts w:ascii="Arial Narrow" w:hAnsi="Arial Narrow" w:cs="Arial"/>
+          <w:rFonts w:ascii="Arial Narrow" w:eastAsia="Arial Narrow" w:hAnsi="Arial Narrow" w:cs="Arial Narrow"/>
           <w:b/>
           <w:bCs/>
           <w:sz w:val="16"/>
@@ -7821,7 +8815,7 @@
       <w:r>
         <w:rPr>
           <w:rStyle w:val="Refdenotaalpie"/>
-          <w:rFonts w:ascii="Arial Narrow" w:hAnsi="Arial Narrow" w:cs="Arial"/>
+          <w:rFonts w:ascii="Arial Narrow" w:eastAsia="Arial Narrow" w:hAnsi="Arial Narrow" w:cs="Arial Narrow"/>
           <w:b/>
           <w:bCs/>
           <w:sz w:val="16"/>
@@ -7832,7 +8826,7 @@
       </w:r>
       <w:r>
         <w:rPr>
-          <w:rFonts w:ascii="Arial Narrow" w:hAnsi="Arial Narrow" w:cs="Arial"/>
+          <w:rFonts w:ascii="Arial Narrow" w:eastAsia="Arial Narrow" w:hAnsi="Arial Narrow" w:cs="Arial Narrow"/>
           <w:b/>
           <w:bCs/>
           <w:sz w:val="16"/>
@@ -7842,7 +8836,7 @@
       </w:r>
       <w:r>
         <w:rPr>
-          <w:rFonts w:ascii="Arial Narrow" w:hAnsi="Arial Narrow" w:cs="Arial"/>
+          <w:rFonts w:ascii="Arial Narrow" w:eastAsia="Arial Narrow" w:hAnsi="Arial Narrow" w:cs="Arial Narrow"/>
           <w:b/>
           <w:bCs/>
           <w:sz w:val="16"/>
@@ -7854,7 +8848,7 @@
       <w:proofErr w:type="spellStart"/>
       <w:r>
         <w:rPr>
-          <w:rFonts w:ascii="Arial Narrow" w:hAnsi="Arial Narrow" w:cs="Arial"/>
+          <w:rFonts w:ascii="Arial Narrow" w:eastAsia="Arial Narrow" w:hAnsi="Arial Narrow" w:cs="Arial Narrow"/>
           <w:b/>
           <w:bCs/>
           <w:sz w:val="16"/>
@@ -7865,7 +8859,7 @@
       <w:proofErr w:type="spellEnd"/>
       <w:r>
         <w:rPr>
-          <w:rFonts w:ascii="Arial Narrow" w:hAnsi="Arial Narrow" w:cs="Arial"/>
+          <w:rFonts w:ascii="Arial Narrow" w:eastAsia="Arial Narrow" w:hAnsi="Arial Narrow" w:cs="Arial Narrow"/>
           <w:b/>
           <w:bCs/>
           <w:sz w:val="16"/>
@@ -7881,7 +8875,7 @@
         <w:ind w:left="567"/>
         <w:jc w:val="both"/>
         <w:rPr>
-          <w:rFonts w:ascii="Arial Narrow" w:hAnsi="Arial Narrow" w:cs="Arial"/>
+          <w:rFonts w:ascii="Arial Narrow" w:eastAsia="Arial Narrow" w:hAnsi="Arial Narrow" w:cs="Arial Narrow"/>
           <w:bCs/>
           <w:sz w:val="16"/>
           <w:szCs w:val="16"/>
@@ -7889,7 +8883,7 @@
       </w:pPr>
       <w:r>
         <w:rPr>
-          <w:rFonts w:ascii="Arial Narrow" w:hAnsi="Arial Narrow" w:cs="Arial"/>
+          <w:rFonts w:ascii="Arial Narrow" w:eastAsia="Arial Narrow" w:hAnsi="Arial Narrow" w:cs="Arial Narrow"/>
           <w:b/>
           <w:sz w:val="16"/>
           <w:szCs w:val="16"/>
@@ -7898,7 +8892,7 @@
       </w:r>
       <w:r>
         <w:rPr>
-          <w:rFonts w:ascii="Arial Narrow" w:hAnsi="Arial Narrow" w:cs="Arial"/>
+          <w:rFonts w:ascii="Arial Narrow" w:eastAsia="Arial Narrow" w:hAnsi="Arial Narrow" w:cs="Arial Narrow"/>
           <w:bCs/>
           <w:sz w:val="16"/>
           <w:szCs w:val="16"/>
@@ -7908,12 +8902,16 @@
     </w:p>
     <w:p>
       <w:pPr>
-        <w:pStyle w:val="NormalWeb"/>
-        <w:spacing w:after="0" w:line="240" w:lineRule="auto"/>
-        <w:ind w:left="567"/>
-        <w:jc w:val="both"/>
-        <w:rPr>
-          <w:rFonts w:ascii="Arial Narrow" w:hAnsi="Arial Narrow" w:cs="Arial"/>
+        <w:autoSpaceDE w:val="0"/>
+        <w:autoSpaceDN w:val="0"/>
+        <w:adjustRightInd w:val="0"/>
+        <w:spacing w:after="0" w:line="240" w:lineRule="auto"/>
+        <w:ind w:left="567" w:hanging="567"/>
+        <w:jc w:val="both"/>
+        <w:rPr>
+          <w:rFonts w:ascii="Arial Narrow" w:eastAsia="Arial Narrow" w:hAnsi="Arial Narrow" w:cs="Arial Narrow"/>
+          <w:b/>
+          <w:bCs/>
           <w:sz w:val="16"/>
           <w:szCs w:val="16"/>
         </w:rPr>
@@ -7927,7 +8925,7 @@
         <w:ind w:left="567" w:hanging="567"/>
         <w:jc w:val="both"/>
         <w:rPr>
-          <w:rFonts w:ascii="Arial Narrow" w:hAnsi="Arial Narrow" w:cs="Arial"/>
+          <w:rFonts w:ascii="Arial Narrow" w:eastAsia="Arial Narrow" w:hAnsi="Arial Narrow" w:cs="Arial Narrow"/>
           <w:sz w:val="16"/>
           <w:szCs w:val="16"/>
         </w:rPr>
@@ -7935,7 +8933,7 @@
       <w:r>
         <w:rPr>
           <w:rStyle w:val="Refdenotaalpie"/>
-          <w:rFonts w:ascii="Arial Narrow" w:hAnsi="Arial Narrow" w:cs="Arial"/>
+          <w:rFonts w:ascii="Arial Narrow" w:eastAsia="Arial Narrow" w:hAnsi="Arial Narrow" w:cs="Arial Narrow"/>
           <w:sz w:val="16"/>
           <w:szCs w:val="16"/>
           <w:vertAlign w:val="superscript"/>
@@ -7944,7 +8942,7 @@
       </w:r>
       <w:r>
         <w:rPr>
-          <w:rFonts w:ascii="Arial Narrow" w:hAnsi="Arial Narrow" w:cs="Arial"/>
+          <w:rFonts w:ascii="Arial Narrow" w:eastAsia="Arial Narrow" w:hAnsi="Arial Narrow" w:cs="Arial Narrow"/>
           <w:sz w:val="16"/>
           <w:szCs w:val="16"/>
         </w:rPr>
@@ -7952,7 +8950,7 @@
       </w:r>
       <w:r>
         <w:rPr>
-          <w:rFonts w:ascii="Arial Narrow" w:hAnsi="Arial Narrow" w:cs="Arial"/>
+          <w:rFonts w:ascii="Arial Narrow" w:eastAsia="Arial Narrow" w:hAnsi="Arial Narrow" w:cs="Arial Narrow"/>
           <w:sz w:val="16"/>
           <w:szCs w:val="16"/>
         </w:rPr>
@@ -7960,7 +8958,7 @@
       </w:r>
       <w:r>
         <w:rPr>
-          <w:rFonts w:ascii="Arial Narrow" w:eastAsia="Arial" w:hAnsi="Arial Narrow" w:cs="Arial"/>
+          <w:rFonts w:ascii="Arial Narrow" w:eastAsia="Arial Narrow" w:hAnsi="Arial Narrow" w:cs="Arial Narrow"/>
           <w:b/>
           <w:sz w:val="16"/>
           <w:szCs w:val="16"/>
@@ -7974,7 +8972,7 @@
         <w:ind w:left="1134" w:hanging="567"/>
         <w:jc w:val="both"/>
         <w:rPr>
-          <w:rFonts w:ascii="Arial Narrow" w:hAnsi="Arial Narrow" w:cs="Arial"/>
+          <w:rFonts w:ascii="Arial Narrow" w:eastAsia="Arial Narrow" w:hAnsi="Arial Narrow" w:cs="Arial Narrow"/>
           <w:b/>
           <w:bCs/>
           <w:sz w:val="16"/>
@@ -7983,7 +8981,7 @@
       </w:pPr>
       <w:r>
         <w:rPr>
-          <w:rFonts w:ascii="Arial Narrow" w:hAnsi="Arial Narrow" w:cs="Arial"/>
+          <w:rFonts w:ascii="Arial Narrow" w:eastAsia="Arial Narrow" w:hAnsi="Arial Narrow" w:cs="Arial Narrow"/>
           <w:b/>
           <w:bCs/>
           <w:sz w:val="16"/>
@@ -7993,7 +8991,7 @@
       </w:r>
       <w:r>
         <w:rPr>
-          <w:rFonts w:ascii="Arial Narrow" w:hAnsi="Arial Narrow" w:cs="Arial"/>
+          <w:rFonts w:ascii="Arial Narrow" w:eastAsia="Arial Narrow" w:hAnsi="Arial Narrow" w:cs="Arial Narrow"/>
           <w:b/>
           <w:bCs/>
           <w:sz w:val="16"/>
@@ -8003,7 +9001,7 @@
       </w:r>
       <w:r>
         <w:rPr>
-          <w:rFonts w:ascii="Arial Narrow" w:hAnsi="Arial Narrow" w:cs="Arial"/>
+          <w:rFonts w:ascii="Arial Narrow" w:eastAsia="Arial Narrow" w:hAnsi="Arial Narrow" w:cs="Arial Narrow"/>
           <w:b/>
           <w:bCs/>
           <w:sz w:val="16"/>
@@ -8018,14 +9016,14 @@
         <w:ind w:left="1134" w:hanging="567"/>
         <w:jc w:val="both"/>
         <w:rPr>
-          <w:rFonts w:ascii="Arial Narrow" w:hAnsi="Arial Narrow" w:cs="Arial"/>
-          <w:sz w:val="16"/>
-          <w:szCs w:val="16"/>
-        </w:rPr>
-      </w:pPr>
-      <w:r>
-        <w:rPr>
-          <w:rFonts w:ascii="Arial Narrow" w:hAnsi="Arial Narrow" w:cs="Arial"/>
+          <w:rFonts w:ascii="Arial Narrow" w:eastAsia="Arial Narrow" w:hAnsi="Arial Narrow" w:cs="Arial Narrow"/>
+          <w:sz w:val="16"/>
+          <w:szCs w:val="16"/>
+        </w:rPr>
+      </w:pPr>
+      <w:r>
+        <w:rPr>
+          <w:rFonts w:ascii="Arial Narrow" w:eastAsia="Arial Narrow" w:hAnsi="Arial Narrow" w:cs="Arial Narrow"/>
           <w:sz w:val="16"/>
           <w:szCs w:val="16"/>
         </w:rPr>
@@ -8033,7 +9031,7 @@
       </w:r>
       <w:r>
         <w:rPr>
-          <w:rFonts w:ascii="Arial Narrow" w:hAnsi="Arial Narrow" w:cs="Arial"/>
+          <w:rFonts w:ascii="Arial Narrow" w:eastAsia="Arial Narrow" w:hAnsi="Arial Narrow" w:cs="Arial Narrow"/>
           <w:sz w:val="16"/>
           <w:szCs w:val="16"/>
         </w:rPr>
@@ -8047,14 +9045,14 @@
         <w:ind w:left="1134"/>
         <w:jc w:val="both"/>
         <w:rPr>
-          <w:rFonts w:ascii="Arial Narrow" w:hAnsi="Arial Narrow" w:cs="Arial"/>
-          <w:sz w:val="16"/>
-          <w:szCs w:val="16"/>
-        </w:rPr>
-      </w:pPr>
-      <w:r>
-        <w:rPr>
-          <w:rFonts w:ascii="Arial Narrow" w:hAnsi="Arial Narrow" w:cs="Arial"/>
+          <w:rFonts w:ascii="Arial Narrow" w:eastAsia="Arial Narrow" w:hAnsi="Arial Narrow" w:cs="Arial Narrow"/>
+          <w:sz w:val="16"/>
+          <w:szCs w:val="16"/>
+        </w:rPr>
+      </w:pPr>
+      <w:r>
+        <w:rPr>
+          <w:rFonts w:ascii="Arial Narrow" w:eastAsia="Arial Narrow" w:hAnsi="Arial Narrow" w:cs="Arial Narrow"/>
           <w:sz w:val="16"/>
           <w:szCs w:val="16"/>
         </w:rPr>
@@ -8067,14 +9065,14 @@
         <w:ind w:left="1134"/>
         <w:jc w:val="both"/>
         <w:rPr>
-          <w:rFonts w:ascii="Arial Narrow" w:hAnsi="Arial Narrow" w:cs="Arial"/>
-          <w:sz w:val="16"/>
-          <w:szCs w:val="16"/>
-        </w:rPr>
-      </w:pPr>
-      <w:r>
-        <w:rPr>
-          <w:rFonts w:ascii="Arial Narrow" w:hAnsi="Arial Narrow" w:cs="Arial"/>
+          <w:rFonts w:ascii="Arial Narrow" w:eastAsia="Arial Narrow" w:hAnsi="Arial Narrow" w:cs="Arial Narrow"/>
+          <w:sz w:val="16"/>
+          <w:szCs w:val="16"/>
+        </w:rPr>
+      </w:pPr>
+      <w:r>
+        <w:rPr>
+          <w:rFonts w:ascii="Arial Narrow" w:eastAsia="Arial Narrow" w:hAnsi="Arial Narrow" w:cs="Arial Narrow"/>
           <w:sz w:val="16"/>
           <w:szCs w:val="16"/>
         </w:rPr>
@@ -8084,13 +9082,12 @@
     <w:p>
       <w:pPr>
         <w:pStyle w:val="Textonotapie"/>
-        <w:ind w:left="1134" w:hanging="567"/>
-        <w:jc w:val="both"/>
-        <w:rPr>
-          <w:rFonts w:ascii="Arial Narrow" w:hAnsi="Arial Narrow" w:cs="Arial"/>
-          <w:sz w:val="16"/>
-          <w:szCs w:val="16"/>
-          <w:lang w:val="es-ES"/>
+        <w:ind w:left="567" w:hanging="567"/>
+        <w:jc w:val="both"/>
+        <w:rPr>
+          <w:rFonts w:ascii="Arial Narrow" w:eastAsia="Arial Narrow" w:hAnsi="Arial Narrow" w:cs="Arial Narrow"/>
+          <w:sz w:val="16"/>
+          <w:szCs w:val="16"/>
         </w:rPr>
       </w:pPr>
     </w:p>

--- a/plantillas_maestras/05_soat_y_afocat/negativa_cobertura/1_ddo_aseguradora/varon/TPL_0921_2025_SOAT_Y_AFOCAT_NEGATIVA_COBERTURA_ASEGURADORA_VARON_R1.docx
+++ b/plantillas_maestras/05_soat_y_afocat/negativa_cobertura/1_ddo_aseguradora/varon/TPL_0921_2025_SOAT_Y_AFOCAT_NEGATIVA_COBERTURA_ASEGURADORA_VARON_R1.docx
@@ -650,31 +650,7 @@
           <w:lang w:val="es-ES" w:eastAsia="es-ES"/>
           <w14:ligatures w14:val="none"/>
         </w:rPr>
-        <w:t xml:space="preserve">Mediante el escrito del 11 de marzo de 2025 el señor [APELLIDO] denunció a Interseguro por presuntas infracciones a la Ley 29571, Código de Protección y Defensa del Consumidor (en adelante, Código), señalando lo siguiente:</w:t>
-      </w:r>
-      <w:r>
-        <w:rPr>
-          <w:rFonts w:ascii="Arial Narrow" w:eastAsia="Arial Narrow" w:hAnsi="Arial Narrow" w:cs="Arial Narrow"/>
-          <w:color w:val="000000"/>
-          <w:kern w:val="0"/>
-          <w:sz w:val="22"/>
-          <w:szCs w:val="22"/>
-          <w:lang w:val="es-ES" w:eastAsia="es-ES"/>
-          <w14:ligatures w14:val="none"/>
-        </w:rPr>
-        <w:t xml:space="preserve"/>
-      </w:r>
-      <w:r>
-        <w:rPr>
-          <w:rFonts w:ascii="Arial Narrow" w:eastAsia="Arial Narrow" w:hAnsi="Arial Narrow" w:cs="Arial Narrow"/>
-          <w:color w:val="000000"/>
-          <w:kern w:val="0"/>
-          <w:sz w:val="22"/>
-          <w:szCs w:val="22"/>
-          <w:lang w:val="es-ES" w:eastAsia="es-ES"/>
-          <w14:ligatures w14:val="none"/>
-        </w:rPr>
-        <w:t/>
+        <w:t xml:space="preserve">Mediante el escrito del 11 de marzo de 2025 el señor [APELLIDO] denunció a Interseguro por presuntas infracciones a la Ley 29571, Código de Protección y Defensa del Consumidor</w:t>
       </w:r>
       <w:r>
         <w:rPr>
@@ -693,124 +669,26 @@
       <w:r>
         <w:rPr>
           <w:rFonts w:ascii="Arial Narrow" w:eastAsia="Arial Narrow" w:hAnsi="Arial Narrow" w:cs="Arial Narrow"/>
-          <w:kern w:val="0"/>
-          <w14:ligatures w14:val="none"/>
-          <w:sz w:val="22"/>
-          <w:szCs w:val="22"/>
+          <w:color w:val="000000"/>
+          <w:kern w:val="0"/>
+          <w:sz w:val="22"/>
+          <w:szCs w:val="22"/>
+          <w:lang w:val="es-ES" w:eastAsia="es-ES"/>
+          <w14:ligatures w14:val="none"/>
+        </w:rPr>
+        <w:t xml:space="preserve"> (en adelante, Código), señalando lo siguiente:</w:t>
+      </w:r>
+      <w:r>
+        <w:rPr>
+          <w:rFonts w:ascii="Arial Narrow" w:eastAsia="Arial Narrow" w:hAnsi="Arial Narrow" w:cs="Arial Narrow"/>
+          <w:color w:val="000000"/>
+          <w:kern w:val="0"/>
+          <w:sz w:val="22"/>
+          <w:szCs w:val="22"/>
+          <w:lang w:val="es-ES" w:eastAsia="es-ES"/>
+          <w14:ligatures w14:val="none"/>
         </w:rPr>
         <w:t xml:space="preserve"/>
-      </w:r>
-      <w:r>
-        <w:rPr>
-          <w:rFonts w:ascii="Arial Narrow" w:eastAsia="Arial Narrow" w:hAnsi="Arial Narrow" w:cs="Arial Narrow"/>
-          <w:kern w:val="0"/>
-          <w14:ligatures w14:val="none"/>
-          <w:sz w:val="22"/>
-          <w:szCs w:val="22"/>
-        </w:rPr>
-        <w:t/>
-      </w:r>
-      <w:r>
-        <w:rPr>
-          <w:rFonts w:ascii="Arial Narrow" w:eastAsia="Arial Narrow" w:hAnsi="Arial Narrow" w:cs="Arial Narrow"/>
-          <w:kern w:val="0"/>
-          <w14:ligatures w14:val="none"/>
-          <w:sz w:val="22"/>
-          <w:szCs w:val="22"/>
-        </w:rPr>
-        <w:t xml:space="preserve"/>
-      </w:r>
-      <w:r>
-        <w:rPr>
-          <w:rFonts w:ascii="Arial Narrow" w:eastAsia="Arial Narrow" w:hAnsi="Arial Narrow" w:cs="Arial Narrow"/>
-          <w:kern w:val="0"/>
-          <w14:ligatures w14:val="none"/>
-          <w:sz w:val="22"/>
-          <w:szCs w:val="22"/>
-        </w:rPr>
-        <w:t xml:space="preserve"/>
-      </w:r>
-      <w:proofErr w:type="spellStart"/>
-      <w:r>
-        <w:rPr>
-          <w:rFonts w:ascii="Arial Narrow" w:eastAsia="Arial Narrow" w:hAnsi="Arial Narrow" w:cs="Arial Narrow"/>
-          <w:kern w:val="0"/>
-          <w14:ligatures w14:val="none"/>
-          <w:sz w:val="22"/>
-          <w:szCs w:val="22"/>
-        </w:rPr>
-        <w:t/>
-      </w:r>
-      <w:proofErr w:type="spellEnd"/>
-      <w:r>
-        <w:rPr>
-          <w:rFonts w:ascii="Arial Narrow" w:eastAsia="Arial Narrow" w:hAnsi="Arial Narrow" w:cs="Arial Narrow"/>
-          <w:kern w:val="0"/>
-          <w14:ligatures w14:val="none"/>
-          <w:sz w:val="22"/>
-          <w:szCs w:val="22"/>
-        </w:rPr>
-        <w:t xml:space="preserve"/>
-      </w:r>
-      <w:r>
-        <w:rPr>
-          <w:rFonts w:ascii="Arial Narrow" w:eastAsia="Arial Narrow" w:hAnsi="Arial Narrow" w:cs="Arial Narrow"/>
-          <w:kern w:val="0"/>
-          <w14:ligatures w14:val="none"/>
-          <w:sz w:val="22"/>
-          <w:szCs w:val="22"/>
-        </w:rPr>
-        <w:t/>
-      </w:r>
-      <w:r>
-        <w:rPr>
-          <w:rFonts w:ascii="Arial Narrow" w:eastAsia="Arial Narrow" w:hAnsi="Arial Narrow" w:cs="Arial Narrow"/>
-          <w:color w:val="000000"/>
-          <w:kern w:val="0"/>
-          <w:sz w:val="22"/>
-          <w:szCs w:val="22"/>
-          <w:lang w:val="es-ES" w:eastAsia="es-ES"/>
-          <w14:ligatures w14:val="none"/>
-        </w:rPr>
-        <w:t xml:space="preserve"/>
-      </w:r>
-      <w:proofErr w:type="spellStart"/>
-      <w:r>
-        <w:rPr>
-          <w:rFonts w:ascii="Arial Narrow" w:eastAsia="Arial Narrow" w:hAnsi="Arial Narrow" w:cs="Arial Narrow"/>
-          <w:color w:val="000000"/>
-          <w:kern w:val="0"/>
-          <w:sz w:val="22"/>
-          <w:szCs w:val="22"/>
-          <w:lang w:val="es-ES" w:eastAsia="es-ES"/>
-          <w14:ligatures w14:val="none"/>
-        </w:rPr>
-        <w:t/>
-      </w:r>
-      <w:proofErr w:type="spellEnd"/>
-      <w:r>
-        <w:rPr>
-          <w:rFonts w:ascii="Arial Narrow" w:eastAsia="Arial Narrow" w:hAnsi="Arial Narrow" w:cs="Arial Narrow"/>
-          <w:color w:val="000000"/>
-          <w:kern w:val="0"/>
-          <w:sz w:val="22"/>
-          <w:szCs w:val="22"/>
-          <w:lang w:val="es-ES" w:eastAsia="es-ES"/>
-          <w14:ligatures w14:val="none"/>
-        </w:rPr>
-        <w:t xml:space="preserve"/>
-      </w:r>
-      <w:r>
-        <w:rPr>
-          <w:rFonts w:ascii="Arial Narrow" w:eastAsia="Arial Narrow" w:hAnsi="Arial Narrow" w:cs="Arial Narrow"/>
-          <w:color w:val="000000"/>
-          <w:kern w:val="0"/>
-          <w:sz w:val="22"/>
-          <w:szCs w:val="22"/>
-          <w:lang w:val="es-ES" w:eastAsia="es-ES"/>
-          <w14:ligatures w14:val="none"/>
-        </w:rPr>
-        <w:t/>
       </w:r>
       <w:r>
         <w:rPr>
@@ -837,6 +715,140 @@
           <w14:ligatures w14:val="none"/>
         </w:rPr>
         <w:footnoteReference w:id="2"/>
+      </w:r>
+      <w:r>
+        <w:rPr>
+          <w:rFonts w:ascii="Arial Narrow" w:eastAsia="Arial Narrow" w:hAnsi="Arial Narrow" w:cs="Arial Narrow"/>
+          <w:kern w:val="0"/>
+          <w14:ligatures w14:val="none"/>
+          <w:sz w:val="22"/>
+          <w:szCs w:val="22"/>
+        </w:rPr>
+        <w:t xml:space="preserve"/>
+      </w:r>
+      <w:r>
+        <w:rPr>
+          <w:rFonts w:ascii="Arial Narrow" w:eastAsia="Arial Narrow" w:hAnsi="Arial Narrow" w:cs="Arial Narrow"/>
+          <w:kern w:val="0"/>
+          <w14:ligatures w14:val="none"/>
+          <w:sz w:val="22"/>
+          <w:szCs w:val="22"/>
+        </w:rPr>
+        <w:t/>
+      </w:r>
+      <w:r>
+        <w:rPr>
+          <w:rFonts w:ascii="Arial Narrow" w:eastAsia="Arial Narrow" w:hAnsi="Arial Narrow" w:cs="Arial Narrow"/>
+          <w:kern w:val="0"/>
+          <w14:ligatures w14:val="none"/>
+          <w:sz w:val="22"/>
+          <w:szCs w:val="22"/>
+        </w:rPr>
+        <w:t xml:space="preserve"/>
+      </w:r>
+      <w:r>
+        <w:rPr>
+          <w:rFonts w:ascii="Arial Narrow" w:eastAsia="Arial Narrow" w:hAnsi="Arial Narrow" w:cs="Arial Narrow"/>
+          <w:kern w:val="0"/>
+          <w14:ligatures w14:val="none"/>
+          <w:sz w:val="22"/>
+          <w:szCs w:val="22"/>
+        </w:rPr>
+        <w:t xml:space="preserve"/>
+      </w:r>
+      <w:proofErr w:type="spellStart"/>
+      <w:r>
+        <w:rPr>
+          <w:rFonts w:ascii="Arial Narrow" w:eastAsia="Arial Narrow" w:hAnsi="Arial Narrow" w:cs="Arial Narrow"/>
+          <w:kern w:val="0"/>
+          <w14:ligatures w14:val="none"/>
+          <w:sz w:val="22"/>
+          <w:szCs w:val="22"/>
+        </w:rPr>
+        <w:t/>
+      </w:r>
+      <w:proofErr w:type="spellEnd"/>
+      <w:r>
+        <w:rPr>
+          <w:rFonts w:ascii="Arial Narrow" w:eastAsia="Arial Narrow" w:hAnsi="Arial Narrow" w:cs="Arial Narrow"/>
+          <w:kern w:val="0"/>
+          <w14:ligatures w14:val="none"/>
+          <w:sz w:val="22"/>
+          <w:szCs w:val="22"/>
+        </w:rPr>
+        <w:t xml:space="preserve"/>
+      </w:r>
+      <w:r>
+        <w:rPr>
+          <w:rFonts w:ascii="Arial Narrow" w:eastAsia="Arial Narrow" w:hAnsi="Arial Narrow" w:cs="Arial Narrow"/>
+          <w:kern w:val="0"/>
+          <w14:ligatures w14:val="none"/>
+          <w:sz w:val="22"/>
+          <w:szCs w:val="22"/>
+        </w:rPr>
+        <w:t/>
+      </w:r>
+      <w:r>
+        <w:rPr>
+          <w:rFonts w:ascii="Arial Narrow" w:eastAsia="Arial Narrow" w:hAnsi="Arial Narrow" w:cs="Arial Narrow"/>
+          <w:color w:val="000000"/>
+          <w:kern w:val="0"/>
+          <w:sz w:val="22"/>
+          <w:szCs w:val="22"/>
+          <w:lang w:val="es-ES" w:eastAsia="es-ES"/>
+          <w14:ligatures w14:val="none"/>
+        </w:rPr>
+        <w:t xml:space="preserve"/>
+      </w:r>
+      <w:proofErr w:type="spellStart"/>
+      <w:r>
+        <w:rPr>
+          <w:rFonts w:ascii="Arial Narrow" w:eastAsia="Arial Narrow" w:hAnsi="Arial Narrow" w:cs="Arial Narrow"/>
+          <w:color w:val="000000"/>
+          <w:kern w:val="0"/>
+          <w:sz w:val="22"/>
+          <w:szCs w:val="22"/>
+          <w:lang w:val="es-ES" w:eastAsia="es-ES"/>
+          <w14:ligatures w14:val="none"/>
+        </w:rPr>
+        <w:t/>
+      </w:r>
+      <w:proofErr w:type="spellEnd"/>
+      <w:r>
+        <w:rPr>
+          <w:rFonts w:ascii="Arial Narrow" w:eastAsia="Arial Narrow" w:hAnsi="Arial Narrow" w:cs="Arial Narrow"/>
+          <w:color w:val="000000"/>
+          <w:kern w:val="0"/>
+          <w:sz w:val="22"/>
+          <w:szCs w:val="22"/>
+          <w:lang w:val="es-ES" w:eastAsia="es-ES"/>
+          <w14:ligatures w14:val="none"/>
+        </w:rPr>
+        <w:t xml:space="preserve"/>
+      </w:r>
+      <w:r>
+        <w:rPr>
+          <w:rFonts w:ascii="Arial Narrow" w:eastAsia="Arial Narrow" w:hAnsi="Arial Narrow" w:cs="Arial Narrow"/>
+          <w:color w:val="000000"/>
+          <w:kern w:val="0"/>
+          <w:sz w:val="22"/>
+          <w:szCs w:val="22"/>
+          <w:lang w:val="es-ES" w:eastAsia="es-ES"/>
+          <w14:ligatures w14:val="none"/>
+        </w:rPr>
+        <w:t/>
+      </w:r>
+      <w:r>
+        <w:rPr>
+          <w:rFonts w:ascii="Arial Narrow" w:eastAsia="Arial Narrow" w:hAnsi="Arial Narrow" w:cs="Arial Narrow"/>
+          <w:color w:val="000000"/>
+          <w:kern w:val="0"/>
+          <w:sz w:val="22"/>
+          <w:szCs w:val="22"/>
+          <w:lang w:val="es-ES" w:eastAsia="es-ES"/>
+          <w14:ligatures w14:val="none"/>
+        </w:rPr>
+        <w:t/>
       </w:r>
       <w:r>
         <w:rPr>
@@ -3914,7 +3926,19 @@
           <w:lang w:eastAsia="es-PE"/>
           <w14:ligatures w14:val="none"/>
         </w:rPr>
-        <w:t xml:space="preserve">PRIMERO: admitir a trámite la denuncia del 11 de marzo de 2025 interpuesta por el señor [APELLIDO] Núñez contra Interseguro Compañía de Seguros S.A., por la presunta infracción a los artículos 18 y 19 de la Ley 29571, Código de Protección y Defensa del Consumidor, en tanto la compañía aseguradora no habría cumplido con reembolsar la totalidad de los gastos médicos al denunciante por el Seguro Obligatorio de Accidentes de Tránsito debido al siniestro del 19 de julio de 2024.</w:t>
+        <w:t xml:space="preserve">PRIMERO:</w:t>
+      </w:r>
+      <w:r>
+        <w:rPr>
+          <w:rFonts w:ascii="Arial Narrow" w:eastAsia="Arial Narrow" w:hAnsi="Arial Narrow" w:cs="Arial Narrow"/>
+          <w:color w:val="000000"/>
+          <w:kern w:val="0"/>
+          <w:sz w:val="22"/>
+          <w:szCs w:val="22"/>
+          <w:lang w:eastAsia="es-PE"/>
+          <w14:ligatures w14:val="none"/>
+        </w:rPr>
+        <w:t xml:space="preserve"> admitir a trámite la denuncia del 11 de marzo de 2025 interpuesta por el señor [APELLIDO] Núñez contra Interseguro Compañía de Seguros S.A., por la presunta infracción a los artículos 18 y 19 de la Ley 29571, Código de Protección y Defensa del Consumidor, en tanto la compañía aseguradora no habría cumplido con reembolsar la totalidad de los gastos médicos al denunciante por el Seguro Obligatorio de Accidentes de Tránsito debido al siniestro del 19 de julio de 2024.</w:t>
       </w:r>
       <w:r>
         <w:rPr>
@@ -4050,7 +4074,6 @@
       <w:r>
         <w:rPr>
           <w:rFonts w:ascii="Arial Narrow" w:eastAsia="Arial Narrow" w:hAnsi="Arial Narrow" w:cs="Arial Narrow"/>
-          <w:bCs/>
           <w:sz w:val="22"/>
           <w:szCs w:val="22"/>
         </w:rPr>
@@ -4060,7 +4083,6 @@
       <w:r>
         <w:rPr>
           <w:rFonts w:ascii="Arial Narrow" w:eastAsia="Arial Narrow" w:hAnsi="Arial Narrow" w:cs="Arial Narrow"/>
-          <w:bCs/>
           <w:sz w:val="22"/>
           <w:szCs w:val="22"/>
         </w:rPr>
@@ -4069,7 +4091,6 @@
       <w:r>
         <w:rPr>
           <w:rFonts w:ascii="Arial Narrow" w:eastAsia="Arial Narrow" w:hAnsi="Arial Narrow" w:cs="Arial Narrow"/>
-          <w:bCs/>
           <w:sz w:val="22"/>
           <w:szCs w:val="22"/>
         </w:rPr>
@@ -4078,7 +4099,6 @@
       <w:r>
         <w:rPr>
           <w:rFonts w:ascii="Arial Narrow" w:eastAsia="Arial Narrow" w:hAnsi="Arial Narrow" w:cs="Arial Narrow"/>
-          <w:bCs/>
           <w:sz w:val="22"/>
           <w:szCs w:val="22"/>
         </w:rPr>
@@ -4087,7 +4107,6 @@
       <w:r>
         <w:rPr>
           <w:rFonts w:ascii="Arial Narrow" w:eastAsia="Arial Narrow" w:hAnsi="Arial Narrow" w:cs="Arial Narrow"/>
-          <w:bCs/>
           <w:sz w:val="22"/>
           <w:szCs w:val="22"/>
         </w:rPr>
@@ -4096,7 +4115,6 @@
       <w:r>
         <w:rPr>
           <w:rFonts w:ascii="Arial Narrow" w:eastAsia="Arial Narrow" w:hAnsi="Arial Narrow" w:cs="Arial Narrow"/>
-          <w:bCs/>
           <w:sz w:val="22"/>
           <w:szCs w:val="22"/>
         </w:rPr>
@@ -4105,7 +4123,6 @@
       <w:r>
         <w:rPr>
           <w:rFonts w:ascii="Arial Narrow" w:eastAsia="Arial Narrow" w:hAnsi="Arial Narrow" w:cs="Arial Narrow"/>
-          <w:bCs/>
           <w:sz w:val="22"/>
           <w:szCs w:val="22"/>
         </w:rPr>
@@ -4114,7 +4131,6 @@
       <w:r>
         <w:rPr>
           <w:rFonts w:ascii="Arial Narrow" w:eastAsia="Arial Narrow" w:hAnsi="Arial Narrow" w:cs="Arial Narrow"/>
-          <w:bCs/>
           <w:sz w:val="22"/>
           <w:szCs w:val="22"/>
         </w:rPr>
@@ -4351,7 +4367,19 @@
           <w:lang w:eastAsia="es-PE"/>
           <w14:ligatures w14:val="none"/>
         </w:rPr>
-        <w:t xml:space="preserve">TERCERO: </w:t>
+        <w:t xml:space="preserve">TERCERO:</w:t>
+      </w:r>
+      <w:r>
+        <w:rPr>
+          <w:rFonts w:ascii="Arial Narrow" w:eastAsia="Arial Narrow" w:hAnsi="Arial Narrow" w:cs="Arial Narrow"/>
+          <w:color w:val="000000"/>
+          <w:kern w:val="0"/>
+          <w:sz w:val="22"/>
+          <w:szCs w:val="22"/>
+          <w:lang w:eastAsia="es-PE"/>
+          <w14:ligatures w14:val="none"/>
+        </w:rPr>
+        <w:t xml:space="preserve"> </w:t>
       </w:r>
       <w:r>
         <w:rPr>
@@ -4369,7 +4397,6 @@
       <w:r>
         <w:rPr>
           <w:rFonts w:ascii="Arial Narrow" w:eastAsia="Arial Narrow" w:hAnsi="Arial Narrow" w:cs="Arial Narrow"/>
-          <w:bCs/>
           <w:sz w:val="22"/>
           <w:szCs w:val="22"/>
         </w:rPr>
@@ -4379,7 +4406,6 @@
       <w:r>
         <w:rPr>
           <w:rFonts w:ascii="Arial Narrow" w:eastAsia="Arial Narrow" w:hAnsi="Arial Narrow" w:cs="Arial Narrow"/>
-          <w:bCs/>
           <w:sz w:val="22"/>
           <w:szCs w:val="22"/>
         </w:rPr>
@@ -4388,7 +4414,6 @@
       <w:r>
         <w:rPr>
           <w:rFonts w:ascii="Arial Narrow" w:eastAsia="Arial Narrow" w:hAnsi="Arial Narrow" w:cs="Arial Narrow"/>
-          <w:bCs/>
           <w:sz w:val="22"/>
           <w:szCs w:val="22"/>
         </w:rPr>
@@ -4397,7 +4422,6 @@
       <w:r>
         <w:rPr>
           <w:rFonts w:ascii="Arial Narrow" w:eastAsia="Arial Narrow" w:hAnsi="Arial Narrow" w:cs="Arial Narrow"/>
-          <w:bCs/>
           <w:sz w:val="22"/>
           <w:szCs w:val="22"/>
         </w:rPr>
@@ -4406,7 +4430,6 @@
       <w:r>
         <w:rPr>
           <w:rFonts w:ascii="Arial Narrow" w:eastAsia="Arial Narrow" w:hAnsi="Arial Narrow" w:cs="Arial Narrow"/>
-          <w:bCs/>
           <w:sz w:val="22"/>
           <w:szCs w:val="22"/>
         </w:rPr>
@@ -4415,7 +4438,6 @@
       <w:r>
         <w:rPr>
           <w:rFonts w:ascii="Arial Narrow" w:eastAsia="Arial Narrow" w:hAnsi="Arial Narrow" w:cs="Arial Narrow"/>
-          <w:bCs/>
           <w:sz w:val="22"/>
           <w:szCs w:val="22"/>
         </w:rPr>
@@ -4424,7 +4446,6 @@
       <w:r>
         <w:rPr>
           <w:rFonts w:ascii="Arial Narrow" w:eastAsia="Arial Narrow" w:hAnsi="Arial Narrow" w:cs="Arial Narrow"/>
-          <w:bCs/>
           <w:sz w:val="22"/>
           <w:szCs w:val="22"/>
         </w:rPr>
@@ -4786,7 +4807,15 @@
           <w:sz w:val="22"/>
           <w:szCs w:val="22"/>
         </w:rPr>
-        <w:t xml:space="preserve">CUARTO: </w:t>
+        <w:t xml:space="preserve">CUARTO:</w:t>
+      </w:r>
+      <w:r>
+        <w:rPr>
+          <w:rFonts w:ascii="Arial Narrow" w:eastAsia="Arial Narrow" w:hAnsi="Arial Narrow" w:cs="Arial Narrow"/>
+          <w:sz w:val="22"/>
+          <w:szCs w:val="22"/>
+        </w:rPr>
+        <w:t xml:space="preserve"> </w:t>
       </w:r>
       <w:r>
         <w:rPr>
@@ -4808,7 +4837,7 @@
           <w:lang w:val="es-ES" w:eastAsia="es-ES"/>
           <w14:ligatures w14:val="none"/>
         </w:rPr>
-        <w:footnoteReference w:id="12"/>
+        <w:footnoteReference w:id="7"/>
       </w:r>
       <w:r>
         <w:rPr>
@@ -4830,7 +4859,7 @@
           <w:lang w:val="es-ES" w:eastAsia="es-ES"/>
           <w14:ligatures w14:val="none"/>
         </w:rPr>
-        <w:footnoteReference w:id="13"/>
+        <w:footnoteReference w:id="8"/>
       </w:r>
       <w:r>
         <w:rPr>
@@ -4881,7 +4910,19 @@
           <w:lang w:eastAsia="es-PE"/>
           <w14:ligatures w14:val="none"/>
         </w:rPr>
-        <w:t xml:space="preserve">QUINTO: </w:t>
+        <w:t xml:space="preserve">QUINTO:</w:t>
+      </w:r>
+      <w:r>
+        <w:rPr>
+          <w:rFonts w:ascii="Arial Narrow" w:eastAsia="Arial Narrow" w:hAnsi="Arial Narrow" w:cs="Arial Narrow"/>
+          <w:color w:val="000000"/>
+          <w:kern w:val="0"/>
+          <w:sz w:val="22"/>
+          <w:szCs w:val="22"/>
+          <w:lang w:eastAsia="es-PE"/>
+          <w14:ligatures w14:val="none"/>
+        </w:rPr>
+        <w:t xml:space="preserve"> </w:t>
       </w:r>
       <w:bookmarkStart w:id="4" w:name="_Hlk188286813"/>
       <w:r>
@@ -4938,7 +4979,6 @@
       <w:r>
         <w:rPr>
           <w:rFonts w:ascii="Arial Narrow" w:eastAsia="Arial Narrow" w:hAnsi="Arial Narrow" w:cs="Arial Narrow"/>
-          <w:bCs/>
           <w:sz w:val="22"/>
           <w:szCs w:val="22"/>
         </w:rPr>
@@ -4948,7 +4988,6 @@
       <w:r>
         <w:rPr>
           <w:rFonts w:ascii="Arial Narrow" w:eastAsia="Arial Narrow" w:hAnsi="Arial Narrow" w:cs="Arial Narrow"/>
-          <w:bCs/>
           <w:sz w:val="22"/>
           <w:szCs w:val="22"/>
         </w:rPr>
@@ -4957,7 +4996,6 @@
       <w:r>
         <w:rPr>
           <w:rFonts w:ascii="Arial Narrow" w:eastAsia="Arial Narrow" w:hAnsi="Arial Narrow" w:cs="Arial Narrow"/>
-          <w:bCs/>
           <w:sz w:val="22"/>
           <w:szCs w:val="22"/>
         </w:rPr>
@@ -4966,7 +5004,6 @@
       <w:r>
         <w:rPr>
           <w:rFonts w:ascii="Arial Narrow" w:eastAsia="Arial Narrow" w:hAnsi="Arial Narrow" w:cs="Arial Narrow"/>
-          <w:bCs/>
           <w:sz w:val="22"/>
           <w:szCs w:val="22"/>
         </w:rPr>
@@ -4975,7 +5012,6 @@
       <w:r>
         <w:rPr>
           <w:rFonts w:ascii="Arial Narrow" w:eastAsia="Arial Narrow" w:hAnsi="Arial Narrow" w:cs="Arial Narrow"/>
-          <w:bCs/>
           <w:sz w:val="22"/>
           <w:szCs w:val="22"/>
         </w:rPr>
@@ -4984,7 +5020,6 @@
       <w:r>
         <w:rPr>
           <w:rFonts w:ascii="Arial Narrow" w:eastAsia="Arial Narrow" w:hAnsi="Arial Narrow" w:cs="Arial Narrow"/>
-          <w:bCs/>
           <w:sz w:val="22"/>
           <w:szCs w:val="22"/>
         </w:rPr>
@@ -4993,7 +5028,6 @@
       <w:r>
         <w:rPr>
           <w:rFonts w:ascii="Arial Narrow" w:eastAsia="Arial Narrow" w:hAnsi="Arial Narrow" w:cs="Arial Narrow"/>
-          <w:bCs/>
           <w:sz w:val="22"/>
           <w:szCs w:val="22"/>
         </w:rPr>
@@ -5002,7 +5036,6 @@
       <w:r>
         <w:rPr>
           <w:rFonts w:ascii="Arial Narrow" w:eastAsia="Arial Narrow" w:hAnsi="Arial Narrow" w:cs="Arial Narrow"/>
-          <w:bCs/>
           <w:sz w:val="22"/>
           <w:szCs w:val="22"/>
         </w:rPr>
@@ -5259,7 +5292,7 @@
           <w:lang w:eastAsia="es-PE"/>
           <w14:ligatures w14:val="none"/>
         </w:rPr>
-        <w:footnoteReference w:id="7"/>
+        <w:footnoteReference w:id="9"/>
       </w:r>
       <w:r>
         <w:rPr>
@@ -5357,7 +5390,7 @@
           <w:lang w:eastAsia="es-PE"/>
           <w14:ligatures w14:val="none"/>
         </w:rPr>
-        <w:footnoteReference w:id="8"/>
+        <w:footnoteReference w:id="10"/>
       </w:r>
       <w:r>
         <w:rPr>
@@ -5421,7 +5454,7 @@
           <w:lang w:eastAsia="es-PE"/>
           <w14:ligatures w14:val="none"/>
         </w:rPr>
-        <w:footnoteReference w:id="9"/>
+        <w:footnoteReference w:id="11"/>
       </w:r>
       <w:r>
         <w:rPr>
@@ -5613,7 +5646,7 @@
           <w:vertAlign w:val="superscript"/>
           <w14:ligatures w14:val="none"/>
         </w:rPr>
-        <w:footnoteReference w:id="10"/>
+        <w:footnoteReference w:id="12"/>
       </w:r>
       <w:r>
         <w:rPr>
@@ -5631,7 +5664,6 @@
           <w:kern w:val="0"/>
           <w:sz w:val="22"/>
           <w:szCs w:val="22"/>
-          <w:u w:val="single"/>
           <w14:ligatures w14:val="none"/>
         </w:rPr>
         <w:t>expresamente su facultad para asistir y conciliar en su representación</w:t>
@@ -5639,7 +5671,6 @@
       <w:r>
         <w:rPr>
           <w:rFonts w:ascii="Arial Narrow" w:eastAsia="Arial Narrow" w:hAnsi="Arial Narrow" w:cs="Arial Narrow"/>
-          <w:bCs/>
           <w:kern w:val="0"/>
           <w14:ligatures w14:val="none"/>
           <w:sz w:val="22"/>
@@ -5650,8 +5681,6 @@
       <w:r>
         <w:rPr>
           <w:rFonts w:ascii="Arial Narrow" w:eastAsia="Arial Narrow" w:hAnsi="Arial Narrow" w:cs="Arial Narrow"/>
-          <w:b/>
-          <w:bCs/>
           <w:kern w:val="0"/>
           <w14:ligatures w14:val="none"/>
           <w:sz w:val="22"/>
@@ -5665,7 +5694,6 @@
           <w:kern w:val="0"/>
           <w:sz w:val="22"/>
           <w:szCs w:val="22"/>
-          <w:u w:val="single"/>
           <w14:ligatures w14:val="none"/>
         </w:rPr>
         <w:t xml:space="preserve">Ello bajo apercibimiento de no realizar la audiencia de conciliación y levantar el acta de inasistencia correspondiente. </w:t>
@@ -5779,7 +5807,7 @@
           <w:sz w:val="22"/>
           <w:szCs w:val="22"/>
         </w:rPr>
-        <w:t xml:space="preserve">DÉCIMO: </w:t>
+        <w:t xml:space="preserve">DÉCIMO:</w:t>
       </w:r>
       <w:r>
         <w:rPr>
@@ -5790,6 +5818,17 @@
           <w:sz w:val="22"/>
           <w:szCs w:val="22"/>
         </w:rPr>
+        <w:t xml:space="preserve"> </w:t>
+      </w:r>
+      <w:r>
+        <w:rPr>
+          <w:rFonts w:ascii="Arial Narrow" w:eastAsia="Arial Narrow" w:hAnsi="Arial Narrow" w:cs="Arial Narrow"/>
+          <w:spacing w:val="-3"/>
+          <w:kern w:val="0"/>
+          <w14:ligatures w14:val="none"/>
+          <w:sz w:val="22"/>
+          <w:szCs w:val="22"/>
+        </w:rPr>
         <w:t xml:space="preserve">requerir al señor [DENUNCIANTE] para que, dentro del plazo de dos (2) días hábiles siguientes a la fecha en que reciba la notificación en su bandeja de correo electrónico, efectúe la confirmación de recepción de la notificación remitida por este despacho a su correo electrónico, de conformidad con el segundo párrafo del numeral 4 del artículo 20 del Texto Único Ordenado de la Ley del Procedimiento Administrativo General, aprobado mediante Decreto Supremo 006-2026-JUS, bajo apercibimiento de rehacer el acto de notificación y notificarle conforme al numeral 1 del artículo 20 del citado cuerpo normativo.</w:t>
       </w:r>
       <w:r>
@@ -5966,7 +6005,7 @@
           <w:szCs w:val="22"/>
           <w:vertAlign w:val="superscript"/>
         </w:rPr>
-        <w:footnoteReference w:id="11"/>
+        <w:footnoteReference w:id="13"/>
       </w:r>
       <w:r>
         <w:rPr>
@@ -6196,6 +6235,36 @@
           <w14:ligatures w14:val="none"/>
         </w:rPr>
       </w:pPr>
+    </w:p>
+    <w:p>
+      <w:pPr>
+        <w:shd w:val="clear" w:color="auto" w:fill="FFFFFF"/>
+        <w:spacing w:after="0" w:line="240" w:lineRule="auto"/>
+        <w:jc w:val="center"/>
+        <w:rPr>
+          <w:rFonts w:ascii="Arial Narrow" w:eastAsia="Arial Narrow" w:hAnsi="Arial Narrow" w:cs="Arial Narrow"/>
+          <w:b/>
+          <w:bCs/>
+          <w:color w:val="000000"/>
+          <w:kern w:val="0"/>
+          <w14:ligatures w14:val="none"/>
+          <w:sz w:val="22"/>
+          <w:szCs w:val="22"/>
+        </w:rPr>
+      </w:pPr>
+      <w:r>
+        <w:rPr>
+          <w:rFonts w:ascii="Arial Narrow" w:eastAsia="Arial Narrow" w:hAnsi="Arial Narrow" w:cs="Arial Narrow"/>
+          <w:b/>
+          <w:bCs/>
+          <w:color w:val="000000"/>
+          <w:kern w:val="0"/>
+          <w14:ligatures w14:val="none"/>
+          <w:sz w:val="22"/>
+          <w:szCs w:val="22"/>
+        </w:rPr>
+        <w:t xml:space="preserve">Firmado digitalmente por</w:t>
+      </w:r>
     </w:p>
     <w:p>
       <w:pPr>
@@ -6463,6 +6532,9 @@
     <w:p>
       <w:pPr>
         <w:pStyle w:val="Textonotapie"/>
+        <w:tabs>
+          <w:tab w:val="left" w:pos="567"/>
+        </w:tabs>
         <w:ind w:left="567" w:hanging="567"/>
         <w:jc w:val="both"/>
         <w:rPr>
@@ -6487,6 +6559,25 @@
           <w:sz w:val="16"/>
           <w:szCs w:val="16"/>
         </w:rPr>
+        <w:tab/>
+        <w:t xml:space="preserve"/>
+      </w:r>
+      <w:r>
+        <w:rPr>
+          <w:rFonts w:ascii="Arial Narrow" w:eastAsia="Arial Narrow" w:hAnsi="Arial Narrow" w:cs="Arial Narrow"/>
+          <w:sz w:val="16"/>
+          <w:szCs w:val="16"/>
+        </w:rPr>
+        <w:tab/>
+        <w:t>Publicado</w:t>
+      </w:r>
+      <w:r>
+        <w:rPr>
+          <w:rFonts w:ascii="Arial Narrow" w:eastAsia="Arial Narrow" w:hAnsi="Arial Narrow" w:cs="Arial Narrow"/>
+          <w:b/>
+          <w:sz w:val="16"/>
+          <w:szCs w:val="16"/>
+        </w:rPr>
         <w:t xml:space="preserve"> </w:t>
       </w:r>
       <w:r>
@@ -6495,81 +6586,15 @@
           <w:sz w:val="16"/>
           <w:szCs w:val="16"/>
         </w:rPr>
-        <w:tab/>
-      </w:r>
-      <w:r>
-        <w:rPr>
-          <w:rFonts w:ascii="Arial Narrow" w:eastAsia="Arial Narrow" w:hAnsi="Arial Narrow" w:cs="Arial Narrow"/>
-          <w:sz w:val="16"/>
-          <w:szCs w:val="16"/>
-        </w:rPr>
-        <w:t xml:space="preserve">Denuncia remitida a esta Comisión mediante MEMORANDUM </w:t>
-      </w:r>
-      <w:r>
-        <w:rPr>
-          <w:rFonts w:ascii="Arial Narrow" w:eastAsia="Arial Narrow" w:hAnsi="Arial Narrow" w:cs="Arial Narrow"/>
-          <w:sz w:val="16"/>
-          <w:szCs w:val="16"/>
-        </w:rPr>
-        <w:t xml:space="preserve">000405-2025-LAM/INDECOPI </w:t>
-      </w:r>
-      <w:r>
-        <w:rPr>
-          <w:rFonts w:ascii="Arial Narrow" w:eastAsia="Arial Narrow" w:hAnsi="Arial Narrow" w:cs="Arial Narrow"/>
-          <w:sz w:val="16"/>
-          <w:szCs w:val="16"/>
-        </w:rPr>
-        <w:t xml:space="preserve">de fecha </w:t>
-      </w:r>
-      <w:r>
-        <w:rPr>
-          <w:rFonts w:ascii="Arial Narrow" w:eastAsia="Arial Narrow" w:hAnsi="Arial Narrow" w:cs="Arial Narrow"/>
-          <w:sz w:val="16"/>
-          <w:szCs w:val="16"/>
-        </w:rPr>
-        <w:t xml:space="preserve">16 de abril de 2025</w:t>
-      </w:r>
-      <w:r>
-        <w:rPr>
-          <w:rFonts w:ascii="Arial Narrow" w:eastAsia="Arial Narrow" w:hAnsi="Arial Narrow" w:cs="Arial Narrow"/>
-          <w:sz w:val="16"/>
-          <w:szCs w:val="16"/>
-        </w:rPr>
-        <w:t xml:space="preserve">, </w:t>
-      </w:r>
-      <w:proofErr w:type="spellStart"/>
-      <w:r>
-        <w:rPr>
-          <w:rFonts w:ascii="Arial Narrow" w:eastAsia="Arial Narrow" w:hAnsi="Arial Narrow" w:cs="Arial Narrow"/>
-          <w:sz w:val="16"/>
-          <w:szCs w:val="16"/>
-        </w:rPr>
-        <w:t xml:space="preserve">recibida</w:t>
-      </w:r>
-      <w:proofErr w:type="spellEnd"/>
-      <w:r>
-        <w:rPr>
-          <w:rFonts w:ascii="Arial Narrow" w:eastAsia="Arial Narrow" w:hAnsi="Arial Narrow" w:cs="Arial Narrow"/>
-          <w:sz w:val="16"/>
-          <w:szCs w:val="16"/>
-        </w:rPr>
-        <w:t xml:space="preserve"> el </w:t>
-      </w:r>
-      <w:r>
-        <w:rPr>
-          <w:rFonts w:ascii="Arial Narrow" w:eastAsia="Arial Narrow" w:hAnsi="Arial Narrow" w:cs="Arial Narrow"/>
-          <w:sz w:val="16"/>
-          <w:szCs w:val="16"/>
-        </w:rPr>
-        <w:t xml:space="preserve">16 de abril de 2025</w:t>
-      </w:r>
-      <w:r>
-        <w:rPr>
-          <w:rFonts w:ascii="Arial Narrow" w:eastAsia="Arial Narrow" w:hAnsi="Arial Narrow" w:cs="Arial Narrow"/>
-          <w:sz w:val="16"/>
-          <w:szCs w:val="16"/>
-        </w:rPr>
-        <w:t>.</w:t>
+        <w:t xml:space="preserve">el 2 de setiembre de 2010</w:t>
+      </w:r>
+      <w:r>
+        <w:rPr>
+          <w:rFonts w:ascii="Arial Narrow" w:eastAsia="Arial Narrow" w:hAnsi="Arial Narrow" w:cs="Arial Narrow"/>
+          <w:sz w:val="16"/>
+          <w:szCs w:val="16"/>
+        </w:rPr>
+        <w:t xml:space="preserve"> en el Diario Oficial El Peruano, vigente desde el 2 de octubre de 2010 y modificado por Decreto Legislativo 1308.</w:t>
       </w:r>
     </w:p>
     <w:p>
@@ -6589,6 +6614,9 @@
     <w:p>
       <w:pPr>
         <w:pStyle w:val="Textonotapie"/>
+        <w:tabs>
+          <w:tab w:val="left" w:pos="567"/>
+        </w:tabs>
         <w:ind w:left="567" w:hanging="567"/>
         <w:jc w:val="both"/>
         <w:rPr>
@@ -6613,41 +6641,90 @@
           <w:sz w:val="16"/>
           <w:szCs w:val="16"/>
         </w:rPr>
-        <w:t xml:space="preserve"> </w:t>
-      </w:r>
-      <w:r>
-        <w:rPr>
-          <w:rFonts w:ascii="Arial Narrow" w:eastAsia="Arial Narrow" w:hAnsi="Arial Narrow" w:cs="Arial Narrow"/>
-          <w:sz w:val="16"/>
-          <w:szCs w:val="16"/>
-        </w:rPr>
         <w:tab/>
-        <w:t>Publicado</w:t>
-      </w:r>
-      <w:r>
-        <w:rPr>
-          <w:rFonts w:ascii="Arial Narrow" w:eastAsia="Arial Narrow" w:hAnsi="Arial Narrow" w:cs="Arial Narrow"/>
-          <w:b/>
-          <w:sz w:val="16"/>
-          <w:szCs w:val="16"/>
-        </w:rPr>
-        <w:t xml:space="preserve"> </w:t>
-      </w:r>
-      <w:r>
-        <w:rPr>
-          <w:rFonts w:ascii="Arial Narrow" w:eastAsia="Arial Narrow" w:hAnsi="Arial Narrow" w:cs="Arial Narrow"/>
-          <w:sz w:val="16"/>
-          <w:szCs w:val="16"/>
-        </w:rPr>
-        <w:t xml:space="preserve">el 2 de setiembre de 2010</w:t>
-      </w:r>
-      <w:r>
-        <w:rPr>
-          <w:rFonts w:ascii="Arial Narrow" w:eastAsia="Arial Narrow" w:hAnsi="Arial Narrow" w:cs="Arial Narrow"/>
-          <w:sz w:val="16"/>
-          <w:szCs w:val="16"/>
-        </w:rPr>
-        <w:t xml:space="preserve"> en el Diario Oficial El Peruano, vigente desde el 2 de octubre de 2010 y modificado por Decreto Legislativo 1308.</w:t>
+        <w:t xml:space="preserve"/>
+      </w:r>
+      <w:r>
+        <w:rPr>
+          <w:rFonts w:ascii="Arial Narrow" w:eastAsia="Arial Narrow" w:hAnsi="Arial Narrow" w:cs="Arial Narrow"/>
+          <w:sz w:val="16"/>
+          <w:szCs w:val="16"/>
+        </w:rPr>
+        <w:tab/>
+      </w:r>
+      <w:r>
+        <w:rPr>
+          <w:rFonts w:ascii="Arial Narrow" w:eastAsia="Arial Narrow" w:hAnsi="Arial Narrow" w:cs="Arial Narrow"/>
+          <w:sz w:val="16"/>
+          <w:szCs w:val="16"/>
+        </w:rPr>
+        <w:t xml:space="preserve">Denuncia remitida a esta Comisión mediante MEMORANDUM </w:t>
+      </w:r>
+      <w:r>
+        <w:rPr>
+          <w:rFonts w:ascii="Arial Narrow" w:eastAsia="Arial Narrow" w:hAnsi="Arial Narrow" w:cs="Arial Narrow"/>
+          <w:sz w:val="16"/>
+          <w:szCs w:val="16"/>
+        </w:rPr>
+        <w:t xml:space="preserve">000405-2025-LAM/INDECOPI </w:t>
+      </w:r>
+      <w:r>
+        <w:rPr>
+          <w:rFonts w:ascii="Arial Narrow" w:eastAsia="Arial Narrow" w:hAnsi="Arial Narrow" w:cs="Arial Narrow"/>
+          <w:sz w:val="16"/>
+          <w:szCs w:val="16"/>
+        </w:rPr>
+        <w:t xml:space="preserve">de fecha </w:t>
+      </w:r>
+      <w:r>
+        <w:rPr>
+          <w:rFonts w:ascii="Arial Narrow" w:eastAsia="Arial Narrow" w:hAnsi="Arial Narrow" w:cs="Arial Narrow"/>
+          <w:sz w:val="16"/>
+          <w:szCs w:val="16"/>
+        </w:rPr>
+        <w:t xml:space="preserve">16 de abril de 2025</w:t>
+      </w:r>
+      <w:r>
+        <w:rPr>
+          <w:rFonts w:ascii="Arial Narrow" w:eastAsia="Arial Narrow" w:hAnsi="Arial Narrow" w:cs="Arial Narrow"/>
+          <w:sz w:val="16"/>
+          <w:szCs w:val="16"/>
+        </w:rPr>
+        <w:t xml:space="preserve">, </w:t>
+      </w:r>
+      <w:proofErr w:type="spellStart"/>
+      <w:r>
+        <w:rPr>
+          <w:rFonts w:ascii="Arial Narrow" w:eastAsia="Arial Narrow" w:hAnsi="Arial Narrow" w:cs="Arial Narrow"/>
+          <w:sz w:val="16"/>
+          <w:szCs w:val="16"/>
+        </w:rPr>
+        <w:t xml:space="preserve">recibida</w:t>
+      </w:r>
+      <w:proofErr w:type="spellEnd"/>
+      <w:r>
+        <w:rPr>
+          <w:rFonts w:ascii="Arial Narrow" w:eastAsia="Arial Narrow" w:hAnsi="Arial Narrow" w:cs="Arial Narrow"/>
+          <w:sz w:val="16"/>
+          <w:szCs w:val="16"/>
+        </w:rPr>
+        <w:t xml:space="preserve"> el </w:t>
+      </w:r>
+      <w:r>
+        <w:rPr>
+          <w:rFonts w:ascii="Arial Narrow" w:eastAsia="Arial Narrow" w:hAnsi="Arial Narrow" w:cs="Arial Narrow"/>
+          <w:sz w:val="16"/>
+          <w:szCs w:val="16"/>
+        </w:rPr>
+        <w:t xml:space="preserve">16 de abril de 2025</w:t>
+      </w:r>
+      <w:r>
+        <w:rPr>
+          <w:rFonts w:ascii="Arial Narrow" w:eastAsia="Arial Narrow" w:hAnsi="Arial Narrow" w:cs="Arial Narrow"/>
+          <w:sz w:val="16"/>
+          <w:szCs w:val="16"/>
+        </w:rPr>
+        <w:t>.</w:t>
       </w:r>
     </w:p>
     <w:p>
@@ -6696,7 +6773,8 @@
           <w:sz w:val="16"/>
           <w:szCs w:val="16"/>
         </w:rPr>
-        <w:t xml:space="preserve"> </w:t>
+        <w:tab/>
+        <w:t xml:space="preserve"/>
       </w:r>
       <w:r>
         <w:rPr>
@@ -6803,10 +6881,30 @@
         <w:jc w:val="both"/>
         <w:rPr>
           <w:rFonts w:ascii="Arial Narrow" w:eastAsia="Arial Narrow" w:hAnsi="Arial Narrow" w:cs="Arial Narrow"/>
-          <w:sz w:val="16"/>
-          <w:szCs w:val="16"/>
-        </w:rPr>
-      </w:pPr>
+          <w:b/>
+          <w:bCs/>
+          <w:sz w:val="16"/>
+          <w:szCs w:val="16"/>
+        </w:rPr>
+      </w:pPr>
+      <w:r>
+        <w:rPr>
+          <w:rFonts w:ascii="Arial Narrow" w:eastAsia="Arial Narrow" w:hAnsi="Arial Narrow" w:cs="Arial Narrow"/>
+          <w:sz w:val="16"/>
+          <w:szCs w:val="16"/>
+        </w:rPr>
+        <w:tab/>
+      </w:r>
+      <w:r>
+        <w:rPr>
+          <w:rFonts w:ascii="Arial Narrow" w:eastAsia="Arial Narrow" w:hAnsi="Arial Narrow" w:cs="Arial Narrow"/>
+          <w:b/>
+          <w:bCs/>
+          <w:sz w:val="16"/>
+          <w:szCs w:val="16"/>
+        </w:rPr>
+        <w:t xml:space="preserve">LEY DE ORGANIZACIÓN Y FUNCIONES DEL INDECOPI, APROBADA POR DECRETO LEGISLATIVO 1033 </w:t>
+      </w:r>
     </w:p>
     <w:p>
       <w:pPr>
@@ -6818,29 +6916,28 @@
         <w:jc w:val="both"/>
         <w:rPr>
           <w:rFonts w:ascii="Arial Narrow" w:eastAsia="Arial Narrow" w:hAnsi="Arial Narrow" w:cs="Arial Narrow"/>
+          <w:sz w:val="16"/>
+          <w:szCs w:val="16"/>
+        </w:rPr>
+      </w:pPr>
+      <w:r>
+        <w:rPr>
+          <w:rFonts w:ascii="Arial Narrow" w:eastAsia="Arial Narrow" w:hAnsi="Arial Narrow" w:cs="Arial Narrow"/>
           <w:b/>
           <w:bCs/>
           <w:sz w:val="16"/>
           <w:szCs w:val="16"/>
         </w:rPr>
-      </w:pPr>
-      <w:r>
-        <w:rPr>
-          <w:rFonts w:ascii="Arial Narrow" w:eastAsia="Arial Narrow" w:hAnsi="Arial Narrow" w:cs="Arial Narrow"/>
-          <w:sz w:val="16"/>
-          <w:szCs w:val="16"/>
-        </w:rPr>
         <w:tab/>
-      </w:r>
-      <w:r>
-        <w:rPr>
-          <w:rFonts w:ascii="Arial Narrow" w:eastAsia="Arial Narrow" w:hAnsi="Arial Narrow" w:cs="Arial Narrow"/>
-          <w:b/>
-          <w:bCs/>
-          <w:sz w:val="16"/>
-          <w:szCs w:val="16"/>
-        </w:rPr>
-        <w:t xml:space="preserve">LEY DE ORGANIZACIÓN Y FUNCIONES DEL INDECOPI, APROBADA POR DECRETO LEGISLATIVO 1033 </w:t>
+        <w:t>Artículo 27.-</w:t>
+      </w:r>
+      <w:r>
+        <w:rPr>
+          <w:rFonts w:ascii="Arial Narrow" w:eastAsia="Arial Narrow" w:hAnsi="Arial Narrow" w:cs="Arial Narrow"/>
+          <w:sz w:val="16"/>
+          <w:szCs w:val="16"/>
+        </w:rPr>
+        <w:t xml:space="preserve"> De la Comisión de Protección al Consumidor.- </w:t>
       </w:r>
     </w:p>
     <w:p>
@@ -6860,21 +6957,11 @@
       <w:r>
         <w:rPr>
           <w:rFonts w:ascii="Arial Narrow" w:eastAsia="Arial Narrow" w:hAnsi="Arial Narrow" w:cs="Arial Narrow"/>
-          <w:b/>
-          <w:bCs/>
           <w:sz w:val="16"/>
           <w:szCs w:val="16"/>
         </w:rPr>
         <w:tab/>
-        <w:t>Artículo 27.-</w:t>
-      </w:r>
-      <w:r>
-        <w:rPr>
-          <w:rFonts w:ascii="Arial Narrow" w:eastAsia="Arial Narrow" w:hAnsi="Arial Narrow" w:cs="Arial Narrow"/>
-          <w:sz w:val="16"/>
-          <w:szCs w:val="16"/>
-        </w:rPr>
-        <w:t xml:space="preserve"> De la Comisión de Protección al Consumidor.- </w:t>
+        <w:t>Corresponde a la Comisión de Protección al Consumidor velar por el cumplimiento de la Ley de Protección al Consumidor y de las leyes que, en general, protegen a los consumidores de la falta de idoneidad de los bienes y servicios en función de la información brindada, de las omisiones de información y de la discriminación en el consumo, así como de aquellas que complementen o sustituyan a las anteriores.</w:t>
       </w:r>
     </w:p>
     <w:p>
@@ -6887,20 +6974,15 @@
         <w:jc w:val="both"/>
         <w:rPr>
           <w:rFonts w:ascii="Arial Narrow" w:eastAsia="Arial Narrow" w:hAnsi="Arial Narrow" w:cs="Arial Narrow"/>
-          <w:sz w:val="16"/>
-          <w:szCs w:val="16"/>
-        </w:rPr>
-      </w:pPr>
-      <w:r>
-        <w:rPr>
-          <w:rFonts w:ascii="Arial Narrow" w:eastAsia="Arial Narrow" w:hAnsi="Arial Narrow" w:cs="Arial Narrow"/>
-          <w:sz w:val="16"/>
-          <w:szCs w:val="16"/>
-        </w:rPr>
-        <w:tab/>
-        <w:t>Corresponde a la Comisión de Protección al Consumidor velar por el cumplimiento de la Ley de Protección al Consumidor y de las leyes que, en general, protegen a los consumidores de la falta de idoneidad de los bienes y servicios en función de la información brindada, de las omisiones de información y de la discriminación en el consumo, así como de aquellas que complementen o sustituyan a las anteriores.</w:t>
-      </w:r>
-    </w:p>
+          <w:b/>
+          <w:bCs/>
+          <w:sz w:val="16"/>
+          <w:szCs w:val="16"/>
+        </w:rPr>
+      </w:pPr>
+    </w:p>
+  </w:footnote>
+  <w:footnote w:id="4">
     <w:p>
       <w:pPr>
         <w:pStyle w:val="Textonotapie"/>
@@ -6911,15 +6993,56 @@
         <w:jc w:val="both"/>
         <w:rPr>
           <w:rFonts w:ascii="Arial Narrow" w:eastAsia="Arial Narrow" w:hAnsi="Arial Narrow" w:cs="Arial Narrow"/>
+          <w:sz w:val="16"/>
+          <w:szCs w:val="16"/>
+        </w:rPr>
+      </w:pPr>
+      <w:r>
+        <w:rPr>
+          <w:rStyle w:val="Refdenotaalpie"/>
+          <w:rFonts w:ascii="Arial Narrow" w:eastAsia="Arial Narrow" w:hAnsi="Arial Narrow" w:cs="Arial Narrow"/>
+          <w:sz w:val="16"/>
+          <w:szCs w:val="16"/>
+          <w:vertAlign w:val="superscript"/>
+        </w:rPr>
+        <w:footnoteRef/>
+      </w:r>
+      <w:r>
+        <w:rPr>
+          <w:rFonts w:ascii="Arial Narrow" w:eastAsia="Arial Narrow" w:hAnsi="Arial Narrow" w:cs="Arial Narrow"/>
+          <w:sz w:val="16"/>
+          <w:szCs w:val="16"/>
+        </w:rPr>
+        <w:tab/>
+        <w:t xml:space="preserve"/>
+      </w:r>
+      <w:r>
+        <w:rPr>
+          <w:rFonts w:ascii="Arial Narrow" w:eastAsia="Arial Narrow" w:hAnsi="Arial Narrow" w:cs="Arial Narrow"/>
+          <w:sz w:val="16"/>
+          <w:szCs w:val="16"/>
+        </w:rPr>
+        <w:tab/>
+      </w:r>
+      <w:r>
+        <w:rPr>
+          <w:rFonts w:ascii="Arial Narrow" w:eastAsia="Arial Narrow" w:hAnsi="Arial Narrow" w:cs="Arial Narrow"/>
           <w:b/>
           <w:bCs/>
           <w:sz w:val="16"/>
           <w:szCs w:val="16"/>
         </w:rPr>
-      </w:pPr>
-    </w:p>
-  </w:footnote>
-  <w:footnote w:id="4">
+        <w:t>LEY SOBRE FACULTADES, NORMAS Y ORGANIZACIÓN DEL INDECOPI, APROBADA POR DECRETO LEGISLATIVO 807 Artículo 24.-</w:t>
+      </w:r>
+      <w:r>
+        <w:rPr>
+          <w:rFonts w:ascii="Arial Narrow" w:eastAsia="Arial Narrow" w:hAnsi="Arial Narrow" w:cs="Arial Narrow"/>
+          <w:sz w:val="16"/>
+          <w:szCs w:val="16"/>
+        </w:rPr>
+        <w:t xml:space="preserve"> El Secretario Técnico se encargará de la tramitación del procedimiento. Para ello, cuenta con las siguientes facultades:</w:t>
+      </w:r>
+    </w:p>
     <w:p>
       <w:pPr>
         <w:pStyle w:val="Textonotapie"/>
@@ -6936,47 +7059,12 @@
       </w:pPr>
       <w:r>
         <w:rPr>
-          <w:rStyle w:val="Refdenotaalpie"/>
-          <w:rFonts w:ascii="Arial Narrow" w:eastAsia="Arial Narrow" w:hAnsi="Arial Narrow" w:cs="Arial Narrow"/>
-          <w:sz w:val="16"/>
-          <w:szCs w:val="16"/>
-          <w:vertAlign w:val="superscript"/>
-        </w:rPr>
-        <w:footnoteRef/>
-      </w:r>
-      <w:r>
-        <w:rPr>
-          <w:rFonts w:ascii="Arial Narrow" w:eastAsia="Arial Narrow" w:hAnsi="Arial Narrow" w:cs="Arial Narrow"/>
-          <w:sz w:val="16"/>
-          <w:szCs w:val="16"/>
-        </w:rPr>
-        <w:t xml:space="preserve"> </w:t>
-      </w:r>
-      <w:r>
-        <w:rPr>
           <w:rFonts w:ascii="Arial Narrow" w:eastAsia="Arial Narrow" w:hAnsi="Arial Narrow" w:cs="Arial Narrow"/>
           <w:sz w:val="16"/>
           <w:szCs w:val="16"/>
         </w:rPr>
         <w:tab/>
-      </w:r>
-      <w:r>
-        <w:rPr>
-          <w:rFonts w:ascii="Arial Narrow" w:eastAsia="Arial Narrow" w:hAnsi="Arial Narrow" w:cs="Arial Narrow"/>
-          <w:b/>
-          <w:bCs/>
-          <w:sz w:val="16"/>
-          <w:szCs w:val="16"/>
-        </w:rPr>
-        <w:t>LEY SOBRE FACULTADES, NORMAS Y ORGANIZACIÓN DEL INDECOPI, APROBADA POR DECRETO LEGISLATIVO 807 Artículo 24.-</w:t>
-      </w:r>
-      <w:r>
-        <w:rPr>
-          <w:rFonts w:ascii="Arial Narrow" w:eastAsia="Arial Narrow" w:hAnsi="Arial Narrow" w:cs="Arial Narrow"/>
-          <w:sz w:val="16"/>
-          <w:szCs w:val="16"/>
-        </w:rPr>
-        <w:t xml:space="preserve"> El Secretario Técnico se encargará de la tramitación del procedimiento. Para ello, cuenta con las siguientes facultades:</w:t>
+        <w:t xml:space="preserve">(...) </w:t>
       </w:r>
     </w:p>
     <w:p>
@@ -7000,7 +7088,7 @@
           <w:szCs w:val="16"/>
         </w:rPr>
         <w:tab/>
-        <w:t xml:space="preserve">(...) </w:t>
+        <w:t xml:space="preserve">c) Admitir denuncias a trámite, en aquellos casos en que la Comisión le haya delegado esta facultad. </w:t>
       </w:r>
     </w:p>
     <w:p>
@@ -7024,7 +7112,7 @@
           <w:szCs w:val="16"/>
         </w:rPr>
         <w:tab/>
-        <w:t xml:space="preserve">c) Admitir denuncias a trámite, en aquellos casos en que la Comisión le haya delegado esta facultad. </w:t>
+        <w:t>(...).</w:t>
       </w:r>
     </w:p>
     <w:p>
@@ -7041,6 +7129,33 @@
           <w:szCs w:val="16"/>
         </w:rPr>
       </w:pPr>
+    </w:p>
+  </w:footnote>
+  <w:footnote w:id="5">
+    <w:p>
+      <w:pPr>
+        <w:pStyle w:val="Textonotapie"/>
+        <w:tabs>
+          <w:tab w:val="left" w:pos="567"/>
+        </w:tabs>
+        <w:ind w:left="567" w:hanging="567"/>
+        <w:jc w:val="both"/>
+        <w:rPr>
+          <w:rFonts w:ascii="Arial Narrow" w:eastAsia="Arial Narrow" w:hAnsi="Arial Narrow" w:cs="Arial Narrow"/>
+          <w:sz w:val="16"/>
+          <w:szCs w:val="16"/>
+        </w:rPr>
+      </w:pPr>
+      <w:r>
+        <w:rPr>
+          <w:rStyle w:val="Refdenotaalpie"/>
+          <w:rFonts w:ascii="Arial Narrow" w:eastAsia="Arial Narrow" w:hAnsi="Arial Narrow" w:cs="Arial Narrow"/>
+          <w:sz w:val="16"/>
+          <w:szCs w:val="16"/>
+          <w:vertAlign w:val="superscript"/>
+        </w:rPr>
+        <w:footnoteRef/>
+      </w:r>
       <w:r>
         <w:rPr>
           <w:rFonts w:ascii="Arial Narrow" w:eastAsia="Arial Narrow" w:hAnsi="Arial Narrow" w:cs="Arial Narrow"/>
@@ -7048,9 +7163,679 @@
           <w:szCs w:val="16"/>
         </w:rPr>
         <w:tab/>
-        <w:t>(...).</w:t>
-      </w:r>
-    </w:p>
+        <w:t xml:space="preserve"/>
+      </w:r>
+      <w:r>
+        <w:rPr>
+          <w:rFonts w:ascii="Arial Narrow" w:eastAsia="Arial Narrow" w:hAnsi="Arial Narrow" w:cs="Arial Narrow"/>
+          <w:sz w:val="16"/>
+          <w:szCs w:val="16"/>
+        </w:rPr>
+        <w:tab/>
+        <w:t xml:space="preserve">El número de trabajadores se atenderá siempre que la empresa haya sido constituida antes de la vigencia de la Ley </w:t>
+      </w:r>
+      <w:proofErr w:type="spellStart"/>
+      <w:r>
+        <w:rPr>
+          <w:rFonts w:ascii="Arial Narrow" w:eastAsia="Arial Narrow" w:hAnsi="Arial Narrow" w:cs="Arial Narrow"/>
+          <w:sz w:val="16"/>
+          <w:szCs w:val="16"/>
+        </w:rPr>
+        <w:t/>
+      </w:r>
+      <w:proofErr w:type="spellEnd"/>
+      <w:r>
+        <w:rPr>
+          <w:rFonts w:ascii="Arial Narrow" w:eastAsia="Arial Narrow" w:hAnsi="Arial Narrow" w:cs="Arial Narrow"/>
+          <w:sz w:val="16"/>
+          <w:szCs w:val="16"/>
+        </w:rPr>
+        <w:t xml:space="preserve">30056, publicada el 2 de julio de 2013, que modificó el artículo 5 del Texto Único Ordenado de la Ley de Promoción de la Competitividad, Formalización y Desarrollo de la Micro y Pequeña Empresa y de Acceso al Empleo Decente (LEY MYPE). Ello, en la medida que la Tercera Disposición Complementaria Transitoria de la norma modificatoria precisa que las empresas constituidas antes de la entrada en vigencia de dicha Ley se rigen por los requisitos de acogimiento al régimen de las micro y pequeñas empresas regulados en el Decreto Legislativo 1086.</w:t>
+      </w:r>
+    </w:p>
+    <w:p>
+      <w:pPr>
+        <w:pStyle w:val="Textonotapie"/>
+        <w:ind w:left="567" w:hanging="567"/>
+        <w:jc w:val="both"/>
+        <w:rPr>
+          <w:rFonts w:ascii="Arial Narrow" w:eastAsia="Arial Narrow" w:hAnsi="Arial Narrow" w:cs="Arial Narrow"/>
+          <w:sz w:val="16"/>
+          <w:szCs w:val="16"/>
+        </w:rPr>
+      </w:pPr>
+    </w:p>
+  </w:footnote>
+  <w:footnote w:id="6">
+    <w:p>
+      <w:pPr>
+        <w:pStyle w:val="Textonotapie"/>
+        <w:tabs>
+          <w:tab w:val="left" w:pos="567"/>
+        </w:tabs>
+        <w:ind w:left="567" w:hanging="567"/>
+        <w:jc w:val="both"/>
+        <w:rPr>
+          <w:rFonts w:ascii="Arial Narrow" w:eastAsia="Arial Narrow" w:hAnsi="Arial Narrow" w:cs="Arial Narrow"/>
+          <w:sz w:val="16"/>
+          <w:szCs w:val="16"/>
+        </w:rPr>
+      </w:pPr>
+      <w:r>
+        <w:rPr>
+          <w:rStyle w:val="Refdenotaalpie"/>
+          <w:rFonts w:ascii="Arial Narrow" w:eastAsia="Arial Narrow" w:hAnsi="Arial Narrow" w:cs="Arial Narrow"/>
+          <w:sz w:val="16"/>
+          <w:szCs w:val="16"/>
+          <w:vertAlign w:val="superscript"/>
+        </w:rPr>
+        <w:footnoteRef/>
+      </w:r>
+      <w:r>
+        <w:rPr>
+          <w:rFonts w:ascii="Arial Narrow" w:eastAsia="Arial Narrow" w:hAnsi="Arial Narrow" w:cs="Arial Narrow"/>
+          <w:sz w:val="16"/>
+          <w:szCs w:val="16"/>
+        </w:rPr>
+        <w:tab/>
+        <w:t xml:space="preserve"/>
+      </w:r>
+      <w:r>
+        <w:rPr>
+          <w:rFonts w:ascii="Arial Narrow" w:eastAsia="Arial Narrow" w:hAnsi="Arial Narrow" w:cs="Arial Narrow"/>
+          <w:sz w:val="16"/>
+          <w:szCs w:val="16"/>
+        </w:rPr>
+        <w:tab/>
+      </w:r>
+      <w:r>
+        <w:rPr>
+          <w:rFonts w:ascii="Arial Narrow" w:eastAsia="Arial Narrow" w:hAnsi="Arial Narrow" w:cs="Arial Narrow"/>
+          <w:b/>
+          <w:sz w:val="16"/>
+          <w:szCs w:val="16"/>
+        </w:rPr>
+        <w:t>LEY 29571, CÓDIGO DE PROTECCIÓN Y DEFENSA DEL CONSUMIDOR</w:t>
+      </w:r>
+      <w:r>
+        <w:rPr>
+          <w:rFonts w:ascii="Arial Narrow" w:eastAsia="Arial Narrow" w:hAnsi="Arial Narrow" w:cs="Arial Narrow"/>
+          <w:b/>
+          <w:bCs/>
+          <w:sz w:val="16"/>
+          <w:szCs w:val="16"/>
+        </w:rPr>
+        <w:t xml:space="preserve">, </w:t>
+      </w:r>
+      <w:r>
+        <w:rPr>
+          <w:rFonts w:ascii="Arial Narrow" w:eastAsia="Arial Narrow" w:hAnsi="Arial Narrow" w:cs="Arial Narrow"/>
+          <w:b/>
+          <w:sz w:val="16"/>
+          <w:szCs w:val="16"/>
+        </w:rPr>
+        <w:t>publicado el 2 de setiembre de 2010 y modificado por Decreto Legislativo 1308</w:t>
+      </w:r>
+    </w:p>
+    <w:p>
+      <w:pPr>
+        <w:pStyle w:val="Textonotapie"/>
+        <w:ind w:left="567" w:hanging="567"/>
+        <w:jc w:val="both"/>
+        <w:rPr>
+          <w:rFonts w:ascii="Arial Narrow" w:eastAsia="Arial Narrow" w:hAnsi="Arial Narrow" w:cs="Arial Narrow"/>
+          <w:b/>
+          <w:bCs/>
+          <w:sz w:val="16"/>
+          <w:szCs w:val="16"/>
+        </w:rPr>
+      </w:pPr>
+      <w:r>
+        <w:rPr>
+          <w:rFonts w:ascii="Arial Narrow" w:eastAsia="Arial Narrow" w:hAnsi="Arial Narrow" w:cs="Arial Narrow"/>
+          <w:sz w:val="16"/>
+          <w:szCs w:val="16"/>
+        </w:rPr>
+        <w:tab/>
+      </w:r>
+      <w:r>
+        <w:rPr>
+          <w:rFonts w:ascii="Arial Narrow" w:eastAsia="Arial Narrow" w:hAnsi="Arial Narrow" w:cs="Arial Narrow"/>
+          <w:b/>
+          <w:bCs/>
+          <w:sz w:val="16"/>
+          <w:szCs w:val="16"/>
+        </w:rPr>
+        <w:t>Artículo 110.- Sanciones Administrativas</w:t>
+      </w:r>
+    </w:p>
+    <w:p>
+      <w:pPr>
+        <w:autoSpaceDE w:val="0"/>
+        <w:autoSpaceDN w:val="0"/>
+        <w:adjustRightInd w:val="0"/>
+        <w:spacing w:after="0" w:line="240" w:lineRule="auto"/>
+        <w:ind w:left="567"/>
+        <w:jc w:val="both"/>
+        <w:rPr>
+          <w:rFonts w:ascii="Arial Narrow" w:eastAsia="Arial Narrow" w:hAnsi="Arial Narrow" w:cs="Arial Narrow"/>
+          <w:sz w:val="16"/>
+          <w:szCs w:val="16"/>
+          <w:lang w:eastAsia="es-PE"/>
+        </w:rPr>
+      </w:pPr>
+      <w:r>
+        <w:rPr>
+          <w:rFonts w:ascii="Arial Narrow" w:eastAsia="Arial Narrow" w:hAnsi="Arial Narrow" w:cs="Arial Narrow"/>
+          <w:sz w:val="16"/>
+          <w:szCs w:val="16"/>
+          <w:lang w:eastAsia="es-PE"/>
+        </w:rPr>
+        <w:t>(…)</w:t>
+      </w:r>
+    </w:p>
+    <w:p>
+      <w:pPr>
+        <w:autoSpaceDE w:val="0"/>
+        <w:autoSpaceDN w:val="0"/>
+        <w:adjustRightInd w:val="0"/>
+        <w:spacing w:after="0" w:line="240" w:lineRule="auto"/>
+        <w:ind w:left="567"/>
+        <w:jc w:val="both"/>
+        <w:rPr>
+          <w:rFonts w:ascii="Arial Narrow" w:eastAsia="Arial Narrow" w:hAnsi="Arial Narrow" w:cs="Arial Narrow"/>
+          <w:sz w:val="16"/>
+          <w:szCs w:val="16"/>
+          <w:lang w:eastAsia="es-PE"/>
+        </w:rPr>
+      </w:pPr>
+      <w:r>
+        <w:rPr>
+          <w:rFonts w:ascii="Arial Narrow" w:eastAsia="Arial Narrow" w:hAnsi="Arial Narrow" w:cs="Arial Narrow"/>
+          <w:sz w:val="16"/>
+          <w:szCs w:val="16"/>
+          <w:lang w:eastAsia="es-PE"/>
+        </w:rPr>
+        <w:t>En el caso de las microempresas, la multa no puede superar el diez por ciento (10%) de las ventas o ingresos brutos percibidos por el infractor, relativos a todas sus actividades económicas, correspondientes al ejercicio inmediato anterior al de la expedición de la resolución de primera instancia, siempre que se haya acreditado dichos ingresos, no se encuentre en una situación de reincidencia y el caso no verse sobre la vida, salud o integridad de los consumidores. Para el caso de las pequeñas empresas, la multa no puede superar el veinte por ciento (20%) de las ventas o ingresos brutos percibidos por el infractor, conforme a los requisitos señalados anteriormente.</w:t>
+      </w:r>
+    </w:p>
+    <w:p>
+      <w:pPr>
+        <w:autoSpaceDE w:val="0"/>
+        <w:autoSpaceDN w:val="0"/>
+        <w:adjustRightInd w:val="0"/>
+        <w:spacing w:after="0" w:line="240" w:lineRule="auto"/>
+        <w:ind w:left="567"/>
+        <w:jc w:val="both"/>
+        <w:rPr>
+          <w:rFonts w:ascii="Arial Narrow" w:eastAsia="Arial Narrow" w:hAnsi="Arial Narrow" w:cs="Arial Narrow"/>
+          <w:sz w:val="16"/>
+          <w:szCs w:val="16"/>
+          <w:lang w:eastAsia="es-PE"/>
+        </w:rPr>
+      </w:pPr>
+      <w:r>
+        <w:rPr>
+          <w:rFonts w:ascii="Arial Narrow" w:eastAsia="Arial Narrow" w:hAnsi="Arial Narrow" w:cs="Arial Narrow"/>
+          <w:sz w:val="16"/>
+          <w:szCs w:val="16"/>
+          <w:lang w:eastAsia="es-PE"/>
+        </w:rPr>
+        <w:t>(…).</w:t>
+      </w:r>
+    </w:p>
+    <w:p>
+      <w:pPr>
+        <w:pStyle w:val="Textonotapie"/>
+        <w:ind w:left="567" w:hanging="567"/>
+        <w:jc w:val="both"/>
+        <w:rPr>
+          <w:rFonts w:ascii="Arial Narrow" w:eastAsia="Arial Narrow" w:hAnsi="Arial Narrow" w:cs="Arial Narrow"/>
+          <w:sz w:val="16"/>
+          <w:szCs w:val="16"/>
+        </w:rPr>
+      </w:pPr>
+    </w:p>
+  </w:footnote>
+  <w:footnote w:id="7">
+    <w:p>
+      <w:pPr>
+        <w:pStyle w:val="Textonotapie"/>
+        <w:tabs>
+          <w:tab w:val="left" w:pos="567"/>
+        </w:tabs>
+        <w:ind w:left="567" w:hanging="567"/>
+        <w:jc w:val="both"/>
+        <w:rPr>
+          <w:rFonts w:ascii="Arial Narrow" w:eastAsia="Arial Narrow" w:hAnsi="Arial Narrow" w:cs="Arial Narrow"/>
+          <w:sz w:val="16"/>
+          <w:szCs w:val="16"/>
+        </w:rPr>
+      </w:pPr>
+      <w:r>
+        <w:rPr>
+          <w:rStyle w:val="Refdenotaalpie"/>
+          <w:rFonts w:ascii="Arial Narrow" w:eastAsia="Arial Narrow" w:hAnsi="Arial Narrow" w:cs="Arial Narrow"/>
+          <w:sz w:val="16"/>
+          <w:szCs w:val="16"/>
+          <w:vertAlign w:val="superscript"/>
+        </w:rPr>
+        <w:footnoteRef/>
+      </w:r>
+      <w:r>
+        <w:rPr>
+          <w:rFonts w:ascii="Arial Narrow" w:eastAsia="Arial Narrow" w:hAnsi="Arial Narrow" w:cs="Arial Narrow"/>
+          <w:sz w:val="16"/>
+          <w:szCs w:val="16"/>
+        </w:rPr>
+        <w:tab/>
+      </w:r>
+      <w:r>
+        <w:rPr>
+          <w:rFonts w:ascii="Arial Narrow" w:eastAsia="Arial Narrow" w:hAnsi="Arial Narrow" w:cs="Arial Narrow"/>
+          <w:b/>
+          <w:bCs/>
+          <w:sz w:val="16"/>
+          <w:szCs w:val="16"/>
+        </w:rPr>
+        <w:t xml:space="preserve">DECRETO LEGISLATIVO 807, LEY SOBRE FACULTADES, NORMAS Y ORGANIZACIÓN DEL INDECOPI, publicado el 18 de abril de 1996</w:t>
+      </w:r>
+    </w:p>
+    <w:p>
+      <w:pPr>
+        <w:pStyle w:val="Textonotapie"/>
+        <w:ind w:left="567" w:hanging="567"/>
+        <w:jc w:val="both"/>
+        <w:rPr>
+          <w:rFonts w:ascii="Arial Narrow" w:eastAsia="Arial Narrow" w:hAnsi="Arial Narrow" w:cs="Arial Narrow"/>
+          <w:sz w:val="16"/>
+          <w:szCs w:val="16"/>
+        </w:rPr>
+      </w:pPr>
+      <w:r>
+        <w:rPr>
+          <w:rFonts w:ascii="Arial Narrow" w:eastAsia="Arial Narrow" w:hAnsi="Arial Narrow" w:cs="Arial Narrow"/>
+          <w:sz w:val="16"/>
+          <w:szCs w:val="16"/>
+        </w:rPr>
+        <w:tab/>
+      </w:r>
+      <w:r>
+        <w:rPr>
+          <w:rFonts w:ascii="Arial Narrow" w:eastAsia="Arial Narrow" w:hAnsi="Arial Narrow" w:cs="Arial Narrow"/>
+          <w:b/>
+          <w:bCs/>
+          <w:sz w:val="16"/>
+          <w:szCs w:val="16"/>
+        </w:rPr>
+        <w:t xml:space="preserve">Artículo 26.-</w:t>
+      </w:r>
+      <w:r>
+        <w:rPr>
+          <w:rFonts w:ascii="Arial Narrow" w:eastAsia="Arial Narrow" w:hAnsi="Arial Narrow" w:cs="Arial Narrow"/>
+          <w:sz w:val="16"/>
+          <w:szCs w:val="16"/>
+        </w:rPr>
+        <w:t xml:space="preserve"> Una vez admitida a trámite la denuncia, se correrá traslado de la misma al denunciado, a fin de que éste presente su descargo. El plazo para la presentación del descargo será de cinco (5) días contados desde la notificación, vencido el cual, el Secretario Técnico declarará en rebeldía al denunciado que no lo hubiera presentado.</w:t>
+      </w:r>
+    </w:p>
+    <w:p>
+      <w:pPr>
+        <w:pStyle w:val="Textonotapie"/>
+        <w:ind w:left="567" w:hanging="567"/>
+        <w:jc w:val="both"/>
+        <w:rPr>
+          <w:rFonts w:ascii="Arial Narrow" w:eastAsia="Arial Narrow" w:hAnsi="Arial Narrow" w:cs="Arial Narrow"/>
+          <w:sz w:val="16"/>
+          <w:szCs w:val="16"/>
+        </w:rPr>
+      </w:pPr>
+    </w:p>
+  </w:footnote>
+  <w:footnote w:id="8">
+    <w:p>
+      <w:pPr>
+        <w:pStyle w:val="Textonotapie"/>
+        <w:tabs>
+          <w:tab w:val="left" w:pos="567"/>
+        </w:tabs>
+        <w:ind w:left="567" w:hanging="567"/>
+        <w:jc w:val="both"/>
+        <w:rPr>
+          <w:rFonts w:ascii="Arial Narrow" w:eastAsia="Arial Narrow" w:hAnsi="Arial Narrow" w:cs="Arial Narrow"/>
+          <w:sz w:val="16"/>
+          <w:szCs w:val="16"/>
+        </w:rPr>
+      </w:pPr>
+      <w:r>
+        <w:rPr>
+          <w:rStyle w:val="Refdenotaalpie"/>
+          <w:rFonts w:ascii="Arial Narrow" w:eastAsia="Arial Narrow" w:hAnsi="Arial Narrow" w:cs="Arial Narrow"/>
+          <w:sz w:val="16"/>
+          <w:szCs w:val="16"/>
+          <w:vertAlign w:val="superscript"/>
+        </w:rPr>
+        <w:footnoteRef/>
+      </w:r>
+      <w:r>
+        <w:rPr>
+          <w:rFonts w:ascii="Arial Narrow" w:eastAsia="Arial Narrow" w:hAnsi="Arial Narrow" w:cs="Arial Narrow"/>
+          <w:sz w:val="16"/>
+          <w:szCs w:val="16"/>
+        </w:rPr>
+        <w:tab/>
+      </w:r>
+      <w:r>
+        <w:rPr>
+          <w:rFonts w:ascii="Arial Narrow" w:eastAsia="Arial Narrow" w:hAnsi="Arial Narrow" w:cs="Arial Narrow"/>
+          <w:b/>
+          <w:bCs/>
+          <w:sz w:val="16"/>
+          <w:szCs w:val="16"/>
+        </w:rPr>
+        <w:t xml:space="preserve">DECRETO SUPREMO 006-2026-JUS, TEXTO ÚNICO ORDENADO DE LA LEY 27444, LEY DEL PROCEDIMIENTO ADMINISTRATIVO GENERAL, publicado el 30 de abril de 2026</w:t>
+      </w:r>
+    </w:p>
+    <w:p>
+      <w:pPr>
+        <w:pStyle w:val="Textonotapie"/>
+        <w:ind w:left="567" w:hanging="567"/>
+        <w:jc w:val="both"/>
+        <w:rPr>
+          <w:rFonts w:ascii="Arial Narrow" w:eastAsia="Arial Narrow" w:hAnsi="Arial Narrow" w:cs="Arial Narrow"/>
+          <w:sz w:val="16"/>
+          <w:szCs w:val="16"/>
+        </w:rPr>
+      </w:pPr>
+      <w:r>
+        <w:rPr>
+          <w:rFonts w:ascii="Arial Narrow" w:eastAsia="Arial Narrow" w:hAnsi="Arial Narrow" w:cs="Arial Narrow"/>
+          <w:sz w:val="16"/>
+          <w:szCs w:val="16"/>
+        </w:rPr>
+        <w:tab/>
+      </w:r>
+      <w:r>
+        <w:rPr>
+          <w:rFonts w:ascii="Arial Narrow" w:eastAsia="Arial Narrow" w:hAnsi="Arial Narrow" w:cs="Arial Narrow"/>
+          <w:b/>
+          <w:bCs/>
+          <w:sz w:val="16"/>
+          <w:szCs w:val="16"/>
+        </w:rPr>
+        <w:t xml:space="preserve">Artículo 223.- Contestación de la reclamación</w:t>
+      </w:r>
+    </w:p>
+    <w:p>
+      <w:pPr>
+        <w:pStyle w:val="Textonotapie"/>
+        <w:ind w:left="567" w:hanging="567"/>
+        <w:jc w:val="both"/>
+        <w:rPr>
+          <w:rFonts w:ascii="Arial Narrow" w:eastAsia="Arial Narrow" w:hAnsi="Arial Narrow" w:cs="Arial Narrow"/>
+          <w:sz w:val="16"/>
+          <w:szCs w:val="16"/>
+        </w:rPr>
+      </w:pPr>
+      <w:r>
+        <w:rPr>
+          <w:rFonts w:ascii="Arial Narrow" w:eastAsia="Arial Narrow" w:hAnsi="Arial Narrow" w:cs="Arial Narrow"/>
+          <w:sz w:val="16"/>
+          <w:szCs w:val="16"/>
+        </w:rPr>
+        <w:tab/>
+      </w:r>
+      <w:r>
+        <w:rPr>
+          <w:rFonts w:ascii="Arial Narrow" w:eastAsia="Arial Narrow" w:hAnsi="Arial Narrow" w:cs="Arial Narrow"/>
+          <w:sz w:val="16"/>
+          <w:szCs w:val="16"/>
+        </w:rPr>
+        <w:t xml:space="preserve">223.1 El reclamado deberá presentar la contestación de la reclamación dentro de los quince (15) días posteriores a la notificación de ésta; vencido este plazo, la Administración declarará en rebeldía al reclamado que no la hubiera presentado. La contestación deberá contener los requisitos de los escritos previstos en el artículo 113 de la presente Ley, así como la absolución de todos los asuntos controvertidos de hecho y de derecho, Las alegaciones y los hechos relevantes de la reclamación, salvo que hayan sido específicamente negadas en la contestación, se tendrán por aceptadas o merituadas como ciertas.</w:t>
+      </w:r>
+    </w:p>
+    <w:p>
+      <w:pPr>
+        <w:pStyle w:val="Textonotapie"/>
+        <w:ind w:left="567" w:hanging="567"/>
+        <w:jc w:val="both"/>
+        <w:rPr>
+          <w:rFonts w:ascii="Arial Narrow" w:eastAsia="Arial Narrow" w:hAnsi="Arial Narrow" w:cs="Arial Narrow"/>
+          <w:sz w:val="16"/>
+          <w:szCs w:val="16"/>
+        </w:rPr>
+      </w:pPr>
+    </w:p>
+  </w:footnote>
+  <w:footnote w:id="9">
+    <w:p>
+      <w:pPr>
+        <w:tabs>
+          <w:tab w:val="left" w:pos="567"/>
+        </w:tabs>
+        <w:spacing w:after="0" w:line="240" w:lineRule="auto"/>
+        <w:ind w:left="567" w:hanging="567"/>
+        <w:jc w:val="both"/>
+        <w:rPr>
+          <w:rFonts w:ascii="Arial Narrow" w:eastAsia="Arial Narrow" w:hAnsi="Arial Narrow" w:cs="Arial Narrow"/>
+          <w:sz w:val="16"/>
+          <w:szCs w:val="16"/>
+        </w:rPr>
+      </w:pPr>
+      <w:r>
+        <w:rPr>
+          <w:rStyle w:val="Refdenotaalpie"/>
+          <w:rFonts w:ascii="Arial Narrow" w:eastAsia="Arial Narrow" w:hAnsi="Arial Narrow" w:cs="Arial Narrow"/>
+          <w:sz w:val="16"/>
+          <w:szCs w:val="16"/>
+          <w:vertAlign w:val="superscript"/>
+        </w:rPr>
+        <w:footnoteRef/>
+      </w:r>
+      <w:r>
+        <w:rPr>
+          <w:rFonts w:ascii="Arial Narrow" w:eastAsia="Arial Narrow" w:hAnsi="Arial Narrow" w:cs="Arial Narrow"/>
+          <w:sz w:val="16"/>
+          <w:szCs w:val="16"/>
+          <w:vertAlign w:val="superscript"/>
+        </w:rPr>
+        <w:tab/>
+        <w:t xml:space="preserve"/>
+      </w:r>
+      <w:r>
+        <w:rPr>
+          <w:rFonts w:ascii="Arial Narrow" w:eastAsia="Arial Narrow" w:hAnsi="Arial Narrow" w:cs="Arial Narrow"/>
+          <w:sz w:val="16"/>
+          <w:szCs w:val="16"/>
+        </w:rPr>
+        <w:t xml:space="preserve"> </w:t>
+      </w:r>
+      <w:r>
+        <w:rPr>
+          <w:rFonts w:ascii="Arial Narrow" w:eastAsia="Arial Narrow" w:hAnsi="Arial Narrow" w:cs="Arial Narrow"/>
+          <w:sz w:val="16"/>
+          <w:szCs w:val="16"/>
+        </w:rPr>
+        <w:tab/>
+      </w:r>
+      <w:r>
+        <w:rPr>
+          <w:rFonts w:ascii="Arial Narrow" w:eastAsia="Arial Narrow" w:hAnsi="Arial Narrow" w:cs="Arial Narrow"/>
+          <w:b/>
+          <w:sz w:val="16"/>
+          <w:szCs w:val="16"/>
+        </w:rPr>
+        <w:t>LEY 29571, CÓDIGO DE PROTECCIÓN Y DEFENSA DEL CONSUMIDOR</w:t>
+      </w:r>
+      <w:r>
+        <w:rPr>
+          <w:rFonts w:ascii="Arial Narrow" w:eastAsia="Arial Narrow" w:hAnsi="Arial Narrow" w:cs="Arial Narrow"/>
+          <w:b/>
+          <w:bCs/>
+          <w:sz w:val="16"/>
+          <w:szCs w:val="16"/>
+        </w:rPr>
+        <w:t xml:space="preserve">, </w:t>
+      </w:r>
+      <w:r>
+        <w:rPr>
+          <w:rFonts w:ascii="Arial Narrow" w:eastAsia="Arial Narrow" w:hAnsi="Arial Narrow" w:cs="Arial Narrow"/>
+          <w:b/>
+          <w:sz w:val="16"/>
+          <w:szCs w:val="16"/>
+        </w:rPr>
+        <w:t>publicado el 2 de setiembre de 2010 y modificado por Decreto Legislativo 1308</w:t>
+      </w:r>
+    </w:p>
+    <w:p>
+      <w:pPr>
+        <w:spacing w:after="0" w:line="240" w:lineRule="auto"/>
+        <w:ind w:left="567" w:hanging="567"/>
+        <w:jc w:val="both"/>
+        <w:rPr>
+          <w:rFonts w:ascii="Arial Narrow" w:eastAsia="Arial Narrow" w:hAnsi="Arial Narrow" w:cs="Arial Narrow"/>
+          <w:b/>
+          <w:sz w:val="16"/>
+          <w:szCs w:val="16"/>
+        </w:rPr>
+      </w:pPr>
+      <w:r>
+        <w:rPr>
+          <w:rFonts w:ascii="Arial Narrow" w:eastAsia="Arial Narrow" w:hAnsi="Arial Narrow" w:cs="Arial Narrow"/>
+          <w:b/>
+          <w:sz w:val="16"/>
+          <w:szCs w:val="16"/>
+        </w:rPr>
+        <w:tab/>
+        <w:t>Artículo 110.- Sanciones administrativas</w:t>
+      </w:r>
+    </w:p>
+    <w:p>
+      <w:pPr>
+        <w:spacing w:after="0" w:line="240" w:lineRule="auto"/>
+        <w:ind w:left="567"/>
+        <w:jc w:val="both"/>
+        <w:rPr>
+          <w:rFonts w:ascii="Arial Narrow" w:eastAsia="Arial Narrow" w:hAnsi="Arial Narrow" w:cs="Arial Narrow"/>
+          <w:sz w:val="16"/>
+          <w:szCs w:val="16"/>
+        </w:rPr>
+      </w:pPr>
+      <w:r>
+        <w:rPr>
+          <w:rFonts w:ascii="Arial Narrow" w:eastAsia="Arial Narrow" w:hAnsi="Arial Narrow" w:cs="Arial Narrow"/>
+          <w:sz w:val="16"/>
+          <w:szCs w:val="16"/>
+        </w:rPr>
+        <w:t>El órgano resolutivo puede sancionar las infracciones administrativas a que se refiere el artículo 108 con amonestación y multas de hasta cuatrocientos cincuenta (450) Unidades Impositivas Tributarias (UIT), las cuales son calificadas de la siguiente manera:</w:t>
+      </w:r>
+    </w:p>
+    <w:p>
+      <w:pPr>
+        <w:numPr>
+          <w:ilvl w:val="0"/>
+          <w:numId w:val="2"/>
+        </w:numPr>
+        <w:spacing w:after="0" w:line="240" w:lineRule="auto"/>
+        <w:ind w:left="426" w:firstLine="141"/>
+        <w:jc w:val="both"/>
+        <w:rPr>
+          <w:rFonts w:ascii="Arial Narrow" w:eastAsia="Arial Narrow" w:hAnsi="Arial Narrow" w:cs="Arial Narrow"/>
+          <w:sz w:val="16"/>
+          <w:szCs w:val="16"/>
+        </w:rPr>
+      </w:pPr>
+      <w:r>
+        <w:rPr>
+          <w:rFonts w:ascii="Arial Narrow" w:eastAsia="Arial Narrow" w:hAnsi="Arial Narrow" w:cs="Arial Narrow"/>
+          <w:sz w:val="16"/>
+          <w:szCs w:val="16"/>
+        </w:rPr>
+        <w:t>Infracciones leves, con una amonestación o con una multa de hasta cincuenta (50) UIT.</w:t>
+      </w:r>
+    </w:p>
+    <w:p>
+      <w:pPr>
+        <w:numPr>
+          <w:ilvl w:val="0"/>
+          <w:numId w:val="2"/>
+        </w:numPr>
+        <w:spacing w:after="0" w:line="240" w:lineRule="auto"/>
+        <w:ind w:left="426" w:firstLine="141"/>
+        <w:jc w:val="both"/>
+        <w:rPr>
+          <w:rFonts w:ascii="Arial Narrow" w:eastAsia="Arial Narrow" w:hAnsi="Arial Narrow" w:cs="Arial Narrow"/>
+          <w:sz w:val="16"/>
+          <w:szCs w:val="16"/>
+        </w:rPr>
+      </w:pPr>
+      <w:r>
+        <w:rPr>
+          <w:rFonts w:ascii="Arial Narrow" w:eastAsia="Arial Narrow" w:hAnsi="Arial Narrow" w:cs="Arial Narrow"/>
+          <w:sz w:val="16"/>
+          <w:szCs w:val="16"/>
+        </w:rPr>
+        <w:t>Infracciones graves, con una multa de hasta ciento cincuenta (150) UIT.</w:t>
+      </w:r>
+    </w:p>
+    <w:p>
+      <w:pPr>
+        <w:numPr>
+          <w:ilvl w:val="0"/>
+          <w:numId w:val="2"/>
+        </w:numPr>
+        <w:spacing w:after="0" w:line="240" w:lineRule="auto"/>
+        <w:ind w:left="426" w:firstLine="141"/>
+        <w:jc w:val="both"/>
+        <w:rPr>
+          <w:rFonts w:ascii="Arial Narrow" w:eastAsia="Arial Narrow" w:hAnsi="Arial Narrow" w:cs="Arial Narrow"/>
+          <w:sz w:val="16"/>
+          <w:szCs w:val="16"/>
+        </w:rPr>
+      </w:pPr>
+      <w:r>
+        <w:rPr>
+          <w:rFonts w:ascii="Arial Narrow" w:eastAsia="Arial Narrow" w:hAnsi="Arial Narrow" w:cs="Arial Narrow"/>
+          <w:sz w:val="16"/>
+          <w:szCs w:val="16"/>
+        </w:rPr>
+        <w:t>Infracciones muy graves, con una multa de hasta cuatrocientos cincuenta (450) UIT.</w:t>
+      </w:r>
+    </w:p>
+    <w:p>
+      <w:pPr>
+        <w:spacing w:after="0" w:line="240" w:lineRule="auto"/>
+        <w:ind w:left="567"/>
+        <w:jc w:val="both"/>
+        <w:rPr>
+          <w:rFonts w:ascii="Arial Narrow" w:eastAsia="Arial Narrow" w:hAnsi="Arial Narrow" w:cs="Arial Narrow"/>
+          <w:sz w:val="16"/>
+          <w:szCs w:val="16"/>
+        </w:rPr>
+      </w:pPr>
+      <w:r>
+        <w:rPr>
+          <w:rFonts w:ascii="Arial Narrow" w:eastAsia="Arial Narrow" w:hAnsi="Arial Narrow" w:cs="Arial Narrow"/>
+          <w:sz w:val="16"/>
+          <w:szCs w:val="16"/>
+        </w:rPr>
+        <w:t>(…).</w:t>
+      </w:r>
+    </w:p>
+    <w:p>
+      <w:pPr>
+        <w:spacing w:after="0" w:line="240" w:lineRule="auto"/>
+        <w:ind w:left="567" w:hanging="567"/>
+        <w:jc w:val="both"/>
+        <w:rPr>
+          <w:rFonts w:ascii="Arial Narrow" w:eastAsia="Arial Narrow" w:hAnsi="Arial Narrow" w:cs="Arial Narrow"/>
+          <w:sz w:val="16"/>
+          <w:szCs w:val="16"/>
+        </w:rPr>
+      </w:pPr>
+    </w:p>
+  </w:footnote>
+  <w:footnote w:id="10">
     <w:p>
       <w:pPr>
         <w:pStyle w:val="Textonotapie"/>
@@ -7061,39 +7846,56 @@
         <w:jc w:val="both"/>
         <w:rPr>
           <w:rFonts w:ascii="Arial Narrow" w:eastAsia="Arial Narrow" w:hAnsi="Arial Narrow" w:cs="Arial Narrow"/>
-          <w:sz w:val="16"/>
-          <w:szCs w:val="16"/>
-        </w:rPr>
-      </w:pPr>
-      <w:r>
-        <w:rPr>
-          <w:rFonts w:ascii="Arial Narrow" w:eastAsia="Arial Narrow" w:hAnsi="Arial Narrow" w:cs="Arial Narrow"/>
-          <w:sz w:val="16"/>
-          <w:szCs w:val="16"/>
-        </w:rPr>
-        <w:t xml:space="preserve">. </w:t>
-      </w:r>
-    </w:p>
-    <w:p>
-      <w:pPr>
-        <w:pStyle w:val="Textonotapie"/>
+          <w:b/>
+          <w:bCs/>
+          <w:sz w:val="16"/>
+          <w:szCs w:val="16"/>
+        </w:rPr>
+      </w:pPr>
+      <w:r>
+        <w:rPr>
+          <w:rStyle w:val="Refdenotaalpie"/>
+          <w:rFonts w:ascii="Arial Narrow" w:eastAsia="Arial Narrow" w:hAnsi="Arial Narrow" w:cs="Arial Narrow"/>
+          <w:sz w:val="16"/>
+          <w:szCs w:val="16"/>
+          <w:vertAlign w:val="superscript"/>
+        </w:rPr>
+        <w:footnoteRef/>
+      </w:r>
+      <w:r>
+        <w:rPr>
+          <w:rFonts w:ascii="Arial Narrow" w:eastAsia="Arial Narrow" w:hAnsi="Arial Narrow" w:cs="Arial Narrow"/>
+          <w:sz w:val="16"/>
+          <w:szCs w:val="16"/>
+        </w:rPr>
+        <w:tab/>
+        <w:t xml:space="preserve"/>
+      </w:r>
+      <w:r>
+        <w:rPr>
+          <w:rFonts w:ascii="Arial Narrow" w:eastAsia="Arial Narrow" w:hAnsi="Arial Narrow" w:cs="Arial Narrow"/>
+          <w:sz w:val="16"/>
+          <w:szCs w:val="16"/>
+        </w:rPr>
+        <w:tab/>
+      </w:r>
+      <w:r>
+        <w:rPr>
+          <w:rFonts w:ascii="Arial Narrow" w:eastAsia="Arial Narrow" w:hAnsi="Arial Narrow" w:cs="Arial Narrow"/>
+          <w:b/>
+          <w:bCs/>
+          <w:sz w:val="16"/>
+          <w:szCs w:val="16"/>
+        </w:rPr>
+        <w:t xml:space="preserve">LEY 29571, CÓDIGO DE PROTECCIÓN Y DEFENSA DEL CONSUMIDOR, publicado el 2 de setiembre de 2010 y modificado por Decreto Legislativo 1308 </w:t>
+      </w:r>
+    </w:p>
+    <w:p>
+      <w:pPr>
         <w:tabs>
           <w:tab w:val="left" w:pos="567"/>
         </w:tabs>
-        <w:ind w:left="567" w:right="-1" w:hanging="567"/>
-        <w:jc w:val="both"/>
-        <w:rPr>
-          <w:rFonts w:ascii="Arial Narrow" w:eastAsia="Arial Narrow" w:hAnsi="Arial Narrow" w:cs="Arial Narrow"/>
-          <w:sz w:val="16"/>
-          <w:szCs w:val="16"/>
-        </w:rPr>
-      </w:pPr>
-    </w:p>
-  </w:footnote>
-  <w:footnote w:id="5">
-    <w:p>
-      <w:pPr>
-        <w:pStyle w:val="Textonotapie"/>
+        <w:spacing w:after="0" w:line="240" w:lineRule="auto"/>
         <w:ind w:left="567" w:hanging="567"/>
         <w:jc w:val="both"/>
         <w:rPr>
@@ -7104,715 +7906,12 @@
       </w:pPr>
       <w:r>
         <w:rPr>
-          <w:rStyle w:val="Refdenotaalpie"/>
-          <w:rFonts w:ascii="Arial Narrow" w:eastAsia="Arial Narrow" w:hAnsi="Arial Narrow" w:cs="Arial Narrow"/>
-          <w:sz w:val="16"/>
-          <w:szCs w:val="16"/>
-          <w:vertAlign w:val="superscript"/>
-        </w:rPr>
-        <w:footnoteRef/>
-      </w:r>
-      <w:r>
-        <w:rPr>
-          <w:rFonts w:ascii="Arial Narrow" w:eastAsia="Arial Narrow" w:hAnsi="Arial Narrow" w:cs="Arial Narrow"/>
-          <w:sz w:val="16"/>
-          <w:szCs w:val="16"/>
-        </w:rPr>
-        <w:t xml:space="preserve"> </w:t>
-      </w:r>
-      <w:r>
-        <w:rPr>
           <w:rFonts w:ascii="Arial Narrow" w:eastAsia="Arial Narrow" w:hAnsi="Arial Narrow" w:cs="Arial Narrow"/>
           <w:sz w:val="16"/>
           <w:szCs w:val="16"/>
         </w:rPr>
         <w:tab/>
-        <w:t xml:space="preserve">El número de trabajadores se atenderá siempre que la empresa haya sido constituida antes de la vigencia de la Ley </w:t>
-      </w:r>
-      <w:proofErr w:type="spellStart"/>
-      <w:r>
-        <w:rPr>
-          <w:rFonts w:ascii="Arial Narrow" w:eastAsia="Arial Narrow" w:hAnsi="Arial Narrow" w:cs="Arial Narrow"/>
-          <w:sz w:val="16"/>
-          <w:szCs w:val="16"/>
-        </w:rPr>
-        <w:t/>
-      </w:r>
-      <w:proofErr w:type="spellEnd"/>
-      <w:r>
-        <w:rPr>
-          <w:rFonts w:ascii="Arial Narrow" w:eastAsia="Arial Narrow" w:hAnsi="Arial Narrow" w:cs="Arial Narrow"/>
-          <w:sz w:val="16"/>
-          <w:szCs w:val="16"/>
-        </w:rPr>
-        <w:t xml:space="preserve"> 30056, publicada el 2 de julio de 2013, que modificó el artículo 5 del Texto Único Ordenado de la Ley de Promoción de la Competitividad, Formalización y Desarrollo de la Micro y Pequeña Empresa y de Acceso al Empleo Decente (LEY MYPE). Ello, en la medida que la Tercera Disposición Complementaria Transitoria de la norma modificatoria precisa que las empresas constituidas antes de la entrada en vigencia de dicha Ley se rigen por los requisitos de acogimiento al régimen de las micro y pequeñas empresas regulados en el Decreto Legislativo 1086.</w:t>
-      </w:r>
-    </w:p>
-    <w:p>
-      <w:pPr>
-        <w:pStyle w:val="Textonotapie"/>
-        <w:ind w:left="567" w:hanging="567"/>
-        <w:jc w:val="both"/>
-        <w:rPr>
-          <w:rFonts w:ascii="Arial Narrow" w:eastAsia="Arial Narrow" w:hAnsi="Arial Narrow" w:cs="Arial Narrow"/>
-          <w:sz w:val="16"/>
-          <w:szCs w:val="16"/>
-        </w:rPr>
-      </w:pPr>
-    </w:p>
-  </w:footnote>
-  <w:footnote w:id="6">
-    <w:p>
-      <w:pPr>
-        <w:pStyle w:val="Textonotapie"/>
-        <w:ind w:left="567" w:hanging="567"/>
-        <w:jc w:val="both"/>
-        <w:rPr>
-          <w:rFonts w:ascii="Arial Narrow" w:eastAsia="Arial Narrow" w:hAnsi="Arial Narrow" w:cs="Arial Narrow"/>
-          <w:sz w:val="16"/>
-          <w:szCs w:val="16"/>
-        </w:rPr>
-      </w:pPr>
-      <w:r>
-        <w:rPr>
-          <w:rStyle w:val="Refdenotaalpie"/>
-          <w:rFonts w:ascii="Arial Narrow" w:eastAsia="Arial Narrow" w:hAnsi="Arial Narrow" w:cs="Arial Narrow"/>
-          <w:sz w:val="16"/>
-          <w:szCs w:val="16"/>
-          <w:vertAlign w:val="superscript"/>
-        </w:rPr>
-        <w:footnoteRef/>
-      </w:r>
-      <w:r>
-        <w:rPr>
-          <w:rFonts w:ascii="Arial Narrow" w:eastAsia="Arial Narrow" w:hAnsi="Arial Narrow" w:cs="Arial Narrow"/>
-          <w:sz w:val="16"/>
-          <w:szCs w:val="16"/>
-        </w:rPr>
-        <w:t xml:space="preserve"> </w:t>
-      </w:r>
-      <w:r>
-        <w:rPr>
-          <w:rFonts w:ascii="Arial Narrow" w:eastAsia="Arial Narrow" w:hAnsi="Arial Narrow" w:cs="Arial Narrow"/>
-          <w:sz w:val="16"/>
-          <w:szCs w:val="16"/>
-        </w:rPr>
-        <w:tab/>
-      </w:r>
-      <w:r>
-        <w:rPr>
-          <w:rFonts w:ascii="Arial Narrow" w:eastAsia="Arial Narrow" w:hAnsi="Arial Narrow" w:cs="Arial Narrow"/>
-          <w:b/>
-          <w:sz w:val="16"/>
-          <w:szCs w:val="16"/>
-        </w:rPr>
-        <w:t>LEY 29571, CÓDIGO DE PROTECCIÓN Y DEFENSA DEL CONSUMIDOR</w:t>
-      </w:r>
-      <w:r>
-        <w:rPr>
-          <w:rFonts w:ascii="Arial Narrow" w:eastAsia="Arial Narrow" w:hAnsi="Arial Narrow" w:cs="Arial Narrow"/>
-          <w:b/>
-          <w:bCs/>
-          <w:sz w:val="16"/>
-          <w:szCs w:val="16"/>
-        </w:rPr>
-        <w:t xml:space="preserve">, </w:t>
-      </w:r>
-      <w:r>
-        <w:rPr>
-          <w:rFonts w:ascii="Arial Narrow" w:eastAsia="Arial Narrow" w:hAnsi="Arial Narrow" w:cs="Arial Narrow"/>
-          <w:b/>
-          <w:sz w:val="16"/>
-          <w:szCs w:val="16"/>
-        </w:rPr>
-        <w:t>publicado el 2 de setiembre de 2010 y modificado por Decreto Legislativo 1308</w:t>
-      </w:r>
-    </w:p>
-    <w:p>
-      <w:pPr>
-        <w:pStyle w:val="Textonotapie"/>
-        <w:ind w:left="567" w:hanging="567"/>
-        <w:jc w:val="both"/>
-        <w:rPr>
-          <w:rFonts w:ascii="Arial Narrow" w:eastAsia="Arial Narrow" w:hAnsi="Arial Narrow" w:cs="Arial Narrow"/>
-          <w:b/>
-          <w:bCs/>
-          <w:sz w:val="16"/>
-          <w:szCs w:val="16"/>
-        </w:rPr>
-      </w:pPr>
-      <w:r>
-        <w:rPr>
-          <w:rFonts w:ascii="Arial Narrow" w:eastAsia="Arial Narrow" w:hAnsi="Arial Narrow" w:cs="Arial Narrow"/>
-          <w:sz w:val="16"/>
-          <w:szCs w:val="16"/>
-        </w:rPr>
-        <w:tab/>
-      </w:r>
-      <w:r>
-        <w:rPr>
-          <w:rFonts w:ascii="Arial Narrow" w:eastAsia="Arial Narrow" w:hAnsi="Arial Narrow" w:cs="Arial Narrow"/>
-          <w:b/>
-          <w:bCs/>
-          <w:sz w:val="16"/>
-          <w:szCs w:val="16"/>
-        </w:rPr>
-        <w:t>Artículo 110.- Sanciones Administrativas</w:t>
-      </w:r>
-    </w:p>
-    <w:p>
-      <w:pPr>
-        <w:autoSpaceDE w:val="0"/>
-        <w:autoSpaceDN w:val="0"/>
-        <w:adjustRightInd w:val="0"/>
-        <w:spacing w:after="0" w:line="240" w:lineRule="auto"/>
-        <w:ind w:left="567"/>
-        <w:jc w:val="both"/>
-        <w:rPr>
-          <w:rFonts w:ascii="Arial Narrow" w:eastAsia="Arial Narrow" w:hAnsi="Arial Narrow" w:cs="Arial Narrow"/>
-          <w:sz w:val="16"/>
-          <w:szCs w:val="16"/>
-          <w:lang w:eastAsia="es-PE"/>
-        </w:rPr>
-      </w:pPr>
-      <w:r>
-        <w:rPr>
-          <w:rFonts w:ascii="Arial Narrow" w:eastAsia="Arial Narrow" w:hAnsi="Arial Narrow" w:cs="Arial Narrow"/>
-          <w:sz w:val="16"/>
-          <w:szCs w:val="16"/>
-          <w:lang w:eastAsia="es-PE"/>
-        </w:rPr>
-        <w:t>(…)</w:t>
-      </w:r>
-    </w:p>
-    <w:p>
-      <w:pPr>
-        <w:autoSpaceDE w:val="0"/>
-        <w:autoSpaceDN w:val="0"/>
-        <w:adjustRightInd w:val="0"/>
-        <w:spacing w:after="0" w:line="240" w:lineRule="auto"/>
-        <w:ind w:left="567"/>
-        <w:jc w:val="both"/>
-        <w:rPr>
-          <w:rFonts w:ascii="Arial Narrow" w:eastAsia="Arial Narrow" w:hAnsi="Arial Narrow" w:cs="Arial Narrow"/>
-          <w:sz w:val="16"/>
-          <w:szCs w:val="16"/>
-          <w:lang w:eastAsia="es-PE"/>
-        </w:rPr>
-      </w:pPr>
-      <w:r>
-        <w:rPr>
-          <w:rFonts w:ascii="Arial Narrow" w:eastAsia="Arial Narrow" w:hAnsi="Arial Narrow" w:cs="Arial Narrow"/>
-          <w:sz w:val="16"/>
-          <w:szCs w:val="16"/>
-          <w:lang w:eastAsia="es-PE"/>
-        </w:rPr>
-        <w:t>En el caso de las microempresas, la multa no puede superar el diez por ciento (10%) de las ventas o ingresos brutos percibidos por el infractor, relativos a todas sus actividades económicas, correspondientes al ejercicio inmediato anterior al de la expedición de la resolución de primera instancia, siempre que se haya acreditado dichos ingresos, no se encuentre en una situación de reincidencia y el caso no verse sobre la vida, salud o integridad de los consumidores. Para el caso de las pequeñas empresas, la multa no puede superar el veinte por ciento (20%) de las ventas o ingresos brutos percibidos por el infractor, conforme a los requisitos señalados anteriormente.</w:t>
-      </w:r>
-    </w:p>
-    <w:p>
-      <w:pPr>
-        <w:autoSpaceDE w:val="0"/>
-        <w:autoSpaceDN w:val="0"/>
-        <w:adjustRightInd w:val="0"/>
-        <w:spacing w:after="0" w:line="240" w:lineRule="auto"/>
-        <w:ind w:left="567"/>
-        <w:jc w:val="both"/>
-        <w:rPr>
-          <w:rFonts w:ascii="Arial Narrow" w:eastAsia="Arial Narrow" w:hAnsi="Arial Narrow" w:cs="Arial Narrow"/>
-          <w:sz w:val="16"/>
-          <w:szCs w:val="16"/>
-          <w:lang w:eastAsia="es-PE"/>
-        </w:rPr>
-      </w:pPr>
-      <w:r>
-        <w:rPr>
-          <w:rFonts w:ascii="Arial Narrow" w:eastAsia="Arial Narrow" w:hAnsi="Arial Narrow" w:cs="Arial Narrow"/>
-          <w:sz w:val="16"/>
-          <w:szCs w:val="16"/>
-          <w:lang w:eastAsia="es-PE"/>
-        </w:rPr>
-        <w:t>(…).</w:t>
-      </w:r>
-    </w:p>
-    <w:p>
-      <w:pPr>
-        <w:pStyle w:val="Textonotapie"/>
-        <w:ind w:left="567" w:hanging="567"/>
-        <w:jc w:val="both"/>
-        <w:rPr>
-          <w:rFonts w:ascii="Arial Narrow" w:eastAsia="Arial Narrow" w:hAnsi="Arial Narrow" w:cs="Arial Narrow"/>
-          <w:sz w:val="16"/>
-          <w:szCs w:val="16"/>
-        </w:rPr>
-      </w:pPr>
-    </w:p>
-  </w:footnote>
-  <w:footnote w:id="12">
-    <w:p>
-      <w:pPr>
-        <w:pStyle w:val="Textonotapie"/>
-        <w:ind w:left="567" w:hanging="567"/>
-        <w:jc w:val="both"/>
-        <w:rPr>
-          <w:rFonts w:ascii="Arial Narrow" w:eastAsia="Arial Narrow" w:hAnsi="Arial Narrow" w:cs="Arial Narrow"/>
-          <w:sz w:val="16"/>
-          <w:szCs w:val="16"/>
-        </w:rPr>
-      </w:pPr>
-      <w:r>
-        <w:rPr>
-          <w:rStyle w:val="Refdenotaalpie"/>
-          <w:rFonts w:ascii="Arial Narrow" w:eastAsia="Arial Narrow" w:hAnsi="Arial Narrow" w:cs="Arial Narrow"/>
-          <w:sz w:val="16"/>
-          <w:szCs w:val="16"/>
-          <w:vertAlign w:val="superscript"/>
-        </w:rPr>
-        <w:footnoteRef/>
-      </w:r>
-      <w:r>
-        <w:rPr>
-          <w:rFonts w:ascii="Arial Narrow" w:eastAsia="Arial Narrow" w:hAnsi="Arial Narrow" w:cs="Arial Narrow"/>
-          <w:sz w:val="16"/>
-          <w:szCs w:val="16"/>
-        </w:rPr>
-        <w:tab/>
-      </w:r>
-      <w:r>
-        <w:rPr>
-          <w:rFonts w:ascii="Arial Narrow" w:eastAsia="Arial Narrow" w:hAnsi="Arial Narrow" w:cs="Arial Narrow"/>
-          <w:b/>
-          <w:bCs/>
-          <w:sz w:val="16"/>
-          <w:szCs w:val="16"/>
-        </w:rPr>
-        <w:t xml:space="preserve">DECRETO LEGISLATIVO 807, LEY SOBRE FACULTADES, NORMAS Y ORGANIZACIÓN DEL INDECOPI, publicado el 18 de abril de 1996</w:t>
-      </w:r>
-    </w:p>
-    <w:p>
-      <w:pPr>
-        <w:pStyle w:val="Textonotapie"/>
-        <w:ind w:left="567" w:hanging="567"/>
-        <w:jc w:val="both"/>
-        <w:rPr>
-          <w:rFonts w:ascii="Arial Narrow" w:eastAsia="Arial Narrow" w:hAnsi="Arial Narrow" w:cs="Arial Narrow"/>
-          <w:sz w:val="16"/>
-          <w:szCs w:val="16"/>
-        </w:rPr>
-      </w:pPr>
-      <w:r>
-        <w:rPr>
-          <w:rFonts w:ascii="Arial Narrow" w:eastAsia="Arial Narrow" w:hAnsi="Arial Narrow" w:cs="Arial Narrow"/>
-          <w:sz w:val="16"/>
-          <w:szCs w:val="16"/>
-        </w:rPr>
-        <w:tab/>
-      </w:r>
-      <w:r>
-        <w:rPr>
-          <w:rFonts w:ascii="Arial Narrow" w:eastAsia="Arial Narrow" w:hAnsi="Arial Narrow" w:cs="Arial Narrow"/>
-          <w:b/>
-          <w:bCs/>
-          <w:sz w:val="16"/>
-          <w:szCs w:val="16"/>
-        </w:rPr>
-        <w:t xml:space="preserve">Artículo 26.-</w:t>
-      </w:r>
-      <w:r>
-        <w:rPr>
-          <w:rFonts w:ascii="Arial Narrow" w:eastAsia="Arial Narrow" w:hAnsi="Arial Narrow" w:cs="Arial Narrow"/>
-          <w:sz w:val="16"/>
-          <w:szCs w:val="16"/>
-        </w:rPr>
-        <w:t xml:space="preserve"> Una vez admitida a trámite la denuncia, se correrá traslado de la misma al denunciado, a fin de que éste presente su descargo. El plazo para la presentación del descargo será de cinco (5) días contados desde la notificación, vencido el cual, el Secretario Técnico declarará en rebeldía al denunciado que no lo hubiera presentado.</w:t>
-      </w:r>
-    </w:p>
-    <w:p>
-      <w:pPr>
-        <w:pStyle w:val="Textonotapie"/>
-        <w:ind w:left="567" w:hanging="567"/>
-        <w:jc w:val="both"/>
-        <w:rPr>
-          <w:rFonts w:ascii="Arial Narrow" w:eastAsia="Arial Narrow" w:hAnsi="Arial Narrow" w:cs="Arial Narrow"/>
-          <w:sz w:val="16"/>
-          <w:szCs w:val="16"/>
-        </w:rPr>
-      </w:pPr>
-    </w:p>
-  </w:footnote>
-  <w:footnote w:id="13">
-    <w:p>
-      <w:pPr>
-        <w:pStyle w:val="Textonotapie"/>
-        <w:ind w:left="567" w:hanging="567"/>
-        <w:jc w:val="both"/>
-        <w:rPr>
-          <w:rFonts w:ascii="Arial Narrow" w:eastAsia="Arial Narrow" w:hAnsi="Arial Narrow" w:cs="Arial Narrow"/>
-          <w:sz w:val="16"/>
-          <w:szCs w:val="16"/>
-        </w:rPr>
-      </w:pPr>
-      <w:r>
-        <w:rPr>
-          <w:rStyle w:val="Refdenotaalpie"/>
-          <w:rFonts w:ascii="Arial Narrow" w:eastAsia="Arial Narrow" w:hAnsi="Arial Narrow" w:cs="Arial Narrow"/>
-          <w:sz w:val="16"/>
-          <w:szCs w:val="16"/>
-          <w:vertAlign w:val="superscript"/>
-        </w:rPr>
-        <w:footnoteRef/>
-      </w:r>
-      <w:r>
-        <w:rPr>
-          <w:rFonts w:ascii="Arial Narrow" w:eastAsia="Arial Narrow" w:hAnsi="Arial Narrow" w:cs="Arial Narrow"/>
-          <w:sz w:val="16"/>
-          <w:szCs w:val="16"/>
-        </w:rPr>
-        <w:tab/>
-      </w:r>
-      <w:r>
-        <w:rPr>
-          <w:rFonts w:ascii="Arial Narrow" w:eastAsia="Arial Narrow" w:hAnsi="Arial Narrow" w:cs="Arial Narrow"/>
-          <w:b/>
-          <w:bCs/>
-          <w:sz w:val="16"/>
-          <w:szCs w:val="16"/>
-        </w:rPr>
-        <w:t xml:space="preserve">DECRETO SUPREMO 006-2026-JUS, TEXTO ÚNICO ORDENADO DE LA LEY 27444, LEY DEL PROCEDIMIENTO ADMINISTRATIVO GENERAL, publicado el 30 de abril de 2026</w:t>
-      </w:r>
-    </w:p>
-    <w:p>
-      <w:pPr>
-        <w:pStyle w:val="Textonotapie"/>
-        <w:ind w:left="567" w:hanging="567"/>
-        <w:jc w:val="both"/>
-        <w:rPr>
-          <w:rFonts w:ascii="Arial Narrow" w:eastAsia="Arial Narrow" w:hAnsi="Arial Narrow" w:cs="Arial Narrow"/>
-          <w:sz w:val="16"/>
-          <w:szCs w:val="16"/>
-        </w:rPr>
-      </w:pPr>
-      <w:r>
-        <w:rPr>
-          <w:rFonts w:ascii="Arial Narrow" w:eastAsia="Arial Narrow" w:hAnsi="Arial Narrow" w:cs="Arial Narrow"/>
-          <w:sz w:val="16"/>
-          <w:szCs w:val="16"/>
-        </w:rPr>
-        <w:tab/>
-      </w:r>
-      <w:r>
-        <w:rPr>
-          <w:rFonts w:ascii="Arial Narrow" w:eastAsia="Arial Narrow" w:hAnsi="Arial Narrow" w:cs="Arial Narrow"/>
-          <w:b/>
-          <w:bCs/>
-          <w:sz w:val="16"/>
-          <w:szCs w:val="16"/>
-        </w:rPr>
-        <w:t xml:space="preserve">Artículo 223.- Contestación de la reclamación</w:t>
-      </w:r>
-    </w:p>
-    <w:p>
-      <w:pPr>
-        <w:pStyle w:val="Textonotapie"/>
-        <w:ind w:left="567" w:hanging="567"/>
-        <w:jc w:val="both"/>
-        <w:rPr>
-          <w:rFonts w:ascii="Arial Narrow" w:eastAsia="Arial Narrow" w:hAnsi="Arial Narrow" w:cs="Arial Narrow"/>
-          <w:sz w:val="16"/>
-          <w:szCs w:val="16"/>
-        </w:rPr>
-      </w:pPr>
-      <w:r>
-        <w:rPr>
-          <w:rFonts w:ascii="Arial Narrow" w:eastAsia="Arial Narrow" w:hAnsi="Arial Narrow" w:cs="Arial Narrow"/>
-          <w:sz w:val="16"/>
-          <w:szCs w:val="16"/>
-        </w:rPr>
-        <w:tab/>
-      </w:r>
-      <w:r>
-        <w:rPr>
-          <w:rFonts w:ascii="Arial Narrow" w:eastAsia="Arial Narrow" w:hAnsi="Arial Narrow" w:cs="Arial Narrow"/>
-          <w:sz w:val="16"/>
-          <w:szCs w:val="16"/>
-        </w:rPr>
-        <w:t xml:space="preserve">223.1 El reclamado deberá presentar la contestación de la reclamación dentro de los quince (15) días posteriores a la notificación de ésta; vencido este plazo, la Administración declarará en rebeldía al reclamado que no la hubiera presentado. La contestación deberá contener los requisitos de los escritos previstos en el artículo 113 de la presente Ley, así como la absolución de todos los asuntos controvertidos de hecho y de derecho, Las alegaciones y los hechos relevantes de la reclamación, salvo que hayan sido específicamente negadas en la contestación, se tendrán por aceptadas o merituadas como ciertas.</w:t>
-      </w:r>
-    </w:p>
-    <w:p>
-      <w:pPr>
-        <w:pStyle w:val="Textonotapie"/>
-        <w:ind w:left="567" w:hanging="567"/>
-        <w:jc w:val="both"/>
-        <w:rPr>
-          <w:rFonts w:ascii="Arial Narrow" w:eastAsia="Arial Narrow" w:hAnsi="Arial Narrow" w:cs="Arial Narrow"/>
-          <w:sz w:val="16"/>
-          <w:szCs w:val="16"/>
-        </w:rPr>
-      </w:pPr>
-    </w:p>
-  </w:footnote>
-  <w:footnote w:id="7">
-    <w:p>
-      <w:pPr>
-        <w:spacing w:after="0" w:line="240" w:lineRule="auto"/>
-        <w:ind w:left="567" w:hanging="567"/>
-        <w:jc w:val="both"/>
-        <w:rPr>
-          <w:rFonts w:ascii="Arial Narrow" w:eastAsia="Arial Narrow" w:hAnsi="Arial Narrow" w:cs="Arial Narrow"/>
-          <w:sz w:val="16"/>
-          <w:szCs w:val="16"/>
-        </w:rPr>
-      </w:pPr>
-      <w:r>
-        <w:rPr>
-          <w:rStyle w:val="Refdenotaalpie"/>
-          <w:rFonts w:ascii="Arial Narrow" w:eastAsia="Arial Narrow" w:hAnsi="Arial Narrow" w:cs="Arial Narrow"/>
-          <w:sz w:val="16"/>
-          <w:szCs w:val="16"/>
-          <w:vertAlign w:val="superscript"/>
-        </w:rPr>
-        <w:footnoteRef/>
-      </w:r>
-      <w:r>
-        <w:rPr>
-          <w:rFonts w:ascii="Arial Narrow" w:eastAsia="Arial Narrow" w:hAnsi="Arial Narrow" w:cs="Arial Narrow"/>
-          <w:sz w:val="16"/>
-          <w:szCs w:val="16"/>
-          <w:vertAlign w:val="superscript"/>
-        </w:rPr>
-        <w:t xml:space="preserve"> </w:t>
-      </w:r>
-      <w:r>
-        <w:rPr>
-          <w:rFonts w:ascii="Arial Narrow" w:eastAsia="Arial Narrow" w:hAnsi="Arial Narrow" w:cs="Arial Narrow"/>
-          <w:sz w:val="16"/>
-          <w:szCs w:val="16"/>
-        </w:rPr>
-        <w:t xml:space="preserve"> </w:t>
-      </w:r>
-      <w:r>
-        <w:rPr>
-          <w:rFonts w:ascii="Arial Narrow" w:eastAsia="Arial Narrow" w:hAnsi="Arial Narrow" w:cs="Arial Narrow"/>
-          <w:sz w:val="16"/>
-          <w:szCs w:val="16"/>
-        </w:rPr>
-        <w:tab/>
-      </w:r>
-      <w:r>
-        <w:rPr>
-          <w:rFonts w:ascii="Arial Narrow" w:eastAsia="Arial Narrow" w:hAnsi="Arial Narrow" w:cs="Arial Narrow"/>
-          <w:b/>
-          <w:sz w:val="16"/>
-          <w:szCs w:val="16"/>
-        </w:rPr>
-        <w:t>LEY 29571, CÓDIGO DE PROTECCIÓN Y DEFENSA DEL CONSUMIDOR</w:t>
-      </w:r>
-      <w:r>
-        <w:rPr>
-          <w:rFonts w:ascii="Arial Narrow" w:eastAsia="Arial Narrow" w:hAnsi="Arial Narrow" w:cs="Arial Narrow"/>
-          <w:b/>
-          <w:bCs/>
-          <w:sz w:val="16"/>
-          <w:szCs w:val="16"/>
-        </w:rPr>
-        <w:t xml:space="preserve">, </w:t>
-      </w:r>
-      <w:r>
-        <w:rPr>
-          <w:rFonts w:ascii="Arial Narrow" w:eastAsia="Arial Narrow" w:hAnsi="Arial Narrow" w:cs="Arial Narrow"/>
-          <w:b/>
-          <w:sz w:val="16"/>
-          <w:szCs w:val="16"/>
-        </w:rPr>
-        <w:t>publicado el 2 de setiembre de 2010 y modificado por Decreto Legislativo 1308</w:t>
-      </w:r>
-    </w:p>
-    <w:p>
-      <w:pPr>
-        <w:spacing w:after="0" w:line="240" w:lineRule="auto"/>
-        <w:ind w:left="567" w:hanging="567"/>
-        <w:jc w:val="both"/>
-        <w:rPr>
-          <w:rFonts w:ascii="Arial Narrow" w:eastAsia="Arial Narrow" w:hAnsi="Arial Narrow" w:cs="Arial Narrow"/>
-          <w:b/>
-          <w:sz w:val="16"/>
-          <w:szCs w:val="16"/>
-        </w:rPr>
-      </w:pPr>
-      <w:r>
-        <w:rPr>
-          <w:rFonts w:ascii="Arial Narrow" w:eastAsia="Arial Narrow" w:hAnsi="Arial Narrow" w:cs="Arial Narrow"/>
-          <w:b/>
-          <w:sz w:val="16"/>
-          <w:szCs w:val="16"/>
-        </w:rPr>
-        <w:tab/>
-        <w:t>Artículo 110.- Sanciones administrativas</w:t>
-      </w:r>
-    </w:p>
-    <w:p>
-      <w:pPr>
-        <w:spacing w:after="0" w:line="240" w:lineRule="auto"/>
-        <w:ind w:left="567"/>
-        <w:jc w:val="both"/>
-        <w:rPr>
-          <w:rFonts w:ascii="Arial Narrow" w:eastAsia="Arial Narrow" w:hAnsi="Arial Narrow" w:cs="Arial Narrow"/>
-          <w:sz w:val="16"/>
-          <w:szCs w:val="16"/>
-        </w:rPr>
-      </w:pPr>
-      <w:r>
-        <w:rPr>
-          <w:rFonts w:ascii="Arial Narrow" w:eastAsia="Arial Narrow" w:hAnsi="Arial Narrow" w:cs="Arial Narrow"/>
-          <w:sz w:val="16"/>
-          <w:szCs w:val="16"/>
-        </w:rPr>
-        <w:t>El órgano resolutivo puede sancionar las infracciones administrativas a que se refiere el artículo 108 con amonestación y multas de hasta cuatrocientos cincuenta (450) Unidades Impositivas Tributarias (UIT), las cuales son calificadas de la siguiente manera:</w:t>
-      </w:r>
-    </w:p>
-    <w:p>
-      <w:pPr>
-        <w:numPr>
-          <w:ilvl w:val="0"/>
-          <w:numId w:val="2"/>
-        </w:numPr>
-        <w:spacing w:after="0" w:line="240" w:lineRule="auto"/>
-        <w:ind w:left="426" w:firstLine="141"/>
-        <w:jc w:val="both"/>
-        <w:rPr>
-          <w:rFonts w:ascii="Arial Narrow" w:eastAsia="Arial Narrow" w:hAnsi="Arial Narrow" w:cs="Arial Narrow"/>
-          <w:sz w:val="16"/>
-          <w:szCs w:val="16"/>
-        </w:rPr>
-      </w:pPr>
-      <w:r>
-        <w:rPr>
-          <w:rFonts w:ascii="Arial Narrow" w:eastAsia="Arial Narrow" w:hAnsi="Arial Narrow" w:cs="Arial Narrow"/>
-          <w:sz w:val="16"/>
-          <w:szCs w:val="16"/>
-        </w:rPr>
-        <w:t>Infracciones leves, con una amonestación o con una multa de hasta cincuenta (50) UIT.</w:t>
-      </w:r>
-    </w:p>
-    <w:p>
-      <w:pPr>
-        <w:numPr>
-          <w:ilvl w:val="0"/>
-          <w:numId w:val="2"/>
-        </w:numPr>
-        <w:spacing w:after="0" w:line="240" w:lineRule="auto"/>
-        <w:ind w:left="426" w:firstLine="141"/>
-        <w:jc w:val="both"/>
-        <w:rPr>
-          <w:rFonts w:ascii="Arial Narrow" w:eastAsia="Arial Narrow" w:hAnsi="Arial Narrow" w:cs="Arial Narrow"/>
-          <w:sz w:val="16"/>
-          <w:szCs w:val="16"/>
-        </w:rPr>
-      </w:pPr>
-      <w:r>
-        <w:rPr>
-          <w:rFonts w:ascii="Arial Narrow" w:eastAsia="Arial Narrow" w:hAnsi="Arial Narrow" w:cs="Arial Narrow"/>
-          <w:sz w:val="16"/>
-          <w:szCs w:val="16"/>
-        </w:rPr>
-        <w:t>Infracciones graves, con una multa de hasta ciento cincuenta (150) UIT.</w:t>
-      </w:r>
-    </w:p>
-    <w:p>
-      <w:pPr>
-        <w:numPr>
-          <w:ilvl w:val="0"/>
-          <w:numId w:val="2"/>
-        </w:numPr>
-        <w:spacing w:after="0" w:line="240" w:lineRule="auto"/>
-        <w:ind w:left="426" w:firstLine="141"/>
-        <w:jc w:val="both"/>
-        <w:rPr>
-          <w:rFonts w:ascii="Arial Narrow" w:eastAsia="Arial Narrow" w:hAnsi="Arial Narrow" w:cs="Arial Narrow"/>
-          <w:sz w:val="16"/>
-          <w:szCs w:val="16"/>
-        </w:rPr>
-      </w:pPr>
-      <w:r>
-        <w:rPr>
-          <w:rFonts w:ascii="Arial Narrow" w:eastAsia="Arial Narrow" w:hAnsi="Arial Narrow" w:cs="Arial Narrow"/>
-          <w:sz w:val="16"/>
-          <w:szCs w:val="16"/>
-        </w:rPr>
-        <w:t>Infracciones muy graves, con una multa de hasta cuatrocientos cincuenta (450) UIT.</w:t>
-      </w:r>
-    </w:p>
-    <w:p>
-      <w:pPr>
-        <w:spacing w:after="0" w:line="240" w:lineRule="auto"/>
-        <w:ind w:left="567"/>
-        <w:jc w:val="both"/>
-        <w:rPr>
-          <w:rFonts w:ascii="Arial Narrow" w:eastAsia="Arial Narrow" w:hAnsi="Arial Narrow" w:cs="Arial Narrow"/>
-          <w:sz w:val="16"/>
-          <w:szCs w:val="16"/>
-        </w:rPr>
-      </w:pPr>
-      <w:r>
-        <w:rPr>
-          <w:rFonts w:ascii="Arial Narrow" w:eastAsia="Arial Narrow" w:hAnsi="Arial Narrow" w:cs="Arial Narrow"/>
-          <w:sz w:val="16"/>
-          <w:szCs w:val="16"/>
-        </w:rPr>
-        <w:t>(…).</w:t>
-      </w:r>
-    </w:p>
-    <w:p>
-      <w:pPr>
-        <w:spacing w:after="0" w:line="240" w:lineRule="auto"/>
-        <w:ind w:left="567" w:hanging="567"/>
-        <w:jc w:val="both"/>
-        <w:rPr>
-          <w:rFonts w:ascii="Arial Narrow" w:eastAsia="Arial Narrow" w:hAnsi="Arial Narrow" w:cs="Arial Narrow"/>
-          <w:sz w:val="16"/>
-          <w:szCs w:val="16"/>
-        </w:rPr>
-      </w:pPr>
-    </w:p>
-  </w:footnote>
-  <w:footnote w:id="8">
-    <w:p>
-      <w:pPr>
-        <w:spacing w:after="0" w:line="240" w:lineRule="auto"/>
-        <w:ind w:left="567" w:hanging="567"/>
-        <w:jc w:val="both"/>
-        <w:rPr>
-          <w:rFonts w:ascii="Arial Narrow" w:eastAsia="Arial Narrow" w:hAnsi="Arial Narrow" w:cs="Arial Narrow"/>
-          <w:sz w:val="16"/>
-          <w:szCs w:val="16"/>
-        </w:rPr>
-      </w:pPr>
-      <w:r>
-        <w:rPr>
-          <w:rStyle w:val="Refdenotaalpie"/>
-          <w:rFonts w:ascii="Arial Narrow" w:eastAsia="Arial Narrow" w:hAnsi="Arial Narrow" w:cs="Arial Narrow"/>
-          <w:sz w:val="16"/>
-          <w:szCs w:val="16"/>
-          <w:vertAlign w:val="superscript"/>
-        </w:rPr>
-        <w:footnoteRef/>
-      </w:r>
-      <w:r>
-        <w:rPr>
-          <w:rFonts w:ascii="Arial Narrow" w:eastAsia="Arial Narrow" w:hAnsi="Arial Narrow" w:cs="Arial Narrow"/>
-          <w:sz w:val="16"/>
-          <w:szCs w:val="16"/>
-        </w:rPr>
-        <w:t xml:space="preserve"> </w:t>
-      </w:r>
-      <w:r>
-        <w:rPr>
-          <w:rFonts w:ascii="Arial Narrow" w:eastAsia="Arial Narrow" w:hAnsi="Arial Narrow" w:cs="Arial Narrow"/>
-          <w:sz w:val="16"/>
-          <w:szCs w:val="16"/>
-        </w:rPr>
-        <w:tab/>
+        <w:t xml:space="preserve"/>
       </w:r>
       <w:r>
         <w:rPr>
@@ -7885,18 +7984,6 @@
         <w:tab/>
         <w:t>Las medidas correctivas complementarias pueden dictarse de oficio o a pedido de parte.</w:t>
       </w:r>
-    </w:p>
-    <w:p>
-      <w:pPr>
-        <w:spacing w:after="0" w:line="240" w:lineRule="auto"/>
-        <w:ind w:left="567" w:hanging="567"/>
-        <w:jc w:val="both"/>
-        <w:rPr>
-          <w:rFonts w:ascii="Arial Narrow" w:eastAsia="Arial Narrow" w:hAnsi="Arial Narrow" w:cs="Arial Narrow"/>
-          <w:sz w:val="16"/>
-          <w:szCs w:val="16"/>
-        </w:rPr>
-      </w:pPr>
     </w:p>
     <w:p>
       <w:pPr>
@@ -8111,8 +8198,12 @@
     </w:p>
     <w:p>
       <w:pPr>
-        <w:pStyle w:val="Sinespaciado"/>
-        <w:ind w:firstLine="567"/>
+        <w:numPr>
+          <w:ilvl w:val="0"/>
+          <w:numId w:val="1"/>
+        </w:numPr>
+        <w:spacing w:after="0" w:line="240" w:lineRule="auto"/>
+        <w:ind w:left="567" w:firstLine="0"/>
         <w:jc w:val="both"/>
         <w:rPr>
           <w:rFonts w:ascii="Arial Narrow" w:eastAsia="Arial Narrow" w:hAnsi="Arial Narrow" w:cs="Arial Narrow"/>
@@ -8131,8 +8222,12 @@
     </w:p>
     <w:p>
       <w:pPr>
-        <w:pStyle w:val="Sinespaciado"/>
-        <w:ind w:firstLine="567"/>
+        <w:numPr>
+          <w:ilvl w:val="0"/>
+          <w:numId w:val="1"/>
+        </w:numPr>
+        <w:spacing w:after="0" w:line="240" w:lineRule="auto"/>
+        <w:ind w:left="567" w:firstLine="0"/>
         <w:jc w:val="both"/>
         <w:rPr>
           <w:rFonts w:ascii="Arial Narrow" w:eastAsia="Arial Narrow" w:hAnsi="Arial Narrow" w:cs="Arial Narrow"/>
@@ -8276,10 +8371,22 @@
         <w:jc w:val="both"/>
         <w:rPr>
           <w:rFonts w:ascii="Arial Narrow" w:eastAsia="Arial Narrow" w:hAnsi="Arial Narrow" w:cs="Arial Narrow"/>
-          <w:sz w:val="16"/>
-          <w:szCs w:val="16"/>
-        </w:rPr>
-      </w:pPr>
+          <w:b/>
+          <w:bCs/>
+          <w:sz w:val="16"/>
+          <w:szCs w:val="16"/>
+        </w:rPr>
+      </w:pPr>
+      <w:r>
+        <w:rPr>
+          <w:rFonts w:ascii="Arial Narrow" w:eastAsia="Arial Narrow" w:hAnsi="Arial Narrow" w:cs="Arial Narrow"/>
+          <w:b/>
+          <w:bCs/>
+          <w:sz w:val="16"/>
+          <w:szCs w:val="16"/>
+        </w:rPr>
+        <w:t>Artículo 116.- Medidas correctivas complementarias</w:t>
+      </w:r>
     </w:p>
     <w:p>
       <w:pPr>
@@ -8288,21 +8395,17 @@
         <w:jc w:val="both"/>
         <w:rPr>
           <w:rFonts w:ascii="Arial Narrow" w:eastAsia="Arial Narrow" w:hAnsi="Arial Narrow" w:cs="Arial Narrow"/>
-          <w:b/>
-          <w:bCs/>
-          <w:sz w:val="16"/>
-          <w:szCs w:val="16"/>
-        </w:rPr>
-      </w:pPr>
-      <w:r>
-        <w:rPr>
-          <w:rFonts w:ascii="Arial Narrow" w:eastAsia="Arial Narrow" w:hAnsi="Arial Narrow" w:cs="Arial Narrow"/>
-          <w:b/>
-          <w:bCs/>
-          <w:sz w:val="16"/>
-          <w:szCs w:val="16"/>
-        </w:rPr>
-        <w:t>Artículo 116.- Medidas correctivas complementarias</w:t>
+          <w:sz w:val="16"/>
+          <w:szCs w:val="16"/>
+        </w:rPr>
+      </w:pPr>
+      <w:r>
+        <w:rPr>
+          <w:rFonts w:ascii="Arial Narrow" w:eastAsia="Arial Narrow" w:hAnsi="Arial Narrow" w:cs="Arial Narrow"/>
+          <w:sz w:val="16"/>
+          <w:szCs w:val="16"/>
+        </w:rPr>
+        <w:t xml:space="preserve">Las medidas correctivas complementarias tienen el objeto de revertir los efectos de la conducta infractora o evitar que esta se produzca nuevamente en el futuro y pueden ser, entre otras, las siguientes: </w:t>
       </w:r>
     </w:p>
     <w:p>
@@ -8322,7 +8425,7 @@
           <w:sz w:val="16"/>
           <w:szCs w:val="16"/>
         </w:rPr>
-        <w:t xml:space="preserve">Las medidas correctivas complementarias tienen el objeto de revertir los efectos de la conducta infractora o evitar que esta se produzca nuevamente en el futuro y pueden ser, entre otras, las siguientes: </w:t>
+        <w:t xml:space="preserve">a. Que el proveedor cumpla con atender la solicitud de información requerida por el consumidor, siempre que dicho requerimiento guarde relación con el producto adquirido o servicio contratado. </w:t>
       </w:r>
     </w:p>
     <w:p>
@@ -8342,7 +8445,7 @@
           <w:sz w:val="16"/>
           <w:szCs w:val="16"/>
         </w:rPr>
-        <w:t xml:space="preserve">a. Que el proveedor cumpla con atender la solicitud de información requerida por el consumidor, siempre que dicho requerimiento guarde relación con el producto adquirido o servicio contratado. </w:t>
+        <w:t xml:space="preserve">b. Declarar inexigibles las cláusulas que han sido identificadas como abusivas en el procedimiento. </w:t>
       </w:r>
     </w:p>
     <w:p>
@@ -8362,7 +8465,7 @@
           <w:sz w:val="16"/>
           <w:szCs w:val="16"/>
         </w:rPr>
-        <w:t xml:space="preserve">b. Declarar inexigibles las cláusulas que han sido identificadas como abusivas en el procedimiento. </w:t>
+        <w:t xml:space="preserve">c. El decomiso y destrucción de la mercadería, envases, envolturas o etiquetas. </w:t>
       </w:r>
     </w:p>
     <w:p>
@@ -8382,7 +8485,25 @@
           <w:sz w:val="16"/>
           <w:szCs w:val="16"/>
         </w:rPr>
-        <w:t xml:space="preserve">c. El decomiso y destrucción de la mercadería, envases, envolturas o etiquetas. </w:t>
+        <w:t xml:space="preserve">d. En caso de infracciones muy graves y de reincidencia o </w:t>
+      </w:r>
+      <w:proofErr w:type="spellStart"/>
+      <w:r>
+        <w:rPr>
+          <w:rFonts w:ascii="Arial Narrow" w:eastAsia="Arial Narrow" w:hAnsi="Arial Narrow" w:cs="Arial Narrow"/>
+          <w:sz w:val="16"/>
+          <w:szCs w:val="16"/>
+        </w:rPr>
+        <w:t>reiterancia</w:t>
+      </w:r>
+      <w:proofErr w:type="spellEnd"/>
+      <w:r>
+        <w:rPr>
+          <w:rFonts w:ascii="Arial Narrow" w:eastAsia="Arial Narrow" w:hAnsi="Arial Narrow" w:cs="Arial Narrow"/>
+          <w:sz w:val="16"/>
+          <w:szCs w:val="16"/>
+        </w:rPr>
+        <w:t xml:space="preserve">: </w:t>
       </w:r>
     </w:p>
     <w:p>
@@ -8402,7 +8523,27 @@
           <w:sz w:val="16"/>
           <w:szCs w:val="16"/>
         </w:rPr>
-        <w:t xml:space="preserve">d. En caso de infracciones muy graves y de reincidencia o </w:t>
+        <w:t xml:space="preserve">(i) Solicitar a la autoridad correspondiente la clausura temporal del establecimiento industrial, comercial o de servicios por un plazo máximo de seis (6) meses. </w:t>
+      </w:r>
+    </w:p>
+    <w:p>
+      <w:pPr>
+        <w:spacing w:after="0" w:line="240" w:lineRule="auto"/>
+        <w:ind w:left="567"/>
+        <w:jc w:val="both"/>
+        <w:rPr>
+          <w:rFonts w:ascii="Arial Narrow" w:eastAsia="Arial Narrow" w:hAnsi="Arial Narrow" w:cs="Arial Narrow"/>
+          <w:sz w:val="16"/>
+          <w:szCs w:val="16"/>
+        </w:rPr>
+      </w:pPr>
+      <w:r>
+        <w:rPr>
+          <w:rFonts w:ascii="Arial Narrow" w:eastAsia="Arial Narrow" w:hAnsi="Arial Narrow" w:cs="Arial Narrow"/>
+          <w:sz w:val="16"/>
+          <w:szCs w:val="16"/>
+        </w:rPr>
+        <w:t>(</w:t>
       </w:r>
       <w:proofErr w:type="spellStart"/>
       <w:r>
@@ -8411,7 +8552,7 @@
           <w:sz w:val="16"/>
           <w:szCs w:val="16"/>
         </w:rPr>
-        <w:t>reiterancia</w:t>
+        <w:t>ii</w:t>
       </w:r>
       <w:proofErr w:type="spellEnd"/>
       <w:r>
@@ -8420,7 +8561,7 @@
           <w:sz w:val="16"/>
           <w:szCs w:val="16"/>
         </w:rPr>
-        <w:t xml:space="preserve">: </w:t>
+        <w:t xml:space="preserve">) Solicitar a la autoridad competente la inhabilitación, temporal o permanente, del proveedor en función de los alcances de la infracción sancionada. </w:t>
       </w:r>
     </w:p>
     <w:p>
@@ -8440,7 +8581,25 @@
           <w:sz w:val="16"/>
           <w:szCs w:val="16"/>
         </w:rPr>
-        <w:t xml:space="preserve">(i) Solicitar a la autoridad correspondiente la clausura temporal del establecimiento industrial, comercial o de servicios por un plazo máximo de seis (6) meses. </w:t>
+        <w:t xml:space="preserve">e. Publicación de avisos </w:t>
+      </w:r>
+      <w:proofErr w:type="spellStart"/>
+      <w:r>
+        <w:rPr>
+          <w:rFonts w:ascii="Arial Narrow" w:eastAsia="Arial Narrow" w:hAnsi="Arial Narrow" w:cs="Arial Narrow"/>
+          <w:sz w:val="16"/>
+          <w:szCs w:val="16"/>
+        </w:rPr>
+        <w:t>rectificatorios</w:t>
+      </w:r>
+      <w:proofErr w:type="spellEnd"/>
+      <w:r>
+        <w:rPr>
+          <w:rFonts w:ascii="Arial Narrow" w:eastAsia="Arial Narrow" w:hAnsi="Arial Narrow" w:cs="Arial Narrow"/>
+          <w:sz w:val="16"/>
+          <w:szCs w:val="16"/>
+        </w:rPr>
+        <w:t xml:space="preserve"> o informativos en la forma que determine el Indecopi, tomando en consideración los medios que resulten idóneos para revertir los efectos que el acto objeto de sanción ha ocasionado. </w:t>
       </w:r>
     </w:p>
     <w:p>
@@ -8460,25 +8619,7 @@
           <w:sz w:val="16"/>
           <w:szCs w:val="16"/>
         </w:rPr>
-        <w:t>(</w:t>
-      </w:r>
-      <w:proofErr w:type="spellStart"/>
-      <w:r>
-        <w:rPr>
-          <w:rFonts w:ascii="Arial Narrow" w:eastAsia="Arial Narrow" w:hAnsi="Arial Narrow" w:cs="Arial Narrow"/>
-          <w:sz w:val="16"/>
-          <w:szCs w:val="16"/>
-        </w:rPr>
-        <w:t>ii</w:t>
-      </w:r>
-      <w:proofErr w:type="spellEnd"/>
-      <w:r>
-        <w:rPr>
-          <w:rFonts w:ascii="Arial Narrow" w:eastAsia="Arial Narrow" w:hAnsi="Arial Narrow" w:cs="Arial Narrow"/>
-          <w:sz w:val="16"/>
-          <w:szCs w:val="16"/>
-        </w:rPr>
-        <w:t xml:space="preserve">) Solicitar a la autoridad competente la inhabilitación, temporal o permanente, del proveedor en función de los alcances de la infracción sancionada. </w:t>
+        <w:t xml:space="preserve">f. Cualquier otra medida correctiva que tenga el objeto de revertir los efectos de la conducta infractora o evitar que esta se produzca nuevamente en el futuro. </w:t>
       </w:r>
     </w:p>
     <w:p>
@@ -8498,64 +8639,6 @@
           <w:sz w:val="16"/>
           <w:szCs w:val="16"/>
         </w:rPr>
-        <w:t xml:space="preserve">e. Publicación de avisos </w:t>
-      </w:r>
-      <w:proofErr w:type="spellStart"/>
-      <w:r>
-        <w:rPr>
-          <w:rFonts w:ascii="Arial Narrow" w:eastAsia="Arial Narrow" w:hAnsi="Arial Narrow" w:cs="Arial Narrow"/>
-          <w:sz w:val="16"/>
-          <w:szCs w:val="16"/>
-        </w:rPr>
-        <w:t>rectificatorios</w:t>
-      </w:r>
-      <w:proofErr w:type="spellEnd"/>
-      <w:r>
-        <w:rPr>
-          <w:rFonts w:ascii="Arial Narrow" w:eastAsia="Arial Narrow" w:hAnsi="Arial Narrow" w:cs="Arial Narrow"/>
-          <w:sz w:val="16"/>
-          <w:szCs w:val="16"/>
-        </w:rPr>
-        <w:t xml:space="preserve"> o informativos en la forma que determine el Indecopi, tomando en consideración los medios que resulten idóneos para revertir los efectos que el acto objeto de sanción ha ocasionado. </w:t>
-      </w:r>
-    </w:p>
-    <w:p>
-      <w:pPr>
-        <w:spacing w:after="0" w:line="240" w:lineRule="auto"/>
-        <w:ind w:left="567"/>
-        <w:jc w:val="both"/>
-        <w:rPr>
-          <w:rFonts w:ascii="Arial Narrow" w:eastAsia="Arial Narrow" w:hAnsi="Arial Narrow" w:cs="Arial Narrow"/>
-          <w:sz w:val="16"/>
-          <w:szCs w:val="16"/>
-        </w:rPr>
-      </w:pPr>
-      <w:r>
-        <w:rPr>
-          <w:rFonts w:ascii="Arial Narrow" w:eastAsia="Arial Narrow" w:hAnsi="Arial Narrow" w:cs="Arial Narrow"/>
-          <w:sz w:val="16"/>
-          <w:szCs w:val="16"/>
-        </w:rPr>
-        <w:t xml:space="preserve">f. Cualquier otra medida correctiva que tenga el objeto de revertir los efectos de la conducta infractora o evitar que esta se produzca nuevamente en el futuro. </w:t>
-      </w:r>
-    </w:p>
-    <w:p>
-      <w:pPr>
-        <w:spacing w:after="0" w:line="240" w:lineRule="auto"/>
-        <w:ind w:left="567"/>
-        <w:jc w:val="both"/>
-        <w:rPr>
-          <w:rFonts w:ascii="Arial Narrow" w:eastAsia="Arial Narrow" w:hAnsi="Arial Narrow" w:cs="Arial Narrow"/>
-          <w:sz w:val="16"/>
-          <w:szCs w:val="16"/>
-        </w:rPr>
-      </w:pPr>
-      <w:r>
-        <w:rPr>
-          <w:rFonts w:ascii="Arial Narrow" w:eastAsia="Arial Narrow" w:hAnsi="Arial Narrow" w:cs="Arial Narrow"/>
-          <w:sz w:val="16"/>
-          <w:szCs w:val="16"/>
-        </w:rPr>
         <w:t>El Indecopi está facultado para solicitar a la autoridad municipal y policial el apoyo respectivo para la ejecución de las medidas correctivas complementarias correspondientes.</w:t>
       </w:r>
     </w:p>
@@ -8572,7 +8655,7 @@
       </w:pPr>
     </w:p>
   </w:footnote>
-  <w:footnote w:id="9">
+  <w:footnote w:id="11">
     <w:p>
       <w:pPr>
         <w:pStyle w:val="Textonotapie"/>
@@ -8604,7 +8687,8 @@
           <w:sz w:val="16"/>
           <w:szCs w:val="16"/>
         </w:rPr>
-        <w:t xml:space="preserve"> </w:t>
+        <w:tab/>
+        <w:t xml:space="preserve"/>
       </w:r>
       <w:r>
         <w:rPr>
@@ -8795,12 +8879,15 @@
       </w:pPr>
     </w:p>
   </w:footnote>
-  <w:footnote w:id="10">
+  <w:footnote w:id="12">
     <w:p>
       <w:pPr>
         <w:autoSpaceDE w:val="0"/>
         <w:autoSpaceDN w:val="0"/>
         <w:adjustRightInd w:val="0"/>
+        <w:tabs>
+          <w:tab w:val="left" w:pos="567"/>
+        </w:tabs>
         <w:spacing w:after="0" w:line="240" w:lineRule="auto"/>
         <w:ind w:left="567" w:hanging="567"/>
         <w:jc w:val="both"/>
@@ -8832,7 +8919,8 @@
           <w:sz w:val="16"/>
           <w:szCs w:val="16"/>
         </w:rPr>
-        <w:t xml:space="preserve"> </w:t>
+        <w:tab/>
+        <w:t xml:space="preserve"/>
       </w:r>
       <w:r>
         <w:rPr>
@@ -8865,7 +8953,7 @@
           <w:sz w:val="16"/>
           <w:szCs w:val="16"/>
         </w:rPr>
-        <w:t xml:space="preserve"> 807, LEY SOBRE FACULTADES, NORMAS Y ORGANIZACIÓN DEL INDECOPI FACULTADES DE LAS COMISIONES Y OFICINAS DEL INDECOPI</w:t>
+        <w:t xml:space="preserve">807, LEY SOBRE FACULTADES, NORMAS Y ORGANIZACIÓN DEL INDECOPI FACULTADES DE LAS COMISIONES Y OFICINAS DEL INDECOPI</w:t>
       </w:r>
     </w:p>
     <w:p>
@@ -8918,10 +9006,13 @@
       </w:pPr>
     </w:p>
   </w:footnote>
-  <w:footnote w:id="11">
+  <w:footnote w:id="13">
     <w:p>
       <w:pPr>
         <w:pStyle w:val="Textonotapie"/>
+        <w:tabs>
+          <w:tab w:val="left" w:pos="567"/>
+        </w:tabs>
         <w:ind w:left="567" w:hanging="567"/>
         <w:jc w:val="both"/>
         <w:rPr>
@@ -8946,7 +9037,8 @@
           <w:sz w:val="16"/>
           <w:szCs w:val="16"/>
         </w:rPr>
-        <w:t xml:space="preserve"> </w:t>
+        <w:tab/>
+        <w:t xml:space="preserve"/>
       </w:r>
       <w:r>
         <w:rPr>

--- a/plantillas_maestras/05_soat_y_afocat/negativa_cobertura/1_ddo_aseguradora/varon/TPL_0921_2025_SOAT_Y_AFOCAT_NEGATIVA_COBERTURA_ASEGURADORA_VARON_R1.docx
+++ b/plantillas_maestras/05_soat_y_afocat/negativa_cobertura/1_ddo_aseguradora/varon/TPL_0921_2025_SOAT_Y_AFOCAT_NEGATIVA_COBERTURA_ASEGURADORA_VARON_R1.docx
@@ -608,7 +608,7 @@
     </w:p>
     <w:p>
       <w:pPr>
-        <w:spacing w:after="0" w:line="240" w:lineRule="auto"/>
+        <w:spacing w:before="0" w:after="0" w:line="240" w:lineRule="auto"/>
         <w:jc w:val="both"/>
         <w:rPr>
           <w:rFonts w:ascii="Arial Narrow" w:eastAsia="Arial Narrow" w:hAnsi="Arial Narrow" w:cs="Arial Narrow"/>
@@ -650,7 +650,7 @@
           <w:lang w:val="es-ES" w:eastAsia="es-ES"/>
           <w14:ligatures w14:val="none"/>
         </w:rPr>
-        <w:t xml:space="preserve">Mediante el escrito del 11 de marzo de 2025 el señor [APELLIDO] denunció a Interseguro por presuntas infracciones a la Ley 29571, Código de Protección y Defensa del Consumidor</w:t>
+        <w:t xml:space="preserve">Mediante el escrito del 11 de marzo de 2025</w:t>
       </w:r>
       <w:r>
         <w:rPr>
@@ -676,31 +676,7 @@
           <w:lang w:val="es-ES" w:eastAsia="es-ES"/>
           <w14:ligatures w14:val="none"/>
         </w:rPr>
-        <w:t xml:space="preserve"> (en adelante, Código), señalando lo siguiente:</w:t>
-      </w:r>
-      <w:r>
-        <w:rPr>
-          <w:rFonts w:ascii="Arial Narrow" w:eastAsia="Arial Narrow" w:hAnsi="Arial Narrow" w:cs="Arial Narrow"/>
-          <w:color w:val="000000"/>
-          <w:kern w:val="0"/>
-          <w:sz w:val="22"/>
-          <w:szCs w:val="22"/>
-          <w:lang w:val="es-ES" w:eastAsia="es-ES"/>
-          <w14:ligatures w14:val="none"/>
-        </w:rPr>
-        <w:t xml:space="preserve"/>
-      </w:r>
-      <w:r>
-        <w:rPr>
-          <w:rFonts w:ascii="Arial Narrow" w:eastAsia="Arial Narrow" w:hAnsi="Arial Narrow" w:cs="Arial Narrow"/>
-          <w:color w:val="000000"/>
-          <w:kern w:val="0"/>
-          <w:sz w:val="22"/>
-          <w:szCs w:val="22"/>
-          <w:lang w:val="es-ES" w:eastAsia="es-ES"/>
-          <w14:ligatures w14:val="none"/>
-        </w:rPr>
-        <w:t/>
+        <w:t xml:space="preserve"> el señor [APELLIDO] denunció a Interseguro por presuntas infracciones a la Ley 29571, Código de Protección y Defensa del Consumidor</w:t>
       </w:r>
       <w:r>
         <w:rPr>
@@ -719,20 +695,36 @@
       <w:r>
         <w:rPr>
           <w:rFonts w:ascii="Arial Narrow" w:eastAsia="Arial Narrow" w:hAnsi="Arial Narrow" w:cs="Arial Narrow"/>
-          <w:kern w:val="0"/>
-          <w14:ligatures w14:val="none"/>
-          <w:sz w:val="22"/>
-          <w:szCs w:val="22"/>
+          <w:color w:val="000000"/>
+          <w:kern w:val="0"/>
+          <w:sz w:val="22"/>
+          <w:szCs w:val="22"/>
+          <w:lang w:val="es-ES" w:eastAsia="es-ES"/>
+          <w14:ligatures w14:val="none"/>
+        </w:rPr>
+        <w:t xml:space="preserve"> (en adelante, Código), señalando lo siguiente:</w:t>
+      </w:r>
+      <w:r>
+        <w:rPr>
+          <w:rFonts w:ascii="Arial Narrow" w:eastAsia="Arial Narrow" w:hAnsi="Arial Narrow" w:cs="Arial Narrow"/>
+          <w:color w:val="000000"/>
+          <w:kern w:val="0"/>
+          <w:sz w:val="22"/>
+          <w:szCs w:val="22"/>
+          <w:lang w:val="es-ES" w:eastAsia="es-ES"/>
+          <w14:ligatures w14:val="none"/>
         </w:rPr>
         <w:t xml:space="preserve"/>
       </w:r>
       <w:r>
         <w:rPr>
           <w:rFonts w:ascii="Arial Narrow" w:eastAsia="Arial Narrow" w:hAnsi="Arial Narrow" w:cs="Arial Narrow"/>
-          <w:kern w:val="0"/>
-          <w14:ligatures w14:val="none"/>
-          <w:sz w:val="22"/>
-          <w:szCs w:val="22"/>
+          <w:color w:val="000000"/>
+          <w:kern w:val="0"/>
+          <w:sz w:val="22"/>
+          <w:szCs w:val="22"/>
+          <w:lang w:val="es-ES" w:eastAsia="es-ES"/>
+          <w14:ligatures w14:val="none"/>
         </w:rPr>
         <w:t/>
       </w:r>
@@ -754,8 +746,28 @@
           <w:sz w:val="22"/>
           <w:szCs w:val="22"/>
         </w:rPr>
+        <w:t/>
+      </w:r>
+      <w:r>
+        <w:rPr>
+          <w:rFonts w:ascii="Arial Narrow" w:eastAsia="Arial Narrow" w:hAnsi="Arial Narrow" w:cs="Arial Narrow"/>
+          <w:kern w:val="0"/>
+          <w14:ligatures w14:val="none"/>
+          <w:sz w:val="22"/>
+          <w:szCs w:val="22"/>
+        </w:rPr>
         <w:t xml:space="preserve"/>
       </w:r>
+      <w:r>
+        <w:rPr>
+          <w:rFonts w:ascii="Arial Narrow" w:eastAsia="Arial Narrow" w:hAnsi="Arial Narrow" w:cs="Arial Narrow"/>
+          <w:kern w:val="0"/>
+          <w14:ligatures w14:val="none"/>
+          <w:sz w:val="22"/>
+          <w:szCs w:val="22"/>
+        </w:rPr>
+        <w:t xml:space="preserve"/>
+      </w:r>
       <w:proofErr w:type="spellStart"/>
       <w:r>
         <w:rPr>
@@ -878,10 +890,10 @@
     </w:p>
     <w:p>
       <w:pPr>
+        <w:spacing w:before="0" w:after="0" w:line="240" w:lineRule="auto"/>
         <w:tabs>
           <w:tab w:val="left" w:pos="1134"/>
         </w:tabs>
-        <w:spacing w:after="0" w:line="240" w:lineRule="auto"/>
         <w:jc w:val="both"/>
         <w:rPr>
           <w:rFonts w:ascii="Arial Narrow" w:eastAsia="Arial Narrow" w:hAnsi="Arial Narrow" w:cs="Arial Narrow"/>
@@ -1032,7 +1044,7 @@
     <w:p>
       <w:pPr>
         <w:pStyle w:val="Prrafodelista"/>
-        <w:spacing w:after="0" w:line="240" w:lineRule="auto"/>
+        <w:spacing w:before="0" w:after="0" w:line="240" w:lineRule="auto"/>
         <w:ind w:left="1134"/>
         <w:jc w:val="both"/>
         <w:rPr>
@@ -1220,6 +1232,7 @@
     <w:p>
       <w:pPr>
         <w:pStyle w:val="Prrafodelista"/>
+        <w:spacing w:before="0" w:after="0" w:line="240" w:lineRule="auto"/>
         <w:rPr>
           <w:rFonts w:ascii="Arial Narrow" w:eastAsia="Arial Narrow" w:hAnsi="Arial Narrow" w:cs="Arial Narrow"/>
           <w:color w:val="000000"/>
@@ -1319,7 +1332,7 @@
     <w:p>
       <w:pPr>
         <w:pStyle w:val="Prrafodelista"/>
-        <w:spacing w:after="0" w:line="240" w:lineRule="auto"/>
+        <w:spacing w:before="0" w:after="0" w:line="240" w:lineRule="auto"/>
         <w:ind w:left="1134"/>
         <w:jc w:val="both"/>
         <w:rPr>
@@ -1542,7 +1555,7 @@
     </w:p>
     <w:p>
       <w:pPr>
-        <w:spacing w:after="0" w:line="240" w:lineRule="auto"/>
+        <w:spacing w:before="0" w:after="0" w:line="240" w:lineRule="auto"/>
         <w:jc w:val="both"/>
         <w:rPr>
           <w:rFonts w:ascii="Arial Narrow" w:eastAsia="Arial Narrow" w:hAnsi="Arial Narrow" w:cs="Arial Narrow"/>
@@ -1669,7 +1682,7 @@
     </w:p>
     <w:p>
       <w:pPr>
-        <w:spacing w:after="0" w:line="240" w:lineRule="auto"/>
+        <w:spacing w:before="0" w:after="0" w:line="240" w:lineRule="auto"/>
         <w:jc w:val="both"/>
         <w:rPr>
           <w:rFonts w:ascii="Arial Narrow" w:eastAsia="Arial Narrow" w:hAnsi="Arial Narrow" w:cs="Arial Narrow"/>
@@ -1817,7 +1830,7 @@
     </w:p>
     <w:p>
       <w:pPr>
-        <w:spacing w:after="0" w:line="240" w:lineRule="auto"/>
+        <w:spacing w:before="0" w:after="0" w:line="240" w:lineRule="auto"/>
         <w:jc w:val="both"/>
         <w:rPr>
           <w:rFonts w:ascii="Arial Narrow" w:eastAsia="Arial Narrow" w:hAnsi="Arial Narrow" w:cs="Arial Narrow"/>
@@ -1967,7 +1980,7 @@
     </w:p>
     <w:p>
       <w:pPr>
-        <w:spacing w:after="0" w:line="240" w:lineRule="auto"/>
+        <w:spacing w:before="0" w:after="0" w:line="240" w:lineRule="auto"/>
         <w:jc w:val="both"/>
         <w:rPr>
           <w:rFonts w:ascii="Arial Narrow" w:eastAsia="Arial Narrow" w:hAnsi="Arial Narrow" w:cs="Arial Narrow"/>
@@ -2139,7 +2152,7 @@
     </w:p>
     <w:p>
       <w:pPr>
-        <w:spacing w:after="0" w:line="240" w:lineRule="auto"/>
+        <w:spacing w:before="0" w:after="0" w:line="240" w:lineRule="auto"/>
         <w:jc w:val="both"/>
         <w:rPr>
           <w:rFonts w:ascii="Arial Narrow" w:eastAsia="Arial Narrow" w:hAnsi="Arial Narrow" w:cs="Arial Narrow"/>
@@ -2265,7 +2278,7 @@
     </w:p>
     <w:p>
       <w:pPr>
-        <w:spacing w:after="0" w:line="240" w:lineRule="auto"/>
+        <w:spacing w:before="0" w:after="0" w:line="240" w:lineRule="auto"/>
         <w:jc w:val="both"/>
         <w:rPr>
           <w:rFonts w:ascii="Arial Narrow" w:eastAsia="Arial Narrow" w:hAnsi="Arial Narrow" w:cs="Arial Narrow"/>
@@ -2343,7 +2356,7 @@
     </w:p>
     <w:p>
       <w:pPr>
-        <w:spacing w:after="0" w:line="240" w:lineRule="auto"/>
+        <w:spacing w:before="0" w:after="0" w:line="240" w:lineRule="auto"/>
         <w:jc w:val="both"/>
         <w:rPr>
           <w:rFonts w:ascii="Arial Narrow" w:eastAsia="Arial Narrow" w:hAnsi="Arial Narrow" w:cs="Arial Narrow"/>
@@ -2543,7 +2556,7 @@
     </w:p>
     <w:p>
       <w:pPr>
-        <w:spacing w:after="0" w:line="240" w:lineRule="auto"/>
+        <w:spacing w:before="0" w:after="0" w:line="240" w:lineRule="auto"/>
         <w:jc w:val="both"/>
         <w:rPr>
           <w:rFonts w:ascii="Arial Narrow" w:eastAsia="Arial Narrow" w:hAnsi="Arial Narrow" w:cs="Arial Narrow"/>
@@ -2631,7 +2644,7 @@
     </w:p>
     <w:p>
       <w:pPr>
-        <w:spacing w:after="0" w:line="240" w:lineRule="auto"/>
+        <w:spacing w:before="0" w:after="0" w:line="240" w:lineRule="auto"/>
         <w:jc w:val="both"/>
         <w:rPr>
           <w:rFonts w:ascii="Arial Narrow" w:eastAsia="Arial Narrow" w:hAnsi="Arial Narrow" w:cs="Arial Narrow"/>
@@ -2926,10 +2939,10 @@
     </w:p>
     <w:p>
       <w:pPr>
+        <w:spacing w:before="0" w:after="0" w:line="240" w:lineRule="auto"/>
         <w:tabs>
           <w:tab w:val="left" w:pos="1134"/>
         </w:tabs>
-        <w:spacing w:after="0" w:line="240" w:lineRule="auto"/>
         <w:jc w:val="both"/>
         <w:rPr>
           <w:rFonts w:ascii="Arial Narrow" w:eastAsia="Arial Narrow" w:hAnsi="Arial Narrow" w:cs="Arial Narrow"/>
@@ -3232,7 +3245,7 @@
     </w:p>
     <w:p>
       <w:pPr>
-        <w:spacing w:after="0" w:line="240" w:lineRule="auto"/>
+        <w:spacing w:before="0" w:after="0" w:line="240" w:lineRule="auto"/>
         <w:contextualSpacing/>
         <w:jc w:val="both"/>
         <w:rPr>
@@ -3288,7 +3301,7 @@
     </w:p>
     <w:p>
       <w:pPr>
-        <w:spacing w:after="0" w:line="240" w:lineRule="auto"/>
+        <w:spacing w:before="0" w:after="0" w:line="240" w:lineRule="auto"/>
         <w:ind w:left="567"/>
         <w:contextualSpacing/>
         <w:jc w:val="both"/>
@@ -3501,7 +3514,7 @@
     <w:p>
       <w:pPr>
         <w:pStyle w:val="Prrafodelista"/>
-        <w:spacing w:after="0" w:line="240" w:lineRule="auto"/>
+        <w:spacing w:before="0" w:after="0" w:line="240" w:lineRule="auto"/>
         <w:ind w:left="567"/>
         <w:jc w:val="both"/>
         <w:rPr>
@@ -3572,7 +3585,7 @@
     </w:p>
     <w:p>
       <w:pPr>
-        <w:spacing w:after="0" w:line="240" w:lineRule="auto"/>
+        <w:spacing w:before="0" w:after="0" w:line="240" w:lineRule="auto"/>
         <w:ind w:left="567"/>
         <w:contextualSpacing/>
         <w:jc w:val="both"/>
@@ -3628,7 +3641,7 @@
     </w:p>
     <w:p>
       <w:pPr>
-        <w:spacing w:after="0" w:line="240" w:lineRule="auto"/>
+        <w:spacing w:before="0" w:after="0" w:line="240" w:lineRule="auto"/>
         <w:jc w:val="both"/>
         <w:rPr>
           <w:rFonts w:ascii="Arial Narrow" w:eastAsia="Arial Narrow" w:hAnsi="Arial Narrow" w:cs="Arial Narrow"/>
@@ -3834,7 +3847,7 @@
     <w:p>
       <w:pPr>
         <w:pStyle w:val="Prrafodelista"/>
-        <w:spacing w:after="0" w:line="240" w:lineRule="auto"/>
+        <w:spacing w:before="0" w:after="0" w:line="240" w:lineRule="auto"/>
         <w:ind w:left="567"/>
         <w:jc w:val="both"/>
         <w:rPr>
@@ -3889,26 +3902,26 @@
     </w:p>
     <w:p>
       <w:pPr>
+        <w:spacing w:before="0" w:after="0" w:line="240" w:lineRule="auto"/>
+        <w:jc w:val="both"/>
+        <w:rPr>
+          <w:rFonts w:ascii="Arial Narrow" w:eastAsia="Arial Narrow" w:hAnsi="Arial Narrow" w:cs="Arial Narrow"/>
+          <w:b/>
+          <w:color w:val="000000"/>
+          <w:kern w:val="0"/>
+          <w:sz w:val="22"/>
+          <w:szCs w:val="22"/>
+          <w:lang w:eastAsia="es-PE"/>
+          <w14:ligatures w14:val="none"/>
+        </w:rPr>
+      </w:pPr>
+    </w:p>
+    <w:p>
+      <w:pPr>
         <w:spacing w:after="0" w:line="240" w:lineRule="auto"/>
         <w:jc w:val="both"/>
         <w:rPr>
           <w:rFonts w:ascii="Arial Narrow" w:eastAsia="Arial Narrow" w:hAnsi="Arial Narrow" w:cs="Arial Narrow"/>
-          <w:b/>
-          <w:color w:val="000000"/>
-          <w:kern w:val="0"/>
-          <w:sz w:val="22"/>
-          <w:szCs w:val="22"/>
-          <w:lang w:eastAsia="es-PE"/>
-          <w14:ligatures w14:val="none"/>
-        </w:rPr>
-      </w:pPr>
-    </w:p>
-    <w:p>
-      <w:pPr>
-        <w:spacing w:after="0" w:line="240" w:lineRule="auto"/>
-        <w:jc w:val="both"/>
-        <w:rPr>
-          <w:rFonts w:ascii="Arial Narrow" w:eastAsia="Arial Narrow" w:hAnsi="Arial Narrow" w:cs="Arial Narrow"/>
           <w:kern w:val="0"/>
           <w14:ligatures w14:val="none"/>
           <w:sz w:val="22"/>
@@ -4242,7 +4255,7 @@
     </w:p>
     <w:p>
       <w:pPr>
-        <w:spacing w:after="0" w:line="240" w:lineRule="auto"/>
+        <w:spacing w:before="0" w:after="0" w:line="240" w:lineRule="auto"/>
         <w:jc w:val="both"/>
         <w:rPr>
           <w:rFonts w:ascii="Arial Narrow" w:eastAsia="Arial Narrow" w:hAnsi="Arial Narrow" w:cs="Arial Narrow"/>
@@ -4328,7 +4341,7 @@
     </w:p>
     <w:p>
       <w:pPr>
-        <w:spacing w:line="240" w:lineRule="auto"/>
+        <w:spacing w:before="0" w:after="0" w:line="240" w:lineRule="auto"/>
         <w:contextualSpacing/>
         <w:jc w:val="both"/>
         <w:rPr>
@@ -4478,7 +4491,7 @@
     </w:p>
     <w:p>
       <w:pPr>
-        <w:spacing w:after="0" w:line="240" w:lineRule="auto"/>
+        <w:spacing w:before="0" w:after="0" w:line="240" w:lineRule="auto"/>
         <w:jc w:val="both"/>
         <w:rPr>
           <w:rFonts w:ascii="Arial Narrow" w:eastAsia="Arial Narrow" w:hAnsi="Arial Narrow" w:cs="Arial Narrow"/>
@@ -4771,7 +4784,7 @@
     </w:p>
     <w:p>
       <w:pPr>
-        <w:spacing w:after="0" w:line="240" w:lineRule="auto"/>
+        <w:spacing w:before="0" w:after="0" w:line="240" w:lineRule="auto"/>
         <w:ind w:left="567"/>
         <w:jc w:val="both"/>
         <w:rPr>
@@ -4872,7 +4885,7 @@
     </w:p>
     <w:p>
       <w:pPr>
-        <w:spacing w:after="0" w:line="240" w:lineRule="auto"/>
+        <w:spacing w:before="0" w:after="0" w:line="240" w:lineRule="auto"/>
         <w:jc w:val="both"/>
         <w:rPr>
           <w:rFonts w:ascii="Arial Narrow" w:eastAsia="Arial Narrow" w:hAnsi="Arial Narrow" w:cs="Arial Narrow"/>
@@ -5190,7 +5203,7 @@
     </w:p>
     <w:p>
       <w:pPr>
-        <w:spacing w:after="0" w:line="240" w:lineRule="auto"/>
+        <w:spacing w:before="0" w:after="0" w:line="240" w:lineRule="auto"/>
         <w:jc w:val="both"/>
         <w:rPr>
           <w:rFonts w:ascii="Arial Narrow" w:eastAsia="Arial Narrow" w:hAnsi="Arial Narrow" w:cs="Arial Narrow"/>
@@ -5471,90 +5484,90 @@
     </w:p>
     <w:p>
       <w:pPr>
+        <w:spacing w:before="0" w:after="0" w:line="240" w:lineRule="auto"/>
+        <w:shd w:val="clear" w:color="auto" w:fill="FFFFFF"/>
+        <w:jc w:val="both"/>
+        <w:rPr>
+          <w:rFonts w:ascii="Arial Narrow" w:eastAsia="Arial Narrow" w:hAnsi="Arial Narrow" w:cs="Arial Narrow"/>
+          <w:b/>
+          <w:color w:val="000000"/>
+          <w:kern w:val="0"/>
+          <w:sz w:val="22"/>
+          <w:szCs w:val="22"/>
+          <w:lang w:eastAsia="es-PE"/>
+          <w14:ligatures w14:val="none"/>
+        </w:rPr>
+      </w:pPr>
+    </w:p>
+    <w:p>
+      <w:pPr>
         <w:shd w:val="clear" w:color="auto" w:fill="FFFFFF"/>
         <w:spacing w:after="0" w:line="240" w:lineRule="auto"/>
         <w:jc w:val="both"/>
         <w:rPr>
           <w:rFonts w:ascii="Arial Narrow" w:eastAsia="Arial Narrow" w:hAnsi="Arial Narrow" w:cs="Arial Narrow"/>
-          <w:b/>
-          <w:color w:val="000000"/>
-          <w:kern w:val="0"/>
-          <w:sz w:val="22"/>
-          <w:szCs w:val="22"/>
-          <w:lang w:eastAsia="es-PE"/>
-          <w14:ligatures w14:val="none"/>
-        </w:rPr>
-      </w:pPr>
-    </w:p>
-    <w:p>
-      <w:pPr>
+          <w:color w:val="000000"/>
+          <w:kern w:val="0"/>
+          <w:sz w:val="22"/>
+          <w:szCs w:val="22"/>
+          <w:lang w:eastAsia="es-PE"/>
+          <w14:ligatures w14:val="none"/>
+        </w:rPr>
+      </w:pPr>
+      <w:r>
+        <w:rPr>
+          <w:rFonts w:ascii="Arial Narrow" w:eastAsia="Arial Narrow" w:hAnsi="Arial Narrow" w:cs="Arial Narrow"/>
+          <w:b/>
+          <w:color w:val="000000"/>
+          <w:kern w:val="0"/>
+          <w:sz w:val="22"/>
+          <w:szCs w:val="22"/>
+          <w:lang w:eastAsia="es-PE"/>
+          <w14:ligatures w14:val="none"/>
+        </w:rPr>
+        <w:t>SÉTIMO:</w:t>
+      </w:r>
+      <w:r>
+        <w:rPr>
+          <w:rFonts w:ascii="Arial Narrow" w:eastAsia="Arial Narrow" w:hAnsi="Arial Narrow" w:cs="Arial Narrow"/>
+          <w:color w:val="000000"/>
+          <w:kern w:val="0"/>
+          <w:sz w:val="22"/>
+          <w:szCs w:val="22"/>
+          <w:lang w:eastAsia="es-PE"/>
+          <w14:ligatures w14:val="none"/>
+        </w:rPr>
+        <w:t xml:space="preserve"> informar a las partes que conforme a lo establecido en el artículo 39</w:t>
+      </w:r>
+      <w:r>
+        <w:rPr>
+          <w:rFonts w:ascii="Arial Narrow" w:eastAsia="Arial Narrow" w:hAnsi="Arial Narrow" w:cs="Arial Narrow"/>
+          <w:color w:val="000000"/>
+          <w:kern w:val="0"/>
+          <w:sz w:val="22"/>
+          <w:szCs w:val="22"/>
+          <w:lang w:eastAsia="es-PE"/>
+          <w14:ligatures w14:val="none"/>
+        </w:rPr>
+        <w:t/>
+      </w:r>
+      <w:r>
+        <w:rPr>
+          <w:rFonts w:ascii="Arial Narrow" w:eastAsia="Arial Narrow" w:hAnsi="Arial Narrow" w:cs="Arial Narrow"/>
+          <w:color w:val="000000"/>
+          <w:kern w:val="0"/>
+          <w:sz w:val="22"/>
+          <w:szCs w:val="22"/>
+          <w:lang w:eastAsia="es-PE"/>
+          <w14:ligatures w14:val="none"/>
+        </w:rPr>
+        <w:t xml:space="preserve"> de la Ley sobre Facultades, Normas y Organización del Indecopi, aprobada por Decreto Legislativo 807, los gastos por los peritajes realizados, actuación de pruebas, inspecciones y otros derivados de la tramitación del proceso serán de cargo de la parte que solicita la prueba, salvo pacto en contrario. En todos los casos, la resolución final determinará si los gastos deben ser asumidos por alguna de las partes, o reembolsados a la otra parte o al Indecopi, según sea el caso, de manera adicional a la sanción que haya podido imponerse. </w:t>
+      </w:r>
+    </w:p>
+    <w:p>
+      <w:pPr>
+        <w:spacing w:before="0" w:after="0" w:line="240" w:lineRule="auto"/>
         <w:shd w:val="clear" w:color="auto" w:fill="FFFFFF"/>
-        <w:spacing w:after="0" w:line="240" w:lineRule="auto"/>
-        <w:jc w:val="both"/>
-        <w:rPr>
-          <w:rFonts w:ascii="Arial Narrow" w:eastAsia="Arial Narrow" w:hAnsi="Arial Narrow" w:cs="Arial Narrow"/>
-          <w:color w:val="000000"/>
-          <w:kern w:val="0"/>
-          <w:sz w:val="22"/>
-          <w:szCs w:val="22"/>
-          <w:lang w:eastAsia="es-PE"/>
-          <w14:ligatures w14:val="none"/>
-        </w:rPr>
-      </w:pPr>
-      <w:r>
-        <w:rPr>
-          <w:rFonts w:ascii="Arial Narrow" w:eastAsia="Arial Narrow" w:hAnsi="Arial Narrow" w:cs="Arial Narrow"/>
-          <w:b/>
-          <w:color w:val="000000"/>
-          <w:kern w:val="0"/>
-          <w:sz w:val="22"/>
-          <w:szCs w:val="22"/>
-          <w:lang w:eastAsia="es-PE"/>
-          <w14:ligatures w14:val="none"/>
-        </w:rPr>
-        <w:t>SÉTIMO:</w:t>
-      </w:r>
-      <w:r>
-        <w:rPr>
-          <w:rFonts w:ascii="Arial Narrow" w:eastAsia="Arial Narrow" w:hAnsi="Arial Narrow" w:cs="Arial Narrow"/>
-          <w:color w:val="000000"/>
-          <w:kern w:val="0"/>
-          <w:sz w:val="22"/>
-          <w:szCs w:val="22"/>
-          <w:lang w:eastAsia="es-PE"/>
-          <w14:ligatures w14:val="none"/>
-        </w:rPr>
-        <w:t xml:space="preserve"> informar a las partes que conforme a lo establecido en el artículo 39</w:t>
-      </w:r>
-      <w:r>
-        <w:rPr>
-          <w:rFonts w:ascii="Arial Narrow" w:eastAsia="Arial Narrow" w:hAnsi="Arial Narrow" w:cs="Arial Narrow"/>
-          <w:color w:val="000000"/>
-          <w:kern w:val="0"/>
-          <w:sz w:val="22"/>
-          <w:szCs w:val="22"/>
-          <w:lang w:eastAsia="es-PE"/>
-          <w14:ligatures w14:val="none"/>
-        </w:rPr>
-        <w:t/>
-      </w:r>
-      <w:r>
-        <w:rPr>
-          <w:rFonts w:ascii="Arial Narrow" w:eastAsia="Arial Narrow" w:hAnsi="Arial Narrow" w:cs="Arial Narrow"/>
-          <w:color w:val="000000"/>
-          <w:kern w:val="0"/>
-          <w:sz w:val="22"/>
-          <w:szCs w:val="22"/>
-          <w:lang w:eastAsia="es-PE"/>
-          <w14:ligatures w14:val="none"/>
-        </w:rPr>
-        <w:t xml:space="preserve"> de la Ley sobre Facultades, Normas y Organización del Indecopi, aprobada por Decreto Legislativo 807, los gastos por los peritajes realizados, actuación de pruebas, inspecciones y otros derivados de la tramitación del proceso serán de cargo de la parte que solicita la prueba, salvo pacto en contrario. En todos los casos, la resolución final determinará si los gastos deben ser asumidos por alguna de las partes, o reembolsados a la otra parte o al Indecopi, según sea el caso, de manera adicional a la sanción que haya podido imponerse. </w:t>
-      </w:r>
-    </w:p>
-    <w:p>
-      <w:pPr>
-        <w:shd w:val="clear" w:color="auto" w:fill="FFFFFF"/>
-        <w:spacing w:after="0" w:line="240" w:lineRule="auto"/>
         <w:jc w:val="both"/>
         <w:rPr>
           <w:rFonts w:ascii="Arial Narrow" w:eastAsia="Arial Narrow" w:hAnsi="Arial Narrow" w:cs="Arial Narrow"/>
@@ -5701,15 +5714,87 @@
     </w:p>
     <w:p>
       <w:pPr>
+        <w:spacing w:before="0" w:after="0" w:line="240" w:lineRule="auto"/>
+        <w:suppressAutoHyphens/>
+        <w:jc w:val="both"/>
+        <w:rPr>
+          <w:rFonts w:ascii="Arial Narrow" w:eastAsia="Arial Narrow" w:hAnsi="Arial Narrow" w:cs="Arial Narrow"/>
+          <w:kern w:val="0"/>
+          <w:sz w:val="22"/>
+          <w:szCs w:val="22"/>
+          <w:u w:val="single"/>
+          <w14:ligatures w14:val="none"/>
+        </w:rPr>
+      </w:pPr>
+    </w:p>
+    <w:p>
+      <w:pPr>
         <w:suppressAutoHyphens/>
         <w:spacing w:after="0" w:line="240" w:lineRule="auto"/>
         <w:jc w:val="both"/>
         <w:rPr>
           <w:rFonts w:ascii="Arial Narrow" w:eastAsia="Arial Narrow" w:hAnsi="Arial Narrow" w:cs="Arial Narrow"/>
-          <w:kern w:val="0"/>
-          <w:sz w:val="22"/>
-          <w:szCs w:val="22"/>
-          <w:u w:val="single"/>
+          <w:color w:val="000000"/>
+          <w:kern w:val="0"/>
+          <w:sz w:val="22"/>
+          <w:szCs w:val="22"/>
+          <w:lang w:eastAsia="es-PE"/>
+          <w14:ligatures w14:val="none"/>
+        </w:rPr>
+      </w:pPr>
+      <w:r>
+        <w:rPr>
+          <w:rFonts w:ascii="Arial Narrow" w:eastAsia="Arial Narrow" w:hAnsi="Arial Narrow" w:cs="Arial Narrow"/>
+          <w:b/>
+          <w:color w:val="000000"/>
+          <w:kern w:val="0"/>
+          <w:sz w:val="22"/>
+          <w:szCs w:val="22"/>
+          <w:lang w:eastAsia="es-PE"/>
+          <w14:ligatures w14:val="none"/>
+        </w:rPr>
+        <w:t>NOVENO:</w:t>
+      </w:r>
+      <w:r>
+        <w:rPr>
+          <w:rFonts w:ascii="Arial Narrow" w:eastAsia="Arial Narrow" w:hAnsi="Arial Narrow" w:cs="Arial Narrow"/>
+          <w:color w:val="000000"/>
+          <w:kern w:val="0"/>
+          <w:sz w:val="22"/>
+          <w:szCs w:val="22"/>
+          <w:lang w:eastAsia="es-PE"/>
+          <w14:ligatures w14:val="none"/>
+        </w:rPr>
+        <w:t xml:space="preserve"> poner en conocimiento de las partes que, antes de la emisión de la Resolución Final, tienen la posibilidad de formular su desistimiento o presentar el acuerdo arribado mediante la conciliación, mediación, </w:t>
+      </w:r>
+      <w:r>
+        <w:rPr>
+          <w:rFonts w:ascii="Arial Narrow" w:eastAsia="Arial Narrow" w:hAnsi="Arial Narrow" w:cs="Arial Narrow"/>
+          <w:color w:val="000000"/>
+          <w:kern w:val="0"/>
+          <w:sz w:val="22"/>
+          <w:szCs w:val="22"/>
+          <w:lang w:eastAsia="es-PE"/>
+          <w14:ligatures w14:val="none"/>
+        </w:rPr>
+        <w:lastRenderedPageBreak/>
+        <w:t>transacción o cualquier otro que, de forma indubitable, deje constancia que se ha solucionado la controversia materia de denuncia.</w:t>
+      </w:r>
+      <w:bookmarkStart w:id="7" w:name="h.gjdgxs" w:colFirst="0" w:colLast="0"/>
+      <w:bookmarkEnd w:id="7"/>
+    </w:p>
+    <w:p>
+      <w:pPr>
+        <w:spacing w:before="0" w:after="0" w:line="240" w:lineRule="auto"/>
+        <w:suppressAutoHyphens/>
+        <w:jc w:val="both"/>
+        <w:rPr>
+          <w:rFonts w:ascii="Arial Narrow" w:eastAsia="Arial Narrow" w:hAnsi="Arial Narrow" w:cs="Arial Narrow"/>
+          <w:color w:val="000000"/>
+          <w:kern w:val="0"/>
+          <w:sz w:val="22"/>
+          <w:szCs w:val="22"/>
+          <w:lang w:eastAsia="es-PE"/>
           <w14:ligatures w14:val="none"/>
         </w:rPr>
       </w:pPr>
@@ -5721,305 +5806,233 @@
         <w:jc w:val="both"/>
         <w:rPr>
           <w:rFonts w:ascii="Arial Narrow" w:eastAsia="Arial Narrow" w:hAnsi="Arial Narrow" w:cs="Arial Narrow"/>
-          <w:color w:val="000000"/>
-          <w:kern w:val="0"/>
-          <w:sz w:val="22"/>
-          <w:szCs w:val="22"/>
-          <w:lang w:eastAsia="es-PE"/>
-          <w14:ligatures w14:val="none"/>
-        </w:rPr>
-      </w:pPr>
-      <w:r>
-        <w:rPr>
-          <w:rFonts w:ascii="Arial Narrow" w:eastAsia="Arial Narrow" w:hAnsi="Arial Narrow" w:cs="Arial Narrow"/>
-          <w:b/>
-          <w:color w:val="000000"/>
-          <w:kern w:val="0"/>
-          <w:sz w:val="22"/>
-          <w:szCs w:val="22"/>
-          <w:lang w:eastAsia="es-PE"/>
-          <w14:ligatures w14:val="none"/>
-        </w:rPr>
-        <w:t>NOVENO:</w:t>
-      </w:r>
-      <w:r>
-        <w:rPr>
-          <w:rFonts w:ascii="Arial Narrow" w:eastAsia="Arial Narrow" w:hAnsi="Arial Narrow" w:cs="Arial Narrow"/>
-          <w:color w:val="000000"/>
-          <w:kern w:val="0"/>
-          <w:sz w:val="22"/>
-          <w:szCs w:val="22"/>
-          <w:lang w:eastAsia="es-PE"/>
-          <w14:ligatures w14:val="none"/>
-        </w:rPr>
-        <w:t xml:space="preserve"> poner en conocimiento de las partes que, antes de la emisión de la Resolución Final, tienen la posibilidad de formular su desistimiento o presentar el acuerdo arribado mediante la conciliación, mediación, </w:t>
-      </w:r>
-      <w:r>
-        <w:rPr>
-          <w:rFonts w:ascii="Arial Narrow" w:eastAsia="Arial Narrow" w:hAnsi="Arial Narrow" w:cs="Arial Narrow"/>
-          <w:color w:val="000000"/>
-          <w:kern w:val="0"/>
-          <w:sz w:val="22"/>
-          <w:szCs w:val="22"/>
-          <w:lang w:eastAsia="es-PE"/>
-          <w14:ligatures w14:val="none"/>
-        </w:rPr>
-        <w:lastRenderedPageBreak/>
-        <w:t>transacción o cualquier otro que, de forma indubitable, deje constancia que se ha solucionado la controversia materia de denuncia.</w:t>
-      </w:r>
-      <w:bookmarkStart w:id="7" w:name="h.gjdgxs" w:colFirst="0" w:colLast="0"/>
-      <w:bookmarkEnd w:id="7"/>
-    </w:p>
-    <w:p>
-      <w:pPr>
+          <w:sz w:val="22"/>
+          <w:szCs w:val="22"/>
+        </w:rPr>
+      </w:pPr>
+      <w:r>
+        <w:rPr>
+          <w:rFonts w:ascii="Arial Narrow" w:eastAsia="Arial Narrow" w:hAnsi="Arial Narrow" w:cs="Arial Narrow"/>
+          <w:b/>
+          <w:spacing w:val="-3"/>
+          <w:kern w:val="0"/>
+          <w14:ligatures w14:val="none"/>
+          <w:sz w:val="22"/>
+          <w:szCs w:val="22"/>
+        </w:rPr>
+        <w:t xml:space="preserve">DÉCIMO:</w:t>
+      </w:r>
+      <w:r>
+        <w:rPr>
+          <w:rFonts w:ascii="Arial Narrow" w:eastAsia="Arial Narrow" w:hAnsi="Arial Narrow" w:cs="Arial Narrow"/>
+          <w:spacing w:val="-3"/>
+          <w:kern w:val="0"/>
+          <w14:ligatures w14:val="none"/>
+          <w:sz w:val="22"/>
+          <w:szCs w:val="22"/>
+        </w:rPr>
+        <w:t xml:space="preserve"> </w:t>
+      </w:r>
+      <w:r>
+        <w:rPr>
+          <w:rFonts w:ascii="Arial Narrow" w:eastAsia="Arial Narrow" w:hAnsi="Arial Narrow" w:cs="Arial Narrow"/>
+          <w:spacing w:val="-3"/>
+          <w:kern w:val="0"/>
+          <w14:ligatures w14:val="none"/>
+          <w:sz w:val="22"/>
+          <w:szCs w:val="22"/>
+        </w:rPr>
+        <w:t xml:space="preserve">requerir al señor [DENUNCIANTE] para que, dentro del plazo de dos (2) días hábiles siguientes a la fecha en que reciba la notificación en su bandeja de correo electrónico, efectúe la confirmación de recepción de la notificación remitida por este despacho a su correo electrónico, de conformidad con el segundo párrafo del numeral 4 del artículo 20 del Texto Único Ordenado de la Ley del Procedimiento Administrativo General, aprobado mediante Decreto Supremo 006-2026-JUS, bajo apercibimiento de rehacer el acto de notificación y notificarle conforme al numeral 1 del artículo 20 del citado cuerpo normativo.</w:t>
+      </w:r>
+      <w:r>
+        <w:rPr>
+          <w:rFonts w:ascii="Arial Narrow" w:eastAsia="Arial Narrow" w:hAnsi="Arial Narrow" w:cs="Arial Narrow"/>
+          <w:spacing w:val="-3"/>
+          <w:kern w:val="0"/>
+          <w14:ligatures w14:val="none"/>
+          <w:sz w:val="22"/>
+          <w:szCs w:val="22"/>
+        </w:rPr>
+        <w:t xml:space="preserve"/>
+      </w:r>
+      <w:r>
+        <w:rPr>
+          <w:rFonts w:ascii="Arial Narrow" w:eastAsia="Arial Narrow" w:hAnsi="Arial Narrow" w:cs="Arial Narrow"/>
+          <w:spacing w:val="-3"/>
+          <w:kern w:val="0"/>
+          <w14:ligatures w14:val="none"/>
+          <w:sz w:val="22"/>
+          <w:szCs w:val="22"/>
+        </w:rPr>
+        <w:t/>
+      </w:r>
+      <w:r>
+        <w:rPr>
+          <w:rFonts w:ascii="Arial Narrow" w:eastAsia="Arial Narrow" w:hAnsi="Arial Narrow" w:cs="Arial Narrow"/>
+          <w:spacing w:val="-3"/>
+          <w:kern w:val="0"/>
+          <w14:ligatures w14:val="none"/>
+          <w:sz w:val="22"/>
+          <w:szCs w:val="22"/>
+        </w:rPr>
+        <w:t xml:space="preserve"/>
+      </w:r>
+      <w:r>
+        <w:rPr>
+          <w:rFonts w:ascii="Arial Narrow" w:eastAsia="Arial Narrow" w:hAnsi="Arial Narrow" w:cs="Arial Narrow"/>
+          <w:color w:val="000000"/>
+          <w:kern w:val="0"/>
+          <w:sz w:val="22"/>
+          <w:szCs w:val="22"/>
+          <w:shd w:val="clear" w:color="auto" w:fill="FFFFFF"/>
+          <w:lang w:eastAsia="es-PE"/>
+          <w14:ligatures w14:val="none"/>
+        </w:rPr>
+        <w:t xml:space="preserve"/>
+      </w:r>
+      <w:r>
+        <w:rPr>
+          <w:rFonts w:ascii="Arial Narrow" w:eastAsia="Arial Narrow" w:hAnsi="Arial Narrow" w:cs="Arial Narrow"/>
+          <w:color w:val="000000"/>
+          <w:kern w:val="0"/>
+          <w:sz w:val="22"/>
+          <w:szCs w:val="22"/>
+          <w:shd w:val="clear" w:color="auto" w:fill="FFFFFF"/>
+          <w:lang w:eastAsia="es-PE"/>
+          <w14:ligatures w14:val="none"/>
+        </w:rPr>
+        <w:t xml:space="preserve"/>
+      </w:r>
+      <w:proofErr w:type="spellStart"/>
+      <w:r>
+        <w:rPr>
+          <w:rFonts w:ascii="Arial Narrow" w:eastAsia="Arial Narrow" w:hAnsi="Arial Narrow" w:cs="Arial Narrow"/>
+          <w:color w:val="000000"/>
+          <w:kern w:val="0"/>
+          <w:sz w:val="22"/>
+          <w:szCs w:val="22"/>
+          <w:shd w:val="clear" w:color="auto" w:fill="FFFFFF"/>
+          <w:lang w:eastAsia="es-PE"/>
+          <w14:ligatures w14:val="none"/>
+        </w:rPr>
+        <w:t/>
+      </w:r>
+      <w:proofErr w:type="spellEnd"/>
+      <w:r>
+        <w:rPr>
+          <w:rFonts w:ascii="Arial Narrow" w:eastAsia="Arial Narrow" w:hAnsi="Arial Narrow" w:cs="Arial Narrow"/>
+          <w:color w:val="000000"/>
+          <w:kern w:val="0"/>
+          <w:sz w:val="22"/>
+          <w:szCs w:val="22"/>
+          <w:shd w:val="clear" w:color="auto" w:fill="FFFFFF"/>
+          <w:lang w:eastAsia="es-PE"/>
+          <w14:ligatures w14:val="none"/>
+        </w:rPr>
+        <w:t xml:space="preserve"/>
+      </w:r>
+      <w:proofErr w:type="spellStart"/>
+      <w:r>
+        <w:rPr>
+          <w:rFonts w:ascii="Arial Narrow" w:eastAsia="Arial Narrow" w:hAnsi="Arial Narrow" w:cs="Arial Narrow"/>
+          <w:color w:val="000000"/>
+          <w:kern w:val="0"/>
+          <w:sz w:val="22"/>
+          <w:szCs w:val="22"/>
+          <w:shd w:val="clear" w:color="auto" w:fill="FFFFFF"/>
+          <w:lang w:eastAsia="es-PE"/>
+          <w14:ligatures w14:val="none"/>
+        </w:rPr>
+        <w:t/>
+      </w:r>
+      <w:proofErr w:type="spellEnd"/>
+      <w:r>
+        <w:rPr>
+          <w:rFonts w:ascii="Arial Narrow" w:eastAsia="Arial Narrow" w:hAnsi="Arial Narrow" w:cs="Arial Narrow"/>
+          <w:color w:val="000000"/>
+          <w:kern w:val="0"/>
+          <w:sz w:val="22"/>
+          <w:szCs w:val="22"/>
+          <w:shd w:val="clear" w:color="auto" w:fill="FFFFFF"/>
+          <w:lang w:eastAsia="es-PE"/>
+          <w14:ligatures w14:val="none"/>
+        </w:rPr>
+        <w:t xml:space="preserve"/>
+      </w:r>
+      <w:r>
+        <w:rPr>
+          <w:rFonts w:ascii="Arial Narrow" w:eastAsia="Arial Narrow" w:hAnsi="Arial Narrow" w:cs="Arial Narrow"/>
+          <w:color w:val="000000"/>
+          <w:sz w:val="22"/>
+          <w:szCs w:val="22"/>
+        </w:rPr>
+        <w:t/>
+      </w:r>
+      <w:r>
+        <w:rPr>
+          <w:rFonts w:ascii="Arial Narrow" w:eastAsia="Arial Narrow" w:hAnsi="Arial Narrow" w:cs="Arial Narrow"/>
+          <w:color w:val="000000"/>
+          <w:kern w:val="0"/>
+          <w:sz w:val="22"/>
+          <w:szCs w:val="22"/>
+          <w:lang w:eastAsia="es-PE"/>
+          <w14:ligatures w14:val="none"/>
+        </w:rPr>
+        <w:t/>
+      </w:r>
+      <w:r>
+        <w:rPr>
+          <w:rFonts w:ascii="Arial Narrow" w:eastAsia="Arial Narrow" w:hAnsi="Arial Narrow" w:cs="Arial Narrow"/>
+          <w:color w:val="000000"/>
+          <w:sz w:val="22"/>
+          <w:szCs w:val="22"/>
+        </w:rPr>
+        <w:t xml:space="preserve"/>
+      </w:r>
+      <w:r>
+        <w:rPr>
+          <w:rFonts w:ascii="Arial Narrow" w:eastAsia="Arial Narrow" w:hAnsi="Arial Narrow" w:cs="Arial Narrow"/>
+          <w:color w:val="000000"/>
+          <w:kern w:val="0"/>
+          <w:sz w:val="22"/>
+          <w:szCs w:val="22"/>
+          <w:lang w:eastAsia="es-PE"/>
+          <w14:ligatures w14:val="none"/>
+        </w:rPr>
+        <w:t/>
+      </w:r>
+      <w:r>
+        <w:rPr>
+          <w:rFonts w:ascii="Arial Narrow" w:eastAsia="Arial Narrow" w:hAnsi="Arial Narrow" w:cs="Arial Narrow"/>
+          <w:color w:val="000000"/>
+          <w:sz w:val="22"/>
+          <w:szCs w:val="22"/>
+        </w:rPr>
+        <w:t xml:space="preserve"/>
+      </w:r>
+      <w:r>
+        <w:rPr>
+          <w:rStyle w:val="Refdenotaalpie"/>
+          <w:rFonts w:ascii="Arial Narrow" w:eastAsia="Arial Narrow" w:hAnsi="Arial Narrow" w:cs="Arial Narrow"/>
+          <w:sz w:val="22"/>
+          <w:szCs w:val="22"/>
+          <w:vertAlign w:val="superscript"/>
+        </w:rPr>
+        <w:footnoteReference w:id="13"/>
+      </w:r>
+      <w:r>
+        <w:rPr>
+          <w:rFonts w:ascii="Arial Narrow" w:eastAsia="Arial Narrow" w:hAnsi="Arial Narrow" w:cs="Arial Narrow"/>
+          <w:sz w:val="22"/>
+          <w:szCs w:val="22"/>
+        </w:rPr>
+        <w:t/>
+      </w:r>
+    </w:p>
+    <w:p>
+      <w:pPr>
+        <w:spacing w:before="0" w:after="0" w:line="240" w:lineRule="auto"/>
         <w:suppressAutoHyphens/>
-        <w:spacing w:after="0" w:line="240" w:lineRule="auto"/>
-        <w:jc w:val="both"/>
-        <w:rPr>
-          <w:rFonts w:ascii="Arial Narrow" w:eastAsia="Arial Narrow" w:hAnsi="Arial Narrow" w:cs="Arial Narrow"/>
-          <w:color w:val="000000"/>
-          <w:kern w:val="0"/>
-          <w:sz w:val="22"/>
-          <w:szCs w:val="22"/>
-          <w:lang w:eastAsia="es-PE"/>
-          <w14:ligatures w14:val="none"/>
-        </w:rPr>
-      </w:pPr>
-    </w:p>
-    <w:p>
-      <w:pPr>
-        <w:suppressAutoHyphens/>
-        <w:spacing w:after="0" w:line="240" w:lineRule="auto"/>
-        <w:jc w:val="both"/>
-        <w:rPr>
-          <w:rFonts w:ascii="Arial Narrow" w:eastAsia="Arial Narrow" w:hAnsi="Arial Narrow" w:cs="Arial Narrow"/>
-          <w:sz w:val="22"/>
-          <w:szCs w:val="22"/>
-        </w:rPr>
-      </w:pPr>
-      <w:r>
-        <w:rPr>
-          <w:rFonts w:ascii="Arial Narrow" w:eastAsia="Arial Narrow" w:hAnsi="Arial Narrow" w:cs="Arial Narrow"/>
-          <w:b/>
-          <w:spacing w:val="-3"/>
-          <w:kern w:val="0"/>
-          <w14:ligatures w14:val="none"/>
-          <w:sz w:val="22"/>
-          <w:szCs w:val="22"/>
-        </w:rPr>
-        <w:t xml:space="preserve">DÉCIMO:</w:t>
-      </w:r>
-      <w:r>
-        <w:rPr>
-          <w:rFonts w:ascii="Arial Narrow" w:eastAsia="Arial Narrow" w:hAnsi="Arial Narrow" w:cs="Arial Narrow"/>
-          <w:spacing w:val="-3"/>
-          <w:kern w:val="0"/>
-          <w14:ligatures w14:val="none"/>
-          <w:sz w:val="22"/>
-          <w:szCs w:val="22"/>
-        </w:rPr>
-        <w:t xml:space="preserve"> </w:t>
-      </w:r>
-      <w:r>
-        <w:rPr>
-          <w:rFonts w:ascii="Arial Narrow" w:eastAsia="Arial Narrow" w:hAnsi="Arial Narrow" w:cs="Arial Narrow"/>
-          <w:spacing w:val="-3"/>
-          <w:kern w:val="0"/>
-          <w14:ligatures w14:val="none"/>
-          <w:sz w:val="22"/>
-          <w:szCs w:val="22"/>
-        </w:rPr>
-        <w:t xml:space="preserve">requerir al señor [DENUNCIANTE] para que, dentro del plazo de dos (2) días hábiles siguientes a la fecha en que reciba la notificación en su bandeja de correo electrónico, efectúe la confirmación de recepción de la notificación remitida por este despacho a su correo electrónico, de conformidad con el segundo párrafo del numeral 4 del artículo 20 del Texto Único Ordenado de la Ley del Procedimiento Administrativo General, aprobado mediante Decreto Supremo 006-2026-JUS, bajo apercibimiento de rehacer el acto de notificación y notificarle conforme al numeral 1 del artículo 20 del citado cuerpo normativo.</w:t>
-      </w:r>
-      <w:r>
-        <w:rPr>
-          <w:rFonts w:ascii="Arial Narrow" w:eastAsia="Arial Narrow" w:hAnsi="Arial Narrow" w:cs="Arial Narrow"/>
-          <w:spacing w:val="-3"/>
-          <w:kern w:val="0"/>
-          <w14:ligatures w14:val="none"/>
-          <w:sz w:val="22"/>
-          <w:szCs w:val="22"/>
-        </w:rPr>
-        <w:t xml:space="preserve"/>
-      </w:r>
-      <w:r>
-        <w:rPr>
-          <w:rFonts w:ascii="Arial Narrow" w:eastAsia="Arial Narrow" w:hAnsi="Arial Narrow" w:cs="Arial Narrow"/>
-          <w:spacing w:val="-3"/>
-          <w:kern w:val="0"/>
-          <w14:ligatures w14:val="none"/>
-          <w:sz w:val="22"/>
-          <w:szCs w:val="22"/>
-        </w:rPr>
-        <w:t/>
-      </w:r>
-      <w:r>
-        <w:rPr>
-          <w:rFonts w:ascii="Arial Narrow" w:eastAsia="Arial Narrow" w:hAnsi="Arial Narrow" w:cs="Arial Narrow"/>
-          <w:spacing w:val="-3"/>
-          <w:kern w:val="0"/>
-          <w14:ligatures w14:val="none"/>
-          <w:sz w:val="22"/>
-          <w:szCs w:val="22"/>
-        </w:rPr>
-        <w:t xml:space="preserve"/>
-      </w:r>
-      <w:r>
-        <w:rPr>
-          <w:rFonts w:ascii="Arial Narrow" w:eastAsia="Arial Narrow" w:hAnsi="Arial Narrow" w:cs="Arial Narrow"/>
-          <w:color w:val="000000"/>
-          <w:kern w:val="0"/>
-          <w:sz w:val="22"/>
-          <w:szCs w:val="22"/>
-          <w:shd w:val="clear" w:color="auto" w:fill="FFFFFF"/>
-          <w:lang w:eastAsia="es-PE"/>
-          <w14:ligatures w14:val="none"/>
-        </w:rPr>
-        <w:t xml:space="preserve"/>
-      </w:r>
-      <w:r>
-        <w:rPr>
-          <w:rFonts w:ascii="Arial Narrow" w:eastAsia="Arial Narrow" w:hAnsi="Arial Narrow" w:cs="Arial Narrow"/>
-          <w:color w:val="000000"/>
-          <w:kern w:val="0"/>
-          <w:sz w:val="22"/>
-          <w:szCs w:val="22"/>
-          <w:shd w:val="clear" w:color="auto" w:fill="FFFFFF"/>
-          <w:lang w:eastAsia="es-PE"/>
-          <w14:ligatures w14:val="none"/>
-        </w:rPr>
-        <w:t xml:space="preserve"/>
-      </w:r>
-      <w:proofErr w:type="spellStart"/>
-      <w:r>
-        <w:rPr>
-          <w:rFonts w:ascii="Arial Narrow" w:eastAsia="Arial Narrow" w:hAnsi="Arial Narrow" w:cs="Arial Narrow"/>
-          <w:color w:val="000000"/>
-          <w:kern w:val="0"/>
-          <w:sz w:val="22"/>
-          <w:szCs w:val="22"/>
-          <w:shd w:val="clear" w:color="auto" w:fill="FFFFFF"/>
-          <w:lang w:eastAsia="es-PE"/>
-          <w14:ligatures w14:val="none"/>
-        </w:rPr>
-        <w:t/>
-      </w:r>
-      <w:proofErr w:type="spellEnd"/>
-      <w:r>
-        <w:rPr>
-          <w:rFonts w:ascii="Arial Narrow" w:eastAsia="Arial Narrow" w:hAnsi="Arial Narrow" w:cs="Arial Narrow"/>
-          <w:color w:val="000000"/>
-          <w:kern w:val="0"/>
-          <w:sz w:val="22"/>
-          <w:szCs w:val="22"/>
-          <w:shd w:val="clear" w:color="auto" w:fill="FFFFFF"/>
-          <w:lang w:eastAsia="es-PE"/>
-          <w14:ligatures w14:val="none"/>
-        </w:rPr>
-        <w:t xml:space="preserve"/>
-      </w:r>
-      <w:proofErr w:type="spellStart"/>
-      <w:r>
-        <w:rPr>
-          <w:rFonts w:ascii="Arial Narrow" w:eastAsia="Arial Narrow" w:hAnsi="Arial Narrow" w:cs="Arial Narrow"/>
-          <w:color w:val="000000"/>
-          <w:kern w:val="0"/>
-          <w:sz w:val="22"/>
-          <w:szCs w:val="22"/>
-          <w:shd w:val="clear" w:color="auto" w:fill="FFFFFF"/>
-          <w:lang w:eastAsia="es-PE"/>
-          <w14:ligatures w14:val="none"/>
-        </w:rPr>
-        <w:t/>
-      </w:r>
-      <w:proofErr w:type="spellEnd"/>
-      <w:r>
-        <w:rPr>
-          <w:rFonts w:ascii="Arial Narrow" w:eastAsia="Arial Narrow" w:hAnsi="Arial Narrow" w:cs="Arial Narrow"/>
-          <w:color w:val="000000"/>
-          <w:kern w:val="0"/>
-          <w:sz w:val="22"/>
-          <w:szCs w:val="22"/>
-          <w:shd w:val="clear" w:color="auto" w:fill="FFFFFF"/>
-          <w:lang w:eastAsia="es-PE"/>
-          <w14:ligatures w14:val="none"/>
-        </w:rPr>
-        <w:t xml:space="preserve"/>
-      </w:r>
-      <w:r>
-        <w:rPr>
-          <w:rFonts w:ascii="Arial Narrow" w:eastAsia="Arial Narrow" w:hAnsi="Arial Narrow" w:cs="Arial Narrow"/>
-          <w:color w:val="000000"/>
-          <w:sz w:val="22"/>
-          <w:szCs w:val="22"/>
-        </w:rPr>
-        <w:t/>
-      </w:r>
-      <w:r>
-        <w:rPr>
-          <w:rFonts w:ascii="Arial Narrow" w:eastAsia="Arial Narrow" w:hAnsi="Arial Narrow" w:cs="Arial Narrow"/>
-          <w:color w:val="000000"/>
-          <w:kern w:val="0"/>
-          <w:sz w:val="22"/>
-          <w:szCs w:val="22"/>
-          <w:lang w:eastAsia="es-PE"/>
-          <w14:ligatures w14:val="none"/>
-        </w:rPr>
-        <w:t/>
-      </w:r>
-      <w:r>
-        <w:rPr>
-          <w:rFonts w:ascii="Arial Narrow" w:eastAsia="Arial Narrow" w:hAnsi="Arial Narrow" w:cs="Arial Narrow"/>
-          <w:color w:val="000000"/>
-          <w:sz w:val="22"/>
-          <w:szCs w:val="22"/>
-        </w:rPr>
-        <w:t xml:space="preserve"/>
-      </w:r>
-      <w:r>
-        <w:rPr>
-          <w:rFonts w:ascii="Arial Narrow" w:eastAsia="Arial Narrow" w:hAnsi="Arial Narrow" w:cs="Arial Narrow"/>
-          <w:color w:val="000000"/>
-          <w:kern w:val="0"/>
-          <w:sz w:val="22"/>
-          <w:szCs w:val="22"/>
-          <w:lang w:eastAsia="es-PE"/>
-          <w14:ligatures w14:val="none"/>
-        </w:rPr>
-        <w:t/>
-      </w:r>
-      <w:r>
-        <w:rPr>
-          <w:rFonts w:ascii="Arial Narrow" w:eastAsia="Arial Narrow" w:hAnsi="Arial Narrow" w:cs="Arial Narrow"/>
-          <w:color w:val="000000"/>
-          <w:sz w:val="22"/>
-          <w:szCs w:val="22"/>
-        </w:rPr>
-        <w:t xml:space="preserve"/>
-      </w:r>
-      <w:r>
-        <w:rPr>
-          <w:rStyle w:val="Refdenotaalpie"/>
-          <w:rFonts w:ascii="Arial Narrow" w:eastAsia="Arial Narrow" w:hAnsi="Arial Narrow" w:cs="Arial Narrow"/>
-          <w:sz w:val="22"/>
-          <w:szCs w:val="22"/>
-          <w:vertAlign w:val="superscript"/>
-        </w:rPr>
-        <w:footnoteReference w:id="13"/>
-      </w:r>
-      <w:r>
-        <w:rPr>
-          <w:rFonts w:ascii="Arial Narrow" w:eastAsia="Arial Narrow" w:hAnsi="Arial Narrow" w:cs="Arial Narrow"/>
-          <w:sz w:val="22"/>
-          <w:szCs w:val="22"/>
-        </w:rPr>
-        <w:t/>
-      </w:r>
-    </w:p>
-    <w:p>
-      <w:pPr>
-        <w:suppressAutoHyphens/>
-        <w:spacing w:after="0" w:line="240" w:lineRule="auto"/>
         <w:jc w:val="both"/>
         <w:rPr>
           <w:rFonts w:ascii="Arial Narrow" w:eastAsia="Arial Narrow" w:hAnsi="Arial Narrow" w:cs="Arial Narrow"/>
@@ -6559,42 +6572,89 @@
           <w:sz w:val="16"/>
           <w:szCs w:val="16"/>
         </w:rPr>
+        <w:t xml:space="preserve"/>
+      </w:r>
+      <w:r>
+        <w:rPr>
+          <w:rFonts w:ascii="Arial Narrow" w:eastAsia="Arial Narrow" w:hAnsi="Arial Narrow" w:cs="Arial Narrow"/>
+          <w:sz w:val="16"/>
+          <w:szCs w:val="16"/>
+        </w:rPr>
+      </w:r>
+      <w:r>
+        <w:rPr>
+          <w:rFonts w:ascii="Arial Narrow" w:eastAsia="Arial Narrow" w:hAnsi="Arial Narrow" w:cs="Arial Narrow"/>
+          <w:sz w:val="16"/>
+          <w:szCs w:val="16"/>
+        </w:rPr>
         <w:tab/>
-        <w:t xml:space="preserve"/>
-      </w:r>
-      <w:r>
-        <w:rPr>
-          <w:rFonts w:ascii="Arial Narrow" w:eastAsia="Arial Narrow" w:hAnsi="Arial Narrow" w:cs="Arial Narrow"/>
-          <w:sz w:val="16"/>
-          <w:szCs w:val="16"/>
-        </w:rPr>
-        <w:tab/>
-        <w:t>Publicado</w:t>
-      </w:r>
-      <w:r>
-        <w:rPr>
-          <w:rFonts w:ascii="Arial Narrow" w:eastAsia="Arial Narrow" w:hAnsi="Arial Narrow" w:cs="Arial Narrow"/>
-          <w:b/>
-          <w:sz w:val="16"/>
-          <w:szCs w:val="16"/>
-        </w:rPr>
-        <w:t xml:space="preserve"> </w:t>
-      </w:r>
-      <w:r>
-        <w:rPr>
-          <w:rFonts w:ascii="Arial Narrow" w:eastAsia="Arial Narrow" w:hAnsi="Arial Narrow" w:cs="Arial Narrow"/>
-          <w:sz w:val="16"/>
-          <w:szCs w:val="16"/>
-        </w:rPr>
-        <w:t xml:space="preserve">el 2 de setiembre de 2010</w:t>
-      </w:r>
-      <w:r>
-        <w:rPr>
-          <w:rFonts w:ascii="Arial Narrow" w:eastAsia="Arial Narrow" w:hAnsi="Arial Narrow" w:cs="Arial Narrow"/>
-          <w:sz w:val="16"/>
-          <w:szCs w:val="16"/>
-        </w:rPr>
-        <w:t xml:space="preserve"> en el Diario Oficial El Peruano, vigente desde el 2 de octubre de 2010 y modificado por Decreto Legislativo 1308.</w:t>
+        <w:t xml:space="preserve">Denuncia remitida a esta Comisión mediante MEMORANDUM </w:t>
+      </w:r>
+      <w:r>
+        <w:rPr>
+          <w:rFonts w:ascii="Arial Narrow" w:eastAsia="Arial Narrow" w:hAnsi="Arial Narrow" w:cs="Arial Narrow"/>
+          <w:sz w:val="16"/>
+          <w:szCs w:val="16"/>
+        </w:rPr>
+        <w:t xml:space="preserve">000405-2025-LAM/INDECOPI </w:t>
+      </w:r>
+      <w:r>
+        <w:rPr>
+          <w:rFonts w:ascii="Arial Narrow" w:eastAsia="Arial Narrow" w:hAnsi="Arial Narrow" w:cs="Arial Narrow"/>
+          <w:sz w:val="16"/>
+          <w:szCs w:val="16"/>
+        </w:rPr>
+        <w:t xml:space="preserve">de fecha </w:t>
+      </w:r>
+      <w:r>
+        <w:rPr>
+          <w:rFonts w:ascii="Arial Narrow" w:eastAsia="Arial Narrow" w:hAnsi="Arial Narrow" w:cs="Arial Narrow"/>
+          <w:sz w:val="16"/>
+          <w:szCs w:val="16"/>
+        </w:rPr>
+        <w:t xml:space="preserve">16 de abril de 2025</w:t>
+      </w:r>
+      <w:r>
+        <w:rPr>
+          <w:rFonts w:ascii="Arial Narrow" w:eastAsia="Arial Narrow" w:hAnsi="Arial Narrow" w:cs="Arial Narrow"/>
+          <w:sz w:val="16"/>
+          <w:szCs w:val="16"/>
+        </w:rPr>
+        <w:t xml:space="preserve">, </w:t>
+      </w:r>
+      <w:proofErr w:type="spellStart"/>
+      <w:r>
+        <w:rPr>
+          <w:rFonts w:ascii="Arial Narrow" w:eastAsia="Arial Narrow" w:hAnsi="Arial Narrow" w:cs="Arial Narrow"/>
+          <w:sz w:val="16"/>
+          <w:szCs w:val="16"/>
+        </w:rPr>
+        <w:t xml:space="preserve">recibida</w:t>
+      </w:r>
+      <w:proofErr w:type="spellEnd"/>
+      <w:r>
+        <w:rPr>
+          <w:rFonts w:ascii="Arial Narrow" w:eastAsia="Arial Narrow" w:hAnsi="Arial Narrow" w:cs="Arial Narrow"/>
+          <w:sz w:val="16"/>
+          <w:szCs w:val="16"/>
+        </w:rPr>
+        <w:t xml:space="preserve"> el </w:t>
+      </w:r>
+      <w:r>
+        <w:rPr>
+          <w:rFonts w:ascii="Arial Narrow" w:eastAsia="Arial Narrow" w:hAnsi="Arial Narrow" w:cs="Arial Narrow"/>
+          <w:sz w:val="16"/>
+          <w:szCs w:val="16"/>
+        </w:rPr>
+        <w:t xml:space="preserve">16 de abril de 2025</w:t>
+      </w:r>
+      <w:r>
+        <w:rPr>
+          <w:rFonts w:ascii="Arial Narrow" w:eastAsia="Arial Narrow" w:hAnsi="Arial Narrow" w:cs="Arial Narrow"/>
+          <w:sz w:val="16"/>
+          <w:szCs w:val="16"/>
+        </w:rPr>
+        <w:t>.</w:t>
       </w:r>
     </w:p>
     <w:p>
@@ -6641,90 +6701,41 @@
           <w:sz w:val="16"/>
           <w:szCs w:val="16"/>
         </w:rPr>
+        <w:t xml:space="preserve"/>
+      </w:r>
+      <w:r>
+        <w:rPr>
+          <w:rFonts w:ascii="Arial Narrow" w:eastAsia="Arial Narrow" w:hAnsi="Arial Narrow" w:cs="Arial Narrow"/>
+          <w:sz w:val="16"/>
+          <w:szCs w:val="16"/>
+        </w:rPr>
         <w:tab/>
-        <w:t xml:space="preserve"/>
-      </w:r>
-      <w:r>
-        <w:rPr>
-          <w:rFonts w:ascii="Arial Narrow" w:eastAsia="Arial Narrow" w:hAnsi="Arial Narrow" w:cs="Arial Narrow"/>
-          <w:sz w:val="16"/>
-          <w:szCs w:val="16"/>
-        </w:rPr>
-        <w:tab/>
-      </w:r>
-      <w:r>
-        <w:rPr>
-          <w:rFonts w:ascii="Arial Narrow" w:eastAsia="Arial Narrow" w:hAnsi="Arial Narrow" w:cs="Arial Narrow"/>
-          <w:sz w:val="16"/>
-          <w:szCs w:val="16"/>
-        </w:rPr>
-        <w:t xml:space="preserve">Denuncia remitida a esta Comisión mediante MEMORANDUM </w:t>
-      </w:r>
-      <w:r>
-        <w:rPr>
-          <w:rFonts w:ascii="Arial Narrow" w:eastAsia="Arial Narrow" w:hAnsi="Arial Narrow" w:cs="Arial Narrow"/>
-          <w:sz w:val="16"/>
-          <w:szCs w:val="16"/>
-        </w:rPr>
-        <w:t xml:space="preserve">000405-2025-LAM/INDECOPI </w:t>
-      </w:r>
-      <w:r>
-        <w:rPr>
-          <w:rFonts w:ascii="Arial Narrow" w:eastAsia="Arial Narrow" w:hAnsi="Arial Narrow" w:cs="Arial Narrow"/>
-          <w:sz w:val="16"/>
-          <w:szCs w:val="16"/>
-        </w:rPr>
-        <w:t xml:space="preserve">de fecha </w:t>
-      </w:r>
-      <w:r>
-        <w:rPr>
-          <w:rFonts w:ascii="Arial Narrow" w:eastAsia="Arial Narrow" w:hAnsi="Arial Narrow" w:cs="Arial Narrow"/>
-          <w:sz w:val="16"/>
-          <w:szCs w:val="16"/>
-        </w:rPr>
-        <w:t xml:space="preserve">16 de abril de 2025</w:t>
-      </w:r>
-      <w:r>
-        <w:rPr>
-          <w:rFonts w:ascii="Arial Narrow" w:eastAsia="Arial Narrow" w:hAnsi="Arial Narrow" w:cs="Arial Narrow"/>
-          <w:sz w:val="16"/>
-          <w:szCs w:val="16"/>
-        </w:rPr>
-        <w:t xml:space="preserve">, </w:t>
-      </w:r>
-      <w:proofErr w:type="spellStart"/>
-      <w:r>
-        <w:rPr>
-          <w:rFonts w:ascii="Arial Narrow" w:eastAsia="Arial Narrow" w:hAnsi="Arial Narrow" w:cs="Arial Narrow"/>
-          <w:sz w:val="16"/>
-          <w:szCs w:val="16"/>
-        </w:rPr>
-        <w:t xml:space="preserve">recibida</w:t>
-      </w:r>
-      <w:proofErr w:type="spellEnd"/>
-      <w:r>
-        <w:rPr>
-          <w:rFonts w:ascii="Arial Narrow" w:eastAsia="Arial Narrow" w:hAnsi="Arial Narrow" w:cs="Arial Narrow"/>
-          <w:sz w:val="16"/>
-          <w:szCs w:val="16"/>
-        </w:rPr>
-        <w:t xml:space="preserve"> el </w:t>
-      </w:r>
-      <w:r>
-        <w:rPr>
-          <w:rFonts w:ascii="Arial Narrow" w:eastAsia="Arial Narrow" w:hAnsi="Arial Narrow" w:cs="Arial Narrow"/>
-          <w:sz w:val="16"/>
-          <w:szCs w:val="16"/>
-        </w:rPr>
-        <w:t xml:space="preserve">16 de abril de 2025</w:t>
-      </w:r>
-      <w:r>
-        <w:rPr>
-          <w:rFonts w:ascii="Arial Narrow" w:eastAsia="Arial Narrow" w:hAnsi="Arial Narrow" w:cs="Arial Narrow"/>
-          <w:sz w:val="16"/>
-          <w:szCs w:val="16"/>
-        </w:rPr>
-        <w:t>.</w:t>
+        <w:t>Publicado</w:t>
+      </w:r>
+      <w:r>
+        <w:rPr>
+          <w:rFonts w:ascii="Arial Narrow" w:eastAsia="Arial Narrow" w:hAnsi="Arial Narrow" w:cs="Arial Narrow"/>
+          <w:b/>
+          <w:sz w:val="16"/>
+          <w:szCs w:val="16"/>
+        </w:rPr>
+        <w:t xml:space="preserve"> </w:t>
+      </w:r>
+      <w:r>
+        <w:rPr>
+          <w:rFonts w:ascii="Arial Narrow" w:eastAsia="Arial Narrow" w:hAnsi="Arial Narrow" w:cs="Arial Narrow"/>
+          <w:sz w:val="16"/>
+          <w:szCs w:val="16"/>
+        </w:rPr>
+        <w:t xml:space="preserve">el 2 de setiembre de 2010</w:t>
+      </w:r>
+      <w:r>
+        <w:rPr>
+          <w:rFonts w:ascii="Arial Narrow" w:eastAsia="Arial Narrow" w:hAnsi="Arial Narrow" w:cs="Arial Narrow"/>
+          <w:sz w:val="16"/>
+          <w:szCs w:val="16"/>
+        </w:rPr>
+        <w:t xml:space="preserve"> en el Diario Oficial El Peruano, vigente desde el 2 de octubre de 2010 y modificado por Decreto Legislativo 1308.</w:t>
       </w:r>
     </w:p>
     <w:p>
@@ -6773,25 +6784,24 @@
           <w:sz w:val="16"/>
           <w:szCs w:val="16"/>
         </w:rPr>
+        <w:t xml:space="preserve"/>
+      </w:r>
+      <w:r>
+        <w:rPr>
+          <w:rFonts w:ascii="Arial Narrow" w:eastAsia="Arial Narrow" w:hAnsi="Arial Narrow" w:cs="Arial Narrow"/>
+          <w:sz w:val="16"/>
+          <w:szCs w:val="16"/>
+        </w:rPr>
+      </w:r>
+      <w:r>
+        <w:rPr>
+          <w:rFonts w:ascii="Arial Narrow" w:eastAsia="Arial Narrow" w:hAnsi="Arial Narrow" w:cs="Arial Narrow"/>
+          <w:b/>
+          <w:bCs/>
+          <w:sz w:val="16"/>
+          <w:szCs w:val="16"/>
+        </w:rPr>
         <w:tab/>
-        <w:t xml:space="preserve"/>
-      </w:r>
-      <w:r>
-        <w:rPr>
-          <w:rFonts w:ascii="Arial Narrow" w:eastAsia="Arial Narrow" w:hAnsi="Arial Narrow" w:cs="Arial Narrow"/>
-          <w:sz w:val="16"/>
-          <w:szCs w:val="16"/>
-        </w:rPr>
-        <w:tab/>
-      </w:r>
-      <w:r>
-        <w:rPr>
-          <w:rFonts w:ascii="Arial Narrow" w:eastAsia="Arial Narrow" w:hAnsi="Arial Narrow" w:cs="Arial Narrow"/>
-          <w:b/>
-          <w:bCs/>
-          <w:sz w:val="16"/>
-          <w:szCs w:val="16"/>
-        </w:rPr>
         <w:t xml:space="preserve">LEY 29571, CÓDIGO DE PROTECCIÓN Y DEFENSA DEL CONSUMIDOR, publicado el 2 de setiembre de 2010 y modificado por Decreto Legislativo 1308 </w:t>
       </w:r>
     </w:p>
@@ -7013,25 +7023,24 @@
           <w:sz w:val="16"/>
           <w:szCs w:val="16"/>
         </w:rPr>
+        <w:t xml:space="preserve"/>
+      </w:r>
+      <w:r>
+        <w:rPr>
+          <w:rFonts w:ascii="Arial Narrow" w:eastAsia="Arial Narrow" w:hAnsi="Arial Narrow" w:cs="Arial Narrow"/>
+          <w:sz w:val="16"/>
+          <w:szCs w:val="16"/>
+        </w:rPr>
+      </w:r>
+      <w:r>
+        <w:rPr>
+          <w:rFonts w:ascii="Arial Narrow" w:eastAsia="Arial Narrow" w:hAnsi="Arial Narrow" w:cs="Arial Narrow"/>
+          <w:b/>
+          <w:bCs/>
+          <w:sz w:val="16"/>
+          <w:szCs w:val="16"/>
+        </w:rPr>
         <w:tab/>
-        <w:t xml:space="preserve"/>
-      </w:r>
-      <w:r>
-        <w:rPr>
-          <w:rFonts w:ascii="Arial Narrow" w:eastAsia="Arial Narrow" w:hAnsi="Arial Narrow" w:cs="Arial Narrow"/>
-          <w:sz w:val="16"/>
-          <w:szCs w:val="16"/>
-        </w:rPr>
-        <w:tab/>
-      </w:r>
-      <w:r>
-        <w:rPr>
-          <w:rFonts w:ascii="Arial Narrow" w:eastAsia="Arial Narrow" w:hAnsi="Arial Narrow" w:cs="Arial Narrow"/>
-          <w:b/>
-          <w:bCs/>
-          <w:sz w:val="16"/>
-          <w:szCs w:val="16"/>
-        </w:rPr>
         <w:t>LEY SOBRE FACULTADES, NORMAS Y ORGANIZACIÓN DEL INDECOPI, APROBADA POR DECRETO LEGISLATIVO 807 Artículo 24.-</w:t>
       </w:r>
       <w:r>
@@ -7162,7 +7171,6 @@
           <w:sz w:val="16"/>
           <w:szCs w:val="16"/>
         </w:rPr>
-        <w:tab/>
         <w:t xml:space="preserve"/>
       </w:r>
       <w:r>
@@ -7237,24 +7245,23 @@
           <w:sz w:val="16"/>
           <w:szCs w:val="16"/>
         </w:rPr>
+        <w:t xml:space="preserve"/>
+      </w:r>
+      <w:r>
+        <w:rPr>
+          <w:rFonts w:ascii="Arial Narrow" w:eastAsia="Arial Narrow" w:hAnsi="Arial Narrow" w:cs="Arial Narrow"/>
+          <w:sz w:val="16"/>
+          <w:szCs w:val="16"/>
+        </w:rPr>
+      </w:r>
+      <w:r>
+        <w:rPr>
+          <w:rFonts w:ascii="Arial Narrow" w:eastAsia="Arial Narrow" w:hAnsi="Arial Narrow" w:cs="Arial Narrow"/>
+          <w:b/>
+          <w:sz w:val="16"/>
+          <w:szCs w:val="16"/>
+        </w:rPr>
         <w:tab/>
-        <w:t xml:space="preserve"/>
-      </w:r>
-      <w:r>
-        <w:rPr>
-          <w:rFonts w:ascii="Arial Narrow" w:eastAsia="Arial Narrow" w:hAnsi="Arial Narrow" w:cs="Arial Narrow"/>
-          <w:sz w:val="16"/>
-          <w:szCs w:val="16"/>
-        </w:rPr>
-        <w:tab/>
-      </w:r>
-      <w:r>
-        <w:rPr>
-          <w:rFonts w:ascii="Arial Narrow" w:eastAsia="Arial Narrow" w:hAnsi="Arial Narrow" w:cs="Arial Narrow"/>
-          <w:b/>
-          <w:sz w:val="16"/>
-          <w:szCs w:val="16"/>
-        </w:rPr>
         <w:t>LEY 29571, CÓDIGO DE PROTECCIÓN Y DEFENSA DEL CONSUMIDOR</w:t>
       </w:r>
       <w:r>
@@ -7639,32 +7646,31 @@
           <w:szCs w:val="16"/>
           <w:vertAlign w:val="superscript"/>
         </w:rPr>
+        <w:t xml:space="preserve"/>
+      </w:r>
+      <w:r>
+        <w:rPr>
+          <w:rFonts w:ascii="Arial Narrow" w:eastAsia="Arial Narrow" w:hAnsi="Arial Narrow" w:cs="Arial Narrow"/>
+          <w:sz w:val="16"/>
+          <w:szCs w:val="16"/>
+        </w:rPr>
+        <w:t xml:space="preserve"/>
+      </w:r>
+      <w:r>
+        <w:rPr>
+          <w:rFonts w:ascii="Arial Narrow" w:eastAsia="Arial Narrow" w:hAnsi="Arial Narrow" w:cs="Arial Narrow"/>
+          <w:sz w:val="16"/>
+          <w:szCs w:val="16"/>
+        </w:rPr>
+      </w:r>
+      <w:r>
+        <w:rPr>
+          <w:rFonts w:ascii="Arial Narrow" w:eastAsia="Arial Narrow" w:hAnsi="Arial Narrow" w:cs="Arial Narrow"/>
+          <w:b/>
+          <w:sz w:val="16"/>
+          <w:szCs w:val="16"/>
+        </w:rPr>
         <w:tab/>
-        <w:t xml:space="preserve"/>
-      </w:r>
-      <w:r>
-        <w:rPr>
-          <w:rFonts w:ascii="Arial Narrow" w:eastAsia="Arial Narrow" w:hAnsi="Arial Narrow" w:cs="Arial Narrow"/>
-          <w:sz w:val="16"/>
-          <w:szCs w:val="16"/>
-        </w:rPr>
-        <w:t xml:space="preserve"> </w:t>
-      </w:r>
-      <w:r>
-        <w:rPr>
-          <w:rFonts w:ascii="Arial Narrow" w:eastAsia="Arial Narrow" w:hAnsi="Arial Narrow" w:cs="Arial Narrow"/>
-          <w:sz w:val="16"/>
-          <w:szCs w:val="16"/>
-        </w:rPr>
-        <w:tab/>
-      </w:r>
-      <w:r>
-        <w:rPr>
-          <w:rFonts w:ascii="Arial Narrow" w:eastAsia="Arial Narrow" w:hAnsi="Arial Narrow" w:cs="Arial Narrow"/>
-          <w:b/>
-          <w:sz w:val="16"/>
-          <w:szCs w:val="16"/>
-        </w:rPr>
         <w:t>LEY 29571, CÓDIGO DE PROTECCIÓN Y DEFENSA DEL CONSUMIDOR</w:t>
       </w:r>
       <w:r>
@@ -7868,25 +7874,24 @@
           <w:sz w:val="16"/>
           <w:szCs w:val="16"/>
         </w:rPr>
+        <w:t xml:space="preserve"/>
+      </w:r>
+      <w:r>
+        <w:rPr>
+          <w:rFonts w:ascii="Arial Narrow" w:eastAsia="Arial Narrow" w:hAnsi="Arial Narrow" w:cs="Arial Narrow"/>
+          <w:sz w:val="16"/>
+          <w:szCs w:val="16"/>
+        </w:rPr>
+      </w:r>
+      <w:r>
+        <w:rPr>
+          <w:rFonts w:ascii="Arial Narrow" w:eastAsia="Arial Narrow" w:hAnsi="Arial Narrow" w:cs="Arial Narrow"/>
+          <w:b/>
+          <w:bCs/>
+          <w:sz w:val="16"/>
+          <w:szCs w:val="16"/>
+        </w:rPr>
         <w:tab/>
-        <w:t xml:space="preserve"/>
-      </w:r>
-      <w:r>
-        <w:rPr>
-          <w:rFonts w:ascii="Arial Narrow" w:eastAsia="Arial Narrow" w:hAnsi="Arial Narrow" w:cs="Arial Narrow"/>
-          <w:sz w:val="16"/>
-          <w:szCs w:val="16"/>
-        </w:rPr>
-        <w:tab/>
-      </w:r>
-      <w:r>
-        <w:rPr>
-          <w:rFonts w:ascii="Arial Narrow" w:eastAsia="Arial Narrow" w:hAnsi="Arial Narrow" w:cs="Arial Narrow"/>
-          <w:b/>
-          <w:bCs/>
-          <w:sz w:val="16"/>
-          <w:szCs w:val="16"/>
-        </w:rPr>
         <w:t xml:space="preserve">LEY 29571, CÓDIGO DE PROTECCIÓN Y DEFENSA DEL CONSUMIDOR, publicado el 2 de setiembre de 2010 y modificado por Decreto Legislativo 1308 </w:t>
       </w:r>
     </w:p>
@@ -8687,24 +8692,23 @@
           <w:sz w:val="16"/>
           <w:szCs w:val="16"/>
         </w:rPr>
+        <w:t xml:space="preserve"/>
+      </w:r>
+      <w:r>
+        <w:rPr>
+          <w:rFonts w:ascii="Arial Narrow" w:eastAsia="Arial Narrow" w:hAnsi="Arial Narrow" w:cs="Arial Narrow"/>
+          <w:sz w:val="16"/>
+          <w:szCs w:val="16"/>
+        </w:rPr>
+      </w:r>
+      <w:r>
+        <w:rPr>
+          <w:rFonts w:ascii="Arial Narrow" w:eastAsia="Arial Narrow" w:hAnsi="Arial Narrow" w:cs="Arial Narrow"/>
+          <w:b/>
+          <w:sz w:val="16"/>
+          <w:szCs w:val="16"/>
+        </w:rPr>
         <w:tab/>
-        <w:t xml:space="preserve"/>
-      </w:r>
-      <w:r>
-        <w:rPr>
-          <w:rFonts w:ascii="Arial Narrow" w:eastAsia="Arial Narrow" w:hAnsi="Arial Narrow" w:cs="Arial Narrow"/>
-          <w:sz w:val="16"/>
-          <w:szCs w:val="16"/>
-        </w:rPr>
-        <w:tab/>
-      </w:r>
-      <w:r>
-        <w:rPr>
-          <w:rFonts w:ascii="Arial Narrow" w:eastAsia="Arial Narrow" w:hAnsi="Arial Narrow" w:cs="Arial Narrow"/>
-          <w:b/>
-          <w:sz w:val="16"/>
-          <w:szCs w:val="16"/>
-        </w:rPr>
         <w:t>LEY 29571, CÓDIGO DE PROTECCIÓN Y DEFENSA DEL CONSUMIDOR</w:t>
       </w:r>
       <w:r>
@@ -8919,7 +8923,6 @@
           <w:sz w:val="16"/>
           <w:szCs w:val="16"/>
         </w:rPr>
-        <w:tab/>
         <w:t xml:space="preserve"/>
       </w:r>
       <w:r>
@@ -9037,31 +9040,30 @@
           <w:sz w:val="16"/>
           <w:szCs w:val="16"/>
         </w:rPr>
+        <w:t xml:space="preserve"/>
+      </w:r>
+      <w:r>
+        <w:rPr>
+          <w:rFonts w:ascii="Arial Narrow" w:eastAsia="Arial Narrow" w:hAnsi="Arial Narrow" w:cs="Arial Narrow"/>
+          <w:sz w:val="16"/>
+          <w:szCs w:val="16"/>
+        </w:rPr>
+      </w:r>
+      <w:r>
+        <w:rPr>
+          <w:rFonts w:ascii="Arial Narrow" w:eastAsia="Arial Narrow" w:hAnsi="Arial Narrow" w:cs="Arial Narrow"/>
+          <w:b/>
+          <w:sz w:val="16"/>
+          <w:szCs w:val="16"/>
+        </w:rPr>
         <w:tab/>
-        <w:t xml:space="preserve"/>
-      </w:r>
-      <w:r>
-        <w:rPr>
-          <w:rFonts w:ascii="Arial Narrow" w:eastAsia="Arial Narrow" w:hAnsi="Arial Narrow" w:cs="Arial Narrow"/>
-          <w:sz w:val="16"/>
-          <w:szCs w:val="16"/>
-        </w:rPr>
-        <w:tab/>
-      </w:r>
-      <w:r>
-        <w:rPr>
-          <w:rFonts w:ascii="Arial Narrow" w:eastAsia="Arial Narrow" w:hAnsi="Arial Narrow" w:cs="Arial Narrow"/>
-          <w:b/>
-          <w:sz w:val="16"/>
-          <w:szCs w:val="16"/>
-        </w:rPr>
         <w:t>TEXTO ÚNICO ORDENADO DE LA LEY DEL PROCEDIMIENTO ADMINISTRATIVO GENERAL, aprobado mediante Decreto Supremo 006-2026-JUS y publicado el 30 de abril de 2026</w:t>
       </w:r>
     </w:p>
     <w:p>
       <w:pPr>
         <w:pStyle w:val="Textonotapie"/>
-        <w:ind w:left="1134" w:hanging="567"/>
+        <w:ind w:left="1134"/>
         <w:jc w:val="both"/>
         <w:rPr>
           <w:rFonts w:ascii="Arial Narrow" w:eastAsia="Arial Narrow" w:hAnsi="Arial Narrow" w:cs="Arial Narrow"/>
@@ -9105,7 +9107,7 @@
     <w:p>
       <w:pPr>
         <w:pStyle w:val="Textonotapie"/>
-        <w:ind w:left="1134" w:hanging="567"/>
+        <w:ind w:left="1134" w:hanging="1134"/>
         <w:jc w:val="both"/>
         <w:rPr>
           <w:rFonts w:ascii="Arial Narrow" w:eastAsia="Arial Narrow" w:hAnsi="Arial Narrow" w:cs="Arial Narrow"/>

--- a/plantillas_maestras/05_soat_y_afocat/negativa_cobertura/1_ddo_aseguradora/varon/TPL_0921_2025_SOAT_Y_AFOCAT_NEGATIVA_COBERTURA_ASEGURADORA_VARON_R1.docx
+++ b/plantillas_maestras/05_soat_y_afocat/negativa_cobertura/1_ddo_aseguradora/varon/TPL_0921_2025_SOAT_Y_AFOCAT_NEGATIVA_COBERTURA_ASEGURADORA_VARON_R1.docx
@@ -4836,7 +4836,7 @@
           <w:sz w:val="22"/>
           <w:szCs w:val="22"/>
         </w:rPr>
-        <w:t xml:space="preserve">correr traslado de la presente resolución a Interseguro Compañía de Seguros S.A. para que, de conformidad con lo dispuesto por el artículo 26 de la Ley sobre Facultades, Normas y Organización del Indecopi, aprobada por Decreto Legislativo 807</w:t>
+        <w:t xml:space="preserve">correr traslado de la denuncia del 11 de marzo de 2025 a Interseguro Compañía de Seguros S.A. para que, de conformidad con lo dispuesto por el artículo 26 de la Ley sobre Facultades, Normas y Organización del Indecopi, aprobada por Decreto Legislativo 807</w:t>
       </w:r>
       <w:r>
         <w:rPr>
